--- a/1dcnn_ieee.docx
+++ b/1dcnn_ieee.docx
@@ -1,6 +1,6 @@
 
 <file path=word/document.xml><?xml version="1.0" encoding="utf-8"?>
-<w:document xmlns:cx="http://schemas.microsoft.com/office/drawing/2014/chartex" xmlns:cx1="http://schemas.microsoft.com/office/drawing/2015/9/8/chartex" xmlns:cx2="http://schemas.microsoft.com/office/drawing/2015/10/21/chartex" xmlns:cx3="http://schemas.microsoft.com/office/drawing/2016/5/9/chartex" xmlns:cx4="http://schemas.microsoft.com/office/drawing/2016/5/10/chartex" xmlns:cx5="http://schemas.microsoft.com/office/drawing/2016/5/11/chartex" xmlns:cx6="http://schemas.microsoft.com/office/drawing/2016/5/12/chartex" xmlns:cx7="http://schemas.microsoft.com/office/drawing/2016/5/13/chartex" xmlns:cx8="http://schemas.microsoft.com/office/drawing/2016/5/14/chartex" xmlns:mc="http://schemas.openxmlformats.org/markup-compatibility/2006" xmlns:aink="http://schemas.microsoft.com/office/drawing/2016/ink" xmlns:am3d="http://schemas.microsoft.com/office/drawing/2017/model3d" xmlns:o="urn:schemas-microsoft-com:office:office" xmlns:oel="http://schemas.microsoft.com/office/2019/extlst" xmlns:r="http://purl.oclc.org/ooxml/officeDocument/relationships" xmlns:m="http://purl.oclc.org/ooxml/officeDocument/math" xmlns:v="urn:schemas-microsoft-com:vml" xmlns:wp14="http://schemas.microsoft.com/office/word/2010/wordprocessingDrawing" xmlns:wp="http://purl.oclc.org/ooxml/drawingml/wordprocessingDrawing" xmlns:w10="urn:schemas-microsoft-com:office:word" xmlns:w="http://purl.oclc.org/ooxml/wordprocessingml/main" xmlns:w14="http://schemas.microsoft.com/office/word/2010/wordml" xmlns:w15="http://schemas.microsoft.com/office/word/2012/wordml" xmlns:w16cex="http://schemas.microsoft.com/office/word/2018/wordml/cex" xmlns:w16cid="http://schemas.microsoft.com/office/word/2016/wordml/cid" xmlns:w16="http://schemas.microsoft.com/office/word/2018/wordml" xmlns:w16sdtdh="http://schemas.microsoft.com/office/word/2020/wordml/sdtdatahash" xmlns:w16se="http://schemas.microsoft.com/office/word/2015/wordml/symex" xmlns:wpi="http://schemas.microsoft.com/office/word/2010/wordprocessingInk" xmlns:wne="http://schemas.microsoft.com/office/word/2006/wordml" mc:Ignorable="w14 w15 w16se w16cid w16 w16cex w16sdtdh wne wp14" w:conformance="strict">
+<w:document xmlns:cx="http://schemas.microsoft.com/office/drawing/2014/chartex" xmlns:cx1="http://schemas.microsoft.com/office/drawing/2015/9/8/chartex" xmlns:cx2="http://schemas.microsoft.com/office/drawing/2015/10/21/chartex" xmlns:cx3="http://schemas.microsoft.com/office/drawing/2016/5/9/chartex" xmlns:cx4="http://schemas.microsoft.com/office/drawing/2016/5/10/chartex" xmlns:cx5="http://schemas.microsoft.com/office/drawing/2016/5/11/chartex" xmlns:cx6="http://schemas.microsoft.com/office/drawing/2016/5/12/chartex" xmlns:cx7="http://schemas.microsoft.com/office/drawing/2016/5/13/chartex" xmlns:cx8="http://schemas.microsoft.com/office/drawing/2016/5/14/chartex" xmlns:mc="http://schemas.openxmlformats.org/markup-compatibility/2006" xmlns:aink="http://schemas.microsoft.com/office/drawing/2016/ink" xmlns:am3d="http://schemas.microsoft.com/office/drawing/2017/model3d" xmlns:o="urn:schemas-microsoft-com:office:office" xmlns:oel="http://schemas.microsoft.com/office/2019/extlst" xmlns:r="http://purl.oclc.org/ooxml/officeDocument/relationships" xmlns:m="http://purl.oclc.org/ooxml/officeDocument/math" xmlns:v="urn:schemas-microsoft-com:vml" xmlns:wp14="http://schemas.microsoft.com/office/word/2010/wordprocessingDrawing" xmlns:wp="http://purl.oclc.org/ooxml/drawingml/wordprocessingDrawing" xmlns:w10="urn:schemas-microsoft-com:office:word" xmlns:w="http://purl.oclc.org/ooxml/wordprocessingml/main" xmlns:w14="http://schemas.microsoft.com/office/word/2010/wordml" xmlns:w15="http://schemas.microsoft.com/office/word/2012/wordml" xmlns:w16cex="http://schemas.microsoft.com/office/word/2018/wordml/cex" xmlns:w16cid="http://schemas.microsoft.com/office/word/2016/wordml/cid" xmlns:w16="http://schemas.microsoft.com/office/word/2018/wordml" xmlns:w16du="http://schemas.microsoft.com/office/word/2023/wordml/word16du" xmlns:w16sdtdh="http://schemas.microsoft.com/office/word/2020/wordml/sdtdatahash" xmlns:w16se="http://schemas.microsoft.com/office/word/2015/wordml/symex" xmlns:wpi="http://schemas.microsoft.com/office/word/2010/wordprocessingInk" xmlns:wne="http://schemas.microsoft.com/office/word/2006/wordml" mc:Ignorable="w14 w15 w16se w16cid w16 w16cex w16sdtdh w16du wne wp14" w:conformance="strict">
   <w:body>
     <w:p>
       <w:pPr>
@@ -15,6 +15,12 @@
           <w:kern w:val="48"/>
         </w:rPr>
         <w:t>Fall Detection by 1D-CNN based on public dataset</w:t>
+      </w:r>
+      <w:r>
+        <w:rPr>
+          <w:kern w:val="48"/>
+        </w:rPr>
+        <w:t xml:space="preserve"> using a smartwatch on the wrist</w:t>
       </w:r>
     </w:p>
     <w:p>
@@ -160,10 +166,7 @@
         <w:t>—</w:t>
       </w:r>
       <w:r>
-        <w:t xml:space="preserve"> </w:t>
-      </w:r>
-      <w:r>
-        <w:t>Falls among the elderly population pose a significant threat, often leading to severe injuries, loss of independence, and even fatality. To address this critical issue, researchers have been exploring various approaches to develop effective fall detection systems. In this study, we present a novel fall detection algorithm that leverages the WEDA-FALL dataset, a comprehensive dataset that includes data from wrist-worn sensors capturing both simulated and real-world fall incidents involving elderly individuals. The key insight behind our approach is the observation that falls often exhibit distinct patterns in sensor data. To capture these patterns, we employ a one-dimensional convolutional neural network (1D-CNN) architecture, which has been shown to be well-suited for time-series data analysis. By training our model on the WEDA-FALL dataset, we were able to achieve an impressive accuracy of 94% in fall detection, surpassing the commonly reported accuracy levels of around 90% in the existing literature. The high performance of our algorithm can be attributed to the use of the WEDA-FALL dataset and the effectiveness of the 1D-CNN architecture in extracting and learning the characteristic patterns in the sensor data. Notably, our algorithm offers the key features of being quick, highly accurate, and cost-effective, making it a promising solution for practical deployment in real-world settings to improve the safety and well-being of the aging population.</w:t>
+        <w:t xml:space="preserve"> Falls among the elderly population pose a significant threat, often leading to severe injuries, loss of independence, and even fatality. To address this critical issue, researchers have been exploring various approaches to develop effective fall detection systems. In this study, we present a novel fall detection algorithm that leverages the WEDA-FALL dataset, a comprehensive dataset that includes data from wrist-worn sensors capturing both simulated and real-world fall incidents involving elderly individuals. The key insight behind our approach is the observation that falls often exhibit distinct patterns in sensor data. To capture these patterns, we employ a one-dimensional convolutional neural network (1D-CNN) architecture, which has been shown to be well-suited for time-series data analysis. By training our model on the WEDA-FALL dataset, we were able to achieve an impressive accuracy of 94% in fall detection, surpassing the commonly reported accuracy levels of around 90% in the existing literature. The high performance of our algorithm can be attributed to the use of the WEDA-FALL dataset and the effectiveness of the 1D-CNN architecture in extracting and learning the characteristic patterns in the sensor data. Notably, our algorithm offers the key features of being quick, highly accurate, and cost-effective, making it a promising solution for practical deployment in real-world settings to improve the safety and well-being of the aging population.</w:t>
       </w:r>
     </w:p>
     <w:p>
@@ -174,10 +177,7 @@
         <w:t>Keywords—</w:t>
       </w:r>
       <w:r>
-        <w:t xml:space="preserve"> </w:t>
-      </w:r>
-      <w:r>
-        <w:t>Fall Detection, gyroscope, 1D-CNN, WEDA-FALL</w:t>
+        <w:t xml:space="preserve"> Fall Detection, gyroscope, 1D-CNN, WEDA-FALL</w:t>
       </w:r>
     </w:p>
     <w:p>
@@ -203,54 +203,117 @@
         <w:pStyle w:val="BodyText"/>
       </w:pPr>
       <w:r>
-        <w:t xml:space="preserve">This template, </w:t>
-      </w:r>
-      <w:r>
-        <w:t>modified</w:t>
-      </w:r>
-      <w:r>
-        <w:t xml:space="preserve"> in MS Word 200</w:t>
-      </w:r>
-      <w:r>
-        <w:rPr>
-          <w:lang w:val="en-US"/>
-        </w:rPr>
-        <w:t>7</w:t>
-      </w:r>
-      <w:r>
-        <w:t xml:space="preserve"> and saved as </w:t>
-      </w:r>
-      <w:r>
-        <w:rPr>
-          <w:lang w:val="en-US"/>
-        </w:rPr>
-        <w:t xml:space="preserve">a </w:t>
-      </w:r>
-      <w:r>
-        <w:t>“Word 97-200</w:t>
-      </w:r>
-      <w:r>
-        <w:t>3</w:t>
+        <w:t>Falls are a serious concern for individuals of all ages, but they pose a particular risk to older adults.</w:t>
       </w:r>
       <w:r>
         <w:t xml:space="preserve"> </w:t>
       </w:r>
       <w:r>
-        <w:rPr>
-          <w:lang w:val="en-US"/>
-        </w:rPr>
-        <w:t>Document</w:t>
-      </w:r>
-      <w:r>
-        <w:t>” for the PC, provides authors with most of the formatting specifications needed for preparing electronic versions of their papers. All standard paper components have been specified for three reasons: (1) ease of use when formatting individual papers, (2) automatic compliance to electronic requirements that facilitate the concurrent or later production of electronic products, and (3) conformity of style throughout a conference proceedings. Margins, column widths, line spacing, and type styles are built-in; examples of the type styles are provided throughout this document and are identified in italic type, within parentheses, following the example. Some components, such as multi-leveled equations, graphics, and tables are not prescribed, although the various table text styles are provided. The formatter will need to create these components, incorporating the applicable criteria that follow.</w:t>
-      </w:r>
-    </w:p>
-    <w:p>
-      <w:pPr>
-        <w:pStyle w:val="Heading1"/>
-      </w:pPr>
-      <w:r>
-        <w:t>Experimental methods</w:t>
+        <w:t>The consequences of a fall can range from minor injuries to life-threatening complications.</w:t>
+      </w:r>
+      <w:r>
+        <w:t xml:space="preserve"> </w:t>
+      </w:r>
+      <w:r>
+        <w:t xml:space="preserve">The </w:t>
+      </w:r>
+      <w:r>
+        <w:t xml:space="preserve">benefits of </w:t>
+      </w:r>
+      <w:r>
+        <w:t xml:space="preserve">successful </w:t>
+      </w:r>
+      <w:r>
+        <w:t>fall detection</w:t>
+      </w:r>
+      <w:r>
+        <w:t xml:space="preserve">: (1) </w:t>
+      </w:r>
+      <w:r>
+        <w:t>Reduced risk of serious injury</w:t>
+      </w:r>
+      <w:r>
+        <w:t xml:space="preserve"> as f</w:t>
+      </w:r>
+      <w:r>
+        <w:t>all detection systems can alert caregivers or emergency services immediately</w:t>
+      </w:r>
+      <w:r>
+        <w:t xml:space="preserve">, (2) </w:t>
+      </w:r>
+      <w:r>
+        <w:t>Maintaining independence</w:t>
+      </w:r>
+      <w:r>
+        <w:t xml:space="preserve"> because f</w:t>
+      </w:r>
+      <w:r>
+        <w:t>all detection empowers individuals to remain active and engaged in their daily lives without fear of falling.</w:t>
+      </w:r>
+      <w:r>
+        <w:t xml:space="preserve"> </w:t>
+      </w:r>
+      <w:r>
+        <w:t xml:space="preserve">(3) </w:t>
+      </w:r>
+      <w:r>
+        <w:t>Peace of mind for caregivers</w:t>
+      </w:r>
+      <w:r>
+        <w:t xml:space="preserve"> by k</w:t>
+      </w:r>
+      <w:r>
+        <w:t>nowing that a loved one is protected by fall detection technology</w:t>
+      </w:r>
+      <w:r>
+        <w:t>,</w:t>
+      </w:r>
+      <w:r>
+        <w:t xml:space="preserve"> and (</w:t>
+      </w:r>
+      <w:r>
+        <w:t>4</w:t>
+      </w:r>
+      <w:r>
+        <w:t xml:space="preserve">) </w:t>
+      </w:r>
+      <w:r>
+        <w:t>Early intervention and prevention</w:t>
+      </w:r>
+      <w:r>
+        <w:t xml:space="preserve">. </w:t>
+      </w:r>
+      <w:r>
+        <w:t>In conclusion, fall detection is an essential tool for promoting safety, independence, and overall well-being, especially for older adults.</w:t>
+      </w:r>
+      <w:r>
+        <w:t xml:space="preserve"> </w:t>
+      </w:r>
+    </w:p>
+    <w:p>
+      <w:pPr>
+        <w:pStyle w:val="BodyText"/>
+        <w:rPr>
+          <w:lang w:val="en-AU"/>
+        </w:rPr>
+      </w:pPr>
+      <w:r>
+        <w:rPr>
+          <w:lang w:val="en-AU"/>
+        </w:rPr>
+        <w:t>Fall detection algorithms are the computational brains behind the technology that safeguards individuals from the consequences of falls. These algorithms process data collected from various sensors to accurately identify when a fall has occurred.</w:t>
+      </w:r>
+      <w:r>
+        <w:rPr>
+          <w:lang w:val="en-AU"/>
+        </w:rPr>
+        <w:t xml:space="preserve"> </w:t>
+      </w:r>
+      <w:r>
+        <w:rPr>
+          <w:lang w:val="en-AU"/>
+        </w:rPr>
+        <w:t>Broadly, fall detection algorithms can be categorized into three primary approaches:</w:t>
       </w:r>
     </w:p>
     <w:p>
@@ -262,67 +325,65 @@
         </w:tabs>
       </w:pPr>
       <w:r>
-        <w:t>Fall pattern</w:t>
+        <w:t>Wearable Sensor-Based Algorithms</w:t>
       </w:r>
     </w:p>
     <w:p>
       <w:pPr>
         <w:pStyle w:val="BodyText"/>
-      </w:pPr>
-      <w:r>
-        <w:t xml:space="preserve">First, confirm that you have the correct template for your paper size. This template has been tailored for output on the </w:t>
-      </w:r>
-      <w:r>
-        <w:rPr>
-          <w:lang w:val="en-US"/>
-        </w:rPr>
-        <w:t>A4</w:t>
-      </w:r>
-      <w:r>
-        <w:t xml:space="preserve"> paper size. If you are using </w:t>
-      </w:r>
-      <w:r>
-        <w:rPr>
-          <w:lang w:val="en-US"/>
-        </w:rPr>
-        <w:t>US letter</w:t>
-      </w:r>
-      <w:r>
-        <w:t>-sized paper, please close this</w:t>
-      </w:r>
-      <w:r>
-        <w:t xml:space="preserve"> file and download the </w:t>
-      </w:r>
-      <w:r>
-        <w:rPr>
-          <w:lang w:val="en-US"/>
-        </w:rPr>
-        <w:t xml:space="preserve">Microsoft Word, Letter </w:t>
-      </w:r>
-      <w:r>
-        <w:t>file</w:t>
-      </w:r>
-      <w:r>
-        <w:t>.</w:t>
-      </w:r>
-    </w:p>
-    <w:p>
-      <w:pPr>
-        <w:pStyle w:val="Heading2"/>
-      </w:pPr>
-      <w:r>
-        <w:t>CNN</w:t>
+        <w:rPr>
+          <w:lang w:val="en-AU"/>
+        </w:rPr>
+      </w:pPr>
+      <w:r>
+        <w:rPr>
+          <w:lang w:val="en-AU"/>
+        </w:rPr>
+        <w:t>These algorithms utilize data from sensors embedded in wearable devices such as smartwatches, accelerometers, gyroscopes, and heart rate monitors.</w:t>
       </w:r>
     </w:p>
     <w:p>
       <w:pPr>
         <w:pStyle w:val="BodyText"/>
-      </w:pPr>
-      <w:r>
-        <w:t xml:space="preserve">Convolutional neural networks (CNNs) are a type of deep learning architecture particularly well-suited for processing </w:t>
-      </w:r>
-      <w:r>
-        <w:t>and analyzing spatial data, such as images. CNNs consist of multiple layers that perform convolution, pooling, and fully connected operations to extract relevant features from the input data. The convolutional layers apply filters to local regions of the input, allowing the network to learn spatial patterns. The pooling layers then reduce the spatial dimensions of the feature maps, while the fully connected layers perform classification or regression tasks based on the extracted features. For time-series data like sensor readings, a 1D-CNN architecture is more appropriate, as it operates on 1-dimensional sequences rather than 2D images. 1D-CNNs are able to effectively capture the temporal patterns in sensor data, making them a suitable choice for the fall detection task at hand, where the sensor readings exhibit characteristic patterns associated with fall events.</w:t>
+        <w:rPr>
+          <w:lang w:val="en-AU"/>
+        </w:rPr>
+      </w:pPr>
+    </w:p>
+    <w:p>
+      <w:pPr>
+        <w:pStyle w:val="bulletlist"/>
+        <w:tabs>
+          <w:tab w:val="clear" w:pos="32.40pt"/>
+        </w:tabs>
+        <w:ind w:start="28.80pt" w:hanging="14.40pt"/>
+      </w:pPr>
+      <w:r>
+        <w:t>Threshold-based methods: These algorithms establish predefined thresholds for sensor values. If these thresholds are exceeded during a specific time frame, a fall is detected.</w:t>
+      </w:r>
+    </w:p>
+    <w:p>
+      <w:pPr>
+        <w:pStyle w:val="bulletlist"/>
+        <w:tabs>
+          <w:tab w:val="clear" w:pos="32.40pt"/>
+        </w:tabs>
+        <w:ind w:start="28.80pt" w:hanging="14.40pt"/>
+      </w:pPr>
+      <w:r>
+        <w:t>Machine learning-based methods: Employing algorithms like Support Vector Machines (SVM), Random Forests, or Naive Bayes, these methods learn patterns from training data and classify new data as either a fall or non-fall event.</w:t>
+      </w:r>
+    </w:p>
+    <w:p>
+      <w:pPr>
+        <w:pStyle w:val="bulletlist"/>
+        <w:tabs>
+          <w:tab w:val="clear" w:pos="32.40pt"/>
+        </w:tabs>
+        <w:ind w:start="28.80pt" w:hanging="14.40pt"/>
+      </w:pPr>
+      <w:r>
+        <w:t>Deep learning-based methods: Leveraging neural networks, these algorithms excel at extracting complex features from sensor data, leading to high accuracy in fall detection.</w:t>
       </w:r>
     </w:p>
     <w:p>
@@ -334,7 +395,87 @@
         </w:tabs>
       </w:pPr>
       <w:r>
-        <w:t>Dataset selection</w:t>
+        <w:t>Camera-Based Algorithms</w:t>
+      </w:r>
+    </w:p>
+    <w:p>
+      <w:pPr>
+        <w:pStyle w:val="BodyText"/>
+        <w:rPr>
+          <w:lang w:val="en-AU"/>
+        </w:rPr>
+      </w:pPr>
+      <w:r>
+        <w:rPr>
+          <w:lang w:val="en-AU"/>
+        </w:rPr>
+        <w:t xml:space="preserve">These algorithms </w:t>
+      </w:r>
+      <w:proofErr w:type="spellStart"/>
+      <w:r>
+        <w:rPr>
+          <w:lang w:val="en-AU"/>
+        </w:rPr>
+        <w:t>analyze</w:t>
+      </w:r>
+      <w:proofErr w:type="spellEnd"/>
+      <w:r>
+        <w:rPr>
+          <w:lang w:val="en-AU"/>
+        </w:rPr>
+        <w:t xml:space="preserve"> video footage to detect falls.</w:t>
+      </w:r>
+    </w:p>
+    <w:p>
+      <w:pPr>
+        <w:pStyle w:val="bulletlist"/>
+        <w:tabs>
+          <w:tab w:val="clear" w:pos="32.40pt"/>
+        </w:tabs>
+        <w:ind w:start="28.80pt" w:hanging="14.40pt"/>
+      </w:pPr>
+      <w:r>
+        <w:t>Inactivity detection: These algorithms monitor for prolonged periods of stillness or unusual body postures, indicating a potential fall.</w:t>
+      </w:r>
+    </w:p>
+    <w:p>
+      <w:pPr>
+        <w:pStyle w:val="bulletlist"/>
+        <w:tabs>
+          <w:tab w:val="clear" w:pos="32.40pt"/>
+        </w:tabs>
+        <w:ind w:start="28.80pt" w:hanging="14.40pt"/>
+      </w:pPr>
+      <w:r>
+        <w:t xml:space="preserve">Body shape change analysis: By </w:t>
+      </w:r>
+      <w:proofErr w:type="spellStart"/>
+      <w:r>
+        <w:t>analyzing</w:t>
+      </w:r>
+      <w:proofErr w:type="spellEnd"/>
+      <w:r>
+        <w:t xml:space="preserve"> changes in a person's body shape over time, these algorithms can identify the </w:t>
+      </w:r>
+      <w:proofErr w:type="gramStart"/>
+      <w:r>
+        <w:t>sudden collapse</w:t>
+      </w:r>
+      <w:proofErr w:type="gramEnd"/>
+      <w:r>
+        <w:t xml:space="preserve"> associated with a fall.</w:t>
+      </w:r>
+    </w:p>
+    <w:p>
+      <w:pPr>
+        <w:pStyle w:val="bulletlist"/>
+        <w:tabs>
+          <w:tab w:val="clear" w:pos="32.40pt"/>
+        </w:tabs>
+        <w:ind w:start="28.80pt" w:hanging="14.40pt"/>
+      </w:pPr>
+      <w:r>
+        <w:t>3D head motion analysis: Focusing on the rapid and uncontrolled movement of the head during a fall, these algorithms can accurately detect fall events.</w:t>
       </w:r>
     </w:p>
     <w:p>
@@ -346,6 +487,428 @@
         </w:tabs>
       </w:pPr>
       <w:r>
+        <w:t>Ambient Sensor-Based Algorithms</w:t>
+      </w:r>
+    </w:p>
+    <w:p>
+      <w:pPr>
+        <w:pStyle w:val="BodyText"/>
+        <w:rPr>
+          <w:lang w:val="en-AU"/>
+        </w:rPr>
+      </w:pPr>
+      <w:r>
+        <w:rPr>
+          <w:lang w:val="en-AU"/>
+        </w:rPr>
+        <w:t>These algorithms utilize sensors placed in the environment, such as pressure sensors, microphones, or radar-based systems.</w:t>
+      </w:r>
+    </w:p>
+    <w:p>
+      <w:pPr>
+        <w:pStyle w:val="bulletlist"/>
+        <w:tabs>
+          <w:tab w:val="clear" w:pos="32.40pt"/>
+        </w:tabs>
+        <w:ind w:start="28.80pt" w:hanging="14.40pt"/>
+      </w:pPr>
+      <w:r>
+        <w:t>Pressure sensor-based methods: Detect changes in pressure distribution when a person falls.</w:t>
+      </w:r>
+    </w:p>
+    <w:p>
+      <w:pPr>
+        <w:pStyle w:val="bulletlist"/>
+        <w:tabs>
+          <w:tab w:val="clear" w:pos="32.40pt"/>
+        </w:tabs>
+        <w:ind w:start="28.80pt" w:hanging="14.40pt"/>
+      </w:pPr>
+      <w:r>
+        <w:t xml:space="preserve">Acoustic-based methods: </w:t>
+      </w:r>
+      <w:proofErr w:type="spellStart"/>
+      <w:r>
+        <w:t>Analyze</w:t>
+      </w:r>
+      <w:proofErr w:type="spellEnd"/>
+      <w:r>
+        <w:t xml:space="preserve"> sound patterns for unusual noises associated with a fall.</w:t>
+      </w:r>
+    </w:p>
+    <w:p>
+      <w:pPr>
+        <w:pStyle w:val="bulletlist"/>
+        <w:tabs>
+          <w:tab w:val="clear" w:pos="32.40pt"/>
+        </w:tabs>
+        <w:ind w:start="28.80pt" w:hanging="14.40pt"/>
+      </w:pPr>
+      <w:r>
+        <w:t>Radar-based methods: Use radar signals to track human movement and detect abnormal motion patterns.</w:t>
+      </w:r>
+    </w:p>
+    <w:p>
+      <w:pPr>
+        <w:pStyle w:val="BodyText"/>
+        <w:rPr>
+          <w:lang w:val="en-AU"/>
+        </w:rPr>
+      </w:pPr>
+      <w:r>
+        <w:rPr>
+          <w:lang w:val="en-AU"/>
+        </w:rPr>
+        <w:t>It's important to note that the choice of algorithm depends on factors such as desired accuracy, computational resources, user preferences, and the specific environment where the system will be deployed. Additionally, many systems combine multiple algorithm types to improve overall performance and robustness.</w:t>
+      </w:r>
+    </w:p>
+    <w:p>
+      <w:pPr>
+        <w:pStyle w:val="BodyText"/>
+        <w:rPr>
+          <w:lang w:val="en-AU"/>
+        </w:rPr>
+      </w:pPr>
+      <w:r>
+        <w:rPr>
+          <w:lang w:val="en-AU"/>
+        </w:rPr>
+        <w:t>Developing robust fall detection algorithms requires access to high-quality datasets that accurately represent real-world scenarios. Several public datasets have been made available to facilitate research in this area.</w:t>
+      </w:r>
+    </w:p>
+    <w:p>
+      <w:pPr>
+        <w:pStyle w:val="BodyText"/>
+        <w:rPr>
+          <w:lang w:val="en-AU"/>
+        </w:rPr>
+      </w:pPr>
+    </w:p>
+    <w:p>
+      <w:pPr>
+        <w:pStyle w:val="BodyText"/>
+        <w:rPr>
+          <w:lang w:val="en-AU"/>
+        </w:rPr>
+      </w:pPr>
+      <w:r>
+        <w:rPr>
+          <w:lang w:val="en-AU"/>
+        </w:rPr>
+        <w:lastRenderedPageBreak/>
+        <w:t>Key Considerations for Fall Detection Datasets</w:t>
+      </w:r>
+    </w:p>
+    <w:p>
+      <w:pPr>
+        <w:pStyle w:val="BodyText"/>
+        <w:rPr>
+          <w:lang w:val="en-AU"/>
+        </w:rPr>
+      </w:pPr>
+      <w:r>
+        <w:rPr>
+          <w:lang w:val="en-AU"/>
+        </w:rPr>
+        <w:t>Sensor data: Accelerometer, gyroscope, and magnetometer data are commonly used.</w:t>
+      </w:r>
+    </w:p>
+    <w:p>
+      <w:pPr>
+        <w:pStyle w:val="BodyText"/>
+        <w:rPr>
+          <w:lang w:val="en-AU"/>
+        </w:rPr>
+      </w:pPr>
+      <w:r>
+        <w:rPr>
+          <w:lang w:val="en-AU"/>
+        </w:rPr>
+        <w:t>Fall types: Datasets should include various fall scenarios, such as forward falls, backward falls, and side falls.</w:t>
+      </w:r>
+    </w:p>
+    <w:p>
+      <w:pPr>
+        <w:pStyle w:val="BodyText"/>
+        <w:rPr>
+          <w:lang w:val="en-AU"/>
+        </w:rPr>
+      </w:pPr>
+      <w:r>
+        <w:rPr>
+          <w:lang w:val="en-AU"/>
+        </w:rPr>
+        <w:t>Activities of Daily Living (ADLs): A comprehensive dataset should include a wide range of ADLs to ensure accurate fall discrimination.</w:t>
+      </w:r>
+    </w:p>
+    <w:p>
+      <w:pPr>
+        <w:pStyle w:val="BodyText"/>
+        <w:rPr>
+          <w:lang w:val="en-AU"/>
+        </w:rPr>
+      </w:pPr>
+      <w:r>
+        <w:rPr>
+          <w:lang w:val="en-AU"/>
+        </w:rPr>
+        <w:t>Subject diversity: The dataset should represent a diverse population in terms of age, gender, and physical condition.</w:t>
+      </w:r>
+    </w:p>
+    <w:p>
+      <w:pPr>
+        <w:pStyle w:val="BodyText"/>
+        <w:rPr>
+          <w:lang w:val="en-AU"/>
+        </w:rPr>
+      </w:pPr>
+      <w:r>
+        <w:rPr>
+          <w:lang w:val="en-AU"/>
+        </w:rPr>
+        <w:t>Popular Public Datasets</w:t>
+      </w:r>
+    </w:p>
+    <w:p>
+      <w:pPr>
+        <w:pStyle w:val="BodyText"/>
+        <w:rPr>
+          <w:lang w:val="en-AU"/>
+        </w:rPr>
+      </w:pPr>
+      <w:r>
+        <w:rPr>
+          <w:lang w:val="en-AU"/>
+        </w:rPr>
+        <w:t>While the field is continuously evolving, here are some notable datasets:</w:t>
+      </w:r>
+    </w:p>
+    <w:p>
+      <w:pPr>
+        <w:pStyle w:val="BodyText"/>
+        <w:rPr>
+          <w:lang w:val="en-AU"/>
+        </w:rPr>
+      </w:pPr>
+      <w:proofErr w:type="spellStart"/>
+      <w:r>
+        <w:rPr>
+          <w:lang w:val="en-AU"/>
+        </w:rPr>
+        <w:t>SisFall</w:t>
+      </w:r>
+      <w:proofErr w:type="spellEnd"/>
+      <w:r>
+        <w:rPr>
+          <w:lang w:val="en-AU"/>
+        </w:rPr>
+        <w:t xml:space="preserve">, </w:t>
+      </w:r>
+      <w:proofErr w:type="spellStart"/>
+      <w:r>
+        <w:rPr>
+          <w:lang w:val="en-AU"/>
+        </w:rPr>
+        <w:t>tFall</w:t>
+      </w:r>
+      <w:proofErr w:type="spellEnd"/>
+      <w:r>
+        <w:rPr>
+          <w:lang w:val="en-AU"/>
+        </w:rPr>
+        <w:t xml:space="preserve">, </w:t>
+      </w:r>
+      <w:proofErr w:type="spellStart"/>
+      <w:r>
+        <w:rPr>
+          <w:lang w:val="en-AU"/>
+        </w:rPr>
+        <w:t>MobiFall</w:t>
+      </w:r>
+      <w:proofErr w:type="spellEnd"/>
+      <w:r>
+        <w:rPr>
+          <w:lang w:val="en-AU"/>
+        </w:rPr>
+        <w:t xml:space="preserve">, and </w:t>
+      </w:r>
+      <w:proofErr w:type="spellStart"/>
+      <w:r>
+        <w:rPr>
+          <w:lang w:val="en-AU"/>
+        </w:rPr>
+        <w:t>FallAllD</w:t>
+      </w:r>
+      <w:proofErr w:type="spellEnd"/>
+      <w:r>
+        <w:rPr>
+          <w:lang w:val="en-AU"/>
+        </w:rPr>
+        <w:t>: These datasets primarily focus on post-fall detection and include data from wearable sensors.</w:t>
+      </w:r>
+    </w:p>
+    <w:p>
+      <w:pPr>
+        <w:pStyle w:val="BodyText"/>
+        <w:rPr>
+          <w:lang w:val="en-AU"/>
+        </w:rPr>
+      </w:pPr>
+      <w:proofErr w:type="spellStart"/>
+      <w:r>
+        <w:rPr>
+          <w:lang w:val="en-AU"/>
+        </w:rPr>
+        <w:t>KFall</w:t>
+      </w:r>
+      <w:proofErr w:type="spellEnd"/>
+      <w:r>
+        <w:rPr>
+          <w:lang w:val="en-AU"/>
+        </w:rPr>
+        <w:t>: A larger dataset that includes pre-impact fall detection, making it more suitable for real-world applications. It also incorporates synchronized video data for analysis.</w:t>
+      </w:r>
+    </w:p>
+    <w:p>
+      <w:pPr>
+        <w:pStyle w:val="BodyText"/>
+        <w:rPr>
+          <w:lang w:val="en-AU"/>
+        </w:rPr>
+      </w:pPr>
+      <w:r>
+        <w:rPr>
+          <w:lang w:val="en-AU"/>
+        </w:rPr>
+        <w:t>UP-Fall Detection: This dataset offers a multimodal approach, including data from wearable sensors, ambient sensors, and vision equipment.</w:t>
+      </w:r>
+    </w:p>
+    <w:p>
+      <w:pPr>
+        <w:pStyle w:val="BodyText"/>
+        <w:rPr>
+          <w:lang w:val="en-AU"/>
+        </w:rPr>
+      </w:pPr>
+      <w:r>
+        <w:rPr>
+          <w:lang w:val="en-AU"/>
+        </w:rPr>
+        <w:t>Other datasets: Depending on specific research needs, additional datasets may be available from academic institutions or research projects.</w:t>
+      </w:r>
+    </w:p>
+    <w:p>
+      <w:pPr>
+        <w:pStyle w:val="BodyText"/>
+        <w:rPr>
+          <w:lang w:val="en-AU"/>
+        </w:rPr>
+      </w:pPr>
+      <w:r>
+        <w:rPr>
+          <w:lang w:val="en-AU"/>
+        </w:rPr>
+        <w:t>It's important to note that the suitability of a dataset depends on the specific research objectives and the type of fall detection system being developed.</w:t>
+      </w:r>
+    </w:p>
+    <w:p>
+      <w:pPr>
+        <w:pStyle w:val="Heading1"/>
+      </w:pPr>
+      <w:r>
+        <w:t>Experimental methods</w:t>
+      </w:r>
+    </w:p>
+    <w:p>
+      <w:pPr>
+        <w:pStyle w:val="Heading2"/>
+        <w:tabs>
+          <w:tab w:val="clear" w:pos="18pt"/>
+          <w:tab w:val="num" w:pos="14.40pt"/>
+        </w:tabs>
+      </w:pPr>
+      <w:r>
+        <w:t>Fall pattern</w:t>
+      </w:r>
+    </w:p>
+    <w:p>
+      <w:pPr>
+        <w:pStyle w:val="BodyText"/>
+      </w:pPr>
+      <w:r>
+        <w:t xml:space="preserve">First, confirm that you have the correct template for your paper size. This template has been tailored for output on the </w:t>
+      </w:r>
+      <w:r>
+        <w:rPr>
+          <w:lang w:val="en-US"/>
+        </w:rPr>
+        <w:t>A4</w:t>
+      </w:r>
+      <w:r>
+        <w:t xml:space="preserve"> paper size. If you are using </w:t>
+      </w:r>
+      <w:r>
+        <w:rPr>
+          <w:lang w:val="en-US"/>
+        </w:rPr>
+        <w:t>US letter</w:t>
+      </w:r>
+      <w:r>
+        <w:t>-sized paper, please close this</w:t>
+      </w:r>
+      <w:r>
+        <w:t xml:space="preserve"> file and download the </w:t>
+      </w:r>
+      <w:r>
+        <w:rPr>
+          <w:lang w:val="en-US"/>
+        </w:rPr>
+        <w:t xml:space="preserve">Microsoft Word, Letter </w:t>
+      </w:r>
+      <w:r>
+        <w:t>file</w:t>
+      </w:r>
+      <w:r>
+        <w:t>.</w:t>
+      </w:r>
+    </w:p>
+    <w:p>
+      <w:pPr>
+        <w:pStyle w:val="Heading2"/>
+      </w:pPr>
+      <w:r>
+        <w:t>CNN</w:t>
+      </w:r>
+    </w:p>
+    <w:p>
+      <w:pPr>
+        <w:pStyle w:val="BodyText"/>
+      </w:pPr>
+      <w:r>
+        <w:t>Convolutional neural networks (CNNs) are a type of deep learning architecture particularly well-suited for processing and analyzing spatial data, such as images. CNNs consist of multiple layers that perform convolution, pooling, and fully connected operations to extract relevant features from the input data. The convolutional layers apply filters to local regions of the input, allowing the network to learn spatial patterns. The pooling layers then reduce the spatial dimensions of the feature maps, while the fully connected layers perform classification or regression tasks based on the extracted features. For time-series data like sensor readings, a 1D-CNN architecture is more appropriate, as it operates on 1-dimensional sequences rather than 2D images. 1D-CNNs are able to effectively capture the temporal patterns in sensor data, making them a suitable choice for the fall detection task at hand, where the sensor readings exhibit characteristic patterns associated with fall events.</w:t>
+      </w:r>
+    </w:p>
+    <w:p>
+      <w:pPr>
+        <w:pStyle w:val="Heading2"/>
+        <w:tabs>
+          <w:tab w:val="clear" w:pos="18pt"/>
+          <w:tab w:val="num" w:pos="14.40pt"/>
+        </w:tabs>
+      </w:pPr>
+      <w:r>
+        <w:t>Dataset selection</w:t>
+      </w:r>
+    </w:p>
+    <w:p>
+      <w:pPr>
+        <w:pStyle w:val="Heading2"/>
+        <w:tabs>
+          <w:tab w:val="clear" w:pos="18pt"/>
+          <w:tab w:val="num" w:pos="14.40pt"/>
+        </w:tabs>
+      </w:pPr>
+      <w:r>
         <w:t>Data Preparation</w:t>
       </w:r>
     </w:p>
@@ -380,21 +943,7 @@
         <w:rPr>
           <w:lang w:val="en-US"/>
         </w:rPr>
-        <w:t xml:space="preserve">Complete all content and organizational editing before formatting. Please note sections A-D below for more information on proofreading, </w:t>
-      </w:r>
-      <w:proofErr w:type="gramStart"/>
-      <w:r>
-        <w:rPr>
-          <w:lang w:val="en-US"/>
-        </w:rPr>
-        <w:t>spelling</w:t>
-      </w:r>
-      <w:proofErr w:type="gramEnd"/>
-      <w:r>
-        <w:rPr>
-          <w:lang w:val="en-US"/>
-        </w:rPr>
-        <w:t xml:space="preserve"> and grammar.</w:t>
+        <w:t>Complete all content and organizational editing before formatting. Please note sections A-D below for more information on proofreading, spelling and grammar.</w:t>
       </w:r>
     </w:p>
     <w:p>
@@ -509,7 +1058,6 @@
         <w:ind w:firstLine="14.45pt"/>
       </w:pPr>
       <w:r>
-        <w:lastRenderedPageBreak/>
         <w:t>Identif</w:t>
       </w:r>
       <w:r>
@@ -591,9 +1139,6 @@
     <w:p>
       <w:pPr>
         <w:pStyle w:val="equation"/>
-        <w:rPr>
-          <w:rFonts w:hint="eastAsia"/>
-        </w:rPr>
       </w:pPr>
       <w:r>
         <w:tab/>
@@ -654,6 +1199,7 @@
         <w:pStyle w:val="BodyText"/>
       </w:pPr>
       <w:r>
+        <w:lastRenderedPageBreak/>
         <w:t>Note that the equation is centered using a center tab stop. Be sure that the symbols in your equation have been defined before or immediately following the equation. Use “(1)”, not “Eq. (1)” or “equation (1)”, except at the beginning of a sentence: “Equation (1) is . . .”</w:t>
       </w:r>
     </w:p>
@@ -885,7 +1431,10 @@
         <w:t xml:space="preserve">A minimum of one author is required for all conference articles. </w:t>
       </w:r>
       <w:r>
-        <w:t>Author names should be listed starting from left to right and then moving down to the next line. This is the author sequence that will be used in future citations and by indexing services.</w:t>
+        <w:t xml:space="preserve">Author names should be listed starting </w:t>
+      </w:r>
+      <w:r>
+        <w:t>from left to right and then moving down to the next line. This is the author sequence that will be used in future citations and by indexing services.</w:t>
       </w:r>
       <w:r>
         <w:t xml:space="preserve"> </w:t>
@@ -1054,11 +1603,7 @@
         <w:pStyle w:val="BodyText"/>
       </w:pPr>
       <w:r>
-        <w:t xml:space="preserve">Text heads organize the topics on a relational, hierarchical basis. For example, the paper title is the primary text head because all subsequent material relates and elaborates on this one topic. If there are two or more sub-topics, the next level head (uppercase Roman numerals) should be used and, conversely, if there are not at least two sub-topics, then no </w:t>
-      </w:r>
-      <w:r>
-        <w:lastRenderedPageBreak/>
-        <w:t>subheads should be introduced. Styles named “Heading 1”, “Heading 2”, “Heading 3”, and “Heading 4” are prescribed.</w:t>
+        <w:t>Text heads organize the topics on a relational, hierarchical basis. For example, the paper title is the primary text head because all subsequent material relates and elaborates on this one topic. If there are two or more sub-topics, the next level head (uppercase Roman numerals) should be used and, conversely, if there are not at least two sub-topics, then no subheads should be introduced. Styles named “Heading 1”, “Heading 2”, “Heading 3”, and “Heading 4” are prescribed.</w:t>
       </w:r>
     </w:p>
     <w:p>
@@ -1366,7 +1911,11 @@
         <w:pStyle w:val="BodyText"/>
       </w:pPr>
       <w:r>
-        <w:t>Figure Labels: Use 8 point Times New Roman for Figure labels. Use words rather than symbols or abbreviations when writing Figure axis labels to avoid confusing the reader. As an example, write the quantity “Magnetization”, or “Magnetization, M”, not just “M”. If including units in the label, present them within parentheses. Do not label axes only with units. In the example, write “Magnetization (A/m)” or “Magnetization {A[m(1)]}”, not just “A/m”. Do not label axes</w:t>
+        <w:t xml:space="preserve">Figure Labels: Use 8 point Times New Roman for Figure labels. Use words rather than symbols or abbreviations when writing Figure axis labels to avoid confusing the reader. As an </w:t>
+      </w:r>
+      <w:r>
+        <w:lastRenderedPageBreak/>
+        <w:t>example, write the quantity “Magnetization”, or “Magnetization, M”, not just “M”. If including units in the label, present them within parentheses. Do not label axes only with units. In the example, write “Magnetization (A/m)” or “Magnetization {A[m(1)]}”, not just “A/m”. Do not label axes</w:t>
       </w:r>
       <w:r>
         <w:t xml:space="preserve"> </w:t>
@@ -1528,7 +2077,10 @@
         <w:t xml:space="preserve">’ </w:t>
       </w:r>
       <w:r>
-        <w:t>names; do not use “et al.”. Papers that have not been published, even if they have been submitted for publication, should be cited as “unpublished” [4]. Papers that have been accepted for publication should be cited as “in press” [5]. Capitalize only the first word in a paper title, except for proper nouns and element symbols.</w:t>
+        <w:t xml:space="preserve">names; do not use “et al.”. Papers that have not been </w:t>
+      </w:r>
+      <w:r>
+        <w:t>published, even if they have been submitted for publication, should be cited as “unpublished” [4]. Papers that have been accepted for publication should be cited as “in press” [5]. Capitalize only the first word in a paper title, except for proper nouns and element symbols.</w:t>
       </w:r>
     </w:p>
     <w:p>
@@ -1764,7 +2316,7 @@
 </file>
 
 <file path=word/endnotes.xml><?xml version="1.0" encoding="utf-8"?>
-<w:endnotes xmlns:cx="http://schemas.microsoft.com/office/drawing/2014/chartex" xmlns:cx1="http://schemas.microsoft.com/office/drawing/2015/9/8/chartex" xmlns:cx2="http://schemas.microsoft.com/office/drawing/2015/10/21/chartex" xmlns:cx3="http://schemas.microsoft.com/office/drawing/2016/5/9/chartex" xmlns:cx4="http://schemas.microsoft.com/office/drawing/2016/5/10/chartex" xmlns:cx5="http://schemas.microsoft.com/office/drawing/2016/5/11/chartex" xmlns:cx6="http://schemas.microsoft.com/office/drawing/2016/5/12/chartex" xmlns:cx7="http://schemas.microsoft.com/office/drawing/2016/5/13/chartex" xmlns:cx8="http://schemas.microsoft.com/office/drawing/2016/5/14/chartex" xmlns:mc="http://schemas.openxmlformats.org/markup-compatibility/2006" xmlns:aink="http://schemas.microsoft.com/office/drawing/2016/ink" xmlns:am3d="http://schemas.microsoft.com/office/drawing/2017/model3d" xmlns:o="urn:schemas-microsoft-com:office:office" xmlns:oel="http://schemas.microsoft.com/office/2019/extlst" xmlns:r="http://purl.oclc.org/ooxml/officeDocument/relationships" xmlns:m="http://purl.oclc.org/ooxml/officeDocument/math" xmlns:v="urn:schemas-microsoft-com:vml" xmlns:wp14="http://schemas.microsoft.com/office/word/2010/wordprocessingDrawing" xmlns:wp="http://purl.oclc.org/ooxml/drawingml/wordprocessingDrawing" xmlns:w10="urn:schemas-microsoft-com:office:word" xmlns:w="http://purl.oclc.org/ooxml/wordprocessingml/main" xmlns:w14="http://schemas.microsoft.com/office/word/2010/wordml" xmlns:w15="http://schemas.microsoft.com/office/word/2012/wordml" xmlns:w16cex="http://schemas.microsoft.com/office/word/2018/wordml/cex" xmlns:w16cid="http://schemas.microsoft.com/office/word/2016/wordml/cid" xmlns:w16="http://schemas.microsoft.com/office/word/2018/wordml" xmlns:w16sdtdh="http://schemas.microsoft.com/office/word/2020/wordml/sdtdatahash" xmlns:w16se="http://schemas.microsoft.com/office/word/2015/wordml/symex" xmlns:wpi="http://schemas.microsoft.com/office/word/2010/wordprocessingInk" xmlns:wne="http://schemas.microsoft.com/office/word/2006/wordml" mc:Ignorable="w14 w15 w16se w16cid w16 w16cex w16sdtdh wne wp14">
+<w:endnotes xmlns:cx="http://schemas.microsoft.com/office/drawing/2014/chartex" xmlns:cx1="http://schemas.microsoft.com/office/drawing/2015/9/8/chartex" xmlns:cx2="http://schemas.microsoft.com/office/drawing/2015/10/21/chartex" xmlns:cx3="http://schemas.microsoft.com/office/drawing/2016/5/9/chartex" xmlns:cx4="http://schemas.microsoft.com/office/drawing/2016/5/10/chartex" xmlns:cx5="http://schemas.microsoft.com/office/drawing/2016/5/11/chartex" xmlns:cx6="http://schemas.microsoft.com/office/drawing/2016/5/12/chartex" xmlns:cx7="http://schemas.microsoft.com/office/drawing/2016/5/13/chartex" xmlns:cx8="http://schemas.microsoft.com/office/drawing/2016/5/14/chartex" xmlns:mc="http://schemas.openxmlformats.org/markup-compatibility/2006" xmlns:aink="http://schemas.microsoft.com/office/drawing/2016/ink" xmlns:am3d="http://schemas.microsoft.com/office/drawing/2017/model3d" xmlns:o="urn:schemas-microsoft-com:office:office" xmlns:oel="http://schemas.microsoft.com/office/2019/extlst" xmlns:r="http://purl.oclc.org/ooxml/officeDocument/relationships" xmlns:m="http://purl.oclc.org/ooxml/officeDocument/math" xmlns:v="urn:schemas-microsoft-com:vml" xmlns:wp14="http://schemas.microsoft.com/office/word/2010/wordprocessingDrawing" xmlns:wp="http://purl.oclc.org/ooxml/drawingml/wordprocessingDrawing" xmlns:w10="urn:schemas-microsoft-com:office:word" xmlns:w="http://purl.oclc.org/ooxml/wordprocessingml/main" xmlns:w14="http://schemas.microsoft.com/office/word/2010/wordml" xmlns:w15="http://schemas.microsoft.com/office/word/2012/wordml" xmlns:w16cex="http://schemas.microsoft.com/office/word/2018/wordml/cex" xmlns:w16cid="http://schemas.microsoft.com/office/word/2016/wordml/cid" xmlns:w16="http://schemas.microsoft.com/office/word/2018/wordml" xmlns:w16du="http://schemas.microsoft.com/office/word/2023/wordml/word16du" xmlns:w16sdtdh="http://schemas.microsoft.com/office/word/2020/wordml/sdtdatahash" xmlns:w16se="http://schemas.microsoft.com/office/word/2015/wordml/symex" xmlns:wpi="http://schemas.microsoft.com/office/word/2010/wordprocessingInk" xmlns:wne="http://schemas.microsoft.com/office/word/2006/wordml" mc:Ignorable="w14 w15 w16se w16cid w16 w16cex w16sdtdh w16du wne wp14">
   <w:endnote w:type="separator" w:id="-1">
     <w:p>
       <w:r>
@@ -1783,7 +2335,7 @@
 </file>
 
 <file path=word/footer1.xml><?xml version="1.0" encoding="utf-8"?>
-<w:ftr xmlns:cx="http://schemas.microsoft.com/office/drawing/2014/chartex" xmlns:cx1="http://schemas.microsoft.com/office/drawing/2015/9/8/chartex" xmlns:cx2="http://schemas.microsoft.com/office/drawing/2015/10/21/chartex" xmlns:cx3="http://schemas.microsoft.com/office/drawing/2016/5/9/chartex" xmlns:cx4="http://schemas.microsoft.com/office/drawing/2016/5/10/chartex" xmlns:cx5="http://schemas.microsoft.com/office/drawing/2016/5/11/chartex" xmlns:cx6="http://schemas.microsoft.com/office/drawing/2016/5/12/chartex" xmlns:cx7="http://schemas.microsoft.com/office/drawing/2016/5/13/chartex" xmlns:cx8="http://schemas.microsoft.com/office/drawing/2016/5/14/chartex" xmlns:mc="http://schemas.openxmlformats.org/markup-compatibility/2006" xmlns:aink="http://schemas.microsoft.com/office/drawing/2016/ink" xmlns:am3d="http://schemas.microsoft.com/office/drawing/2017/model3d" xmlns:o="urn:schemas-microsoft-com:office:office" xmlns:oel="http://schemas.microsoft.com/office/2019/extlst" xmlns:r="http://purl.oclc.org/ooxml/officeDocument/relationships" xmlns:m="http://purl.oclc.org/ooxml/officeDocument/math" xmlns:v="urn:schemas-microsoft-com:vml" xmlns:wp14="http://schemas.microsoft.com/office/word/2010/wordprocessingDrawing" xmlns:wp="http://purl.oclc.org/ooxml/drawingml/wordprocessingDrawing" xmlns:w10="urn:schemas-microsoft-com:office:word" xmlns:w="http://purl.oclc.org/ooxml/wordprocessingml/main" xmlns:w14="http://schemas.microsoft.com/office/word/2010/wordml" xmlns:w15="http://schemas.microsoft.com/office/word/2012/wordml" xmlns:w16cex="http://schemas.microsoft.com/office/word/2018/wordml/cex" xmlns:w16cid="http://schemas.microsoft.com/office/word/2016/wordml/cid" xmlns:w16="http://schemas.microsoft.com/office/word/2018/wordml" xmlns:w16sdtdh="http://schemas.microsoft.com/office/word/2020/wordml/sdtdatahash" xmlns:w16se="http://schemas.microsoft.com/office/word/2015/wordml/symex" xmlns:wpi="http://schemas.microsoft.com/office/word/2010/wordprocessingInk" xmlns:wne="http://schemas.microsoft.com/office/word/2006/wordml" mc:Ignorable="w14 w15 w16se w16cid w16 w16cex w16sdtdh wne wp14">
+<w:ftr xmlns:cx="http://schemas.microsoft.com/office/drawing/2014/chartex" xmlns:cx1="http://schemas.microsoft.com/office/drawing/2015/9/8/chartex" xmlns:cx2="http://schemas.microsoft.com/office/drawing/2015/10/21/chartex" xmlns:cx3="http://schemas.microsoft.com/office/drawing/2016/5/9/chartex" xmlns:cx4="http://schemas.microsoft.com/office/drawing/2016/5/10/chartex" xmlns:cx5="http://schemas.microsoft.com/office/drawing/2016/5/11/chartex" xmlns:cx6="http://schemas.microsoft.com/office/drawing/2016/5/12/chartex" xmlns:cx7="http://schemas.microsoft.com/office/drawing/2016/5/13/chartex" xmlns:cx8="http://schemas.microsoft.com/office/drawing/2016/5/14/chartex" xmlns:mc="http://schemas.openxmlformats.org/markup-compatibility/2006" xmlns:aink="http://schemas.microsoft.com/office/drawing/2016/ink" xmlns:am3d="http://schemas.microsoft.com/office/drawing/2017/model3d" xmlns:o="urn:schemas-microsoft-com:office:office" xmlns:oel="http://schemas.microsoft.com/office/2019/extlst" xmlns:r="http://purl.oclc.org/ooxml/officeDocument/relationships" xmlns:m="http://purl.oclc.org/ooxml/officeDocument/math" xmlns:v="urn:schemas-microsoft-com:vml" xmlns:wp14="http://schemas.microsoft.com/office/word/2010/wordprocessingDrawing" xmlns:wp="http://purl.oclc.org/ooxml/drawingml/wordprocessingDrawing" xmlns:w10="urn:schemas-microsoft-com:office:word" xmlns:w="http://purl.oclc.org/ooxml/wordprocessingml/main" xmlns:w14="http://schemas.microsoft.com/office/word/2010/wordml" xmlns:w15="http://schemas.microsoft.com/office/word/2012/wordml" xmlns:w16cex="http://schemas.microsoft.com/office/word/2018/wordml/cex" xmlns:w16cid="http://schemas.microsoft.com/office/word/2016/wordml/cid" xmlns:w16="http://schemas.microsoft.com/office/word/2018/wordml" xmlns:w16du="http://schemas.microsoft.com/office/word/2023/wordml/word16du" xmlns:w16sdtdh="http://schemas.microsoft.com/office/word/2020/wordml/sdtdatahash" xmlns:w16se="http://schemas.microsoft.com/office/word/2015/wordml/symex" xmlns:wpi="http://schemas.microsoft.com/office/word/2010/wordprocessingInk" xmlns:wne="http://schemas.microsoft.com/office/word/2006/wordml" mc:Ignorable="w14 w15 w16se w16cid w16 w16cex w16sdtdh w16du wne wp14">
   <w:p>
     <w:pPr>
       <w:pStyle w:val="Footer"/>
@@ -1805,7 +2357,7 @@
 </file>
 
 <file path=word/footnotes.xml><?xml version="1.0" encoding="utf-8"?>
-<w:footnotes xmlns:cx="http://schemas.microsoft.com/office/drawing/2014/chartex" xmlns:cx1="http://schemas.microsoft.com/office/drawing/2015/9/8/chartex" xmlns:cx2="http://schemas.microsoft.com/office/drawing/2015/10/21/chartex" xmlns:cx3="http://schemas.microsoft.com/office/drawing/2016/5/9/chartex" xmlns:cx4="http://schemas.microsoft.com/office/drawing/2016/5/10/chartex" xmlns:cx5="http://schemas.microsoft.com/office/drawing/2016/5/11/chartex" xmlns:cx6="http://schemas.microsoft.com/office/drawing/2016/5/12/chartex" xmlns:cx7="http://schemas.microsoft.com/office/drawing/2016/5/13/chartex" xmlns:cx8="http://schemas.microsoft.com/office/drawing/2016/5/14/chartex" xmlns:mc="http://schemas.openxmlformats.org/markup-compatibility/2006" xmlns:aink="http://schemas.microsoft.com/office/drawing/2016/ink" xmlns:am3d="http://schemas.microsoft.com/office/drawing/2017/model3d" xmlns:o="urn:schemas-microsoft-com:office:office" xmlns:oel="http://schemas.microsoft.com/office/2019/extlst" xmlns:r="http://purl.oclc.org/ooxml/officeDocument/relationships" xmlns:m="http://purl.oclc.org/ooxml/officeDocument/math" xmlns:v="urn:schemas-microsoft-com:vml" xmlns:wp14="http://schemas.microsoft.com/office/word/2010/wordprocessingDrawing" xmlns:wp="http://purl.oclc.org/ooxml/drawingml/wordprocessingDrawing" xmlns:w10="urn:schemas-microsoft-com:office:word" xmlns:w="http://purl.oclc.org/ooxml/wordprocessingml/main" xmlns:w14="http://schemas.microsoft.com/office/word/2010/wordml" xmlns:w15="http://schemas.microsoft.com/office/word/2012/wordml" xmlns:w16cex="http://schemas.microsoft.com/office/word/2018/wordml/cex" xmlns:w16cid="http://schemas.microsoft.com/office/word/2016/wordml/cid" xmlns:w16="http://schemas.microsoft.com/office/word/2018/wordml" xmlns:w16sdtdh="http://schemas.microsoft.com/office/word/2020/wordml/sdtdatahash" xmlns:w16se="http://schemas.microsoft.com/office/word/2015/wordml/symex" xmlns:wpi="http://schemas.microsoft.com/office/word/2010/wordprocessingInk" xmlns:wne="http://schemas.microsoft.com/office/word/2006/wordml" mc:Ignorable="w14 w15 w16se w16cid w16 w16cex w16sdtdh wne wp14">
+<w:footnotes xmlns:cx="http://schemas.microsoft.com/office/drawing/2014/chartex" xmlns:cx1="http://schemas.microsoft.com/office/drawing/2015/9/8/chartex" xmlns:cx2="http://schemas.microsoft.com/office/drawing/2015/10/21/chartex" xmlns:cx3="http://schemas.microsoft.com/office/drawing/2016/5/9/chartex" xmlns:cx4="http://schemas.microsoft.com/office/drawing/2016/5/10/chartex" xmlns:cx5="http://schemas.microsoft.com/office/drawing/2016/5/11/chartex" xmlns:cx6="http://schemas.microsoft.com/office/drawing/2016/5/12/chartex" xmlns:cx7="http://schemas.microsoft.com/office/drawing/2016/5/13/chartex" xmlns:cx8="http://schemas.microsoft.com/office/drawing/2016/5/14/chartex" xmlns:mc="http://schemas.openxmlformats.org/markup-compatibility/2006" xmlns:aink="http://schemas.microsoft.com/office/drawing/2016/ink" xmlns:am3d="http://schemas.microsoft.com/office/drawing/2017/model3d" xmlns:o="urn:schemas-microsoft-com:office:office" xmlns:oel="http://schemas.microsoft.com/office/2019/extlst" xmlns:r="http://purl.oclc.org/ooxml/officeDocument/relationships" xmlns:m="http://purl.oclc.org/ooxml/officeDocument/math" xmlns:v="urn:schemas-microsoft-com:vml" xmlns:wp14="http://schemas.microsoft.com/office/word/2010/wordprocessingDrawing" xmlns:wp="http://purl.oclc.org/ooxml/drawingml/wordprocessingDrawing" xmlns:w10="urn:schemas-microsoft-com:office:word" xmlns:w="http://purl.oclc.org/ooxml/wordprocessingml/main" xmlns:w14="http://schemas.microsoft.com/office/word/2010/wordml" xmlns:w15="http://schemas.microsoft.com/office/word/2012/wordml" xmlns:w16cex="http://schemas.microsoft.com/office/word/2018/wordml/cex" xmlns:w16cid="http://schemas.microsoft.com/office/word/2016/wordml/cid" xmlns:w16="http://schemas.microsoft.com/office/word/2018/wordml" xmlns:w16du="http://schemas.microsoft.com/office/word/2023/wordml/word16du" xmlns:w16sdtdh="http://schemas.microsoft.com/office/word/2020/wordml/sdtdatahash" xmlns:w16se="http://schemas.microsoft.com/office/word/2015/wordml/symex" xmlns:wpi="http://schemas.microsoft.com/office/word/2010/wordprocessingInk" xmlns:wne="http://schemas.microsoft.com/office/word/2006/wordml" mc:Ignorable="w14 w15 w16se w16cid w16 w16cex w16sdtdh w16du wne wp14">
   <w:footnote w:type="separator" w:id="-1">
     <w:p>
       <w:r>
@@ -1824,7 +2376,7 @@
 </file>
 
 <file path=word/numbering.xml><?xml version="1.0" encoding="utf-8"?>
-<w:numbering xmlns:cx="http://schemas.microsoft.com/office/drawing/2014/chartex" xmlns:cx1="http://schemas.microsoft.com/office/drawing/2015/9/8/chartex" xmlns:cx2="http://schemas.microsoft.com/office/drawing/2015/10/21/chartex" xmlns:cx3="http://schemas.microsoft.com/office/drawing/2016/5/9/chartex" xmlns:cx4="http://schemas.microsoft.com/office/drawing/2016/5/10/chartex" xmlns:cx5="http://schemas.microsoft.com/office/drawing/2016/5/11/chartex" xmlns:cx6="http://schemas.microsoft.com/office/drawing/2016/5/12/chartex" xmlns:cx7="http://schemas.microsoft.com/office/drawing/2016/5/13/chartex" xmlns:cx8="http://schemas.microsoft.com/office/drawing/2016/5/14/chartex" xmlns:mc="http://schemas.openxmlformats.org/markup-compatibility/2006" xmlns:aink="http://schemas.microsoft.com/office/drawing/2016/ink" xmlns:am3d="http://schemas.microsoft.com/office/drawing/2017/model3d" xmlns:o="urn:schemas-microsoft-com:office:office" xmlns:oel="http://schemas.microsoft.com/office/2019/extlst" xmlns:r="http://purl.oclc.org/ooxml/officeDocument/relationships" xmlns:m="http://purl.oclc.org/ooxml/officeDocument/math" xmlns:v="urn:schemas-microsoft-com:vml" xmlns:wp14="http://schemas.microsoft.com/office/word/2010/wordprocessingDrawing" xmlns:wp="http://purl.oclc.org/ooxml/drawingml/wordprocessingDrawing" xmlns:w10="urn:schemas-microsoft-com:office:word" xmlns:w="http://purl.oclc.org/ooxml/wordprocessingml/main" xmlns:w14="http://schemas.microsoft.com/office/word/2010/wordml" xmlns:w15="http://schemas.microsoft.com/office/word/2012/wordml" xmlns:w16cex="http://schemas.microsoft.com/office/word/2018/wordml/cex" xmlns:w16cid="http://schemas.microsoft.com/office/word/2016/wordml/cid" xmlns:w16="http://schemas.microsoft.com/office/word/2018/wordml" xmlns:w16sdtdh="http://schemas.microsoft.com/office/word/2020/wordml/sdtdatahash" xmlns:w16se="http://schemas.microsoft.com/office/word/2015/wordml/symex" xmlns:wpi="http://schemas.microsoft.com/office/word/2010/wordprocessingInk" xmlns:wne="http://schemas.microsoft.com/office/word/2006/wordml" mc:Ignorable="w14 w15 w16se w16cid w16 w16cex w16sdtdh wne wp14">
+<w:numbering xmlns:cx="http://schemas.microsoft.com/office/drawing/2014/chartex" xmlns:cx1="http://schemas.microsoft.com/office/drawing/2015/9/8/chartex" xmlns:cx2="http://schemas.microsoft.com/office/drawing/2015/10/21/chartex" xmlns:cx3="http://schemas.microsoft.com/office/drawing/2016/5/9/chartex" xmlns:cx4="http://schemas.microsoft.com/office/drawing/2016/5/10/chartex" xmlns:cx5="http://schemas.microsoft.com/office/drawing/2016/5/11/chartex" xmlns:cx6="http://schemas.microsoft.com/office/drawing/2016/5/12/chartex" xmlns:cx7="http://schemas.microsoft.com/office/drawing/2016/5/13/chartex" xmlns:cx8="http://schemas.microsoft.com/office/drawing/2016/5/14/chartex" xmlns:mc="http://schemas.openxmlformats.org/markup-compatibility/2006" xmlns:aink="http://schemas.microsoft.com/office/drawing/2016/ink" xmlns:am3d="http://schemas.microsoft.com/office/drawing/2017/model3d" xmlns:o="urn:schemas-microsoft-com:office:office" xmlns:oel="http://schemas.microsoft.com/office/2019/extlst" xmlns:r="http://purl.oclc.org/ooxml/officeDocument/relationships" xmlns:m="http://purl.oclc.org/ooxml/officeDocument/math" xmlns:v="urn:schemas-microsoft-com:vml" xmlns:wp14="http://schemas.microsoft.com/office/word/2010/wordprocessingDrawing" xmlns:wp="http://purl.oclc.org/ooxml/drawingml/wordprocessingDrawing" xmlns:w10="urn:schemas-microsoft-com:office:word" xmlns:w="http://purl.oclc.org/ooxml/wordprocessingml/main" xmlns:w14="http://schemas.microsoft.com/office/word/2010/wordml" xmlns:w15="http://schemas.microsoft.com/office/word/2012/wordml" xmlns:w16cex="http://schemas.microsoft.com/office/word/2018/wordml/cex" xmlns:w16cid="http://schemas.microsoft.com/office/word/2016/wordml/cid" xmlns:w16="http://schemas.microsoft.com/office/word/2018/wordml" xmlns:w16du="http://schemas.microsoft.com/office/word/2023/wordml/word16du" xmlns:w16sdtdh="http://schemas.microsoft.com/office/word/2020/wordml/sdtdatahash" xmlns:w16se="http://schemas.microsoft.com/office/word/2015/wordml/symex" xmlns:wpi="http://schemas.microsoft.com/office/word/2010/wordprocessingInk" xmlns:wne="http://schemas.microsoft.com/office/word/2006/wordml" mc:Ignorable="w14 w15 w16se w16cid w16 w16cex w16sdtdh w16du wne wp14">
   <w:abstractNum w:abstractNumId="0" w15:restartNumberingAfterBreak="0">
     <w:nsid w:val="FFFFFF1D"/>
     <w:multiLevelType w:val="multilevel"/>
@@ -2151,6 +2703,119 @@
     </w:lvl>
   </w:abstractNum>
   <w:abstractNum w:abstractNumId="11" w15:restartNumberingAfterBreak="0">
+    <w:nsid w:val="06DF466E"/>
+    <w:multiLevelType w:val="hybridMultilevel"/>
+    <w:tmpl w:val="7550F304"/>
+    <w:lvl w:ilvl="0" w:tplc="08090001">
+      <w:start w:val="1"/>
+      <w:numFmt w:val="bullet"/>
+      <w:lvlText w:val=""/>
+      <w:lvlJc w:val="start"/>
+      <w:pPr>
+        <w:ind w:start="36pt" w:hanging="18pt"/>
+      </w:pPr>
+      <w:rPr>
+        <w:rFonts w:ascii="Symbol" w:hAnsi="Symbol" w:hint="default"/>
+      </w:rPr>
+    </w:lvl>
+    <w:lvl w:ilvl="1" w:tplc="08090003" w:tentative="1">
+      <w:start w:val="1"/>
+      <w:numFmt w:val="bullet"/>
+      <w:lvlText w:val="o"/>
+      <w:lvlJc w:val="start"/>
+      <w:pPr>
+        <w:ind w:start="72pt" w:hanging="18pt"/>
+      </w:pPr>
+      <w:rPr>
+        <w:rFonts w:ascii="Courier New" w:hAnsi="Courier New" w:cs="Courier New" w:hint="default"/>
+      </w:rPr>
+    </w:lvl>
+    <w:lvl w:ilvl="2" w:tplc="08090005" w:tentative="1">
+      <w:start w:val="1"/>
+      <w:numFmt w:val="bullet"/>
+      <w:lvlText w:val=""/>
+      <w:lvlJc w:val="start"/>
+      <w:pPr>
+        <w:ind w:start="108pt" w:hanging="18pt"/>
+      </w:pPr>
+      <w:rPr>
+        <w:rFonts w:ascii="Wingdings" w:hAnsi="Wingdings" w:hint="default"/>
+      </w:rPr>
+    </w:lvl>
+    <w:lvl w:ilvl="3" w:tplc="08090001" w:tentative="1">
+      <w:start w:val="1"/>
+      <w:numFmt w:val="bullet"/>
+      <w:lvlText w:val=""/>
+      <w:lvlJc w:val="start"/>
+      <w:pPr>
+        <w:ind w:start="144pt" w:hanging="18pt"/>
+      </w:pPr>
+      <w:rPr>
+        <w:rFonts w:ascii="Symbol" w:hAnsi="Symbol" w:hint="default"/>
+      </w:rPr>
+    </w:lvl>
+    <w:lvl w:ilvl="4" w:tplc="08090003" w:tentative="1">
+      <w:start w:val="1"/>
+      <w:numFmt w:val="bullet"/>
+      <w:lvlText w:val="o"/>
+      <w:lvlJc w:val="start"/>
+      <w:pPr>
+        <w:ind w:start="180pt" w:hanging="18pt"/>
+      </w:pPr>
+      <w:rPr>
+        <w:rFonts w:ascii="Courier New" w:hAnsi="Courier New" w:cs="Courier New" w:hint="default"/>
+      </w:rPr>
+    </w:lvl>
+    <w:lvl w:ilvl="5" w:tplc="08090005" w:tentative="1">
+      <w:start w:val="1"/>
+      <w:numFmt w:val="bullet"/>
+      <w:lvlText w:val=""/>
+      <w:lvlJc w:val="start"/>
+      <w:pPr>
+        <w:ind w:start="216pt" w:hanging="18pt"/>
+      </w:pPr>
+      <w:rPr>
+        <w:rFonts w:ascii="Wingdings" w:hAnsi="Wingdings" w:hint="default"/>
+      </w:rPr>
+    </w:lvl>
+    <w:lvl w:ilvl="6" w:tplc="08090001" w:tentative="1">
+      <w:start w:val="1"/>
+      <w:numFmt w:val="bullet"/>
+      <w:lvlText w:val=""/>
+      <w:lvlJc w:val="start"/>
+      <w:pPr>
+        <w:ind w:start="252pt" w:hanging="18pt"/>
+      </w:pPr>
+      <w:rPr>
+        <w:rFonts w:ascii="Symbol" w:hAnsi="Symbol" w:hint="default"/>
+      </w:rPr>
+    </w:lvl>
+    <w:lvl w:ilvl="7" w:tplc="08090003" w:tentative="1">
+      <w:start w:val="1"/>
+      <w:numFmt w:val="bullet"/>
+      <w:lvlText w:val="o"/>
+      <w:lvlJc w:val="start"/>
+      <w:pPr>
+        <w:ind w:start="288pt" w:hanging="18pt"/>
+      </w:pPr>
+      <w:rPr>
+        <w:rFonts w:ascii="Courier New" w:hAnsi="Courier New" w:cs="Courier New" w:hint="default"/>
+      </w:rPr>
+    </w:lvl>
+    <w:lvl w:ilvl="8" w:tplc="08090005" w:tentative="1">
+      <w:start w:val="1"/>
+      <w:numFmt w:val="bullet"/>
+      <w:lvlText w:val=""/>
+      <w:lvlJc w:val="start"/>
+      <w:pPr>
+        <w:ind w:start="324pt" w:hanging="18pt"/>
+      </w:pPr>
+      <w:rPr>
+        <w:rFonts w:ascii="Wingdings" w:hAnsi="Wingdings" w:hint="default"/>
+      </w:rPr>
+    </w:lvl>
+  </w:abstractNum>
+  <w:abstractNum w:abstractNumId="12" w15:restartNumberingAfterBreak="0">
     <w:nsid w:val="1E177E97"/>
     <w:multiLevelType w:val="hybridMultilevel"/>
     <w:tmpl w:val="A6463BCE"/>
@@ -2236,7 +2901,7 @@
       </w:pPr>
     </w:lvl>
   </w:abstractNum>
-  <w:abstractNum w:abstractNumId="12" w15:restartNumberingAfterBreak="0">
+  <w:abstractNum w:abstractNumId="13" w15:restartNumberingAfterBreak="0">
     <w:nsid w:val="20AF0333"/>
     <w:multiLevelType w:val="hybridMultilevel"/>
     <w:tmpl w:val="CB0E7F4E"/>
@@ -2378,7 +3043,7 @@
       </w:rPr>
     </w:lvl>
   </w:abstractNum>
-  <w:abstractNum w:abstractNumId="13" w15:restartNumberingAfterBreak="0">
+  <w:abstractNum w:abstractNumId="14" w15:restartNumberingAfterBreak="0">
     <w:nsid w:val="26FE1FCF"/>
     <w:multiLevelType w:val="hybridMultilevel"/>
     <w:tmpl w:val="33826962"/>
@@ -2539,7 +3204,233 @@
       </w:rPr>
     </w:lvl>
   </w:abstractNum>
-  <w:abstractNum w:abstractNumId="14" w15:restartNumberingAfterBreak="0">
+  <w:abstractNum w:abstractNumId="15" w15:restartNumberingAfterBreak="0">
+    <w:nsid w:val="275B7951"/>
+    <w:multiLevelType w:val="hybridMultilevel"/>
+    <w:tmpl w:val="F7A07784"/>
+    <w:lvl w:ilvl="0" w:tplc="08090001">
+      <w:start w:val="1"/>
+      <w:numFmt w:val="bullet"/>
+      <w:lvlText w:val=""/>
+      <w:lvlJc w:val="start"/>
+      <w:pPr>
+        <w:ind w:start="50.40pt" w:hanging="18pt"/>
+      </w:pPr>
+      <w:rPr>
+        <w:rFonts w:ascii="Symbol" w:hAnsi="Symbol" w:hint="default"/>
+      </w:rPr>
+    </w:lvl>
+    <w:lvl w:ilvl="1" w:tplc="08090003" w:tentative="1">
+      <w:start w:val="1"/>
+      <w:numFmt w:val="bullet"/>
+      <w:lvlText w:val="o"/>
+      <w:lvlJc w:val="start"/>
+      <w:pPr>
+        <w:ind w:start="86.40pt" w:hanging="18pt"/>
+      </w:pPr>
+      <w:rPr>
+        <w:rFonts w:ascii="Courier New" w:hAnsi="Courier New" w:cs="Courier New" w:hint="default"/>
+      </w:rPr>
+    </w:lvl>
+    <w:lvl w:ilvl="2" w:tplc="08090005" w:tentative="1">
+      <w:start w:val="1"/>
+      <w:numFmt w:val="bullet"/>
+      <w:lvlText w:val=""/>
+      <w:lvlJc w:val="start"/>
+      <w:pPr>
+        <w:ind w:start="122.40pt" w:hanging="18pt"/>
+      </w:pPr>
+      <w:rPr>
+        <w:rFonts w:ascii="Wingdings" w:hAnsi="Wingdings" w:hint="default"/>
+      </w:rPr>
+    </w:lvl>
+    <w:lvl w:ilvl="3" w:tplc="08090001" w:tentative="1">
+      <w:start w:val="1"/>
+      <w:numFmt w:val="bullet"/>
+      <w:lvlText w:val=""/>
+      <w:lvlJc w:val="start"/>
+      <w:pPr>
+        <w:ind w:start="158.40pt" w:hanging="18pt"/>
+      </w:pPr>
+      <w:rPr>
+        <w:rFonts w:ascii="Symbol" w:hAnsi="Symbol" w:hint="default"/>
+      </w:rPr>
+    </w:lvl>
+    <w:lvl w:ilvl="4" w:tplc="08090003" w:tentative="1">
+      <w:start w:val="1"/>
+      <w:numFmt w:val="bullet"/>
+      <w:lvlText w:val="o"/>
+      <w:lvlJc w:val="start"/>
+      <w:pPr>
+        <w:ind w:start="194.40pt" w:hanging="18pt"/>
+      </w:pPr>
+      <w:rPr>
+        <w:rFonts w:ascii="Courier New" w:hAnsi="Courier New" w:cs="Courier New" w:hint="default"/>
+      </w:rPr>
+    </w:lvl>
+    <w:lvl w:ilvl="5" w:tplc="08090005" w:tentative="1">
+      <w:start w:val="1"/>
+      <w:numFmt w:val="bullet"/>
+      <w:lvlText w:val=""/>
+      <w:lvlJc w:val="start"/>
+      <w:pPr>
+        <w:ind w:start="230.40pt" w:hanging="18pt"/>
+      </w:pPr>
+      <w:rPr>
+        <w:rFonts w:ascii="Wingdings" w:hAnsi="Wingdings" w:hint="default"/>
+      </w:rPr>
+    </w:lvl>
+    <w:lvl w:ilvl="6" w:tplc="08090001" w:tentative="1">
+      <w:start w:val="1"/>
+      <w:numFmt w:val="bullet"/>
+      <w:lvlText w:val=""/>
+      <w:lvlJc w:val="start"/>
+      <w:pPr>
+        <w:ind w:start="266.40pt" w:hanging="18pt"/>
+      </w:pPr>
+      <w:rPr>
+        <w:rFonts w:ascii="Symbol" w:hAnsi="Symbol" w:hint="default"/>
+      </w:rPr>
+    </w:lvl>
+    <w:lvl w:ilvl="7" w:tplc="08090003" w:tentative="1">
+      <w:start w:val="1"/>
+      <w:numFmt w:val="bullet"/>
+      <w:lvlText w:val="o"/>
+      <w:lvlJc w:val="start"/>
+      <w:pPr>
+        <w:ind w:start="302.40pt" w:hanging="18pt"/>
+      </w:pPr>
+      <w:rPr>
+        <w:rFonts w:ascii="Courier New" w:hAnsi="Courier New" w:cs="Courier New" w:hint="default"/>
+      </w:rPr>
+    </w:lvl>
+    <w:lvl w:ilvl="8" w:tplc="08090005" w:tentative="1">
+      <w:start w:val="1"/>
+      <w:numFmt w:val="bullet"/>
+      <w:lvlText w:val=""/>
+      <w:lvlJc w:val="start"/>
+      <w:pPr>
+        <w:ind w:start="338.40pt" w:hanging="18pt"/>
+      </w:pPr>
+      <w:rPr>
+        <w:rFonts w:ascii="Wingdings" w:hAnsi="Wingdings" w:hint="default"/>
+      </w:rPr>
+    </w:lvl>
+  </w:abstractNum>
+  <w:abstractNum w:abstractNumId="16" w15:restartNumberingAfterBreak="0">
+    <w:nsid w:val="334F156E"/>
+    <w:multiLevelType w:val="hybridMultilevel"/>
+    <w:tmpl w:val="8ECEDDC6"/>
+    <w:lvl w:ilvl="0" w:tplc="08090001">
+      <w:start w:val="1"/>
+      <w:numFmt w:val="bullet"/>
+      <w:lvlText w:val=""/>
+      <w:lvlJc w:val="start"/>
+      <w:pPr>
+        <w:ind w:start="50.40pt" w:hanging="18pt"/>
+      </w:pPr>
+      <w:rPr>
+        <w:rFonts w:ascii="Symbol" w:hAnsi="Symbol" w:hint="default"/>
+      </w:rPr>
+    </w:lvl>
+    <w:lvl w:ilvl="1" w:tplc="08090003" w:tentative="1">
+      <w:start w:val="1"/>
+      <w:numFmt w:val="bullet"/>
+      <w:lvlText w:val="o"/>
+      <w:lvlJc w:val="start"/>
+      <w:pPr>
+        <w:ind w:start="86.40pt" w:hanging="18pt"/>
+      </w:pPr>
+      <w:rPr>
+        <w:rFonts w:ascii="Courier New" w:hAnsi="Courier New" w:cs="Courier New" w:hint="default"/>
+      </w:rPr>
+    </w:lvl>
+    <w:lvl w:ilvl="2" w:tplc="08090005" w:tentative="1">
+      <w:start w:val="1"/>
+      <w:numFmt w:val="bullet"/>
+      <w:lvlText w:val=""/>
+      <w:lvlJc w:val="start"/>
+      <w:pPr>
+        <w:ind w:start="122.40pt" w:hanging="18pt"/>
+      </w:pPr>
+      <w:rPr>
+        <w:rFonts w:ascii="Wingdings" w:hAnsi="Wingdings" w:hint="default"/>
+      </w:rPr>
+    </w:lvl>
+    <w:lvl w:ilvl="3" w:tplc="08090001" w:tentative="1">
+      <w:start w:val="1"/>
+      <w:numFmt w:val="bullet"/>
+      <w:lvlText w:val=""/>
+      <w:lvlJc w:val="start"/>
+      <w:pPr>
+        <w:ind w:start="158.40pt" w:hanging="18pt"/>
+      </w:pPr>
+      <w:rPr>
+        <w:rFonts w:ascii="Symbol" w:hAnsi="Symbol" w:hint="default"/>
+      </w:rPr>
+    </w:lvl>
+    <w:lvl w:ilvl="4" w:tplc="08090003" w:tentative="1">
+      <w:start w:val="1"/>
+      <w:numFmt w:val="bullet"/>
+      <w:lvlText w:val="o"/>
+      <w:lvlJc w:val="start"/>
+      <w:pPr>
+        <w:ind w:start="194.40pt" w:hanging="18pt"/>
+      </w:pPr>
+      <w:rPr>
+        <w:rFonts w:ascii="Courier New" w:hAnsi="Courier New" w:cs="Courier New" w:hint="default"/>
+      </w:rPr>
+    </w:lvl>
+    <w:lvl w:ilvl="5" w:tplc="08090005" w:tentative="1">
+      <w:start w:val="1"/>
+      <w:numFmt w:val="bullet"/>
+      <w:lvlText w:val=""/>
+      <w:lvlJc w:val="start"/>
+      <w:pPr>
+        <w:ind w:start="230.40pt" w:hanging="18pt"/>
+      </w:pPr>
+      <w:rPr>
+        <w:rFonts w:ascii="Wingdings" w:hAnsi="Wingdings" w:hint="default"/>
+      </w:rPr>
+    </w:lvl>
+    <w:lvl w:ilvl="6" w:tplc="08090001" w:tentative="1">
+      <w:start w:val="1"/>
+      <w:numFmt w:val="bullet"/>
+      <w:lvlText w:val=""/>
+      <w:lvlJc w:val="start"/>
+      <w:pPr>
+        <w:ind w:start="266.40pt" w:hanging="18pt"/>
+      </w:pPr>
+      <w:rPr>
+        <w:rFonts w:ascii="Symbol" w:hAnsi="Symbol" w:hint="default"/>
+      </w:rPr>
+    </w:lvl>
+    <w:lvl w:ilvl="7" w:tplc="08090003" w:tentative="1">
+      <w:start w:val="1"/>
+      <w:numFmt w:val="bullet"/>
+      <w:lvlText w:val="o"/>
+      <w:lvlJc w:val="start"/>
+      <w:pPr>
+        <w:ind w:start="302.40pt" w:hanging="18pt"/>
+      </w:pPr>
+      <w:rPr>
+        <w:rFonts w:ascii="Courier New" w:hAnsi="Courier New" w:cs="Courier New" w:hint="default"/>
+      </w:rPr>
+    </w:lvl>
+    <w:lvl w:ilvl="8" w:tplc="08090005" w:tentative="1">
+      <w:start w:val="1"/>
+      <w:numFmt w:val="bullet"/>
+      <w:lvlText w:val=""/>
+      <w:lvlJc w:val="start"/>
+      <w:pPr>
+        <w:ind w:start="338.40pt" w:hanging="18pt"/>
+      </w:pPr>
+      <w:rPr>
+        <w:rFonts w:ascii="Wingdings" w:hAnsi="Wingdings" w:hint="default"/>
+      </w:rPr>
+    </w:lvl>
+  </w:abstractNum>
+  <w:abstractNum w:abstractNumId="17" w15:restartNumberingAfterBreak="0">
     <w:nsid w:val="37660336"/>
     <w:multiLevelType w:val="hybridMultilevel"/>
     <w:tmpl w:val="754EAC84"/>
@@ -2680,7 +3571,7 @@
       </w:rPr>
     </w:lvl>
   </w:abstractNum>
-  <w:abstractNum w:abstractNumId="15" w15:restartNumberingAfterBreak="0">
+  <w:abstractNum w:abstractNumId="18" w15:restartNumberingAfterBreak="0">
     <w:nsid w:val="39E54FC6"/>
     <w:multiLevelType w:val="singleLevel"/>
     <w:tmpl w:val="5B7288D4"/>
@@ -2700,7 +3591,7 @@
       </w:rPr>
     </w:lvl>
   </w:abstractNum>
-  <w:abstractNum w:abstractNumId="16" w15:restartNumberingAfterBreak="0">
+  <w:abstractNum w:abstractNumId="19" w15:restartNumberingAfterBreak="0">
     <w:nsid w:val="4189603E"/>
     <w:multiLevelType w:val="multilevel"/>
     <w:tmpl w:val="0AB06E12"/>
@@ -2907,7 +3798,7 @@
       </w:rPr>
     </w:lvl>
   </w:abstractNum>
-  <w:abstractNum w:abstractNumId="17" w15:restartNumberingAfterBreak="0">
+  <w:abstractNum w:abstractNumId="20" w15:restartNumberingAfterBreak="0">
     <w:nsid w:val="493C3F76"/>
     <w:multiLevelType w:val="hybridMultilevel"/>
     <w:tmpl w:val="9A9E418C"/>
@@ -3018,7 +3909,7 @@
       </w:pPr>
     </w:lvl>
   </w:abstractNum>
-  <w:abstractNum w:abstractNumId="18" w15:restartNumberingAfterBreak="0">
+  <w:abstractNum w:abstractNumId="21" w15:restartNumberingAfterBreak="0">
     <w:nsid w:val="52CA544A"/>
     <w:multiLevelType w:val="singleLevel"/>
     <w:tmpl w:val="AED6D67E"/>
@@ -3045,7 +3936,7 @@
       </w:rPr>
     </w:lvl>
   </w:abstractNum>
-  <w:abstractNum w:abstractNumId="19" w15:restartNumberingAfterBreak="0">
+  <w:abstractNum w:abstractNumId="22" w15:restartNumberingAfterBreak="0">
     <w:nsid w:val="6C402C58"/>
     <w:multiLevelType w:val="hybridMultilevel"/>
     <w:tmpl w:val="9A1CA078"/>
@@ -3190,7 +4081,7 @@
       </w:rPr>
     </w:lvl>
   </w:abstractNum>
-  <w:abstractNum w:abstractNumId="20" w15:restartNumberingAfterBreak="0">
+  <w:abstractNum w:abstractNumId="23" w15:restartNumberingAfterBreak="0">
     <w:nsid w:val="6CD32DA8"/>
     <w:multiLevelType w:val="singleLevel"/>
     <w:tmpl w:val="166470C2"/>
@@ -3217,40 +4108,40 @@
     </w:lvl>
   </w:abstractNum>
   <w:num w:numId="1" w16cid:durableId="1048453547">
+    <w:abstractNumId w:val="17"/>
+  </w:num>
+  <w:num w:numId="2" w16cid:durableId="457645654">
+    <w:abstractNumId w:val="22"/>
+  </w:num>
+  <w:num w:numId="3" w16cid:durableId="530150571">
     <w:abstractNumId w:val="14"/>
   </w:num>
-  <w:num w:numId="2" w16cid:durableId="457645654">
+  <w:num w:numId="4" w16cid:durableId="1241520077">
     <w:abstractNumId w:val="19"/>
   </w:num>
-  <w:num w:numId="3" w16cid:durableId="530150571">
+  <w:num w:numId="5" w16cid:durableId="1553809860">
+    <w:abstractNumId w:val="19"/>
+  </w:num>
+  <w:num w:numId="6" w16cid:durableId="1583756149">
+    <w:abstractNumId w:val="19"/>
+  </w:num>
+  <w:num w:numId="7" w16cid:durableId="1656032012">
+    <w:abstractNumId w:val="19"/>
+  </w:num>
+  <w:num w:numId="8" w16cid:durableId="427971278">
+    <w:abstractNumId w:val="21"/>
+  </w:num>
+  <w:num w:numId="9" w16cid:durableId="669331647">
+    <w:abstractNumId w:val="23"/>
+  </w:num>
+  <w:num w:numId="10" w16cid:durableId="688992226">
+    <w:abstractNumId w:val="18"/>
+  </w:num>
+  <w:num w:numId="11" w16cid:durableId="1834954372">
     <w:abstractNumId w:val="13"/>
   </w:num>
-  <w:num w:numId="4" w16cid:durableId="1241520077">
-    <w:abstractNumId w:val="16"/>
-  </w:num>
-  <w:num w:numId="5" w16cid:durableId="1553809860">
-    <w:abstractNumId w:val="16"/>
-  </w:num>
-  <w:num w:numId="6" w16cid:durableId="1583756149">
-    <w:abstractNumId w:val="16"/>
-  </w:num>
-  <w:num w:numId="7" w16cid:durableId="1656032012">
-    <w:abstractNumId w:val="16"/>
-  </w:num>
-  <w:num w:numId="8" w16cid:durableId="427971278">
-    <w:abstractNumId w:val="18"/>
-  </w:num>
-  <w:num w:numId="9" w16cid:durableId="669331647">
-    <w:abstractNumId w:val="20"/>
-  </w:num>
-  <w:num w:numId="10" w16cid:durableId="688992226">
-    <w:abstractNumId w:val="15"/>
-  </w:num>
-  <w:num w:numId="11" w16cid:durableId="1834954372">
+  <w:num w:numId="12" w16cid:durableId="1596357375">
     <w:abstractNumId w:val="12"/>
-  </w:num>
-  <w:num w:numId="12" w16cid:durableId="1596357375">
-    <w:abstractNumId w:val="11"/>
   </w:num>
   <w:num w:numId="13" w16cid:durableId="1496802304">
     <w:abstractNumId w:val="0"/>
@@ -3286,16 +4177,43 @@
     <w:abstractNumId w:val="1"/>
   </w:num>
   <w:num w:numId="24" w16cid:durableId="1785270363">
+    <w:abstractNumId w:val="20"/>
+  </w:num>
+  <w:num w:numId="25" w16cid:durableId="984314129">
+    <w:abstractNumId w:val="19"/>
+  </w:num>
+  <w:num w:numId="26" w16cid:durableId="910390365">
+    <w:abstractNumId w:val="19"/>
+  </w:num>
+  <w:num w:numId="27" w16cid:durableId="255286541">
+    <w:abstractNumId w:val="19"/>
+  </w:num>
+  <w:num w:numId="28" w16cid:durableId="2246742">
+    <w:abstractNumId w:val="19"/>
+  </w:num>
+  <w:num w:numId="29" w16cid:durableId="1456410664">
+    <w:abstractNumId w:val="11"/>
+  </w:num>
+  <w:num w:numId="30" w16cid:durableId="804197521">
+    <w:abstractNumId w:val="15"/>
+  </w:num>
+  <w:num w:numId="31" w16cid:durableId="803892372">
+    <w:abstractNumId w:val="16"/>
+  </w:num>
+  <w:num w:numId="32" w16cid:durableId="1639068814">
     <w:abstractNumId w:val="17"/>
   </w:num>
-  <w:num w:numId="25" w16cid:durableId="984314129">
-    <w:abstractNumId w:val="16"/>
+  <w:num w:numId="33" w16cid:durableId="184905089">
+    <w:abstractNumId w:val="17"/>
+  </w:num>
+  <w:num w:numId="34" w16cid:durableId="1002392610">
+    <w:abstractNumId w:val="17"/>
   </w:num>
 </w:numbering>
 </file>
 
 <file path=word/styles.xml><?xml version="1.0" encoding="utf-8"?>
-<w:styles xmlns:mc="http://schemas.openxmlformats.org/markup-compatibility/2006" xmlns:r="http://purl.oclc.org/ooxml/officeDocument/relationships" xmlns:w="http://purl.oclc.org/ooxml/wordprocessingml/main" xmlns:w14="http://schemas.microsoft.com/office/word/2010/wordml" xmlns:w15="http://schemas.microsoft.com/office/word/2012/wordml" xmlns:w16cex="http://schemas.microsoft.com/office/word/2018/wordml/cex" xmlns:w16cid="http://schemas.microsoft.com/office/word/2016/wordml/cid" xmlns:w16="http://schemas.microsoft.com/office/word/2018/wordml" xmlns:w16sdtdh="http://schemas.microsoft.com/office/word/2020/wordml/sdtdatahash" xmlns:w16se="http://schemas.microsoft.com/office/word/2015/wordml/symex" mc:Ignorable="w14 w15 w16se w16cid w16 w16cex w16sdtdh">
+<w:styles xmlns:mc="http://schemas.openxmlformats.org/markup-compatibility/2006" xmlns:r="http://purl.oclc.org/ooxml/officeDocument/relationships" xmlns:w="http://purl.oclc.org/ooxml/wordprocessingml/main" xmlns:w14="http://schemas.microsoft.com/office/word/2010/wordml" xmlns:w15="http://schemas.microsoft.com/office/word/2012/wordml" xmlns:w16cex="http://schemas.microsoft.com/office/word/2018/wordml/cex" xmlns:w16cid="http://schemas.microsoft.com/office/word/2016/wordml/cid" xmlns:w16="http://schemas.microsoft.com/office/word/2018/wordml" xmlns:w16du="http://schemas.microsoft.com/office/word/2023/wordml/word16du" xmlns:w16sdtdh="http://schemas.microsoft.com/office/word/2020/wordml/sdtdatahash" xmlns:w16se="http://schemas.microsoft.com/office/word/2015/wordml/symex" mc:Ignorable="w14 w15 w16se w16cid w16 w16cex w16sdtdh w16du">
   <w:docDefaults>
     <w:rPrDefault>
       <w:rPr>
@@ -3800,10 +4718,6 @@
       <w:numPr>
         <w:numId w:val="1"/>
       </w:numPr>
-      <w:tabs>
-        <w:tab w:val="clear" w:pos="32.40pt"/>
-      </w:tabs>
-      <w:ind w:start="28.80pt" w:hanging="14.40pt"/>
     </w:pPr>
   </w:style>
   <w:style w:type="paragraph" w:customStyle="1" w:styleId="equation">

--- a/1dcnn_ieee.docx
+++ b/1dcnn_ieee.docx
@@ -1,6 +1,6 @@
 
 <file path=word/document.xml><?xml version="1.0" encoding="utf-8"?>
-<w:document xmlns:cx="http://schemas.microsoft.com/office/drawing/2014/chartex" xmlns:cx1="http://schemas.microsoft.com/office/drawing/2015/9/8/chartex" xmlns:cx2="http://schemas.microsoft.com/office/drawing/2015/10/21/chartex" xmlns:cx3="http://schemas.microsoft.com/office/drawing/2016/5/9/chartex" xmlns:cx4="http://schemas.microsoft.com/office/drawing/2016/5/10/chartex" xmlns:cx5="http://schemas.microsoft.com/office/drawing/2016/5/11/chartex" xmlns:cx6="http://schemas.microsoft.com/office/drawing/2016/5/12/chartex" xmlns:cx7="http://schemas.microsoft.com/office/drawing/2016/5/13/chartex" xmlns:cx8="http://schemas.microsoft.com/office/drawing/2016/5/14/chartex" xmlns:mc="http://schemas.openxmlformats.org/markup-compatibility/2006" xmlns:aink="http://schemas.microsoft.com/office/drawing/2016/ink" xmlns:am3d="http://schemas.microsoft.com/office/drawing/2017/model3d" xmlns:o="urn:schemas-microsoft-com:office:office" xmlns:oel="http://schemas.microsoft.com/office/2019/extlst" xmlns:r="http://purl.oclc.org/ooxml/officeDocument/relationships" xmlns:m="http://purl.oclc.org/ooxml/officeDocument/math" xmlns:v="urn:schemas-microsoft-com:vml" xmlns:wp14="http://schemas.microsoft.com/office/word/2010/wordprocessingDrawing" xmlns:wp="http://purl.oclc.org/ooxml/drawingml/wordprocessingDrawing" xmlns:w10="urn:schemas-microsoft-com:office:word" xmlns:w="http://purl.oclc.org/ooxml/wordprocessingml/main" xmlns:w14="http://schemas.microsoft.com/office/word/2010/wordml" xmlns:w15="http://schemas.microsoft.com/office/word/2012/wordml" xmlns:w16cex="http://schemas.microsoft.com/office/word/2018/wordml/cex" xmlns:w16cid="http://schemas.microsoft.com/office/word/2016/wordml/cid" xmlns:w16="http://schemas.microsoft.com/office/word/2018/wordml" xmlns:w16du="http://schemas.microsoft.com/office/word/2023/wordml/word16du" xmlns:w16sdtdh="http://schemas.microsoft.com/office/word/2020/wordml/sdtdatahash" xmlns:w16se="http://schemas.microsoft.com/office/word/2015/wordml/symex" xmlns:wpi="http://schemas.microsoft.com/office/word/2010/wordprocessingInk" xmlns:wne="http://schemas.microsoft.com/office/word/2006/wordml" mc:Ignorable="w14 w15 w16se w16cid w16 w16cex w16sdtdh w16du wne wp14" w:conformance="strict">
+<w:document xmlns:cx="http://schemas.microsoft.com/office/drawing/2014/chartex" xmlns:cx1="http://schemas.microsoft.com/office/drawing/2015/9/8/chartex" xmlns:cx2="http://schemas.microsoft.com/office/drawing/2015/10/21/chartex" xmlns:cx3="http://schemas.microsoft.com/office/drawing/2016/5/9/chartex" xmlns:cx4="http://schemas.microsoft.com/office/drawing/2016/5/10/chartex" xmlns:cx5="http://schemas.microsoft.com/office/drawing/2016/5/11/chartex" xmlns:cx6="http://schemas.microsoft.com/office/drawing/2016/5/12/chartex" xmlns:cx7="http://schemas.microsoft.com/office/drawing/2016/5/13/chartex" xmlns:cx8="http://schemas.microsoft.com/office/drawing/2016/5/14/chartex" xmlns:mc="http://schemas.openxmlformats.org/markup-compatibility/2006" xmlns:aink="http://schemas.microsoft.com/office/drawing/2016/ink" xmlns:am3d="http://schemas.microsoft.com/office/drawing/2017/model3d" xmlns:o="urn:schemas-microsoft-com:office:office" xmlns:oel="http://schemas.microsoft.com/office/2019/extlst" xmlns:r="http://purl.oclc.org/ooxml/officeDocument/relationships" xmlns:m="http://purl.oclc.org/ooxml/officeDocument/math" xmlns:v="urn:schemas-microsoft-com:vml" xmlns:wp14="http://schemas.microsoft.com/office/word/2010/wordprocessingDrawing" xmlns:wp="http://purl.oclc.org/ooxml/drawingml/wordprocessingDrawing" xmlns:w10="urn:schemas-microsoft-com:office:word" xmlns:w="http://purl.oclc.org/ooxml/wordprocessingml/main" xmlns:w14="http://schemas.microsoft.com/office/word/2010/wordml" xmlns:w15="http://schemas.microsoft.com/office/word/2012/wordml" xmlns:w16cex="http://schemas.microsoft.com/office/word/2018/wordml/cex" xmlns:w16cid="http://schemas.microsoft.com/office/word/2016/wordml/cid" xmlns:w16="http://schemas.microsoft.com/office/word/2018/wordml" xmlns:w16sdtdh="http://schemas.microsoft.com/office/word/2020/wordml/sdtdatahash" xmlns:w16se="http://schemas.microsoft.com/office/word/2015/wordml/symex" xmlns:wpi="http://schemas.microsoft.com/office/word/2010/wordprocessingInk" xmlns:wne="http://schemas.microsoft.com/office/word/2006/wordml" mc:Ignorable="w14 w15 w16se w16cid w16 w16cex w16sdtdh wne wp14" w:conformance="strict">
   <w:body>
     <w:p>
       <w:pPr>
@@ -14,13 +14,61 @@
         <w:rPr>
           <w:kern w:val="48"/>
         </w:rPr>
-        <w:t>Fall Detection by 1D-CNN based on public dataset</w:t>
+        <w:t xml:space="preserve">Fall Detection by 1D-CNN based on </w:t>
       </w:r>
       <w:r>
         <w:rPr>
           <w:kern w:val="48"/>
         </w:rPr>
-        <w:t xml:space="preserve"> using a smartwatch on the wrist</w:t>
+        <w:t>P</w:t>
+      </w:r>
+      <w:r>
+        <w:rPr>
+          <w:kern w:val="48"/>
+        </w:rPr>
+        <w:t xml:space="preserve">ublic </w:t>
+      </w:r>
+      <w:r>
+        <w:rPr>
+          <w:kern w:val="48"/>
+        </w:rPr>
+        <w:t>D</w:t>
+      </w:r>
+      <w:r>
+        <w:rPr>
+          <w:kern w:val="48"/>
+        </w:rPr>
+        <w:t>ataset</w:t>
+      </w:r>
+      <w:r>
+        <w:rPr>
+          <w:kern w:val="48"/>
+        </w:rPr>
+        <w:t xml:space="preserve"> </w:t>
+      </w:r>
+      <w:r>
+        <w:rPr>
+          <w:kern w:val="48"/>
+        </w:rPr>
+        <w:t>U</w:t>
+      </w:r>
+      <w:r>
+        <w:rPr>
+          <w:kern w:val="48"/>
+        </w:rPr>
+        <w:t xml:space="preserve">sing a </w:t>
+      </w:r>
+      <w:r>
+        <w:rPr>
+          <w:kern w:val="48"/>
+        </w:rPr>
+        <w:t>Wrist-worn S</w:t>
+      </w:r>
+      <w:r>
+        <w:rPr>
+          <w:kern w:val="48"/>
+        </w:rPr>
+        <w:t xml:space="preserve">martwatch </w:t>
       </w:r>
     </w:p>
     <w:p>
@@ -128,7 +176,14 @@
           <w:sz w:val="18"/>
           <w:szCs w:val="18"/>
         </w:rPr>
-        <w:t>songsheng.li@hotmail.com</w:t>
+        <w:t>S</w:t>
+      </w:r>
+      <w:r>
+        <w:rPr>
+          <w:sz w:val="18"/>
+          <w:szCs w:val="18"/>
+        </w:rPr>
+        <w:t>ongsheng.li@hotmail.com</w:t>
       </w:r>
     </w:p>
     <w:p>
@@ -185,17 +240,7 @@
         <w:pStyle w:val="Heading1"/>
       </w:pPr>
       <w:r>
-        <w:t>Introduction (</w:t>
-      </w:r>
-      <w:r>
-        <w:rPr>
-          <w:rFonts w:eastAsia="MS Mincho"/>
-          <w:i/>
-        </w:rPr>
-        <w:t>Heading 1</w:t>
-      </w:r>
-      <w:r>
-        <w:t>)</w:t>
+        <w:t>Introduction</w:t>
       </w:r>
     </w:p>
     <w:p>
@@ -203,117 +248,111 @@
         <w:pStyle w:val="BodyText"/>
       </w:pPr>
       <w:r>
-        <w:t>Falls are a serious concern for individuals of all ages, but they pose a particular risk to older adults.</w:t>
+        <w:t>Falls are a serious concern for individuals of all ages, but they pose a particular risk to older adults. The consequences of a fall can range from minor injuries to life-threatening complications.</w:t>
       </w:r>
       <w:r>
         <w:t xml:space="preserve"> </w:t>
       </w:r>
       <w:r>
-        <w:t>The consequences of a fall can range from minor injuries to life-threatening complications.</w:t>
+        <w:t xml:space="preserve">The </w:t>
+      </w:r>
+      <w:r>
+        <w:t xml:space="preserve">benefits of </w:t>
+      </w:r>
+      <w:r>
+        <w:t xml:space="preserve">successful </w:t>
+      </w:r>
+      <w:r>
+        <w:t>fall detection</w:t>
+      </w:r>
+      <w:r>
+        <w:t xml:space="preserve">: (1) </w:t>
+      </w:r>
+      <w:r>
+        <w:t>Reduced risk of serious injury</w:t>
+      </w:r>
+      <w:r>
+        <w:t xml:space="preserve"> as f</w:t>
+      </w:r>
+      <w:r>
+        <w:t>all detection systems can alert caregivers or emergency services immediately</w:t>
+      </w:r>
+      <w:r>
+        <w:t xml:space="preserve">, (2) </w:t>
+      </w:r>
+      <w:r>
+        <w:t>Maintaining independence because f</w:t>
+      </w:r>
+      <w:r>
+        <w:t>all detection empowers individuals to remain active and engaged in their daily lives without fear of falling.</w:t>
       </w:r>
       <w:r>
         <w:t xml:space="preserve"> </w:t>
       </w:r>
       <w:r>
-        <w:t xml:space="preserve">The </w:t>
-      </w:r>
-      <w:r>
-        <w:t xml:space="preserve">benefits of </w:t>
-      </w:r>
-      <w:r>
-        <w:t xml:space="preserve">successful </w:t>
-      </w:r>
-      <w:r>
-        <w:t>fall detection</w:t>
-      </w:r>
-      <w:r>
-        <w:t xml:space="preserve">: (1) </w:t>
-      </w:r>
-      <w:r>
-        <w:t>Reduced risk of serious injury</w:t>
-      </w:r>
-      <w:r>
-        <w:t xml:space="preserve"> as f</w:t>
-      </w:r>
-      <w:r>
-        <w:t>all detection systems can alert caregivers or emergency services immediately</w:t>
-      </w:r>
-      <w:r>
-        <w:t xml:space="preserve">, (2) </w:t>
-      </w:r>
-      <w:r>
-        <w:t>Maintaining independence</w:t>
-      </w:r>
-      <w:r>
-        <w:t xml:space="preserve"> because f</w:t>
-      </w:r>
-      <w:r>
-        <w:t>all detection empowers individuals to remain active and engaged in their daily lives without fear of falling.</w:t>
+        <w:t xml:space="preserve">(3) </w:t>
+      </w:r>
+      <w:r>
+        <w:t>Peace of mind for caregivers by k</w:t>
+      </w:r>
+      <w:r>
+        <w:t>nowing that a loved one is protected by fall detection technology</w:t>
+      </w:r>
+      <w:r>
+        <w:t>,</w:t>
+      </w:r>
+      <w:r>
+        <w:t xml:space="preserve"> and (</w:t>
+      </w:r>
+      <w:r>
+        <w:t>4</w:t>
+      </w:r>
+      <w:r>
+        <w:t xml:space="preserve">) </w:t>
+      </w:r>
+      <w:r>
+        <w:t>Early intervention and prevention</w:t>
+      </w:r>
+      <w:r>
+        <w:t xml:space="preserve">. </w:t>
+      </w:r>
+      <w:r>
+        <w:t>In conclusion, fall detection is an essential tool for promoting safety, independence, and overall well-being, especially for older adults.</w:t>
       </w:r>
       <w:r>
         <w:t xml:space="preserve"> </w:t>
       </w:r>
-      <w:r>
-        <w:t xml:space="preserve">(3) </w:t>
-      </w:r>
-      <w:r>
-        <w:t>Peace of mind for caregivers</w:t>
-      </w:r>
-      <w:r>
-        <w:t xml:space="preserve"> by k</w:t>
-      </w:r>
-      <w:r>
-        <w:t>nowing that a loved one is protected by fall detection technology</w:t>
-      </w:r>
-      <w:r>
-        <w:t>,</w:t>
-      </w:r>
-      <w:r>
-        <w:t xml:space="preserve"> and (</w:t>
-      </w:r>
-      <w:r>
-        <w:t>4</w:t>
-      </w:r>
-      <w:r>
-        <w:t xml:space="preserve">) </w:t>
-      </w:r>
-      <w:r>
-        <w:t>Early intervention and prevention</w:t>
-      </w:r>
-      <w:r>
-        <w:t xml:space="preserve">. </w:t>
-      </w:r>
-      <w:r>
-        <w:t>In conclusion, fall detection is an essential tool for promoting safety, independence, and overall well-being, especially for older adults.</w:t>
-      </w:r>
-      <w:r>
+    </w:p>
+    <w:p>
+      <w:pPr>
+        <w:pStyle w:val="BodyText"/>
+        <w:rPr>
+          <w:lang w:val="en-AU"/>
+        </w:rPr>
+      </w:pPr>
+      <w:r>
+        <w:rPr>
+          <w:lang w:val="en-AU"/>
+        </w:rPr>
+        <w:t>Fall detection algorithms are the computational brains behind the technology that safeguards individuals from the consequences of falls. These algorithms process data collected from various sensors to accurately identify when a fall has occurred.</w:t>
+      </w:r>
+      <w:r>
+        <w:rPr>
+          <w:lang w:val="en-AU"/>
+        </w:rPr>
         <w:t xml:space="preserve"> </w:t>
       </w:r>
-    </w:p>
-    <w:p>
-      <w:pPr>
-        <w:pStyle w:val="BodyText"/>
+      <w:r>
         <w:rPr>
           <w:lang w:val="en-AU"/>
         </w:rPr>
-      </w:pPr>
+        <w:t>Broadly, fall detection algorithms can be categorized into three primary approaches</w:t>
+      </w:r>
       <w:r>
         <w:rPr>
           <w:lang w:val="en-AU"/>
         </w:rPr>
-        <w:t>Fall detection algorithms are the computational brains behind the technology that safeguards individuals from the consequences of falls. These algorithms process data collected from various sensors to accurately identify when a fall has occurred.</w:t>
-      </w:r>
-      <w:r>
-        <w:rPr>
-          <w:lang w:val="en-AU"/>
-        </w:rPr>
-        <w:t xml:space="preserve"> </w:t>
-      </w:r>
-      <w:r>
-        <w:rPr>
-          <w:lang w:val="en-AU"/>
-        </w:rPr>
-        <w:t>Broadly, fall detection algorithms can be categorized into three primary approaches:</w:t>
+        <w:t xml:space="preserve"> based on data sources.</w:t>
       </w:r>
     </w:p>
     <w:p>
@@ -341,6 +380,12 @@
         </w:rPr>
         <w:t>These algorithms utilize data from sensors embedded in wearable devices such as smartwatches, accelerometers, gyroscopes, and heart rate monitors.</w:t>
       </w:r>
+      <w:r>
+        <w:rPr>
+          <w:lang w:val="en-AU"/>
+        </w:rPr>
+        <w:t xml:space="preserve"> </w:t>
+      </w:r>
     </w:p>
     <w:p>
       <w:pPr>
@@ -359,7 +404,64 @@
         <w:ind w:start="28.80pt" w:hanging="14.40pt"/>
       </w:pPr>
       <w:r>
-        <w:t>Threshold-based methods: These algorithms establish predefined thresholds for sensor values. If these thresholds are exceeded during a specific time frame, a fall is detected.</w:t>
+        <w:t xml:space="preserve">Threshold-based methods: </w:t>
+      </w:r>
+      <w:r>
+        <w:t>Paper</w:t>
+      </w:r>
+      <w:r>
+        <w:t xml:space="preserve"> [</w:t>
+      </w:r>
+      <w:r>
+        <w:t>1</w:t>
+      </w:r>
+      <w:r>
+        <w:t>]</w:t>
+      </w:r>
+      <w:r>
+        <w:t xml:space="preserve"> and [2]</w:t>
+      </w:r>
+      <w:r>
+        <w:t xml:space="preserve"> </w:t>
+      </w:r>
+      <w:r>
+        <w:t xml:space="preserve"> establish predefined </w:t>
+      </w:r>
+      <w:r>
+        <w:t xml:space="preserve">experimental </w:t>
+      </w:r>
+      <w:r>
+        <w:t xml:space="preserve">thresholds for </w:t>
+      </w:r>
+      <w:r>
+        <w:rPr>
+          <w:lang w:val="en-AU"/>
+        </w:rPr>
+        <w:t>accelerometers</w:t>
+      </w:r>
+      <w:r>
+        <w:t xml:space="preserve"> </w:t>
+      </w:r>
+      <w:r>
+        <w:t>values</w:t>
+      </w:r>
+      <w:r>
+        <w:t xml:space="preserve"> from wrist-worn watch</w:t>
+      </w:r>
+      <w:r>
+        <w:t xml:space="preserve">. </w:t>
+      </w:r>
+      <w:r>
+        <w:t>When</w:t>
+      </w:r>
+      <w:r>
+        <w:t xml:space="preserve"> these thresholds are </w:t>
+      </w:r>
+      <w:r>
+        <w:t>met</w:t>
+      </w:r>
+      <w:r>
+        <w:t xml:space="preserve"> during a specific time frame, a fall is detected.</w:t>
       </w:r>
     </w:p>
     <w:p>
@@ -371,7 +473,48 @@
         <w:ind w:start="28.80pt" w:hanging="14.40pt"/>
       </w:pPr>
       <w:r>
-        <w:t>Machine learning-based methods: Employing algorithms like Support Vector Machines (SVM), Random Forests, or Naive Bayes, these methods learn patterns from training data and classify new data as either a fall or non-fall event.</w:t>
+        <w:t xml:space="preserve">Machine learning-based methods: </w:t>
+      </w:r>
+      <w:r>
+        <w:t>Saleh</w:t>
+      </w:r>
+      <w:r>
+        <w:t xml:space="preserve"> et al. </w:t>
+      </w:r>
+      <w:r>
+        <w:t>[3] e</w:t>
+      </w:r>
+      <w:r>
+        <w:t xml:space="preserve">mploy algorithms like Support Vector Machines (SVM), Random Forests, or Naive Bayes, </w:t>
+      </w:r>
+      <w:r>
+        <w:t xml:space="preserve"> and deep learning </w:t>
+      </w:r>
+      <w:r>
+        <w:t xml:space="preserve"> methods </w:t>
+      </w:r>
+      <w:r>
+        <w:t xml:space="preserve">to </w:t>
+      </w:r>
+      <w:r>
+        <w:t xml:space="preserve">learn patterns from </w:t>
+      </w:r>
+      <w:r>
+        <w:t xml:space="preserve">their proposed dataset, </w:t>
+      </w:r>
+      <w:proofErr w:type="spellStart"/>
+      <w:r>
+        <w:t>FallAllD</w:t>
+      </w:r>
+      <w:proofErr w:type="spellEnd"/>
+      <w:r>
+        <w:t xml:space="preserve"> to</w:t>
+      </w:r>
+      <w:r>
+        <w:t xml:space="preserve"> classify a fall.</w:t>
+      </w:r>
+      <w:r>
+        <w:t xml:space="preserve"> They applied deep learning for higher accuracy.</w:t>
       </w:r>
     </w:p>
     <w:p>
@@ -383,7 +526,40 @@
         <w:ind w:start="28.80pt" w:hanging="14.40pt"/>
       </w:pPr>
       <w:r>
-        <w:t>Deep learning-based methods: Leveraging neural networks, these algorithms excel at extracting complex features from sensor data, leading to high accuracy in fall detection.</w:t>
+        <w:t xml:space="preserve">Deep learning-based methods: </w:t>
+      </w:r>
+      <w:r>
+        <w:t>Authors [4] l</w:t>
+      </w:r>
+      <w:r>
+        <w:t>everag</w:t>
+      </w:r>
+      <w:r>
+        <w:t>e</w:t>
+      </w:r>
+      <w:r>
+        <w:t xml:space="preserve"> </w:t>
+      </w:r>
+      <w:r>
+        <w:t>CNN</w:t>
+      </w:r>
+      <w:r>
+        <w:t xml:space="preserve"> </w:t>
+      </w:r>
+      <w:r>
+        <w:t xml:space="preserve">to find </w:t>
+      </w:r>
+      <w:r>
+        <w:t>that a sampling rate of 20 Hz can</w:t>
+      </w:r>
+      <w:r>
+        <w:t xml:space="preserve"> </w:t>
+      </w:r>
+      <w:r>
+        <w:t>maximize the effectiveness of a fall detector</w:t>
+      </w:r>
+      <w:r>
+        <w:t>, leading to high accuracy in fall detection.</w:t>
       </w:r>
     </w:p>
     <w:p>
@@ -411,14 +587,12 @@
         </w:rPr>
         <w:t xml:space="preserve">These algorithms </w:t>
       </w:r>
-      <w:proofErr w:type="spellStart"/>
       <w:r>
         <w:rPr>
           <w:lang w:val="en-AU"/>
         </w:rPr>
-        <w:t>analyze</w:t>
-      </w:r>
-      <w:proofErr w:type="spellEnd"/>
+        <w:t>analyse</w:t>
+      </w:r>
       <w:r>
         <w:rPr>
           <w:lang w:val="en-AU"/>
@@ -447,23 +621,7 @@
         <w:ind w:start="28.80pt" w:hanging="14.40pt"/>
       </w:pPr>
       <w:r>
-        <w:t xml:space="preserve">Body shape change analysis: By </w:t>
-      </w:r>
-      <w:proofErr w:type="spellStart"/>
-      <w:r>
-        <w:t>analyzing</w:t>
-      </w:r>
-      <w:proofErr w:type="spellEnd"/>
-      <w:r>
-        <w:t xml:space="preserve"> changes in a person's body shape over time, these algorithms can identify the </w:t>
-      </w:r>
-      <w:proofErr w:type="gramStart"/>
-      <w:r>
-        <w:t>sudden collapse</w:t>
-      </w:r>
-      <w:proofErr w:type="gramEnd"/>
-      <w:r>
-        <w:t xml:space="preserve"> associated with a fall.</w:t>
+        <w:t>Body shape change analysis: By analyzing changes in a person's body shape over time, these algorithms can identify the sudden collapse associated with a fall.</w:t>
       </w:r>
     </w:p>
     <w:p>
@@ -525,27 +683,217 @@
         <w:ind w:start="28.80pt" w:hanging="14.40pt"/>
       </w:pPr>
       <w:r>
-        <w:t xml:space="preserve">Acoustic-based methods: </w:t>
-      </w:r>
+        <w:t>Acoustic-based methods: Analyze sound patterns for unusual noises associated with a fall.</w:t>
+      </w:r>
+    </w:p>
+    <w:p>
+      <w:pPr>
+        <w:pStyle w:val="bulletlist"/>
+        <w:tabs>
+          <w:tab w:val="clear" w:pos="32.40pt"/>
+        </w:tabs>
+        <w:ind w:start="28.80pt" w:hanging="14.40pt"/>
+      </w:pPr>
+      <w:r>
+        <w:t>Radar-based methods: Use radar signals to track human movement and detect abnormal motion patterns.</w:t>
+      </w:r>
+    </w:p>
+    <w:p>
+      <w:pPr>
+        <w:pStyle w:val="BodyText"/>
+        <w:rPr>
+          <w:lang w:val="en-AU"/>
+        </w:rPr>
+      </w:pPr>
+      <w:r>
+        <w:rPr>
+          <w:lang w:val="en-AU"/>
+        </w:rPr>
+        <w:t>It's important to note that the choice of algorithm depends on factors such as desired accuracy, computational resources, user preferences, and the specific environment where the system will be deployed. Additionally, many systems combine multiple algorithm types to improve overall performance and robustness.</w:t>
+      </w:r>
+    </w:p>
+    <w:p>
+      <w:pPr>
+        <w:pStyle w:val="BodyText"/>
+        <w:rPr>
+          <w:lang w:val="en-AU"/>
+        </w:rPr>
+      </w:pPr>
+      <w:r>
+        <w:rPr>
+          <w:lang w:val="en-AU"/>
+        </w:rPr>
+        <w:t>Developing robust fall detection algorithms requires access to high-quality datasets that accurately represent real-world scenarios. Several public datasets have been made available to facilitate research in this area.</w:t>
+      </w:r>
+    </w:p>
+    <w:p>
+      <w:pPr>
+        <w:pStyle w:val="BodyText"/>
+        <w:rPr>
+          <w:lang w:val="en-AU"/>
+        </w:rPr>
+      </w:pPr>
+    </w:p>
+    <w:p>
+      <w:pPr>
+        <w:pStyle w:val="BodyText"/>
+        <w:rPr>
+          <w:lang w:val="en-AU"/>
+        </w:rPr>
+      </w:pPr>
+      <w:r>
+        <w:rPr>
+          <w:lang w:val="en-AU"/>
+        </w:rPr>
+        <w:t>Key Considerations for Fall Detection Datasets</w:t>
+      </w:r>
+    </w:p>
+    <w:p>
+      <w:pPr>
+        <w:pStyle w:val="BodyText"/>
+        <w:rPr>
+          <w:lang w:val="en-AU"/>
+        </w:rPr>
+      </w:pPr>
+      <w:r>
+        <w:rPr>
+          <w:lang w:val="en-AU"/>
+        </w:rPr>
+        <w:t>Sensor data: Accelerometer, gyroscope, and magnetometer data are commonly used.</w:t>
+      </w:r>
+    </w:p>
+    <w:p>
+      <w:pPr>
+        <w:pStyle w:val="BodyText"/>
+        <w:rPr>
+          <w:lang w:val="en-AU"/>
+        </w:rPr>
+      </w:pPr>
+      <w:r>
+        <w:rPr>
+          <w:lang w:val="en-AU"/>
+        </w:rPr>
+        <w:t>Fall types: Datasets should include various fall scenarios, such as forward falls, backward falls, and side falls.</w:t>
+      </w:r>
+    </w:p>
+    <w:p>
+      <w:pPr>
+        <w:pStyle w:val="BodyText"/>
+        <w:rPr>
+          <w:lang w:val="en-AU"/>
+        </w:rPr>
+      </w:pPr>
+      <w:r>
+        <w:rPr>
+          <w:lang w:val="en-AU"/>
+        </w:rPr>
+        <w:t>Activities of Daily Living (ADLs): A comprehensive dataset should include a wide range of ADLs to ensure accurate fall discrimination.</w:t>
+      </w:r>
+    </w:p>
+    <w:p>
+      <w:pPr>
+        <w:pStyle w:val="BodyText"/>
+        <w:rPr>
+          <w:lang w:val="en-AU"/>
+        </w:rPr>
+      </w:pPr>
+      <w:r>
+        <w:rPr>
+          <w:lang w:val="en-AU"/>
+        </w:rPr>
+        <w:t>Subject diversity: The dataset should represent a diverse population in terms of age, gender, and physical condition.</w:t>
+      </w:r>
+    </w:p>
+    <w:p>
+      <w:pPr>
+        <w:pStyle w:val="BodyText"/>
+        <w:rPr>
+          <w:lang w:val="en-AU"/>
+        </w:rPr>
+      </w:pPr>
+      <w:r>
+        <w:rPr>
+          <w:lang w:val="en-AU"/>
+        </w:rPr>
+        <w:t>Popular Public Datasets</w:t>
+      </w:r>
+    </w:p>
+    <w:p>
+      <w:pPr>
+        <w:pStyle w:val="BodyText"/>
+        <w:rPr>
+          <w:lang w:val="en-AU"/>
+        </w:rPr>
+      </w:pPr>
+      <w:r>
+        <w:rPr>
+          <w:lang w:val="en-AU"/>
+        </w:rPr>
+        <w:t>While the field is continuously evolving, here are some notable datasets:</w:t>
+      </w:r>
+    </w:p>
+    <w:p>
+      <w:pPr>
+        <w:pStyle w:val="BodyText"/>
+        <w:rPr>
+          <w:lang w:val="en-AU"/>
+        </w:rPr>
+      </w:pPr>
       <w:proofErr w:type="spellStart"/>
       <w:r>
-        <w:t>Analyze</w:t>
+        <w:rPr>
+          <w:lang w:val="en-AU"/>
+        </w:rPr>
+        <w:t>SisFall</w:t>
       </w:r>
       <w:proofErr w:type="spellEnd"/>
       <w:r>
-        <w:t xml:space="preserve"> sound patterns for unusual noises associated with a fall.</w:t>
-      </w:r>
-    </w:p>
-    <w:p>
-      <w:pPr>
-        <w:pStyle w:val="bulletlist"/>
-        <w:tabs>
-          <w:tab w:val="clear" w:pos="32.40pt"/>
-        </w:tabs>
-        <w:ind w:start="28.80pt" w:hanging="14.40pt"/>
-      </w:pPr>
-      <w:r>
-        <w:t>Radar-based methods: Use radar signals to track human movement and detect abnormal motion patterns.</w:t>
+        <w:rPr>
+          <w:lang w:val="en-AU"/>
+        </w:rPr>
+        <w:t xml:space="preserve">, </w:t>
+      </w:r>
+      <w:proofErr w:type="spellStart"/>
+      <w:r>
+        <w:rPr>
+          <w:lang w:val="en-AU"/>
+        </w:rPr>
+        <w:t>tFall</w:t>
+      </w:r>
+      <w:proofErr w:type="spellEnd"/>
+      <w:r>
+        <w:rPr>
+          <w:lang w:val="en-AU"/>
+        </w:rPr>
+        <w:t xml:space="preserve">, </w:t>
+      </w:r>
+      <w:proofErr w:type="spellStart"/>
+      <w:r>
+        <w:rPr>
+          <w:lang w:val="en-AU"/>
+        </w:rPr>
+        <w:t>MobiFall</w:t>
+      </w:r>
+      <w:proofErr w:type="spellEnd"/>
+      <w:r>
+        <w:rPr>
+          <w:lang w:val="en-AU"/>
+        </w:rPr>
+        <w:t xml:space="preserve">, and </w:t>
+      </w:r>
+      <w:proofErr w:type="spellStart"/>
+      <w:r>
+        <w:rPr>
+          <w:lang w:val="en-AU"/>
+        </w:rPr>
+        <w:t>FallAllD</w:t>
+      </w:r>
+      <w:proofErr w:type="spellEnd"/>
+      <w:r>
+        <w:rPr>
+          <w:lang w:val="en-AU"/>
+        </w:rPr>
+        <w:t>: These datasets primarily focus on post-fall detection and include data from wearable sensors.</w:t>
       </w:r>
     </w:p>
     <w:p>
@@ -555,11 +903,19 @@
           <w:lang w:val="en-AU"/>
         </w:rPr>
       </w:pPr>
+      <w:proofErr w:type="spellStart"/>
       <w:r>
         <w:rPr>
           <w:lang w:val="en-AU"/>
         </w:rPr>
-        <w:t>It's important to note that the choice of algorithm depends on factors such as desired accuracy, computational resources, user preferences, and the specific environment where the system will be deployed. Additionally, many systems combine multiple algorithm types to improve overall performance and robustness.</w:t>
+        <w:t>KFall</w:t>
+      </w:r>
+      <w:proofErr w:type="spellEnd"/>
+      <w:r>
+        <w:rPr>
+          <w:lang w:val="en-AU"/>
+        </w:rPr>
+        <w:t>: A larger dataset that includes pre-impact fall detection, making it more suitable for real-world applications. It also incorporates synchronized video data for analysis.</w:t>
       </w:r>
     </w:p>
     <w:p>
@@ -573,7 +929,7 @@
         <w:rPr>
           <w:lang w:val="en-AU"/>
         </w:rPr>
-        <w:t>Developing robust fall detection algorithms requires access to high-quality datasets that accurately represent real-world scenarios. Several public datasets have been made available to facilitate research in this area.</w:t>
+        <w:t>UP-Fall Detection: This dataset offers a multimodal approach, including data from wearable sensors, ambient sensors, and vision equipment.</w:t>
       </w:r>
     </w:p>
     <w:p>
@@ -583,6 +939,12 @@
           <w:lang w:val="en-AU"/>
         </w:rPr>
       </w:pPr>
+      <w:r>
+        <w:rPr>
+          <w:lang w:val="en-AU"/>
+        </w:rPr>
+        <w:t>Other datasets: Depending on specific research needs, additional datasets may be available from academic institutions or research projects.</w:t>
+      </w:r>
     </w:p>
     <w:p>
       <w:pPr>
@@ -595,219 +957,6 @@
         <w:rPr>
           <w:lang w:val="en-AU"/>
         </w:rPr>
-        <w:lastRenderedPageBreak/>
-        <w:t>Key Considerations for Fall Detection Datasets</w:t>
-      </w:r>
-    </w:p>
-    <w:p>
-      <w:pPr>
-        <w:pStyle w:val="BodyText"/>
-        <w:rPr>
-          <w:lang w:val="en-AU"/>
-        </w:rPr>
-      </w:pPr>
-      <w:r>
-        <w:rPr>
-          <w:lang w:val="en-AU"/>
-        </w:rPr>
-        <w:t>Sensor data: Accelerometer, gyroscope, and magnetometer data are commonly used.</w:t>
-      </w:r>
-    </w:p>
-    <w:p>
-      <w:pPr>
-        <w:pStyle w:val="BodyText"/>
-        <w:rPr>
-          <w:lang w:val="en-AU"/>
-        </w:rPr>
-      </w:pPr>
-      <w:r>
-        <w:rPr>
-          <w:lang w:val="en-AU"/>
-        </w:rPr>
-        <w:t>Fall types: Datasets should include various fall scenarios, such as forward falls, backward falls, and side falls.</w:t>
-      </w:r>
-    </w:p>
-    <w:p>
-      <w:pPr>
-        <w:pStyle w:val="BodyText"/>
-        <w:rPr>
-          <w:lang w:val="en-AU"/>
-        </w:rPr>
-      </w:pPr>
-      <w:r>
-        <w:rPr>
-          <w:lang w:val="en-AU"/>
-        </w:rPr>
-        <w:t>Activities of Daily Living (ADLs): A comprehensive dataset should include a wide range of ADLs to ensure accurate fall discrimination.</w:t>
-      </w:r>
-    </w:p>
-    <w:p>
-      <w:pPr>
-        <w:pStyle w:val="BodyText"/>
-        <w:rPr>
-          <w:lang w:val="en-AU"/>
-        </w:rPr>
-      </w:pPr>
-      <w:r>
-        <w:rPr>
-          <w:lang w:val="en-AU"/>
-        </w:rPr>
-        <w:t>Subject diversity: The dataset should represent a diverse population in terms of age, gender, and physical condition.</w:t>
-      </w:r>
-    </w:p>
-    <w:p>
-      <w:pPr>
-        <w:pStyle w:val="BodyText"/>
-        <w:rPr>
-          <w:lang w:val="en-AU"/>
-        </w:rPr>
-      </w:pPr>
-      <w:r>
-        <w:rPr>
-          <w:lang w:val="en-AU"/>
-        </w:rPr>
-        <w:t>Popular Public Datasets</w:t>
-      </w:r>
-    </w:p>
-    <w:p>
-      <w:pPr>
-        <w:pStyle w:val="BodyText"/>
-        <w:rPr>
-          <w:lang w:val="en-AU"/>
-        </w:rPr>
-      </w:pPr>
-      <w:r>
-        <w:rPr>
-          <w:lang w:val="en-AU"/>
-        </w:rPr>
-        <w:t>While the field is continuously evolving, here are some notable datasets:</w:t>
-      </w:r>
-    </w:p>
-    <w:p>
-      <w:pPr>
-        <w:pStyle w:val="BodyText"/>
-        <w:rPr>
-          <w:lang w:val="en-AU"/>
-        </w:rPr>
-      </w:pPr>
-      <w:proofErr w:type="spellStart"/>
-      <w:r>
-        <w:rPr>
-          <w:lang w:val="en-AU"/>
-        </w:rPr>
-        <w:t>SisFall</w:t>
-      </w:r>
-      <w:proofErr w:type="spellEnd"/>
-      <w:r>
-        <w:rPr>
-          <w:lang w:val="en-AU"/>
-        </w:rPr>
-        <w:t xml:space="preserve">, </w:t>
-      </w:r>
-      <w:proofErr w:type="spellStart"/>
-      <w:r>
-        <w:rPr>
-          <w:lang w:val="en-AU"/>
-        </w:rPr>
-        <w:t>tFall</w:t>
-      </w:r>
-      <w:proofErr w:type="spellEnd"/>
-      <w:r>
-        <w:rPr>
-          <w:lang w:val="en-AU"/>
-        </w:rPr>
-        <w:t xml:space="preserve">, </w:t>
-      </w:r>
-      <w:proofErr w:type="spellStart"/>
-      <w:r>
-        <w:rPr>
-          <w:lang w:val="en-AU"/>
-        </w:rPr>
-        <w:t>MobiFall</w:t>
-      </w:r>
-      <w:proofErr w:type="spellEnd"/>
-      <w:r>
-        <w:rPr>
-          <w:lang w:val="en-AU"/>
-        </w:rPr>
-        <w:t xml:space="preserve">, and </w:t>
-      </w:r>
-      <w:proofErr w:type="spellStart"/>
-      <w:r>
-        <w:rPr>
-          <w:lang w:val="en-AU"/>
-        </w:rPr>
-        <w:t>FallAllD</w:t>
-      </w:r>
-      <w:proofErr w:type="spellEnd"/>
-      <w:r>
-        <w:rPr>
-          <w:lang w:val="en-AU"/>
-        </w:rPr>
-        <w:t>: These datasets primarily focus on post-fall detection and include data from wearable sensors.</w:t>
-      </w:r>
-    </w:p>
-    <w:p>
-      <w:pPr>
-        <w:pStyle w:val="BodyText"/>
-        <w:rPr>
-          <w:lang w:val="en-AU"/>
-        </w:rPr>
-      </w:pPr>
-      <w:proofErr w:type="spellStart"/>
-      <w:r>
-        <w:rPr>
-          <w:lang w:val="en-AU"/>
-        </w:rPr>
-        <w:t>KFall</w:t>
-      </w:r>
-      <w:proofErr w:type="spellEnd"/>
-      <w:r>
-        <w:rPr>
-          <w:lang w:val="en-AU"/>
-        </w:rPr>
-        <w:t>: A larger dataset that includes pre-impact fall detection, making it more suitable for real-world applications. It also incorporates synchronized video data for analysis.</w:t>
-      </w:r>
-    </w:p>
-    <w:p>
-      <w:pPr>
-        <w:pStyle w:val="BodyText"/>
-        <w:rPr>
-          <w:lang w:val="en-AU"/>
-        </w:rPr>
-      </w:pPr>
-      <w:r>
-        <w:rPr>
-          <w:lang w:val="en-AU"/>
-        </w:rPr>
-        <w:t>UP-Fall Detection: This dataset offers a multimodal approach, including data from wearable sensors, ambient sensors, and vision equipment.</w:t>
-      </w:r>
-    </w:p>
-    <w:p>
-      <w:pPr>
-        <w:pStyle w:val="BodyText"/>
-        <w:rPr>
-          <w:lang w:val="en-AU"/>
-        </w:rPr>
-      </w:pPr>
-      <w:r>
-        <w:rPr>
-          <w:lang w:val="en-AU"/>
-        </w:rPr>
-        <w:t>Other datasets: Depending on specific research needs, additional datasets may be available from academic institutions or research projects.</w:t>
-      </w:r>
-    </w:p>
-    <w:p>
-      <w:pPr>
-        <w:pStyle w:val="BodyText"/>
-        <w:rPr>
-          <w:lang w:val="en-AU"/>
-        </w:rPr>
-      </w:pPr>
-      <w:r>
-        <w:rPr>
-          <w:lang w:val="en-AU"/>
-        </w:rPr>
         <w:t>It's important to note that the suitability of a dataset depends on the specific research objectives and the type of fall detection system being developed.</w:t>
       </w:r>
     </w:p>
@@ -816,7 +965,10 @@
         <w:pStyle w:val="Heading1"/>
       </w:pPr>
       <w:r>
-        <w:t>Experimental methods</w:t>
+        <w:t>M</w:t>
+      </w:r>
+      <w:r>
+        <w:t>ethods</w:t>
       </w:r>
     </w:p>
     <w:p>
@@ -890,6 +1042,101 @@
     </w:p>
     <w:p>
       <w:pPr>
+        <w:pStyle w:val="BodyText"/>
+        <w:jc w:val="center"/>
+        <w:rPr>
+          <w:lang w:val="en-US"/>
+        </w:rPr>
+      </w:pPr>
+      <w:r>
+        <w:rPr>
+          <w:noProof/>
+          <w:lang w:val="en-US"/>
+        </w:rPr>
+        <w:drawing>
+          <wp:inline distT="0" distB="0" distL="0" distR="0" wp14:anchorId="3B1817B1" wp14:editId="71F30798">
+            <wp:extent cx="2909570" cy="1096419"/>
+            <wp:effectExtent l="0" t="0" r="5080" b="8890"/>
+            <wp:docPr id="3" name="Picture 3"/>
+            <wp:cNvGraphicFramePr>
+              <a:graphicFrameLocks xmlns:a="http://purl.oclc.org/ooxml/drawingml/main" noChangeAspect="1"/>
+            </wp:cNvGraphicFramePr>
+            <a:graphic xmlns:a="http://purl.oclc.org/ooxml/drawingml/main">
+              <a:graphicData uri="http://purl.oclc.org/ooxml/drawingml/picture">
+                <pic:pic xmlns:pic="http://purl.oclc.org/ooxml/drawingml/picture">
+                  <pic:nvPicPr>
+                    <pic:cNvPr id="0" name="Picture 2"/>
+                    <pic:cNvPicPr>
+                      <a:picLocks noChangeAspect="1" noChangeArrowheads="1"/>
+                    </pic:cNvPicPr>
+                  </pic:nvPicPr>
+                  <pic:blipFill>
+                    <a:blip r:embed="rId9">
+                      <a:extLst>
+                        <a:ext uri="{28A0092B-C50C-407E-A947-70E740481C1C}">
+                          <a14:useLocalDpi xmlns:a14="http://schemas.microsoft.com/office/drawing/2010/main" val="0"/>
+                        </a:ext>
+                      </a:extLst>
+                    </a:blip>
+                    <a:srcRect/>
+                    <a:stretch>
+                      <a:fillRect/>
+                    </a:stretch>
+                  </pic:blipFill>
+                  <pic:spPr bwMode="auto">
+                    <a:xfrm>
+                      <a:off x="0" y="0"/>
+                      <a:ext cx="2924519" cy="1102052"/>
+                    </a:xfrm>
+                    <a:prstGeom prst="rect">
+                      <a:avLst/>
+                    </a:prstGeom>
+                    <a:noFill/>
+                  </pic:spPr>
+                </pic:pic>
+              </a:graphicData>
+            </a:graphic>
+          </wp:inline>
+        </w:drawing>
+      </w:r>
+    </w:p>
+    <w:p>
+      <w:pPr>
+        <w:pStyle w:val="figurecaption"/>
+      </w:pPr>
+      <w:r>
+        <w:t>Principle of CNN</w:t>
+      </w:r>
+      <w:r>
+        <w:fldChar w:fldCharType="begin"/>
+      </w:r>
+      <w:r>
+        <w:instrText xml:space="preserve"> ADDIN ZOTERO_ITEM CSL_CITATION {"citationID":"LhbAiGsM","properties":{"formattedCitation":"[1]","plainCitation":"[1]","noteIndex":0},"citationItems":[{"id":5,"uris":["http://zotero.org/users/6113138/items/Y5N74PU2"],"itemData":{"id":5,"type":"article-journal","abstract":"It is common for older people to live alone, which can have tragic consequences if they have an accident and can’t call for help in time. This is particularly acute in an aging society where falling is one of the most common accidents. According to the CDC, 1/4 of people over the age of 65 in the United States fall each year. The development of IoT and MEMS has made it possible to detect falls in time and automatically call for help. The presented fall detection system focuses on the walk-fall-still pattern, collects accelerations through the wrist-worn M5StickC-Plus watch, analyses the data locally in the watch, detects falls using an algorithm based on observations in the statistics of acceleration in one second, and then transmits the alarm signal to a remote healthcare system in real-time via WIFI. The lightweight algorithm has been proven to be 90% accurate in detecting falls, and the system can notify service staff of accidents within 1 second. The features of comfort, lightness, and timeliness make the device more practical than similar products. The low-cost, non-intrusive device can be used in care homes and is also suitable for elderly people living alone.","container-title":"IEEE Access","DOI":"10.1109/ACCESS.2023.3249191","ISSN":"2169-3536","license":"All rights reserved","note":"event-title: IEEE Access","page":"19567-19578","source":"IEEE Xplore","title":"Fall Detection With Wrist-Worn Watch by Observations in Statistics of Acceleration","volume":"11","author":[{"family":"Li","given":"Songsheng"}],"issued":{"date-parts":[["2023"]]}}}],"schema":"https://github.com/citation-style-language/schema/raw/master/csl-citation.json"} </w:instrText>
+      </w:r>
+      <w:r>
+        <w:fldChar w:fldCharType="separate"/>
+      </w:r>
+      <w:r>
+        <w:t>[1]</w:t>
+      </w:r>
+      <w:r>
+        <w:fldChar w:fldCharType="end"/>
+      </w:r>
+      <w:r>
+        <w:t>.</w:t>
+      </w:r>
+    </w:p>
+    <w:p>
+      <w:pPr>
+        <w:pStyle w:val="BodyText"/>
+        <w:jc w:val="center"/>
+        <w:rPr>
+          <w:lang w:val="en-US"/>
+        </w:rPr>
+      </w:pPr>
+    </w:p>
+    <w:p>
+      <w:pPr>
         <w:pStyle w:val="Heading2"/>
         <w:tabs>
           <w:tab w:val="clear" w:pos="18pt"/>
@@ -917,33 +1164,46 @@
         <w:pStyle w:val="Heading1"/>
       </w:pPr>
       <w:r>
-        <w:t xml:space="preserve">Prepare Your Paper </w:t>
-      </w:r>
+        <w:t>Results</w:t>
+      </w:r>
+    </w:p>
+    <w:p>
+      <w:pPr>
+        <w:pStyle w:val="BodyText"/>
+        <w:rPr>
+          <w:lang w:val="en-US"/>
+        </w:rPr>
+      </w:pPr>
       <w:r>
         <w:t>Before</w:t>
       </w:r>
       <w:r>
-        <w:t xml:space="preserve"> Styling</w:t>
+        <w:t xml:space="preserve"> you begin to format your paper, first write and save the content as a separate text file. </w:t>
+      </w:r>
+      <w:r>
+        <w:rPr>
+          <w:lang w:val="en-US"/>
+        </w:rPr>
+        <w:t>Complete all content and organizational editing before formatting. Please note sections A-D below for more information on proofreading, spelling and grammar.</w:t>
       </w:r>
     </w:p>
     <w:p>
       <w:pPr>
         <w:pStyle w:val="BodyText"/>
-        <w:rPr>
-          <w:lang w:val="en-US"/>
-        </w:rPr>
-      </w:pPr>
-      <w:r>
-        <w:t>Before</w:t>
-      </w:r>
-      <w:r>
-        <w:t xml:space="preserve"> you begin to format your paper, first write and save the content as a separate text file. </w:t>
-      </w:r>
-      <w:r>
-        <w:rPr>
-          <w:lang w:val="en-US"/>
-        </w:rPr>
-        <w:t>Complete all content and organizational editing before formatting. Please note sections A-D below for more information on proofreading, spelling and grammar.</w:t>
+      </w:pPr>
+      <w:r>
+        <w:t>Keep your text and graphic files separate until after the text has been formatted and styled. Do not use hard tabs, and limit use of hard returns to only one return at the end of a paragraph. Do not add any kind of pagination anywhere in the paper. Do not number text heads-the template will do that for you.</w:t>
+      </w:r>
+    </w:p>
+    <w:p>
+      <w:pPr>
+        <w:pStyle w:val="Heading2"/>
+      </w:pPr>
+      <w:r>
+        <w:t>Abbreviations</w:t>
+      </w:r>
+      <w:r>
+        <w:t xml:space="preserve"> and Acronyms</w:t>
       </w:r>
     </w:p>
     <w:p>
@@ -951,7 +1211,15 @@
         <w:pStyle w:val="BodyText"/>
       </w:pPr>
       <w:r>
-        <w:t>Keep your text and graphic files separate until after the text has been formatted and styled. Do not use hard tabs, and limit use of hard returns to only one return at the end of a paragraph. Do not add any kind of pagination anywhere in the paper. Do not number text heads-the template will do that for you.</w:t>
+        <w:t xml:space="preserve">Define abbreviations and acronyms the first time they are used in the text, even after they have been defined in the abstract. Abbreviations such as IEEE, SI, MKS, CGS, </w:t>
+      </w:r>
+      <w:proofErr w:type="spellStart"/>
+      <w:r>
+        <w:t>sc</w:t>
+      </w:r>
+      <w:proofErr w:type="spellEnd"/>
+      <w:r>
+        <w:t>, dc, and rms do not have to be defined. Do not use abbreviations in the title or heads unless they are unavoidable.</w:t>
       </w:r>
     </w:p>
     <w:p>
@@ -959,34 +1227,37 @@
         <w:pStyle w:val="Heading2"/>
       </w:pPr>
       <w:r>
-        <w:t>Abbreviations</w:t>
-      </w:r>
-      <w:r>
-        <w:t xml:space="preserve"> and Acronyms</w:t>
-      </w:r>
-    </w:p>
-    <w:p>
-      <w:pPr>
-        <w:pStyle w:val="BodyText"/>
-      </w:pPr>
-      <w:r>
-        <w:t xml:space="preserve">Define abbreviations and acronyms the first time they are used in the text, even after they have been defined in the abstract. Abbreviations such as IEEE, SI, MKS, CGS, </w:t>
+        <w:t>Units</w:t>
+      </w:r>
+    </w:p>
+    <w:p>
+      <w:pPr>
+        <w:pStyle w:val="bulletlist"/>
+      </w:pPr>
+      <w:r>
+        <w:t xml:space="preserve">Use </w:t>
+      </w:r>
+      <w:r>
+        <w:t>either</w:t>
+      </w:r>
+      <w:r>
+        <w:t xml:space="preserve"> SI (MKS) or CGS as primary units. (SI units are encouraged.) English units may be used as secondary units (in parentheses). An exception would be the use of English units as identifiers in trade, such as “3.5-inch disk drive”.</w:t>
+      </w:r>
+    </w:p>
+    <w:p>
+      <w:pPr>
+        <w:pStyle w:val="bulletlist"/>
+      </w:pPr>
+      <w:r>
+        <w:t xml:space="preserve">Avoid combining SI and CGS units, such as current in amperes and magnetic field in </w:t>
       </w:r>
       <w:proofErr w:type="spellStart"/>
       <w:r>
-        <w:t>sc</w:t>
+        <w:t>oersteds</w:t>
       </w:r>
       <w:proofErr w:type="spellEnd"/>
       <w:r>
-        <w:t>, dc, and rms do not have to be defined. Do not use abbreviations in the title or heads unless they are unavoidable.</w:t>
-      </w:r>
-    </w:p>
-    <w:p>
-      <w:pPr>
-        <w:pStyle w:val="Heading2"/>
-      </w:pPr>
-      <w:r>
-        <w:t>Units</w:t>
+        <w:t>. This often leads to confusion because equations do not balance dimensionally. If you must use mixed units, clearly state the units for each quantity that you use in an equation.</w:t>
       </w:r>
     </w:p>
     <w:p>
@@ -994,37 +1265,15 @@
         <w:pStyle w:val="bulletlist"/>
       </w:pPr>
       <w:r>
-        <w:t xml:space="preserve">Use </w:t>
-      </w:r>
-      <w:r>
-        <w:t>either</w:t>
-      </w:r>
-      <w:r>
-        <w:t xml:space="preserve"> SI (MKS) or CGS as primary units. (SI units are encouraged.) English units may be used as secondary units (in parentheses). An exception would be the use of English units as identifiers in trade, such as “3.5-inch disk drive”.</w:t>
-      </w:r>
-    </w:p>
-    <w:p>
-      <w:pPr>
-        <w:pStyle w:val="bulletlist"/>
-      </w:pPr>
-      <w:r>
-        <w:t xml:space="preserve">Avoid combining SI and CGS units, such as current in amperes and magnetic field in </w:t>
+        <w:t>Do not mix complete spellings and abbreviations of units: “Wb/m2” or “</w:t>
       </w:r>
       <w:proofErr w:type="spellStart"/>
       <w:r>
-        <w:t>oersteds</w:t>
+        <w:t>webers</w:t>
       </w:r>
       <w:proofErr w:type="spellEnd"/>
       <w:r>
-        <w:t>. This often leads to confusion because equations do not balance dimensionally. If you must use mixed units, clearly state the units for each quantity that you use in an equation.</w:t>
-      </w:r>
-    </w:p>
-    <w:p>
-      <w:pPr>
-        <w:pStyle w:val="bulletlist"/>
-      </w:pPr>
-      <w:r>
-        <w:t>Do not mix complete spellings and abbreviations of units: “Wb/m2” or “</w:t>
+        <w:t xml:space="preserve"> per square meter”, not “</w:t>
       </w:r>
       <w:proofErr w:type="spellStart"/>
       <w:r>
@@ -1032,54 +1281,15 @@
       </w:r>
       <w:proofErr w:type="spellEnd"/>
       <w:r>
-        <w:t xml:space="preserve"> per square meter”, not “</w:t>
+        <w:t xml:space="preserve">/m2”.  Spell out units when they appear in text: “. . . a few </w:t>
       </w:r>
       <w:proofErr w:type="spellStart"/>
       <w:r>
-        <w:t>webers</w:t>
+        <w:t>henries</w:t>
       </w:r>
       <w:proofErr w:type="spellEnd"/>
       <w:r>
-        <w:t xml:space="preserve">/m2”.  Spell out units when they appear in text: “. . . a few </w:t>
-      </w:r>
-      <w:proofErr w:type="spellStart"/>
-      <w:r>
-        <w:t>henries</w:t>
-      </w:r>
-      <w:proofErr w:type="spellEnd"/>
-      <w:r>
         <w:t>”, not “. . . a few H”.</w:t>
-      </w:r>
-    </w:p>
-    <w:p>
-      <w:pPr>
-        <w:pStyle w:val="sponsors"/>
-        <w:framePr w:wrap="auto" w:vAnchor="page" w:hAnchor="page" w:x="45.90pt" w:y="756.05pt"/>
-        <w:ind w:firstLine="14.45pt"/>
-      </w:pPr>
-      <w:r>
-        <w:t>Identif</w:t>
-      </w:r>
-      <w:r>
-        <w:t xml:space="preserve">y applicable </w:t>
-      </w:r>
-      <w:r>
-        <w:t>funding agency</w:t>
-      </w:r>
-      <w:r>
-        <w:t xml:space="preserve"> here. </w:t>
-      </w:r>
-      <w:r>
-        <w:rPr>
-          <w:iCs/>
-        </w:rPr>
-        <w:t>If none, delete this text box</w:t>
-      </w:r>
-      <w:r>
-        <w:rPr>
-          <w:iCs/>
-        </w:rPr>
-        <w:t>.</w:t>
       </w:r>
     </w:p>
     <w:p>
@@ -1127,6 +1337,7 @@
         </w:rPr>
       </w:pPr>
       <w:r>
+        <w:lastRenderedPageBreak/>
         <w:t>Number equations consecutively. Equation numbers, within parentheses, are to position flush right, as in (1), using a right tab stop. To make your equations more compact, you may use the solidus ( / ), the exp function, or appropriate exponents. Italicize Roman symbols for quantities and variables, but not Greek symbols. Use a long dash rather than a hyphen for a minus sign. Punctuate equations with commas or periods when they are part of a sentence, as in</w:t>
       </w:r>
       <w:r>
@@ -1139,6 +1350,9 @@
     <w:p>
       <w:pPr>
         <w:pStyle w:val="equation"/>
+        <w:rPr>
+          <w:rFonts w:hint="eastAsia"/>
+        </w:rPr>
       </w:pPr>
       <w:r>
         <w:tab/>
@@ -1199,7 +1413,6 @@
         <w:pStyle w:val="BodyText"/>
       </w:pPr>
       <w:r>
-        <w:lastRenderedPageBreak/>
         <w:t>Note that the equation is centered using a center tab stop. Be sure that the symbols in your equation have been defined before or immediately following the equation. Use “(1)”, not “Eq. (1)” or “equation (1)”, except at the beginning of a sentence: “Equation (1) is . . .”</w:t>
       </w:r>
     </w:p>
@@ -1336,10 +1549,7 @@
         <w:pStyle w:val="Heading1"/>
       </w:pPr>
       <w:r>
-        <w:t xml:space="preserve">Using the </w:t>
-      </w:r>
-      <w:r>
-        <w:t>Template</w:t>
+        <w:t>Conclusions</w:t>
       </w:r>
     </w:p>
     <w:p>
@@ -1347,7 +1557,10 @@
         <w:pStyle w:val="BodyText"/>
       </w:pPr>
       <w:r>
-        <w:t>After the text edit has been completed, the paper is ready for the template. Duplicate the template file by using the Save As command, and use the naming convention prescribed by your conference for the name of your paper. In this newly created file, highlight all of the contents and import your prepared text file. You are now ready to style your paper; use the scroll down window on the left of the MS Word Formatting toolbar.</w:t>
+        <w:t xml:space="preserve">After the text edit has been completed, the paper is ready for the template. Duplicate the template file by using the Save </w:t>
+      </w:r>
+      <w:r>
+        <w:t>As command, and use the naming convention prescribed by your conference for the name of your paper. In this newly created file, highlight all of the contents and import your prepared text file. You are now ready to style your paper; use the scroll down window on the left of the MS Word Formatting toolbar.</w:t>
       </w:r>
     </w:p>
     <w:p>
@@ -1431,10 +1644,7 @@
         <w:t xml:space="preserve">A minimum of one author is required for all conference articles. </w:t>
       </w:r>
       <w:r>
-        <w:t xml:space="preserve">Author names should be listed starting </w:t>
-      </w:r>
-      <w:r>
-        <w:t>from left to right and then moving down to the next line. This is the author sequence that will be used in future citations and by indexing services.</w:t>
+        <w:t>Author names should be listed starting from left to right and then moving down to the next line. This is the author sequence that will be used in future citations and by indexing services.</w:t>
       </w:r>
       <w:r>
         <w:t xml:space="preserve"> </w:t>
@@ -1678,6 +1888,7 @@
               <w:pStyle w:val="tablecolhead"/>
             </w:pPr>
             <w:r>
+              <w:lastRenderedPageBreak/>
               <w:t>Table Head</w:t>
             </w:r>
           </w:p>
@@ -1911,11 +2122,7 @@
         <w:pStyle w:val="BodyText"/>
       </w:pPr>
       <w:r>
-        <w:t xml:space="preserve">Figure Labels: Use 8 point Times New Roman for Figure labels. Use words rather than symbols or abbreviations when writing Figure axis labels to avoid confusing the reader. As an </w:t>
-      </w:r>
-      <w:r>
-        <w:lastRenderedPageBreak/>
-        <w:t>example, write the quantity “Magnetization”, or “Magnetization, M”, not just “M”. If including units in the label, present them within parentheses. Do not label axes only with units. In the example, write “Magnetization (A/m)” or “Magnetization {A[m(1)]}”, not just “A/m”. Do not label axes</w:t>
+        <w:t>Figure Labels: Use 8 point Times New Roman for Figure labels. Use words rather than symbols or abbreviations when writing Figure axis labels to avoid confusing the reader. As an example, write the quantity “Magnetization”, or “Magnetization, M”, not just “M”. If including units in the label, present them within parentheses. Do not label axes only with units. In the example, write “Magnetization (A/m)” or “Magnetization {A[m(1)]}”, not just “A/m”. Do not label axes</w:t>
       </w:r>
       <w:r>
         <w:t xml:space="preserve"> </w:t>
@@ -1929,175 +2136,243 @@
         <w:pStyle w:val="Heading5"/>
       </w:pPr>
       <w:r>
-        <w:t>Acknowledgment</w:t>
-      </w:r>
-      <w:r>
+        <w:t>References</w:t>
+      </w:r>
+    </w:p>
+    <w:p>
+      <w:pPr>
+        <w:pStyle w:val="BodyText"/>
+      </w:pPr>
+      <w:r>
+        <w:t>The template will number citations consecutively within brackets [1]. The sentence punctuation follows the bracket [2]. Refer simply to the reference number, as in [3]—do not use “Ref. [3]” or “reference [3]” except at the beginning of a sentence: “Reference [3] was the first</w:t>
+      </w:r>
+      <w:r>
+        <w:rPr>
+          <w:lang w:val="en-US"/>
+        </w:rPr>
         <w:t xml:space="preserve"> </w:t>
+      </w:r>
+      <w:r>
+        <w:t>...</w:t>
+      </w:r>
+      <w:r>
+        <w:t>”</w:t>
+      </w:r>
+    </w:p>
+    <w:p>
+      <w:pPr>
+        <w:pStyle w:val="BodyText"/>
+      </w:pPr>
+      <w:r>
+        <w:t>Number footnotes separately in superscripts. Place the actual footnote at the bottom of the column in which it was cited. Do not put footnotes in the</w:t>
+      </w:r>
+      <w:r>
+        <w:rPr>
+          <w:lang w:val="en-US"/>
+        </w:rPr>
+        <w:t xml:space="preserve"> abstract or</w:t>
+      </w:r>
+      <w:r>
+        <w:t xml:space="preserve"> reference list. Use letters for table footnotes.</w:t>
+      </w:r>
+    </w:p>
+    <w:p>
+      <w:pPr>
+        <w:pStyle w:val="BodyText"/>
+      </w:pPr>
+      <w:r>
+        <w:t>Unless there are six au</w:t>
+      </w:r>
+      <w:r>
+        <w:t>thors or more give all authors</w:t>
+      </w:r>
+      <w:r>
+        <w:rPr>
+          <w:lang w:val="en-US"/>
+        </w:rPr>
+        <w:t xml:space="preserve">’ </w:t>
+      </w:r>
+      <w:r>
+        <w:t>names; do not use “et al.”. Papers that have not been published, even if they have been submitted for publication, should be cited as “unpublished” [4]. Papers that have been accepted for publication should be cited as “in press” [5]. Capitalize only the first word in a paper title, except for proper nouns and element symbols.</w:t>
+      </w:r>
+    </w:p>
+    <w:p>
+      <w:pPr>
+        <w:pStyle w:val="BodyText"/>
+      </w:pPr>
+      <w:r>
+        <w:t xml:space="preserve">For </w:t>
+      </w:r>
+      <w:r>
+        <w:t>papers</w:t>
+      </w:r>
+      <w:r>
+        <w:t xml:space="preserve"> published in translation journals, please give the English citation first, followed by the original foreign-language citation [6].</w:t>
+      </w:r>
+    </w:p>
+    <w:p/>
+    <w:p>
+      <w:pPr>
+        <w:pStyle w:val="references"/>
+        <w:rPr>
+          <w:lang w:eastAsia="zh-CN"/>
+        </w:rPr>
+      </w:pPr>
+      <w:r>
+        <w:rPr>
+          <w:lang w:eastAsia="zh-CN"/>
+        </w:rPr>
+        <w:t xml:space="preserve">S.-L. Hsieh, C.-C. Chen, S.-H. Wu, and T.-W. Yue, “A wrist -worn fall detection system using accelerometers and gyroscopes,” in </w:t>
       </w:r>
       <w:r>
         <w:rPr>
           <w:i/>
           <w:iCs/>
-        </w:rPr>
-        <w:t>(</w:t>
+          <w:lang w:eastAsia="zh-CN"/>
+        </w:rPr>
+        <w:t>Proceedings of the 11th IEEE International Conference on Networking, Sensing and Control</w:t>
+      </w:r>
+      <w:r>
+        <w:rPr>
+          <w:lang w:eastAsia="zh-CN"/>
+        </w:rPr>
+        <w:t>, IEEE, Apr. 2014, pp. 518–523</w:t>
+      </w:r>
+      <w:r>
+        <w:rPr>
+          <w:lang w:eastAsia="zh-CN"/>
+        </w:rPr>
+        <w:t>.</w:t>
+      </w:r>
+    </w:p>
+    <w:p>
+      <w:pPr>
+        <w:pStyle w:val="references"/>
+      </w:pPr>
+      <w:r>
+        <w:t>S. Li, "Fall Detection With Wrist-Worn Watch by Observations in Statistics of Acceleration," in IEEE Access, vol. 11, pp. 19567-19578, 2023, doi: 10.1109/ACCESS.2023.3249191.</w:t>
+      </w:r>
+    </w:p>
+    <w:p>
+      <w:pPr>
+        <w:pStyle w:val="references"/>
+      </w:pPr>
+      <w:r>
+        <w:t xml:space="preserve">M. Saleh, M. Abbas and R. B. Le Jeannès, "FallAllD: An Open Dataset of Human Falls and Activities of Daily Living for Classical and Deep Learning Applications," in IEEE Sensors Journal, vol. 21, no. 2, pp. 1849-1858, 15 Jan.15, 2021, doi: 10.1109/JSEN.2020.3018335. </w:t>
+      </w:r>
+    </w:p>
+    <w:p>
+      <w:pPr>
+        <w:pStyle w:val="references"/>
+        <w:rPr>
+          <w:lang w:eastAsia="zh-CN"/>
+        </w:rPr>
+      </w:pPr>
+      <w:r>
+        <w:rPr>
+          <w:lang w:eastAsia="zh-CN"/>
+        </w:rPr>
+        <w:t xml:space="preserve">J. Antonio Santoyo-Ramón, E. Casilari, and J. Manuel Cano-García, “A study of the influence of the sensor sampling frequency on the performance of wearable fall detectors,” </w:t>
       </w:r>
       <w:r>
         <w:rPr>
           <w:i/>
           <w:iCs/>
-          <w:smallCaps w:val="0"/>
-        </w:rPr>
-        <w:t>Heading 5</w:t>
+          <w:lang w:eastAsia="zh-CN"/>
+        </w:rPr>
+        <w:t>Measurement</w:t>
+      </w:r>
+      <w:r>
+        <w:rPr>
+          <w:lang w:eastAsia="zh-CN"/>
+        </w:rPr>
+        <w:t xml:space="preserve">, vol. 193, p. 110945, Apr. 2022, doi: </w:t>
+      </w:r>
+      <w:hyperlink r:id="rId10" w:history="1">
+        <w:r>
+          <w:rPr>
+            <w:color w:val="0000FF"/>
+            <w:u w:val="single"/>
+            <w:lang w:eastAsia="zh-CN"/>
+          </w:rPr>
+          <w:t>10.1016/j.measurement.2022.110945</w:t>
+        </w:r>
+      </w:hyperlink>
+      <w:r>
+        <w:rPr>
+          <w:lang w:eastAsia="zh-CN"/>
+        </w:rPr>
+        <w:t>.</w:t>
+      </w:r>
+    </w:p>
+    <w:p>
+      <w:pPr>
+        <w:pStyle w:val="references"/>
+        <w:rPr>
+          <w:lang w:eastAsia="zh-CN"/>
+        </w:rPr>
+      </w:pPr>
+      <w:r>
+        <w:rPr>
+          <w:lang w:eastAsia="zh-CN"/>
+        </w:rPr>
+        <w:t xml:space="preserve">M. Bastico, V. Ruiz Bejerano, and A. Belmonte-Hernández, “Simultaneous Real-Time Human Fall Detection and Reidentification Based on Multisensors Data,” in </w:t>
       </w:r>
       <w:r>
         <w:rPr>
           <w:i/>
           <w:iCs/>
-        </w:rPr>
-        <w:t>)</w:t>
-      </w:r>
-    </w:p>
-    <w:p>
-      <w:pPr>
-        <w:pStyle w:val="BodyText"/>
-      </w:pPr>
-      <w:r>
-        <w:t>The preferred spelling of the word “acknowledgment” in America is without an “e” after the “g</w:t>
-      </w:r>
-      <w:r>
-        <w:t>”. Avoid the stilted expression “</w:t>
-      </w:r>
-      <w:proofErr w:type="spellStart"/>
-      <w:r>
-        <w:rPr>
-          <w:lang w:val="en-US"/>
-        </w:rPr>
-        <w:t>o</w:t>
-      </w:r>
-      <w:r>
-        <w:t>ne</w:t>
-      </w:r>
-      <w:proofErr w:type="spellEnd"/>
-      <w:r>
-        <w:t xml:space="preserve"> of us (R. B. G.) thanks </w:t>
-      </w:r>
-      <w:r>
-        <w:t>...</w:t>
-      </w:r>
-      <w:r>
-        <w:rPr>
-          <w:lang w:val="en-US"/>
-        </w:rPr>
-        <w:t xml:space="preserve">”.  </w:t>
-      </w:r>
-      <w:r>
-        <w:t>Instead, try “R. B. G. thanks</w:t>
-      </w:r>
-      <w:r>
-        <w:t>...</w:t>
-      </w:r>
-      <w:r>
-        <w:t>”.</w:t>
-      </w:r>
-      <w:r>
-        <w:rPr>
-          <w:lang w:val="en-US"/>
-        </w:rPr>
-        <w:t xml:space="preserve"> </w:t>
-      </w:r>
-      <w:r>
-        <w:t>Put spons</w:t>
-      </w:r>
-      <w:r>
-        <w:t>or acknowledgments in the unnum</w:t>
-      </w:r>
-      <w:r>
-        <w:t>bered footnote on the first page.</w:t>
-      </w:r>
-    </w:p>
-    <w:p>
-      <w:pPr>
-        <w:pStyle w:val="Heading5"/>
-      </w:pPr>
-      <w:r>
-        <w:t>References</w:t>
-      </w:r>
-    </w:p>
-    <w:p>
-      <w:pPr>
-        <w:pStyle w:val="BodyText"/>
-      </w:pPr>
-      <w:r>
-        <w:t>The template will number citations consecutively within brackets [1]. The sentence punctuation follows the bracket [2]. Refer simply to the reference number, as in [3]—do not use “Ref. [3]” or “reference [3]” except at the beginning of a sentence: “Reference [3] was the first</w:t>
-      </w:r>
-      <w:r>
-        <w:rPr>
-          <w:lang w:val="en-US"/>
-        </w:rPr>
-        <w:t xml:space="preserve"> </w:t>
-      </w:r>
-      <w:r>
-        <w:t>...</w:t>
-      </w:r>
-      <w:r>
-        <w:t>”</w:t>
-      </w:r>
-    </w:p>
-    <w:p>
-      <w:pPr>
-        <w:pStyle w:val="BodyText"/>
-      </w:pPr>
-      <w:r>
-        <w:t>Number footnotes separately in superscripts. Place the actual footnote at the bottom of the column in which it was cited. Do not put footnotes in the</w:t>
-      </w:r>
-      <w:r>
-        <w:rPr>
-          <w:lang w:val="en-US"/>
-        </w:rPr>
-        <w:t xml:space="preserve"> abstract or</w:t>
-      </w:r>
-      <w:r>
-        <w:t xml:space="preserve"> reference list. Use letters for table footnotes.</w:t>
-      </w:r>
-    </w:p>
-    <w:p>
-      <w:pPr>
-        <w:pStyle w:val="BodyText"/>
-      </w:pPr>
-      <w:r>
-        <w:t>Unless there are six au</w:t>
-      </w:r>
-      <w:r>
-        <w:t>thors or more give all authors</w:t>
-      </w:r>
-      <w:r>
-        <w:rPr>
-          <w:lang w:val="en-US"/>
-        </w:rPr>
-        <w:t xml:space="preserve">’ </w:t>
-      </w:r>
-      <w:r>
-        <w:t xml:space="preserve">names; do not use “et al.”. Papers that have not been </w:t>
-      </w:r>
-      <w:r>
-        <w:t>published, even if they have been submitted for publication, should be cited as “unpublished” [4]. Papers that have been accepted for publication should be cited as “in press” [5]. Capitalize only the first word in a paper title, except for proper nouns and element symbols.</w:t>
-      </w:r>
-    </w:p>
-    <w:p>
-      <w:pPr>
-        <w:pStyle w:val="BodyText"/>
-      </w:pPr>
-      <w:r>
-        <w:t xml:space="preserve">For </w:t>
-      </w:r>
-      <w:r>
-        <w:t>papers</w:t>
-      </w:r>
-      <w:r>
-        <w:t xml:space="preserve"> published in translation journals, please give the English citation first, followed by the original foreign-language citation [6].</w:t>
-      </w:r>
-    </w:p>
-    <w:p/>
+          <w:lang w:eastAsia="zh-CN"/>
+        </w:rPr>
+        <w:t>Proceedings of the 15th International Conference on PErvasive Technologies Related to Assistive Environments</w:t>
+      </w:r>
+      <w:r>
+        <w:rPr>
+          <w:lang w:eastAsia="zh-CN"/>
+        </w:rPr>
+        <w:t>, in PETRA ’22. New York, NY, USA: Association for Computing Machinery, 2022, pp. 365–370</w:t>
+      </w:r>
+      <w:r>
+        <w:rPr>
+          <w:lang w:eastAsia="zh-CN"/>
+        </w:rPr>
+        <w:t>.</w:t>
+      </w:r>
+    </w:p>
+    <w:p>
+      <w:pPr>
+        <w:pStyle w:val="references"/>
+        <w:rPr>
+          <w:lang w:eastAsia="zh-CN"/>
+        </w:rPr>
+      </w:pPr>
+      <w:r>
+        <w:rPr>
+          <w:lang w:eastAsia="zh-CN"/>
+        </w:rPr>
+        <w:t xml:space="preserve">L. Martínez-Villaseñor, H. Ponce, J. Brieva, E. Moya-Albor, J. Núñez-Martínez, and C. Peñafort-Asturiano, “UP-Fall Detection Dataset: A Multimodal Approach,” </w:t>
+      </w:r>
+      <w:r>
+        <w:rPr>
+          <w:i/>
+          <w:iCs/>
+          <w:lang w:eastAsia="zh-CN"/>
+        </w:rPr>
+        <w:t>Sensors</w:t>
+      </w:r>
+      <w:r>
+        <w:rPr>
+          <w:lang w:eastAsia="zh-CN"/>
+        </w:rPr>
+        <w:t>, vol. 19, no. 9, p. 1988, Apr. 2019</w:t>
+      </w:r>
+      <w:r>
+        <w:rPr>
+          <w:lang w:eastAsia="zh-CN"/>
+        </w:rPr>
+        <w:t>.</w:t>
+      </w:r>
+    </w:p>
     <w:p>
       <w:pPr>
         <w:pStyle w:val="references"/>
@@ -2181,7 +2456,28 @@
           <w:ilvl w:val="0"/>
           <w:numId w:val="0"/>
         </w:numPr>
+      </w:pPr>
+    </w:p>
+    <w:p>
+      <w:pPr>
+        <w:pStyle w:val="references"/>
+        <w:numPr>
+          <w:ilvl w:val="0"/>
+          <w:numId w:val="0"/>
+        </w:numPr>
+        <w:spacing w:line="12pt" w:lineRule="auto"/>
         <w:ind w:start="18pt" w:hanging="18pt"/>
+        <w:jc w:val="center"/>
+        <w:rPr>
+          <w:rFonts w:eastAsia="SimSun"/>
+          <w:b/>
+          <w:noProof w:val="0"/>
+          <w:color w:val="FF0000"/>
+          <w:spacing w:val="-1"/>
+          <w:sz w:val="20"/>
+          <w:szCs w:val="20"/>
+          <w:lang w:val="x-none" w:eastAsia="x-none"/>
+        </w:rPr>
       </w:pPr>
     </w:p>
     <w:p>
@@ -2316,7 +2612,7 @@
 </file>
 
 <file path=word/endnotes.xml><?xml version="1.0" encoding="utf-8"?>
-<w:endnotes xmlns:cx="http://schemas.microsoft.com/office/drawing/2014/chartex" xmlns:cx1="http://schemas.microsoft.com/office/drawing/2015/9/8/chartex" xmlns:cx2="http://schemas.microsoft.com/office/drawing/2015/10/21/chartex" xmlns:cx3="http://schemas.microsoft.com/office/drawing/2016/5/9/chartex" xmlns:cx4="http://schemas.microsoft.com/office/drawing/2016/5/10/chartex" xmlns:cx5="http://schemas.microsoft.com/office/drawing/2016/5/11/chartex" xmlns:cx6="http://schemas.microsoft.com/office/drawing/2016/5/12/chartex" xmlns:cx7="http://schemas.microsoft.com/office/drawing/2016/5/13/chartex" xmlns:cx8="http://schemas.microsoft.com/office/drawing/2016/5/14/chartex" xmlns:mc="http://schemas.openxmlformats.org/markup-compatibility/2006" xmlns:aink="http://schemas.microsoft.com/office/drawing/2016/ink" xmlns:am3d="http://schemas.microsoft.com/office/drawing/2017/model3d" xmlns:o="urn:schemas-microsoft-com:office:office" xmlns:oel="http://schemas.microsoft.com/office/2019/extlst" xmlns:r="http://purl.oclc.org/ooxml/officeDocument/relationships" xmlns:m="http://purl.oclc.org/ooxml/officeDocument/math" xmlns:v="urn:schemas-microsoft-com:vml" xmlns:wp14="http://schemas.microsoft.com/office/word/2010/wordprocessingDrawing" xmlns:wp="http://purl.oclc.org/ooxml/drawingml/wordprocessingDrawing" xmlns:w10="urn:schemas-microsoft-com:office:word" xmlns:w="http://purl.oclc.org/ooxml/wordprocessingml/main" xmlns:w14="http://schemas.microsoft.com/office/word/2010/wordml" xmlns:w15="http://schemas.microsoft.com/office/word/2012/wordml" xmlns:w16cex="http://schemas.microsoft.com/office/word/2018/wordml/cex" xmlns:w16cid="http://schemas.microsoft.com/office/word/2016/wordml/cid" xmlns:w16="http://schemas.microsoft.com/office/word/2018/wordml" xmlns:w16du="http://schemas.microsoft.com/office/word/2023/wordml/word16du" xmlns:w16sdtdh="http://schemas.microsoft.com/office/word/2020/wordml/sdtdatahash" xmlns:w16se="http://schemas.microsoft.com/office/word/2015/wordml/symex" xmlns:wpi="http://schemas.microsoft.com/office/word/2010/wordprocessingInk" xmlns:wne="http://schemas.microsoft.com/office/word/2006/wordml" mc:Ignorable="w14 w15 w16se w16cid w16 w16cex w16sdtdh w16du wne wp14">
+<w:endnotes xmlns:cx="http://schemas.microsoft.com/office/drawing/2014/chartex" xmlns:cx1="http://schemas.microsoft.com/office/drawing/2015/9/8/chartex" xmlns:cx2="http://schemas.microsoft.com/office/drawing/2015/10/21/chartex" xmlns:cx3="http://schemas.microsoft.com/office/drawing/2016/5/9/chartex" xmlns:cx4="http://schemas.microsoft.com/office/drawing/2016/5/10/chartex" xmlns:cx5="http://schemas.microsoft.com/office/drawing/2016/5/11/chartex" xmlns:cx6="http://schemas.microsoft.com/office/drawing/2016/5/12/chartex" xmlns:cx7="http://schemas.microsoft.com/office/drawing/2016/5/13/chartex" xmlns:cx8="http://schemas.microsoft.com/office/drawing/2016/5/14/chartex" xmlns:mc="http://schemas.openxmlformats.org/markup-compatibility/2006" xmlns:aink="http://schemas.microsoft.com/office/drawing/2016/ink" xmlns:am3d="http://schemas.microsoft.com/office/drawing/2017/model3d" xmlns:o="urn:schemas-microsoft-com:office:office" xmlns:oel="http://schemas.microsoft.com/office/2019/extlst" xmlns:r="http://purl.oclc.org/ooxml/officeDocument/relationships" xmlns:m="http://purl.oclc.org/ooxml/officeDocument/math" xmlns:v="urn:schemas-microsoft-com:vml" xmlns:wp14="http://schemas.microsoft.com/office/word/2010/wordprocessingDrawing" xmlns:wp="http://purl.oclc.org/ooxml/drawingml/wordprocessingDrawing" xmlns:w10="urn:schemas-microsoft-com:office:word" xmlns:w="http://purl.oclc.org/ooxml/wordprocessingml/main" xmlns:w14="http://schemas.microsoft.com/office/word/2010/wordml" xmlns:w15="http://schemas.microsoft.com/office/word/2012/wordml" xmlns:w16cex="http://schemas.microsoft.com/office/word/2018/wordml/cex" xmlns:w16cid="http://schemas.microsoft.com/office/word/2016/wordml/cid" xmlns:w16="http://schemas.microsoft.com/office/word/2018/wordml" xmlns:w16sdtdh="http://schemas.microsoft.com/office/word/2020/wordml/sdtdatahash" xmlns:w16se="http://schemas.microsoft.com/office/word/2015/wordml/symex" xmlns:wpi="http://schemas.microsoft.com/office/word/2010/wordprocessingInk" xmlns:wne="http://schemas.microsoft.com/office/word/2006/wordml" mc:Ignorable="w14 w15 w16se w16cid w16 w16cex w16sdtdh wne wp14">
   <w:endnote w:type="separator" w:id="-1">
     <w:p>
       <w:r>
@@ -2335,7 +2631,7 @@
 </file>
 
 <file path=word/footer1.xml><?xml version="1.0" encoding="utf-8"?>
-<w:ftr xmlns:cx="http://schemas.microsoft.com/office/drawing/2014/chartex" xmlns:cx1="http://schemas.microsoft.com/office/drawing/2015/9/8/chartex" xmlns:cx2="http://schemas.microsoft.com/office/drawing/2015/10/21/chartex" xmlns:cx3="http://schemas.microsoft.com/office/drawing/2016/5/9/chartex" xmlns:cx4="http://schemas.microsoft.com/office/drawing/2016/5/10/chartex" xmlns:cx5="http://schemas.microsoft.com/office/drawing/2016/5/11/chartex" xmlns:cx6="http://schemas.microsoft.com/office/drawing/2016/5/12/chartex" xmlns:cx7="http://schemas.microsoft.com/office/drawing/2016/5/13/chartex" xmlns:cx8="http://schemas.microsoft.com/office/drawing/2016/5/14/chartex" xmlns:mc="http://schemas.openxmlformats.org/markup-compatibility/2006" xmlns:aink="http://schemas.microsoft.com/office/drawing/2016/ink" xmlns:am3d="http://schemas.microsoft.com/office/drawing/2017/model3d" xmlns:o="urn:schemas-microsoft-com:office:office" xmlns:oel="http://schemas.microsoft.com/office/2019/extlst" xmlns:r="http://purl.oclc.org/ooxml/officeDocument/relationships" xmlns:m="http://purl.oclc.org/ooxml/officeDocument/math" xmlns:v="urn:schemas-microsoft-com:vml" xmlns:wp14="http://schemas.microsoft.com/office/word/2010/wordprocessingDrawing" xmlns:wp="http://purl.oclc.org/ooxml/drawingml/wordprocessingDrawing" xmlns:w10="urn:schemas-microsoft-com:office:word" xmlns:w="http://purl.oclc.org/ooxml/wordprocessingml/main" xmlns:w14="http://schemas.microsoft.com/office/word/2010/wordml" xmlns:w15="http://schemas.microsoft.com/office/word/2012/wordml" xmlns:w16cex="http://schemas.microsoft.com/office/word/2018/wordml/cex" xmlns:w16cid="http://schemas.microsoft.com/office/word/2016/wordml/cid" xmlns:w16="http://schemas.microsoft.com/office/word/2018/wordml" xmlns:w16du="http://schemas.microsoft.com/office/word/2023/wordml/word16du" xmlns:w16sdtdh="http://schemas.microsoft.com/office/word/2020/wordml/sdtdatahash" xmlns:w16se="http://schemas.microsoft.com/office/word/2015/wordml/symex" xmlns:wpi="http://schemas.microsoft.com/office/word/2010/wordprocessingInk" xmlns:wne="http://schemas.microsoft.com/office/word/2006/wordml" mc:Ignorable="w14 w15 w16se w16cid w16 w16cex w16sdtdh w16du wne wp14">
+<w:ftr xmlns:cx="http://schemas.microsoft.com/office/drawing/2014/chartex" xmlns:cx1="http://schemas.microsoft.com/office/drawing/2015/9/8/chartex" xmlns:cx2="http://schemas.microsoft.com/office/drawing/2015/10/21/chartex" xmlns:cx3="http://schemas.microsoft.com/office/drawing/2016/5/9/chartex" xmlns:cx4="http://schemas.microsoft.com/office/drawing/2016/5/10/chartex" xmlns:cx5="http://schemas.microsoft.com/office/drawing/2016/5/11/chartex" xmlns:cx6="http://schemas.microsoft.com/office/drawing/2016/5/12/chartex" xmlns:cx7="http://schemas.microsoft.com/office/drawing/2016/5/13/chartex" xmlns:cx8="http://schemas.microsoft.com/office/drawing/2016/5/14/chartex" xmlns:mc="http://schemas.openxmlformats.org/markup-compatibility/2006" xmlns:aink="http://schemas.microsoft.com/office/drawing/2016/ink" xmlns:am3d="http://schemas.microsoft.com/office/drawing/2017/model3d" xmlns:o="urn:schemas-microsoft-com:office:office" xmlns:oel="http://schemas.microsoft.com/office/2019/extlst" xmlns:r="http://purl.oclc.org/ooxml/officeDocument/relationships" xmlns:m="http://purl.oclc.org/ooxml/officeDocument/math" xmlns:v="urn:schemas-microsoft-com:vml" xmlns:wp14="http://schemas.microsoft.com/office/word/2010/wordprocessingDrawing" xmlns:wp="http://purl.oclc.org/ooxml/drawingml/wordprocessingDrawing" xmlns:w10="urn:schemas-microsoft-com:office:word" xmlns:w="http://purl.oclc.org/ooxml/wordprocessingml/main" xmlns:w14="http://schemas.microsoft.com/office/word/2010/wordml" xmlns:w15="http://schemas.microsoft.com/office/word/2012/wordml" xmlns:w16cex="http://schemas.microsoft.com/office/word/2018/wordml/cex" xmlns:w16cid="http://schemas.microsoft.com/office/word/2016/wordml/cid" xmlns:w16="http://schemas.microsoft.com/office/word/2018/wordml" xmlns:w16sdtdh="http://schemas.microsoft.com/office/word/2020/wordml/sdtdatahash" xmlns:w16se="http://schemas.microsoft.com/office/word/2015/wordml/symex" xmlns:wpi="http://schemas.microsoft.com/office/word/2010/wordprocessingInk" xmlns:wne="http://schemas.microsoft.com/office/word/2006/wordml" mc:Ignorable="w14 w15 w16se w16cid w16 w16cex w16sdtdh wne wp14">
   <w:p>
     <w:pPr>
       <w:pStyle w:val="Footer"/>
@@ -2357,7 +2653,7 @@
 </file>
 
 <file path=word/footnotes.xml><?xml version="1.0" encoding="utf-8"?>
-<w:footnotes xmlns:cx="http://schemas.microsoft.com/office/drawing/2014/chartex" xmlns:cx1="http://schemas.microsoft.com/office/drawing/2015/9/8/chartex" xmlns:cx2="http://schemas.microsoft.com/office/drawing/2015/10/21/chartex" xmlns:cx3="http://schemas.microsoft.com/office/drawing/2016/5/9/chartex" xmlns:cx4="http://schemas.microsoft.com/office/drawing/2016/5/10/chartex" xmlns:cx5="http://schemas.microsoft.com/office/drawing/2016/5/11/chartex" xmlns:cx6="http://schemas.microsoft.com/office/drawing/2016/5/12/chartex" xmlns:cx7="http://schemas.microsoft.com/office/drawing/2016/5/13/chartex" xmlns:cx8="http://schemas.microsoft.com/office/drawing/2016/5/14/chartex" xmlns:mc="http://schemas.openxmlformats.org/markup-compatibility/2006" xmlns:aink="http://schemas.microsoft.com/office/drawing/2016/ink" xmlns:am3d="http://schemas.microsoft.com/office/drawing/2017/model3d" xmlns:o="urn:schemas-microsoft-com:office:office" xmlns:oel="http://schemas.microsoft.com/office/2019/extlst" xmlns:r="http://purl.oclc.org/ooxml/officeDocument/relationships" xmlns:m="http://purl.oclc.org/ooxml/officeDocument/math" xmlns:v="urn:schemas-microsoft-com:vml" xmlns:wp14="http://schemas.microsoft.com/office/word/2010/wordprocessingDrawing" xmlns:wp="http://purl.oclc.org/ooxml/drawingml/wordprocessingDrawing" xmlns:w10="urn:schemas-microsoft-com:office:word" xmlns:w="http://purl.oclc.org/ooxml/wordprocessingml/main" xmlns:w14="http://schemas.microsoft.com/office/word/2010/wordml" xmlns:w15="http://schemas.microsoft.com/office/word/2012/wordml" xmlns:w16cex="http://schemas.microsoft.com/office/word/2018/wordml/cex" xmlns:w16cid="http://schemas.microsoft.com/office/word/2016/wordml/cid" xmlns:w16="http://schemas.microsoft.com/office/word/2018/wordml" xmlns:w16du="http://schemas.microsoft.com/office/word/2023/wordml/word16du" xmlns:w16sdtdh="http://schemas.microsoft.com/office/word/2020/wordml/sdtdatahash" xmlns:w16se="http://schemas.microsoft.com/office/word/2015/wordml/symex" xmlns:wpi="http://schemas.microsoft.com/office/word/2010/wordprocessingInk" xmlns:wne="http://schemas.microsoft.com/office/word/2006/wordml" mc:Ignorable="w14 w15 w16se w16cid w16 w16cex w16sdtdh w16du wne wp14">
+<w:footnotes xmlns:cx="http://schemas.microsoft.com/office/drawing/2014/chartex" xmlns:cx1="http://schemas.microsoft.com/office/drawing/2015/9/8/chartex" xmlns:cx2="http://schemas.microsoft.com/office/drawing/2015/10/21/chartex" xmlns:cx3="http://schemas.microsoft.com/office/drawing/2016/5/9/chartex" xmlns:cx4="http://schemas.microsoft.com/office/drawing/2016/5/10/chartex" xmlns:cx5="http://schemas.microsoft.com/office/drawing/2016/5/11/chartex" xmlns:cx6="http://schemas.microsoft.com/office/drawing/2016/5/12/chartex" xmlns:cx7="http://schemas.microsoft.com/office/drawing/2016/5/13/chartex" xmlns:cx8="http://schemas.microsoft.com/office/drawing/2016/5/14/chartex" xmlns:mc="http://schemas.openxmlformats.org/markup-compatibility/2006" xmlns:aink="http://schemas.microsoft.com/office/drawing/2016/ink" xmlns:am3d="http://schemas.microsoft.com/office/drawing/2017/model3d" xmlns:o="urn:schemas-microsoft-com:office:office" xmlns:oel="http://schemas.microsoft.com/office/2019/extlst" xmlns:r="http://purl.oclc.org/ooxml/officeDocument/relationships" xmlns:m="http://purl.oclc.org/ooxml/officeDocument/math" xmlns:v="urn:schemas-microsoft-com:vml" xmlns:wp14="http://schemas.microsoft.com/office/word/2010/wordprocessingDrawing" xmlns:wp="http://purl.oclc.org/ooxml/drawingml/wordprocessingDrawing" xmlns:w10="urn:schemas-microsoft-com:office:word" xmlns:w="http://purl.oclc.org/ooxml/wordprocessingml/main" xmlns:w14="http://schemas.microsoft.com/office/word/2010/wordml" xmlns:w15="http://schemas.microsoft.com/office/word/2012/wordml" xmlns:w16cex="http://schemas.microsoft.com/office/word/2018/wordml/cex" xmlns:w16cid="http://schemas.microsoft.com/office/word/2016/wordml/cid" xmlns:w16="http://schemas.microsoft.com/office/word/2018/wordml" xmlns:w16sdtdh="http://schemas.microsoft.com/office/word/2020/wordml/sdtdatahash" xmlns:w16se="http://schemas.microsoft.com/office/word/2015/wordml/symex" xmlns:wpi="http://schemas.microsoft.com/office/word/2010/wordprocessingInk" xmlns:wne="http://schemas.microsoft.com/office/word/2006/wordml" mc:Ignorable="w14 w15 w16se w16cid w16 w16cex w16sdtdh wne wp14">
   <w:footnote w:type="separator" w:id="-1">
     <w:p>
       <w:r>
@@ -2376,7 +2672,7 @@
 </file>
 
 <file path=word/numbering.xml><?xml version="1.0" encoding="utf-8"?>
-<w:numbering xmlns:cx="http://schemas.microsoft.com/office/drawing/2014/chartex" xmlns:cx1="http://schemas.microsoft.com/office/drawing/2015/9/8/chartex" xmlns:cx2="http://schemas.microsoft.com/office/drawing/2015/10/21/chartex" xmlns:cx3="http://schemas.microsoft.com/office/drawing/2016/5/9/chartex" xmlns:cx4="http://schemas.microsoft.com/office/drawing/2016/5/10/chartex" xmlns:cx5="http://schemas.microsoft.com/office/drawing/2016/5/11/chartex" xmlns:cx6="http://schemas.microsoft.com/office/drawing/2016/5/12/chartex" xmlns:cx7="http://schemas.microsoft.com/office/drawing/2016/5/13/chartex" xmlns:cx8="http://schemas.microsoft.com/office/drawing/2016/5/14/chartex" xmlns:mc="http://schemas.openxmlformats.org/markup-compatibility/2006" xmlns:aink="http://schemas.microsoft.com/office/drawing/2016/ink" xmlns:am3d="http://schemas.microsoft.com/office/drawing/2017/model3d" xmlns:o="urn:schemas-microsoft-com:office:office" xmlns:oel="http://schemas.microsoft.com/office/2019/extlst" xmlns:r="http://purl.oclc.org/ooxml/officeDocument/relationships" xmlns:m="http://purl.oclc.org/ooxml/officeDocument/math" xmlns:v="urn:schemas-microsoft-com:vml" xmlns:wp14="http://schemas.microsoft.com/office/word/2010/wordprocessingDrawing" xmlns:wp="http://purl.oclc.org/ooxml/drawingml/wordprocessingDrawing" xmlns:w10="urn:schemas-microsoft-com:office:word" xmlns:w="http://purl.oclc.org/ooxml/wordprocessingml/main" xmlns:w14="http://schemas.microsoft.com/office/word/2010/wordml" xmlns:w15="http://schemas.microsoft.com/office/word/2012/wordml" xmlns:w16cex="http://schemas.microsoft.com/office/word/2018/wordml/cex" xmlns:w16cid="http://schemas.microsoft.com/office/word/2016/wordml/cid" xmlns:w16="http://schemas.microsoft.com/office/word/2018/wordml" xmlns:w16du="http://schemas.microsoft.com/office/word/2023/wordml/word16du" xmlns:w16sdtdh="http://schemas.microsoft.com/office/word/2020/wordml/sdtdatahash" xmlns:w16se="http://schemas.microsoft.com/office/word/2015/wordml/symex" xmlns:wpi="http://schemas.microsoft.com/office/word/2010/wordprocessingInk" xmlns:wne="http://schemas.microsoft.com/office/word/2006/wordml" mc:Ignorable="w14 w15 w16se w16cid w16 w16cex w16sdtdh w16du wne wp14">
+<w:numbering xmlns:cx="http://schemas.microsoft.com/office/drawing/2014/chartex" xmlns:cx1="http://schemas.microsoft.com/office/drawing/2015/9/8/chartex" xmlns:cx2="http://schemas.microsoft.com/office/drawing/2015/10/21/chartex" xmlns:cx3="http://schemas.microsoft.com/office/drawing/2016/5/9/chartex" xmlns:cx4="http://schemas.microsoft.com/office/drawing/2016/5/10/chartex" xmlns:cx5="http://schemas.microsoft.com/office/drawing/2016/5/11/chartex" xmlns:cx6="http://schemas.microsoft.com/office/drawing/2016/5/12/chartex" xmlns:cx7="http://schemas.microsoft.com/office/drawing/2016/5/13/chartex" xmlns:cx8="http://schemas.microsoft.com/office/drawing/2016/5/14/chartex" xmlns:mc="http://schemas.openxmlformats.org/markup-compatibility/2006" xmlns:aink="http://schemas.microsoft.com/office/drawing/2016/ink" xmlns:am3d="http://schemas.microsoft.com/office/drawing/2017/model3d" xmlns:o="urn:schemas-microsoft-com:office:office" xmlns:oel="http://schemas.microsoft.com/office/2019/extlst" xmlns:r="http://purl.oclc.org/ooxml/officeDocument/relationships" xmlns:m="http://purl.oclc.org/ooxml/officeDocument/math" xmlns:v="urn:schemas-microsoft-com:vml" xmlns:wp14="http://schemas.microsoft.com/office/word/2010/wordprocessingDrawing" xmlns:wp="http://purl.oclc.org/ooxml/drawingml/wordprocessingDrawing" xmlns:w10="urn:schemas-microsoft-com:office:word" xmlns:w="http://purl.oclc.org/ooxml/wordprocessingml/main" xmlns:w14="http://schemas.microsoft.com/office/word/2010/wordml" xmlns:w15="http://schemas.microsoft.com/office/word/2012/wordml" xmlns:w16cex="http://schemas.microsoft.com/office/word/2018/wordml/cex" xmlns:w16cid="http://schemas.microsoft.com/office/word/2016/wordml/cid" xmlns:w16="http://schemas.microsoft.com/office/word/2018/wordml" xmlns:w16sdtdh="http://schemas.microsoft.com/office/word/2020/wordml/sdtdatahash" xmlns:w16se="http://schemas.microsoft.com/office/word/2015/wordml/symex" xmlns:wpi="http://schemas.microsoft.com/office/word/2010/wordprocessingInk" xmlns:wne="http://schemas.microsoft.com/office/word/2006/wordml" mc:Ignorable="w14 w15 w16se w16cid w16 w16cex w16sdtdh wne wp14">
   <w:abstractNum w:abstractNumId="0" w15:restartNumberingAfterBreak="0">
     <w:nsid w:val="FFFFFF1D"/>
     <w:multiLevelType w:val="multilevel"/>
@@ -4213,7 +4509,7 @@
 </file>
 
 <file path=word/styles.xml><?xml version="1.0" encoding="utf-8"?>
-<w:styles xmlns:mc="http://schemas.openxmlformats.org/markup-compatibility/2006" xmlns:r="http://purl.oclc.org/ooxml/officeDocument/relationships" xmlns:w="http://purl.oclc.org/ooxml/wordprocessingml/main" xmlns:w14="http://schemas.microsoft.com/office/word/2010/wordml" xmlns:w15="http://schemas.microsoft.com/office/word/2012/wordml" xmlns:w16cex="http://schemas.microsoft.com/office/word/2018/wordml/cex" xmlns:w16cid="http://schemas.microsoft.com/office/word/2016/wordml/cid" xmlns:w16="http://schemas.microsoft.com/office/word/2018/wordml" xmlns:w16du="http://schemas.microsoft.com/office/word/2023/wordml/word16du" xmlns:w16sdtdh="http://schemas.microsoft.com/office/word/2020/wordml/sdtdatahash" xmlns:w16se="http://schemas.microsoft.com/office/word/2015/wordml/symex" mc:Ignorable="w14 w15 w16se w16cid w16 w16cex w16sdtdh w16du">
+<w:styles xmlns:mc="http://schemas.openxmlformats.org/markup-compatibility/2006" xmlns:r="http://purl.oclc.org/ooxml/officeDocument/relationships" xmlns:w="http://purl.oclc.org/ooxml/wordprocessingml/main" xmlns:w14="http://schemas.microsoft.com/office/word/2010/wordml" xmlns:w15="http://schemas.microsoft.com/office/word/2012/wordml" xmlns:w16cex="http://schemas.microsoft.com/office/word/2018/wordml/cex" xmlns:w16cid="http://schemas.microsoft.com/office/word/2016/wordml/cid" xmlns:w16="http://schemas.microsoft.com/office/word/2018/wordml" xmlns:w16sdtdh="http://schemas.microsoft.com/office/word/2020/wordml/sdtdatahash" xmlns:w16se="http://schemas.microsoft.com/office/word/2015/wordml/symex" mc:Ignorable="w14 w15 w16se w16cid w16 w16cex w16sdtdh">
   <w:docDefaults>
     <w:rPrDefault>
       <w:rPr>
@@ -4237,6 +4533,7 @@
     <w:lsdException w:name="caption" w:semiHidden="1" w:unhideWhenUsed="1" w:qFormat="1"/>
     <w:lsdException w:name="Title" w:qFormat="1"/>
     <w:lsdException w:name="Subtitle" w:qFormat="1"/>
+    <w:lsdException w:name="Hyperlink" w:uiPriority="99"/>
     <w:lsdException w:name="Strong" w:qFormat="1"/>
     <w:lsdException w:name="Emphasis" w:qFormat="1"/>
     <w:lsdException w:name="Normal Table" w:semiHidden="1" w:unhideWhenUsed="1"/>
@@ -4626,7 +4923,6 @@
   <w:style w:type="character" w:default="1" w:styleId="DefaultParagraphFont">
     <w:name w:val="Default Paragraph Font"/>
     <w:uiPriority w:val="1"/>
-    <w:semiHidden/>
     <w:unhideWhenUsed/>
   </w:style>
   <w:style w:type="table" w:default="1" w:styleId="TableNormal">
@@ -4937,6 +5233,17 @@
     <w:link w:val="Footer"/>
     <w:rsid w:val="001A3B3D"/>
   </w:style>
+  <w:style w:type="character" w:styleId="Hyperlink">
+    <w:name w:val="Hyperlink"/>
+    <w:basedOn w:val="DefaultParagraphFont"/>
+    <w:uiPriority w:val="99"/>
+    <w:unhideWhenUsed/>
+    <w:rsid w:val="00C61D30"/>
+    <w:rPr>
+      <w:color w:val="0000FF"/>
+      <w:u w:val="single"/>
+    </w:rPr>
+  </w:style>
 </w:styles>
 </file>
 

--- a/1dcnn_ieee.docx
+++ b/1dcnn_ieee.docx
@@ -370,163 +370,172 @@
     <w:p>
       <w:pPr>
         <w:pStyle w:val="BodyText"/>
+      </w:pPr>
+      <w:r>
         <w:rPr>
           <w:lang w:val="en-AU"/>
         </w:rPr>
-      </w:pPr>
+        <w:t>These algorithms utilize data from sensors embedded in wearable devices such as smartwatches, accelerometers, gyroscopes, and heart rate monitors.</w:t>
+      </w:r>
       <w:r>
         <w:rPr>
           <w:lang w:val="en-AU"/>
         </w:rPr>
-        <w:t>These algorithms utilize data from sensors embedded in wearable devices such as smartwatches, accelerometers, gyroscopes, and heart rate monitors.</w:t>
+        <w:t xml:space="preserve"> </w:t>
       </w:r>
       <w:r>
         <w:rPr>
           <w:lang w:val="en-AU"/>
         </w:rPr>
+        <w:t xml:space="preserve">There are 3 popular </w:t>
+      </w:r>
+      <w:r>
+        <w:rPr>
+          <w:lang w:val="en-AU"/>
+        </w:rPr>
+        <w:t>methods</w:t>
+      </w:r>
+      <w:r>
+        <w:rPr>
+          <w:lang w:val="en-AU"/>
+        </w:rPr>
+        <w:t>: (1) T</w:t>
+      </w:r>
+      <w:proofErr w:type="spellStart"/>
+      <w:r>
+        <w:t>hreshold</w:t>
+      </w:r>
+      <w:proofErr w:type="spellEnd"/>
+      <w:r>
+        <w:t>-based methods</w:t>
+      </w:r>
+      <w:r>
+        <w:t>, p</w:t>
+      </w:r>
+      <w:r>
+        <w:t>aper</w:t>
+      </w:r>
+      <w:r>
+        <w:t xml:space="preserve"> [</w:t>
+      </w:r>
+      <w:r>
+        <w:t>1</w:t>
+      </w:r>
+      <w:r>
+        <w:t>]</w:t>
+      </w:r>
+      <w:r>
+        <w:t xml:space="preserve"> and [2</w:t>
+      </w:r>
+      <w:r>
+        <w:t>]</w:t>
+      </w:r>
+      <w:r>
         <w:t xml:space="preserve"> </w:t>
       </w:r>
-    </w:p>
-    <w:p>
-      <w:pPr>
-        <w:pStyle w:val="BodyText"/>
+      <w:r>
+        <w:t>establish</w:t>
+      </w:r>
+      <w:r>
+        <w:t xml:space="preserve"> predefined </w:t>
+      </w:r>
+      <w:r>
+        <w:t xml:space="preserve">experimental </w:t>
+      </w:r>
+      <w:r>
+        <w:t xml:space="preserve">thresholds for </w:t>
+      </w:r>
+      <w:r>
         <w:rPr>
           <w:lang w:val="en-AU"/>
         </w:rPr>
-      </w:pPr>
-    </w:p>
-    <w:p>
-      <w:pPr>
-        <w:pStyle w:val="bulletlist"/>
-        <w:tabs>
-          <w:tab w:val="clear" w:pos="32.40pt"/>
-        </w:tabs>
-        <w:ind w:start="28.80pt" w:hanging="14.40pt"/>
-      </w:pPr>
-      <w:r>
-        <w:t xml:space="preserve">Threshold-based methods: </w:t>
-      </w:r>
-      <w:r>
-        <w:t>Paper</w:t>
-      </w:r>
-      <w:r>
-        <w:t xml:space="preserve"> [</w:t>
-      </w:r>
-      <w:r>
-        <w:t>1</w:t>
-      </w:r>
-      <w:r>
-        <w:t>]</w:t>
-      </w:r>
-      <w:r>
-        <w:t xml:space="preserve"> and [2]</w:t>
+        <w:t>accelerometers</w:t>
       </w:r>
       <w:r>
         <w:t xml:space="preserve"> </w:t>
       </w:r>
       <w:r>
-        <w:t xml:space="preserve"> establish predefined </w:t>
-      </w:r>
-      <w:r>
-        <w:t xml:space="preserve">experimental </w:t>
-      </w:r>
-      <w:r>
-        <w:t xml:space="preserve">thresholds for </w:t>
-      </w:r>
-      <w:r>
-        <w:rPr>
-          <w:lang w:val="en-AU"/>
-        </w:rPr>
-        <w:t>accelerometers</w:t>
+        <w:t>values</w:t>
+      </w:r>
+      <w:r>
+        <w:t xml:space="preserve"> from wrist-worn watch</w:t>
+      </w:r>
+      <w:r>
+        <w:t xml:space="preserve">. </w:t>
+      </w:r>
+      <w:r>
+        <w:t>When</w:t>
+      </w:r>
+      <w:r>
+        <w:t xml:space="preserve"> these thresholds are </w:t>
+      </w:r>
+      <w:r>
+        <w:t>met</w:t>
+      </w:r>
+      <w:r>
+        <w:t xml:space="preserve"> during a specific time frame, a fall is detected.</w:t>
+      </w:r>
+      <w:r>
+        <w:t xml:space="preserve"> (2) </w:t>
+      </w:r>
+      <w:r>
+        <w:t>Machine learning-based methods</w:t>
+      </w:r>
+      <w:r>
+        <w:t xml:space="preserve">. </w:t>
+      </w:r>
+      <w:r>
+        <w:t>Saleh</w:t>
+      </w:r>
+      <w:r>
+        <w:t xml:space="preserve"> et al. </w:t>
+      </w:r>
+      <w:r>
+        <w:t>[3] e</w:t>
+      </w:r>
+      <w:r>
+        <w:t xml:space="preserve">mploy algorithms like Support Vector Machines (SVM), Random Forests, or Naive Bayes, </w:t>
+      </w:r>
+      <w:r>
+        <w:t xml:space="preserve"> and deep learning </w:t>
+      </w:r>
+      <w:r>
+        <w:t xml:space="preserve"> methods </w:t>
+      </w:r>
+      <w:r>
+        <w:t xml:space="preserve">to </w:t>
+      </w:r>
+      <w:r>
+        <w:t xml:space="preserve">learn patterns from </w:t>
+      </w:r>
+      <w:r>
+        <w:t xml:space="preserve">their proposed dataset, </w:t>
+      </w:r>
+      <w:proofErr w:type="spellStart"/>
+      <w:r>
+        <w:t>FallAllD</w:t>
+      </w:r>
+      <w:proofErr w:type="spellEnd"/>
+      <w:r>
+        <w:t xml:space="preserve"> to</w:t>
+      </w:r>
+      <w:r>
+        <w:t xml:space="preserve"> classify a fall.</w:t>
+      </w:r>
+      <w:r>
+        <w:t xml:space="preserve"> They applied deep learning for higher accuracy.</w:t>
+      </w:r>
+      <w:r>
+        <w:t xml:space="preserve"> (3) D</w:t>
+      </w:r>
+      <w:r>
+        <w:t>eep learning-based methods</w:t>
+      </w:r>
+      <w:r>
+        <w:t>.</w:t>
       </w:r>
       <w:r>
         <w:t xml:space="preserve"> </w:t>
-      </w:r>
-      <w:r>
-        <w:t>values</w:t>
-      </w:r>
-      <w:r>
-        <w:t xml:space="preserve"> from wrist-worn watch</w:t>
-      </w:r>
-      <w:r>
-        <w:t xml:space="preserve">. </w:t>
-      </w:r>
-      <w:r>
-        <w:t>When</w:t>
-      </w:r>
-      <w:r>
-        <w:t xml:space="preserve"> these thresholds are </w:t>
-      </w:r>
-      <w:r>
-        <w:t>met</w:t>
-      </w:r>
-      <w:r>
-        <w:t xml:space="preserve"> during a specific time frame, a fall is detected.</w:t>
-      </w:r>
-    </w:p>
-    <w:p>
-      <w:pPr>
-        <w:pStyle w:val="bulletlist"/>
-        <w:tabs>
-          <w:tab w:val="clear" w:pos="32.40pt"/>
-        </w:tabs>
-        <w:ind w:start="28.80pt" w:hanging="14.40pt"/>
-      </w:pPr>
-      <w:r>
-        <w:t xml:space="preserve">Machine learning-based methods: </w:t>
-      </w:r>
-      <w:r>
-        <w:t>Saleh</w:t>
-      </w:r>
-      <w:r>
-        <w:t xml:space="preserve"> et al. </w:t>
-      </w:r>
-      <w:r>
-        <w:t>[3] e</w:t>
-      </w:r>
-      <w:r>
-        <w:t xml:space="preserve">mploy algorithms like Support Vector Machines (SVM), Random Forests, or Naive Bayes, </w:t>
-      </w:r>
-      <w:r>
-        <w:t xml:space="preserve"> and deep learning </w:t>
-      </w:r>
-      <w:r>
-        <w:t xml:space="preserve"> methods </w:t>
-      </w:r>
-      <w:r>
-        <w:t xml:space="preserve">to </w:t>
-      </w:r>
-      <w:r>
-        <w:t xml:space="preserve">learn patterns from </w:t>
-      </w:r>
-      <w:r>
-        <w:t xml:space="preserve">their proposed dataset, </w:t>
-      </w:r>
-      <w:proofErr w:type="spellStart"/>
-      <w:r>
-        <w:t>FallAllD</w:t>
-      </w:r>
-      <w:proofErr w:type="spellEnd"/>
-      <w:r>
-        <w:t xml:space="preserve"> to</w:t>
-      </w:r>
-      <w:r>
-        <w:t xml:space="preserve"> classify a fall.</w:t>
-      </w:r>
-      <w:r>
-        <w:t xml:space="preserve"> They applied deep learning for higher accuracy.</w:t>
-      </w:r>
-    </w:p>
-    <w:p>
-      <w:pPr>
-        <w:pStyle w:val="bulletlist"/>
-        <w:tabs>
-          <w:tab w:val="clear" w:pos="32.40pt"/>
-        </w:tabs>
-        <w:ind w:start="28.80pt" w:hanging="14.40pt"/>
-      </w:pPr>
-      <w:r>
-        <w:t xml:space="preserve">Deep learning-based methods: </w:t>
       </w:r>
       <w:r>
         <w:t>Authors [4] l</w:t>
@@ -577,63 +586,132 @@
     <w:p>
       <w:pPr>
         <w:pStyle w:val="BodyText"/>
+      </w:pPr>
+      <w:r>
         <w:rPr>
           <w:lang w:val="en-AU"/>
         </w:rPr>
-      </w:pPr>
+        <w:t xml:space="preserve">These algorithms </w:t>
+      </w:r>
       <w:r>
         <w:rPr>
           <w:lang w:val="en-AU"/>
         </w:rPr>
-        <w:t xml:space="preserve">These algorithms </w:t>
+        <w:t>analyse</w:t>
       </w:r>
       <w:r>
         <w:rPr>
           <w:lang w:val="en-AU"/>
         </w:rPr>
-        <w:t>analyse</w:t>
+        <w:t xml:space="preserve"> video footage to detect falls.</w:t>
       </w:r>
       <w:r>
         <w:rPr>
           <w:lang w:val="en-AU"/>
         </w:rPr>
-        <w:t xml:space="preserve"> video footage to detect falls.</w:t>
-      </w:r>
-    </w:p>
-    <w:p>
-      <w:pPr>
-        <w:pStyle w:val="bulletlist"/>
-        <w:tabs>
-          <w:tab w:val="clear" w:pos="32.40pt"/>
-        </w:tabs>
-        <w:ind w:start="28.80pt" w:hanging="14.40pt"/>
-      </w:pPr>
-      <w:r>
-        <w:t>Inactivity detection: These algorithms monitor for prolonged periods of stillness or unusual body postures, indicating a potential fall.</w:t>
-      </w:r>
-    </w:p>
-    <w:p>
-      <w:pPr>
-        <w:pStyle w:val="bulletlist"/>
-        <w:tabs>
-          <w:tab w:val="clear" w:pos="32.40pt"/>
-        </w:tabs>
-        <w:ind w:start="28.80pt" w:hanging="14.40pt"/>
-      </w:pPr>
-      <w:r>
-        <w:t>Body shape change analysis: By analyzing changes in a person's body shape over time, these algorithms can identify the sudden collapse associated with a fall.</w:t>
-      </w:r>
-    </w:p>
-    <w:p>
-      <w:pPr>
-        <w:pStyle w:val="bulletlist"/>
-        <w:tabs>
-          <w:tab w:val="clear" w:pos="32.40pt"/>
-        </w:tabs>
-        <w:ind w:start="28.80pt" w:hanging="14.40pt"/>
-      </w:pPr>
-      <w:r>
-        <w:t>3D head motion analysis: Focusing on the rapid and uncontrolled movement of the head during a fall, these algorithms can accurately detect fall events.</w:t>
+        <w:t xml:space="preserve"> One way is body</w:t>
+      </w:r>
+      <w:r>
+        <w:t xml:space="preserve"> shape change analysis</w:t>
+      </w:r>
+      <w:r>
+        <w:t xml:space="preserve">, </w:t>
+      </w:r>
+      <w:r>
+        <w:t>Espinosa</w:t>
+      </w:r>
+      <w:r>
+        <w:t xml:space="preserve"> et al. [5] </w:t>
+      </w:r>
+      <w:r>
+        <w:t xml:space="preserve">analyzes images in </w:t>
+      </w:r>
+      <w:r>
+        <w:t>a section of</w:t>
+      </w:r>
+      <w:r>
+        <w:t xml:space="preserve"> time</w:t>
+      </w:r>
+      <w:r>
+        <w:t xml:space="preserve">, </w:t>
+      </w:r>
+      <w:r>
+        <w:t xml:space="preserve">extracts features using an optical flow method </w:t>
+      </w:r>
+      <w:r>
+        <w:t>which</w:t>
+      </w:r>
+      <w:r>
+        <w:t xml:space="preserve"> </w:t>
+      </w:r>
+      <w:r>
+        <w:t xml:space="preserve">can </w:t>
+      </w:r>
+      <w:r>
+        <w:t>obtain information on the relative motion between two consecutive images</w:t>
+      </w:r>
+      <w:r>
+        <w:t xml:space="preserve"> to judge the change then conclude fall or not. The other popular way is </w:t>
+      </w:r>
+      <w:r>
+        <w:t xml:space="preserve">3D </w:t>
+      </w:r>
+      <w:r>
+        <w:t xml:space="preserve">skeleton </w:t>
+      </w:r>
+      <w:r>
+        <w:t>model, f</w:t>
+      </w:r>
+      <w:r>
+        <w:t xml:space="preserve">ocusing on the rapid and uncontrolled movement of the </w:t>
+      </w:r>
+      <w:r>
+        <w:t>body</w:t>
+      </w:r>
+      <w:r>
+        <w:t xml:space="preserve"> during a fall, </w:t>
+      </w:r>
+      <w:r>
+        <w:t xml:space="preserve">employing </w:t>
+      </w:r>
+      <w:r>
+        <w:t>3D skeleton points</w:t>
+      </w:r>
+      <w:r>
+        <w:t xml:space="preserve"> </w:t>
+      </w:r>
+      <w:r>
+        <w:t>given by a tracking camera</w:t>
+      </w:r>
+      <w:r>
+        <w:t xml:space="preserve">, </w:t>
+      </w:r>
+      <w:r>
+        <w:t xml:space="preserve">the dataset </w:t>
+      </w:r>
+      <w:r>
+        <w:t>[</w:t>
+      </w:r>
+      <w:r>
+        <w:t>6</w:t>
+      </w:r>
+      <w:r>
+        <w:t>]</w:t>
+      </w:r>
+      <w:r>
+        <w:t xml:space="preserve"> can </w:t>
+      </w:r>
+      <w:r>
+        <w:t xml:space="preserve">help </w:t>
+      </w:r>
+      <w:r>
+        <w:t>accurately detect fall events.</w:t>
+      </w:r>
+      <w:r>
+        <w:t xml:space="preserve"> </w:t>
+      </w:r>
+      <w:r>
+        <w:t>The visual ways trigger the concern of privacy.</w:t>
       </w:r>
     </w:p>
     <w:p>
@@ -671,7 +749,37 @@
         <w:ind w:start="28.80pt" w:hanging="14.40pt"/>
       </w:pPr>
       <w:r>
-        <w:t>Pressure sensor-based methods: Detect changes in pressure distribution when a person falls.</w:t>
+        <w:t xml:space="preserve">Pressure sensor-based methods: </w:t>
+      </w:r>
+      <w:r>
+        <w:t>U</w:t>
+      </w:r>
+      <w:r>
+        <w:t>sing floor vibration as the recognition source, the system</w:t>
+      </w:r>
+      <w:r>
+        <w:t xml:space="preserve"> [</w:t>
+      </w:r>
+      <w:r>
+        <w:t>7</w:t>
+      </w:r>
+      <w:r>
+        <w:t>]</w:t>
+      </w:r>
+      <w:r>
+        <w:t xml:space="preserve"> incorporates a person identification through vibration produced by footsteps to </w:t>
+      </w:r>
+      <w:r>
+        <w:t>identify</w:t>
+      </w:r>
+      <w:r>
+        <w:t xml:space="preserve"> who is the fallen person</w:t>
+      </w:r>
+      <w:r>
+        <w:t xml:space="preserve">, and the system can distinguish fall from other </w:t>
+      </w:r>
+      <w:r>
+        <w:t>ADL, and reach an accuracy of 95%.</w:t>
       </w:r>
     </w:p>
     <w:p>
@@ -685,6 +793,36 @@
       <w:r>
         <w:t>Acoustic-based methods: Analyze sound patterns for unusual noises associated with a fall.</w:t>
       </w:r>
+      <w:r>
+        <w:t xml:space="preserve"> The system [</w:t>
+      </w:r>
+      <w:r>
+        <w:t>8</w:t>
+      </w:r>
+      <w:r>
+        <w:t xml:space="preserve">] collect normal </w:t>
+      </w:r>
+      <w:r>
+        <w:t>acoustic signals (footstep sound signals)</w:t>
+      </w:r>
+      <w:r>
+        <w:t xml:space="preserve">, then </w:t>
+      </w:r>
+      <w:r>
+        <w:t xml:space="preserve">Mel-frequency cepstral coefficient (MFCC) features are extracted from the processed signals and used to construct a data </w:t>
+      </w:r>
+      <w:r>
+        <w:t>which will be trained by</w:t>
+      </w:r>
+      <w:r>
+        <w:t xml:space="preserve"> support vector machine</w:t>
+      </w:r>
+      <w:r>
+        <w:t xml:space="preserve"> (SVM) </w:t>
+      </w:r>
+      <w:r>
+        <w:t>, a binary result of fall or not will be obtained by the algorithm.</w:t>
+      </w:r>
     </w:p>
     <w:p>
       <w:pPr>
@@ -697,6 +835,42 @@
       <w:r>
         <w:t>Radar-based methods: Use radar signals to track human movement and detect abnormal motion patterns.</w:t>
       </w:r>
+      <w:r>
+        <w:t xml:space="preserve"> Han et al. [</w:t>
+      </w:r>
+      <w:r>
+        <w:t>9</w:t>
+      </w:r>
+      <w:r>
+        <w:t xml:space="preserve">]  </w:t>
+      </w:r>
+      <w:r>
+        <w:t>collected</w:t>
+      </w:r>
+      <w:r>
+        <w:t xml:space="preserve"> </w:t>
+      </w:r>
+      <w:r>
+        <w:t xml:space="preserve">signal data containing the motion information of objects was using a impulse-radio </w:t>
+      </w:r>
+      <w:r>
+        <w:t>ultra-wideband</w:t>
+      </w:r>
+      <w:r>
+        <w:t xml:space="preserve"> (IR-UWB) radar</w:t>
+      </w:r>
+      <w:r>
+        <w:t>, then feed the</w:t>
+      </w:r>
+      <w:r>
+        <w:t xml:space="preserve"> data to a CNN algorithm to classify “Fall” </w:t>
+      </w:r>
+      <w:r>
+        <w:t>or</w:t>
+      </w:r>
+      <w:r>
+        <w:t xml:space="preserve"> “ADL.”</w:t>
+      </w:r>
     </w:p>
     <w:p>
       <w:pPr>
@@ -709,7 +883,14 @@
         <w:rPr>
           <w:lang w:val="en-AU"/>
         </w:rPr>
-        <w:t>It's important to note that the choice of algorithm depends on factors such as desired accuracy, computational resources, user preferences, and the specific environment where the system will be deployed. Additionally, many systems combine multiple algorithm types to improve overall performance and robustness.</w:t>
+        <w:t xml:space="preserve">It's important to note that the choice of algorithm depends on factors such as desired accuracy, computational resources, </w:t>
+      </w:r>
+      <w:r>
+        <w:rPr>
+          <w:lang w:val="en-AU"/>
+        </w:rPr>
+        <w:lastRenderedPageBreak/>
+        <w:t>user preferences, and the specific environment where the system will be deployed. Additionally, many systems combine multiple algorithm types to improve overall performance and robustness.</w:t>
       </w:r>
     </w:p>
     <w:p>
@@ -1037,7 +1218,10 @@
         <w:pStyle w:val="BodyText"/>
       </w:pPr>
       <w:r>
-        <w:t>Convolutional neural networks (CNNs) are a type of deep learning architecture particularly well-suited for processing and analyzing spatial data, such as images. CNNs consist of multiple layers that perform convolution, pooling, and fully connected operations to extract relevant features from the input data. The convolutional layers apply filters to local regions of the input, allowing the network to learn spatial patterns. The pooling layers then reduce the spatial dimensions of the feature maps, while the fully connected layers perform classification or regression tasks based on the extracted features. For time-series data like sensor readings, a 1D-CNN architecture is more appropriate, as it operates on 1-dimensional sequences rather than 2D images. 1D-CNNs are able to effectively capture the temporal patterns in sensor data, making them a suitable choice for the fall detection task at hand, where the sensor readings exhibit characteristic patterns associated with fall events.</w:t>
+        <w:t xml:space="preserve">Convolutional neural networks (CNNs) are a type of deep learning architecture particularly well-suited for processing and analyzing spatial data, such as images. CNNs consist of multiple layers that perform convolution, pooling, and fully connected operations to extract relevant features from the input data. The convolutional layers apply filters to local regions of the input, allowing the network to learn spatial patterns. The pooling layers then reduce the spatial dimensions of the feature maps, while the fully connected layers perform classification or regression tasks based on the extracted features. For time-series data like sensor readings, a </w:t>
+      </w:r>
+      <w:r>
+        <w:t>1D-CNN architecture is more appropriate, as it operates on 1-dimensional sequences rather than 2D images. 1D-CNNs are able to effectively capture the temporal patterns in sensor data, making them a suitable choice for the fall detection task at hand, where the sensor readings exhibit characteristic patterns associated with fall events.</w:t>
       </w:r>
     </w:p>
     <w:p>
@@ -1326,7 +1510,11 @@
         <w:pStyle w:val="BodyText"/>
       </w:pPr>
       <w:r>
-        <w:t>The equations are an exception to the prescribed specifications of this template. You will need to determine whether or not your equation should be typed using either the Times New Roman or the Symbol font (please no other font). To create multileveled equations, it may be necessary to treat the equation as a graphic and insert it into the text after your paper is styled.</w:t>
+        <w:t xml:space="preserve">The equations are an exception to the prescribed specifications of this template. You will need to determine </w:t>
+      </w:r>
+      <w:r>
+        <w:lastRenderedPageBreak/>
+        <w:t>whether or not your equation should be typed using either the Times New Roman or the Symbol font (please no other font). To create multileveled equations, it may be necessary to treat the equation as a graphic and insert it into the text after your paper is styled.</w:t>
       </w:r>
     </w:p>
     <w:p>
@@ -1337,7 +1525,6 @@
         </w:rPr>
       </w:pPr>
       <w:r>
-        <w:lastRenderedPageBreak/>
         <w:t>Number equations consecutively. Equation numbers, within parentheses, are to position flush right, as in (1), using a right tab stop. To make your equations more compact, you may use the solidus ( / ), the exp function, or appropriate exponents. Italicize Roman symbols for quantities and variables, but not Greek symbols. Use a long dash rather than a hyphen for a minus sign. Punctuate equations with commas or periods when they are part of a sentence, as in</w:t>
       </w:r>
       <w:r>
@@ -1557,10 +1744,7 @@
         <w:pStyle w:val="BodyText"/>
       </w:pPr>
       <w:r>
-        <w:t xml:space="preserve">After the text edit has been completed, the paper is ready for the template. Duplicate the template file by using the Save </w:t>
-      </w:r>
-      <w:r>
-        <w:t>As command, and use the naming convention prescribed by your conference for the name of your paper. In this newly created file, highlight all of the contents and import your prepared text file. You are now ready to style your paper; use the scroll down window on the left of the MS Word Formatting toolbar.</w:t>
+        <w:t>After the text edit has been completed, the paper is ready for the template. Duplicate the template file by using the Save As command, and use the naming convention prescribed by your conference for the name of your paper. In this newly created file, highlight all of the contents and import your prepared text file. You are now ready to style your paper; use the scroll down window on the left of the MS Word Formatting toolbar.</w:t>
       </w:r>
     </w:p>
     <w:p>
@@ -1838,7 +2022,14 @@
         <w:rPr>
           <w:i w:val="0"/>
         </w:rPr>
-        <w:t>Place figures and tables at the top and bottom of columns. Avoid placing them in the middle of columns. Large figures and tables may span across both columns. Figure captions should be below the figures; table heads should appear above the tables. Insert figures and tables after they are cited in the text. Use the abbreviation “Fig. 1”, even at the beginning of a sentence.</w:t>
+        <w:t xml:space="preserve">Place figures and tables at the top and bottom of columns. Avoid placing them in the middle of columns. Large figures and tables may span across both columns. Figure captions should be below the </w:t>
+      </w:r>
+      <w:r>
+        <w:rPr>
+          <w:i w:val="0"/>
+        </w:rPr>
+        <w:lastRenderedPageBreak/>
+        <w:t>figures; table heads should appear above the tables. Insert figures and tables after they are cited in the text. Use the abbreviation “Fig. 1”, even at the beginning of a sentence.</w:t>
       </w:r>
     </w:p>
     <w:p>
@@ -1888,7 +2079,6 @@
               <w:pStyle w:val="tablecolhead"/>
             </w:pPr>
             <w:r>
-              <w:lastRenderedPageBreak/>
               <w:t>Table Head</w:t>
             </w:r>
           </w:p>
@@ -2313,6 +2503,30 @@
         </w:rPr>
       </w:pPr>
       <w:r>
+        <w:t xml:space="preserve">R. Espinosa, H. Ponce, S. Gutiérrez, L. Martínez-Villaseñor, J. Brieva, and E. Moya-Albor, “A vision-based approach for fall detection using multiple cameras and convolutional neural networks: A case study using the UP-Fall detection dataset,” </w:t>
+      </w:r>
+      <w:r>
+        <w:rPr>
+          <w:i/>
+          <w:iCs/>
+        </w:rPr>
+        <w:t>Computers in Biology and Medicine</w:t>
+      </w:r>
+      <w:r>
+        <w:t>, vol. 115, p. 103520, Dec. 2019</w:t>
+      </w:r>
+      <w:r>
+        <w:t>.</w:t>
+      </w:r>
+    </w:p>
+    <w:p>
+      <w:pPr>
+        <w:pStyle w:val="references"/>
+        <w:rPr>
+          <w:lang w:eastAsia="zh-CN"/>
+        </w:rPr>
+      </w:pPr>
+      <w:r>
         <w:rPr>
           <w:lang w:eastAsia="zh-CN"/>
         </w:rPr>
@@ -2342,6 +2556,99 @@
     <w:p>
       <w:pPr>
         <w:pStyle w:val="references"/>
+      </w:pPr>
+      <w:r>
+        <w:t xml:space="preserve">J. Clemente, F. Li, M. Valero, and W. Song, “Smart Seismic Sensing for Indoor Fall Detection, Location, and Notification,” </w:t>
+      </w:r>
+      <w:r>
+        <w:rPr>
+          <w:i/>
+          <w:iCs/>
+        </w:rPr>
+        <w:t>IEEE Journal of Biomedical and Health Informatics</w:t>
+      </w:r>
+      <w:r>
+        <w:t xml:space="preserve">, vol. 24, no. 2, pp. 524–532, Feb. 2020, doi: </w:t>
+      </w:r>
+      <w:hyperlink r:id="rId11" w:history="1">
+        <w:r>
+          <w:rPr>
+            <w:rStyle w:val="Hyperlink"/>
+          </w:rPr>
+          <w:t>10.1109/JBHI.2019.2907498</w:t>
+        </w:r>
+      </w:hyperlink>
+      <w:r>
+        <w:t>.</w:t>
+      </w:r>
+    </w:p>
+    <w:p>
+      <w:pPr>
+        <w:pStyle w:val="references"/>
+        <w:rPr>
+          <w:lang w:eastAsia="zh-CN"/>
+        </w:rPr>
+      </w:pPr>
+      <w:r>
+        <w:t xml:space="preserve">M. Salman Khan, M. Yu, P. Feng, L. Wang, and J. Chambers, “An unsupervised acoustic fall detection system using source separation for sound interference suppression,” </w:t>
+      </w:r>
+      <w:r>
+        <w:rPr>
+          <w:i/>
+          <w:iCs/>
+        </w:rPr>
+        <w:t>Signal Processing</w:t>
+      </w:r>
+      <w:r>
+        <w:t xml:space="preserve">, vol. 110, pp. 199–210, May 2015, doi: </w:t>
+      </w:r>
+      <w:hyperlink r:id="rId12" w:history="1">
+        <w:r>
+          <w:rPr>
+            <w:rStyle w:val="Hyperlink"/>
+          </w:rPr>
+          <w:t>10.1016/j.sigpro.2014.08.021</w:t>
+        </w:r>
+      </w:hyperlink>
+      <w:r>
+        <w:t>.</w:t>
+      </w:r>
+    </w:p>
+    <w:p>
+      <w:pPr>
+        <w:pStyle w:val="references"/>
+        <w:rPr>
+          <w:lang w:eastAsia="zh-CN"/>
+        </w:rPr>
+      </w:pPr>
+      <w:r>
+        <w:t xml:space="preserve">T. Han, W. Kang, and G. Choi, “IR-UWB Sensor Based Fall Detection Method Using CNN Algorithm,” </w:t>
+      </w:r>
+      <w:r>
+        <w:rPr>
+          <w:i/>
+          <w:iCs/>
+        </w:rPr>
+        <w:t>Sensors</w:t>
+      </w:r>
+      <w:r>
+        <w:t xml:space="preserve">, vol. 20, no. 20, Art. no. 20, Jan. 2020, doi: </w:t>
+      </w:r>
+      <w:hyperlink r:id="rId13" w:history="1">
+        <w:r>
+          <w:rPr>
+            <w:rStyle w:val="Hyperlink"/>
+          </w:rPr>
+          <w:t>10.3390/s20205948</w:t>
+        </w:r>
+      </w:hyperlink>
+      <w:r>
+        <w:t>.</w:t>
+      </w:r>
+    </w:p>
+    <w:p>
+      <w:pPr>
+        <w:pStyle w:val="references"/>
         <w:rPr>
           <w:lang w:eastAsia="zh-CN"/>
         </w:rPr>
@@ -2372,91 +2679,6 @@
         </w:rPr>
         <w:t>.</w:t>
       </w:r>
-    </w:p>
-    <w:p>
-      <w:pPr>
-        <w:pStyle w:val="references"/>
-        <w:ind w:start="17.70pt" w:hanging="17.70pt"/>
-      </w:pPr>
-      <w:r>
-        <w:t xml:space="preserve">G. Eason, B. Noble, and I. N. Sneddon, “On certain integrals of Lipschitz-Hankel type involving products of Bessel functions,” Phil. Trans. Roy. Soc. London, vol. A247, pp. 529–551, April 1955. </w:t>
-      </w:r>
-      <w:r>
-        <w:rPr>
-          <w:i/>
-          <w:iCs/>
-        </w:rPr>
-        <w:t>(references)</w:t>
-      </w:r>
-    </w:p>
-    <w:p>
-      <w:pPr>
-        <w:pStyle w:val="references"/>
-        <w:ind w:start="17.70pt" w:hanging="17.70pt"/>
-      </w:pPr>
-      <w:r>
-        <w:t>J. Clerk Maxwell, A Treatise on Electricity and Magnetism, 3rd ed., vol. 2. Oxford: Clarendon, 1892, pp.68–73.</w:t>
-      </w:r>
-    </w:p>
-    <w:p>
-      <w:pPr>
-        <w:pStyle w:val="references"/>
-        <w:ind w:start="17.70pt" w:hanging="17.70pt"/>
-      </w:pPr>
-      <w:r>
-        <w:t>I. S. Jacobs and C. P. Bean, “Fine particles, thin films and exchange anisotropy,” in Magnetism, vol. III, G. T. Rado and H. Suhl, Eds. New York: Academic, 1963, pp. 271–350.</w:t>
-      </w:r>
-    </w:p>
-    <w:p>
-      <w:pPr>
-        <w:pStyle w:val="references"/>
-        <w:ind w:start="17.70pt" w:hanging="17.70pt"/>
-      </w:pPr>
-      <w:r>
-        <w:t>K. Elissa, “Title of paper if known,” unpublished.</w:t>
-      </w:r>
-    </w:p>
-    <w:p>
-      <w:pPr>
-        <w:pStyle w:val="references"/>
-        <w:ind w:start="17.70pt" w:hanging="17.70pt"/>
-      </w:pPr>
-      <w:r>
-        <w:t>R. Nicole, “Title of paper with only first word capitalized,” J. Name Stand. Abbrev., in press.</w:t>
-      </w:r>
-    </w:p>
-    <w:p>
-      <w:pPr>
-        <w:pStyle w:val="references"/>
-        <w:ind w:start="17.70pt" w:hanging="17.70pt"/>
-      </w:pPr>
-      <w:r>
-        <w:t>Y. Yorozu, M. Hirano, K. Oka, and Y. Tagawa, “Electron spectroscopy studies on magneto-optical media and plastic substrate interface,” IEEE Transl. J. Magn. Japan, vol. 2, pp. 740–741, August 1987 [Digests 9th Annual Conf. Magnetics Japan, p. 301, 1982].</w:t>
-      </w:r>
-    </w:p>
-    <w:p>
-      <w:pPr>
-        <w:pStyle w:val="references"/>
-        <w:ind w:start="17.70pt" w:hanging="17.70pt"/>
-      </w:pPr>
-      <w:r>
-        <w:t>M. Young, The Technical Writer</w:t>
-      </w:r>
-      <w:r>
-        <w:t>’</w:t>
-      </w:r>
-      <w:r>
-        <w:t>s Handbook. Mill Valley, CA: University Science, 1989.</w:t>
-      </w:r>
-    </w:p>
-    <w:p>
-      <w:pPr>
-        <w:pStyle w:val="references"/>
-        <w:numPr>
-          <w:ilvl w:val="0"/>
-          <w:numId w:val="0"/>
-        </w:numPr>
-      </w:pPr>
     </w:p>
     <w:p>
       <w:pPr>
@@ -2467,7 +2689,6 @@
         </w:numPr>
         <w:spacing w:line="12pt" w:lineRule="auto"/>
         <w:ind w:start="18pt" w:hanging="18pt"/>
-        <w:jc w:val="center"/>
         <w:rPr>
           <w:rFonts w:eastAsia="SimSun"/>
           <w:b/>
@@ -2476,7 +2697,7 @@
           <w:spacing w:val="-1"/>
           <w:sz w:val="20"/>
           <w:szCs w:val="20"/>
-          <w:lang w:val="x-none" w:eastAsia="x-none"/>
+          <w:lang w:eastAsia="x-none"/>
         </w:rPr>
       </w:pPr>
     </w:p>
@@ -4923,6 +5144,7 @@
   <w:style w:type="character" w:default="1" w:styleId="DefaultParagraphFont">
     <w:name w:val="Default Paragraph Font"/>
     <w:uiPriority w:val="1"/>
+    <w:semiHidden/>
     <w:unhideWhenUsed/>
   </w:style>
   <w:style w:type="table" w:default="1" w:styleId="TableNormal">

--- a/1dcnn_ieee.docx
+++ b/1dcnn_ieee.docx
@@ -1,6 +1,6 @@
 
 <file path=word/document.xml><?xml version="1.0" encoding="utf-8"?>
-<w:document xmlns:cx="http://schemas.microsoft.com/office/drawing/2014/chartex" xmlns:cx1="http://schemas.microsoft.com/office/drawing/2015/9/8/chartex" xmlns:cx2="http://schemas.microsoft.com/office/drawing/2015/10/21/chartex" xmlns:cx3="http://schemas.microsoft.com/office/drawing/2016/5/9/chartex" xmlns:cx4="http://schemas.microsoft.com/office/drawing/2016/5/10/chartex" xmlns:cx5="http://schemas.microsoft.com/office/drawing/2016/5/11/chartex" xmlns:cx6="http://schemas.microsoft.com/office/drawing/2016/5/12/chartex" xmlns:cx7="http://schemas.microsoft.com/office/drawing/2016/5/13/chartex" xmlns:cx8="http://schemas.microsoft.com/office/drawing/2016/5/14/chartex" xmlns:mc="http://schemas.openxmlformats.org/markup-compatibility/2006" xmlns:aink="http://schemas.microsoft.com/office/drawing/2016/ink" xmlns:am3d="http://schemas.microsoft.com/office/drawing/2017/model3d" xmlns:o="urn:schemas-microsoft-com:office:office" xmlns:oel="http://schemas.microsoft.com/office/2019/extlst" xmlns:r="http://purl.oclc.org/ooxml/officeDocument/relationships" xmlns:m="http://purl.oclc.org/ooxml/officeDocument/math" xmlns:v="urn:schemas-microsoft-com:vml" xmlns:wp14="http://schemas.microsoft.com/office/word/2010/wordprocessingDrawing" xmlns:wp="http://purl.oclc.org/ooxml/drawingml/wordprocessingDrawing" xmlns:w10="urn:schemas-microsoft-com:office:word" xmlns:w="http://purl.oclc.org/ooxml/wordprocessingml/main" xmlns:w14="http://schemas.microsoft.com/office/word/2010/wordml" xmlns:w15="http://schemas.microsoft.com/office/word/2012/wordml" xmlns:w16cex="http://schemas.microsoft.com/office/word/2018/wordml/cex" xmlns:w16cid="http://schemas.microsoft.com/office/word/2016/wordml/cid" xmlns:w16="http://schemas.microsoft.com/office/word/2018/wordml" xmlns:w16sdtdh="http://schemas.microsoft.com/office/word/2020/wordml/sdtdatahash" xmlns:w16se="http://schemas.microsoft.com/office/word/2015/wordml/symex" xmlns:wpi="http://schemas.microsoft.com/office/word/2010/wordprocessingInk" xmlns:wne="http://schemas.microsoft.com/office/word/2006/wordml" mc:Ignorable="w14 w15 w16se w16cid w16 w16cex w16sdtdh wne wp14" w:conformance="strict">
+<w:document xmlns:cx="http://schemas.microsoft.com/office/drawing/2014/chartex" xmlns:cx1="http://schemas.microsoft.com/office/drawing/2015/9/8/chartex" xmlns:cx2="http://schemas.microsoft.com/office/drawing/2015/10/21/chartex" xmlns:cx3="http://schemas.microsoft.com/office/drawing/2016/5/9/chartex" xmlns:cx4="http://schemas.microsoft.com/office/drawing/2016/5/10/chartex" xmlns:cx5="http://schemas.microsoft.com/office/drawing/2016/5/11/chartex" xmlns:cx6="http://schemas.microsoft.com/office/drawing/2016/5/12/chartex" xmlns:cx7="http://schemas.microsoft.com/office/drawing/2016/5/13/chartex" xmlns:cx8="http://schemas.microsoft.com/office/drawing/2016/5/14/chartex" xmlns:mc="http://schemas.openxmlformats.org/markup-compatibility/2006" xmlns:aink="http://schemas.microsoft.com/office/drawing/2016/ink" xmlns:am3d="http://schemas.microsoft.com/office/drawing/2017/model3d" xmlns:o="urn:schemas-microsoft-com:office:office" xmlns:r="http://purl.oclc.org/ooxml/officeDocument/relationships" xmlns:m="http://purl.oclc.org/ooxml/officeDocument/math" xmlns:v="urn:schemas-microsoft-com:vml" xmlns:wp14="http://schemas.microsoft.com/office/word/2010/wordprocessingDrawing" xmlns:wp="http://purl.oclc.org/ooxml/drawingml/wordprocessingDrawing" xmlns:w10="urn:schemas-microsoft-com:office:word" xmlns:w="http://purl.oclc.org/ooxml/wordprocessingml/main" xmlns:w14="http://schemas.microsoft.com/office/word/2010/wordml" xmlns:w15="http://schemas.microsoft.com/office/word/2012/wordml" xmlns:w16cid="http://schemas.microsoft.com/office/word/2016/wordml/cid" xmlns:w16se="http://schemas.microsoft.com/office/word/2015/wordml/symex" xmlns:wpi="http://schemas.microsoft.com/office/word/2010/wordprocessingInk" xmlns:wne="http://schemas.microsoft.com/office/word/2006/wordml" mc:Ignorable="w14 w15 w16se w16cid wne wp14" w:conformance="strict">
   <w:body>
     <w:p>
       <w:pPr>
@@ -237,7 +237,7 @@
     </w:p>
     <w:p>
       <w:pPr>
-        <w:pStyle w:val="Heading1"/>
+        <w:pStyle w:val="1"/>
       </w:pPr>
       <w:r>
         <w:t>Introduction</w:t>
@@ -245,7 +245,7 @@
     </w:p>
     <w:p>
       <w:pPr>
-        <w:pStyle w:val="BodyText"/>
+        <w:pStyle w:val="a3"/>
       </w:pPr>
       <w:r>
         <w:t>Falls are a serious concern for individuals of all ages, but they pose a particular risk to older adults. The consequences of a fall can range from minor injuries to life-threatening complications.</w:t>
@@ -325,7 +325,7 @@
     </w:p>
     <w:p>
       <w:pPr>
-        <w:pStyle w:val="BodyText"/>
+        <w:pStyle w:val="a3"/>
         <w:rPr>
           <w:lang w:val="en-AU"/>
         </w:rPr>
@@ -357,7 +357,7 @@
     </w:p>
     <w:p>
       <w:pPr>
-        <w:pStyle w:val="Heading2"/>
+        <w:pStyle w:val="2"/>
         <w:tabs>
           <w:tab w:val="clear" w:pos="18pt"/>
           <w:tab w:val="num" w:pos="14.40pt"/>
@@ -369,7 +369,7 @@
     </w:p>
     <w:p>
       <w:pPr>
-        <w:pStyle w:val="BodyText"/>
+        <w:pStyle w:val="a3"/>
       </w:pPr>
       <w:r>
         <w:rPr>
@@ -573,7 +573,7 @@
     </w:p>
     <w:p>
       <w:pPr>
-        <w:pStyle w:val="Heading2"/>
+        <w:pStyle w:val="2"/>
         <w:tabs>
           <w:tab w:val="clear" w:pos="18pt"/>
           <w:tab w:val="num" w:pos="14.40pt"/>
@@ -585,7 +585,7 @@
     </w:p>
     <w:p>
       <w:pPr>
-        <w:pStyle w:val="BodyText"/>
+        <w:pStyle w:val="a3"/>
       </w:pPr>
       <w:r>
         <w:rPr>
@@ -716,7 +716,7 @@
     </w:p>
     <w:p>
       <w:pPr>
-        <w:pStyle w:val="Heading2"/>
+        <w:pStyle w:val="2"/>
         <w:tabs>
           <w:tab w:val="clear" w:pos="18pt"/>
           <w:tab w:val="num" w:pos="14.40pt"/>
@@ -728,7 +728,7 @@
     </w:p>
     <w:p>
       <w:pPr>
-        <w:pStyle w:val="BodyText"/>
+        <w:pStyle w:val="a3"/>
         <w:rPr>
           <w:lang w:val="en-AU"/>
         </w:rPr>
@@ -845,305 +845,429 @@
         <w:t xml:space="preserve">]  </w:t>
       </w:r>
       <w:r>
-        <w:t>collected</w:t>
-      </w:r>
-      <w:r>
+        <w:t>collected signal data containing the motion information of objects was using a impulse-radio ultra-wideband (IR-UWB) radar</w:t>
+      </w:r>
+      <w:r>
+        <w:t>, then feed the</w:t>
+      </w:r>
+      <w:r>
+        <w:t xml:space="preserve"> data to a CNN algorithm to classify “Fall” </w:t>
+      </w:r>
+      <w:r>
+        <w:t>or</w:t>
+      </w:r>
+      <w:r>
+        <w:t xml:space="preserve"> “ADL.”</w:t>
+      </w:r>
+    </w:p>
+    <w:p>
+      <w:pPr>
+        <w:pStyle w:val="a3"/>
+        <w:rPr>
+          <w:lang w:val="en-AU"/>
+        </w:rPr>
+      </w:pPr>
+      <w:r>
+        <w:rPr>
+          <w:lang w:val="en-AU"/>
+        </w:rPr>
+        <w:t xml:space="preserve">It's important to note that the choice of algorithm depends on factors such as desired accuracy, computational resources, user preferences, and the specific environment where the </w:t>
+      </w:r>
+      <w:r>
+        <w:rPr>
+          <w:lang w:val="en-AU"/>
+        </w:rPr>
+        <w:lastRenderedPageBreak/>
+        <w:t>system will be deployed. Additionally, many systems combine multiple algorithm types to improve overall performance and robustness.</w:t>
+      </w:r>
+    </w:p>
+    <w:p>
+      <w:pPr>
+        <w:pStyle w:val="a3"/>
+        <w:rPr>
+          <w:lang w:val="en-US"/>
+        </w:rPr>
+      </w:pPr>
+      <w:r>
+        <w:rPr>
+          <w:lang w:val="en-AU"/>
+        </w:rPr>
+        <w:t>Developing robust fall detection algorithms requires access to high-quality datasets that accurately represent real-world scenarios</w:t>
+      </w:r>
+      <w:r>
+        <w:rPr>
+          <w:lang w:val="en-AU"/>
+        </w:rPr>
+        <w:t xml:space="preserve"> and</w:t>
+      </w:r>
+      <w:r>
+        <w:rPr>
+          <w:lang w:val="en-AU"/>
+        </w:rPr>
         <w:t xml:space="preserve"> </w:t>
       </w:r>
       <w:r>
-        <w:t xml:space="preserve">signal data containing the motion information of objects was using a impulse-radio </w:t>
-      </w:r>
-      <w:r>
-        <w:t>ultra-wideband</w:t>
-      </w:r>
-      <w:r>
-        <w:t xml:space="preserve"> (IR-UWB) radar</w:t>
-      </w:r>
-      <w:r>
-        <w:t>, then feed the</w:t>
-      </w:r>
-      <w:r>
-        <w:t xml:space="preserve"> data to a CNN algorithm to classify “Fall” </w:t>
-      </w:r>
-      <w:r>
-        <w:t>or</w:t>
-      </w:r>
-      <w:r>
-        <w:t xml:space="preserve"> “ADL.”</w:t>
-      </w:r>
-    </w:p>
-    <w:p>
-      <w:pPr>
-        <w:pStyle w:val="BodyText"/>
-        <w:rPr>
-          <w:lang w:val="en-AU"/>
-        </w:rPr>
-      </w:pPr>
-      <w:r>
-        <w:rPr>
-          <w:lang w:val="en-AU"/>
-        </w:rPr>
-        <w:t xml:space="preserve">It's important to note that the choice of algorithm depends on factors such as desired accuracy, computational resources, </w:t>
-      </w:r>
-      <w:r>
-        <w:rPr>
-          <w:lang w:val="en-AU"/>
-        </w:rPr>
-        <w:lastRenderedPageBreak/>
-        <w:t>user preferences, and the specific environment where the system will be deployed. Additionally, many systems combine multiple algorithm types to improve overall performance and robustness.</w:t>
-      </w:r>
-    </w:p>
-    <w:p>
-      <w:pPr>
-        <w:pStyle w:val="BodyText"/>
-        <w:rPr>
-          <w:lang w:val="en-AU"/>
-        </w:rPr>
-      </w:pPr>
-      <w:r>
-        <w:rPr>
-          <w:lang w:val="en-AU"/>
-        </w:rPr>
-        <w:t>Developing robust fall detection algorithms requires access to high-quality datasets that accurately represent real-world scenarios. Several public datasets have been made available to facilitate research in this area.</w:t>
-      </w:r>
-    </w:p>
-    <w:p>
-      <w:pPr>
-        <w:pStyle w:val="BodyText"/>
-        <w:rPr>
-          <w:lang w:val="en-AU"/>
-        </w:rPr>
-      </w:pPr>
-    </w:p>
-    <w:p>
-      <w:pPr>
-        <w:pStyle w:val="BodyText"/>
-        <w:rPr>
-          <w:lang w:val="en-AU"/>
-        </w:rPr>
-      </w:pPr>
-      <w:r>
-        <w:rPr>
-          <w:lang w:val="en-AU"/>
-        </w:rPr>
-        <w:t>Key Considerations for Fall Detection Datasets</w:t>
-      </w:r>
-    </w:p>
-    <w:p>
-      <w:pPr>
-        <w:pStyle w:val="BodyText"/>
-        <w:rPr>
-          <w:lang w:val="en-AU"/>
-        </w:rPr>
-      </w:pPr>
-      <w:r>
-        <w:rPr>
-          <w:lang w:val="en-AU"/>
-        </w:rPr>
-        <w:t>Sensor data: Accelerometer, gyroscope, and magnetometer data are commonly used.</w:t>
-      </w:r>
-    </w:p>
-    <w:p>
-      <w:pPr>
-        <w:pStyle w:val="BodyText"/>
-        <w:rPr>
-          <w:lang w:val="en-AU"/>
-        </w:rPr>
-      </w:pPr>
-      <w:r>
-        <w:rPr>
-          <w:lang w:val="en-AU"/>
-        </w:rPr>
-        <w:t>Fall types: Datasets should include various fall scenarios, such as forward falls, backward falls, and side falls.</w:t>
-      </w:r>
-    </w:p>
-    <w:p>
-      <w:pPr>
-        <w:pStyle w:val="BodyText"/>
-        <w:rPr>
-          <w:lang w:val="en-AU"/>
-        </w:rPr>
-      </w:pPr>
-      <w:r>
-        <w:rPr>
-          <w:lang w:val="en-AU"/>
-        </w:rPr>
-        <w:t>Activities of Daily Living (ADLs): A comprehensive dataset should include a wide range of ADLs to ensure accurate fall discrimination.</w:t>
-      </w:r>
-    </w:p>
-    <w:p>
-      <w:pPr>
-        <w:pStyle w:val="BodyText"/>
-        <w:rPr>
-          <w:lang w:val="en-AU"/>
-        </w:rPr>
-      </w:pPr>
-      <w:r>
-        <w:rPr>
-          <w:lang w:val="en-AU"/>
-        </w:rPr>
-        <w:t>Subject diversity: The dataset should represent a diverse population in terms of age, gender, and physical condition.</w:t>
-      </w:r>
-    </w:p>
-    <w:p>
-      <w:pPr>
-        <w:pStyle w:val="BodyText"/>
-        <w:rPr>
-          <w:lang w:val="en-AU"/>
-        </w:rPr>
-      </w:pPr>
-      <w:r>
-        <w:rPr>
-          <w:lang w:val="en-AU"/>
-        </w:rPr>
-        <w:t>Popular Public Datasets</w:t>
-      </w:r>
-    </w:p>
-    <w:p>
-      <w:pPr>
-        <w:pStyle w:val="BodyText"/>
-        <w:rPr>
-          <w:lang w:val="en-AU"/>
-        </w:rPr>
-      </w:pPr>
-      <w:r>
-        <w:rPr>
-          <w:lang w:val="en-AU"/>
-        </w:rPr>
-        <w:t>While the field is continuously evolving, here are some notable datasets:</w:t>
-      </w:r>
-    </w:p>
-    <w:p>
-      <w:pPr>
-        <w:pStyle w:val="BodyText"/>
-        <w:rPr>
-          <w:lang w:val="en-AU"/>
-        </w:rPr>
-      </w:pPr>
+        <w:rPr>
+          <w:lang w:val="en-AU"/>
+        </w:rPr>
+        <w:t>k</w:t>
+      </w:r>
+      <w:r>
+        <w:rPr>
+          <w:lang w:val="en-AU"/>
+        </w:rPr>
+        <w:t xml:space="preserve">ey </w:t>
+      </w:r>
+      <w:r>
+        <w:rPr>
+          <w:lang w:val="en-AU"/>
+        </w:rPr>
+        <w:t>c</w:t>
+      </w:r>
+      <w:r>
+        <w:rPr>
+          <w:lang w:val="en-AU"/>
+        </w:rPr>
+        <w:t xml:space="preserve">onsiderations for </w:t>
+      </w:r>
+      <w:r>
+        <w:rPr>
+          <w:lang w:val="en-AU"/>
+        </w:rPr>
+        <w:t>f</w:t>
+      </w:r>
+      <w:r>
+        <w:rPr>
+          <w:lang w:val="en-AU"/>
+        </w:rPr>
+        <w:t xml:space="preserve">all </w:t>
+      </w:r>
+      <w:r>
+        <w:rPr>
+          <w:lang w:val="en-AU"/>
+        </w:rPr>
+        <w:t>d</w:t>
+      </w:r>
+      <w:r>
+        <w:rPr>
+          <w:lang w:val="en-AU"/>
+        </w:rPr>
+        <w:t xml:space="preserve">etection </w:t>
+      </w:r>
+      <w:r>
+        <w:rPr>
+          <w:lang w:val="en-AU"/>
+        </w:rPr>
+        <w:t>d</w:t>
+      </w:r>
+      <w:r>
+        <w:rPr>
+          <w:lang w:val="en-AU"/>
+        </w:rPr>
+        <w:t>atasets</w:t>
+      </w:r>
+      <w:r>
+        <w:rPr>
+          <w:lang w:val="en-AU"/>
+        </w:rPr>
+        <w:t xml:space="preserve"> include s</w:t>
+      </w:r>
+      <w:r>
+        <w:rPr>
+          <w:lang w:val="en-AU"/>
+        </w:rPr>
+        <w:t>ensor</w:t>
+      </w:r>
+      <w:r>
+        <w:rPr>
+          <w:lang w:val="en-AU"/>
+        </w:rPr>
+        <w:t>s such as a</w:t>
+      </w:r>
+      <w:r>
+        <w:rPr>
+          <w:lang w:val="en-AU"/>
+        </w:rPr>
+        <w:t>ccelerometer, gyroscope, and magnetometer</w:t>
+      </w:r>
+      <w:r>
+        <w:rPr>
+          <w:lang w:val="en-AU"/>
+        </w:rPr>
+        <w:t>; f</w:t>
+      </w:r>
+      <w:r>
+        <w:rPr>
+          <w:lang w:val="en-AU"/>
+        </w:rPr>
+        <w:t>all scenarios, such as forward falls, backward falls, and side falls</w:t>
+      </w:r>
+      <w:r>
+        <w:rPr>
+          <w:lang w:val="en-AU"/>
+        </w:rPr>
+        <w:t xml:space="preserve">; </w:t>
+      </w:r>
+      <w:r>
+        <w:rPr>
+          <w:lang w:val="en-AU"/>
+        </w:rPr>
+        <w:t>Activities of Daily Living (ADLs)</w:t>
+      </w:r>
+      <w:r>
+        <w:rPr>
+          <w:lang w:val="en-AU"/>
+        </w:rPr>
+        <w:t>, and s</w:t>
+      </w:r>
+      <w:r>
+        <w:rPr>
+          <w:lang w:val="en-AU"/>
+        </w:rPr>
+        <w:t>ubject diversity.</w:t>
+      </w:r>
+      <w:r>
+        <w:rPr>
+          <w:lang w:val="en-AU"/>
+        </w:rPr>
+        <w:t xml:space="preserve"> </w:t>
+      </w:r>
+      <w:r>
+        <w:rPr>
+          <w:lang w:val="en-AU"/>
+        </w:rPr>
+        <w:t>Several public datasets have been made available to facilitate research in this area.</w:t>
+      </w:r>
+      <w:r>
+        <w:rPr>
+          <w:lang w:val="en-AU"/>
+        </w:rPr>
+        <w:t xml:space="preserve"> </w:t>
+      </w:r>
       <w:proofErr w:type="spellStart"/>
       <w:r>
         <w:rPr>
           <w:lang w:val="en-AU"/>
         </w:rPr>
-        <w:t>SisFall</w:t>
+        <w:t>FallAllD</w:t>
       </w:r>
       <w:proofErr w:type="spellEnd"/>
       <w:r>
         <w:rPr>
           <w:lang w:val="en-AU"/>
         </w:rPr>
-        <w:t xml:space="preserve">, </w:t>
-      </w:r>
-      <w:proofErr w:type="spellStart"/>
-      <w:r>
-        <w:rPr>
-          <w:lang w:val="en-AU"/>
-        </w:rPr>
-        <w:t>tFall</w:t>
-      </w:r>
-      <w:proofErr w:type="spellEnd"/>
-      <w:r>
-        <w:rPr>
-          <w:lang w:val="en-AU"/>
-        </w:rPr>
-        <w:t xml:space="preserve">, </w:t>
-      </w:r>
-      <w:proofErr w:type="spellStart"/>
-      <w:r>
-        <w:rPr>
-          <w:lang w:val="en-AU"/>
-        </w:rPr>
-        <w:t>MobiFall</w:t>
-      </w:r>
-      <w:proofErr w:type="spellEnd"/>
-      <w:r>
-        <w:rPr>
-          <w:lang w:val="en-AU"/>
-        </w:rPr>
-        <w:t xml:space="preserve">, and </w:t>
-      </w:r>
-      <w:proofErr w:type="spellStart"/>
-      <w:r>
-        <w:rPr>
-          <w:lang w:val="en-AU"/>
-        </w:rPr>
-        <w:t>FallAllD</w:t>
-      </w:r>
-      <w:proofErr w:type="spellEnd"/>
-      <w:r>
-        <w:rPr>
-          <w:lang w:val="en-AU"/>
-        </w:rPr>
-        <w:t>: These datasets primarily focus on post-fall detection and include data from wearable sensors.</w:t>
-      </w:r>
-    </w:p>
-    <w:p>
-      <w:pPr>
-        <w:pStyle w:val="BodyText"/>
-        <w:rPr>
-          <w:lang w:val="en-AU"/>
-        </w:rPr>
-      </w:pPr>
-      <w:proofErr w:type="spellStart"/>
-      <w:r>
-        <w:rPr>
-          <w:lang w:val="en-AU"/>
-        </w:rPr>
-        <w:t>KFall</w:t>
-      </w:r>
-      <w:proofErr w:type="spellEnd"/>
-      <w:r>
-        <w:rPr>
-          <w:lang w:val="en-AU"/>
-        </w:rPr>
-        <w:t>: A larger dataset that includes pre-impact fall detection, making it more suitable for real-world applications. It also incorporates synchronized video data for analysis.</w:t>
-      </w:r>
-    </w:p>
-    <w:p>
-      <w:pPr>
-        <w:pStyle w:val="BodyText"/>
-        <w:rPr>
-          <w:lang w:val="en-AU"/>
-        </w:rPr>
-      </w:pPr>
-      <w:r>
-        <w:rPr>
-          <w:lang w:val="en-AU"/>
-        </w:rPr>
-        <w:t>UP-Fall Detection: This dataset offers a multimodal approach, including data from wearable sensors, ambient sensors, and vision equipment.</w:t>
-      </w:r>
-    </w:p>
-    <w:p>
-      <w:pPr>
-        <w:pStyle w:val="BodyText"/>
-        <w:rPr>
-          <w:lang w:val="en-AU"/>
-        </w:rPr>
-      </w:pPr>
-      <w:r>
-        <w:rPr>
-          <w:lang w:val="en-AU"/>
-        </w:rPr>
-        <w:t>Other datasets: Depending on specific research needs, additional datasets may be available from academic institutions or research projects.</w:t>
-      </w:r>
-    </w:p>
-    <w:p>
-      <w:pPr>
-        <w:pStyle w:val="BodyText"/>
-        <w:rPr>
-          <w:lang w:val="en-AU"/>
-        </w:rPr>
-      </w:pPr>
-      <w:r>
-        <w:rPr>
-          <w:lang w:val="en-AU"/>
-        </w:rPr>
-        <w:t>It's important to note that the suitability of a dataset depends on the specific research objectives and the type of fall detection system being developed.</w:t>
-      </w:r>
-    </w:p>
-    <w:p>
-      <w:pPr>
-        <w:pStyle w:val="Heading1"/>
+        <w:t xml:space="preserve"> [3]</w:t>
+      </w:r>
+      <w:r>
+        <w:rPr>
+          <w:lang w:val="en-AU"/>
+        </w:rPr>
+        <w:t xml:space="preserve"> collected data from three data loggers worn on the waist, wrist, and neck of subjects using accelerometers, gyroscopes, magnetometers</w:t>
+      </w:r>
+      <w:r>
+        <w:rPr>
+          <w:lang w:val="en-AU"/>
+        </w:rPr>
+        <w:t>,</w:t>
+      </w:r>
+      <w:r>
+        <w:t xml:space="preserve"> </w:t>
+      </w:r>
+      <w:r>
+        <w:rPr>
+          <w:lang w:val="en-AU"/>
+        </w:rPr>
+        <w:t>and barometers</w:t>
+      </w:r>
+      <w:r>
+        <w:rPr>
+          <w:lang w:val="en-AU"/>
+        </w:rPr>
+        <w:t xml:space="preserve">, the dataset separates fall to 35 conditions and ADLs to 42 types. The other datasets </w:t>
+      </w:r>
+      <w:r>
+        <w:rPr>
+          <w:lang w:val="en-AU"/>
+        </w:rPr>
+        <w:t>UP-Fall</w:t>
+      </w:r>
+      <w:r>
+        <w:rPr>
+          <w:lang w:val="en-AU"/>
+        </w:rPr>
+        <w:t xml:space="preserve"> [10], which attained data from multi-sensors include </w:t>
+      </w:r>
+      <w:r>
+        <w:rPr>
+          <w:lang w:val="en-AU"/>
+        </w:rPr>
+        <w:t>wearable sensors, ambient sensors, and vision equipment</w:t>
+      </w:r>
+      <w:r>
+        <w:rPr>
+          <w:lang w:val="en-AU"/>
+        </w:rPr>
+        <w:t xml:space="preserve">, but subjects are </w:t>
+      </w:r>
+      <w:r>
+        <w:rPr>
+          <w:lang w:val="en-AU"/>
+        </w:rPr>
+        <w:t>young and healthy individuals</w:t>
+      </w:r>
+      <w:r>
+        <w:rPr>
+          <w:lang w:val="en-AU"/>
+        </w:rPr>
+        <w:t>, so t</w:t>
+      </w:r>
+      <w:r>
+        <w:rPr>
+          <w:lang w:val="en-AU"/>
+        </w:rPr>
+        <w:t>he data is limited in representativeness as it was collected solely from young individuals.</w:t>
+      </w:r>
+      <w:r>
+        <w:rPr>
+          <w:lang w:val="en-AU"/>
+        </w:rPr>
+        <w:t xml:space="preserve"> </w:t>
+      </w:r>
+      <w:r>
+        <w:rPr>
+          <w:lang w:val="en-AU"/>
+        </w:rPr>
+        <w:t>Wrist Elderly Daily Activity and Fall Dataset</w:t>
+      </w:r>
+      <w:r>
+        <w:rPr>
+          <w:lang w:val="en-AU"/>
+        </w:rPr>
+        <w:t xml:space="preserve"> (WEDA-FALL)</w:t>
+      </w:r>
+      <w:r>
+        <w:rPr>
+          <w:lang w:val="en-AU"/>
+        </w:rPr>
+        <w:t xml:space="preserve"> [11]</w:t>
+      </w:r>
+      <w:r>
+        <w:rPr>
+          <w:lang w:val="en-AU"/>
+        </w:rPr>
+        <w:t xml:space="preserve"> applied</w:t>
+      </w:r>
+      <w:r>
+        <w:rPr>
+          <w:lang w:val="en-AU"/>
+        </w:rPr>
+        <w:t xml:space="preserve"> a smartwatch on the wrist</w:t>
+      </w:r>
+      <w:r>
+        <w:rPr>
+          <w:lang w:val="en-AU"/>
+        </w:rPr>
+        <w:t xml:space="preserve"> and</w:t>
+      </w:r>
+      <w:r>
+        <w:rPr>
+          <w:lang w:val="en-AU"/>
+        </w:rPr>
+        <w:t xml:space="preserve"> </w:t>
+      </w:r>
+      <w:r>
+        <w:rPr>
+          <w:lang w:val="en-AU"/>
+        </w:rPr>
+        <w:t>employ</w:t>
+      </w:r>
+      <w:r>
+        <w:rPr>
+          <w:lang w:val="en-AU"/>
+        </w:rPr>
+        <w:t xml:space="preserve"> </w:t>
+      </w:r>
+      <w:r>
+        <w:rPr>
+          <w:lang w:val="en-AU"/>
+        </w:rPr>
+        <w:t>e</w:t>
+      </w:r>
+      <w:r>
+        <w:rPr>
+          <w:lang w:val="en-AU"/>
+        </w:rPr>
+        <w:t xml:space="preserve">lderly </w:t>
+      </w:r>
+      <w:r>
+        <w:rPr>
+          <w:lang w:val="en-AU"/>
+        </w:rPr>
+        <w:t>p</w:t>
+      </w:r>
+      <w:r>
+        <w:rPr>
+          <w:lang w:val="en-AU"/>
+        </w:rPr>
+        <w:t xml:space="preserve">eople </w:t>
+      </w:r>
+      <w:r>
+        <w:rPr>
+          <w:lang w:val="en-AU"/>
+        </w:rPr>
+        <w:t>with t</w:t>
+      </w:r>
+      <w:r>
+        <w:rPr>
+          <w:lang w:val="en-AU"/>
+        </w:rPr>
+        <w:t>horough security measures</w:t>
+      </w:r>
+      <w:r>
+        <w:rPr>
+          <w:lang w:val="en-AU"/>
+        </w:rPr>
+        <w:t>, it covers 8 t</w:t>
+      </w:r>
+      <w:r>
+        <w:rPr>
+          <w:lang w:val="en-AU"/>
+        </w:rPr>
+        <w:t>ypes of Falls</w:t>
+      </w:r>
+      <w:r>
+        <w:rPr>
+          <w:lang w:val="en-AU"/>
+        </w:rPr>
+        <w:t xml:space="preserve"> and 11</w:t>
+      </w:r>
+      <w:r>
+        <w:t xml:space="preserve"> </w:t>
+      </w:r>
+      <w:r>
+        <w:rPr>
+          <w:lang w:val="en-AU"/>
+        </w:rPr>
+        <w:t>Types of ADLs</w:t>
+      </w:r>
+      <w:r>
+        <w:rPr>
+          <w:lang w:val="en-AU"/>
+        </w:rPr>
+        <w:t>.</w:t>
+      </w:r>
+    </w:p>
+    <w:p>
+      <w:pPr>
+        <w:pStyle w:val="a3"/>
+        <w:rPr>
+          <w:lang w:val="en-AU"/>
+        </w:rPr>
+      </w:pPr>
+    </w:p>
+    <w:p>
+      <w:pPr>
+        <w:pStyle w:val="1"/>
       </w:pPr>
       <w:r>
         <w:t>M</w:t>
@@ -1154,7 +1278,7 @@
     </w:p>
     <w:p>
       <w:pPr>
-        <w:pStyle w:val="Heading2"/>
+        <w:pStyle w:val="2"/>
         <w:tabs>
           <w:tab w:val="clear" w:pos="18pt"/>
           <w:tab w:val="num" w:pos="14.40pt"/>
@@ -1166,7 +1290,7 @@
     </w:p>
     <w:p>
       <w:pPr>
-        <w:pStyle w:val="BodyText"/>
+        <w:pStyle w:val="a3"/>
       </w:pPr>
       <w:r>
         <w:t xml:space="preserve">First, confirm that you have the correct template for your paper size. This template has been tailored for output on the </w:t>
@@ -1207,7 +1331,7 @@
     </w:p>
     <w:p>
       <w:pPr>
-        <w:pStyle w:val="Heading2"/>
+        <w:pStyle w:val="2"/>
       </w:pPr>
       <w:r>
         <w:t>CNN</w:t>
@@ -1215,18 +1339,15 @@
     </w:p>
     <w:p>
       <w:pPr>
-        <w:pStyle w:val="BodyText"/>
-      </w:pPr>
-      <w:r>
-        <w:t xml:space="preserve">Convolutional neural networks (CNNs) are a type of deep learning architecture particularly well-suited for processing and analyzing spatial data, such as images. CNNs consist of multiple layers that perform convolution, pooling, and fully connected operations to extract relevant features from the input data. The convolutional layers apply filters to local regions of the input, allowing the network to learn spatial patterns. The pooling layers then reduce the spatial dimensions of the feature maps, while the fully connected layers perform classification or regression tasks based on the extracted features. For time-series data like sensor readings, a </w:t>
-      </w:r>
-      <w:r>
-        <w:t>1D-CNN architecture is more appropriate, as it operates on 1-dimensional sequences rather than 2D images. 1D-CNNs are able to effectively capture the temporal patterns in sensor data, making them a suitable choice for the fall detection task at hand, where the sensor readings exhibit characteristic patterns associated with fall events.</w:t>
-      </w:r>
-    </w:p>
-    <w:p>
-      <w:pPr>
-        <w:pStyle w:val="BodyText"/>
+        <w:pStyle w:val="a3"/>
+      </w:pPr>
+      <w:r>
+        <w:t>Convolutional neural networks (CNNs) are a type of deep learning architecture particularly well-suited for processing and analyzing spatial data, such as images. CNNs consist of multiple layers that perform convolution, pooling, and fully connected operations to extract relevant features from the input data. The convolutional layers apply filters to local regions of the input, allowing the network to learn spatial patterns. The pooling layers then reduce the spatial dimensions of the feature maps, while the fully connected layers perform classification or regression tasks based on the extracted features. For time-series data like sensor readings, a 1D-CNN architecture is more appropriate, as it operates on 1-dimensional sequences rather than 2D images. 1D-CNNs are able to effectively capture the temporal patterns in sensor data, making them a suitable choice for the fall detection task at hand, where the sensor readings exhibit characteristic patterns associated with fall events.</w:t>
+      </w:r>
+    </w:p>
+    <w:p>
+      <w:pPr>
+        <w:pStyle w:val="a3"/>
         <w:jc w:val="center"/>
         <w:rPr>
           <w:lang w:val="en-US"/>
@@ -1312,7 +1433,7 @@
     </w:p>
     <w:p>
       <w:pPr>
-        <w:pStyle w:val="BodyText"/>
+        <w:pStyle w:val="a3"/>
         <w:jc w:val="center"/>
         <w:rPr>
           <w:lang w:val="en-US"/>
@@ -1321,7 +1442,7 @@
     </w:p>
     <w:p>
       <w:pPr>
-        <w:pStyle w:val="Heading2"/>
+        <w:pStyle w:val="2"/>
         <w:tabs>
           <w:tab w:val="clear" w:pos="18pt"/>
           <w:tab w:val="num" w:pos="14.40pt"/>
@@ -1333,7 +1454,7 @@
     </w:p>
     <w:p>
       <w:pPr>
-        <w:pStyle w:val="Heading2"/>
+        <w:pStyle w:val="2"/>
         <w:tabs>
           <w:tab w:val="clear" w:pos="18pt"/>
           <w:tab w:val="num" w:pos="14.40pt"/>
@@ -1345,7 +1466,7 @@
     </w:p>
     <w:p>
       <w:pPr>
-        <w:pStyle w:val="Heading1"/>
+        <w:pStyle w:val="1"/>
       </w:pPr>
       <w:r>
         <w:t>Results</w:t>
@@ -1353,7 +1474,7 @@
     </w:p>
     <w:p>
       <w:pPr>
-        <w:pStyle w:val="BodyText"/>
+        <w:pStyle w:val="a3"/>
         <w:rPr>
           <w:lang w:val="en-US"/>
         </w:rPr>
@@ -1373,7 +1494,7 @@
     </w:p>
     <w:p>
       <w:pPr>
-        <w:pStyle w:val="BodyText"/>
+        <w:pStyle w:val="a3"/>
       </w:pPr>
       <w:r>
         <w:t>Keep your text and graphic files separate until after the text has been formatted and styled. Do not use hard tabs, and limit use of hard returns to only one return at the end of a paragraph. Do not add any kind of pagination anywhere in the paper. Do not number text heads-the template will do that for you.</w:t>
@@ -1381,7 +1502,7 @@
     </w:p>
     <w:p>
       <w:pPr>
-        <w:pStyle w:val="Heading2"/>
+        <w:pStyle w:val="2"/>
       </w:pPr>
       <w:r>
         <w:t>Abbreviations</w:t>
@@ -1392,7 +1513,7 @@
     </w:p>
     <w:p>
       <w:pPr>
-        <w:pStyle w:val="BodyText"/>
+        <w:pStyle w:val="a3"/>
       </w:pPr>
       <w:r>
         <w:t xml:space="preserve">Define abbreviations and acronyms the first time they are used in the text, even after they have been defined in the abstract. Abbreviations such as IEEE, SI, MKS, CGS, </w:t>
@@ -1408,7 +1529,7 @@
     </w:p>
     <w:p>
       <w:pPr>
-        <w:pStyle w:val="Heading2"/>
+        <w:pStyle w:val="2"/>
       </w:pPr>
       <w:r>
         <w:t>Units</w:t>
@@ -1499,7 +1620,7 @@
     </w:p>
     <w:p>
       <w:pPr>
-        <w:pStyle w:val="Heading2"/>
+        <w:pStyle w:val="2"/>
       </w:pPr>
       <w:r>
         <w:t>Equations</w:t>
@@ -1507,19 +1628,15 @@
     </w:p>
     <w:p>
       <w:pPr>
-        <w:pStyle w:val="BodyText"/>
-      </w:pPr>
-      <w:r>
-        <w:t xml:space="preserve">The equations are an exception to the prescribed specifications of this template. You will need to determine </w:t>
-      </w:r>
-      <w:r>
-        <w:lastRenderedPageBreak/>
-        <w:t>whether or not your equation should be typed using either the Times New Roman or the Symbol font (please no other font). To create multileveled equations, it may be necessary to treat the equation as a graphic and insert it into the text after your paper is styled.</w:t>
-      </w:r>
-    </w:p>
-    <w:p>
-      <w:pPr>
-        <w:pStyle w:val="BodyText"/>
+        <w:pStyle w:val="a3"/>
+      </w:pPr>
+      <w:r>
+        <w:t>The equations are an exception to the prescribed specifications of this template. You will need to determine whether or not your equation should be typed using either the Times New Roman or the Symbol font (please no other font). To create multileveled equations, it may be necessary to treat the equation as a graphic and insert it into the text after your paper is styled.</w:t>
+      </w:r>
+    </w:p>
+    <w:p>
+      <w:pPr>
+        <w:pStyle w:val="a3"/>
         <w:rPr>
           <w:lang w:val="en-US"/>
         </w:rPr>
@@ -1537,9 +1654,6 @@
     <w:p>
       <w:pPr>
         <w:pStyle w:val="equation"/>
-        <w:rPr>
-          <w:rFonts w:hint="eastAsia"/>
-        </w:rPr>
       </w:pPr>
       <w:r>
         <w:tab/>
@@ -1597,15 +1711,16 @@
     </w:p>
     <w:p>
       <w:pPr>
-        <w:pStyle w:val="BodyText"/>
-      </w:pPr>
-      <w:r>
+        <w:pStyle w:val="a3"/>
+      </w:pPr>
+      <w:r>
+        <w:lastRenderedPageBreak/>
         <w:t>Note that the equation is centered using a center tab stop. Be sure that the symbols in your equation have been defined before or immediately following the equation. Use “(1)”, not “Eq. (1)” or “equation (1)”, except at the beginning of a sentence: “Equation (1) is . . .”</w:t>
       </w:r>
     </w:p>
     <w:p>
       <w:pPr>
-        <w:pStyle w:val="Heading2"/>
+        <w:pStyle w:val="2"/>
       </w:pPr>
       <w:r>
         <w:t>Some Common Mistakes</w:t>
@@ -1725,7 +1840,7 @@
     </w:p>
     <w:p>
       <w:pPr>
-        <w:pStyle w:val="BodyText"/>
+        <w:pStyle w:val="a3"/>
       </w:pPr>
       <w:r>
         <w:t>An excellent style manual for science writers is [7].</w:t>
@@ -1733,7 +1848,7 @@
     </w:p>
     <w:p>
       <w:pPr>
-        <w:pStyle w:val="Heading1"/>
+        <w:pStyle w:val="1"/>
       </w:pPr>
       <w:r>
         <w:t>Conclusions</w:t>
@@ -1741,7 +1856,7 @@
     </w:p>
     <w:p>
       <w:pPr>
-        <w:pStyle w:val="BodyText"/>
+        <w:pStyle w:val="a3"/>
       </w:pPr>
       <w:r>
         <w:t>After the text edit has been completed, the paper is ready for the template. Duplicate the template file by using the Save As command, and use the naming convention prescribed by your conference for the name of your paper. In this newly created file, highlight all of the contents and import your prepared text file. You are now ready to style your paper; use the scroll down window on the left of the MS Word Formatting toolbar.</w:t>
@@ -1749,7 +1864,7 @@
     </w:p>
     <w:p>
       <w:pPr>
-        <w:pStyle w:val="Heading2"/>
+        <w:pStyle w:val="2"/>
       </w:pPr>
       <w:r>
         <w:t>Authors</w:t>
@@ -1760,7 +1875,7 @@
     </w:p>
     <w:p>
       <w:pPr>
-        <w:pStyle w:val="BodyText"/>
+        <w:pStyle w:val="a3"/>
       </w:pPr>
       <w:r>
         <w:rPr>
@@ -1828,7 +1943,10 @@
         <w:t xml:space="preserve">A minimum of one author is required for all conference articles. </w:t>
       </w:r>
       <w:r>
-        <w:t>Author names should be listed starting from left to right and then moving down to the next line. This is the author sequence that will be used in future citations and by indexing services.</w:t>
+        <w:t xml:space="preserve">Author names should be listed starting </w:t>
+      </w:r>
+      <w:r>
+        <w:t>from left to right and then moving down to the next line. This is the author sequence that will be used in future citations and by indexing services.</w:t>
       </w:r>
       <w:r>
         <w:t xml:space="preserve"> </w:t>
@@ -1848,7 +1966,7 @@
     </w:p>
     <w:p>
       <w:pPr>
-        <w:pStyle w:val="Heading3"/>
+        <w:pStyle w:val="3"/>
       </w:pPr>
       <w:r>
         <w:t xml:space="preserve">For papers with more than six authors: </w:t>
@@ -1862,7 +1980,7 @@
     </w:p>
     <w:p>
       <w:pPr>
-        <w:pStyle w:val="Heading3"/>
+        <w:pStyle w:val="3"/>
       </w:pPr>
       <w:r>
         <w:t xml:space="preserve">For </w:t>
@@ -1888,7 +2006,7 @@
     </w:p>
     <w:p>
       <w:pPr>
-        <w:pStyle w:val="Heading4"/>
+        <w:pStyle w:val="4"/>
       </w:pPr>
       <w:r>
         <w:t>Selection</w:t>
@@ -1905,7 +2023,7 @@
     </w:p>
     <w:p>
       <w:pPr>
-        <w:pStyle w:val="Heading4"/>
+        <w:pStyle w:val="4"/>
       </w:pPr>
       <w:r>
         <w:t>Change number of columns:</w:t>
@@ -1934,7 +2052,7 @@
     </w:p>
     <w:p>
       <w:pPr>
-        <w:pStyle w:val="Heading4"/>
+        <w:pStyle w:val="4"/>
         <w:rPr>
           <w:i w:val="0"/>
         </w:rPr>
@@ -1967,7 +2085,7 @@
     </w:p>
     <w:p>
       <w:pPr>
-        <w:pStyle w:val="Heading2"/>
+        <w:pStyle w:val="2"/>
       </w:pPr>
       <w:r>
         <w:t>Identify</w:t>
@@ -1978,7 +2096,7 @@
     </w:p>
     <w:p>
       <w:pPr>
-        <w:pStyle w:val="BodyText"/>
+        <w:pStyle w:val="a3"/>
       </w:pPr>
       <w:r>
         <w:t>Headings, or heads, are organizational devices that guide the reader through your paper. There are two types: component heads and text heads.</w:t>
@@ -1986,7 +2104,7 @@
     </w:p>
     <w:p>
       <w:pPr>
-        <w:pStyle w:val="BodyText"/>
+        <w:pStyle w:val="a3"/>
       </w:pPr>
       <w:r>
         <w:t>Component heads identify the different components of your paper and are not topically subordinate to each other. Examples include Acknowledgments and References and, for these, the correct style to use is “Heading 5”. Use “figure caption” for your Figure captions, and “table head” for your table title. Run-in heads, such as “Abstract”, will require you to apply a style (in this case, italic) in addition to the style provided by the drop down menu to differentiate the head from the text.</w:t>
@@ -1994,7 +2112,7 @@
     </w:p>
     <w:p>
       <w:pPr>
-        <w:pStyle w:val="BodyText"/>
+        <w:pStyle w:val="a3"/>
       </w:pPr>
       <w:r>
         <w:t>Text heads organize the topics on a relational, hierarchical basis. For example, the paper title is the primary text head because all subsequent material relates and elaborates on this one topic. If there are two or more sub-topics, the next level head (uppercase Roman numerals) should be used and, conversely, if there are not at least two sub-topics, then no subheads should be introduced. Styles named “Heading 1”, “Heading 2”, “Heading 3”, and “Heading 4” are prescribed.</w:t>
@@ -2002,7 +2120,7 @@
     </w:p>
     <w:p>
       <w:pPr>
-        <w:pStyle w:val="Heading2"/>
+        <w:pStyle w:val="2"/>
       </w:pPr>
       <w:r>
         <w:t>Figures and Tables</w:t>
@@ -2010,7 +2128,7 @@
     </w:p>
     <w:p>
       <w:pPr>
-        <w:pStyle w:val="Heading4"/>
+        <w:pStyle w:val="4"/>
       </w:pPr>
       <w:r>
         <w:t xml:space="preserve"> </w:t>
@@ -2022,14 +2140,7 @@
         <w:rPr>
           <w:i w:val="0"/>
         </w:rPr>
-        <w:t xml:space="preserve">Place figures and tables at the top and bottom of columns. Avoid placing them in the middle of columns. Large figures and tables may span across both columns. Figure captions should be below the </w:t>
-      </w:r>
-      <w:r>
-        <w:rPr>
-          <w:i w:val="0"/>
-        </w:rPr>
-        <w:lastRenderedPageBreak/>
-        <w:t>figures; table heads should appear above the tables. Insert figures and tables after they are cited in the text. Use the abbreviation “Fig. 1”, even at the beginning of a sentence.</w:t>
+        <w:t>Place figures and tables at the top and bottom of columns. Avoid placing them in the middle of columns. Large figures and tables may span across both columns. Figure captions should be below the figures; table heads should appear above the tables. Insert figures and tables after they are cited in the text. Use the abbreviation “Fig. 1”, even at the beginning of a sentence.</w:t>
       </w:r>
     </w:p>
     <w:p>
@@ -2309,10 +2420,14 @@
     </w:p>
     <w:p>
       <w:pPr>
-        <w:pStyle w:val="BodyText"/>
-      </w:pPr>
-      <w:r>
-        <w:t>Figure Labels: Use 8 point Times New Roman for Figure labels. Use words rather than symbols or abbreviations when writing Figure axis labels to avoid confusing the reader. As an example, write the quantity “Magnetization”, or “Magnetization, M”, not just “M”. If including units in the label, present them within parentheses. Do not label axes only with units. In the example, write “Magnetization (A/m)” or “Magnetization {A[m(1)]}”, not just “A/m”. Do not label axes</w:t>
+        <w:pStyle w:val="a3"/>
+      </w:pPr>
+      <w:r>
+        <w:t xml:space="preserve">Figure Labels: Use 8 point Times New Roman for Figure labels. Use words rather than symbols or abbreviations when writing Figure axis labels to avoid confusing the reader. As an </w:t>
+      </w:r>
+      <w:r>
+        <w:lastRenderedPageBreak/>
+        <w:t>example, write the quantity “Magnetization”, or “Magnetization, M”, not just “M”. If including units in the label, present them within parentheses. Do not label axes only with units. In the example, write “Magnetization (A/m)” or “Magnetization {A[m(1)]}”, not just “A/m”. Do not label axes</w:t>
       </w:r>
       <w:r>
         <w:t xml:space="preserve"> </w:t>
@@ -2323,7 +2438,7 @@
     </w:p>
     <w:p>
       <w:pPr>
-        <w:pStyle w:val="Heading5"/>
+        <w:pStyle w:val="5"/>
       </w:pPr>
       <w:r>
         <w:t>References</w:t>
@@ -2331,7 +2446,7 @@
     </w:p>
     <w:p>
       <w:pPr>
-        <w:pStyle w:val="BodyText"/>
+        <w:pStyle w:val="a3"/>
       </w:pPr>
       <w:r>
         <w:t>The template will number citations consecutively within brackets [1]. The sentence punctuation follows the bracket [2]. Refer simply to the reference number, as in [3]—do not use “Ref. [3]” or “reference [3]” except at the beginning of a sentence: “Reference [3] was the first</w:t>
@@ -2351,7 +2466,7 @@
     </w:p>
     <w:p>
       <w:pPr>
-        <w:pStyle w:val="BodyText"/>
+        <w:pStyle w:val="a3"/>
       </w:pPr>
       <w:r>
         <w:t>Number footnotes separately in superscripts. Place the actual footnote at the bottom of the column in which it was cited. Do not put footnotes in the</w:t>
@@ -2368,7 +2483,7 @@
     </w:p>
     <w:p>
       <w:pPr>
-        <w:pStyle w:val="BodyText"/>
+        <w:pStyle w:val="a3"/>
       </w:pPr>
       <w:r>
         <w:t>Unless there are six au</w:t>
@@ -2388,7 +2503,7 @@
     </w:p>
     <w:p>
       <w:pPr>
-        <w:pStyle w:val="BodyText"/>
+        <w:pStyle w:val="a3"/>
       </w:pPr>
       <w:r>
         <w:t xml:space="preserve">For </w:t>
@@ -2513,10 +2628,7 @@
         <w:t>Computers in Biology and Medicine</w:t>
       </w:r>
       <w:r>
-        <w:t>, vol. 115, p. 103520, Dec. 2019</w:t>
-      </w:r>
-      <w:r>
-        <w:t>.</w:t>
+        <w:t>, vol. 115, p. 103520, Dec. 2019.</w:t>
       </w:r>
     </w:p>
     <w:p>
@@ -2573,7 +2685,7 @@
       <w:hyperlink r:id="rId11" w:history="1">
         <w:r>
           <w:rPr>
-            <w:rStyle w:val="Hyperlink"/>
+            <w:rStyle w:val="a9"/>
           </w:rPr>
           <w:t>10.1109/JBHI.2019.2907498</w:t>
         </w:r>
@@ -2605,7 +2717,7 @@
       <w:hyperlink r:id="rId12" w:history="1">
         <w:r>
           <w:rPr>
-            <w:rStyle w:val="Hyperlink"/>
+            <w:rStyle w:val="a9"/>
           </w:rPr>
           <w:t>10.1016/j.sigpro.2014.08.021</w:t>
         </w:r>
@@ -2637,7 +2749,7 @@
       <w:hyperlink r:id="rId13" w:history="1">
         <w:r>
           <w:rPr>
-            <w:rStyle w:val="Hyperlink"/>
+            <w:rStyle w:val="a9"/>
           </w:rPr>
           <w:t>10.3390/s20205948</w:t>
         </w:r>
@@ -2678,6 +2790,20 @@
           <w:lang w:eastAsia="zh-CN"/>
         </w:rPr>
         <w:t>.</w:t>
+      </w:r>
+    </w:p>
+    <w:p>
+      <w:pPr>
+        <w:pStyle w:val="references"/>
+        <w:rPr>
+          <w:lang w:eastAsia="zh-CN"/>
+        </w:rPr>
+      </w:pPr>
+      <w:r>
+        <w:rPr>
+          <w:lang w:eastAsia="zh-CN"/>
+        </w:rPr>
+        <w:t>J. Marques and P. Moreno, “Online Fall Detection Using Wrist Devices,” Sensors, vol. 23, no. 3, p. 1146, Jan. 2023, doi: 10.3390/s23031146.</w:t>
       </w:r>
     </w:p>
     <w:p>
@@ -2789,7 +2915,7 @@
                     <wne:txbxContent>
                       <w:p>
                         <w:pPr>
-                          <w:pStyle w:val="BodyText"/>
+                          <w:pStyle w:val="a3"/>
                         </w:pPr>
                         <w:r>
                           <w:t>We suggest that you use a text box to insert a graphic (which is ideally a 300 dpi TIFF or EPS file, with all fonts embedded) because, in an MSW document, this method is somewhat more stable than directly inserting a picture.</w:t>
@@ -2797,7 +2923,7 @@
                       </w:p>
                       <w:p>
                         <w:pPr>
-                          <w:pStyle w:val="BodyText"/>
+                          <w:pStyle w:val="a3"/>
                         </w:pPr>
                         <w:r>
                           <w:t>To have non-visible rules on your frame, use the MSWord “Format” pull-down menu, select Text Box &gt; Colors and Lines to choose No Fill and No Line.</w:t>
@@ -2833,7 +2959,7 @@
 </file>
 
 <file path=word/endnotes.xml><?xml version="1.0" encoding="utf-8"?>
-<w:endnotes xmlns:cx="http://schemas.microsoft.com/office/drawing/2014/chartex" xmlns:cx1="http://schemas.microsoft.com/office/drawing/2015/9/8/chartex" xmlns:cx2="http://schemas.microsoft.com/office/drawing/2015/10/21/chartex" xmlns:cx3="http://schemas.microsoft.com/office/drawing/2016/5/9/chartex" xmlns:cx4="http://schemas.microsoft.com/office/drawing/2016/5/10/chartex" xmlns:cx5="http://schemas.microsoft.com/office/drawing/2016/5/11/chartex" xmlns:cx6="http://schemas.microsoft.com/office/drawing/2016/5/12/chartex" xmlns:cx7="http://schemas.microsoft.com/office/drawing/2016/5/13/chartex" xmlns:cx8="http://schemas.microsoft.com/office/drawing/2016/5/14/chartex" xmlns:mc="http://schemas.openxmlformats.org/markup-compatibility/2006" xmlns:aink="http://schemas.microsoft.com/office/drawing/2016/ink" xmlns:am3d="http://schemas.microsoft.com/office/drawing/2017/model3d" xmlns:o="urn:schemas-microsoft-com:office:office" xmlns:oel="http://schemas.microsoft.com/office/2019/extlst" xmlns:r="http://purl.oclc.org/ooxml/officeDocument/relationships" xmlns:m="http://purl.oclc.org/ooxml/officeDocument/math" xmlns:v="urn:schemas-microsoft-com:vml" xmlns:wp14="http://schemas.microsoft.com/office/word/2010/wordprocessingDrawing" xmlns:wp="http://purl.oclc.org/ooxml/drawingml/wordprocessingDrawing" xmlns:w10="urn:schemas-microsoft-com:office:word" xmlns:w="http://purl.oclc.org/ooxml/wordprocessingml/main" xmlns:w14="http://schemas.microsoft.com/office/word/2010/wordml" xmlns:w15="http://schemas.microsoft.com/office/word/2012/wordml" xmlns:w16cex="http://schemas.microsoft.com/office/word/2018/wordml/cex" xmlns:w16cid="http://schemas.microsoft.com/office/word/2016/wordml/cid" xmlns:w16="http://schemas.microsoft.com/office/word/2018/wordml" xmlns:w16sdtdh="http://schemas.microsoft.com/office/word/2020/wordml/sdtdatahash" xmlns:w16se="http://schemas.microsoft.com/office/word/2015/wordml/symex" xmlns:wpi="http://schemas.microsoft.com/office/word/2010/wordprocessingInk" xmlns:wne="http://schemas.microsoft.com/office/word/2006/wordml" mc:Ignorable="w14 w15 w16se w16cid w16 w16cex w16sdtdh wne wp14">
+<w:endnotes xmlns:cx="http://schemas.microsoft.com/office/drawing/2014/chartex" xmlns:cx1="http://schemas.microsoft.com/office/drawing/2015/9/8/chartex" xmlns:cx2="http://schemas.microsoft.com/office/drawing/2015/10/21/chartex" xmlns:cx3="http://schemas.microsoft.com/office/drawing/2016/5/9/chartex" xmlns:cx4="http://schemas.microsoft.com/office/drawing/2016/5/10/chartex" xmlns:cx5="http://schemas.microsoft.com/office/drawing/2016/5/11/chartex" xmlns:cx6="http://schemas.microsoft.com/office/drawing/2016/5/12/chartex" xmlns:cx7="http://schemas.microsoft.com/office/drawing/2016/5/13/chartex" xmlns:cx8="http://schemas.microsoft.com/office/drawing/2016/5/14/chartex" xmlns:mc="http://schemas.openxmlformats.org/markup-compatibility/2006" xmlns:aink="http://schemas.microsoft.com/office/drawing/2016/ink" xmlns:am3d="http://schemas.microsoft.com/office/drawing/2017/model3d" xmlns:o="urn:schemas-microsoft-com:office:office" xmlns:r="http://purl.oclc.org/ooxml/officeDocument/relationships" xmlns:m="http://purl.oclc.org/ooxml/officeDocument/math" xmlns:v="urn:schemas-microsoft-com:vml" xmlns:wp14="http://schemas.microsoft.com/office/word/2010/wordprocessingDrawing" xmlns:wp="http://purl.oclc.org/ooxml/drawingml/wordprocessingDrawing" xmlns:w10="urn:schemas-microsoft-com:office:word" xmlns:w="http://purl.oclc.org/ooxml/wordprocessingml/main" xmlns:w14="http://schemas.microsoft.com/office/word/2010/wordml" xmlns:w15="http://schemas.microsoft.com/office/word/2012/wordml" xmlns:w16cid="http://schemas.microsoft.com/office/word/2016/wordml/cid" xmlns:w16se="http://schemas.microsoft.com/office/word/2015/wordml/symex" xmlns:wpi="http://schemas.microsoft.com/office/word/2010/wordprocessingInk" xmlns:wne="http://schemas.microsoft.com/office/word/2006/wordml" mc:Ignorable="w14 w15 w16se w16cid wne wp14">
   <w:endnote w:type="separator" w:id="-1">
     <w:p>
       <w:r>
@@ -2852,10 +2978,10 @@
 </file>
 
 <file path=word/footer1.xml><?xml version="1.0" encoding="utf-8"?>
-<w:ftr xmlns:cx="http://schemas.microsoft.com/office/drawing/2014/chartex" xmlns:cx1="http://schemas.microsoft.com/office/drawing/2015/9/8/chartex" xmlns:cx2="http://schemas.microsoft.com/office/drawing/2015/10/21/chartex" xmlns:cx3="http://schemas.microsoft.com/office/drawing/2016/5/9/chartex" xmlns:cx4="http://schemas.microsoft.com/office/drawing/2016/5/10/chartex" xmlns:cx5="http://schemas.microsoft.com/office/drawing/2016/5/11/chartex" xmlns:cx6="http://schemas.microsoft.com/office/drawing/2016/5/12/chartex" xmlns:cx7="http://schemas.microsoft.com/office/drawing/2016/5/13/chartex" xmlns:cx8="http://schemas.microsoft.com/office/drawing/2016/5/14/chartex" xmlns:mc="http://schemas.openxmlformats.org/markup-compatibility/2006" xmlns:aink="http://schemas.microsoft.com/office/drawing/2016/ink" xmlns:am3d="http://schemas.microsoft.com/office/drawing/2017/model3d" xmlns:o="urn:schemas-microsoft-com:office:office" xmlns:oel="http://schemas.microsoft.com/office/2019/extlst" xmlns:r="http://purl.oclc.org/ooxml/officeDocument/relationships" xmlns:m="http://purl.oclc.org/ooxml/officeDocument/math" xmlns:v="urn:schemas-microsoft-com:vml" xmlns:wp14="http://schemas.microsoft.com/office/word/2010/wordprocessingDrawing" xmlns:wp="http://purl.oclc.org/ooxml/drawingml/wordprocessingDrawing" xmlns:w10="urn:schemas-microsoft-com:office:word" xmlns:w="http://purl.oclc.org/ooxml/wordprocessingml/main" xmlns:w14="http://schemas.microsoft.com/office/word/2010/wordml" xmlns:w15="http://schemas.microsoft.com/office/word/2012/wordml" xmlns:w16cex="http://schemas.microsoft.com/office/word/2018/wordml/cex" xmlns:w16cid="http://schemas.microsoft.com/office/word/2016/wordml/cid" xmlns:w16="http://schemas.microsoft.com/office/word/2018/wordml" xmlns:w16sdtdh="http://schemas.microsoft.com/office/word/2020/wordml/sdtdatahash" xmlns:w16se="http://schemas.microsoft.com/office/word/2015/wordml/symex" xmlns:wpi="http://schemas.microsoft.com/office/word/2010/wordprocessingInk" xmlns:wne="http://schemas.microsoft.com/office/word/2006/wordml" mc:Ignorable="w14 w15 w16se w16cid w16 w16cex w16sdtdh wne wp14">
+<w:ftr xmlns:cx="http://schemas.microsoft.com/office/drawing/2014/chartex" xmlns:cx1="http://schemas.microsoft.com/office/drawing/2015/9/8/chartex" xmlns:cx2="http://schemas.microsoft.com/office/drawing/2015/10/21/chartex" xmlns:cx3="http://schemas.microsoft.com/office/drawing/2016/5/9/chartex" xmlns:cx4="http://schemas.microsoft.com/office/drawing/2016/5/10/chartex" xmlns:cx5="http://schemas.microsoft.com/office/drawing/2016/5/11/chartex" xmlns:cx6="http://schemas.microsoft.com/office/drawing/2016/5/12/chartex" xmlns:cx7="http://schemas.microsoft.com/office/drawing/2016/5/13/chartex" xmlns:cx8="http://schemas.microsoft.com/office/drawing/2016/5/14/chartex" xmlns:mc="http://schemas.openxmlformats.org/markup-compatibility/2006" xmlns:aink="http://schemas.microsoft.com/office/drawing/2016/ink" xmlns:am3d="http://schemas.microsoft.com/office/drawing/2017/model3d" xmlns:o="urn:schemas-microsoft-com:office:office" xmlns:r="http://purl.oclc.org/ooxml/officeDocument/relationships" xmlns:m="http://purl.oclc.org/ooxml/officeDocument/math" xmlns:v="urn:schemas-microsoft-com:vml" xmlns:wp14="http://schemas.microsoft.com/office/word/2010/wordprocessingDrawing" xmlns:wp="http://purl.oclc.org/ooxml/drawingml/wordprocessingDrawing" xmlns:w10="urn:schemas-microsoft-com:office:word" xmlns:w="http://purl.oclc.org/ooxml/wordprocessingml/main" xmlns:w14="http://schemas.microsoft.com/office/word/2010/wordml" xmlns:w15="http://schemas.microsoft.com/office/word/2012/wordml" xmlns:w16cid="http://schemas.microsoft.com/office/word/2016/wordml/cid" xmlns:w16se="http://schemas.microsoft.com/office/word/2015/wordml/symex" xmlns:wpi="http://schemas.microsoft.com/office/word/2010/wordprocessingInk" xmlns:wne="http://schemas.microsoft.com/office/word/2006/wordml" mc:Ignorable="w14 w15 w16se w16cid wne wp14">
   <w:p>
     <w:pPr>
-      <w:pStyle w:val="Footer"/>
+      <w:pStyle w:val="a7"/>
       <w:jc w:val="start"/>
       <w:rPr>
         <w:sz w:val="16"/>
@@ -2874,7 +3000,7 @@
 </file>
 
 <file path=word/footnotes.xml><?xml version="1.0" encoding="utf-8"?>
-<w:footnotes xmlns:cx="http://schemas.microsoft.com/office/drawing/2014/chartex" xmlns:cx1="http://schemas.microsoft.com/office/drawing/2015/9/8/chartex" xmlns:cx2="http://schemas.microsoft.com/office/drawing/2015/10/21/chartex" xmlns:cx3="http://schemas.microsoft.com/office/drawing/2016/5/9/chartex" xmlns:cx4="http://schemas.microsoft.com/office/drawing/2016/5/10/chartex" xmlns:cx5="http://schemas.microsoft.com/office/drawing/2016/5/11/chartex" xmlns:cx6="http://schemas.microsoft.com/office/drawing/2016/5/12/chartex" xmlns:cx7="http://schemas.microsoft.com/office/drawing/2016/5/13/chartex" xmlns:cx8="http://schemas.microsoft.com/office/drawing/2016/5/14/chartex" xmlns:mc="http://schemas.openxmlformats.org/markup-compatibility/2006" xmlns:aink="http://schemas.microsoft.com/office/drawing/2016/ink" xmlns:am3d="http://schemas.microsoft.com/office/drawing/2017/model3d" xmlns:o="urn:schemas-microsoft-com:office:office" xmlns:oel="http://schemas.microsoft.com/office/2019/extlst" xmlns:r="http://purl.oclc.org/ooxml/officeDocument/relationships" xmlns:m="http://purl.oclc.org/ooxml/officeDocument/math" xmlns:v="urn:schemas-microsoft-com:vml" xmlns:wp14="http://schemas.microsoft.com/office/word/2010/wordprocessingDrawing" xmlns:wp="http://purl.oclc.org/ooxml/drawingml/wordprocessingDrawing" xmlns:w10="urn:schemas-microsoft-com:office:word" xmlns:w="http://purl.oclc.org/ooxml/wordprocessingml/main" xmlns:w14="http://schemas.microsoft.com/office/word/2010/wordml" xmlns:w15="http://schemas.microsoft.com/office/word/2012/wordml" xmlns:w16cex="http://schemas.microsoft.com/office/word/2018/wordml/cex" xmlns:w16cid="http://schemas.microsoft.com/office/word/2016/wordml/cid" xmlns:w16="http://schemas.microsoft.com/office/word/2018/wordml" xmlns:w16sdtdh="http://schemas.microsoft.com/office/word/2020/wordml/sdtdatahash" xmlns:w16se="http://schemas.microsoft.com/office/word/2015/wordml/symex" xmlns:wpi="http://schemas.microsoft.com/office/word/2010/wordprocessingInk" xmlns:wne="http://schemas.microsoft.com/office/word/2006/wordml" mc:Ignorable="w14 w15 w16se w16cid w16 w16cex w16sdtdh wne wp14">
+<w:footnotes xmlns:cx="http://schemas.microsoft.com/office/drawing/2014/chartex" xmlns:cx1="http://schemas.microsoft.com/office/drawing/2015/9/8/chartex" xmlns:cx2="http://schemas.microsoft.com/office/drawing/2015/10/21/chartex" xmlns:cx3="http://schemas.microsoft.com/office/drawing/2016/5/9/chartex" xmlns:cx4="http://schemas.microsoft.com/office/drawing/2016/5/10/chartex" xmlns:cx5="http://schemas.microsoft.com/office/drawing/2016/5/11/chartex" xmlns:cx6="http://schemas.microsoft.com/office/drawing/2016/5/12/chartex" xmlns:cx7="http://schemas.microsoft.com/office/drawing/2016/5/13/chartex" xmlns:cx8="http://schemas.microsoft.com/office/drawing/2016/5/14/chartex" xmlns:mc="http://schemas.openxmlformats.org/markup-compatibility/2006" xmlns:aink="http://schemas.microsoft.com/office/drawing/2016/ink" xmlns:am3d="http://schemas.microsoft.com/office/drawing/2017/model3d" xmlns:o="urn:schemas-microsoft-com:office:office" xmlns:r="http://purl.oclc.org/ooxml/officeDocument/relationships" xmlns:m="http://purl.oclc.org/ooxml/officeDocument/math" xmlns:v="urn:schemas-microsoft-com:vml" xmlns:wp14="http://schemas.microsoft.com/office/word/2010/wordprocessingDrawing" xmlns:wp="http://purl.oclc.org/ooxml/drawingml/wordprocessingDrawing" xmlns:w10="urn:schemas-microsoft-com:office:word" xmlns:w="http://purl.oclc.org/ooxml/wordprocessingml/main" xmlns:w14="http://schemas.microsoft.com/office/word/2010/wordml" xmlns:w15="http://schemas.microsoft.com/office/word/2012/wordml" xmlns:w16cid="http://schemas.microsoft.com/office/word/2016/wordml/cid" xmlns:w16se="http://schemas.microsoft.com/office/word/2015/wordml/symex" xmlns:wpi="http://schemas.microsoft.com/office/word/2010/wordprocessingInk" xmlns:wne="http://schemas.microsoft.com/office/word/2006/wordml" mc:Ignorable="w14 w15 w16se w16cid wne wp14">
   <w:footnote w:type="separator" w:id="-1">
     <w:p>
       <w:r>
@@ -2893,7 +3019,7 @@
 </file>
 
 <file path=word/numbering.xml><?xml version="1.0" encoding="utf-8"?>
-<w:numbering xmlns:cx="http://schemas.microsoft.com/office/drawing/2014/chartex" xmlns:cx1="http://schemas.microsoft.com/office/drawing/2015/9/8/chartex" xmlns:cx2="http://schemas.microsoft.com/office/drawing/2015/10/21/chartex" xmlns:cx3="http://schemas.microsoft.com/office/drawing/2016/5/9/chartex" xmlns:cx4="http://schemas.microsoft.com/office/drawing/2016/5/10/chartex" xmlns:cx5="http://schemas.microsoft.com/office/drawing/2016/5/11/chartex" xmlns:cx6="http://schemas.microsoft.com/office/drawing/2016/5/12/chartex" xmlns:cx7="http://schemas.microsoft.com/office/drawing/2016/5/13/chartex" xmlns:cx8="http://schemas.microsoft.com/office/drawing/2016/5/14/chartex" xmlns:mc="http://schemas.openxmlformats.org/markup-compatibility/2006" xmlns:aink="http://schemas.microsoft.com/office/drawing/2016/ink" xmlns:am3d="http://schemas.microsoft.com/office/drawing/2017/model3d" xmlns:o="urn:schemas-microsoft-com:office:office" xmlns:oel="http://schemas.microsoft.com/office/2019/extlst" xmlns:r="http://purl.oclc.org/ooxml/officeDocument/relationships" xmlns:m="http://purl.oclc.org/ooxml/officeDocument/math" xmlns:v="urn:schemas-microsoft-com:vml" xmlns:wp14="http://schemas.microsoft.com/office/word/2010/wordprocessingDrawing" xmlns:wp="http://purl.oclc.org/ooxml/drawingml/wordprocessingDrawing" xmlns:w10="urn:schemas-microsoft-com:office:word" xmlns:w="http://purl.oclc.org/ooxml/wordprocessingml/main" xmlns:w14="http://schemas.microsoft.com/office/word/2010/wordml" xmlns:w15="http://schemas.microsoft.com/office/word/2012/wordml" xmlns:w16cex="http://schemas.microsoft.com/office/word/2018/wordml/cex" xmlns:w16cid="http://schemas.microsoft.com/office/word/2016/wordml/cid" xmlns:w16="http://schemas.microsoft.com/office/word/2018/wordml" xmlns:w16sdtdh="http://schemas.microsoft.com/office/word/2020/wordml/sdtdatahash" xmlns:w16se="http://schemas.microsoft.com/office/word/2015/wordml/symex" xmlns:wpi="http://schemas.microsoft.com/office/word/2010/wordprocessingInk" xmlns:wne="http://schemas.microsoft.com/office/word/2006/wordml" mc:Ignorable="w14 w15 w16se w16cid w16 w16cex w16sdtdh wne wp14">
+<w:numbering xmlns:cx="http://schemas.microsoft.com/office/drawing/2014/chartex" xmlns:cx1="http://schemas.microsoft.com/office/drawing/2015/9/8/chartex" xmlns:cx2="http://schemas.microsoft.com/office/drawing/2015/10/21/chartex" xmlns:cx3="http://schemas.microsoft.com/office/drawing/2016/5/9/chartex" xmlns:cx4="http://schemas.microsoft.com/office/drawing/2016/5/10/chartex" xmlns:cx5="http://schemas.microsoft.com/office/drawing/2016/5/11/chartex" xmlns:cx6="http://schemas.microsoft.com/office/drawing/2016/5/12/chartex" xmlns:cx7="http://schemas.microsoft.com/office/drawing/2016/5/13/chartex" xmlns:cx8="http://schemas.microsoft.com/office/drawing/2016/5/14/chartex" xmlns:mc="http://schemas.openxmlformats.org/markup-compatibility/2006" xmlns:aink="http://schemas.microsoft.com/office/drawing/2016/ink" xmlns:am3d="http://schemas.microsoft.com/office/drawing/2017/model3d" xmlns:o="urn:schemas-microsoft-com:office:office" xmlns:r="http://purl.oclc.org/ooxml/officeDocument/relationships" xmlns:m="http://purl.oclc.org/ooxml/officeDocument/math" xmlns:v="urn:schemas-microsoft-com:vml" xmlns:wp14="http://schemas.microsoft.com/office/word/2010/wordprocessingDrawing" xmlns:wp="http://purl.oclc.org/ooxml/drawingml/wordprocessingDrawing" xmlns:w10="urn:schemas-microsoft-com:office:word" xmlns:w="http://purl.oclc.org/ooxml/wordprocessingml/main" xmlns:w14="http://schemas.microsoft.com/office/word/2010/wordml" xmlns:w15="http://schemas.microsoft.com/office/word/2012/wordml" xmlns:w16cid="http://schemas.microsoft.com/office/word/2016/wordml/cid" xmlns:w16se="http://schemas.microsoft.com/office/word/2015/wordml/symex" xmlns:wpi="http://schemas.microsoft.com/office/word/2010/wordprocessingInk" xmlns:wne="http://schemas.microsoft.com/office/word/2006/wordml" mc:Ignorable="w14 w15 w16se w16cid wne wp14">
   <w:abstractNum w:abstractNumId="0" w15:restartNumberingAfterBreak="0">
     <w:nsid w:val="FFFFFF1D"/>
     <w:multiLevelType w:val="multilevel"/>
@@ -4115,7 +4241,7 @@
     <w:lvl w:ilvl="0">
       <w:start w:val="1"/>
       <w:numFmt w:val="upperRoman"/>
-      <w:pStyle w:val="Heading1"/>
+      <w:pStyle w:val="1"/>
       <w:lvlText w:val="%1."/>
       <w:lvlJc w:val="center"/>
       <w:pPr>
@@ -4147,7 +4273,7 @@
     <w:lvl w:ilvl="1">
       <w:start w:val="1"/>
       <w:numFmt w:val="upperLetter"/>
-      <w:pStyle w:val="Heading2"/>
+      <w:pStyle w:val="2"/>
       <w:lvlText w:val="%2."/>
       <w:lvlJc w:val="start"/>
       <w:pPr>
@@ -4183,7 +4309,7 @@
     <w:lvl w:ilvl="2">
       <w:start w:val="1"/>
       <w:numFmt w:val="decimal"/>
-      <w:pStyle w:val="Heading3"/>
+      <w:pStyle w:val="3"/>
       <w:lvlText w:val="%3)"/>
       <w:lvlJc w:val="start"/>
       <w:pPr>
@@ -4219,7 +4345,7 @@
     <w:lvl w:ilvl="3">
       <w:start w:val="1"/>
       <w:numFmt w:val="lowerLetter"/>
-      <w:pStyle w:val="Heading4"/>
+      <w:pStyle w:val="4"/>
       <w:lvlText w:val="%4)"/>
       <w:lvlJc w:val="start"/>
       <w:pPr>
@@ -4624,113 +4750,113 @@
       </w:rPr>
     </w:lvl>
   </w:abstractNum>
-  <w:num w:numId="1" w16cid:durableId="1048453547">
+  <w:num w:numId="1">
     <w:abstractNumId w:val="17"/>
   </w:num>
-  <w:num w:numId="2" w16cid:durableId="457645654">
+  <w:num w:numId="2">
     <w:abstractNumId w:val="22"/>
   </w:num>
-  <w:num w:numId="3" w16cid:durableId="530150571">
+  <w:num w:numId="3">
     <w:abstractNumId w:val="14"/>
   </w:num>
-  <w:num w:numId="4" w16cid:durableId="1241520077">
+  <w:num w:numId="4">
     <w:abstractNumId w:val="19"/>
   </w:num>
-  <w:num w:numId="5" w16cid:durableId="1553809860">
+  <w:num w:numId="5">
     <w:abstractNumId w:val="19"/>
   </w:num>
-  <w:num w:numId="6" w16cid:durableId="1583756149">
+  <w:num w:numId="6">
     <w:abstractNumId w:val="19"/>
   </w:num>
-  <w:num w:numId="7" w16cid:durableId="1656032012">
+  <w:num w:numId="7">
     <w:abstractNumId w:val="19"/>
   </w:num>
-  <w:num w:numId="8" w16cid:durableId="427971278">
+  <w:num w:numId="8">
     <w:abstractNumId w:val="21"/>
   </w:num>
-  <w:num w:numId="9" w16cid:durableId="669331647">
+  <w:num w:numId="9">
     <w:abstractNumId w:val="23"/>
   </w:num>
-  <w:num w:numId="10" w16cid:durableId="688992226">
+  <w:num w:numId="10">
     <w:abstractNumId w:val="18"/>
   </w:num>
-  <w:num w:numId="11" w16cid:durableId="1834954372">
+  <w:num w:numId="11">
     <w:abstractNumId w:val="13"/>
   </w:num>
-  <w:num w:numId="12" w16cid:durableId="1596357375">
+  <w:num w:numId="12">
     <w:abstractNumId w:val="12"/>
   </w:num>
-  <w:num w:numId="13" w16cid:durableId="1496802304">
+  <w:num w:numId="13">
     <w:abstractNumId w:val="0"/>
   </w:num>
-  <w:num w:numId="14" w16cid:durableId="501510812">
+  <w:num w:numId="14">
     <w:abstractNumId w:val="10"/>
   </w:num>
-  <w:num w:numId="15" w16cid:durableId="1632707148">
+  <w:num w:numId="15">
     <w:abstractNumId w:val="8"/>
   </w:num>
-  <w:num w:numId="16" w16cid:durableId="2006743265">
+  <w:num w:numId="16">
     <w:abstractNumId w:val="7"/>
   </w:num>
-  <w:num w:numId="17" w16cid:durableId="1100564445">
+  <w:num w:numId="17">
     <w:abstractNumId w:val="6"/>
   </w:num>
-  <w:num w:numId="18" w16cid:durableId="1468668002">
+  <w:num w:numId="18">
     <w:abstractNumId w:val="5"/>
   </w:num>
-  <w:num w:numId="19" w16cid:durableId="924068280">
+  <w:num w:numId="19">
     <w:abstractNumId w:val="9"/>
   </w:num>
-  <w:num w:numId="20" w16cid:durableId="1327366759">
+  <w:num w:numId="20">
     <w:abstractNumId w:val="4"/>
   </w:num>
-  <w:num w:numId="21" w16cid:durableId="78336743">
+  <w:num w:numId="21">
     <w:abstractNumId w:val="3"/>
   </w:num>
-  <w:num w:numId="22" w16cid:durableId="1331903751">
+  <w:num w:numId="22">
     <w:abstractNumId w:val="2"/>
   </w:num>
-  <w:num w:numId="23" w16cid:durableId="1348168925">
+  <w:num w:numId="23">
     <w:abstractNumId w:val="1"/>
   </w:num>
-  <w:num w:numId="24" w16cid:durableId="1785270363">
+  <w:num w:numId="24">
     <w:abstractNumId w:val="20"/>
   </w:num>
-  <w:num w:numId="25" w16cid:durableId="984314129">
+  <w:num w:numId="25">
     <w:abstractNumId w:val="19"/>
   </w:num>
-  <w:num w:numId="26" w16cid:durableId="910390365">
+  <w:num w:numId="26">
     <w:abstractNumId w:val="19"/>
   </w:num>
-  <w:num w:numId="27" w16cid:durableId="255286541">
+  <w:num w:numId="27">
     <w:abstractNumId w:val="19"/>
   </w:num>
-  <w:num w:numId="28" w16cid:durableId="2246742">
+  <w:num w:numId="28">
     <w:abstractNumId w:val="19"/>
   </w:num>
-  <w:num w:numId="29" w16cid:durableId="1456410664">
+  <w:num w:numId="29">
     <w:abstractNumId w:val="11"/>
   </w:num>
-  <w:num w:numId="30" w16cid:durableId="804197521">
+  <w:num w:numId="30">
     <w:abstractNumId w:val="15"/>
   </w:num>
-  <w:num w:numId="31" w16cid:durableId="803892372">
+  <w:num w:numId="31">
     <w:abstractNumId w:val="16"/>
   </w:num>
-  <w:num w:numId="32" w16cid:durableId="1639068814">
+  <w:num w:numId="32">
     <w:abstractNumId w:val="17"/>
   </w:num>
-  <w:num w:numId="33" w16cid:durableId="184905089">
+  <w:num w:numId="33">
     <w:abstractNumId w:val="17"/>
   </w:num>
-  <w:num w:numId="34" w16cid:durableId="1002392610">
+  <w:num w:numId="34">
     <w:abstractNumId w:val="17"/>
   </w:num>
 </w:numbering>
 </file>
 
 <file path=word/styles.xml><?xml version="1.0" encoding="utf-8"?>
-<w:styles xmlns:mc="http://schemas.openxmlformats.org/markup-compatibility/2006" xmlns:r="http://purl.oclc.org/ooxml/officeDocument/relationships" xmlns:w="http://purl.oclc.org/ooxml/wordprocessingml/main" xmlns:w14="http://schemas.microsoft.com/office/word/2010/wordml" xmlns:w15="http://schemas.microsoft.com/office/word/2012/wordml" xmlns:w16cex="http://schemas.microsoft.com/office/word/2018/wordml/cex" xmlns:w16cid="http://schemas.microsoft.com/office/word/2016/wordml/cid" xmlns:w16="http://schemas.microsoft.com/office/word/2018/wordml" xmlns:w16sdtdh="http://schemas.microsoft.com/office/word/2020/wordml/sdtdatahash" xmlns:w16se="http://schemas.microsoft.com/office/word/2015/wordml/symex" mc:Ignorable="w14 w15 w16se w16cid w16 w16cex w16sdtdh">
+<w:styles xmlns:mc="http://schemas.openxmlformats.org/markup-compatibility/2006" xmlns:r="http://purl.oclc.org/ooxml/officeDocument/relationships" xmlns:w="http://purl.oclc.org/ooxml/wordprocessingml/main" xmlns:w14="http://schemas.microsoft.com/office/word/2010/wordml" xmlns:w15="http://schemas.microsoft.com/office/word/2012/wordml" xmlns:w16cid="http://schemas.microsoft.com/office/word/2016/wordml/cid" xmlns:w16se="http://schemas.microsoft.com/office/word/2015/wordml/symex" mc:Ignorable="w14 w15 w16se w16cid">
   <w:docDefaults>
     <w:rPrDefault>
       <w:rPr>
@@ -4740,7 +4866,7 @@
     </w:rPrDefault>
     <w:pPrDefault/>
   </w:docDefaults>
-  <w:latentStyles w:defLockedState="0" w:defUIPriority="0" w:defSemiHidden="0" w:defUnhideWhenUsed="0" w:defQFormat="0" w:count="376">
+  <w:latentStyles w:defLockedState="0" w:defUIPriority="0" w:defSemiHidden="0" w:defUnhideWhenUsed="0" w:defQFormat="0" w:count="375">
     <w:lsdException w:name="Normal" w:qFormat="1"/>
     <w:lsdException w:name="heading 1" w:qFormat="1"/>
     <w:lsdException w:name="heading 2" w:qFormat="1"/>
@@ -5020,19 +5146,18 @@
     <w:lsdException w:name="Smart Hyperlink" w:semiHidden="1" w:uiPriority="99" w:unhideWhenUsed="1"/>
     <w:lsdException w:name="Hashtag" w:semiHidden="1" w:uiPriority="99" w:unhideWhenUsed="1"/>
     <w:lsdException w:name="Unresolved Mention" w:semiHidden="1" w:uiPriority="99" w:unhideWhenUsed="1"/>
-    <w:lsdException w:name="Smart Link" w:semiHidden="1" w:uiPriority="99" w:unhideWhenUsed="1"/>
   </w:latentStyles>
-  <w:style w:type="paragraph" w:default="1" w:styleId="Normal">
+  <w:style w:type="paragraph" w:default="1" w:styleId="a">
     <w:name w:val="Normal"/>
     <w:qFormat/>
     <w:pPr>
       <w:jc w:val="center"/>
     </w:pPr>
   </w:style>
-  <w:style w:type="paragraph" w:styleId="Heading1">
+  <w:style w:type="paragraph" w:styleId="1">
     <w:name w:val="heading 1"/>
-    <w:basedOn w:val="Normal"/>
-    <w:next w:val="Normal"/>
+    <w:basedOn w:val="a"/>
+    <w:next w:val="a"/>
     <w:qFormat/>
     <w:rsid w:val="006B6B66"/>
     <w:pPr>
@@ -5053,10 +5178,10 @@
       <w:noProof/>
     </w:rPr>
   </w:style>
-  <w:style w:type="paragraph" w:styleId="Heading2">
+  <w:style w:type="paragraph" w:styleId="2">
     <w:name w:val="heading 2"/>
-    <w:basedOn w:val="Normal"/>
-    <w:next w:val="Normal"/>
+    <w:basedOn w:val="a"/>
+    <w:next w:val="a"/>
     <w:qFormat/>
     <w:rsid w:val="00ED0149"/>
     <w:pPr>
@@ -5076,10 +5201,10 @@
       <w:noProof/>
     </w:rPr>
   </w:style>
-  <w:style w:type="paragraph" w:styleId="Heading3">
+  <w:style w:type="paragraph" w:styleId="3">
     <w:name w:val="heading 3"/>
-    <w:basedOn w:val="Normal"/>
-    <w:next w:val="Normal"/>
+    <w:basedOn w:val="a"/>
+    <w:next w:val="a"/>
     <w:qFormat/>
     <w:rsid w:val="00794804"/>
     <w:pPr>
@@ -5098,10 +5223,10 @@
       <w:noProof/>
     </w:rPr>
   </w:style>
-  <w:style w:type="paragraph" w:styleId="Heading4">
+  <w:style w:type="paragraph" w:styleId="4">
     <w:name w:val="heading 4"/>
-    <w:basedOn w:val="Normal"/>
-    <w:next w:val="Normal"/>
+    <w:basedOn w:val="a"/>
+    <w:next w:val="a"/>
     <w:qFormat/>
     <w:rsid w:val="00794804"/>
     <w:pPr>
@@ -5124,10 +5249,10 @@
       <w:noProof/>
     </w:rPr>
   </w:style>
-  <w:style w:type="paragraph" w:styleId="Heading5">
+  <w:style w:type="paragraph" w:styleId="5">
     <w:name w:val="heading 5"/>
-    <w:basedOn w:val="Normal"/>
-    <w:next w:val="Normal"/>
+    <w:basedOn w:val="a"/>
+    <w:next w:val="a"/>
     <w:qFormat/>
     <w:pPr>
       <w:tabs>
@@ -5141,13 +5266,13 @@
       <w:noProof/>
     </w:rPr>
   </w:style>
-  <w:style w:type="character" w:default="1" w:styleId="DefaultParagraphFont">
+  <w:style w:type="character" w:default="1" w:styleId="a0">
     <w:name w:val="Default Paragraph Font"/>
     <w:uiPriority w:val="1"/>
     <w:semiHidden/>
     <w:unhideWhenUsed/>
   </w:style>
-  <w:style w:type="table" w:default="1" w:styleId="TableNormal">
+  <w:style w:type="table" w:default="1" w:styleId="a1">
     <w:name w:val="Normal Table"/>
     <w:uiPriority w:val="99"/>
     <w:semiHidden/>
@@ -5162,7 +5287,7 @@
       </w:tblCellMar>
     </w:tblPr>
   </w:style>
-  <w:style w:type="numbering" w:default="1" w:styleId="NoList">
+  <w:style w:type="numbering" w:default="1" w:styleId="a2">
     <w:name w:val="No List"/>
     <w:uiPriority w:val="99"/>
     <w:semiHidden/>
@@ -5201,10 +5326,10 @@
       <w:szCs w:val="22"/>
     </w:rPr>
   </w:style>
-  <w:style w:type="paragraph" w:styleId="BodyText">
+  <w:style w:type="paragraph" w:styleId="a3">
     <w:name w:val="Body Text"/>
-    <w:basedOn w:val="Normal"/>
-    <w:link w:val="BodyTextChar"/>
+    <w:basedOn w:val="a"/>
+    <w:link w:val="a4"/>
     <w:rsid w:val="00E7596C"/>
     <w:pPr>
       <w:tabs>
@@ -5219,9 +5344,9 @@
       <w:lang w:val="x-none" w:eastAsia="x-none"/>
     </w:rPr>
   </w:style>
-  <w:style w:type="character" w:customStyle="1" w:styleId="BodyTextChar">
-    <w:name w:val="Body Text Char"/>
-    <w:link w:val="BodyText"/>
+  <w:style w:type="character" w:customStyle="1" w:styleId="a4">
+    <w:name w:val="本文 字元"/>
+    <w:link w:val="a3"/>
     <w:rsid w:val="00E7596C"/>
     <w:rPr>
       <w:spacing w:val="-1"/>
@@ -5230,7 +5355,7 @@
   </w:style>
   <w:style w:type="paragraph" w:customStyle="1" w:styleId="bulletlist">
     <w:name w:val="bullet list"/>
-    <w:basedOn w:val="BodyText"/>
+    <w:basedOn w:val="a3"/>
     <w:rsid w:val="001B67DC"/>
     <w:pPr>
       <w:numPr>
@@ -5240,7 +5365,7 @@
   </w:style>
   <w:style w:type="paragraph" w:customStyle="1" w:styleId="equation">
     <w:name w:val="equation"/>
-    <w:basedOn w:val="Normal"/>
+    <w:basedOn w:val="a"/>
     <w:rsid w:val="008A2C7D"/>
     <w:pPr>
       <w:tabs>
@@ -5345,7 +5470,7 @@
   </w:style>
   <w:style w:type="paragraph" w:customStyle="1" w:styleId="tablecolhead">
     <w:name w:val="table col head"/>
-    <w:basedOn w:val="Normal"/>
+    <w:basedOn w:val="a"/>
     <w:rPr>
       <w:b/>
       <w:bCs/>
@@ -5419,10 +5544,10 @@
       <w:i/>
     </w:rPr>
   </w:style>
-  <w:style w:type="paragraph" w:styleId="Header">
+  <w:style w:type="paragraph" w:styleId="a5">
     <w:name w:val="header"/>
-    <w:basedOn w:val="Normal"/>
-    <w:link w:val="HeaderChar"/>
+    <w:basedOn w:val="a"/>
+    <w:link w:val="a6"/>
     <w:rsid w:val="001A3B3D"/>
     <w:pPr>
       <w:tabs>
@@ -5431,16 +5556,16 @@
       </w:tabs>
     </w:pPr>
   </w:style>
-  <w:style w:type="character" w:customStyle="1" w:styleId="HeaderChar">
-    <w:name w:val="Header Char"/>
-    <w:basedOn w:val="DefaultParagraphFont"/>
-    <w:link w:val="Header"/>
+  <w:style w:type="character" w:customStyle="1" w:styleId="a6">
+    <w:name w:val="頁首 字元"/>
+    <w:basedOn w:val="a0"/>
+    <w:link w:val="a5"/>
     <w:rsid w:val="001A3B3D"/>
   </w:style>
-  <w:style w:type="paragraph" w:styleId="Footer">
+  <w:style w:type="paragraph" w:styleId="a7">
     <w:name w:val="footer"/>
-    <w:basedOn w:val="Normal"/>
-    <w:link w:val="FooterChar"/>
+    <w:basedOn w:val="a"/>
+    <w:link w:val="a8"/>
     <w:rsid w:val="001A3B3D"/>
     <w:pPr>
       <w:tabs>
@@ -5449,15 +5574,15 @@
       </w:tabs>
     </w:pPr>
   </w:style>
-  <w:style w:type="character" w:customStyle="1" w:styleId="FooterChar">
-    <w:name w:val="Footer Char"/>
-    <w:basedOn w:val="DefaultParagraphFont"/>
-    <w:link w:val="Footer"/>
+  <w:style w:type="character" w:customStyle="1" w:styleId="a8">
+    <w:name w:val="頁尾 字元"/>
+    <w:basedOn w:val="a0"/>
+    <w:link w:val="a7"/>
     <w:rsid w:val="001A3B3D"/>
   </w:style>
-  <w:style w:type="character" w:styleId="Hyperlink">
+  <w:style w:type="character" w:styleId="a9">
     <w:name w:val="Hyperlink"/>
-    <w:basedOn w:val="DefaultParagraphFont"/>
+    <w:basedOn w:val="a0"/>
     <w:uiPriority w:val="99"/>
     <w:unhideWhenUsed/>
     <w:rsid w:val="00C61D30"/>
@@ -5735,7 +5860,7 @@
 </file>
 
 <file path=customXml/itemProps1.xml><?xml version="1.0" encoding="utf-8"?>
-<ds:datastoreItem xmlns:ds="http://purl.oclc.org/ooxml/officeDocument/customXml" ds:itemID="{9E966C7F-158E-4883-86A6-4454069232BB}">
+<ds:datastoreItem xmlns:ds="http://purl.oclc.org/ooxml/officeDocument/customXml" ds:itemID="{856A7698-02ED-4352-A862-76749E41E9B5}">
   <ds:schemaRefs>
     <ds:schemaRef ds:uri="http://schemas.openxmlformats.org/officeDocument/2006/bibliography"/>
   </ds:schemaRefs>

--- a/1dcnn_ieee.docx
+++ b/1dcnn_ieee.docx
@@ -125,14 +125,7 @@
           <w:sz w:val="18"/>
           <w:szCs w:val="18"/>
         </w:rPr>
-        <w:t>School of Humanities and Languages</w:t>
-      </w:r>
-      <w:r>
-        <w:rPr>
-          <w:sz w:val="18"/>
-          <w:szCs w:val="18"/>
-        </w:rPr>
-        <w:br/>
+        <w:t xml:space="preserve"> </w:t>
       </w:r>
       <w:r>
         <w:rPr>
@@ -140,7 +133,78 @@
           <w:sz w:val="18"/>
           <w:szCs w:val="18"/>
         </w:rPr>
-        <w:t>Saint Francis University</w:t>
+        <w:t>Institute of Higher Education</w:t>
+      </w:r>
+      <w:r>
+        <w:rPr>
+          <w:sz w:val="18"/>
+          <w:szCs w:val="18"/>
+        </w:rPr>
+        <w:br/>
+      </w:r>
+      <w:r>
+        <w:rPr>
+          <w:i/>
+          <w:sz w:val="18"/>
+          <w:szCs w:val="18"/>
+        </w:rPr>
+        <w:t>H</w:t>
+      </w:r>
+      <w:r>
+        <w:rPr>
+          <w:i/>
+          <w:sz w:val="18"/>
+          <w:szCs w:val="18"/>
+        </w:rPr>
+        <w:t xml:space="preserve">ong </w:t>
+      </w:r>
+      <w:r>
+        <w:rPr>
+          <w:i/>
+          <w:sz w:val="18"/>
+          <w:szCs w:val="18"/>
+        </w:rPr>
+        <w:t>K</w:t>
+      </w:r>
+      <w:r>
+        <w:rPr>
+          <w:i/>
+          <w:sz w:val="18"/>
+          <w:szCs w:val="18"/>
+        </w:rPr>
+        <w:t xml:space="preserve">ong </w:t>
+      </w:r>
+      <w:r>
+        <w:rPr>
+          <w:i/>
+          <w:sz w:val="18"/>
+          <w:szCs w:val="18"/>
+        </w:rPr>
+        <w:t>C</w:t>
+      </w:r>
+      <w:r>
+        <w:rPr>
+          <w:i/>
+          <w:sz w:val="18"/>
+          <w:szCs w:val="18"/>
+        </w:rPr>
+        <w:t xml:space="preserve">ollege of </w:t>
+      </w:r>
+      <w:r>
+        <w:rPr>
+          <w:i/>
+          <w:sz w:val="18"/>
+          <w:szCs w:val="18"/>
+        </w:rPr>
+        <w:t>T</w:t>
+      </w:r>
+      <w:r>
+        <w:rPr>
+          <w:i/>
+          <w:sz w:val="18"/>
+          <w:szCs w:val="18"/>
+        </w:rPr>
+        <w:t>echnology</w:t>
       </w:r>
       <w:r>
         <w:rPr>
@@ -885,7 +949,7 @@
       <w:pPr>
         <w:pStyle w:val="a3"/>
         <w:rPr>
-          <w:lang w:val="en-US"/>
+          <w:lang w:val="en-AU"/>
         </w:rPr>
       </w:pPr>
       <w:r>
@@ -1264,6 +1328,38 @@
           <w:lang w:val="en-AU"/>
         </w:rPr>
       </w:pPr>
+      <w:r>
+        <w:rPr>
+          <w:lang w:val="en-AU" w:eastAsia="zh-CN"/>
+        </w:rPr>
+        <w:t>The paper proposes an algorithm that utilizes a 1D-CNN based on the WEDA-FALL dataset, as WEDA-FALL collects data from wrist-worn devices and includes a diverse group of participants.</w:t>
+      </w:r>
+      <w:r>
+        <w:rPr>
+          <w:lang w:val="en-AU" w:eastAsia="zh-CN"/>
+        </w:rPr>
+        <w:t xml:space="preserve"> </w:t>
+      </w:r>
+      <w:r>
+        <w:rPr>
+          <w:lang w:val="en-AU" w:eastAsia="zh-CN"/>
+        </w:rPr>
+        <w:t xml:space="preserve">The following section will detail the application of 1D-CNN, while Section III will present and </w:t>
+      </w:r>
+      <w:proofErr w:type="spellStart"/>
+      <w:r>
+        <w:rPr>
+          <w:lang w:val="en-AU" w:eastAsia="zh-CN"/>
+        </w:rPr>
+        <w:t>analyze</w:t>
+      </w:r>
+      <w:proofErr w:type="spellEnd"/>
+      <w:r>
+        <w:rPr>
+          <w:lang w:val="en-AU" w:eastAsia="zh-CN"/>
+        </w:rPr>
+        <w:t xml:space="preserve"> the results. Finally, Section IV will conclude with insights and suggestions for further research.</w:t>
+      </w:r>
     </w:p>
     <w:p>
       <w:pPr>
@@ -1642,6 +1738,7 @@
         </w:rPr>
       </w:pPr>
       <w:r>
+        <w:lastRenderedPageBreak/>
         <w:t>Number equations consecutively. Equation numbers, within parentheses, are to position flush right, as in (1), using a right tab stop. To make your equations more compact, you may use the solidus ( / ), the exp function, or appropriate exponents. Italicize Roman symbols for quantities and variables, but not Greek symbols. Use a long dash rather than a hyphen for a minus sign. Punctuate equations with commas or periods when they are part of a sentence, as in</w:t>
       </w:r>
       <w:r>
@@ -1714,7 +1811,6 @@
         <w:pStyle w:val="a3"/>
       </w:pPr>
       <w:r>
-        <w:lastRenderedPageBreak/>
         <w:t>Note that the equation is centered using a center tab stop. Be sure that the symbols in your equation have been defined before or immediately following the equation. Use “(1)”, not “Eq. (1)” or “equation (1)”, except at the beginning of a sentence: “Equation (1) is . . .”</w:t>
       </w:r>
     </w:p>
@@ -1859,7 +1955,10 @@
         <w:pStyle w:val="a3"/>
       </w:pPr>
       <w:r>
-        <w:t>After the text edit has been completed, the paper is ready for the template. Duplicate the template file by using the Save As command, and use the naming convention prescribed by your conference for the name of your paper. In this newly created file, highlight all of the contents and import your prepared text file. You are now ready to style your paper; use the scroll down window on the left of the MS Word Formatting toolbar.</w:t>
+        <w:t xml:space="preserve">After the text edit has been completed, the paper is ready for the template. Duplicate the template file by using the Save </w:t>
+      </w:r>
+      <w:r>
+        <w:t>As command, and use the naming convention prescribed by your conference for the name of your paper. In this newly created file, highlight all of the contents and import your prepared text file. You are now ready to style your paper; use the scroll down window on the left of the MS Word Formatting toolbar.</w:t>
       </w:r>
     </w:p>
     <w:p>
@@ -1943,10 +2042,7 @@
         <w:t xml:space="preserve">A minimum of one author is required for all conference articles. </w:t>
       </w:r>
       <w:r>
-        <w:t xml:space="preserve">Author names should be listed starting </w:t>
-      </w:r>
-      <w:r>
-        <w:t>from left to right and then moving down to the next line. This is the author sequence that will be used in future citations and by indexing services.</w:t>
+        <w:t>Author names should be listed starting from left to right and then moving down to the next line. This is the author sequence that will be used in future citations and by indexing services.</w:t>
       </w:r>
       <w:r>
         <w:t xml:space="preserve"> </w:t>
@@ -2190,6 +2286,7 @@
               <w:pStyle w:val="tablecolhead"/>
             </w:pPr>
             <w:r>
+              <w:lastRenderedPageBreak/>
               <w:t>Table Head</w:t>
             </w:r>
           </w:p>
@@ -2423,11 +2520,7 @@
         <w:pStyle w:val="a3"/>
       </w:pPr>
       <w:r>
-        <w:t xml:space="preserve">Figure Labels: Use 8 point Times New Roman for Figure labels. Use words rather than symbols or abbreviations when writing Figure axis labels to avoid confusing the reader. As an </w:t>
-      </w:r>
-      <w:r>
-        <w:lastRenderedPageBreak/>
-        <w:t>example, write the quantity “Magnetization”, or “Magnetization, M”, not just “M”. If including units in the label, present them within parentheses. Do not label axes only with units. In the example, write “Magnetization (A/m)” or “Magnetization {A[m(1)]}”, not just “A/m”. Do not label axes</w:t>
+        <w:t>Figure Labels: Use 8 point Times New Roman for Figure labels. Use words rather than symbols or abbreviations when writing Figure axis labels to avoid confusing the reader. As an example, write the quantity “Magnetization”, or “Magnetization, M”, not just “M”. If including units in the label, present them within parentheses. Do not label axes only with units. In the example, write “Magnetization (A/m)” or “Magnetization {A[m(1)]}”, not just “A/m”. Do not label axes</w:t>
       </w:r>
       <w:r>
         <w:t xml:space="preserve"> </w:t>
@@ -4237,7 +4330,7 @@
   <w:abstractNum w:abstractNumId="19" w15:restartNumberingAfterBreak="0">
     <w:nsid w:val="4189603E"/>
     <w:multiLevelType w:val="multilevel"/>
-    <w:tmpl w:val="0AB06E12"/>
+    <w:tmpl w:val="34482214"/>
     <w:lvl w:ilvl="0">
       <w:start w:val="1"/>
       <w:numFmt w:val="upperRoman"/>
@@ -4260,6 +4353,7 @@
         <w:sz w:val="20"/>
         <w:szCs w:val="20"/>
         <w:vertAlign w:val="baseline"/>
+        <w:lang w:val="en-AU"/>
         <w14:shadow w14:blurRad="0" w14:dist="0" w14:dir="0" w14:sx="0" w14:sy="0" w14:kx="0" w14:ky="0" w14:algn="none">
           <w14:srgbClr w14:val="000000"/>
         </w14:shadow>
@@ -5860,7 +5954,7 @@
 </file>
 
 <file path=customXml/itemProps1.xml><?xml version="1.0" encoding="utf-8"?>
-<ds:datastoreItem xmlns:ds="http://purl.oclc.org/ooxml/officeDocument/customXml" ds:itemID="{856A7698-02ED-4352-A862-76749E41E9B5}">
+<ds:datastoreItem xmlns:ds="http://purl.oclc.org/ooxml/officeDocument/customXml" ds:itemID="{4AF78C8B-3F52-4B95-BE17-AE7EED1D1184}">
   <ds:schemaRefs>
     <ds:schemaRef ds:uri="http://schemas.openxmlformats.org/officeDocument/2006/bibliography"/>
   </ds:schemaRefs>

--- a/1dcnn_ieee.docx
+++ b/1dcnn_ieee.docx
@@ -1,6 +1,6 @@
 
 <file path=word/document.xml><?xml version="1.0" encoding="utf-8"?>
-<w:document xmlns:cx="http://schemas.microsoft.com/office/drawing/2014/chartex" xmlns:cx1="http://schemas.microsoft.com/office/drawing/2015/9/8/chartex" xmlns:cx2="http://schemas.microsoft.com/office/drawing/2015/10/21/chartex" xmlns:cx3="http://schemas.microsoft.com/office/drawing/2016/5/9/chartex" xmlns:cx4="http://schemas.microsoft.com/office/drawing/2016/5/10/chartex" xmlns:cx5="http://schemas.microsoft.com/office/drawing/2016/5/11/chartex" xmlns:cx6="http://schemas.microsoft.com/office/drawing/2016/5/12/chartex" xmlns:cx7="http://schemas.microsoft.com/office/drawing/2016/5/13/chartex" xmlns:cx8="http://schemas.microsoft.com/office/drawing/2016/5/14/chartex" xmlns:mc="http://schemas.openxmlformats.org/markup-compatibility/2006" xmlns:aink="http://schemas.microsoft.com/office/drawing/2016/ink" xmlns:am3d="http://schemas.microsoft.com/office/drawing/2017/model3d" xmlns:o="urn:schemas-microsoft-com:office:office" xmlns:r="http://purl.oclc.org/ooxml/officeDocument/relationships" xmlns:m="http://purl.oclc.org/ooxml/officeDocument/math" xmlns:v="urn:schemas-microsoft-com:vml" xmlns:wp14="http://schemas.microsoft.com/office/word/2010/wordprocessingDrawing" xmlns:wp="http://purl.oclc.org/ooxml/drawingml/wordprocessingDrawing" xmlns:w10="urn:schemas-microsoft-com:office:word" xmlns:w="http://purl.oclc.org/ooxml/wordprocessingml/main" xmlns:w14="http://schemas.microsoft.com/office/word/2010/wordml" xmlns:w15="http://schemas.microsoft.com/office/word/2012/wordml" xmlns:w16cid="http://schemas.microsoft.com/office/word/2016/wordml/cid" xmlns:w16se="http://schemas.microsoft.com/office/word/2015/wordml/symex" xmlns:wpi="http://schemas.microsoft.com/office/word/2010/wordprocessingInk" xmlns:wne="http://schemas.microsoft.com/office/word/2006/wordml" mc:Ignorable="w14 w15 w16se w16cid wne wp14" w:conformance="strict">
+<w:document xmlns:cx="http://schemas.microsoft.com/office/drawing/2014/chartex" xmlns:cx1="http://schemas.microsoft.com/office/drawing/2015/9/8/chartex" xmlns:cx2="http://schemas.microsoft.com/office/drawing/2015/10/21/chartex" xmlns:cx3="http://schemas.microsoft.com/office/drawing/2016/5/9/chartex" xmlns:cx4="http://schemas.microsoft.com/office/drawing/2016/5/10/chartex" xmlns:cx5="http://schemas.microsoft.com/office/drawing/2016/5/11/chartex" xmlns:cx6="http://schemas.microsoft.com/office/drawing/2016/5/12/chartex" xmlns:cx7="http://schemas.microsoft.com/office/drawing/2016/5/13/chartex" xmlns:cx8="http://schemas.microsoft.com/office/drawing/2016/5/14/chartex" xmlns:mc="http://schemas.openxmlformats.org/markup-compatibility/2006" xmlns:aink="http://schemas.microsoft.com/office/drawing/2016/ink" xmlns:am3d="http://schemas.microsoft.com/office/drawing/2017/model3d" xmlns:o="urn:schemas-microsoft-com:office:office" xmlns:oel="http://schemas.microsoft.com/office/2019/extlst" xmlns:r="http://purl.oclc.org/ooxml/officeDocument/relationships" xmlns:m="http://purl.oclc.org/ooxml/officeDocument/math" xmlns:v="urn:schemas-microsoft-com:vml" xmlns:wp14="http://schemas.microsoft.com/office/word/2010/wordprocessingDrawing" xmlns:wp="http://purl.oclc.org/ooxml/drawingml/wordprocessingDrawing" xmlns:w10="urn:schemas-microsoft-com:office:word" xmlns:w="http://purl.oclc.org/ooxml/wordprocessingml/main" xmlns:w14="http://schemas.microsoft.com/office/word/2010/wordml" xmlns:w15="http://schemas.microsoft.com/office/word/2012/wordml" xmlns:w16cex="http://schemas.microsoft.com/office/word/2018/wordml/cex" xmlns:w16cid="http://schemas.microsoft.com/office/word/2016/wordml/cid" xmlns:w16="http://schemas.microsoft.com/office/word/2018/wordml" xmlns:w16du="http://schemas.microsoft.com/office/word/2023/wordml/word16du" xmlns:w16sdtdh="http://schemas.microsoft.com/office/word/2020/wordml/sdtdatahash" xmlns:w16se="http://schemas.microsoft.com/office/word/2015/wordml/symex" xmlns:wpi="http://schemas.microsoft.com/office/word/2010/wordprocessingInk" xmlns:wne="http://schemas.microsoft.com/office/word/2006/wordml" mc:Ignorable="w14 w15 w16se w16cid w16 w16cex w16sdtdh w16du wne wp14" w:conformance="strict">
   <w:body>
     <w:p>
       <w:pPr>
@@ -301,7 +301,7 @@
     </w:p>
     <w:p>
       <w:pPr>
-        <w:pStyle w:val="1"/>
+        <w:pStyle w:val="Heading1"/>
       </w:pPr>
       <w:r>
         <w:t>Introduction</w:t>
@@ -309,7 +309,7 @@
     </w:p>
     <w:p>
       <w:pPr>
-        <w:pStyle w:val="a3"/>
+        <w:pStyle w:val="BodyText"/>
       </w:pPr>
       <w:r>
         <w:t>Falls are a serious concern for individuals of all ages, but they pose a particular risk to older adults. The consequences of a fall can range from minor injuries to life-threatening complications.</w:t>
@@ -389,7 +389,7 @@
     </w:p>
     <w:p>
       <w:pPr>
-        <w:pStyle w:val="a3"/>
+        <w:pStyle w:val="BodyText"/>
         <w:rPr>
           <w:lang w:val="en-AU"/>
         </w:rPr>
@@ -421,7 +421,7 @@
     </w:p>
     <w:p>
       <w:pPr>
-        <w:pStyle w:val="2"/>
+        <w:pStyle w:val="Heading2"/>
         <w:tabs>
           <w:tab w:val="clear" w:pos="18pt"/>
           <w:tab w:val="num" w:pos="14.40pt"/>
@@ -433,7 +433,7 @@
     </w:p>
     <w:p>
       <w:pPr>
-        <w:pStyle w:val="a3"/>
+        <w:pStyle w:val="BodyText"/>
       </w:pPr>
       <w:r>
         <w:rPr>
@@ -637,7 +637,7 @@
     </w:p>
     <w:p>
       <w:pPr>
-        <w:pStyle w:val="2"/>
+        <w:pStyle w:val="Heading2"/>
         <w:tabs>
           <w:tab w:val="clear" w:pos="18pt"/>
           <w:tab w:val="num" w:pos="14.40pt"/>
@@ -649,7 +649,7 @@
     </w:p>
     <w:p>
       <w:pPr>
-        <w:pStyle w:val="a3"/>
+        <w:pStyle w:val="BodyText"/>
       </w:pPr>
       <w:r>
         <w:rPr>
@@ -780,7 +780,7 @@
     </w:p>
     <w:p>
       <w:pPr>
-        <w:pStyle w:val="2"/>
+        <w:pStyle w:val="Heading2"/>
         <w:tabs>
           <w:tab w:val="clear" w:pos="18pt"/>
           <w:tab w:val="num" w:pos="14.40pt"/>
@@ -792,7 +792,7 @@
     </w:p>
     <w:p>
       <w:pPr>
-        <w:pStyle w:val="a3"/>
+        <w:pStyle w:val="BodyText"/>
         <w:rPr>
           <w:lang w:val="en-AU"/>
         </w:rPr>
@@ -926,28 +926,28 @@
     </w:p>
     <w:p>
       <w:pPr>
-        <w:pStyle w:val="a3"/>
-        <w:rPr>
-          <w:lang w:val="en-AU"/>
-        </w:rPr>
-      </w:pPr>
-      <w:r>
-        <w:rPr>
-          <w:lang w:val="en-AU"/>
-        </w:rPr>
-        <w:t xml:space="preserve">It's important to note that the choice of algorithm depends on factors such as desired accuracy, computational resources, user preferences, and the specific environment where the </w:t>
+        <w:pStyle w:val="BodyText"/>
+        <w:rPr>
+          <w:lang w:val="en-AU"/>
+        </w:rPr>
+      </w:pPr>
+      <w:r>
+        <w:rPr>
+          <w:lang w:val="en-AU"/>
+        </w:rPr>
+        <w:t xml:space="preserve">It's important to note that the choice of algorithm depends on factors such as desired accuracy, computational resources, </w:t>
       </w:r>
       <w:r>
         <w:rPr>
           <w:lang w:val="en-AU"/>
         </w:rPr>
         <w:lastRenderedPageBreak/>
-        <w:t>system will be deployed. Additionally, many systems combine multiple algorithm types to improve overall performance and robustness.</w:t>
-      </w:r>
-    </w:p>
-    <w:p>
-      <w:pPr>
-        <w:pStyle w:val="a3"/>
+        <w:t>user preferences, and the specific environment where the system will be deployed. Additionally, many systems combine multiple algorithm types to improve overall performance and robustness.</w:t>
+      </w:r>
+    </w:p>
+    <w:p>
+      <w:pPr>
+        <w:pStyle w:val="BodyText"/>
         <w:rPr>
           <w:lang w:val="en-AU"/>
         </w:rPr>
@@ -1323,7 +1323,7 @@
     </w:p>
     <w:p>
       <w:pPr>
-        <w:pStyle w:val="a3"/>
+        <w:pStyle w:val="BodyText"/>
         <w:rPr>
           <w:lang w:val="en-AU"/>
         </w:rPr>
@@ -1363,7 +1363,7 @@
     </w:p>
     <w:p>
       <w:pPr>
-        <w:pStyle w:val="1"/>
+        <w:pStyle w:val="Heading1"/>
       </w:pPr>
       <w:r>
         <w:t>M</w:t>
@@ -1374,7 +1374,42 @@
     </w:p>
     <w:p>
       <w:pPr>
-        <w:pStyle w:val="2"/>
+        <w:pStyle w:val="BodyText"/>
+        <w:rPr>
+          <w:lang w:val="en-US"/>
+        </w:rPr>
+      </w:pPr>
+      <w:r>
+        <w:t xml:space="preserve">In this section we will start with the dataset, although </w:t>
+      </w:r>
+      <w:r>
+        <w:rPr>
+          <w:lang w:val="en-AU" w:eastAsia="zh-CN"/>
+        </w:rPr>
+        <w:t xml:space="preserve">WEDA-FALL </w:t>
+      </w:r>
+      <w:r>
+        <w:rPr>
+          <w:lang w:val="en-AU" w:eastAsia="zh-CN"/>
+        </w:rPr>
+        <w:t>is ideal comparing to other datasets, the diversity of movements make some data very similar to fall, such as D05, ‘attempt to get up and collapse into a chair’</w:t>
+      </w:r>
+      <w:r>
+        <w:rPr>
+          <w:lang w:val="en-US"/>
+        </w:rPr>
+        <w:t>, so training data for 1D-CNN should be chosen carefully</w:t>
+      </w:r>
+      <w:r>
+        <w:rPr>
+          <w:lang w:val="en-US"/>
+        </w:rPr>
+        <w:t xml:space="preserve">, then how the data are fed to the algorithm is elaborated.  </w:t>
+      </w:r>
+    </w:p>
+    <w:p>
+      <w:pPr>
+        <w:pStyle w:val="Heading2"/>
         <w:tabs>
           <w:tab w:val="clear" w:pos="18pt"/>
           <w:tab w:val="num" w:pos="14.40pt"/>
@@ -1386,40 +1421,358 @@
     </w:p>
     <w:p>
       <w:pPr>
-        <w:pStyle w:val="a3"/>
-      </w:pPr>
-      <w:r>
-        <w:t xml:space="preserve">First, confirm that you have the correct template for your paper size. This template has been tailored for output on the </w:t>
+        <w:pStyle w:val="BodyText"/>
+        <w:rPr>
+          <w:rFonts w:hint="eastAsia"/>
+          <w:lang w:val="en-US" w:eastAsia="zh-CN"/>
+        </w:rPr>
+      </w:pPr>
+      <w:r>
+        <w:t xml:space="preserve">First, </w:t>
+      </w:r>
+      <w:r>
+        <w:t>the typical fall pattern is presented in Figure 1</w:t>
+      </w:r>
+      <w:r>
+        <w:t>.</w:t>
+      </w:r>
+      <w:r>
+        <w:t xml:space="preserve"> Roughly the process of fall can be divided into 4 stages, which</w:t>
       </w:r>
       <w:r>
         <w:rPr>
           <w:lang w:val="en-US"/>
         </w:rPr>
-        <w:t>A4</w:t>
-      </w:r>
-      <w:r>
-        <w:t xml:space="preserve"> paper size. If you are using </w:t>
-      </w:r>
-      <w:r>
-        <w:rPr>
-          <w:lang w:val="en-US"/>
-        </w:rPr>
-        <w:t>US letter</w:t>
-      </w:r>
-      <w:r>
-        <w:t>-sized paper, please close this</w:t>
-      </w:r>
-      <w:r>
-        <w:t xml:space="preserve"> file and download the </w:t>
-      </w:r>
-      <w:r>
-        <w:rPr>
-          <w:lang w:val="en-US"/>
-        </w:rPr>
-        <w:t xml:space="preserve">Microsoft Word, Letter </w:t>
-      </w:r>
-      <w:r>
-        <w:t>file</w:t>
+        <w:t xml:space="preserve"> are pre-fall, fall, ground, and rebound. Data of Figure 1 is </w:t>
+      </w:r>
+      <w:r>
+        <w:rPr>
+          <w:rFonts w:hint="eastAsia"/>
+          <w:lang w:val="en-US" w:eastAsia="zh-CN"/>
+        </w:rPr>
+        <w:t>extracted from 10kz/F01/U01</w:t>
+      </w:r>
+      <w:r>
+        <w:rPr>
+          <w:rFonts w:hint="eastAsia"/>
+          <w:lang w:val="en-US" w:eastAsia="zh-CN"/>
+        </w:rPr>
+        <w:t xml:space="preserve">, according to </w:t>
+      </w:r>
+      <w:r>
+        <w:rPr>
+          <w:lang w:val="en-US" w:eastAsia="zh-CN"/>
+        </w:rPr>
+        <w:t>explanation</w:t>
+      </w:r>
+      <w:r>
+        <w:rPr>
+          <w:rFonts w:hint="eastAsia"/>
+          <w:lang w:val="en-US" w:eastAsia="zh-CN"/>
+        </w:rPr>
+        <w:t xml:space="preserve"> from authors, it is a young man </w:t>
+      </w:r>
+      <w:r>
+        <w:rPr>
+          <w:lang w:val="en-US" w:eastAsia="zh-CN"/>
+        </w:rPr>
+        <w:t>“</w:t>
+      </w:r>
+      <w:r>
+        <w:rPr>
+          <w:lang w:val="en-US" w:eastAsia="zh-CN"/>
+        </w:rPr>
+        <w:t>Fall forward while walking caused by a slip</w:t>
+      </w:r>
+      <w:r>
+        <w:rPr>
+          <w:lang w:val="en-US" w:eastAsia="zh-CN"/>
+        </w:rPr>
+        <w:t>”</w:t>
+      </w:r>
+      <w:r>
+        <w:rPr>
+          <w:rFonts w:hint="eastAsia"/>
+          <w:lang w:val="en-US" w:eastAsia="zh-CN"/>
+        </w:rPr>
+        <w:t xml:space="preserve">, the data resolution is 10kz, 10 times a second. </w:t>
+      </w:r>
+      <w:r>
+        <w:rPr>
+          <w:lang w:val="en-US" w:eastAsia="zh-CN"/>
+        </w:rPr>
+        <w:t>T</w:t>
+      </w:r>
+      <w:r>
+        <w:rPr>
+          <w:rFonts w:hint="eastAsia"/>
+          <w:lang w:val="en-US" w:eastAsia="zh-CN"/>
+        </w:rPr>
+        <w:t xml:space="preserve">he </w:t>
+      </w:r>
+      <w:r>
+        <w:rPr>
+          <w:rFonts w:hint="eastAsia"/>
+          <w:lang w:val="en-US" w:eastAsia="zh-CN"/>
+        </w:rPr>
+        <w:t xml:space="preserve">x-axis </w:t>
+      </w:r>
+      <w:r>
+        <w:rPr>
+          <w:rFonts w:hint="eastAsia"/>
+          <w:lang w:val="en-US" w:eastAsia="zh-CN"/>
+        </w:rPr>
+        <w:t xml:space="preserve">is time, </w:t>
+      </w:r>
+      <w:r>
+        <w:rPr>
+          <w:rFonts w:hint="eastAsia"/>
+          <w:lang w:val="en-US" w:eastAsia="zh-CN"/>
+        </w:rPr>
+        <w:t>unit of</w:t>
+      </w:r>
+      <w:r>
+        <w:rPr>
+          <w:rFonts w:hint="eastAsia"/>
+          <w:lang w:val="en-US" w:eastAsia="zh-CN"/>
+        </w:rPr>
+        <w:t xml:space="preserve"> it</w:t>
+      </w:r>
+      <w:r>
+        <w:rPr>
+          <w:rFonts w:hint="eastAsia"/>
+          <w:lang w:val="en-US" w:eastAsia="zh-CN"/>
+        </w:rPr>
+        <w:t xml:space="preserve"> is 1/10 second and y-axis is </w:t>
+      </w:r>
+      <w:r>
+        <w:rPr>
+          <w:rFonts w:hint="eastAsia"/>
+          <w:lang w:val="en-US" w:eastAsia="zh-CN"/>
+        </w:rPr>
+        <w:t>combined acceleration</w:t>
+      </w:r>
+      <w:r>
+        <w:rPr>
+          <w:rFonts w:hint="eastAsia"/>
+          <w:lang w:val="en-US" w:eastAsia="zh-CN"/>
+        </w:rPr>
+        <w:t xml:space="preserve"> (CA)</w:t>
+      </w:r>
+      <w:r>
+        <w:rPr>
+          <w:rFonts w:hint="eastAsia"/>
+          <w:lang w:val="en-US" w:eastAsia="zh-CN"/>
+        </w:rPr>
+        <w:t xml:space="preserve"> of 3-axis, unit is </w:t>
+      </w:r>
+      <w:r>
+        <w:rPr>
+          <w:rFonts w:hint="eastAsia"/>
+          <w:i/>
+          <w:iCs/>
+          <w:lang w:val="en-US" w:eastAsia="zh-CN"/>
+        </w:rPr>
+        <w:t>g</w:t>
+      </w:r>
+      <w:r>
+        <w:rPr>
+          <w:rFonts w:hint="eastAsia"/>
+          <w:lang w:val="en-US" w:eastAsia="zh-CN"/>
+        </w:rPr>
+        <w:t xml:space="preserve"> </w:t>
+      </w:r>
+      <w:r>
+        <w:rPr>
+          <w:rFonts w:hint="eastAsia"/>
+          <w:lang w:val="en-US" w:eastAsia="zh-CN"/>
+        </w:rPr>
+        <w:t xml:space="preserve">which </w:t>
+      </w:r>
+      <w:r>
+        <w:rPr>
+          <w:rFonts w:hint="eastAsia"/>
+          <w:lang w:val="en-US" w:eastAsia="zh-CN"/>
+        </w:rPr>
+        <w:t xml:space="preserve">is </w:t>
+      </w:r>
+      <w:r>
+        <w:rPr>
+          <w:lang w:val="en-US" w:eastAsia="zh-CN"/>
+        </w:rPr>
+        <w:t>Gravity acceleration</w:t>
+      </w:r>
+      <w:r>
+        <w:rPr>
+          <w:rFonts w:hint="eastAsia"/>
+          <w:lang w:val="en-US" w:eastAsia="zh-CN"/>
+        </w:rPr>
+        <w:t xml:space="preserve">. </w:t>
+      </w:r>
+      <w:r>
+        <w:rPr>
+          <w:lang w:val="en-US" w:eastAsia="zh-CN"/>
+        </w:rPr>
+        <w:t>T</w:t>
+      </w:r>
+      <w:r>
+        <w:rPr>
+          <w:rFonts w:hint="eastAsia"/>
+          <w:lang w:val="en-US" w:eastAsia="zh-CN"/>
+        </w:rPr>
+        <w:t xml:space="preserve">he red line in Figure 1 is the standard </w:t>
+      </w:r>
+      <w:r>
+        <w:rPr>
+          <w:rFonts w:hint="eastAsia"/>
+          <w:lang w:val="en-US" w:eastAsia="zh-CN"/>
+        </w:rPr>
+        <w:t>gravity acceleration, when people are walking normally or standing still the</w:t>
+      </w:r>
+      <w:r>
+        <w:rPr>
+          <w:rFonts w:hint="eastAsia"/>
+          <w:lang w:val="en-US" w:eastAsia="zh-CN"/>
+        </w:rPr>
+        <w:t xml:space="preserve"> CA is around </w:t>
+      </w:r>
+      <w:r>
+        <w:rPr>
+          <w:rFonts w:hint="eastAsia"/>
+          <w:i/>
+          <w:iCs/>
+          <w:lang w:val="en-US" w:eastAsia="zh-CN"/>
+        </w:rPr>
+        <w:t>g</w:t>
+      </w:r>
+      <w:r>
+        <w:rPr>
+          <w:rFonts w:hint="eastAsia"/>
+          <w:lang w:val="en-US" w:eastAsia="zh-CN"/>
+        </w:rPr>
+        <w:t xml:space="preserve">. </w:t>
+      </w:r>
+      <w:r>
+        <w:rPr>
+          <w:rFonts w:hint="eastAsia"/>
+          <w:lang w:val="en-US" w:eastAsia="zh-CN"/>
+        </w:rPr>
+        <w:t xml:space="preserve"> </w:t>
+      </w:r>
+      <w:r>
+        <w:rPr>
+          <w:rFonts w:hint="eastAsia"/>
+          <w:lang w:val="en-US" w:eastAsia="zh-CN"/>
+        </w:rPr>
+        <w:t>The red circle at the bottom of Figure 1 is the moment of falling, the person</w:t>
+      </w:r>
+      <w:r>
+        <w:rPr>
+          <w:lang w:val="en-US" w:eastAsia="zh-CN"/>
+        </w:rPr>
+        <w:t xml:space="preserve"> </w:t>
+      </w:r>
+      <w:r>
+        <w:rPr>
+          <w:rFonts w:hint="eastAsia"/>
+          <w:lang w:val="en-US" w:eastAsia="zh-CN"/>
+        </w:rPr>
+        <w:t xml:space="preserve">is </w:t>
+      </w:r>
+      <w:r>
+        <w:rPr>
+          <w:lang w:val="en-US" w:eastAsia="zh-CN"/>
+        </w:rPr>
+        <w:t>in a state of near weightlessness</w:t>
+      </w:r>
+      <w:r>
+        <w:rPr>
+          <w:rFonts w:hint="eastAsia"/>
+          <w:lang w:val="en-US" w:eastAsia="zh-CN"/>
+        </w:rPr>
+        <w:t>, then touching ground in the upper red circle, the</w:t>
+      </w:r>
+      <w:r>
+        <w:rPr>
+          <w:rFonts w:hint="eastAsia"/>
+          <w:lang w:val="en-US" w:eastAsia="zh-CN"/>
+        </w:rPr>
+        <w:t xml:space="preserve"> </w:t>
+      </w:r>
+      <w:r>
+        <w:rPr>
+          <w:lang w:val="en-US" w:eastAsia="zh-CN"/>
+        </w:rPr>
+        <w:t>greater the acceleration, the heavier the fall</w:t>
+      </w:r>
+      <w:r>
+        <w:rPr>
+          <w:rFonts w:hint="eastAsia"/>
+          <w:lang w:val="en-US" w:eastAsia="zh-CN"/>
+        </w:rPr>
+        <w:t>, which is followed by several rebound.</w:t>
+      </w:r>
+    </w:p>
+    <w:p>
+      <w:pPr>
+        <w:pStyle w:val="BodyText"/>
+      </w:pPr>
+      <w:r>
+        <w:rPr>
+          <w:noProof/>
+        </w:rPr>
+        <w:drawing>
+          <wp:inline distT="0" distB="0" distL="0" distR="0" wp14:anchorId="36FCBB51" wp14:editId="3644DE68">
+            <wp:extent cx="2827583" cy="1607875"/>
+            <wp:effectExtent l="0" t="0" r="5080" b="5080"/>
+            <wp:docPr id="481849505" name="Picture 1"/>
+            <wp:cNvGraphicFramePr>
+              <a:graphicFrameLocks xmlns:a="http://purl.oclc.org/ooxml/drawingml/main" noChangeAspect="1"/>
+            </wp:cNvGraphicFramePr>
+            <a:graphic xmlns:a="http://purl.oclc.org/ooxml/drawingml/main">
+              <a:graphicData uri="http://purl.oclc.org/ooxml/drawingml/picture">
+                <pic:pic xmlns:pic="http://purl.oclc.org/ooxml/drawingml/picture">
+                  <pic:nvPicPr>
+                    <pic:cNvPr id="481849505" name=""/>
+                    <pic:cNvPicPr/>
+                  </pic:nvPicPr>
+                  <pic:blipFill>
+                    <a:blip r:embed="rId9"/>
+                    <a:stretch>
+                      <a:fillRect/>
+                    </a:stretch>
+                  </pic:blipFill>
+                  <pic:spPr>
+                    <a:xfrm>
+                      <a:off x="0" y="0"/>
+                      <a:ext cx="2847910" cy="1619434"/>
+                    </a:xfrm>
+                    <a:prstGeom prst="rect">
+                      <a:avLst/>
+                    </a:prstGeom>
+                  </pic:spPr>
+                </pic:pic>
+              </a:graphicData>
+            </a:graphic>
+          </wp:inline>
+        </w:drawing>
+      </w:r>
+    </w:p>
+    <w:p>
+      <w:pPr>
+        <w:pStyle w:val="figurecaption"/>
+      </w:pPr>
+      <w:r>
+        <w:t>P</w:t>
+      </w:r>
+      <w:r>
+        <w:t>attern</w:t>
+      </w:r>
+      <w:r>
+        <w:t xml:space="preserve"> of </w:t>
+      </w:r>
+      <w:r>
+        <w:t>fall</w:t>
       </w:r>
       <w:r>
         <w:t>.</w:t>
@@ -1427,7 +1780,12 @@
     </w:p>
     <w:p>
       <w:pPr>
-        <w:pStyle w:val="2"/>
+        <w:pStyle w:val="BodyText"/>
+      </w:pPr>
+    </w:p>
+    <w:p>
+      <w:pPr>
+        <w:pStyle w:val="Heading2"/>
       </w:pPr>
       <w:r>
         <w:t>CNN</w:t>
@@ -1435,7 +1793,7 @@
     </w:p>
     <w:p>
       <w:pPr>
-        <w:pStyle w:val="a3"/>
+        <w:pStyle w:val="BodyText"/>
       </w:pPr>
       <w:r>
         <w:t>Convolutional neural networks (CNNs) are a type of deep learning architecture particularly well-suited for processing and analyzing spatial data, such as images. CNNs consist of multiple layers that perform convolution, pooling, and fully connected operations to extract relevant features from the input data. The convolutional layers apply filters to local regions of the input, allowing the network to learn spatial patterns. The pooling layers then reduce the spatial dimensions of the feature maps, while the fully connected layers perform classification or regression tasks based on the extracted features. For time-series data like sensor readings, a 1D-CNN architecture is more appropriate, as it operates on 1-dimensional sequences rather than 2D images. 1D-CNNs are able to effectively capture the temporal patterns in sensor data, making them a suitable choice for the fall detection task at hand, where the sensor readings exhibit characteristic patterns associated with fall events.</w:t>
@@ -1443,7 +1801,7 @@
     </w:p>
     <w:p>
       <w:pPr>
-        <w:pStyle w:val="a3"/>
+        <w:pStyle w:val="BodyText"/>
         <w:jc w:val="center"/>
         <w:rPr>
           <w:lang w:val="en-US"/>
@@ -1472,7 +1830,7 @@
                     </pic:cNvPicPr>
                   </pic:nvPicPr>
                   <pic:blipFill>
-                    <a:blip r:embed="rId9">
+                    <a:blip r:embed="rId10">
                       <a:extLst>
                         <a:ext uri="{28A0092B-C50C-407E-A947-70E740481C1C}">
                           <a14:useLocalDpi xmlns:a14="http://schemas.microsoft.com/office/drawing/2010/main" val="0"/>
@@ -1529,7 +1887,7 @@
     </w:p>
     <w:p>
       <w:pPr>
-        <w:pStyle w:val="a3"/>
+        <w:pStyle w:val="BodyText"/>
         <w:jc w:val="center"/>
         <w:rPr>
           <w:lang w:val="en-US"/>
@@ -1538,7 +1896,7 @@
     </w:p>
     <w:p>
       <w:pPr>
-        <w:pStyle w:val="2"/>
+        <w:pStyle w:val="Heading2"/>
         <w:tabs>
           <w:tab w:val="clear" w:pos="18pt"/>
           <w:tab w:val="num" w:pos="14.40pt"/>
@@ -1550,7 +1908,7 @@
     </w:p>
     <w:p>
       <w:pPr>
-        <w:pStyle w:val="2"/>
+        <w:pStyle w:val="Heading2"/>
         <w:tabs>
           <w:tab w:val="clear" w:pos="18pt"/>
           <w:tab w:val="num" w:pos="14.40pt"/>
@@ -1562,7 +1920,7 @@
     </w:p>
     <w:p>
       <w:pPr>
-        <w:pStyle w:val="1"/>
+        <w:pStyle w:val="Heading1"/>
       </w:pPr>
       <w:r>
         <w:t>Results</w:t>
@@ -1570,7 +1928,7 @@
     </w:p>
     <w:p>
       <w:pPr>
-        <w:pStyle w:val="a3"/>
+        <w:pStyle w:val="BodyText"/>
         <w:rPr>
           <w:lang w:val="en-US"/>
         </w:rPr>
@@ -1590,7 +1948,7 @@
     </w:p>
     <w:p>
       <w:pPr>
-        <w:pStyle w:val="a3"/>
+        <w:pStyle w:val="BodyText"/>
       </w:pPr>
       <w:r>
         <w:t>Keep your text and graphic files separate until after the text has been formatted and styled. Do not use hard tabs, and limit use of hard returns to only one return at the end of a paragraph. Do not add any kind of pagination anywhere in the paper. Do not number text heads-the template will do that for you.</w:t>
@@ -1598,7 +1956,7 @@
     </w:p>
     <w:p>
       <w:pPr>
-        <w:pStyle w:val="2"/>
+        <w:pStyle w:val="Heading2"/>
       </w:pPr>
       <w:r>
         <w:t>Abbreviations</w:t>
@@ -1609,10 +1967,14 @@
     </w:p>
     <w:p>
       <w:pPr>
-        <w:pStyle w:val="a3"/>
-      </w:pPr>
-      <w:r>
-        <w:t xml:space="preserve">Define abbreviations and acronyms the first time they are used in the text, even after they have been defined in the abstract. Abbreviations such as IEEE, SI, MKS, CGS, </w:t>
+        <w:pStyle w:val="BodyText"/>
+      </w:pPr>
+      <w:r>
+        <w:t xml:space="preserve">Define abbreviations and acronyms the first time they are used in the text, even after they have been defined in the </w:t>
+      </w:r>
+      <w:r>
+        <w:lastRenderedPageBreak/>
+        <w:t xml:space="preserve">abstract. Abbreviations such as IEEE, SI, MKS, CGS, </w:t>
       </w:r>
       <w:proofErr w:type="spellStart"/>
       <w:r>
@@ -1625,7 +1987,7 @@
     </w:p>
     <w:p>
       <w:pPr>
-        <w:pStyle w:val="2"/>
+        <w:pStyle w:val="Heading2"/>
       </w:pPr>
       <w:r>
         <w:t>Units</w:t>
@@ -1716,7 +2078,7 @@
     </w:p>
     <w:p>
       <w:pPr>
-        <w:pStyle w:val="2"/>
+        <w:pStyle w:val="Heading2"/>
       </w:pPr>
       <w:r>
         <w:t>Equations</w:t>
@@ -1724,7 +2086,7 @@
     </w:p>
     <w:p>
       <w:pPr>
-        <w:pStyle w:val="a3"/>
+        <w:pStyle w:val="BodyText"/>
       </w:pPr>
       <w:r>
         <w:t>The equations are an exception to the prescribed specifications of this template. You will need to determine whether or not your equation should be typed using either the Times New Roman or the Symbol font (please no other font). To create multileveled equations, it may be necessary to treat the equation as a graphic and insert it into the text after your paper is styled.</w:t>
@@ -1732,13 +2094,12 @@
     </w:p>
     <w:p>
       <w:pPr>
-        <w:pStyle w:val="a3"/>
+        <w:pStyle w:val="BodyText"/>
         <w:rPr>
           <w:lang w:val="en-US"/>
         </w:rPr>
       </w:pPr>
       <w:r>
-        <w:lastRenderedPageBreak/>
         <w:t>Number equations consecutively. Equation numbers, within parentheses, are to position flush right, as in (1), using a right tab stop. To make your equations more compact, you may use the solidus ( / ), the exp function, or appropriate exponents. Italicize Roman symbols for quantities and variables, but not Greek symbols. Use a long dash rather than a hyphen for a minus sign. Punctuate equations with commas or periods when they are part of a sentence, as in</w:t>
       </w:r>
       <w:r>
@@ -1751,6 +2112,9 @@
     <w:p>
       <w:pPr>
         <w:pStyle w:val="equation"/>
+        <w:rPr>
+          <w:rFonts w:hint="eastAsia"/>
+        </w:rPr>
       </w:pPr>
       <w:r>
         <w:tab/>
@@ -1808,7 +2172,7 @@
     </w:p>
     <w:p>
       <w:pPr>
-        <w:pStyle w:val="a3"/>
+        <w:pStyle w:val="BodyText"/>
       </w:pPr>
       <w:r>
         <w:t>Note that the equation is centered using a center tab stop. Be sure that the symbols in your equation have been defined before or immediately following the equation. Use “(1)”, not “Eq. (1)” or “equation (1)”, except at the beginning of a sentence: “Equation (1) is . . .”</w:t>
@@ -1816,7 +2180,7 @@
     </w:p>
     <w:p>
       <w:pPr>
-        <w:pStyle w:val="2"/>
+        <w:pStyle w:val="Heading2"/>
       </w:pPr>
       <w:r>
         <w:t>Some Common Mistakes</w:t>
@@ -1867,7 +2231,10 @@
         <w:t>English, commas, semi</w:t>
       </w:r>
       <w:r>
-        <w:t>colons, periods, question and exclamation marks are located within quotation marks only when a complete thought or name is cited, such as a title or full quotation. When quotation marks are used, instead of a bold or italic typeface, to highlight a word or phrase, punctuation should appear outside of the quotation marks. A parenthetical phrase or statement at the end of a sentence is punctuated outside of the closing parenthesis (like this). (A parenthetical sentence is punctuated within the parentheses.)</w:t>
+        <w:t xml:space="preserve">colons, periods, question and exclamation marks are located within quotation marks only when a complete thought or name is cited, such as a title or full quotation. When quotation marks are used, instead of a bold or italic typeface, to highlight a word or phrase, punctuation should appear outside of the quotation marks. A parenthetical phrase or statement at the end of a </w:t>
+      </w:r>
+      <w:r>
+        <w:t>sentence is punctuated outside of the closing parenthesis (like this). (A parenthetical sentence is punctuated within the parentheses.)</w:t>
       </w:r>
     </w:p>
     <w:p>
@@ -1936,7 +2303,7 @@
     </w:p>
     <w:p>
       <w:pPr>
-        <w:pStyle w:val="a3"/>
+        <w:pStyle w:val="BodyText"/>
       </w:pPr>
       <w:r>
         <w:t>An excellent style manual for science writers is [7].</w:t>
@@ -1944,7 +2311,7 @@
     </w:p>
     <w:p>
       <w:pPr>
-        <w:pStyle w:val="1"/>
+        <w:pStyle w:val="Heading1"/>
       </w:pPr>
       <w:r>
         <w:t>Conclusions</w:t>
@@ -1952,18 +2319,15 @@
     </w:p>
     <w:p>
       <w:pPr>
-        <w:pStyle w:val="a3"/>
-      </w:pPr>
-      <w:r>
-        <w:t xml:space="preserve">After the text edit has been completed, the paper is ready for the template. Duplicate the template file by using the Save </w:t>
-      </w:r>
-      <w:r>
-        <w:t>As command, and use the naming convention prescribed by your conference for the name of your paper. In this newly created file, highlight all of the contents and import your prepared text file. You are now ready to style your paper; use the scroll down window on the left of the MS Word Formatting toolbar.</w:t>
-      </w:r>
-    </w:p>
-    <w:p>
-      <w:pPr>
-        <w:pStyle w:val="2"/>
+        <w:pStyle w:val="BodyText"/>
+      </w:pPr>
+      <w:r>
+        <w:t>After the text edit has been completed, the paper is ready for the template. Duplicate the template file by using the Save As command, and use the naming convention prescribed by your conference for the name of your paper. In this newly created file, highlight all of the contents and import your prepared text file. You are now ready to style your paper; use the scroll down window on the left of the MS Word Formatting toolbar.</w:t>
+      </w:r>
+    </w:p>
+    <w:p>
+      <w:pPr>
+        <w:pStyle w:val="Heading2"/>
       </w:pPr>
       <w:r>
         <w:t>Authors</w:t>
@@ -1974,7 +2338,7 @@
     </w:p>
     <w:p>
       <w:pPr>
-        <w:pStyle w:val="a3"/>
+        <w:pStyle w:val="BodyText"/>
       </w:pPr>
       <w:r>
         <w:rPr>
@@ -2062,7 +2426,7 @@
     </w:p>
     <w:p>
       <w:pPr>
-        <w:pStyle w:val="3"/>
+        <w:pStyle w:val="Heading3"/>
       </w:pPr>
       <w:r>
         <w:t xml:space="preserve">For papers with more than six authors: </w:t>
@@ -2076,7 +2440,7 @@
     </w:p>
     <w:p>
       <w:pPr>
-        <w:pStyle w:val="3"/>
+        <w:pStyle w:val="Heading3"/>
       </w:pPr>
       <w:r>
         <w:t xml:space="preserve">For </w:t>
@@ -2102,7 +2466,7 @@
     </w:p>
     <w:p>
       <w:pPr>
-        <w:pStyle w:val="4"/>
+        <w:pStyle w:val="Heading4"/>
       </w:pPr>
       <w:r>
         <w:t>Selection</w:t>
@@ -2119,7 +2483,7 @@
     </w:p>
     <w:p>
       <w:pPr>
-        <w:pStyle w:val="4"/>
+        <w:pStyle w:val="Heading4"/>
       </w:pPr>
       <w:r>
         <w:t>Change number of columns:</w:t>
@@ -2148,7 +2512,7 @@
     </w:p>
     <w:p>
       <w:pPr>
-        <w:pStyle w:val="4"/>
+        <w:pStyle w:val="Heading4"/>
         <w:rPr>
           <w:i w:val="0"/>
         </w:rPr>
@@ -2181,9 +2545,10 @@
     </w:p>
     <w:p>
       <w:pPr>
-        <w:pStyle w:val="2"/>
-      </w:pPr>
-      <w:r>
+        <w:pStyle w:val="Heading2"/>
+      </w:pPr>
+      <w:r>
+        <w:lastRenderedPageBreak/>
         <w:t>Identify</w:t>
       </w:r>
       <w:r>
@@ -2192,7 +2557,7 @@
     </w:p>
     <w:p>
       <w:pPr>
-        <w:pStyle w:val="a3"/>
+        <w:pStyle w:val="BodyText"/>
       </w:pPr>
       <w:r>
         <w:t>Headings, or heads, are organizational devices that guide the reader through your paper. There are two types: component heads and text heads.</w:t>
@@ -2200,7 +2565,7 @@
     </w:p>
     <w:p>
       <w:pPr>
-        <w:pStyle w:val="a3"/>
+        <w:pStyle w:val="BodyText"/>
       </w:pPr>
       <w:r>
         <w:t>Component heads identify the different components of your paper and are not topically subordinate to each other. Examples include Acknowledgments and References and, for these, the correct style to use is “Heading 5”. Use “figure caption” for your Figure captions, and “table head” for your table title. Run-in heads, such as “Abstract”, will require you to apply a style (in this case, italic) in addition to the style provided by the drop down menu to differentiate the head from the text.</w:t>
@@ -2208,7 +2573,7 @@
     </w:p>
     <w:p>
       <w:pPr>
-        <w:pStyle w:val="a3"/>
+        <w:pStyle w:val="BodyText"/>
       </w:pPr>
       <w:r>
         <w:t>Text heads organize the topics on a relational, hierarchical basis. For example, the paper title is the primary text head because all subsequent material relates and elaborates on this one topic. If there are two or more sub-topics, the next level head (uppercase Roman numerals) should be used and, conversely, if there are not at least two sub-topics, then no subheads should be introduced. Styles named “Heading 1”, “Heading 2”, “Heading 3”, and “Heading 4” are prescribed.</w:t>
@@ -2216,7 +2581,7 @@
     </w:p>
     <w:p>
       <w:pPr>
-        <w:pStyle w:val="2"/>
+        <w:pStyle w:val="Heading2"/>
       </w:pPr>
       <w:r>
         <w:t>Figures and Tables</w:t>
@@ -2224,7 +2589,7 @@
     </w:p>
     <w:p>
       <w:pPr>
-        <w:pStyle w:val="4"/>
+        <w:pStyle w:val="Heading4"/>
       </w:pPr>
       <w:r>
         <w:t xml:space="preserve"> </w:t>
@@ -2286,7 +2651,6 @@
               <w:pStyle w:val="tablecolhead"/>
             </w:pPr>
             <w:r>
-              <w:lastRenderedPageBreak/>
               <w:t>Table Head</w:t>
             </w:r>
           </w:p>
@@ -2517,7 +2881,7 @@
     </w:p>
     <w:p>
       <w:pPr>
-        <w:pStyle w:val="a3"/>
+        <w:pStyle w:val="BodyText"/>
       </w:pPr>
       <w:r>
         <w:t>Figure Labels: Use 8 point Times New Roman for Figure labels. Use words rather than symbols or abbreviations when writing Figure axis labels to avoid confusing the reader. As an example, write the quantity “Magnetization”, or “Magnetization, M”, not just “M”. If including units in the label, present them within parentheses. Do not label axes only with units. In the example, write “Magnetization (A/m)” or “Magnetization {A[m(1)]}”, not just “A/m”. Do not label axes</w:t>
@@ -2531,7 +2895,7 @@
     </w:p>
     <w:p>
       <w:pPr>
-        <w:pStyle w:val="5"/>
+        <w:pStyle w:val="Heading5"/>
       </w:pPr>
       <w:r>
         <w:t>References</w:t>
@@ -2539,7 +2903,7 @@
     </w:p>
     <w:p>
       <w:pPr>
-        <w:pStyle w:val="a3"/>
+        <w:pStyle w:val="BodyText"/>
       </w:pPr>
       <w:r>
         <w:t>The template will number citations consecutively within brackets [1]. The sentence punctuation follows the bracket [2]. Refer simply to the reference number, as in [3]—do not use “Ref. [3]” or “reference [3]” except at the beginning of a sentence: “Reference [3] was the first</w:t>
@@ -2559,7 +2923,7 @@
     </w:p>
     <w:p>
       <w:pPr>
-        <w:pStyle w:val="a3"/>
+        <w:pStyle w:val="BodyText"/>
       </w:pPr>
       <w:r>
         <w:t>Number footnotes separately in superscripts. Place the actual footnote at the bottom of the column in which it was cited. Do not put footnotes in the</w:t>
@@ -2576,7 +2940,7 @@
     </w:p>
     <w:p>
       <w:pPr>
-        <w:pStyle w:val="a3"/>
+        <w:pStyle w:val="BodyText"/>
       </w:pPr>
       <w:r>
         <w:t>Unless there are six au</w:t>
@@ -2596,7 +2960,7 @@
     </w:p>
     <w:p>
       <w:pPr>
-        <w:pStyle w:val="a3"/>
+        <w:pStyle w:val="BodyText"/>
       </w:pPr>
       <w:r>
         <w:t xml:space="preserve">For </w:t>
@@ -2686,7 +3050,7 @@
         </w:rPr>
         <w:t xml:space="preserve">, vol. 193, p. 110945, Apr. 2022, doi: </w:t>
       </w:r>
-      <w:hyperlink r:id="rId10" w:history="1">
+      <w:hyperlink r:id="rId11" w:history="1">
         <w:r>
           <w:rPr>
             <w:color w:val="0000FF"/>
@@ -2775,10 +3139,10 @@
       <w:r>
         <w:t xml:space="preserve">, vol. 24, no. 2, pp. 524–532, Feb. 2020, doi: </w:t>
       </w:r>
-      <w:hyperlink r:id="rId11" w:history="1">
+      <w:hyperlink r:id="rId12" w:history="1">
         <w:r>
           <w:rPr>
-            <w:rStyle w:val="a9"/>
+            <w:rStyle w:val="Hyperlink"/>
           </w:rPr>
           <w:t>10.1109/JBHI.2019.2907498</w:t>
         </w:r>
@@ -2807,10 +3171,10 @@
       <w:r>
         <w:t xml:space="preserve">, vol. 110, pp. 199–210, May 2015, doi: </w:t>
       </w:r>
-      <w:hyperlink r:id="rId12" w:history="1">
+      <w:hyperlink r:id="rId13" w:history="1">
         <w:r>
           <w:rPr>
-            <w:rStyle w:val="a9"/>
+            <w:rStyle w:val="Hyperlink"/>
           </w:rPr>
           <w:t>10.1016/j.sigpro.2014.08.021</w:t>
         </w:r>
@@ -2839,10 +3203,10 @@
       <w:r>
         <w:t xml:space="preserve">, vol. 20, no. 20, Art. no. 20, Jan. 2020, doi: </w:t>
       </w:r>
-      <w:hyperlink r:id="rId13" w:history="1">
+      <w:hyperlink r:id="rId14" w:history="1">
         <w:r>
           <w:rPr>
-            <w:rStyle w:val="a9"/>
+            <w:rStyle w:val="Hyperlink"/>
           </w:rPr>
           <w:t>10.3390/s20205948</w:t>
         </w:r>
@@ -2954,6 +3318,7 @@
         <w:rPr>
           <w:noProof/>
         </w:rPr>
+        <w:lastRenderedPageBreak/>
         <w:drawing>
           <wp:anchor distT="0" distB="0" distL="114300" distR="114300" simplePos="0" relativeHeight="251657728" behindDoc="1" locked="0" layoutInCell="1" allowOverlap="1" wp14:anchorId="6F75FADA" wp14:editId="1C256606">
             <wp:simplePos x="0" y="0"/>
@@ -3008,7 +3373,7 @@
                     <wne:txbxContent>
                       <w:p>
                         <w:pPr>
-                          <w:pStyle w:val="a3"/>
+                          <w:pStyle w:val="BodyText"/>
                         </w:pPr>
                         <w:r>
                           <w:t>We suggest that you use a text box to insert a graphic (which is ideally a 300 dpi TIFF or EPS file, with all fonts embedded) because, in an MSW document, this method is somewhat more stable than directly inserting a picture.</w:t>
@@ -3016,7 +3381,7 @@
                       </w:p>
                       <w:p>
                         <w:pPr>
-                          <w:pStyle w:val="a3"/>
+                          <w:pStyle w:val="BodyText"/>
                         </w:pPr>
                         <w:r>
                           <w:t>To have non-visible rules on your frame, use the MSWord “Format” pull-down menu, select Text Box &gt; Colors and Lines to choose No Fill and No Line.</w:t>
@@ -3052,7 +3417,7 @@
 </file>
 
 <file path=word/endnotes.xml><?xml version="1.0" encoding="utf-8"?>
-<w:endnotes xmlns:cx="http://schemas.microsoft.com/office/drawing/2014/chartex" xmlns:cx1="http://schemas.microsoft.com/office/drawing/2015/9/8/chartex" xmlns:cx2="http://schemas.microsoft.com/office/drawing/2015/10/21/chartex" xmlns:cx3="http://schemas.microsoft.com/office/drawing/2016/5/9/chartex" xmlns:cx4="http://schemas.microsoft.com/office/drawing/2016/5/10/chartex" xmlns:cx5="http://schemas.microsoft.com/office/drawing/2016/5/11/chartex" xmlns:cx6="http://schemas.microsoft.com/office/drawing/2016/5/12/chartex" xmlns:cx7="http://schemas.microsoft.com/office/drawing/2016/5/13/chartex" xmlns:cx8="http://schemas.microsoft.com/office/drawing/2016/5/14/chartex" xmlns:mc="http://schemas.openxmlformats.org/markup-compatibility/2006" xmlns:aink="http://schemas.microsoft.com/office/drawing/2016/ink" xmlns:am3d="http://schemas.microsoft.com/office/drawing/2017/model3d" xmlns:o="urn:schemas-microsoft-com:office:office" xmlns:r="http://purl.oclc.org/ooxml/officeDocument/relationships" xmlns:m="http://purl.oclc.org/ooxml/officeDocument/math" xmlns:v="urn:schemas-microsoft-com:vml" xmlns:wp14="http://schemas.microsoft.com/office/word/2010/wordprocessingDrawing" xmlns:wp="http://purl.oclc.org/ooxml/drawingml/wordprocessingDrawing" xmlns:w10="urn:schemas-microsoft-com:office:word" xmlns:w="http://purl.oclc.org/ooxml/wordprocessingml/main" xmlns:w14="http://schemas.microsoft.com/office/word/2010/wordml" xmlns:w15="http://schemas.microsoft.com/office/word/2012/wordml" xmlns:w16cid="http://schemas.microsoft.com/office/word/2016/wordml/cid" xmlns:w16se="http://schemas.microsoft.com/office/word/2015/wordml/symex" xmlns:wpi="http://schemas.microsoft.com/office/word/2010/wordprocessingInk" xmlns:wne="http://schemas.microsoft.com/office/word/2006/wordml" mc:Ignorable="w14 w15 w16se w16cid wne wp14">
+<w:endnotes xmlns:cx="http://schemas.microsoft.com/office/drawing/2014/chartex" xmlns:cx1="http://schemas.microsoft.com/office/drawing/2015/9/8/chartex" xmlns:cx2="http://schemas.microsoft.com/office/drawing/2015/10/21/chartex" xmlns:cx3="http://schemas.microsoft.com/office/drawing/2016/5/9/chartex" xmlns:cx4="http://schemas.microsoft.com/office/drawing/2016/5/10/chartex" xmlns:cx5="http://schemas.microsoft.com/office/drawing/2016/5/11/chartex" xmlns:cx6="http://schemas.microsoft.com/office/drawing/2016/5/12/chartex" xmlns:cx7="http://schemas.microsoft.com/office/drawing/2016/5/13/chartex" xmlns:cx8="http://schemas.microsoft.com/office/drawing/2016/5/14/chartex" xmlns:mc="http://schemas.openxmlformats.org/markup-compatibility/2006" xmlns:aink="http://schemas.microsoft.com/office/drawing/2016/ink" xmlns:am3d="http://schemas.microsoft.com/office/drawing/2017/model3d" xmlns:o="urn:schemas-microsoft-com:office:office" xmlns:oel="http://schemas.microsoft.com/office/2019/extlst" xmlns:r="http://purl.oclc.org/ooxml/officeDocument/relationships" xmlns:m="http://purl.oclc.org/ooxml/officeDocument/math" xmlns:v="urn:schemas-microsoft-com:vml" xmlns:wp14="http://schemas.microsoft.com/office/word/2010/wordprocessingDrawing" xmlns:wp="http://purl.oclc.org/ooxml/drawingml/wordprocessingDrawing" xmlns:w10="urn:schemas-microsoft-com:office:word" xmlns:w="http://purl.oclc.org/ooxml/wordprocessingml/main" xmlns:w14="http://schemas.microsoft.com/office/word/2010/wordml" xmlns:w15="http://schemas.microsoft.com/office/word/2012/wordml" xmlns:w16cex="http://schemas.microsoft.com/office/word/2018/wordml/cex" xmlns:w16cid="http://schemas.microsoft.com/office/word/2016/wordml/cid" xmlns:w16="http://schemas.microsoft.com/office/word/2018/wordml" xmlns:w16du="http://schemas.microsoft.com/office/word/2023/wordml/word16du" xmlns:w16sdtdh="http://schemas.microsoft.com/office/word/2020/wordml/sdtdatahash" xmlns:w16se="http://schemas.microsoft.com/office/word/2015/wordml/symex" xmlns:wpi="http://schemas.microsoft.com/office/word/2010/wordprocessingInk" xmlns:wne="http://schemas.microsoft.com/office/word/2006/wordml" mc:Ignorable="w14 w15 w16se w16cid w16 w16cex w16sdtdh w16du wne wp14">
   <w:endnote w:type="separator" w:id="-1">
     <w:p>
       <w:r>
@@ -3071,10 +3436,10 @@
 </file>
 
 <file path=word/footer1.xml><?xml version="1.0" encoding="utf-8"?>
-<w:ftr xmlns:cx="http://schemas.microsoft.com/office/drawing/2014/chartex" xmlns:cx1="http://schemas.microsoft.com/office/drawing/2015/9/8/chartex" xmlns:cx2="http://schemas.microsoft.com/office/drawing/2015/10/21/chartex" xmlns:cx3="http://schemas.microsoft.com/office/drawing/2016/5/9/chartex" xmlns:cx4="http://schemas.microsoft.com/office/drawing/2016/5/10/chartex" xmlns:cx5="http://schemas.microsoft.com/office/drawing/2016/5/11/chartex" xmlns:cx6="http://schemas.microsoft.com/office/drawing/2016/5/12/chartex" xmlns:cx7="http://schemas.microsoft.com/office/drawing/2016/5/13/chartex" xmlns:cx8="http://schemas.microsoft.com/office/drawing/2016/5/14/chartex" xmlns:mc="http://schemas.openxmlformats.org/markup-compatibility/2006" xmlns:aink="http://schemas.microsoft.com/office/drawing/2016/ink" xmlns:am3d="http://schemas.microsoft.com/office/drawing/2017/model3d" xmlns:o="urn:schemas-microsoft-com:office:office" xmlns:r="http://purl.oclc.org/ooxml/officeDocument/relationships" xmlns:m="http://purl.oclc.org/ooxml/officeDocument/math" xmlns:v="urn:schemas-microsoft-com:vml" xmlns:wp14="http://schemas.microsoft.com/office/word/2010/wordprocessingDrawing" xmlns:wp="http://purl.oclc.org/ooxml/drawingml/wordprocessingDrawing" xmlns:w10="urn:schemas-microsoft-com:office:word" xmlns:w="http://purl.oclc.org/ooxml/wordprocessingml/main" xmlns:w14="http://schemas.microsoft.com/office/word/2010/wordml" xmlns:w15="http://schemas.microsoft.com/office/word/2012/wordml" xmlns:w16cid="http://schemas.microsoft.com/office/word/2016/wordml/cid" xmlns:w16se="http://schemas.microsoft.com/office/word/2015/wordml/symex" xmlns:wpi="http://schemas.microsoft.com/office/word/2010/wordprocessingInk" xmlns:wne="http://schemas.microsoft.com/office/word/2006/wordml" mc:Ignorable="w14 w15 w16se w16cid wne wp14">
+<w:ftr xmlns:cx="http://schemas.microsoft.com/office/drawing/2014/chartex" xmlns:cx1="http://schemas.microsoft.com/office/drawing/2015/9/8/chartex" xmlns:cx2="http://schemas.microsoft.com/office/drawing/2015/10/21/chartex" xmlns:cx3="http://schemas.microsoft.com/office/drawing/2016/5/9/chartex" xmlns:cx4="http://schemas.microsoft.com/office/drawing/2016/5/10/chartex" xmlns:cx5="http://schemas.microsoft.com/office/drawing/2016/5/11/chartex" xmlns:cx6="http://schemas.microsoft.com/office/drawing/2016/5/12/chartex" xmlns:cx7="http://schemas.microsoft.com/office/drawing/2016/5/13/chartex" xmlns:cx8="http://schemas.microsoft.com/office/drawing/2016/5/14/chartex" xmlns:mc="http://schemas.openxmlformats.org/markup-compatibility/2006" xmlns:aink="http://schemas.microsoft.com/office/drawing/2016/ink" xmlns:am3d="http://schemas.microsoft.com/office/drawing/2017/model3d" xmlns:o="urn:schemas-microsoft-com:office:office" xmlns:oel="http://schemas.microsoft.com/office/2019/extlst" xmlns:r="http://purl.oclc.org/ooxml/officeDocument/relationships" xmlns:m="http://purl.oclc.org/ooxml/officeDocument/math" xmlns:v="urn:schemas-microsoft-com:vml" xmlns:wp14="http://schemas.microsoft.com/office/word/2010/wordprocessingDrawing" xmlns:wp="http://purl.oclc.org/ooxml/drawingml/wordprocessingDrawing" xmlns:w10="urn:schemas-microsoft-com:office:word" xmlns:w="http://purl.oclc.org/ooxml/wordprocessingml/main" xmlns:w14="http://schemas.microsoft.com/office/word/2010/wordml" xmlns:w15="http://schemas.microsoft.com/office/word/2012/wordml" xmlns:w16cex="http://schemas.microsoft.com/office/word/2018/wordml/cex" xmlns:w16cid="http://schemas.microsoft.com/office/word/2016/wordml/cid" xmlns:w16="http://schemas.microsoft.com/office/word/2018/wordml" xmlns:w16du="http://schemas.microsoft.com/office/word/2023/wordml/word16du" xmlns:w16sdtdh="http://schemas.microsoft.com/office/word/2020/wordml/sdtdatahash" xmlns:w16se="http://schemas.microsoft.com/office/word/2015/wordml/symex" xmlns:wpi="http://schemas.microsoft.com/office/word/2010/wordprocessingInk" xmlns:wne="http://schemas.microsoft.com/office/word/2006/wordml" mc:Ignorable="w14 w15 w16se w16cid w16 w16cex w16sdtdh w16du wne wp14">
   <w:p>
     <w:pPr>
-      <w:pStyle w:val="a7"/>
+      <w:pStyle w:val="Footer"/>
       <w:jc w:val="start"/>
       <w:rPr>
         <w:sz w:val="16"/>
@@ -3093,7 +3458,7 @@
 </file>
 
 <file path=word/footnotes.xml><?xml version="1.0" encoding="utf-8"?>
-<w:footnotes xmlns:cx="http://schemas.microsoft.com/office/drawing/2014/chartex" xmlns:cx1="http://schemas.microsoft.com/office/drawing/2015/9/8/chartex" xmlns:cx2="http://schemas.microsoft.com/office/drawing/2015/10/21/chartex" xmlns:cx3="http://schemas.microsoft.com/office/drawing/2016/5/9/chartex" xmlns:cx4="http://schemas.microsoft.com/office/drawing/2016/5/10/chartex" xmlns:cx5="http://schemas.microsoft.com/office/drawing/2016/5/11/chartex" xmlns:cx6="http://schemas.microsoft.com/office/drawing/2016/5/12/chartex" xmlns:cx7="http://schemas.microsoft.com/office/drawing/2016/5/13/chartex" xmlns:cx8="http://schemas.microsoft.com/office/drawing/2016/5/14/chartex" xmlns:mc="http://schemas.openxmlformats.org/markup-compatibility/2006" xmlns:aink="http://schemas.microsoft.com/office/drawing/2016/ink" xmlns:am3d="http://schemas.microsoft.com/office/drawing/2017/model3d" xmlns:o="urn:schemas-microsoft-com:office:office" xmlns:r="http://purl.oclc.org/ooxml/officeDocument/relationships" xmlns:m="http://purl.oclc.org/ooxml/officeDocument/math" xmlns:v="urn:schemas-microsoft-com:vml" xmlns:wp14="http://schemas.microsoft.com/office/word/2010/wordprocessingDrawing" xmlns:wp="http://purl.oclc.org/ooxml/drawingml/wordprocessingDrawing" xmlns:w10="urn:schemas-microsoft-com:office:word" xmlns:w="http://purl.oclc.org/ooxml/wordprocessingml/main" xmlns:w14="http://schemas.microsoft.com/office/word/2010/wordml" xmlns:w15="http://schemas.microsoft.com/office/word/2012/wordml" xmlns:w16cid="http://schemas.microsoft.com/office/word/2016/wordml/cid" xmlns:w16se="http://schemas.microsoft.com/office/word/2015/wordml/symex" xmlns:wpi="http://schemas.microsoft.com/office/word/2010/wordprocessingInk" xmlns:wne="http://schemas.microsoft.com/office/word/2006/wordml" mc:Ignorable="w14 w15 w16se w16cid wne wp14">
+<w:footnotes xmlns:cx="http://schemas.microsoft.com/office/drawing/2014/chartex" xmlns:cx1="http://schemas.microsoft.com/office/drawing/2015/9/8/chartex" xmlns:cx2="http://schemas.microsoft.com/office/drawing/2015/10/21/chartex" xmlns:cx3="http://schemas.microsoft.com/office/drawing/2016/5/9/chartex" xmlns:cx4="http://schemas.microsoft.com/office/drawing/2016/5/10/chartex" xmlns:cx5="http://schemas.microsoft.com/office/drawing/2016/5/11/chartex" xmlns:cx6="http://schemas.microsoft.com/office/drawing/2016/5/12/chartex" xmlns:cx7="http://schemas.microsoft.com/office/drawing/2016/5/13/chartex" xmlns:cx8="http://schemas.microsoft.com/office/drawing/2016/5/14/chartex" xmlns:mc="http://schemas.openxmlformats.org/markup-compatibility/2006" xmlns:aink="http://schemas.microsoft.com/office/drawing/2016/ink" xmlns:am3d="http://schemas.microsoft.com/office/drawing/2017/model3d" xmlns:o="urn:schemas-microsoft-com:office:office" xmlns:oel="http://schemas.microsoft.com/office/2019/extlst" xmlns:r="http://purl.oclc.org/ooxml/officeDocument/relationships" xmlns:m="http://purl.oclc.org/ooxml/officeDocument/math" xmlns:v="urn:schemas-microsoft-com:vml" xmlns:wp14="http://schemas.microsoft.com/office/word/2010/wordprocessingDrawing" xmlns:wp="http://purl.oclc.org/ooxml/drawingml/wordprocessingDrawing" xmlns:w10="urn:schemas-microsoft-com:office:word" xmlns:w="http://purl.oclc.org/ooxml/wordprocessingml/main" xmlns:w14="http://schemas.microsoft.com/office/word/2010/wordml" xmlns:w15="http://schemas.microsoft.com/office/word/2012/wordml" xmlns:w16cex="http://schemas.microsoft.com/office/word/2018/wordml/cex" xmlns:w16cid="http://schemas.microsoft.com/office/word/2016/wordml/cid" xmlns:w16="http://schemas.microsoft.com/office/word/2018/wordml" xmlns:w16du="http://schemas.microsoft.com/office/word/2023/wordml/word16du" xmlns:w16sdtdh="http://schemas.microsoft.com/office/word/2020/wordml/sdtdatahash" xmlns:w16se="http://schemas.microsoft.com/office/word/2015/wordml/symex" xmlns:wpi="http://schemas.microsoft.com/office/word/2010/wordprocessingInk" xmlns:wne="http://schemas.microsoft.com/office/word/2006/wordml" mc:Ignorable="w14 w15 w16se w16cid w16 w16cex w16sdtdh w16du wne wp14">
   <w:footnote w:type="separator" w:id="-1">
     <w:p>
       <w:r>
@@ -3112,7 +3477,7 @@
 </file>
 
 <file path=word/numbering.xml><?xml version="1.0" encoding="utf-8"?>
-<w:numbering xmlns:cx="http://schemas.microsoft.com/office/drawing/2014/chartex" xmlns:cx1="http://schemas.microsoft.com/office/drawing/2015/9/8/chartex" xmlns:cx2="http://schemas.microsoft.com/office/drawing/2015/10/21/chartex" xmlns:cx3="http://schemas.microsoft.com/office/drawing/2016/5/9/chartex" xmlns:cx4="http://schemas.microsoft.com/office/drawing/2016/5/10/chartex" xmlns:cx5="http://schemas.microsoft.com/office/drawing/2016/5/11/chartex" xmlns:cx6="http://schemas.microsoft.com/office/drawing/2016/5/12/chartex" xmlns:cx7="http://schemas.microsoft.com/office/drawing/2016/5/13/chartex" xmlns:cx8="http://schemas.microsoft.com/office/drawing/2016/5/14/chartex" xmlns:mc="http://schemas.openxmlformats.org/markup-compatibility/2006" xmlns:aink="http://schemas.microsoft.com/office/drawing/2016/ink" xmlns:am3d="http://schemas.microsoft.com/office/drawing/2017/model3d" xmlns:o="urn:schemas-microsoft-com:office:office" xmlns:r="http://purl.oclc.org/ooxml/officeDocument/relationships" xmlns:m="http://purl.oclc.org/ooxml/officeDocument/math" xmlns:v="urn:schemas-microsoft-com:vml" xmlns:wp14="http://schemas.microsoft.com/office/word/2010/wordprocessingDrawing" xmlns:wp="http://purl.oclc.org/ooxml/drawingml/wordprocessingDrawing" xmlns:w10="urn:schemas-microsoft-com:office:word" xmlns:w="http://purl.oclc.org/ooxml/wordprocessingml/main" xmlns:w14="http://schemas.microsoft.com/office/word/2010/wordml" xmlns:w15="http://schemas.microsoft.com/office/word/2012/wordml" xmlns:w16cid="http://schemas.microsoft.com/office/word/2016/wordml/cid" xmlns:w16se="http://schemas.microsoft.com/office/word/2015/wordml/symex" xmlns:wpi="http://schemas.microsoft.com/office/word/2010/wordprocessingInk" xmlns:wne="http://schemas.microsoft.com/office/word/2006/wordml" mc:Ignorable="w14 w15 w16se w16cid wne wp14">
+<w:numbering xmlns:cx="http://schemas.microsoft.com/office/drawing/2014/chartex" xmlns:cx1="http://schemas.microsoft.com/office/drawing/2015/9/8/chartex" xmlns:cx2="http://schemas.microsoft.com/office/drawing/2015/10/21/chartex" xmlns:cx3="http://schemas.microsoft.com/office/drawing/2016/5/9/chartex" xmlns:cx4="http://schemas.microsoft.com/office/drawing/2016/5/10/chartex" xmlns:cx5="http://schemas.microsoft.com/office/drawing/2016/5/11/chartex" xmlns:cx6="http://schemas.microsoft.com/office/drawing/2016/5/12/chartex" xmlns:cx7="http://schemas.microsoft.com/office/drawing/2016/5/13/chartex" xmlns:cx8="http://schemas.microsoft.com/office/drawing/2016/5/14/chartex" xmlns:mc="http://schemas.openxmlformats.org/markup-compatibility/2006" xmlns:aink="http://schemas.microsoft.com/office/drawing/2016/ink" xmlns:am3d="http://schemas.microsoft.com/office/drawing/2017/model3d" xmlns:o="urn:schemas-microsoft-com:office:office" xmlns:oel="http://schemas.microsoft.com/office/2019/extlst" xmlns:r="http://purl.oclc.org/ooxml/officeDocument/relationships" xmlns:m="http://purl.oclc.org/ooxml/officeDocument/math" xmlns:v="urn:schemas-microsoft-com:vml" xmlns:wp14="http://schemas.microsoft.com/office/word/2010/wordprocessingDrawing" xmlns:wp="http://purl.oclc.org/ooxml/drawingml/wordprocessingDrawing" xmlns:w10="urn:schemas-microsoft-com:office:word" xmlns:w="http://purl.oclc.org/ooxml/wordprocessingml/main" xmlns:w14="http://schemas.microsoft.com/office/word/2010/wordml" xmlns:w15="http://schemas.microsoft.com/office/word/2012/wordml" xmlns:w16cex="http://schemas.microsoft.com/office/word/2018/wordml/cex" xmlns:w16cid="http://schemas.microsoft.com/office/word/2016/wordml/cid" xmlns:w16="http://schemas.microsoft.com/office/word/2018/wordml" xmlns:w16du="http://schemas.microsoft.com/office/word/2023/wordml/word16du" xmlns:w16sdtdh="http://schemas.microsoft.com/office/word/2020/wordml/sdtdatahash" xmlns:w16se="http://schemas.microsoft.com/office/word/2015/wordml/symex" xmlns:wpi="http://schemas.microsoft.com/office/word/2010/wordprocessingInk" xmlns:wne="http://schemas.microsoft.com/office/word/2006/wordml" mc:Ignorable="w14 w15 w16se w16cid w16 w16cex w16sdtdh w16du wne wp14">
   <w:abstractNum w:abstractNumId="0" w15:restartNumberingAfterBreak="0">
     <w:nsid w:val="FFFFFF1D"/>
     <w:multiLevelType w:val="multilevel"/>
@@ -4334,7 +4699,7 @@
     <w:lvl w:ilvl="0">
       <w:start w:val="1"/>
       <w:numFmt w:val="upperRoman"/>
-      <w:pStyle w:val="1"/>
+      <w:pStyle w:val="Heading1"/>
       <w:lvlText w:val="%1."/>
       <w:lvlJc w:val="center"/>
       <w:pPr>
@@ -4367,7 +4732,7 @@
     <w:lvl w:ilvl="1">
       <w:start w:val="1"/>
       <w:numFmt w:val="upperLetter"/>
-      <w:pStyle w:val="2"/>
+      <w:pStyle w:val="Heading2"/>
       <w:lvlText w:val="%2."/>
       <w:lvlJc w:val="start"/>
       <w:pPr>
@@ -4403,7 +4768,7 @@
     <w:lvl w:ilvl="2">
       <w:start w:val="1"/>
       <w:numFmt w:val="decimal"/>
-      <w:pStyle w:val="3"/>
+      <w:pStyle w:val="Heading3"/>
       <w:lvlText w:val="%3)"/>
       <w:lvlJc w:val="start"/>
       <w:pPr>
@@ -4439,7 +4804,7 @@
     <w:lvl w:ilvl="3">
       <w:start w:val="1"/>
       <w:numFmt w:val="lowerLetter"/>
-      <w:pStyle w:val="4"/>
+      <w:pStyle w:val="Heading4"/>
       <w:lvlText w:val="%4)"/>
       <w:lvlJc w:val="start"/>
       <w:pPr>
@@ -4844,113 +5209,113 @@
       </w:rPr>
     </w:lvl>
   </w:abstractNum>
-  <w:num w:numId="1">
+  <w:num w:numId="1" w16cid:durableId="1694380124">
     <w:abstractNumId w:val="17"/>
   </w:num>
-  <w:num w:numId="2">
+  <w:num w:numId="2" w16cid:durableId="1275483731">
     <w:abstractNumId w:val="22"/>
   </w:num>
-  <w:num w:numId="3">
+  <w:num w:numId="3" w16cid:durableId="1995991291">
     <w:abstractNumId w:val="14"/>
   </w:num>
-  <w:num w:numId="4">
+  <w:num w:numId="4" w16cid:durableId="660080273">
     <w:abstractNumId w:val="19"/>
   </w:num>
-  <w:num w:numId="5">
+  <w:num w:numId="5" w16cid:durableId="1621496986">
     <w:abstractNumId w:val="19"/>
   </w:num>
-  <w:num w:numId="6">
+  <w:num w:numId="6" w16cid:durableId="1729526248">
     <w:abstractNumId w:val="19"/>
   </w:num>
-  <w:num w:numId="7">
+  <w:num w:numId="7" w16cid:durableId="1674604673">
     <w:abstractNumId w:val="19"/>
   </w:num>
-  <w:num w:numId="8">
+  <w:num w:numId="8" w16cid:durableId="1321080794">
     <w:abstractNumId w:val="21"/>
   </w:num>
-  <w:num w:numId="9">
+  <w:num w:numId="9" w16cid:durableId="1462110823">
     <w:abstractNumId w:val="23"/>
   </w:num>
-  <w:num w:numId="10">
+  <w:num w:numId="10" w16cid:durableId="2052995782">
     <w:abstractNumId w:val="18"/>
   </w:num>
-  <w:num w:numId="11">
+  <w:num w:numId="11" w16cid:durableId="922564631">
     <w:abstractNumId w:val="13"/>
   </w:num>
-  <w:num w:numId="12">
+  <w:num w:numId="12" w16cid:durableId="759836497">
     <w:abstractNumId w:val="12"/>
   </w:num>
-  <w:num w:numId="13">
+  <w:num w:numId="13" w16cid:durableId="1743064307">
     <w:abstractNumId w:val="0"/>
   </w:num>
-  <w:num w:numId="14">
+  <w:num w:numId="14" w16cid:durableId="295457077">
     <w:abstractNumId w:val="10"/>
   </w:num>
-  <w:num w:numId="15">
+  <w:num w:numId="15" w16cid:durableId="244920153">
     <w:abstractNumId w:val="8"/>
   </w:num>
-  <w:num w:numId="16">
+  <w:num w:numId="16" w16cid:durableId="495341487">
     <w:abstractNumId w:val="7"/>
   </w:num>
-  <w:num w:numId="17">
+  <w:num w:numId="17" w16cid:durableId="1261067256">
     <w:abstractNumId w:val="6"/>
   </w:num>
-  <w:num w:numId="18">
+  <w:num w:numId="18" w16cid:durableId="306471717">
     <w:abstractNumId w:val="5"/>
   </w:num>
-  <w:num w:numId="19">
+  <w:num w:numId="19" w16cid:durableId="187573585">
     <w:abstractNumId w:val="9"/>
   </w:num>
-  <w:num w:numId="20">
+  <w:num w:numId="20" w16cid:durableId="315912773">
     <w:abstractNumId w:val="4"/>
   </w:num>
-  <w:num w:numId="21">
+  <w:num w:numId="21" w16cid:durableId="1226797777">
     <w:abstractNumId w:val="3"/>
   </w:num>
-  <w:num w:numId="22">
+  <w:num w:numId="22" w16cid:durableId="618147282">
     <w:abstractNumId w:val="2"/>
   </w:num>
-  <w:num w:numId="23">
+  <w:num w:numId="23" w16cid:durableId="546571730">
     <w:abstractNumId w:val="1"/>
   </w:num>
-  <w:num w:numId="24">
+  <w:num w:numId="24" w16cid:durableId="196357982">
     <w:abstractNumId w:val="20"/>
   </w:num>
-  <w:num w:numId="25">
+  <w:num w:numId="25" w16cid:durableId="1863935379">
     <w:abstractNumId w:val="19"/>
   </w:num>
-  <w:num w:numId="26">
+  <w:num w:numId="26" w16cid:durableId="1908027066">
     <w:abstractNumId w:val="19"/>
   </w:num>
-  <w:num w:numId="27">
+  <w:num w:numId="27" w16cid:durableId="1900356117">
     <w:abstractNumId w:val="19"/>
   </w:num>
-  <w:num w:numId="28">
+  <w:num w:numId="28" w16cid:durableId="1532063053">
     <w:abstractNumId w:val="19"/>
   </w:num>
-  <w:num w:numId="29">
+  <w:num w:numId="29" w16cid:durableId="926773018">
     <w:abstractNumId w:val="11"/>
   </w:num>
-  <w:num w:numId="30">
+  <w:num w:numId="30" w16cid:durableId="1580094110">
     <w:abstractNumId w:val="15"/>
   </w:num>
-  <w:num w:numId="31">
+  <w:num w:numId="31" w16cid:durableId="577859499">
     <w:abstractNumId w:val="16"/>
   </w:num>
-  <w:num w:numId="32">
+  <w:num w:numId="32" w16cid:durableId="608317390">
     <w:abstractNumId w:val="17"/>
   </w:num>
-  <w:num w:numId="33">
+  <w:num w:numId="33" w16cid:durableId="511721236">
     <w:abstractNumId w:val="17"/>
   </w:num>
-  <w:num w:numId="34">
+  <w:num w:numId="34" w16cid:durableId="1041905568">
     <w:abstractNumId w:val="17"/>
   </w:num>
 </w:numbering>
 </file>
 
 <file path=word/styles.xml><?xml version="1.0" encoding="utf-8"?>
-<w:styles xmlns:mc="http://schemas.openxmlformats.org/markup-compatibility/2006" xmlns:r="http://purl.oclc.org/ooxml/officeDocument/relationships" xmlns:w="http://purl.oclc.org/ooxml/wordprocessingml/main" xmlns:w14="http://schemas.microsoft.com/office/word/2010/wordml" xmlns:w15="http://schemas.microsoft.com/office/word/2012/wordml" xmlns:w16cid="http://schemas.microsoft.com/office/word/2016/wordml/cid" xmlns:w16se="http://schemas.microsoft.com/office/word/2015/wordml/symex" mc:Ignorable="w14 w15 w16se w16cid">
+<w:styles xmlns:mc="http://schemas.openxmlformats.org/markup-compatibility/2006" xmlns:r="http://purl.oclc.org/ooxml/officeDocument/relationships" xmlns:w="http://purl.oclc.org/ooxml/wordprocessingml/main" xmlns:w14="http://schemas.microsoft.com/office/word/2010/wordml" xmlns:w15="http://schemas.microsoft.com/office/word/2012/wordml" xmlns:w16cex="http://schemas.microsoft.com/office/word/2018/wordml/cex" xmlns:w16cid="http://schemas.microsoft.com/office/word/2016/wordml/cid" xmlns:w16="http://schemas.microsoft.com/office/word/2018/wordml" xmlns:w16du="http://schemas.microsoft.com/office/word/2023/wordml/word16du" xmlns:w16sdtdh="http://schemas.microsoft.com/office/word/2020/wordml/sdtdatahash" xmlns:w16se="http://schemas.microsoft.com/office/word/2015/wordml/symex" mc:Ignorable="w14 w15 w16se w16cid w16 w16cex w16sdtdh w16du">
   <w:docDefaults>
     <w:rPrDefault>
       <w:rPr>
@@ -4960,7 +5325,7 @@
     </w:rPrDefault>
     <w:pPrDefault/>
   </w:docDefaults>
-  <w:latentStyles w:defLockedState="0" w:defUIPriority="0" w:defSemiHidden="0" w:defUnhideWhenUsed="0" w:defQFormat="0" w:count="375">
+  <w:latentStyles w:defLockedState="0" w:defUIPriority="0" w:defSemiHidden="0" w:defUnhideWhenUsed="0" w:defQFormat="0" w:count="376">
     <w:lsdException w:name="Normal" w:qFormat="1"/>
     <w:lsdException w:name="heading 1" w:qFormat="1"/>
     <w:lsdException w:name="heading 2" w:qFormat="1"/>
@@ -5240,18 +5605,19 @@
     <w:lsdException w:name="Smart Hyperlink" w:semiHidden="1" w:uiPriority="99" w:unhideWhenUsed="1"/>
     <w:lsdException w:name="Hashtag" w:semiHidden="1" w:uiPriority="99" w:unhideWhenUsed="1"/>
     <w:lsdException w:name="Unresolved Mention" w:semiHidden="1" w:uiPriority="99" w:unhideWhenUsed="1"/>
+    <w:lsdException w:name="Smart Link" w:semiHidden="1" w:uiPriority="99" w:unhideWhenUsed="1"/>
   </w:latentStyles>
-  <w:style w:type="paragraph" w:default="1" w:styleId="a">
+  <w:style w:type="paragraph" w:default="1" w:styleId="Normal">
     <w:name w:val="Normal"/>
     <w:qFormat/>
     <w:pPr>
       <w:jc w:val="center"/>
     </w:pPr>
   </w:style>
-  <w:style w:type="paragraph" w:styleId="1">
+  <w:style w:type="paragraph" w:styleId="Heading1">
     <w:name w:val="heading 1"/>
-    <w:basedOn w:val="a"/>
-    <w:next w:val="a"/>
+    <w:basedOn w:val="Normal"/>
+    <w:next w:val="Normal"/>
     <w:qFormat/>
     <w:rsid w:val="006B6B66"/>
     <w:pPr>
@@ -5272,10 +5638,10 @@
       <w:noProof/>
     </w:rPr>
   </w:style>
-  <w:style w:type="paragraph" w:styleId="2">
+  <w:style w:type="paragraph" w:styleId="Heading2">
     <w:name w:val="heading 2"/>
-    <w:basedOn w:val="a"/>
-    <w:next w:val="a"/>
+    <w:basedOn w:val="Normal"/>
+    <w:next w:val="Normal"/>
     <w:qFormat/>
     <w:rsid w:val="00ED0149"/>
     <w:pPr>
@@ -5295,10 +5661,10 @@
       <w:noProof/>
     </w:rPr>
   </w:style>
-  <w:style w:type="paragraph" w:styleId="3">
+  <w:style w:type="paragraph" w:styleId="Heading3">
     <w:name w:val="heading 3"/>
-    <w:basedOn w:val="a"/>
-    <w:next w:val="a"/>
+    <w:basedOn w:val="Normal"/>
+    <w:next w:val="Normal"/>
     <w:qFormat/>
     <w:rsid w:val="00794804"/>
     <w:pPr>
@@ -5317,10 +5683,10 @@
       <w:noProof/>
     </w:rPr>
   </w:style>
-  <w:style w:type="paragraph" w:styleId="4">
+  <w:style w:type="paragraph" w:styleId="Heading4">
     <w:name w:val="heading 4"/>
-    <w:basedOn w:val="a"/>
-    <w:next w:val="a"/>
+    <w:basedOn w:val="Normal"/>
+    <w:next w:val="Normal"/>
     <w:qFormat/>
     <w:rsid w:val="00794804"/>
     <w:pPr>
@@ -5343,10 +5709,10 @@
       <w:noProof/>
     </w:rPr>
   </w:style>
-  <w:style w:type="paragraph" w:styleId="5">
+  <w:style w:type="paragraph" w:styleId="Heading5">
     <w:name w:val="heading 5"/>
-    <w:basedOn w:val="a"/>
-    <w:next w:val="a"/>
+    <w:basedOn w:val="Normal"/>
+    <w:next w:val="Normal"/>
     <w:qFormat/>
     <w:pPr>
       <w:tabs>
@@ -5360,13 +5726,12 @@
       <w:noProof/>
     </w:rPr>
   </w:style>
-  <w:style w:type="character" w:default="1" w:styleId="a0">
+  <w:style w:type="character" w:default="1" w:styleId="DefaultParagraphFont">
     <w:name w:val="Default Paragraph Font"/>
     <w:uiPriority w:val="1"/>
-    <w:semiHidden/>
     <w:unhideWhenUsed/>
   </w:style>
-  <w:style w:type="table" w:default="1" w:styleId="a1">
+  <w:style w:type="table" w:default="1" w:styleId="TableNormal">
     <w:name w:val="Normal Table"/>
     <w:uiPriority w:val="99"/>
     <w:semiHidden/>
@@ -5381,7 +5746,7 @@
       </w:tblCellMar>
     </w:tblPr>
   </w:style>
-  <w:style w:type="numbering" w:default="1" w:styleId="a2">
+  <w:style w:type="numbering" w:default="1" w:styleId="NoList">
     <w:name w:val="No List"/>
     <w:uiPriority w:val="99"/>
     <w:semiHidden/>
@@ -5420,10 +5785,10 @@
       <w:szCs w:val="22"/>
     </w:rPr>
   </w:style>
-  <w:style w:type="paragraph" w:styleId="a3">
+  <w:style w:type="paragraph" w:styleId="BodyText">
     <w:name w:val="Body Text"/>
-    <w:basedOn w:val="a"/>
-    <w:link w:val="a4"/>
+    <w:basedOn w:val="Normal"/>
+    <w:link w:val="BodyTextChar"/>
     <w:rsid w:val="00E7596C"/>
     <w:pPr>
       <w:tabs>
@@ -5438,9 +5803,9 @@
       <w:lang w:val="x-none" w:eastAsia="x-none"/>
     </w:rPr>
   </w:style>
-  <w:style w:type="character" w:customStyle="1" w:styleId="a4">
-    <w:name w:val="本文 字元"/>
-    <w:link w:val="a3"/>
+  <w:style w:type="character" w:customStyle="1" w:styleId="BodyTextChar">
+    <w:name w:val="Body Text Char"/>
+    <w:link w:val="BodyText"/>
     <w:rsid w:val="00E7596C"/>
     <w:rPr>
       <w:spacing w:val="-1"/>
@@ -5449,7 +5814,7 @@
   </w:style>
   <w:style w:type="paragraph" w:customStyle="1" w:styleId="bulletlist">
     <w:name w:val="bullet list"/>
-    <w:basedOn w:val="a3"/>
+    <w:basedOn w:val="BodyText"/>
     <w:rsid w:val="001B67DC"/>
     <w:pPr>
       <w:numPr>
@@ -5459,7 +5824,7 @@
   </w:style>
   <w:style w:type="paragraph" w:customStyle="1" w:styleId="equation">
     <w:name w:val="equation"/>
-    <w:basedOn w:val="a"/>
+    <w:basedOn w:val="Normal"/>
     <w:rsid w:val="008A2C7D"/>
     <w:pPr>
       <w:tabs>
@@ -5564,7 +5929,7 @@
   </w:style>
   <w:style w:type="paragraph" w:customStyle="1" w:styleId="tablecolhead">
     <w:name w:val="table col head"/>
-    <w:basedOn w:val="a"/>
+    <w:basedOn w:val="Normal"/>
     <w:rPr>
       <w:b/>
       <w:bCs/>
@@ -5638,10 +6003,10 @@
       <w:i/>
     </w:rPr>
   </w:style>
-  <w:style w:type="paragraph" w:styleId="a5">
+  <w:style w:type="paragraph" w:styleId="Header">
     <w:name w:val="header"/>
-    <w:basedOn w:val="a"/>
-    <w:link w:val="a6"/>
+    <w:basedOn w:val="Normal"/>
+    <w:link w:val="HeaderChar"/>
     <w:rsid w:val="001A3B3D"/>
     <w:pPr>
       <w:tabs>
@@ -5650,16 +6015,16 @@
       </w:tabs>
     </w:pPr>
   </w:style>
-  <w:style w:type="character" w:customStyle="1" w:styleId="a6">
-    <w:name w:val="頁首 字元"/>
-    <w:basedOn w:val="a0"/>
-    <w:link w:val="a5"/>
+  <w:style w:type="character" w:customStyle="1" w:styleId="HeaderChar">
+    <w:name w:val="Header Char"/>
+    <w:basedOn w:val="DefaultParagraphFont"/>
+    <w:link w:val="Header"/>
     <w:rsid w:val="001A3B3D"/>
   </w:style>
-  <w:style w:type="paragraph" w:styleId="a7">
+  <w:style w:type="paragraph" w:styleId="Footer">
     <w:name w:val="footer"/>
-    <w:basedOn w:val="a"/>
-    <w:link w:val="a8"/>
+    <w:basedOn w:val="Normal"/>
+    <w:link w:val="FooterChar"/>
     <w:rsid w:val="001A3B3D"/>
     <w:pPr>
       <w:tabs>
@@ -5668,15 +6033,15 @@
       </w:tabs>
     </w:pPr>
   </w:style>
-  <w:style w:type="character" w:customStyle="1" w:styleId="a8">
-    <w:name w:val="頁尾 字元"/>
-    <w:basedOn w:val="a0"/>
-    <w:link w:val="a7"/>
+  <w:style w:type="character" w:customStyle="1" w:styleId="FooterChar">
+    <w:name w:val="Footer Char"/>
+    <w:basedOn w:val="DefaultParagraphFont"/>
+    <w:link w:val="Footer"/>
     <w:rsid w:val="001A3B3D"/>
   </w:style>
-  <w:style w:type="character" w:styleId="a9">
+  <w:style w:type="character" w:styleId="Hyperlink">
     <w:name w:val="Hyperlink"/>
-    <w:basedOn w:val="a0"/>
+    <w:basedOn w:val="DefaultParagraphFont"/>
     <w:uiPriority w:val="99"/>
     <w:unhideWhenUsed/>
     <w:rsid w:val="00C61D30"/>

--- a/1dcnn_ieee.docx
+++ b/1dcnn_ieee.docx
@@ -1,6 +1,6 @@
 
 <file path=word/document.xml><?xml version="1.0" encoding="utf-8"?>
-<w:document xmlns:cx="http://schemas.microsoft.com/office/drawing/2014/chartex" xmlns:cx1="http://schemas.microsoft.com/office/drawing/2015/9/8/chartex" xmlns:cx2="http://schemas.microsoft.com/office/drawing/2015/10/21/chartex" xmlns:cx3="http://schemas.microsoft.com/office/drawing/2016/5/9/chartex" xmlns:cx4="http://schemas.microsoft.com/office/drawing/2016/5/10/chartex" xmlns:cx5="http://schemas.microsoft.com/office/drawing/2016/5/11/chartex" xmlns:cx6="http://schemas.microsoft.com/office/drawing/2016/5/12/chartex" xmlns:cx7="http://schemas.microsoft.com/office/drawing/2016/5/13/chartex" xmlns:cx8="http://schemas.microsoft.com/office/drawing/2016/5/14/chartex" xmlns:mc="http://schemas.openxmlformats.org/markup-compatibility/2006" xmlns:aink="http://schemas.microsoft.com/office/drawing/2016/ink" xmlns:am3d="http://schemas.microsoft.com/office/drawing/2017/model3d" xmlns:o="urn:schemas-microsoft-com:office:office" xmlns:oel="http://schemas.microsoft.com/office/2019/extlst" xmlns:r="http://purl.oclc.org/ooxml/officeDocument/relationships" xmlns:m="http://purl.oclc.org/ooxml/officeDocument/math" xmlns:v="urn:schemas-microsoft-com:vml" xmlns:wp14="http://schemas.microsoft.com/office/word/2010/wordprocessingDrawing" xmlns:wp="http://purl.oclc.org/ooxml/drawingml/wordprocessingDrawing" xmlns:w10="urn:schemas-microsoft-com:office:word" xmlns:w="http://purl.oclc.org/ooxml/wordprocessingml/main" xmlns:w14="http://schemas.microsoft.com/office/word/2010/wordml" xmlns:w15="http://schemas.microsoft.com/office/word/2012/wordml" xmlns:w16cex="http://schemas.microsoft.com/office/word/2018/wordml/cex" xmlns:w16cid="http://schemas.microsoft.com/office/word/2016/wordml/cid" xmlns:w16="http://schemas.microsoft.com/office/word/2018/wordml" xmlns:w16du="http://schemas.microsoft.com/office/word/2023/wordml/word16du" xmlns:w16sdtdh="http://schemas.microsoft.com/office/word/2020/wordml/sdtdatahash" xmlns:w16se="http://schemas.microsoft.com/office/word/2015/wordml/symex" xmlns:wpi="http://schemas.microsoft.com/office/word/2010/wordprocessingInk" xmlns:wne="http://schemas.microsoft.com/office/word/2006/wordml" mc:Ignorable="w14 w15 w16se w16cid w16 w16cex w16sdtdh w16du wne wp14" w:conformance="strict">
+<w:document xmlns:cx="http://schemas.microsoft.com/office/drawing/2014/chartex" xmlns:cx1="http://schemas.microsoft.com/office/drawing/2015/9/8/chartex" xmlns:cx2="http://schemas.microsoft.com/office/drawing/2015/10/21/chartex" xmlns:cx3="http://schemas.microsoft.com/office/drawing/2016/5/9/chartex" xmlns:cx4="http://schemas.microsoft.com/office/drawing/2016/5/10/chartex" xmlns:cx5="http://schemas.microsoft.com/office/drawing/2016/5/11/chartex" xmlns:cx6="http://schemas.microsoft.com/office/drawing/2016/5/12/chartex" xmlns:cx7="http://schemas.microsoft.com/office/drawing/2016/5/13/chartex" xmlns:cx8="http://schemas.microsoft.com/office/drawing/2016/5/14/chartex" xmlns:mc="http://schemas.openxmlformats.org/markup-compatibility/2006" xmlns:aink="http://schemas.microsoft.com/office/drawing/2016/ink" xmlns:am3d="http://schemas.microsoft.com/office/drawing/2017/model3d" xmlns:o="urn:schemas-microsoft-com:office:office" xmlns:r="http://purl.oclc.org/ooxml/officeDocument/relationships" xmlns:m="http://purl.oclc.org/ooxml/officeDocument/math" xmlns:v="urn:schemas-microsoft-com:vml" xmlns:wp14="http://schemas.microsoft.com/office/word/2010/wordprocessingDrawing" xmlns:wp="http://purl.oclc.org/ooxml/drawingml/wordprocessingDrawing" xmlns:w10="urn:schemas-microsoft-com:office:word" xmlns:w="http://purl.oclc.org/ooxml/wordprocessingml/main" xmlns:w14="http://schemas.microsoft.com/office/word/2010/wordml" xmlns:w15="http://schemas.microsoft.com/office/word/2012/wordml" xmlns:w16cid="http://schemas.microsoft.com/office/word/2016/wordml/cid" xmlns:w16se="http://schemas.microsoft.com/office/word/2015/wordml/symex" xmlns:wpi="http://schemas.microsoft.com/office/word/2010/wordprocessingInk" xmlns:wne="http://schemas.microsoft.com/office/word/2006/wordml" mc:Ignorable="w14 w15 w16se w16cid wne wp14" w:conformance="strict">
   <w:body>
     <w:p>
       <w:pPr>
@@ -301,7 +301,7 @@
     </w:p>
     <w:p>
       <w:pPr>
-        <w:pStyle w:val="Heading1"/>
+        <w:pStyle w:val="1"/>
       </w:pPr>
       <w:r>
         <w:t>Introduction</w:t>
@@ -309,7 +309,7 @@
     </w:p>
     <w:p>
       <w:pPr>
-        <w:pStyle w:val="BodyText"/>
+        <w:pStyle w:val="a3"/>
       </w:pPr>
       <w:r>
         <w:t>Falls are a serious concern for individuals of all ages, but they pose a particular risk to older adults. The consequences of a fall can range from minor injuries to life-threatening complications.</w:t>
@@ -389,7 +389,7 @@
     </w:p>
     <w:p>
       <w:pPr>
-        <w:pStyle w:val="BodyText"/>
+        <w:pStyle w:val="a3"/>
         <w:rPr>
           <w:lang w:val="en-AU"/>
         </w:rPr>
@@ -421,7 +421,7 @@
     </w:p>
     <w:p>
       <w:pPr>
-        <w:pStyle w:val="Heading2"/>
+        <w:pStyle w:val="2"/>
         <w:tabs>
           <w:tab w:val="clear" w:pos="18pt"/>
           <w:tab w:val="num" w:pos="14.40pt"/>
@@ -433,7 +433,7 @@
     </w:p>
     <w:p>
       <w:pPr>
-        <w:pStyle w:val="BodyText"/>
+        <w:pStyle w:val="a3"/>
       </w:pPr>
       <w:r>
         <w:rPr>
@@ -637,7 +637,7 @@
     </w:p>
     <w:p>
       <w:pPr>
-        <w:pStyle w:val="Heading2"/>
+        <w:pStyle w:val="2"/>
         <w:tabs>
           <w:tab w:val="clear" w:pos="18pt"/>
           <w:tab w:val="num" w:pos="14.40pt"/>
@@ -649,7 +649,7 @@
     </w:p>
     <w:p>
       <w:pPr>
-        <w:pStyle w:val="BodyText"/>
+        <w:pStyle w:val="a3"/>
       </w:pPr>
       <w:r>
         <w:rPr>
@@ -780,7 +780,7 @@
     </w:p>
     <w:p>
       <w:pPr>
-        <w:pStyle w:val="Heading2"/>
+        <w:pStyle w:val="2"/>
         <w:tabs>
           <w:tab w:val="clear" w:pos="18pt"/>
           <w:tab w:val="num" w:pos="14.40pt"/>
@@ -792,7 +792,7 @@
     </w:p>
     <w:p>
       <w:pPr>
-        <w:pStyle w:val="BodyText"/>
+        <w:pStyle w:val="a3"/>
         <w:rPr>
           <w:lang w:val="en-AU"/>
         </w:rPr>
@@ -926,28 +926,28 @@
     </w:p>
     <w:p>
       <w:pPr>
-        <w:pStyle w:val="BodyText"/>
-        <w:rPr>
-          <w:lang w:val="en-AU"/>
-        </w:rPr>
-      </w:pPr>
-      <w:r>
-        <w:rPr>
-          <w:lang w:val="en-AU"/>
-        </w:rPr>
-        <w:t xml:space="preserve">It's important to note that the choice of algorithm depends on factors such as desired accuracy, computational resources, </w:t>
+        <w:pStyle w:val="a3"/>
+        <w:rPr>
+          <w:lang w:val="en-AU"/>
+        </w:rPr>
+      </w:pPr>
+      <w:r>
+        <w:rPr>
+          <w:lang w:val="en-AU"/>
+        </w:rPr>
+        <w:t xml:space="preserve">It's important to note that the choice of algorithm depends on factors such as desired accuracy, computational resources, user preferences, and the specific environment where the </w:t>
       </w:r>
       <w:r>
         <w:rPr>
           <w:lang w:val="en-AU"/>
         </w:rPr>
         <w:lastRenderedPageBreak/>
-        <w:t>user preferences, and the specific environment where the system will be deployed. Additionally, many systems combine multiple algorithm types to improve overall performance and robustness.</w:t>
-      </w:r>
-    </w:p>
-    <w:p>
-      <w:pPr>
-        <w:pStyle w:val="BodyText"/>
+        <w:t>system will be deployed. Additionally, many systems combine multiple algorithm types to improve overall performance and robustness.</w:t>
+      </w:r>
+    </w:p>
+    <w:p>
+      <w:pPr>
+        <w:pStyle w:val="a3"/>
         <w:rPr>
           <w:lang w:val="en-AU"/>
         </w:rPr>
@@ -1323,7 +1323,7 @@
     </w:p>
     <w:p>
       <w:pPr>
-        <w:pStyle w:val="BodyText"/>
+        <w:pStyle w:val="a3"/>
         <w:rPr>
           <w:lang w:val="en-AU"/>
         </w:rPr>
@@ -1363,7 +1363,7 @@
     </w:p>
     <w:p>
       <w:pPr>
-        <w:pStyle w:val="Heading1"/>
+        <w:pStyle w:val="1"/>
       </w:pPr>
       <w:r>
         <w:t>M</w:t>
@@ -1374,7 +1374,7 @@
     </w:p>
     <w:p>
       <w:pPr>
-        <w:pStyle w:val="BodyText"/>
+        <w:pStyle w:val="a3"/>
         <w:rPr>
           <w:lang w:val="en-US"/>
         </w:rPr>
@@ -1409,7 +1409,7 @@
     </w:p>
     <w:p>
       <w:pPr>
-        <w:pStyle w:val="Heading2"/>
+        <w:pStyle w:val="2"/>
         <w:tabs>
           <w:tab w:val="clear" w:pos="18pt"/>
           <w:tab w:val="num" w:pos="14.40pt"/>
@@ -1421,301 +1421,85 @@
     </w:p>
     <w:p>
       <w:pPr>
-        <w:pStyle w:val="BodyText"/>
+        <w:pStyle w:val="a3"/>
+        <w:rPr>
+          <w:lang w:val="en-US" w:eastAsia="zh-CN"/>
+        </w:rPr>
+      </w:pPr>
+      <w:r>
+        <w:t xml:space="preserve">First, </w:t>
+      </w:r>
+      <w:r>
+        <w:t>the typical fall pattern is presented in Figure 1</w:t>
+      </w:r>
+      <w:r>
+        <w:t>.</w:t>
+      </w:r>
+      <w:r>
+        <w:t xml:space="preserve"> Roughly the process of fall can be divided into 4 stages, which</w:t>
+      </w:r>
+      <w:r>
+        <w:rPr>
+          <w:lang w:val="en-US"/>
+        </w:rPr>
+        <w:t xml:space="preserve"> are pre-fall, fall, ground, and rebound. Data of Figure 1 is </w:t>
+      </w:r>
+      <w:r>
         <w:rPr>
           <w:rFonts w:hint="eastAsia"/>
           <w:lang w:val="en-US" w:eastAsia="zh-CN"/>
         </w:rPr>
-      </w:pPr>
-      <w:r>
-        <w:t xml:space="preserve">First, </w:t>
-      </w:r>
-      <w:r>
-        <w:t>the typical fall pattern is presented in Figure 1</w:t>
-      </w:r>
-      <w:r>
-        <w:t>.</w:t>
-      </w:r>
-      <w:r>
-        <w:t xml:space="preserve"> Roughly the process of fall can be divided into 4 stages, which</w:t>
-      </w:r>
-      <w:r>
-        <w:rPr>
-          <w:lang w:val="en-US"/>
-        </w:rPr>
-        <w:t xml:space="preserve"> are pre-fall, fall, ground, and rebound. Data of Figure 1 is </w:t>
+        <w:t>extracted from 10kz/F01/U01</w:t>
       </w:r>
       <w:r>
         <w:rPr>
           <w:rFonts w:hint="eastAsia"/>
           <w:lang w:val="en-US" w:eastAsia="zh-CN"/>
         </w:rPr>
-        <w:t>extracted from 10kz/F01/U01</w:t>
+        <w:t xml:space="preserve">, according to </w:t>
+      </w:r>
+      <w:r>
+        <w:rPr>
+          <w:lang w:val="en-US" w:eastAsia="zh-CN"/>
+        </w:rPr>
+        <w:t>explanation</w:t>
       </w:r>
       <w:r>
         <w:rPr>
           <w:rFonts w:hint="eastAsia"/>
           <w:lang w:val="en-US" w:eastAsia="zh-CN"/>
         </w:rPr>
-        <w:t xml:space="preserve">, according to </w:t>
+        <w:t xml:space="preserve"> from authors, it is a young man </w:t>
       </w:r>
       <w:r>
         <w:rPr>
           <w:lang w:val="en-US" w:eastAsia="zh-CN"/>
         </w:rPr>
-        <w:t>explanation</w:t>
+        <w:t>“</w:t>
+      </w:r>
+      <w:r>
+        <w:rPr>
+          <w:lang w:val="en-US" w:eastAsia="zh-CN"/>
+        </w:rPr>
+        <w:t>Fall forward while walking caused by a slip</w:t>
+      </w:r>
+      <w:r>
+        <w:rPr>
+          <w:lang w:val="en-US" w:eastAsia="zh-CN"/>
+        </w:rPr>
+        <w:t>”</w:t>
       </w:r>
       <w:r>
         <w:rPr>
           <w:rFonts w:hint="eastAsia"/>
           <w:lang w:val="en-US" w:eastAsia="zh-CN"/>
         </w:rPr>
-        <w:t xml:space="preserve"> from authors, it is a young man </w:t>
-      </w:r>
-      <w:r>
-        <w:rPr>
-          <w:lang w:val="en-US" w:eastAsia="zh-CN"/>
-        </w:rPr>
-        <w:t>“</w:t>
-      </w:r>
-      <w:r>
-        <w:rPr>
-          <w:lang w:val="en-US" w:eastAsia="zh-CN"/>
-        </w:rPr>
-        <w:t>Fall forward while walking caused by a slip</w:t>
-      </w:r>
-      <w:r>
-        <w:rPr>
-          <w:lang w:val="en-US" w:eastAsia="zh-CN"/>
-        </w:rPr>
-        <w:t>”</w:t>
-      </w:r>
-      <w:r>
-        <w:rPr>
-          <w:rFonts w:hint="eastAsia"/>
-          <w:lang w:val="en-US" w:eastAsia="zh-CN"/>
-        </w:rPr>
         <w:t xml:space="preserve">, the data resolution is 10kz, 10 times a second. </w:t>
       </w:r>
-      <w:r>
-        <w:rPr>
-          <w:lang w:val="en-US" w:eastAsia="zh-CN"/>
-        </w:rPr>
-        <w:t>T</w:t>
-      </w:r>
-      <w:r>
-        <w:rPr>
-          <w:rFonts w:hint="eastAsia"/>
-          <w:lang w:val="en-US" w:eastAsia="zh-CN"/>
-        </w:rPr>
-        <w:t xml:space="preserve">he </w:t>
-      </w:r>
-      <w:r>
-        <w:rPr>
-          <w:rFonts w:hint="eastAsia"/>
-          <w:lang w:val="en-US" w:eastAsia="zh-CN"/>
-        </w:rPr>
-        <w:t xml:space="preserve">x-axis </w:t>
-      </w:r>
-      <w:r>
-        <w:rPr>
-          <w:rFonts w:hint="eastAsia"/>
-          <w:lang w:val="en-US" w:eastAsia="zh-CN"/>
-        </w:rPr>
-        <w:t xml:space="preserve">is time, </w:t>
-      </w:r>
-      <w:r>
-        <w:rPr>
-          <w:rFonts w:hint="eastAsia"/>
-          <w:lang w:val="en-US" w:eastAsia="zh-CN"/>
-        </w:rPr>
-        <w:t>unit of</w:t>
-      </w:r>
-      <w:r>
-        <w:rPr>
-          <w:rFonts w:hint="eastAsia"/>
-          <w:lang w:val="en-US" w:eastAsia="zh-CN"/>
-        </w:rPr>
-        <w:t xml:space="preserve"> it</w:t>
-      </w:r>
-      <w:r>
-        <w:rPr>
-          <w:rFonts w:hint="eastAsia"/>
-          <w:lang w:val="en-US" w:eastAsia="zh-CN"/>
-        </w:rPr>
-        <w:t xml:space="preserve"> is 1/10 second and y-axis is </w:t>
-      </w:r>
-      <w:r>
-        <w:rPr>
-          <w:rFonts w:hint="eastAsia"/>
-          <w:lang w:val="en-US" w:eastAsia="zh-CN"/>
-        </w:rPr>
-        <w:t>combined acceleration</w:t>
-      </w:r>
-      <w:r>
-        <w:rPr>
-          <w:rFonts w:hint="eastAsia"/>
-          <w:lang w:val="en-US" w:eastAsia="zh-CN"/>
-        </w:rPr>
-        <w:t xml:space="preserve"> (CA)</w:t>
-      </w:r>
-      <w:r>
-        <w:rPr>
-          <w:rFonts w:hint="eastAsia"/>
-          <w:lang w:val="en-US" w:eastAsia="zh-CN"/>
-        </w:rPr>
-        <w:t xml:space="preserve"> of 3-axis, unit is </w:t>
-      </w:r>
-      <w:r>
-        <w:rPr>
-          <w:rFonts w:hint="eastAsia"/>
-          <w:i/>
-          <w:iCs/>
-          <w:lang w:val="en-US" w:eastAsia="zh-CN"/>
-        </w:rPr>
-        <w:t>g</w:t>
-      </w:r>
-      <w:r>
-        <w:rPr>
-          <w:rFonts w:hint="eastAsia"/>
-          <w:lang w:val="en-US" w:eastAsia="zh-CN"/>
-        </w:rPr>
-        <w:t xml:space="preserve"> </w:t>
-      </w:r>
-      <w:r>
-        <w:rPr>
-          <w:rFonts w:hint="eastAsia"/>
-          <w:lang w:val="en-US" w:eastAsia="zh-CN"/>
-        </w:rPr>
-        <w:t xml:space="preserve">which </w:t>
-      </w:r>
-      <w:r>
-        <w:rPr>
-          <w:rFonts w:hint="eastAsia"/>
-          <w:lang w:val="en-US" w:eastAsia="zh-CN"/>
-        </w:rPr>
-        <w:t xml:space="preserve">is </w:t>
-      </w:r>
-      <w:r>
-        <w:rPr>
-          <w:lang w:val="en-US" w:eastAsia="zh-CN"/>
-        </w:rPr>
-        <w:t>Gravity acceleration</w:t>
-      </w:r>
-      <w:r>
-        <w:rPr>
-          <w:rFonts w:hint="eastAsia"/>
-          <w:lang w:val="en-US" w:eastAsia="zh-CN"/>
-        </w:rPr>
-        <w:t xml:space="preserve">. </w:t>
-      </w:r>
-      <w:r>
-        <w:rPr>
-          <w:lang w:val="en-US" w:eastAsia="zh-CN"/>
-        </w:rPr>
-        <w:t>T</w:t>
-      </w:r>
-      <w:r>
-        <w:rPr>
-          <w:rFonts w:hint="eastAsia"/>
-          <w:lang w:val="en-US" w:eastAsia="zh-CN"/>
-        </w:rPr>
-        <w:t xml:space="preserve">he red line in Figure 1 is the standard </w:t>
-      </w:r>
-      <w:r>
-        <w:rPr>
-          <w:rFonts w:hint="eastAsia"/>
-          <w:lang w:val="en-US" w:eastAsia="zh-CN"/>
-        </w:rPr>
-        <w:t>gravity acceleration, when people are walking normally or standing still the</w:t>
-      </w:r>
-      <w:r>
-        <w:rPr>
-          <w:rFonts w:hint="eastAsia"/>
-          <w:lang w:val="en-US" w:eastAsia="zh-CN"/>
-        </w:rPr>
-        <w:t xml:space="preserve"> CA is around </w:t>
-      </w:r>
-      <w:r>
-        <w:rPr>
-          <w:rFonts w:hint="eastAsia"/>
-          <w:i/>
-          <w:iCs/>
-          <w:lang w:val="en-US" w:eastAsia="zh-CN"/>
-        </w:rPr>
-        <w:t>g</w:t>
-      </w:r>
-      <w:r>
-        <w:rPr>
-          <w:rFonts w:hint="eastAsia"/>
-          <w:lang w:val="en-US" w:eastAsia="zh-CN"/>
-        </w:rPr>
-        <w:t xml:space="preserve">. </w:t>
-      </w:r>
-      <w:r>
-        <w:rPr>
-          <w:rFonts w:hint="eastAsia"/>
-          <w:lang w:val="en-US" w:eastAsia="zh-CN"/>
-        </w:rPr>
-        <w:t xml:space="preserve"> </w:t>
-      </w:r>
-      <w:r>
-        <w:rPr>
-          <w:rFonts w:hint="eastAsia"/>
-          <w:lang w:val="en-US" w:eastAsia="zh-CN"/>
-        </w:rPr>
-        <w:t>The red circle at the bottom of Figure 1 is the moment of falling, the person</w:t>
-      </w:r>
-      <w:r>
-        <w:rPr>
-          <w:lang w:val="en-US" w:eastAsia="zh-CN"/>
-        </w:rPr>
-        <w:t xml:space="preserve"> </w:t>
-      </w:r>
-      <w:r>
-        <w:rPr>
-          <w:rFonts w:hint="eastAsia"/>
-          <w:lang w:val="en-US" w:eastAsia="zh-CN"/>
-        </w:rPr>
-        <w:t xml:space="preserve">is </w:t>
-      </w:r>
-      <w:r>
-        <w:rPr>
-          <w:lang w:val="en-US" w:eastAsia="zh-CN"/>
-        </w:rPr>
-        <w:t>in a state of near weightlessness</w:t>
-      </w:r>
-      <w:r>
-        <w:rPr>
-          <w:rFonts w:hint="eastAsia"/>
-          <w:lang w:val="en-US" w:eastAsia="zh-CN"/>
-        </w:rPr>
-        <w:t>, then touching ground in the upper red circle, the</w:t>
-      </w:r>
-      <w:r>
-        <w:rPr>
-          <w:rFonts w:hint="eastAsia"/>
-          <w:lang w:val="en-US" w:eastAsia="zh-CN"/>
-        </w:rPr>
-        <w:t xml:space="preserve"> </w:t>
-      </w:r>
-      <w:r>
-        <w:rPr>
-          <w:lang w:val="en-US" w:eastAsia="zh-CN"/>
-        </w:rPr>
-        <w:t>greater the acceleration, the heavier the fall</w:t>
-      </w:r>
-      <w:r>
-        <w:rPr>
-          <w:rFonts w:hint="eastAsia"/>
-          <w:lang w:val="en-US" w:eastAsia="zh-CN"/>
-        </w:rPr>
-        <w:t>, which is followed by several rebound.</w:t>
-      </w:r>
-    </w:p>
-    <w:p>
-      <w:pPr>
-        <w:pStyle w:val="BodyText"/>
+    </w:p>
+    <w:p>
+      <w:pPr>
+        <w:pStyle w:val="a3"/>
       </w:pPr>
       <w:r>
         <w:rPr>
@@ -1763,29 +1547,144 @@
         <w:pStyle w:val="figurecaption"/>
       </w:pPr>
       <w:r>
-        <w:t>P</w:t>
-      </w:r>
-      <w:r>
-        <w:t>attern</w:t>
-      </w:r>
-      <w:r>
-        <w:t xml:space="preserve"> of </w:t>
-      </w:r>
-      <w:r>
-        <w:t>fall</w:t>
-      </w:r>
-      <w:r>
-        <w:t>.</w:t>
-      </w:r>
-    </w:p>
-    <w:p>
-      <w:pPr>
-        <w:pStyle w:val="BodyText"/>
-      </w:pPr>
-    </w:p>
-    <w:p>
-      <w:pPr>
-        <w:pStyle w:val="Heading2"/>
+        <w:t>Pattern of fall.</w:t>
+      </w:r>
+    </w:p>
+    <w:p>
+      <w:pPr>
+        <w:pStyle w:val="a3"/>
+        <w:rPr>
+          <w:lang w:val="en-US" w:eastAsia="zh-CN"/>
+        </w:rPr>
+      </w:pPr>
+      <w:r>
+        <w:rPr>
+          <w:lang w:val="en-US" w:eastAsia="zh-CN"/>
+        </w:rPr>
+        <w:t>T</w:t>
+      </w:r>
+      <w:r>
+        <w:rPr>
+          <w:rFonts w:hint="eastAsia"/>
+          <w:lang w:val="en-US" w:eastAsia="zh-CN"/>
+        </w:rPr>
+        <w:t xml:space="preserve">he x-axis is time, unit of it is 1/10 second and y-axis is combined acceleration (CA) of 3-axis, unit is </w:t>
+      </w:r>
+      <w:r>
+        <w:rPr>
+          <w:rFonts w:hint="eastAsia"/>
+          <w:i/>
+          <w:iCs/>
+          <w:lang w:val="en-US" w:eastAsia="zh-CN"/>
+        </w:rPr>
+        <w:t>g</w:t>
+      </w:r>
+      <w:r>
+        <w:rPr>
+          <w:rFonts w:hint="eastAsia"/>
+          <w:lang w:val="en-US" w:eastAsia="zh-CN"/>
+        </w:rPr>
+        <w:t xml:space="preserve"> which is </w:t>
+      </w:r>
+      <w:r>
+        <w:rPr>
+          <w:lang w:val="en-US" w:eastAsia="zh-CN"/>
+        </w:rPr>
+        <w:t>Gravity acceleration</w:t>
+      </w:r>
+      <w:r>
+        <w:rPr>
+          <w:rFonts w:hint="eastAsia"/>
+          <w:lang w:val="en-US" w:eastAsia="zh-CN"/>
+        </w:rPr>
+        <w:t xml:space="preserve">. </w:t>
+      </w:r>
+      <w:r>
+        <w:rPr>
+          <w:lang w:val="en-US" w:eastAsia="zh-CN"/>
+        </w:rPr>
+        <w:t>T</w:t>
+      </w:r>
+      <w:r>
+        <w:rPr>
+          <w:rFonts w:hint="eastAsia"/>
+          <w:lang w:val="en-US" w:eastAsia="zh-CN"/>
+        </w:rPr>
+        <w:t xml:space="preserve">he red line in Figure 1 is the standard </w:t>
+      </w:r>
+      <w:r>
+        <w:rPr>
+          <w:rFonts w:hint="eastAsia"/>
+          <w:lang w:val="en-US" w:eastAsia="zh-CN"/>
+        </w:rPr>
+        <w:t xml:space="preserve">gravity acceleration, when people are walking normally or standing still the CA is around </w:t>
+      </w:r>
+      <w:r>
+        <w:rPr>
+          <w:rFonts w:hint="eastAsia"/>
+          <w:i/>
+          <w:iCs/>
+          <w:lang w:val="en-US" w:eastAsia="zh-CN"/>
+        </w:rPr>
+        <w:t>g</w:t>
+      </w:r>
+      <w:r>
+        <w:rPr>
+          <w:rFonts w:hint="eastAsia"/>
+          <w:lang w:val="en-US" w:eastAsia="zh-CN"/>
+        </w:rPr>
+        <w:t>.  The red circle at the bottom of Figure 1 is the moment of falling, the person</w:t>
+      </w:r>
+      <w:r>
+        <w:rPr>
+          <w:lang w:val="en-US" w:eastAsia="zh-CN"/>
+        </w:rPr>
+        <w:t xml:space="preserve"> </w:t>
+      </w:r>
+      <w:r>
+        <w:rPr>
+          <w:rFonts w:hint="eastAsia"/>
+          <w:lang w:val="en-US" w:eastAsia="zh-CN"/>
+        </w:rPr>
+        <w:t xml:space="preserve">is </w:t>
+      </w:r>
+      <w:r>
+        <w:rPr>
+          <w:lang w:val="en-US" w:eastAsia="zh-CN"/>
+        </w:rPr>
+        <w:t>in a state of near weightlessness</w:t>
+      </w:r>
+      <w:r>
+        <w:rPr>
+          <w:rFonts w:hint="eastAsia"/>
+          <w:lang w:val="en-US" w:eastAsia="zh-CN"/>
+        </w:rPr>
+        <w:t>, then touching ground in the upper red circle, the</w:t>
+      </w:r>
+      <w:r>
+        <w:rPr>
+          <w:rFonts w:hint="eastAsia"/>
+          <w:lang w:val="en-US" w:eastAsia="zh-CN"/>
+        </w:rPr>
+        <w:t xml:space="preserve"> </w:t>
+      </w:r>
+      <w:r>
+        <w:rPr>
+          <w:lang w:val="en-US" w:eastAsia="zh-CN"/>
+        </w:rPr>
+        <w:t>greater the acceleration, the heavier the fall</w:t>
+      </w:r>
+      <w:r>
+        <w:rPr>
+          <w:rFonts w:hint="eastAsia"/>
+          <w:lang w:val="en-US" w:eastAsia="zh-CN"/>
+        </w:rPr>
+        <w:t>, which is followed by several rebound.</w:t>
+      </w:r>
+    </w:p>
+    <w:p>
+      <w:pPr>
+        <w:pStyle w:val="2"/>
       </w:pPr>
       <w:r>
         <w:t>CNN</w:t>
@@ -1793,30 +1692,25 @@
     </w:p>
     <w:p>
       <w:pPr>
-        <w:pStyle w:val="BodyText"/>
-      </w:pPr>
-      <w:r>
-        <w:t>Convolutional neural networks (CNNs) are a type of deep learning architecture particularly well-suited for processing and analyzing spatial data, such as images. CNNs consist of multiple layers that perform convolution, pooling, and fully connected operations to extract relevant features from the input data. The convolutional layers apply filters to local regions of the input, allowing the network to learn spatial patterns. The pooling layers then reduce the spatial dimensions of the feature maps, while the fully connected layers perform classification or regression tasks based on the extracted features. For time-series data like sensor readings, a 1D-CNN architecture is more appropriate, as it operates on 1-dimensional sequences rather than 2D images. 1D-CNNs are able to effectively capture the temporal patterns in sensor data, making them a suitable choice for the fall detection task at hand, where the sensor readings exhibit characteristic patterns associated with fall events.</w:t>
-      </w:r>
-    </w:p>
-    <w:p>
-      <w:pPr>
-        <w:pStyle w:val="BodyText"/>
-        <w:jc w:val="center"/>
-        <w:rPr>
-          <w:lang w:val="en-US"/>
-        </w:rPr>
+        <w:pStyle w:val="a3"/>
+      </w:pPr>
+      <w:r>
+        <w:t xml:space="preserve">Convolutional neural networks (CNNs) are a type of deep learning architecture particularly well-suited for processing and analyzing spatial data, such as images. CNNs consist of multiple layers that perform convolution, pooling, and fully connected operations to extract relevant features from the input data. The convolutional layers apply filters to local regions of the input, allowing the network to learn spatial patterns. The pooling layers then reduce the spatial dimensions of the feature maps, while the fully connected layers perform classification or regression tasks based on the extracted features. </w:t>
+      </w:r>
+    </w:p>
+    <w:p>
+      <w:pPr>
+        <w:pStyle w:val="a3"/>
       </w:pPr>
       <w:r>
         <w:rPr>
           <w:noProof/>
-          <w:lang w:val="en-US"/>
         </w:rPr>
         <w:drawing>
-          <wp:inline distT="0" distB="0" distL="0" distR="0" wp14:anchorId="3B1817B1" wp14:editId="71F30798">
-            <wp:extent cx="2909570" cy="1096419"/>
-            <wp:effectExtent l="0" t="0" r="5080" b="8890"/>
-            <wp:docPr id="3" name="Picture 3"/>
+          <wp:inline distT="0" distB="0" distL="0" distR="0" wp14:anchorId="23B23A62" wp14:editId="0F26DD04">
+            <wp:extent cx="2693395" cy="637700"/>
+            <wp:effectExtent l="0" t="0" r="0" b="0"/>
+            <wp:docPr id="43" name="圖片 43"/>
             <wp:cNvGraphicFramePr>
               <a:graphicFrameLocks xmlns:a="http://purl.oclc.org/ooxml/drawingml/main" noChangeAspect="1"/>
             </wp:cNvGraphicFramePr>
@@ -1824,13 +1718,13 @@
               <a:graphicData uri="http://purl.oclc.org/ooxml/drawingml/picture">
                 <pic:pic xmlns:pic="http://purl.oclc.org/ooxml/drawingml/picture">
                   <pic:nvPicPr>
-                    <pic:cNvPr id="0" name="Picture 2"/>
+                    <pic:cNvPr id="0" name="Picture 4"/>
                     <pic:cNvPicPr>
                       <a:picLocks noChangeAspect="1" noChangeArrowheads="1"/>
                     </pic:cNvPicPr>
                   </pic:nvPicPr>
                   <pic:blipFill>
-                    <a:blip r:embed="rId10">
+                    <a:blip r:embed="rId10" cstate="print">
                       <a:extLst>
                         <a:ext uri="{28A0092B-C50C-407E-A947-70E740481C1C}">
                           <a14:useLocalDpi xmlns:a14="http://schemas.microsoft.com/office/drawing/2010/main" val="0"/>
@@ -1845,7 +1739,7 @@
                   <pic:spPr bwMode="auto">
                     <a:xfrm>
                       <a:off x="0" y="0"/>
-                      <a:ext cx="2924519" cy="1102052"/>
+                      <a:ext cx="2777238" cy="657551"/>
                     </a:xfrm>
                     <a:prstGeom prst="rect">
                       <a:avLst/>
@@ -1864,39 +1758,114 @@
         <w:pStyle w:val="figurecaption"/>
       </w:pPr>
       <w:r>
-        <w:t>Principle of CNN</w:t>
-      </w:r>
-      <w:r>
-        <w:fldChar w:fldCharType="begin"/>
-      </w:r>
-      <w:r>
-        <w:instrText xml:space="preserve"> ADDIN ZOTERO_ITEM CSL_CITATION {"citationID":"LhbAiGsM","properties":{"formattedCitation":"[1]","plainCitation":"[1]","noteIndex":0},"citationItems":[{"id":5,"uris":["http://zotero.org/users/6113138/items/Y5N74PU2"],"itemData":{"id":5,"type":"article-journal","abstract":"It is common for older people to live alone, which can have tragic consequences if they have an accident and can’t call for help in time. This is particularly acute in an aging society where falling is one of the most common accidents. According to the CDC, 1/4 of people over the age of 65 in the United States fall each year. The development of IoT and MEMS has made it possible to detect falls in time and automatically call for help. The presented fall detection system focuses on the walk-fall-still pattern, collects accelerations through the wrist-worn M5StickC-Plus watch, analyses the data locally in the watch, detects falls using an algorithm based on observations in the statistics of acceleration in one second, and then transmits the alarm signal to a remote healthcare system in real-time via WIFI. The lightweight algorithm has been proven to be 90% accurate in detecting falls, and the system can notify service staff of accidents within 1 second. The features of comfort, lightness, and timeliness make the device more practical than similar products. The low-cost, non-intrusive device can be used in care homes and is also suitable for elderly people living alone.","container-title":"IEEE Access","DOI":"10.1109/ACCESS.2023.3249191","ISSN":"2169-3536","license":"All rights reserved","note":"event-title: IEEE Access","page":"19567-19578","source":"IEEE Xplore","title":"Fall Detection With Wrist-Worn Watch by Observations in Statistics of Acceleration","volume":"11","author":[{"family":"Li","given":"Songsheng"}],"issued":{"date-parts":[["2023"]]}}}],"schema":"https://github.com/citation-style-language/schema/raw/master/csl-citation.json"} </w:instrText>
-      </w:r>
-      <w:r>
-        <w:fldChar w:fldCharType="separate"/>
-      </w:r>
-      <w:r>
-        <w:t>[1]</w:t>
-      </w:r>
-      <w:r>
-        <w:fldChar w:fldCharType="end"/>
-      </w:r>
-      <w:r>
-        <w:t>.</w:t>
-      </w:r>
-    </w:p>
-    <w:p>
-      <w:pPr>
-        <w:pStyle w:val="BodyText"/>
+        <w:t>Principle of CNN.</w:t>
+      </w:r>
+    </w:p>
+    <w:p>
+      <w:pPr>
+        <w:pStyle w:val="2"/>
+      </w:pPr>
+      <w:r>
+        <w:t>1D-</w:t>
+      </w:r>
+      <w:r>
+        <w:t>CNN</w:t>
+      </w:r>
+    </w:p>
+    <w:p>
+      <w:pPr>
+        <w:pStyle w:val="a3"/>
+      </w:pPr>
+      <w:r>
+        <w:t>For time-series data like sensor readings, a 1D-CNN architecture is more appropriate, as it operates on 1-dimensional sequences rather than 2D images. 1D-CNNs are able to effectively capture the temporal patterns in sensor data, making them a suitable choice for the fall detection task at hand, where the sensor readings exhibit characteristic patterns associated with fall events.</w:t>
+      </w:r>
+    </w:p>
+    <w:p>
+      <w:pPr>
+        <w:pStyle w:val="a3"/>
         <w:jc w:val="center"/>
         <w:rPr>
           <w:lang w:val="en-US"/>
         </w:rPr>
       </w:pPr>
-    </w:p>
-    <w:p>
-      <w:pPr>
-        <w:pStyle w:val="Heading2"/>
+      <w:r>
+        <w:rPr>
+          <w:noProof/>
+          <w:lang w:val="en-US"/>
+        </w:rPr>
+        <w:drawing>
+          <wp:inline distT="0" distB="0" distL="0" distR="0" wp14:anchorId="6313C7C0" wp14:editId="5EAC04BD">
+            <wp:extent cx="2881630" cy="968266"/>
+            <wp:effectExtent l="0" t="0" r="0" b="3810"/>
+            <wp:docPr id="44" name="圖片 44"/>
+            <wp:cNvGraphicFramePr>
+              <a:graphicFrameLocks xmlns:a="http://purl.oclc.org/ooxml/drawingml/main" noChangeAspect="1"/>
+            </wp:cNvGraphicFramePr>
+            <a:graphic xmlns:a="http://purl.oclc.org/ooxml/drawingml/main">
+              <a:graphicData uri="http://purl.oclc.org/ooxml/drawingml/picture">
+                <pic:pic xmlns:pic="http://purl.oclc.org/ooxml/drawingml/picture">
+                  <pic:nvPicPr>
+                    <pic:cNvPr id="0" name="Picture 5"/>
+                    <pic:cNvPicPr>
+                      <a:picLocks noChangeAspect="1" noChangeArrowheads="1"/>
+                    </pic:cNvPicPr>
+                  </pic:nvPicPr>
+                  <pic:blipFill>
+                    <a:blip r:embed="rId11" cstate="print">
+                      <a:extLst>
+                        <a:ext uri="{28A0092B-C50C-407E-A947-70E740481C1C}">
+                          <a14:useLocalDpi xmlns:a14="http://schemas.microsoft.com/office/drawing/2010/main" val="0"/>
+                        </a:ext>
+                      </a:extLst>
+                    </a:blip>
+                    <a:srcRect/>
+                    <a:stretch>
+                      <a:fillRect/>
+                    </a:stretch>
+                  </pic:blipFill>
+                  <pic:spPr bwMode="auto">
+                    <a:xfrm>
+                      <a:off x="0" y="0"/>
+                      <a:ext cx="2946314" cy="990001"/>
+                    </a:xfrm>
+                    <a:prstGeom prst="rect">
+                      <a:avLst/>
+                    </a:prstGeom>
+                    <a:noFill/>
+                  </pic:spPr>
+                </pic:pic>
+              </a:graphicData>
+            </a:graphic>
+          </wp:inline>
+        </w:drawing>
+      </w:r>
+    </w:p>
+    <w:p>
+      <w:pPr>
+        <w:pStyle w:val="figurecaption"/>
+      </w:pPr>
+      <w:r>
+        <w:t xml:space="preserve">Principle of </w:t>
+      </w:r>
+      <w:r>
+        <w:t>1D</w:t>
+      </w:r>
+      <w:r>
+        <w:t>CNN.</w:t>
+      </w:r>
+    </w:p>
+    <w:p>
+      <w:pPr>
+        <w:pStyle w:val="a3"/>
+        <w:jc w:val="center"/>
+        <w:rPr>
+          <w:lang w:val="en-US"/>
+        </w:rPr>
+      </w:pPr>
+    </w:p>
+    <w:p>
+      <w:pPr>
+        <w:pStyle w:val="2"/>
         <w:tabs>
           <w:tab w:val="clear" w:pos="18pt"/>
           <w:tab w:val="num" w:pos="14.40pt"/>
@@ -1908,7 +1877,7 @@
     </w:p>
     <w:p>
       <w:pPr>
-        <w:pStyle w:val="Heading2"/>
+        <w:pStyle w:val="2"/>
         <w:tabs>
           <w:tab w:val="clear" w:pos="18pt"/>
           <w:tab w:val="num" w:pos="14.40pt"/>
@@ -1920,7 +1889,7 @@
     </w:p>
     <w:p>
       <w:pPr>
-        <w:pStyle w:val="Heading1"/>
+        <w:pStyle w:val="1"/>
       </w:pPr>
       <w:r>
         <w:t>Results</w:t>
@@ -1928,7 +1897,7 @@
     </w:p>
     <w:p>
       <w:pPr>
-        <w:pStyle w:val="BodyText"/>
+        <w:pStyle w:val="a3"/>
         <w:rPr>
           <w:lang w:val="en-US"/>
         </w:rPr>
@@ -1948,7 +1917,7 @@
     </w:p>
     <w:p>
       <w:pPr>
-        <w:pStyle w:val="BodyText"/>
+        <w:pStyle w:val="a3"/>
       </w:pPr>
       <w:r>
         <w:t>Keep your text and graphic files separate until after the text has been formatted and styled. Do not use hard tabs, and limit use of hard returns to only one return at the end of a paragraph. Do not add any kind of pagination anywhere in the paper. Do not number text heads-the template will do that for you.</w:t>
@@ -1956,7 +1925,7 @@
     </w:p>
     <w:p>
       <w:pPr>
-        <w:pStyle w:val="Heading2"/>
+        <w:pStyle w:val="2"/>
       </w:pPr>
       <w:r>
         <w:t>Abbreviations</w:t>
@@ -1967,7 +1936,7 @@
     </w:p>
     <w:p>
       <w:pPr>
-        <w:pStyle w:val="BodyText"/>
+        <w:pStyle w:val="a3"/>
       </w:pPr>
       <w:r>
         <w:t xml:space="preserve">Define abbreviations and acronyms the first time they are used in the text, even after they have been defined in the </w:t>
@@ -1987,7 +1956,7 @@
     </w:p>
     <w:p>
       <w:pPr>
-        <w:pStyle w:val="Heading2"/>
+        <w:pStyle w:val="2"/>
       </w:pPr>
       <w:r>
         <w:t>Units</w:t>
@@ -2078,7 +2047,7 @@
     </w:p>
     <w:p>
       <w:pPr>
-        <w:pStyle w:val="Heading2"/>
+        <w:pStyle w:val="2"/>
       </w:pPr>
       <w:r>
         <w:t>Equations</w:t>
@@ -2086,7 +2055,7 @@
     </w:p>
     <w:p>
       <w:pPr>
-        <w:pStyle w:val="BodyText"/>
+        <w:pStyle w:val="a3"/>
       </w:pPr>
       <w:r>
         <w:t>The equations are an exception to the prescribed specifications of this template. You will need to determine whether or not your equation should be typed using either the Times New Roman or the Symbol font (please no other font). To create multileveled equations, it may be necessary to treat the equation as a graphic and insert it into the text after your paper is styled.</w:t>
@@ -2094,7 +2063,7 @@
     </w:p>
     <w:p>
       <w:pPr>
-        <w:pStyle w:val="BodyText"/>
+        <w:pStyle w:val="a3"/>
         <w:rPr>
           <w:lang w:val="en-US"/>
         </w:rPr>
@@ -2112,9 +2081,6 @@
     <w:p>
       <w:pPr>
         <w:pStyle w:val="equation"/>
-        <w:rPr>
-          <w:rFonts w:hint="eastAsia"/>
-        </w:rPr>
       </w:pPr>
       <w:r>
         <w:tab/>
@@ -2172,7 +2138,7 @@
     </w:p>
     <w:p>
       <w:pPr>
-        <w:pStyle w:val="BodyText"/>
+        <w:pStyle w:val="a3"/>
       </w:pPr>
       <w:r>
         <w:t>Note that the equation is centered using a center tab stop. Be sure that the symbols in your equation have been defined before or immediately following the equation. Use “(1)”, not “Eq. (1)” or “equation (1)”, except at the beginning of a sentence: “Equation (1) is . . .”</w:t>
@@ -2180,7 +2146,7 @@
     </w:p>
     <w:p>
       <w:pPr>
-        <w:pStyle w:val="Heading2"/>
+        <w:pStyle w:val="2"/>
       </w:pPr>
       <w:r>
         <w:t>Some Common Mistakes</w:t>
@@ -2303,7 +2269,7 @@
     </w:p>
     <w:p>
       <w:pPr>
-        <w:pStyle w:val="BodyText"/>
+        <w:pStyle w:val="a3"/>
       </w:pPr>
       <w:r>
         <w:t>An excellent style manual for science writers is [7].</w:t>
@@ -2311,7 +2277,7 @@
     </w:p>
     <w:p>
       <w:pPr>
-        <w:pStyle w:val="Heading1"/>
+        <w:pStyle w:val="1"/>
       </w:pPr>
       <w:r>
         <w:t>Conclusions</w:t>
@@ -2319,7 +2285,7 @@
     </w:p>
     <w:p>
       <w:pPr>
-        <w:pStyle w:val="BodyText"/>
+        <w:pStyle w:val="a3"/>
       </w:pPr>
       <w:r>
         <w:t>After the text edit has been completed, the paper is ready for the template. Duplicate the template file by using the Save As command, and use the naming convention prescribed by your conference for the name of your paper. In this newly created file, highlight all of the contents and import your prepared text file. You are now ready to style your paper; use the scroll down window on the left of the MS Word Formatting toolbar.</w:t>
@@ -2327,7 +2293,7 @@
     </w:p>
     <w:p>
       <w:pPr>
-        <w:pStyle w:val="Heading2"/>
+        <w:pStyle w:val="2"/>
       </w:pPr>
       <w:r>
         <w:t>Authors</w:t>
@@ -2338,7 +2304,7 @@
     </w:p>
     <w:p>
       <w:pPr>
-        <w:pStyle w:val="BodyText"/>
+        <w:pStyle w:val="a3"/>
       </w:pPr>
       <w:r>
         <w:rPr>
@@ -2426,7 +2392,7 @@
     </w:p>
     <w:p>
       <w:pPr>
-        <w:pStyle w:val="Heading3"/>
+        <w:pStyle w:val="3"/>
       </w:pPr>
       <w:r>
         <w:t xml:space="preserve">For papers with more than six authors: </w:t>
@@ -2440,7 +2406,7 @@
     </w:p>
     <w:p>
       <w:pPr>
-        <w:pStyle w:val="Heading3"/>
+        <w:pStyle w:val="3"/>
       </w:pPr>
       <w:r>
         <w:t xml:space="preserve">For </w:t>
@@ -2466,7 +2432,7 @@
     </w:p>
     <w:p>
       <w:pPr>
-        <w:pStyle w:val="Heading4"/>
+        <w:pStyle w:val="4"/>
       </w:pPr>
       <w:r>
         <w:t>Selection</w:t>
@@ -2483,7 +2449,7 @@
     </w:p>
     <w:p>
       <w:pPr>
-        <w:pStyle w:val="Heading4"/>
+        <w:pStyle w:val="4"/>
       </w:pPr>
       <w:r>
         <w:t>Change number of columns:</w:t>
@@ -2512,7 +2478,7 @@
     </w:p>
     <w:p>
       <w:pPr>
-        <w:pStyle w:val="Heading4"/>
+        <w:pStyle w:val="4"/>
         <w:rPr>
           <w:i w:val="0"/>
         </w:rPr>
@@ -2545,7 +2511,7 @@
     </w:p>
     <w:p>
       <w:pPr>
-        <w:pStyle w:val="Heading2"/>
+        <w:pStyle w:val="2"/>
       </w:pPr>
       <w:r>
         <w:lastRenderedPageBreak/>
@@ -2557,7 +2523,7 @@
     </w:p>
     <w:p>
       <w:pPr>
-        <w:pStyle w:val="BodyText"/>
+        <w:pStyle w:val="a3"/>
       </w:pPr>
       <w:r>
         <w:t>Headings, or heads, are organizational devices that guide the reader through your paper. There are two types: component heads and text heads.</w:t>
@@ -2565,7 +2531,7 @@
     </w:p>
     <w:p>
       <w:pPr>
-        <w:pStyle w:val="BodyText"/>
+        <w:pStyle w:val="a3"/>
       </w:pPr>
       <w:r>
         <w:t>Component heads identify the different components of your paper and are not topically subordinate to each other. Examples include Acknowledgments and References and, for these, the correct style to use is “Heading 5”. Use “figure caption” for your Figure captions, and “table head” for your table title. Run-in heads, such as “Abstract”, will require you to apply a style (in this case, italic) in addition to the style provided by the drop down menu to differentiate the head from the text.</w:t>
@@ -2573,7 +2539,7 @@
     </w:p>
     <w:p>
       <w:pPr>
-        <w:pStyle w:val="BodyText"/>
+        <w:pStyle w:val="a3"/>
       </w:pPr>
       <w:r>
         <w:t>Text heads organize the topics on a relational, hierarchical basis. For example, the paper title is the primary text head because all subsequent material relates and elaborates on this one topic. If there are two or more sub-topics, the next level head (uppercase Roman numerals) should be used and, conversely, if there are not at least two sub-topics, then no subheads should be introduced. Styles named “Heading 1”, “Heading 2”, “Heading 3”, and “Heading 4” are prescribed.</w:t>
@@ -2581,7 +2547,7 @@
     </w:p>
     <w:p>
       <w:pPr>
-        <w:pStyle w:val="Heading2"/>
+        <w:pStyle w:val="2"/>
       </w:pPr>
       <w:r>
         <w:t>Figures and Tables</w:t>
@@ -2589,7 +2555,7 @@
     </w:p>
     <w:p>
       <w:pPr>
-        <w:pStyle w:val="Heading4"/>
+        <w:pStyle w:val="4"/>
       </w:pPr>
       <w:r>
         <w:t xml:space="preserve"> </w:t>
@@ -2881,7 +2847,7 @@
     </w:p>
     <w:p>
       <w:pPr>
-        <w:pStyle w:val="BodyText"/>
+        <w:pStyle w:val="a3"/>
       </w:pPr>
       <w:r>
         <w:t>Figure Labels: Use 8 point Times New Roman for Figure labels. Use words rather than symbols or abbreviations when writing Figure axis labels to avoid confusing the reader. As an example, write the quantity “Magnetization”, or “Magnetization, M”, not just “M”. If including units in the label, present them within parentheses. Do not label axes only with units. In the example, write “Magnetization (A/m)” or “Magnetization {A[m(1)]}”, not just “A/m”. Do not label axes</w:t>
@@ -2895,7 +2861,7 @@
     </w:p>
     <w:p>
       <w:pPr>
-        <w:pStyle w:val="Heading5"/>
+        <w:pStyle w:val="5"/>
       </w:pPr>
       <w:r>
         <w:t>References</w:t>
@@ -2903,7 +2869,7 @@
     </w:p>
     <w:p>
       <w:pPr>
-        <w:pStyle w:val="BodyText"/>
+        <w:pStyle w:val="a3"/>
       </w:pPr>
       <w:r>
         <w:t>The template will number citations consecutively within brackets [1]. The sentence punctuation follows the bracket [2]. Refer simply to the reference number, as in [3]—do not use “Ref. [3]” or “reference [3]” except at the beginning of a sentence: “Reference [3] was the first</w:t>
@@ -2923,7 +2889,7 @@
     </w:p>
     <w:p>
       <w:pPr>
-        <w:pStyle w:val="BodyText"/>
+        <w:pStyle w:val="a3"/>
       </w:pPr>
       <w:r>
         <w:t>Number footnotes separately in superscripts. Place the actual footnote at the bottom of the column in which it was cited. Do not put footnotes in the</w:t>
@@ -2940,7 +2906,7 @@
     </w:p>
     <w:p>
       <w:pPr>
-        <w:pStyle w:val="BodyText"/>
+        <w:pStyle w:val="a3"/>
       </w:pPr>
       <w:r>
         <w:t>Unless there are six au</w:t>
@@ -2960,7 +2926,7 @@
     </w:p>
     <w:p>
       <w:pPr>
-        <w:pStyle w:val="BodyText"/>
+        <w:pStyle w:val="a3"/>
       </w:pPr>
       <w:r>
         <w:t xml:space="preserve">For </w:t>
@@ -3050,7 +3016,7 @@
         </w:rPr>
         <w:t xml:space="preserve">, vol. 193, p. 110945, Apr. 2022, doi: </w:t>
       </w:r>
-      <w:hyperlink r:id="rId11" w:history="1">
+      <w:hyperlink r:id="rId12" w:history="1">
         <w:r>
           <w:rPr>
             <w:color w:val="0000FF"/>
@@ -3139,10 +3105,10 @@
       <w:r>
         <w:t xml:space="preserve">, vol. 24, no. 2, pp. 524–532, Feb. 2020, doi: </w:t>
       </w:r>
-      <w:hyperlink r:id="rId12" w:history="1">
+      <w:hyperlink r:id="rId13" w:history="1">
         <w:r>
           <w:rPr>
-            <w:rStyle w:val="Hyperlink"/>
+            <w:rStyle w:val="a9"/>
           </w:rPr>
           <w:t>10.1109/JBHI.2019.2907498</w:t>
         </w:r>
@@ -3171,10 +3137,10 @@
       <w:r>
         <w:t xml:space="preserve">, vol. 110, pp. 199–210, May 2015, doi: </w:t>
       </w:r>
-      <w:hyperlink r:id="rId13" w:history="1">
+      <w:hyperlink r:id="rId14" w:history="1">
         <w:r>
           <w:rPr>
-            <w:rStyle w:val="Hyperlink"/>
+            <w:rStyle w:val="a9"/>
           </w:rPr>
           <w:t>10.1016/j.sigpro.2014.08.021</w:t>
         </w:r>
@@ -3203,10 +3169,10 @@
       <w:r>
         <w:t xml:space="preserve">, vol. 20, no. 20, Art. no. 20, Jan. 2020, doi: </w:t>
       </w:r>
-      <w:hyperlink r:id="rId14" w:history="1">
+      <w:hyperlink r:id="rId15" w:history="1">
         <w:r>
           <w:rPr>
-            <w:rStyle w:val="Hyperlink"/>
+            <w:rStyle w:val="a9"/>
           </w:rPr>
           <w:t>10.3390/s20205948</w:t>
         </w:r>
@@ -3373,7 +3339,7 @@
                     <wne:txbxContent>
                       <w:p>
                         <w:pPr>
-                          <w:pStyle w:val="BodyText"/>
+                          <w:pStyle w:val="a3"/>
                         </w:pPr>
                         <w:r>
                           <w:t>We suggest that you use a text box to insert a graphic (which is ideally a 300 dpi TIFF or EPS file, with all fonts embedded) because, in an MSW document, this method is somewhat more stable than directly inserting a picture.</w:t>
@@ -3381,7 +3347,7 @@
                       </w:p>
                       <w:p>
                         <w:pPr>
-                          <w:pStyle w:val="BodyText"/>
+                          <w:pStyle w:val="a3"/>
                         </w:pPr>
                         <w:r>
                           <w:t>To have non-visible rules on your frame, use the MSWord “Format” pull-down menu, select Text Box &gt; Colors and Lines to choose No Fill and No Line.</w:t>
@@ -3417,7 +3383,7 @@
 </file>
 
 <file path=word/endnotes.xml><?xml version="1.0" encoding="utf-8"?>
-<w:endnotes xmlns:cx="http://schemas.microsoft.com/office/drawing/2014/chartex" xmlns:cx1="http://schemas.microsoft.com/office/drawing/2015/9/8/chartex" xmlns:cx2="http://schemas.microsoft.com/office/drawing/2015/10/21/chartex" xmlns:cx3="http://schemas.microsoft.com/office/drawing/2016/5/9/chartex" xmlns:cx4="http://schemas.microsoft.com/office/drawing/2016/5/10/chartex" xmlns:cx5="http://schemas.microsoft.com/office/drawing/2016/5/11/chartex" xmlns:cx6="http://schemas.microsoft.com/office/drawing/2016/5/12/chartex" xmlns:cx7="http://schemas.microsoft.com/office/drawing/2016/5/13/chartex" xmlns:cx8="http://schemas.microsoft.com/office/drawing/2016/5/14/chartex" xmlns:mc="http://schemas.openxmlformats.org/markup-compatibility/2006" xmlns:aink="http://schemas.microsoft.com/office/drawing/2016/ink" xmlns:am3d="http://schemas.microsoft.com/office/drawing/2017/model3d" xmlns:o="urn:schemas-microsoft-com:office:office" xmlns:oel="http://schemas.microsoft.com/office/2019/extlst" xmlns:r="http://purl.oclc.org/ooxml/officeDocument/relationships" xmlns:m="http://purl.oclc.org/ooxml/officeDocument/math" xmlns:v="urn:schemas-microsoft-com:vml" xmlns:wp14="http://schemas.microsoft.com/office/word/2010/wordprocessingDrawing" xmlns:wp="http://purl.oclc.org/ooxml/drawingml/wordprocessingDrawing" xmlns:w10="urn:schemas-microsoft-com:office:word" xmlns:w="http://purl.oclc.org/ooxml/wordprocessingml/main" xmlns:w14="http://schemas.microsoft.com/office/word/2010/wordml" xmlns:w15="http://schemas.microsoft.com/office/word/2012/wordml" xmlns:w16cex="http://schemas.microsoft.com/office/word/2018/wordml/cex" xmlns:w16cid="http://schemas.microsoft.com/office/word/2016/wordml/cid" xmlns:w16="http://schemas.microsoft.com/office/word/2018/wordml" xmlns:w16du="http://schemas.microsoft.com/office/word/2023/wordml/word16du" xmlns:w16sdtdh="http://schemas.microsoft.com/office/word/2020/wordml/sdtdatahash" xmlns:w16se="http://schemas.microsoft.com/office/word/2015/wordml/symex" xmlns:wpi="http://schemas.microsoft.com/office/word/2010/wordprocessingInk" xmlns:wne="http://schemas.microsoft.com/office/word/2006/wordml" mc:Ignorable="w14 w15 w16se w16cid w16 w16cex w16sdtdh w16du wne wp14">
+<w:endnotes xmlns:cx="http://schemas.microsoft.com/office/drawing/2014/chartex" xmlns:cx1="http://schemas.microsoft.com/office/drawing/2015/9/8/chartex" xmlns:cx2="http://schemas.microsoft.com/office/drawing/2015/10/21/chartex" xmlns:cx3="http://schemas.microsoft.com/office/drawing/2016/5/9/chartex" xmlns:cx4="http://schemas.microsoft.com/office/drawing/2016/5/10/chartex" xmlns:cx5="http://schemas.microsoft.com/office/drawing/2016/5/11/chartex" xmlns:cx6="http://schemas.microsoft.com/office/drawing/2016/5/12/chartex" xmlns:cx7="http://schemas.microsoft.com/office/drawing/2016/5/13/chartex" xmlns:cx8="http://schemas.microsoft.com/office/drawing/2016/5/14/chartex" xmlns:mc="http://schemas.openxmlformats.org/markup-compatibility/2006" xmlns:aink="http://schemas.microsoft.com/office/drawing/2016/ink" xmlns:am3d="http://schemas.microsoft.com/office/drawing/2017/model3d" xmlns:o="urn:schemas-microsoft-com:office:office" xmlns:r="http://purl.oclc.org/ooxml/officeDocument/relationships" xmlns:m="http://purl.oclc.org/ooxml/officeDocument/math" xmlns:v="urn:schemas-microsoft-com:vml" xmlns:wp14="http://schemas.microsoft.com/office/word/2010/wordprocessingDrawing" xmlns:wp="http://purl.oclc.org/ooxml/drawingml/wordprocessingDrawing" xmlns:w10="urn:schemas-microsoft-com:office:word" xmlns:w="http://purl.oclc.org/ooxml/wordprocessingml/main" xmlns:w14="http://schemas.microsoft.com/office/word/2010/wordml" xmlns:w15="http://schemas.microsoft.com/office/word/2012/wordml" xmlns:w16cid="http://schemas.microsoft.com/office/word/2016/wordml/cid" xmlns:w16se="http://schemas.microsoft.com/office/word/2015/wordml/symex" xmlns:wpi="http://schemas.microsoft.com/office/word/2010/wordprocessingInk" xmlns:wne="http://schemas.microsoft.com/office/word/2006/wordml" mc:Ignorable="w14 w15 w16se w16cid wne wp14">
   <w:endnote w:type="separator" w:id="-1">
     <w:p>
       <w:r>
@@ -3436,10 +3402,10 @@
 </file>
 
 <file path=word/footer1.xml><?xml version="1.0" encoding="utf-8"?>
-<w:ftr xmlns:cx="http://schemas.microsoft.com/office/drawing/2014/chartex" xmlns:cx1="http://schemas.microsoft.com/office/drawing/2015/9/8/chartex" xmlns:cx2="http://schemas.microsoft.com/office/drawing/2015/10/21/chartex" xmlns:cx3="http://schemas.microsoft.com/office/drawing/2016/5/9/chartex" xmlns:cx4="http://schemas.microsoft.com/office/drawing/2016/5/10/chartex" xmlns:cx5="http://schemas.microsoft.com/office/drawing/2016/5/11/chartex" xmlns:cx6="http://schemas.microsoft.com/office/drawing/2016/5/12/chartex" xmlns:cx7="http://schemas.microsoft.com/office/drawing/2016/5/13/chartex" xmlns:cx8="http://schemas.microsoft.com/office/drawing/2016/5/14/chartex" xmlns:mc="http://schemas.openxmlformats.org/markup-compatibility/2006" xmlns:aink="http://schemas.microsoft.com/office/drawing/2016/ink" xmlns:am3d="http://schemas.microsoft.com/office/drawing/2017/model3d" xmlns:o="urn:schemas-microsoft-com:office:office" xmlns:oel="http://schemas.microsoft.com/office/2019/extlst" xmlns:r="http://purl.oclc.org/ooxml/officeDocument/relationships" xmlns:m="http://purl.oclc.org/ooxml/officeDocument/math" xmlns:v="urn:schemas-microsoft-com:vml" xmlns:wp14="http://schemas.microsoft.com/office/word/2010/wordprocessingDrawing" xmlns:wp="http://purl.oclc.org/ooxml/drawingml/wordprocessingDrawing" xmlns:w10="urn:schemas-microsoft-com:office:word" xmlns:w="http://purl.oclc.org/ooxml/wordprocessingml/main" xmlns:w14="http://schemas.microsoft.com/office/word/2010/wordml" xmlns:w15="http://schemas.microsoft.com/office/word/2012/wordml" xmlns:w16cex="http://schemas.microsoft.com/office/word/2018/wordml/cex" xmlns:w16cid="http://schemas.microsoft.com/office/word/2016/wordml/cid" xmlns:w16="http://schemas.microsoft.com/office/word/2018/wordml" xmlns:w16du="http://schemas.microsoft.com/office/word/2023/wordml/word16du" xmlns:w16sdtdh="http://schemas.microsoft.com/office/word/2020/wordml/sdtdatahash" xmlns:w16se="http://schemas.microsoft.com/office/word/2015/wordml/symex" xmlns:wpi="http://schemas.microsoft.com/office/word/2010/wordprocessingInk" xmlns:wne="http://schemas.microsoft.com/office/word/2006/wordml" mc:Ignorable="w14 w15 w16se w16cid w16 w16cex w16sdtdh w16du wne wp14">
+<w:ftr xmlns:cx="http://schemas.microsoft.com/office/drawing/2014/chartex" xmlns:cx1="http://schemas.microsoft.com/office/drawing/2015/9/8/chartex" xmlns:cx2="http://schemas.microsoft.com/office/drawing/2015/10/21/chartex" xmlns:cx3="http://schemas.microsoft.com/office/drawing/2016/5/9/chartex" xmlns:cx4="http://schemas.microsoft.com/office/drawing/2016/5/10/chartex" xmlns:cx5="http://schemas.microsoft.com/office/drawing/2016/5/11/chartex" xmlns:cx6="http://schemas.microsoft.com/office/drawing/2016/5/12/chartex" xmlns:cx7="http://schemas.microsoft.com/office/drawing/2016/5/13/chartex" xmlns:cx8="http://schemas.microsoft.com/office/drawing/2016/5/14/chartex" xmlns:mc="http://schemas.openxmlformats.org/markup-compatibility/2006" xmlns:aink="http://schemas.microsoft.com/office/drawing/2016/ink" xmlns:am3d="http://schemas.microsoft.com/office/drawing/2017/model3d" xmlns:o="urn:schemas-microsoft-com:office:office" xmlns:r="http://purl.oclc.org/ooxml/officeDocument/relationships" xmlns:m="http://purl.oclc.org/ooxml/officeDocument/math" xmlns:v="urn:schemas-microsoft-com:vml" xmlns:wp14="http://schemas.microsoft.com/office/word/2010/wordprocessingDrawing" xmlns:wp="http://purl.oclc.org/ooxml/drawingml/wordprocessingDrawing" xmlns:w10="urn:schemas-microsoft-com:office:word" xmlns:w="http://purl.oclc.org/ooxml/wordprocessingml/main" xmlns:w14="http://schemas.microsoft.com/office/word/2010/wordml" xmlns:w15="http://schemas.microsoft.com/office/word/2012/wordml" xmlns:w16cid="http://schemas.microsoft.com/office/word/2016/wordml/cid" xmlns:w16se="http://schemas.microsoft.com/office/word/2015/wordml/symex" xmlns:wpi="http://schemas.microsoft.com/office/word/2010/wordprocessingInk" xmlns:wne="http://schemas.microsoft.com/office/word/2006/wordml" mc:Ignorable="w14 w15 w16se w16cid wne wp14">
   <w:p>
     <w:pPr>
-      <w:pStyle w:val="Footer"/>
+      <w:pStyle w:val="a7"/>
       <w:jc w:val="start"/>
       <w:rPr>
         <w:sz w:val="16"/>
@@ -3458,7 +3424,7 @@
 </file>
 
 <file path=word/footnotes.xml><?xml version="1.0" encoding="utf-8"?>
-<w:footnotes xmlns:cx="http://schemas.microsoft.com/office/drawing/2014/chartex" xmlns:cx1="http://schemas.microsoft.com/office/drawing/2015/9/8/chartex" xmlns:cx2="http://schemas.microsoft.com/office/drawing/2015/10/21/chartex" xmlns:cx3="http://schemas.microsoft.com/office/drawing/2016/5/9/chartex" xmlns:cx4="http://schemas.microsoft.com/office/drawing/2016/5/10/chartex" xmlns:cx5="http://schemas.microsoft.com/office/drawing/2016/5/11/chartex" xmlns:cx6="http://schemas.microsoft.com/office/drawing/2016/5/12/chartex" xmlns:cx7="http://schemas.microsoft.com/office/drawing/2016/5/13/chartex" xmlns:cx8="http://schemas.microsoft.com/office/drawing/2016/5/14/chartex" xmlns:mc="http://schemas.openxmlformats.org/markup-compatibility/2006" xmlns:aink="http://schemas.microsoft.com/office/drawing/2016/ink" xmlns:am3d="http://schemas.microsoft.com/office/drawing/2017/model3d" xmlns:o="urn:schemas-microsoft-com:office:office" xmlns:oel="http://schemas.microsoft.com/office/2019/extlst" xmlns:r="http://purl.oclc.org/ooxml/officeDocument/relationships" xmlns:m="http://purl.oclc.org/ooxml/officeDocument/math" xmlns:v="urn:schemas-microsoft-com:vml" xmlns:wp14="http://schemas.microsoft.com/office/word/2010/wordprocessingDrawing" xmlns:wp="http://purl.oclc.org/ooxml/drawingml/wordprocessingDrawing" xmlns:w10="urn:schemas-microsoft-com:office:word" xmlns:w="http://purl.oclc.org/ooxml/wordprocessingml/main" xmlns:w14="http://schemas.microsoft.com/office/word/2010/wordml" xmlns:w15="http://schemas.microsoft.com/office/word/2012/wordml" xmlns:w16cex="http://schemas.microsoft.com/office/word/2018/wordml/cex" xmlns:w16cid="http://schemas.microsoft.com/office/word/2016/wordml/cid" xmlns:w16="http://schemas.microsoft.com/office/word/2018/wordml" xmlns:w16du="http://schemas.microsoft.com/office/word/2023/wordml/word16du" xmlns:w16sdtdh="http://schemas.microsoft.com/office/word/2020/wordml/sdtdatahash" xmlns:w16se="http://schemas.microsoft.com/office/word/2015/wordml/symex" xmlns:wpi="http://schemas.microsoft.com/office/word/2010/wordprocessingInk" xmlns:wne="http://schemas.microsoft.com/office/word/2006/wordml" mc:Ignorable="w14 w15 w16se w16cid w16 w16cex w16sdtdh w16du wne wp14">
+<w:footnotes xmlns:cx="http://schemas.microsoft.com/office/drawing/2014/chartex" xmlns:cx1="http://schemas.microsoft.com/office/drawing/2015/9/8/chartex" xmlns:cx2="http://schemas.microsoft.com/office/drawing/2015/10/21/chartex" xmlns:cx3="http://schemas.microsoft.com/office/drawing/2016/5/9/chartex" xmlns:cx4="http://schemas.microsoft.com/office/drawing/2016/5/10/chartex" xmlns:cx5="http://schemas.microsoft.com/office/drawing/2016/5/11/chartex" xmlns:cx6="http://schemas.microsoft.com/office/drawing/2016/5/12/chartex" xmlns:cx7="http://schemas.microsoft.com/office/drawing/2016/5/13/chartex" xmlns:cx8="http://schemas.microsoft.com/office/drawing/2016/5/14/chartex" xmlns:mc="http://schemas.openxmlformats.org/markup-compatibility/2006" xmlns:aink="http://schemas.microsoft.com/office/drawing/2016/ink" xmlns:am3d="http://schemas.microsoft.com/office/drawing/2017/model3d" xmlns:o="urn:schemas-microsoft-com:office:office" xmlns:r="http://purl.oclc.org/ooxml/officeDocument/relationships" xmlns:m="http://purl.oclc.org/ooxml/officeDocument/math" xmlns:v="urn:schemas-microsoft-com:vml" xmlns:wp14="http://schemas.microsoft.com/office/word/2010/wordprocessingDrawing" xmlns:wp="http://purl.oclc.org/ooxml/drawingml/wordprocessingDrawing" xmlns:w10="urn:schemas-microsoft-com:office:word" xmlns:w="http://purl.oclc.org/ooxml/wordprocessingml/main" xmlns:w14="http://schemas.microsoft.com/office/word/2010/wordml" xmlns:w15="http://schemas.microsoft.com/office/word/2012/wordml" xmlns:w16cid="http://schemas.microsoft.com/office/word/2016/wordml/cid" xmlns:w16se="http://schemas.microsoft.com/office/word/2015/wordml/symex" xmlns:wpi="http://schemas.microsoft.com/office/word/2010/wordprocessingInk" xmlns:wne="http://schemas.microsoft.com/office/word/2006/wordml" mc:Ignorable="w14 w15 w16se w16cid wne wp14">
   <w:footnote w:type="separator" w:id="-1">
     <w:p>
       <w:r>
@@ -3477,7 +3443,7 @@
 </file>
 
 <file path=word/numbering.xml><?xml version="1.0" encoding="utf-8"?>
-<w:numbering xmlns:cx="http://schemas.microsoft.com/office/drawing/2014/chartex" xmlns:cx1="http://schemas.microsoft.com/office/drawing/2015/9/8/chartex" xmlns:cx2="http://schemas.microsoft.com/office/drawing/2015/10/21/chartex" xmlns:cx3="http://schemas.microsoft.com/office/drawing/2016/5/9/chartex" xmlns:cx4="http://schemas.microsoft.com/office/drawing/2016/5/10/chartex" xmlns:cx5="http://schemas.microsoft.com/office/drawing/2016/5/11/chartex" xmlns:cx6="http://schemas.microsoft.com/office/drawing/2016/5/12/chartex" xmlns:cx7="http://schemas.microsoft.com/office/drawing/2016/5/13/chartex" xmlns:cx8="http://schemas.microsoft.com/office/drawing/2016/5/14/chartex" xmlns:mc="http://schemas.openxmlformats.org/markup-compatibility/2006" xmlns:aink="http://schemas.microsoft.com/office/drawing/2016/ink" xmlns:am3d="http://schemas.microsoft.com/office/drawing/2017/model3d" xmlns:o="urn:schemas-microsoft-com:office:office" xmlns:oel="http://schemas.microsoft.com/office/2019/extlst" xmlns:r="http://purl.oclc.org/ooxml/officeDocument/relationships" xmlns:m="http://purl.oclc.org/ooxml/officeDocument/math" xmlns:v="urn:schemas-microsoft-com:vml" xmlns:wp14="http://schemas.microsoft.com/office/word/2010/wordprocessingDrawing" xmlns:wp="http://purl.oclc.org/ooxml/drawingml/wordprocessingDrawing" xmlns:w10="urn:schemas-microsoft-com:office:word" xmlns:w="http://purl.oclc.org/ooxml/wordprocessingml/main" xmlns:w14="http://schemas.microsoft.com/office/word/2010/wordml" xmlns:w15="http://schemas.microsoft.com/office/word/2012/wordml" xmlns:w16cex="http://schemas.microsoft.com/office/word/2018/wordml/cex" xmlns:w16cid="http://schemas.microsoft.com/office/word/2016/wordml/cid" xmlns:w16="http://schemas.microsoft.com/office/word/2018/wordml" xmlns:w16du="http://schemas.microsoft.com/office/word/2023/wordml/word16du" xmlns:w16sdtdh="http://schemas.microsoft.com/office/word/2020/wordml/sdtdatahash" xmlns:w16se="http://schemas.microsoft.com/office/word/2015/wordml/symex" xmlns:wpi="http://schemas.microsoft.com/office/word/2010/wordprocessingInk" xmlns:wne="http://schemas.microsoft.com/office/word/2006/wordml" mc:Ignorable="w14 w15 w16se w16cid w16 w16cex w16sdtdh w16du wne wp14">
+<w:numbering xmlns:cx="http://schemas.microsoft.com/office/drawing/2014/chartex" xmlns:cx1="http://schemas.microsoft.com/office/drawing/2015/9/8/chartex" xmlns:cx2="http://schemas.microsoft.com/office/drawing/2015/10/21/chartex" xmlns:cx3="http://schemas.microsoft.com/office/drawing/2016/5/9/chartex" xmlns:cx4="http://schemas.microsoft.com/office/drawing/2016/5/10/chartex" xmlns:cx5="http://schemas.microsoft.com/office/drawing/2016/5/11/chartex" xmlns:cx6="http://schemas.microsoft.com/office/drawing/2016/5/12/chartex" xmlns:cx7="http://schemas.microsoft.com/office/drawing/2016/5/13/chartex" xmlns:cx8="http://schemas.microsoft.com/office/drawing/2016/5/14/chartex" xmlns:mc="http://schemas.openxmlformats.org/markup-compatibility/2006" xmlns:aink="http://schemas.microsoft.com/office/drawing/2016/ink" xmlns:am3d="http://schemas.microsoft.com/office/drawing/2017/model3d" xmlns:o="urn:schemas-microsoft-com:office:office" xmlns:r="http://purl.oclc.org/ooxml/officeDocument/relationships" xmlns:m="http://purl.oclc.org/ooxml/officeDocument/math" xmlns:v="urn:schemas-microsoft-com:vml" xmlns:wp14="http://schemas.microsoft.com/office/word/2010/wordprocessingDrawing" xmlns:wp="http://purl.oclc.org/ooxml/drawingml/wordprocessingDrawing" xmlns:w10="urn:schemas-microsoft-com:office:word" xmlns:w="http://purl.oclc.org/ooxml/wordprocessingml/main" xmlns:w14="http://schemas.microsoft.com/office/word/2010/wordml" xmlns:w15="http://schemas.microsoft.com/office/word/2012/wordml" xmlns:w16cid="http://schemas.microsoft.com/office/word/2016/wordml/cid" xmlns:w16se="http://schemas.microsoft.com/office/word/2015/wordml/symex" xmlns:wpi="http://schemas.microsoft.com/office/word/2010/wordprocessingInk" xmlns:wne="http://schemas.microsoft.com/office/word/2006/wordml" mc:Ignorable="w14 w15 w16se w16cid wne wp14">
   <w:abstractNum w:abstractNumId="0" w15:restartNumberingAfterBreak="0">
     <w:nsid w:val="FFFFFF1D"/>
     <w:multiLevelType w:val="multilevel"/>
@@ -4699,7 +4665,7 @@
     <w:lvl w:ilvl="0">
       <w:start w:val="1"/>
       <w:numFmt w:val="upperRoman"/>
-      <w:pStyle w:val="Heading1"/>
+      <w:pStyle w:val="1"/>
       <w:lvlText w:val="%1."/>
       <w:lvlJc w:val="center"/>
       <w:pPr>
@@ -4732,7 +4698,7 @@
     <w:lvl w:ilvl="1">
       <w:start w:val="1"/>
       <w:numFmt w:val="upperLetter"/>
-      <w:pStyle w:val="Heading2"/>
+      <w:pStyle w:val="2"/>
       <w:lvlText w:val="%2."/>
       <w:lvlJc w:val="start"/>
       <w:pPr>
@@ -4768,7 +4734,7 @@
     <w:lvl w:ilvl="2">
       <w:start w:val="1"/>
       <w:numFmt w:val="decimal"/>
-      <w:pStyle w:val="Heading3"/>
+      <w:pStyle w:val="3"/>
       <w:lvlText w:val="%3)"/>
       <w:lvlJc w:val="start"/>
       <w:pPr>
@@ -4804,7 +4770,7 @@
     <w:lvl w:ilvl="3">
       <w:start w:val="1"/>
       <w:numFmt w:val="lowerLetter"/>
-      <w:pStyle w:val="Heading4"/>
+      <w:pStyle w:val="4"/>
       <w:lvlText w:val="%4)"/>
       <w:lvlJc w:val="start"/>
       <w:pPr>
@@ -5209,113 +5175,113 @@
       </w:rPr>
     </w:lvl>
   </w:abstractNum>
-  <w:num w:numId="1" w16cid:durableId="1694380124">
+  <w:num w:numId="1">
     <w:abstractNumId w:val="17"/>
   </w:num>
-  <w:num w:numId="2" w16cid:durableId="1275483731">
+  <w:num w:numId="2">
     <w:abstractNumId w:val="22"/>
   </w:num>
-  <w:num w:numId="3" w16cid:durableId="1995991291">
+  <w:num w:numId="3">
     <w:abstractNumId w:val="14"/>
   </w:num>
-  <w:num w:numId="4" w16cid:durableId="660080273">
+  <w:num w:numId="4">
     <w:abstractNumId w:val="19"/>
   </w:num>
-  <w:num w:numId="5" w16cid:durableId="1621496986">
+  <w:num w:numId="5">
     <w:abstractNumId w:val="19"/>
   </w:num>
-  <w:num w:numId="6" w16cid:durableId="1729526248">
+  <w:num w:numId="6">
     <w:abstractNumId w:val="19"/>
   </w:num>
-  <w:num w:numId="7" w16cid:durableId="1674604673">
+  <w:num w:numId="7">
     <w:abstractNumId w:val="19"/>
   </w:num>
-  <w:num w:numId="8" w16cid:durableId="1321080794">
+  <w:num w:numId="8">
     <w:abstractNumId w:val="21"/>
   </w:num>
-  <w:num w:numId="9" w16cid:durableId="1462110823">
+  <w:num w:numId="9">
     <w:abstractNumId w:val="23"/>
   </w:num>
-  <w:num w:numId="10" w16cid:durableId="2052995782">
+  <w:num w:numId="10">
     <w:abstractNumId w:val="18"/>
   </w:num>
-  <w:num w:numId="11" w16cid:durableId="922564631">
+  <w:num w:numId="11">
     <w:abstractNumId w:val="13"/>
   </w:num>
-  <w:num w:numId="12" w16cid:durableId="759836497">
+  <w:num w:numId="12">
     <w:abstractNumId w:val="12"/>
   </w:num>
-  <w:num w:numId="13" w16cid:durableId="1743064307">
+  <w:num w:numId="13">
     <w:abstractNumId w:val="0"/>
   </w:num>
-  <w:num w:numId="14" w16cid:durableId="295457077">
+  <w:num w:numId="14">
     <w:abstractNumId w:val="10"/>
   </w:num>
-  <w:num w:numId="15" w16cid:durableId="244920153">
+  <w:num w:numId="15">
     <w:abstractNumId w:val="8"/>
   </w:num>
-  <w:num w:numId="16" w16cid:durableId="495341487">
+  <w:num w:numId="16">
     <w:abstractNumId w:val="7"/>
   </w:num>
-  <w:num w:numId="17" w16cid:durableId="1261067256">
+  <w:num w:numId="17">
     <w:abstractNumId w:val="6"/>
   </w:num>
-  <w:num w:numId="18" w16cid:durableId="306471717">
+  <w:num w:numId="18">
     <w:abstractNumId w:val="5"/>
   </w:num>
-  <w:num w:numId="19" w16cid:durableId="187573585">
+  <w:num w:numId="19">
     <w:abstractNumId w:val="9"/>
   </w:num>
-  <w:num w:numId="20" w16cid:durableId="315912773">
+  <w:num w:numId="20">
     <w:abstractNumId w:val="4"/>
   </w:num>
-  <w:num w:numId="21" w16cid:durableId="1226797777">
+  <w:num w:numId="21">
     <w:abstractNumId w:val="3"/>
   </w:num>
-  <w:num w:numId="22" w16cid:durableId="618147282">
+  <w:num w:numId="22">
     <w:abstractNumId w:val="2"/>
   </w:num>
-  <w:num w:numId="23" w16cid:durableId="546571730">
+  <w:num w:numId="23">
     <w:abstractNumId w:val="1"/>
   </w:num>
-  <w:num w:numId="24" w16cid:durableId="196357982">
+  <w:num w:numId="24">
     <w:abstractNumId w:val="20"/>
   </w:num>
-  <w:num w:numId="25" w16cid:durableId="1863935379">
+  <w:num w:numId="25">
     <w:abstractNumId w:val="19"/>
   </w:num>
-  <w:num w:numId="26" w16cid:durableId="1908027066">
+  <w:num w:numId="26">
     <w:abstractNumId w:val="19"/>
   </w:num>
-  <w:num w:numId="27" w16cid:durableId="1900356117">
+  <w:num w:numId="27">
     <w:abstractNumId w:val="19"/>
   </w:num>
-  <w:num w:numId="28" w16cid:durableId="1532063053">
+  <w:num w:numId="28">
     <w:abstractNumId w:val="19"/>
   </w:num>
-  <w:num w:numId="29" w16cid:durableId="926773018">
+  <w:num w:numId="29">
     <w:abstractNumId w:val="11"/>
   </w:num>
-  <w:num w:numId="30" w16cid:durableId="1580094110">
+  <w:num w:numId="30">
     <w:abstractNumId w:val="15"/>
   </w:num>
-  <w:num w:numId="31" w16cid:durableId="577859499">
+  <w:num w:numId="31">
     <w:abstractNumId w:val="16"/>
   </w:num>
-  <w:num w:numId="32" w16cid:durableId="608317390">
+  <w:num w:numId="32">
     <w:abstractNumId w:val="17"/>
   </w:num>
-  <w:num w:numId="33" w16cid:durableId="511721236">
+  <w:num w:numId="33">
     <w:abstractNumId w:val="17"/>
   </w:num>
-  <w:num w:numId="34" w16cid:durableId="1041905568">
+  <w:num w:numId="34">
     <w:abstractNumId w:val="17"/>
   </w:num>
 </w:numbering>
 </file>
 
 <file path=word/styles.xml><?xml version="1.0" encoding="utf-8"?>
-<w:styles xmlns:mc="http://schemas.openxmlformats.org/markup-compatibility/2006" xmlns:r="http://purl.oclc.org/ooxml/officeDocument/relationships" xmlns:w="http://purl.oclc.org/ooxml/wordprocessingml/main" xmlns:w14="http://schemas.microsoft.com/office/word/2010/wordml" xmlns:w15="http://schemas.microsoft.com/office/word/2012/wordml" xmlns:w16cex="http://schemas.microsoft.com/office/word/2018/wordml/cex" xmlns:w16cid="http://schemas.microsoft.com/office/word/2016/wordml/cid" xmlns:w16="http://schemas.microsoft.com/office/word/2018/wordml" xmlns:w16du="http://schemas.microsoft.com/office/word/2023/wordml/word16du" xmlns:w16sdtdh="http://schemas.microsoft.com/office/word/2020/wordml/sdtdatahash" xmlns:w16se="http://schemas.microsoft.com/office/word/2015/wordml/symex" mc:Ignorable="w14 w15 w16se w16cid w16 w16cex w16sdtdh w16du">
+<w:styles xmlns:mc="http://schemas.openxmlformats.org/markup-compatibility/2006" xmlns:r="http://purl.oclc.org/ooxml/officeDocument/relationships" xmlns:w="http://purl.oclc.org/ooxml/wordprocessingml/main" xmlns:w14="http://schemas.microsoft.com/office/word/2010/wordml" xmlns:w15="http://schemas.microsoft.com/office/word/2012/wordml" xmlns:w16cid="http://schemas.microsoft.com/office/word/2016/wordml/cid" xmlns:w16se="http://schemas.microsoft.com/office/word/2015/wordml/symex" mc:Ignorable="w14 w15 w16se w16cid">
   <w:docDefaults>
     <w:rPrDefault>
       <w:rPr>
@@ -5325,7 +5291,7 @@
     </w:rPrDefault>
     <w:pPrDefault/>
   </w:docDefaults>
-  <w:latentStyles w:defLockedState="0" w:defUIPriority="0" w:defSemiHidden="0" w:defUnhideWhenUsed="0" w:defQFormat="0" w:count="376">
+  <w:latentStyles w:defLockedState="0" w:defUIPriority="0" w:defSemiHidden="0" w:defUnhideWhenUsed="0" w:defQFormat="0" w:count="375">
     <w:lsdException w:name="Normal" w:qFormat="1"/>
     <w:lsdException w:name="heading 1" w:qFormat="1"/>
     <w:lsdException w:name="heading 2" w:qFormat="1"/>
@@ -5605,19 +5571,18 @@
     <w:lsdException w:name="Smart Hyperlink" w:semiHidden="1" w:uiPriority="99" w:unhideWhenUsed="1"/>
     <w:lsdException w:name="Hashtag" w:semiHidden="1" w:uiPriority="99" w:unhideWhenUsed="1"/>
     <w:lsdException w:name="Unresolved Mention" w:semiHidden="1" w:uiPriority="99" w:unhideWhenUsed="1"/>
-    <w:lsdException w:name="Smart Link" w:semiHidden="1" w:uiPriority="99" w:unhideWhenUsed="1"/>
   </w:latentStyles>
-  <w:style w:type="paragraph" w:default="1" w:styleId="Normal">
+  <w:style w:type="paragraph" w:default="1" w:styleId="a">
     <w:name w:val="Normal"/>
     <w:qFormat/>
     <w:pPr>
       <w:jc w:val="center"/>
     </w:pPr>
   </w:style>
-  <w:style w:type="paragraph" w:styleId="Heading1">
+  <w:style w:type="paragraph" w:styleId="1">
     <w:name w:val="heading 1"/>
-    <w:basedOn w:val="Normal"/>
-    <w:next w:val="Normal"/>
+    <w:basedOn w:val="a"/>
+    <w:next w:val="a"/>
     <w:qFormat/>
     <w:rsid w:val="006B6B66"/>
     <w:pPr>
@@ -5638,10 +5603,10 @@
       <w:noProof/>
     </w:rPr>
   </w:style>
-  <w:style w:type="paragraph" w:styleId="Heading2">
+  <w:style w:type="paragraph" w:styleId="2">
     <w:name w:val="heading 2"/>
-    <w:basedOn w:val="Normal"/>
-    <w:next w:val="Normal"/>
+    <w:basedOn w:val="a"/>
+    <w:next w:val="a"/>
     <w:qFormat/>
     <w:rsid w:val="00ED0149"/>
     <w:pPr>
@@ -5661,10 +5626,10 @@
       <w:noProof/>
     </w:rPr>
   </w:style>
-  <w:style w:type="paragraph" w:styleId="Heading3">
+  <w:style w:type="paragraph" w:styleId="3">
     <w:name w:val="heading 3"/>
-    <w:basedOn w:val="Normal"/>
-    <w:next w:val="Normal"/>
+    <w:basedOn w:val="a"/>
+    <w:next w:val="a"/>
     <w:qFormat/>
     <w:rsid w:val="00794804"/>
     <w:pPr>
@@ -5683,10 +5648,10 @@
       <w:noProof/>
     </w:rPr>
   </w:style>
-  <w:style w:type="paragraph" w:styleId="Heading4">
+  <w:style w:type="paragraph" w:styleId="4">
     <w:name w:val="heading 4"/>
-    <w:basedOn w:val="Normal"/>
-    <w:next w:val="Normal"/>
+    <w:basedOn w:val="a"/>
+    <w:next w:val="a"/>
     <w:qFormat/>
     <w:rsid w:val="00794804"/>
     <w:pPr>
@@ -5709,10 +5674,10 @@
       <w:noProof/>
     </w:rPr>
   </w:style>
-  <w:style w:type="paragraph" w:styleId="Heading5">
+  <w:style w:type="paragraph" w:styleId="5">
     <w:name w:val="heading 5"/>
-    <w:basedOn w:val="Normal"/>
-    <w:next w:val="Normal"/>
+    <w:basedOn w:val="a"/>
+    <w:next w:val="a"/>
     <w:qFormat/>
     <w:pPr>
       <w:tabs>
@@ -5726,12 +5691,13 @@
       <w:noProof/>
     </w:rPr>
   </w:style>
-  <w:style w:type="character" w:default="1" w:styleId="DefaultParagraphFont">
+  <w:style w:type="character" w:default="1" w:styleId="a0">
     <w:name w:val="Default Paragraph Font"/>
     <w:uiPriority w:val="1"/>
+    <w:semiHidden/>
     <w:unhideWhenUsed/>
   </w:style>
-  <w:style w:type="table" w:default="1" w:styleId="TableNormal">
+  <w:style w:type="table" w:default="1" w:styleId="a1">
     <w:name w:val="Normal Table"/>
     <w:uiPriority w:val="99"/>
     <w:semiHidden/>
@@ -5746,7 +5712,7 @@
       </w:tblCellMar>
     </w:tblPr>
   </w:style>
-  <w:style w:type="numbering" w:default="1" w:styleId="NoList">
+  <w:style w:type="numbering" w:default="1" w:styleId="a2">
     <w:name w:val="No List"/>
     <w:uiPriority w:val="99"/>
     <w:semiHidden/>
@@ -5785,10 +5751,10 @@
       <w:szCs w:val="22"/>
     </w:rPr>
   </w:style>
-  <w:style w:type="paragraph" w:styleId="BodyText">
+  <w:style w:type="paragraph" w:styleId="a3">
     <w:name w:val="Body Text"/>
-    <w:basedOn w:val="Normal"/>
-    <w:link w:val="BodyTextChar"/>
+    <w:basedOn w:val="a"/>
+    <w:link w:val="a4"/>
     <w:rsid w:val="00E7596C"/>
     <w:pPr>
       <w:tabs>
@@ -5803,9 +5769,9 @@
       <w:lang w:val="x-none" w:eastAsia="x-none"/>
     </w:rPr>
   </w:style>
-  <w:style w:type="character" w:customStyle="1" w:styleId="BodyTextChar">
-    <w:name w:val="Body Text Char"/>
-    <w:link w:val="BodyText"/>
+  <w:style w:type="character" w:customStyle="1" w:styleId="a4">
+    <w:name w:val="本文 字元"/>
+    <w:link w:val="a3"/>
     <w:rsid w:val="00E7596C"/>
     <w:rPr>
       <w:spacing w:val="-1"/>
@@ -5814,7 +5780,7 @@
   </w:style>
   <w:style w:type="paragraph" w:customStyle="1" w:styleId="bulletlist">
     <w:name w:val="bullet list"/>
-    <w:basedOn w:val="BodyText"/>
+    <w:basedOn w:val="a3"/>
     <w:rsid w:val="001B67DC"/>
     <w:pPr>
       <w:numPr>
@@ -5824,7 +5790,7 @@
   </w:style>
   <w:style w:type="paragraph" w:customStyle="1" w:styleId="equation">
     <w:name w:val="equation"/>
-    <w:basedOn w:val="Normal"/>
+    <w:basedOn w:val="a"/>
     <w:rsid w:val="008A2C7D"/>
     <w:pPr>
       <w:tabs>
@@ -5929,7 +5895,7 @@
   </w:style>
   <w:style w:type="paragraph" w:customStyle="1" w:styleId="tablecolhead">
     <w:name w:val="table col head"/>
-    <w:basedOn w:val="Normal"/>
+    <w:basedOn w:val="a"/>
     <w:rPr>
       <w:b/>
       <w:bCs/>
@@ -6003,10 +5969,10 @@
       <w:i/>
     </w:rPr>
   </w:style>
-  <w:style w:type="paragraph" w:styleId="Header">
+  <w:style w:type="paragraph" w:styleId="a5">
     <w:name w:val="header"/>
-    <w:basedOn w:val="Normal"/>
-    <w:link w:val="HeaderChar"/>
+    <w:basedOn w:val="a"/>
+    <w:link w:val="a6"/>
     <w:rsid w:val="001A3B3D"/>
     <w:pPr>
       <w:tabs>
@@ -6015,16 +5981,16 @@
       </w:tabs>
     </w:pPr>
   </w:style>
-  <w:style w:type="character" w:customStyle="1" w:styleId="HeaderChar">
-    <w:name w:val="Header Char"/>
-    <w:basedOn w:val="DefaultParagraphFont"/>
-    <w:link w:val="Header"/>
+  <w:style w:type="character" w:customStyle="1" w:styleId="a6">
+    <w:name w:val="頁首 字元"/>
+    <w:basedOn w:val="a0"/>
+    <w:link w:val="a5"/>
     <w:rsid w:val="001A3B3D"/>
   </w:style>
-  <w:style w:type="paragraph" w:styleId="Footer">
+  <w:style w:type="paragraph" w:styleId="a7">
     <w:name w:val="footer"/>
-    <w:basedOn w:val="Normal"/>
-    <w:link w:val="FooterChar"/>
+    <w:basedOn w:val="a"/>
+    <w:link w:val="a8"/>
     <w:rsid w:val="001A3B3D"/>
     <w:pPr>
       <w:tabs>
@@ -6033,15 +5999,15 @@
       </w:tabs>
     </w:pPr>
   </w:style>
-  <w:style w:type="character" w:customStyle="1" w:styleId="FooterChar">
-    <w:name w:val="Footer Char"/>
-    <w:basedOn w:val="DefaultParagraphFont"/>
-    <w:link w:val="Footer"/>
+  <w:style w:type="character" w:customStyle="1" w:styleId="a8">
+    <w:name w:val="頁尾 字元"/>
+    <w:basedOn w:val="a0"/>
+    <w:link w:val="a7"/>
     <w:rsid w:val="001A3B3D"/>
   </w:style>
-  <w:style w:type="character" w:styleId="Hyperlink">
+  <w:style w:type="character" w:styleId="a9">
     <w:name w:val="Hyperlink"/>
-    <w:basedOn w:val="DefaultParagraphFont"/>
+    <w:basedOn w:val="a0"/>
     <w:uiPriority w:val="99"/>
     <w:unhideWhenUsed/>
     <w:rsid w:val="00C61D30"/>
@@ -6319,7 +6285,7 @@
 </file>
 
 <file path=customXml/itemProps1.xml><?xml version="1.0" encoding="utf-8"?>
-<ds:datastoreItem xmlns:ds="http://purl.oclc.org/ooxml/officeDocument/customXml" ds:itemID="{4AF78C8B-3F52-4B95-BE17-AE7EED1D1184}">
+<ds:datastoreItem xmlns:ds="http://purl.oclc.org/ooxml/officeDocument/customXml" ds:itemID="{D436EA71-7E0C-4B0F-9922-961E30370C9E}">
   <ds:schemaRefs>
     <ds:schemaRef ds:uri="http://schemas.openxmlformats.org/officeDocument/2006/bibliography"/>
   </ds:schemaRefs>

--- a/1dcnn_ieee.docx
+++ b/1dcnn_ieee.docx
@@ -451,13 +451,7 @@
         <w:rPr>
           <w:lang w:val="en-AU"/>
         </w:rPr>
-        <w:t xml:space="preserve">There are 3 popular </w:t>
-      </w:r>
-      <w:r>
-        <w:rPr>
-          <w:lang w:val="en-AU"/>
-        </w:rPr>
-        <w:t>methods</w:t>
+        <w:t>There are 3 popular methods</w:t>
       </w:r>
       <w:r>
         <w:rPr>
@@ -935,14 +929,7 @@
         <w:rPr>
           <w:lang w:val="en-AU"/>
         </w:rPr>
-        <w:t xml:space="preserve">It's important to note that the choice of algorithm depends on factors such as desired accuracy, computational resources, user preferences, and the specific environment where the </w:t>
-      </w:r>
-      <w:r>
-        <w:rPr>
-          <w:lang w:val="en-AU"/>
-        </w:rPr>
-        <w:lastRenderedPageBreak/>
-        <w:t>system will be deployed. Additionally, many systems combine multiple algorithm types to improve overall performance and robustness.</w:t>
+        <w:t>It's important to note that the choice of algorithm depends on factors such as desired accuracy, computational resources, user preferences, and the specific environment where the system will be deployed. Additionally, many systems combine multiple algorithm types to improve overall performance and robustness.</w:t>
       </w:r>
     </w:p>
     <w:p>
@@ -1189,7 +1176,7 @@
         <w:rPr>
           <w:lang w:val="en-AU"/>
         </w:rPr>
-        <w:t>he data is limited in representativeness as it was collected solely from young individuals.</w:t>
+        <w:t>he data is limited in representativeness.</w:t>
       </w:r>
       <w:r>
         <w:rPr>
@@ -1610,14 +1597,7 @@
           <w:rFonts w:hint="eastAsia"/>
           <w:lang w:val="en-US" w:eastAsia="zh-CN"/>
         </w:rPr>
-        <w:t xml:space="preserve">he red line in Figure 1 is the standard </w:t>
-      </w:r>
-      <w:r>
-        <w:rPr>
-          <w:rFonts w:hint="eastAsia"/>
-          <w:lang w:val="en-US" w:eastAsia="zh-CN"/>
-        </w:rPr>
-        <w:t xml:space="preserve">gravity acceleration, when people are walking normally or standing still the CA is around </w:t>
+        <w:t xml:space="preserve">he red line in Figure 1 is the standard gravity acceleration, when people are walking normally or standing still the CA is around </w:t>
       </w:r>
       <w:r>
         <w:rPr>
@@ -1695,7 +1675,13 @@
         <w:pStyle w:val="a3"/>
       </w:pPr>
       <w:r>
-        <w:t xml:space="preserve">Convolutional neural networks (CNNs) are a type of deep learning architecture particularly well-suited for processing and analyzing spatial data, such as images. CNNs consist of multiple layers that perform convolution, pooling, and fully connected operations to extract relevant features from the input data. The convolutional layers apply filters to local regions of the input, allowing the network to learn spatial patterns. The pooling layers then reduce the spatial dimensions of the feature maps, while the fully connected layers perform classification or regression tasks based on the extracted features. </w:t>
+        <w:t xml:space="preserve">Convolutional neural networks (CNNs) are a type of deep learning architecture particularly well-suited for processing and analyzing spatial data, such as images. CNNs consist of multiple layers that perform convolution, pooling, and fully connected operations to extract relevant features from the input data. </w:t>
+      </w:r>
+      <w:r>
+        <w:t xml:space="preserve">The full picture is shown in Figure 2. </w:t>
+      </w:r>
+      <w:r>
+        <w:t xml:space="preserve">The convolutional layers apply filters to local regions of the input, allowing the network to learn spatial patterns. The pooling layers then reduce the spatial dimensions of the feature maps, while the fully connected layers perform classification or regression tasks based on the extracted features. </w:t>
       </w:r>
     </w:p>
     <w:p>
@@ -1763,13 +1749,144 @@
     </w:p>
     <w:p>
       <w:pPr>
+        <w:pStyle w:val="a3"/>
+      </w:pPr>
+      <w:r>
+        <w:rPr>
+          <w:lang w:eastAsia="zh-CN"/>
+        </w:rPr>
+        <w:t xml:space="preserve">For the </w:t>
+      </w:r>
+      <w:r>
+        <w:t>convolution</w:t>
+      </w:r>
+      <w:r>
+        <w:t xml:space="preserve"> operation, two key hyperparameters are number of filters and kernel size. </w:t>
+      </w:r>
+      <w:r>
+        <w:t>The number of filters</w:t>
+      </w:r>
+      <w:r>
+        <w:t xml:space="preserve"> (</w:t>
+      </w:r>
+      <w:r>
+        <w:rPr>
+          <w:i/>
+        </w:rPr>
+        <w:t>f</w:t>
+      </w:r>
+      <w:r>
+        <w:t>)</w:t>
+      </w:r>
+      <w:r>
+        <w:t xml:space="preserve"> determines the depth of the output feature map</w:t>
+      </w:r>
+      <w:r>
+        <w:t xml:space="preserve"> and the kernel size</w:t>
+      </w:r>
+      <w:r>
+        <w:t xml:space="preserve"> (</w:t>
+      </w:r>
+      <w:r>
+        <w:rPr>
+          <w:i/>
+        </w:rPr>
+        <w:t>k, k</w:t>
+      </w:r>
+      <w:r>
+        <w:t>)</w:t>
+      </w:r>
+      <w:r>
+        <w:t xml:space="preserve"> defines how much of the input image is being looked at during each convolution operation.</w:t>
+      </w:r>
+    </w:p>
+    <w:p>
+      <w:pPr>
+        <w:pStyle w:val="a3"/>
+        <w:rPr>
+          <w:lang w:eastAsia="zh-CN"/>
+        </w:rPr>
+      </w:pPr>
+      <w:r>
+        <w:rPr>
+          <w:noProof/>
+          <w:lang w:eastAsia="zh-CN"/>
+        </w:rPr>
+        <w:drawing>
+          <wp:inline distT="0" distB="0" distL="0" distR="0" wp14:anchorId="7A603446" wp14:editId="2226BD39">
+            <wp:extent cx="2610536" cy="911369"/>
+            <wp:effectExtent l="0" t="0" r="0" b="0"/>
+            <wp:docPr id="31" name="圖片 31"/>
+            <wp:cNvGraphicFramePr>
+              <a:graphicFrameLocks xmlns:a="http://purl.oclc.org/ooxml/drawingml/main" noChangeAspect="1"/>
+            </wp:cNvGraphicFramePr>
+            <a:graphic xmlns:a="http://purl.oclc.org/ooxml/drawingml/main">
+              <a:graphicData uri="http://purl.oclc.org/ooxml/drawingml/picture">
+                <pic:pic xmlns:pic="http://purl.oclc.org/ooxml/drawingml/picture">
+                  <pic:nvPicPr>
+                    <pic:cNvPr id="0" name="Picture 2"/>
+                    <pic:cNvPicPr>
+                      <a:picLocks noChangeAspect="1" noChangeArrowheads="1"/>
+                    </pic:cNvPicPr>
+                  </pic:nvPicPr>
+                  <pic:blipFill>
+                    <a:blip r:embed="rId11" cstate="print">
+                      <a:extLst>
+                        <a:ext uri="{28A0092B-C50C-407E-A947-70E740481C1C}">
+                          <a14:useLocalDpi xmlns:a14="http://schemas.microsoft.com/office/drawing/2010/main" val="0"/>
+                        </a:ext>
+                      </a:extLst>
+                    </a:blip>
+                    <a:srcRect/>
+                    <a:stretch>
+                      <a:fillRect/>
+                    </a:stretch>
+                  </pic:blipFill>
+                  <pic:spPr bwMode="auto">
+                    <a:xfrm>
+                      <a:off x="0" y="0"/>
+                      <a:ext cx="2653512" cy="926372"/>
+                    </a:xfrm>
+                    <a:prstGeom prst="rect">
+                      <a:avLst/>
+                    </a:prstGeom>
+                    <a:noFill/>
+                  </pic:spPr>
+                </pic:pic>
+              </a:graphicData>
+            </a:graphic>
+          </wp:inline>
+        </w:drawing>
+      </w:r>
+    </w:p>
+    <w:p>
+      <w:pPr>
+        <w:pStyle w:val="figurecaption"/>
+        <w:rPr>
+          <w:rFonts w:hint="eastAsia"/>
+        </w:rPr>
+      </w:pPr>
+      <w:r>
+        <w:t>Convolution operation</w:t>
+      </w:r>
+      <w:r>
+        <w:t>.</w:t>
+      </w:r>
+    </w:p>
+    <w:p>
+      <w:pPr>
+        <w:pStyle w:val="a3"/>
+      </w:pPr>
+      <w:r>
+        <w:t xml:space="preserve">It is not suitable for our 1D-data, but the way it extracts features is effective, so 1D-CNN is introduced. </w:t>
+      </w:r>
+    </w:p>
+    <w:p>
+      <w:pPr>
         <w:pStyle w:val="2"/>
       </w:pPr>
       <w:r>
-        <w:t>1D-</w:t>
-      </w:r>
-      <w:r>
-        <w:t>CNN</w:t>
+        <w:t>1D-CNN</w:t>
       </w:r>
     </w:p>
     <w:p>
@@ -1778,6 +1895,9 @@
       </w:pPr>
       <w:r>
         <w:t>For time-series data like sensor readings, a 1D-CNN architecture is more appropriate, as it operates on 1-dimensional sequences rather than 2D images. 1D-CNNs are able to effectively capture the temporal patterns in sensor data, making them a suitable choice for the fall detection task at hand, where the sensor readings exhibit characteristic patterns associated with fall events.</w:t>
+      </w:r>
+      <w:r>
+        <w:t xml:space="preserve"> The principle is shown in Figure 3.</w:t>
       </w:r>
     </w:p>
     <w:p>
@@ -1811,7 +1931,7 @@
                     </pic:cNvPicPr>
                   </pic:nvPicPr>
                   <pic:blipFill>
-                    <a:blip r:embed="rId11" cstate="print">
+                    <a:blip r:embed="rId12" cstate="print">
                       <a:extLst>
                         <a:ext uri="{28A0092B-C50C-407E-A947-70E740481C1C}">
                           <a14:useLocalDpi xmlns:a14="http://schemas.microsoft.com/office/drawing/2010/main" val="0"/>
@@ -1857,11 +1977,36 @@
     <w:p>
       <w:pPr>
         <w:pStyle w:val="a3"/>
-        <w:jc w:val="center"/>
-        <w:rPr>
-          <w:lang w:val="en-US"/>
-        </w:rPr>
-      </w:pPr>
+        <w:rPr>
+          <w:rFonts w:hint="eastAsia"/>
+          <w:lang w:val="en-US" w:eastAsia="zh-CN"/>
+        </w:rPr>
+      </w:pPr>
+      <w:r>
+        <w:rPr>
+          <w:rFonts w:hint="eastAsia"/>
+          <w:lang w:val="en-US" w:eastAsia="zh-CN"/>
+        </w:rPr>
+        <w:t>1</w:t>
+      </w:r>
+      <w:r>
+        <w:rPr>
+          <w:lang w:val="en-US" w:eastAsia="zh-CN"/>
+        </w:rPr>
+        <w:t xml:space="preserve">D-CNN will be employed to train and test fall data from </w:t>
+      </w:r>
+      <w:r>
+        <w:rPr>
+          <w:lang w:val="en-AU"/>
+        </w:rPr>
+        <w:t>WEDA-FALL</w:t>
+      </w:r>
+      <w:r>
+        <w:rPr>
+          <w:lang w:val="en-AU"/>
+        </w:rPr>
+        <w:t>.</w:t>
+      </w:r>
     </w:p>
     <w:p>
       <w:pPr>
@@ -1939,11 +2084,7 @@
         <w:pStyle w:val="a3"/>
       </w:pPr>
       <w:r>
-        <w:t xml:space="preserve">Define abbreviations and acronyms the first time they are used in the text, even after they have been defined in the </w:t>
-      </w:r>
-      <w:r>
-        <w:lastRenderedPageBreak/>
-        <w:t xml:space="preserve">abstract. Abbreviations such as IEEE, SI, MKS, CGS, </w:t>
+        <w:t xml:space="preserve">Define abbreviations and acronyms the first time they are used in the text, even after they have been defined in the abstract. Abbreviations such as IEEE, SI, MKS, CGS, </w:t>
       </w:r>
       <w:proofErr w:type="spellStart"/>
       <w:r>
@@ -2197,10 +2338,7 @@
         <w:t>English, commas, semi</w:t>
       </w:r>
       <w:r>
-        <w:t xml:space="preserve">colons, periods, question and exclamation marks are located within quotation marks only when a complete thought or name is cited, such as a title or full quotation. When quotation marks are used, instead of a bold or italic typeface, to highlight a word or phrase, punctuation should appear outside of the quotation marks. A parenthetical phrase or statement at the end of a </w:t>
-      </w:r>
-      <w:r>
-        <w:t>sentence is punctuated outside of the closing parenthesis (like this). (A parenthetical sentence is punctuated within the parentheses.)</w:t>
+        <w:t>colons, periods, question and exclamation marks are located within quotation marks only when a complete thought or name is cited, such as a title or full quotation. When quotation marks are used, instead of a bold or italic typeface, to highlight a word or phrase, punctuation should appear outside of the quotation marks. A parenthetical phrase or statement at the end of a sentence is punctuated outside of the closing parenthesis (like this). (A parenthetical sentence is punctuated within the parentheses.)</w:t>
       </w:r>
     </w:p>
     <w:p>
@@ -2514,7 +2652,6 @@
         <w:pStyle w:val="2"/>
       </w:pPr>
       <w:r>
-        <w:lastRenderedPageBreak/>
         <w:t>Identify</w:t>
       </w:r>
       <w:r>
@@ -3016,7 +3153,7 @@
         </w:rPr>
         <w:t xml:space="preserve">, vol. 193, p. 110945, Apr. 2022, doi: </w:t>
       </w:r>
-      <w:hyperlink r:id="rId12" w:history="1">
+      <w:hyperlink r:id="rId13" w:history="1">
         <w:r>
           <w:rPr>
             <w:color w:val="0000FF"/>
@@ -3105,7 +3242,7 @@
       <w:r>
         <w:t xml:space="preserve">, vol. 24, no. 2, pp. 524–532, Feb. 2020, doi: </w:t>
       </w:r>
-      <w:hyperlink r:id="rId13" w:history="1">
+      <w:hyperlink r:id="rId14" w:history="1">
         <w:r>
           <w:rPr>
             <w:rStyle w:val="a9"/>
@@ -3137,7 +3274,7 @@
       <w:r>
         <w:t xml:space="preserve">, vol. 110, pp. 199–210, May 2015, doi: </w:t>
       </w:r>
-      <w:hyperlink r:id="rId14" w:history="1">
+      <w:hyperlink r:id="rId15" w:history="1">
         <w:r>
           <w:rPr>
             <w:rStyle w:val="a9"/>
@@ -3169,7 +3306,7 @@
       <w:r>
         <w:t xml:space="preserve">, vol. 20, no. 20, Art. no. 20, Jan. 2020, doi: </w:t>
       </w:r>
-      <w:hyperlink r:id="rId15" w:history="1">
+      <w:hyperlink r:id="rId16" w:history="1">
         <w:r>
           <w:rPr>
             <w:rStyle w:val="a9"/>
@@ -3284,7 +3421,6 @@
         <w:rPr>
           <w:noProof/>
         </w:rPr>
-        <w:lastRenderedPageBreak/>
         <w:drawing>
           <wp:anchor distT="0" distB="0" distL="114300" distR="114300" simplePos="0" relativeHeight="251657728" behindDoc="1" locked="0" layoutInCell="1" allowOverlap="1" wp14:anchorId="6F75FADA" wp14:editId="1C256606">
             <wp:simplePos x="0" y="0"/>
@@ -6285,7 +6421,7 @@
 </file>
 
 <file path=customXml/itemProps1.xml><?xml version="1.0" encoding="utf-8"?>
-<ds:datastoreItem xmlns:ds="http://purl.oclc.org/ooxml/officeDocument/customXml" ds:itemID="{D436EA71-7E0C-4B0F-9922-961E30370C9E}">
+<ds:datastoreItem xmlns:ds="http://purl.oclc.org/ooxml/officeDocument/customXml" ds:itemID="{E52BC1ED-1D1A-4AD8-8063-CDDFAB6EFCDB}">
   <ds:schemaRefs>
     <ds:schemaRef ds:uri="http://schemas.openxmlformats.org/officeDocument/2006/bibliography"/>
   </ds:schemaRefs>

--- a/1dcnn_ieee.docx
+++ b/1dcnn_ieee.docx
@@ -451,7 +451,13 @@
         <w:rPr>
           <w:lang w:val="en-AU"/>
         </w:rPr>
-        <w:t>There are 3 popular methods</w:t>
+        <w:t xml:space="preserve">There are 3 popular </w:t>
+      </w:r>
+      <w:r>
+        <w:rPr>
+          <w:lang w:val="en-AU"/>
+        </w:rPr>
+        <w:t>methods</w:t>
       </w:r>
       <w:r>
         <w:rPr>
@@ -929,7 +935,14 @@
         <w:rPr>
           <w:lang w:val="en-AU"/>
         </w:rPr>
-        <w:t>It's important to note that the choice of algorithm depends on factors such as desired accuracy, computational resources, user preferences, and the specific environment where the system will be deployed. Additionally, many systems combine multiple algorithm types to improve overall performance and robustness.</w:t>
+        <w:t xml:space="preserve">It's important to note that the choice of algorithm depends on factors such as desired accuracy, computational resources, user preferences, and the specific environment where the </w:t>
+      </w:r>
+      <w:r>
+        <w:rPr>
+          <w:lang w:val="en-AU"/>
+        </w:rPr>
+        <w:lastRenderedPageBreak/>
+        <w:t>system will be deployed. Additionally, many systems combine multiple algorithm types to improve overall performance and robustness.</w:t>
       </w:r>
     </w:p>
     <w:p>
@@ -1597,7 +1610,14 @@
           <w:rFonts w:hint="eastAsia"/>
           <w:lang w:val="en-US" w:eastAsia="zh-CN"/>
         </w:rPr>
-        <w:t xml:space="preserve">he red line in Figure 1 is the standard gravity acceleration, when people are walking normally or standing still the CA is around </w:t>
+        <w:t xml:space="preserve">he red line in Figure 1 is the standard </w:t>
+      </w:r>
+      <w:r>
+        <w:rPr>
+          <w:rFonts w:hint="eastAsia"/>
+          <w:lang w:val="en-US" w:eastAsia="zh-CN"/>
+        </w:rPr>
+        <w:t xml:space="preserve">gravity acceleration, when people are walking normally or standing still the CA is around </w:t>
       </w:r>
       <w:r>
         <w:rPr>
@@ -1813,10 +1833,10 @@
           <w:lang w:eastAsia="zh-CN"/>
         </w:rPr>
         <w:drawing>
-          <wp:inline distT="0" distB="0" distL="0" distR="0" wp14:anchorId="7A603446" wp14:editId="2226BD39">
-            <wp:extent cx="2610536" cy="911369"/>
+          <wp:inline distT="0" distB="0" distL="0" distR="0" wp14:anchorId="125B5CE7" wp14:editId="3062F3CE">
+            <wp:extent cx="2712995" cy="947139"/>
             <wp:effectExtent l="0" t="0" r="0" b="0"/>
-            <wp:docPr id="31" name="圖片 31"/>
+            <wp:docPr id="2" name="圖片 2"/>
             <wp:cNvGraphicFramePr>
               <a:graphicFrameLocks xmlns:a="http://purl.oclc.org/ooxml/drawingml/main" noChangeAspect="1"/>
             </wp:cNvGraphicFramePr>
@@ -1845,7 +1865,7 @@
                   <pic:spPr bwMode="auto">
                     <a:xfrm>
                       <a:off x="0" y="0"/>
-                      <a:ext cx="2653512" cy="926372"/>
+                      <a:ext cx="2763536" cy="964784"/>
                     </a:xfrm>
                     <a:prstGeom prst="rect">
                       <a:avLst/>
@@ -1862,15 +1882,9 @@
     <w:p>
       <w:pPr>
         <w:pStyle w:val="figurecaption"/>
-        <w:rPr>
-          <w:rFonts w:hint="eastAsia"/>
-        </w:rPr>
-      </w:pPr>
-      <w:r>
-        <w:t>Convolution operation</w:t>
-      </w:r>
-      <w:r>
-        <w:t>.</w:t>
+      </w:pPr>
+      <w:r>
+        <w:t>Convolution operation.</w:t>
       </w:r>
     </w:p>
     <w:p>
@@ -1978,34 +1992,27 @@
       <w:pPr>
         <w:pStyle w:val="a3"/>
         <w:rPr>
+          <w:lang w:val="en-US" w:eastAsia="zh-CN"/>
+        </w:rPr>
+      </w:pPr>
+      <w:r>
+        <w:rPr>
           <w:rFonts w:hint="eastAsia"/>
           <w:lang w:val="en-US" w:eastAsia="zh-CN"/>
         </w:rPr>
-      </w:pPr>
-      <w:r>
-        <w:rPr>
-          <w:rFonts w:hint="eastAsia"/>
+        <w:t>1</w:t>
+      </w:r>
+      <w:r>
+        <w:rPr>
           <w:lang w:val="en-US" w:eastAsia="zh-CN"/>
         </w:rPr>
-        <w:t>1</w:t>
-      </w:r>
-      <w:r>
-        <w:rPr>
-          <w:lang w:val="en-US" w:eastAsia="zh-CN"/>
-        </w:rPr>
         <w:t xml:space="preserve">D-CNN will be employed to train and test fall data from </w:t>
       </w:r>
       <w:r>
         <w:rPr>
           <w:lang w:val="en-AU"/>
         </w:rPr>
-        <w:t>WEDA-FALL</w:t>
-      </w:r>
-      <w:r>
-        <w:rPr>
-          <w:lang w:val="en-AU"/>
-        </w:rPr>
-        <w:t>.</w:t>
+        <w:t>WEDA-FALL.</w:t>
       </w:r>
     </w:p>
     <w:p>
@@ -2017,7 +2024,142 @@
         </w:tabs>
       </w:pPr>
       <w:r>
+        <w:lastRenderedPageBreak/>
         <w:t>Dataset selection</w:t>
+      </w:r>
+    </w:p>
+    <w:p>
+      <w:pPr>
+        <w:pStyle w:val="a3"/>
+      </w:pPr>
+      <w:r>
+        <w:rPr>
+          <w:lang w:val="en-AU"/>
+        </w:rPr>
+        <w:t>WEDA-FALL</w:t>
+      </w:r>
+      <w:r>
+        <w:t xml:space="preserve"> </w:t>
+      </w:r>
+      <w:r>
+        <w:rPr>
+          <w:lang w:eastAsia="zh-CN"/>
+        </w:rPr>
+        <w:t xml:space="preserve">is composed of two groups, Falls and ADLs, mentioned before, D05 in ADLs, which is </w:t>
+      </w:r>
+      <w:r>
+        <w:rPr>
+          <w:lang w:eastAsia="zh-CN"/>
+        </w:rPr>
+        <w:t>“</w:t>
+      </w:r>
+      <w:r>
+        <w:t>Sitting</w:t>
+      </w:r>
+      <w:r>
+        <w:rPr>
+          <w:lang w:eastAsia="zh-CN"/>
+        </w:rPr>
+        <w:t xml:space="preserve"> a moment, attempt to get up and collapse into a chair</w:t>
+      </w:r>
+      <w:r>
+        <w:rPr>
+          <w:lang w:eastAsia="zh-CN"/>
+        </w:rPr>
+        <w:t>”</w:t>
+      </w:r>
+      <w:r>
+        <w:t xml:space="preserve">, sounds similar to fall, the flowing Figure 5 is five samples from D05, from which, we can see that the 1st, 3rd and 4th are very similar to real fall. </w:t>
+      </w:r>
+    </w:p>
+    <w:p>
+      <w:pPr>
+        <w:pStyle w:val="a3"/>
+        <w:rPr>
+          <w:lang w:val="en-US"/>
+        </w:rPr>
+      </w:pPr>
+      <w:r>
+        <w:rPr>
+          <w:noProof/>
+          <w:lang w:val="en-US"/>
+        </w:rPr>
+        <w:drawing>
+          <wp:inline distT="0" distB="0" distL="0" distR="0" wp14:anchorId="1A9D38EE" wp14:editId="7CD00A81">
+            <wp:extent cx="2778760" cy="798328"/>
+            <wp:effectExtent l="0" t="0" r="2540" b="1905"/>
+            <wp:docPr id="5" name="圖片 5"/>
+            <wp:cNvGraphicFramePr>
+              <a:graphicFrameLocks xmlns:a="http://purl.oclc.org/ooxml/drawingml/main" noChangeAspect="1"/>
+            </wp:cNvGraphicFramePr>
+            <a:graphic xmlns:a="http://purl.oclc.org/ooxml/drawingml/main">
+              <a:graphicData uri="http://purl.oclc.org/ooxml/drawingml/picture">
+                <pic:pic xmlns:pic="http://purl.oclc.org/ooxml/drawingml/picture">
+                  <pic:nvPicPr>
+                    <pic:cNvPr id="0" name="Picture 4"/>
+                    <pic:cNvPicPr>
+                      <a:picLocks noChangeAspect="1" noChangeArrowheads="1"/>
+                    </pic:cNvPicPr>
+                  </pic:nvPicPr>
+                  <pic:blipFill>
+                    <a:blip r:embed="rId13" cstate="print">
+                      <a:extLst>
+                        <a:ext uri="{28A0092B-C50C-407E-A947-70E740481C1C}">
+                          <a14:useLocalDpi xmlns:a14="http://schemas.microsoft.com/office/drawing/2010/main" val="0"/>
+                        </a:ext>
+                      </a:extLst>
+                    </a:blip>
+                    <a:srcRect/>
+                    <a:stretch>
+                      <a:fillRect/>
+                    </a:stretch>
+                  </pic:blipFill>
+                  <pic:spPr bwMode="auto">
+                    <a:xfrm>
+                      <a:off x="0" y="0"/>
+                      <a:ext cx="2795616" cy="803171"/>
+                    </a:xfrm>
+                    <a:prstGeom prst="rect">
+                      <a:avLst/>
+                    </a:prstGeom>
+                    <a:noFill/>
+                  </pic:spPr>
+                </pic:pic>
+              </a:graphicData>
+            </a:graphic>
+          </wp:inline>
+        </w:drawing>
+      </w:r>
+    </w:p>
+    <w:p>
+      <w:pPr>
+        <w:pStyle w:val="figurecaption"/>
+      </w:pPr>
+      <w:r>
+        <w:t>Samples of D05</w:t>
+      </w:r>
+      <w:r>
+        <w:t>.</w:t>
+      </w:r>
+    </w:p>
+    <w:p>
+      <w:pPr>
+        <w:pStyle w:val="a3"/>
+        <w:rPr>
+          <w:lang w:val="en-US" w:eastAsia="zh-CN"/>
+        </w:rPr>
+      </w:pPr>
+      <w:r>
+        <w:rPr>
+          <w:lang w:val="en-US" w:eastAsia="zh-CN"/>
+        </w:rPr>
+        <w:t xml:space="preserve">When we choose data for 1D-CNN, data should be labeled for the algorithm, according to the authors of </w:t>
+      </w:r>
+      <w:r>
+        <w:rPr>
+          <w:lang w:val="en-AU"/>
+        </w:rPr>
+        <w:t>WEDA-FALL, D05 belongs to ADLs, should be labelled as 0 (false, not fall), as some looks like falls, the whole D05 is exclusive, they are not used in this project.</w:t>
       </w:r>
     </w:p>
     <w:p>
@@ -2034,6 +2176,123 @@
     </w:p>
     <w:p>
       <w:pPr>
+        <w:pStyle w:val="a3"/>
+      </w:pPr>
+      <w:r>
+        <w:rPr>
+          <w:lang w:val="en-AU"/>
+        </w:rPr>
+        <w:t>WEDA-FALL</w:t>
+      </w:r>
+      <w:r>
+        <w:t xml:space="preserve"> </w:t>
+      </w:r>
+      <w:r>
+        <w:t>is originally captured at 50</w:t>
+      </w:r>
+      <w:r>
+        <w:t>H</w:t>
+      </w:r>
+      <w:r>
+        <w:t xml:space="preserve">z from </w:t>
+      </w:r>
+      <w:r>
+        <w:t>a smartwatch on the wrist</w:t>
+      </w:r>
+      <w:r>
+        <w:t xml:space="preserve">, </w:t>
+      </w:r>
+      <w:r>
+        <w:t>the data last about 5-20 seconds each in general, then they are resampled evenly to 5Hz-50Hz. From Figure 1 we can see that typical fall lasts about 2 seconds, so data of 10Hz are used in this project, and only 4 seconds</w:t>
+      </w:r>
+      <w:r>
+        <w:t xml:space="preserve"> data</w:t>
+      </w:r>
+      <w:r>
+        <w:t xml:space="preserve"> centered on maximum acceleration</w:t>
+      </w:r>
+      <w:r>
+        <w:t xml:space="preserve"> are used</w:t>
+      </w:r>
+      <w:r>
+        <w:t>, by this way, the whole process of fall is included</w:t>
+      </w:r>
+      <w:r>
+        <w:t>, and computing power is saved because the algorithm only handles small parts of the data. Figure 6 are 5 samples from fall group, F01</w:t>
+      </w:r>
+      <w:r>
+        <w:t>, the touch group acceleration is in the middle of the data and the whole process of fall are reserved and clear in the figure.</w:t>
+      </w:r>
+    </w:p>
+    <w:p>
+      <w:pPr>
+        <w:pStyle w:val="a3"/>
+        <w:rPr>
+          <w:lang w:val="en-US"/>
+        </w:rPr>
+      </w:pPr>
+      <w:r>
+        <w:rPr>
+          <w:noProof/>
+          <w:lang w:val="en-US"/>
+        </w:rPr>
+        <w:drawing>
+          <wp:inline distT="0" distB="0" distL="0" distR="0" wp14:anchorId="5EF5C5E5" wp14:editId="513A6686">
+            <wp:extent cx="2751472" cy="611490"/>
+            <wp:effectExtent l="0" t="0" r="0" b="0"/>
+            <wp:docPr id="7" name="圖片 7"/>
+            <wp:cNvGraphicFramePr>
+              <a:graphicFrameLocks xmlns:a="http://purl.oclc.org/ooxml/drawingml/main" noChangeAspect="1"/>
+            </wp:cNvGraphicFramePr>
+            <a:graphic xmlns:a="http://purl.oclc.org/ooxml/drawingml/main">
+              <a:graphicData uri="http://purl.oclc.org/ooxml/drawingml/picture">
+                <pic:pic xmlns:pic="http://purl.oclc.org/ooxml/drawingml/picture">
+                  <pic:nvPicPr>
+                    <pic:cNvPr id="0" name="Picture 5"/>
+                    <pic:cNvPicPr>
+                      <a:picLocks noChangeAspect="1" noChangeArrowheads="1"/>
+                    </pic:cNvPicPr>
+                  </pic:nvPicPr>
+                  <pic:blipFill>
+                    <a:blip r:embed="rId14" cstate="print">
+                      <a:extLst>
+                        <a:ext uri="{28A0092B-C50C-407E-A947-70E740481C1C}">
+                          <a14:useLocalDpi xmlns:a14="http://schemas.microsoft.com/office/drawing/2010/main" val="0"/>
+                        </a:ext>
+                      </a:extLst>
+                    </a:blip>
+                    <a:srcRect/>
+                    <a:stretch>
+                      <a:fillRect/>
+                    </a:stretch>
+                  </pic:blipFill>
+                  <pic:spPr bwMode="auto">
+                    <a:xfrm>
+                      <a:off x="0" y="0"/>
+                      <a:ext cx="2751472" cy="611490"/>
+                    </a:xfrm>
+                    <a:prstGeom prst="rect">
+                      <a:avLst/>
+                    </a:prstGeom>
+                    <a:noFill/>
+                  </pic:spPr>
+                </pic:pic>
+              </a:graphicData>
+            </a:graphic>
+          </wp:inline>
+        </w:drawing>
+      </w:r>
+    </w:p>
+    <w:p>
+      <w:pPr>
+        <w:pStyle w:val="figurecaption"/>
+      </w:pPr>
+      <w:r>
+        <w:t>Samples of D05.</w:t>
+      </w:r>
+    </w:p>
+    <w:p>
+      <w:pPr>
         <w:pStyle w:val="1"/>
       </w:pPr>
       <w:r>
@@ -2073,10 +2332,10 @@
         <w:pStyle w:val="2"/>
       </w:pPr>
       <w:r>
-        <w:t>Abbreviations</w:t>
-      </w:r>
-      <w:r>
-        <w:t xml:space="preserve"> and Acronyms</w:t>
+        <w:t>S</w:t>
+      </w:r>
+      <w:r>
+        <w:t>tandardize</w:t>
       </w:r>
     </w:p>
     <w:p>
@@ -2097,10 +2356,65 @@
     </w:p>
     <w:p>
       <w:pPr>
+        <w:pStyle w:val="a3"/>
+      </w:pPr>
+      <w:r>
+        <w:rPr>
+          <w:noProof/>
+        </w:rPr>
+        <w:drawing>
+          <wp:inline distT="0" distB="0" distL="0" distR="0" wp14:anchorId="52D20244" wp14:editId="77278997">
+            <wp:extent cx="2905125" cy="2209607"/>
+            <wp:effectExtent l="0" t="0" r="0" b="635"/>
+            <wp:docPr id="9" name="圖片 9"/>
+            <wp:cNvGraphicFramePr>
+              <a:graphicFrameLocks xmlns:a="http://purl.oclc.org/ooxml/drawingml/main" noChangeAspect="1"/>
+            </wp:cNvGraphicFramePr>
+            <a:graphic xmlns:a="http://purl.oclc.org/ooxml/drawingml/main">
+              <a:graphicData uri="http://purl.oclc.org/ooxml/drawingml/picture">
+                <pic:pic xmlns:pic="http://purl.oclc.org/ooxml/drawingml/picture">
+                  <pic:nvPicPr>
+                    <pic:cNvPr id="0" name="Picture 6"/>
+                    <pic:cNvPicPr>
+                      <a:picLocks noChangeAspect="1" noChangeArrowheads="1"/>
+                    </pic:cNvPicPr>
+                  </pic:nvPicPr>
+                  <pic:blipFill>
+                    <a:blip r:embed="rId15">
+                      <a:extLst>
+                        <a:ext uri="{28A0092B-C50C-407E-A947-70E740481C1C}">
+                          <a14:useLocalDpi xmlns:a14="http://schemas.microsoft.com/office/drawing/2010/main" val="0"/>
+                        </a:ext>
+                      </a:extLst>
+                    </a:blip>
+                    <a:srcRect/>
+                    <a:stretch>
+                      <a:fillRect/>
+                    </a:stretch>
+                  </pic:blipFill>
+                  <pic:spPr bwMode="auto">
+                    <a:xfrm>
+                      <a:off x="0" y="0"/>
+                      <a:ext cx="2924614" cy="2224430"/>
+                    </a:xfrm>
+                    <a:prstGeom prst="rect">
+                      <a:avLst/>
+                    </a:prstGeom>
+                    <a:noFill/>
+                  </pic:spPr>
+                </pic:pic>
+              </a:graphicData>
+            </a:graphic>
+          </wp:inline>
+        </w:drawing>
+      </w:r>
+    </w:p>
+    <w:p>
+      <w:pPr>
         <w:pStyle w:val="2"/>
       </w:pPr>
       <w:r>
-        <w:t>Units</w:t>
+        <w:t>Number of filters</w:t>
       </w:r>
     </w:p>
     <w:p>
@@ -2188,10 +2502,70 @@
     </w:p>
     <w:p>
       <w:pPr>
+        <w:pStyle w:val="bulletlist"/>
+        <w:numPr>
+          <w:ilvl w:val="0"/>
+          <w:numId w:val="0"/>
+        </w:numPr>
+        <w:ind w:start="14.40pt"/>
+      </w:pPr>
+      <w:r>
+        <w:rPr>
+          <w:noProof/>
+        </w:rPr>
+        <w:drawing>
+          <wp:inline distT="0" distB="0" distL="0" distR="0" wp14:anchorId="3634AA0B" wp14:editId="798C8D51">
+            <wp:extent cx="2867025" cy="2180629"/>
+            <wp:effectExtent l="0" t="0" r="0" b="0"/>
+            <wp:docPr id="10" name="圖片 10"/>
+            <wp:cNvGraphicFramePr>
+              <a:graphicFrameLocks xmlns:a="http://purl.oclc.org/ooxml/drawingml/main" noChangeAspect="1"/>
+            </wp:cNvGraphicFramePr>
+            <a:graphic xmlns:a="http://purl.oclc.org/ooxml/drawingml/main">
+              <a:graphicData uri="http://purl.oclc.org/ooxml/drawingml/picture">
+                <pic:pic xmlns:pic="http://purl.oclc.org/ooxml/drawingml/picture">
+                  <pic:nvPicPr>
+                    <pic:cNvPr id="0" name="Picture 7"/>
+                    <pic:cNvPicPr>
+                      <a:picLocks noChangeAspect="1" noChangeArrowheads="1"/>
+                    </pic:cNvPicPr>
+                  </pic:nvPicPr>
+                  <pic:blipFill>
+                    <a:blip r:embed="rId16">
+                      <a:extLst>
+                        <a:ext uri="{28A0092B-C50C-407E-A947-70E740481C1C}">
+                          <a14:useLocalDpi xmlns:a14="http://schemas.microsoft.com/office/drawing/2010/main" val="0"/>
+                        </a:ext>
+                      </a:extLst>
+                    </a:blip>
+                    <a:srcRect/>
+                    <a:stretch>
+                      <a:fillRect/>
+                    </a:stretch>
+                  </pic:blipFill>
+                  <pic:spPr bwMode="auto">
+                    <a:xfrm>
+                      <a:off x="0" y="0"/>
+                      <a:ext cx="2877128" cy="2188313"/>
+                    </a:xfrm>
+                    <a:prstGeom prst="rect">
+                      <a:avLst/>
+                    </a:prstGeom>
+                    <a:noFill/>
+                  </pic:spPr>
+                </pic:pic>
+              </a:graphicData>
+            </a:graphic>
+          </wp:inline>
+        </w:drawing>
+      </w:r>
+    </w:p>
+    <w:p>
+      <w:pPr>
         <w:pStyle w:val="2"/>
       </w:pPr>
       <w:r>
-        <w:t>Equations</w:t>
+        <w:t>Kernel size</w:t>
       </w:r>
     </w:p>
     <w:p>
@@ -2210,7 +2584,11 @@
         </w:rPr>
       </w:pPr>
       <w:r>
-        <w:t>Number equations consecutively. Equation numbers, within parentheses, are to position flush right, as in (1), using a right tab stop. To make your equations more compact, you may use the solidus ( / ), the exp function, or appropriate exponents. Italicize Roman symbols for quantities and variables, but not Greek symbols. Use a long dash rather than a hyphen for a minus sign. Punctuate equations with commas or periods when they are part of a sentence, as in</w:t>
+        <w:t xml:space="preserve">Number equations consecutively. Equation numbers, within parentheses, are to position flush right, as in (1), using a right tab stop. To make your equations more compact, you </w:t>
+      </w:r>
+      <w:r>
+        <w:lastRenderedPageBreak/>
+        <w:t>may use the solidus ( / ), the exp function, or appropriate exponents. Italicize Roman symbols for quantities and variables, but not Greek symbols. Use a long dash rather than a hyphen for a minus sign. Punctuate equations with commas or periods when they are part of a sentence, as in</w:t>
       </w:r>
       <w:r>
         <w:rPr>
@@ -2287,10 +2665,65 @@
     </w:p>
     <w:p>
       <w:pPr>
+        <w:pStyle w:val="a3"/>
+      </w:pPr>
+      <w:r>
+        <w:rPr>
+          <w:noProof/>
+        </w:rPr>
+        <w:drawing>
+          <wp:inline distT="0" distB="0" distL="0" distR="0" wp14:anchorId="6E1D8127" wp14:editId="092EAF2C">
+            <wp:extent cx="2797175" cy="2127501"/>
+            <wp:effectExtent l="0" t="0" r="3175" b="6350"/>
+            <wp:docPr id="12" name="圖片 12"/>
+            <wp:cNvGraphicFramePr>
+              <a:graphicFrameLocks xmlns:a="http://purl.oclc.org/ooxml/drawingml/main" noChangeAspect="1"/>
+            </wp:cNvGraphicFramePr>
+            <a:graphic xmlns:a="http://purl.oclc.org/ooxml/drawingml/main">
+              <a:graphicData uri="http://purl.oclc.org/ooxml/drawingml/picture">
+                <pic:pic xmlns:pic="http://purl.oclc.org/ooxml/drawingml/picture">
+                  <pic:nvPicPr>
+                    <pic:cNvPr id="0" name="Picture 8"/>
+                    <pic:cNvPicPr>
+                      <a:picLocks noChangeAspect="1" noChangeArrowheads="1"/>
+                    </pic:cNvPicPr>
+                  </pic:nvPicPr>
+                  <pic:blipFill>
+                    <a:blip r:embed="rId17">
+                      <a:extLst>
+                        <a:ext uri="{28A0092B-C50C-407E-A947-70E740481C1C}">
+                          <a14:useLocalDpi xmlns:a14="http://schemas.microsoft.com/office/drawing/2010/main" val="0"/>
+                        </a:ext>
+                      </a:extLst>
+                    </a:blip>
+                    <a:srcRect/>
+                    <a:stretch>
+                      <a:fillRect/>
+                    </a:stretch>
+                  </pic:blipFill>
+                  <pic:spPr bwMode="auto">
+                    <a:xfrm>
+                      <a:off x="0" y="0"/>
+                      <a:ext cx="2819291" cy="2144322"/>
+                    </a:xfrm>
+                    <a:prstGeom prst="rect">
+                      <a:avLst/>
+                    </a:prstGeom>
+                    <a:noFill/>
+                  </pic:spPr>
+                </pic:pic>
+              </a:graphicData>
+            </a:graphic>
+          </wp:inline>
+        </w:drawing>
+      </w:r>
+    </w:p>
+    <w:p>
+      <w:pPr>
         <w:pStyle w:val="2"/>
       </w:pPr>
       <w:r>
-        <w:t>Some Common Mistakes</w:t>
+        <w:t>Comparison with other algorthms</w:t>
       </w:r>
     </w:p>
     <w:p>
@@ -2679,7 +3112,11 @@
         <w:pStyle w:val="a3"/>
       </w:pPr>
       <w:r>
-        <w:t>Text heads organize the topics on a relational, hierarchical basis. For example, the paper title is the primary text head because all subsequent material relates and elaborates on this one topic. If there are two or more sub-topics, the next level head (uppercase Roman numerals) should be used and, conversely, if there are not at least two sub-topics, then no subheads should be introduced. Styles named “Heading 1”, “Heading 2”, “Heading 3”, and “Heading 4” are prescribed.</w:t>
+        <w:t xml:space="preserve">Text heads organize the topics on a relational, hierarchical basis. For example, the paper title is the primary text head because all subsequent material relates and elaborates on this one topic. If there are two or more sub-topics, the next level head (uppercase Roman numerals) should be used and, conversely, if there are not at least two sub-topics, then no </w:t>
+      </w:r>
+      <w:r>
+        <w:lastRenderedPageBreak/>
+        <w:t>subheads should be introduced. Styles named “Heading 1”, “Heading 2”, “Heading 3”, and “Heading 4” are prescribed.</w:t>
       </w:r>
     </w:p>
     <w:p>
@@ -3058,7 +3495,10 @@
         <w:t xml:space="preserve">’ </w:t>
       </w:r>
       <w:r>
-        <w:t>names; do not use “et al.”. Papers that have not been published, even if they have been submitted for publication, should be cited as “unpublished” [4]. Papers that have been accepted for publication should be cited as “in press” [5]. Capitalize only the first word in a paper title, except for proper nouns and element symbols.</w:t>
+        <w:t xml:space="preserve">names; do not use “et al.”. Papers that have not been published, even if they have been submitted for publication, should be cited as “unpublished” [4]. Papers that have been accepted for publication should be cited as “in press” [5]. Capitalize only </w:t>
+      </w:r>
+      <w:r>
+        <w:t>the first word in a paper title, except for proper nouns and element symbols.</w:t>
       </w:r>
     </w:p>
     <w:p>
@@ -3153,7 +3593,7 @@
         </w:rPr>
         <w:t xml:space="preserve">, vol. 193, p. 110945, Apr. 2022, doi: </w:t>
       </w:r>
-      <w:hyperlink r:id="rId13" w:history="1">
+      <w:hyperlink r:id="rId18" w:history="1">
         <w:r>
           <w:rPr>
             <w:color w:val="0000FF"/>
@@ -3242,7 +3682,7 @@
       <w:r>
         <w:t xml:space="preserve">, vol. 24, no. 2, pp. 524–532, Feb. 2020, doi: </w:t>
       </w:r>
-      <w:hyperlink r:id="rId14" w:history="1">
+      <w:hyperlink r:id="rId19" w:history="1">
         <w:r>
           <w:rPr>
             <w:rStyle w:val="a9"/>
@@ -3274,7 +3714,7 @@
       <w:r>
         <w:t xml:space="preserve">, vol. 110, pp. 199–210, May 2015, doi: </w:t>
       </w:r>
-      <w:hyperlink r:id="rId15" w:history="1">
+      <w:hyperlink r:id="rId20" w:history="1">
         <w:r>
           <w:rPr>
             <w:rStyle w:val="a9"/>
@@ -3306,7 +3746,7 @@
       <w:r>
         <w:t xml:space="preserve">, vol. 20, no. 20, Art. no. 20, Jan. 2020, doi: </w:t>
       </w:r>
-      <w:hyperlink r:id="rId16" w:history="1">
+      <w:hyperlink r:id="rId21" w:history="1">
         <w:r>
           <w:rPr>
             <w:rStyle w:val="a9"/>
@@ -6421,7 +6861,7 @@
 </file>
 
 <file path=customXml/itemProps1.xml><?xml version="1.0" encoding="utf-8"?>
-<ds:datastoreItem xmlns:ds="http://purl.oclc.org/ooxml/officeDocument/customXml" ds:itemID="{E52BC1ED-1D1A-4AD8-8063-CDDFAB6EFCDB}">
+<ds:datastoreItem xmlns:ds="http://purl.oclc.org/ooxml/officeDocument/customXml" ds:itemID="{945DD494-4C6F-4F55-9BC0-B36A84848D0D}">
   <ds:schemaRefs>
     <ds:schemaRef ds:uri="http://schemas.openxmlformats.org/officeDocument/2006/bibliography"/>
   </ds:schemaRefs>

--- a/1dcnn_ieee.docx
+++ b/1dcnn_ieee.docx
@@ -2136,10 +2136,7 @@
         <w:pStyle w:val="figurecaption"/>
       </w:pPr>
       <w:r>
-        <w:t>Samples of D05</w:t>
-      </w:r>
-      <w:r>
-        <w:t>.</w:t>
+        <w:t>Samples of D05.</w:t>
       </w:r>
     </w:p>
     <w:p>
@@ -2293,6 +2290,256 @@
     </w:p>
     <w:p>
       <w:pPr>
+        <w:pStyle w:val="a3"/>
+        <w:rPr>
+          <w:lang w:val="en-US"/>
+        </w:rPr>
+      </w:pPr>
+      <w:bookmarkStart w:id="0" w:name="_Hlk183164293"/>
+      <w:bookmarkStart w:id="1" w:name="_Hlk183164312"/>
+      <w:r>
+        <w:t>B</w:t>
+      </w:r>
+      <w:r>
+        <w:t xml:space="preserve">ut some data is not typical, for example, </w:t>
+      </w:r>
+      <w:r>
+        <w:t>F08/U14_R03_accel.csv</w:t>
+      </w:r>
+      <w:r>
+        <w:t xml:space="preserve">, </w:t>
+      </w:r>
+      <w:bookmarkEnd w:id="0"/>
+      <w:r>
+        <w:t>which is data from F08 (“</w:t>
+      </w:r>
+      <w:r>
+        <w:t>Lateral fall while sitting, caused by fainting or falling asleep</w:t>
+      </w:r>
+      <w:r>
+        <w:t>”)</w:t>
+      </w:r>
+      <w:r>
+        <w:rPr>
+          <w:lang w:val="en-US"/>
+        </w:rPr>
+        <w:t xml:space="preserve">, is shown in Figure 7. The maximum acceleration of the dataset is not the touch down action, so this type of data is given up, </w:t>
+      </w:r>
+      <w:r>
+        <w:rPr>
+          <w:lang w:val="en-US"/>
+        </w:rPr>
+        <w:t>totally there are 7 files with the same style.</w:t>
+      </w:r>
+    </w:p>
+    <w:bookmarkEnd w:id="1"/>
+    <w:p>
+      <w:pPr>
+        <w:pStyle w:val="a3"/>
+        <w:rPr>
+          <w:lang w:val="en-US"/>
+        </w:rPr>
+      </w:pPr>
+      <w:r>
+        <w:rPr>
+          <w:lang w:val="en-US"/>
+        </w:rPr>
+        <w:drawing>
+          <wp:inline distT="0" distB="0" distL="0" distR="0" wp14:anchorId="7ECFB48C" wp14:editId="2127B861">
+            <wp:extent cx="2708910" cy="1489733"/>
+            <wp:effectExtent l="0" t="0" r="0" b="0"/>
+            <wp:docPr id="3" name="圖片 3"/>
+            <wp:cNvGraphicFramePr>
+              <a:graphicFrameLocks xmlns:a="http://purl.oclc.org/ooxml/drawingml/main" noChangeAspect="1"/>
+            </wp:cNvGraphicFramePr>
+            <a:graphic xmlns:a="http://purl.oclc.org/ooxml/drawingml/main">
+              <a:graphicData uri="http://purl.oclc.org/ooxml/drawingml/picture">
+                <pic:pic xmlns:pic="http://purl.oclc.org/ooxml/drawingml/picture">
+                  <pic:nvPicPr>
+                    <pic:cNvPr id="1" name=""/>
+                    <pic:cNvPicPr/>
+                  </pic:nvPicPr>
+                  <pic:blipFill>
+                    <a:blip r:embed="rId15"/>
+                    <a:stretch>
+                      <a:fillRect/>
+                    </a:stretch>
+                  </pic:blipFill>
+                  <pic:spPr>
+                    <a:xfrm>
+                      <a:off x="0" y="0"/>
+                      <a:ext cx="2715076" cy="1493124"/>
+                    </a:xfrm>
+                    <a:prstGeom prst="rect">
+                      <a:avLst/>
+                    </a:prstGeom>
+                  </pic:spPr>
+                </pic:pic>
+              </a:graphicData>
+            </a:graphic>
+          </wp:inline>
+        </w:drawing>
+      </w:r>
+    </w:p>
+    <w:p>
+      <w:pPr>
+        <w:pStyle w:val="figurecaption"/>
+      </w:pPr>
+      <w:r>
+        <w:t>Abnomal</w:t>
+      </w:r>
+      <w:r>
+        <w:t xml:space="preserve"> </w:t>
+      </w:r>
+      <w:r>
+        <w:t>Fall data</w:t>
+      </w:r>
+      <w:r>
+        <w:t xml:space="preserve"> in Fall</w:t>
+      </w:r>
+      <w:r>
+        <w:t>.</w:t>
+      </w:r>
+    </w:p>
+    <w:p>
+      <w:pPr>
+        <w:pStyle w:val="a3"/>
+      </w:pPr>
+      <w:r>
+        <w:t>Finally, totally 343 files meet the standard and are labelled as 1(true fall).</w:t>
+      </w:r>
+    </w:p>
+    <w:p>
+      <w:pPr>
+        <w:pStyle w:val="a3"/>
+        <w:rPr>
+          <w:lang w:val="en-US"/>
+        </w:rPr>
+      </w:pPr>
+      <w:r>
+        <w:t>Similar situation happens to ADLs (not fall)</w:t>
+      </w:r>
+      <w:r>
+        <w:t xml:space="preserve">, such as </w:t>
+      </w:r>
+      <w:r>
+        <w:t>D01/U02_R02_accel.csv</w:t>
+      </w:r>
+      <w:r>
+        <w:t xml:space="preserve">, which is from ADLs group 1 </w:t>
+      </w:r>
+      <w:r>
+        <w:t xml:space="preserve">(walking), is shown in Figure 8. There is not 2 seconds data before the maximum acceleration, so this file is given up too. </w:t>
+      </w:r>
+    </w:p>
+    <w:p>
+      <w:pPr>
+        <w:pStyle w:val="a3"/>
+        <w:rPr>
+          <w:lang w:val="en-US"/>
+        </w:rPr>
+      </w:pPr>
+      <w:r>
+        <w:rPr>
+          <w:lang w:val="en-US"/>
+        </w:rPr>
+        <w:drawing>
+          <wp:inline distT="0" distB="0" distL="0" distR="0" wp14:anchorId="590830C3" wp14:editId="07C9A725">
+            <wp:extent cx="2854960" cy="1600561"/>
+            <wp:effectExtent l="0" t="0" r="2540" b="0"/>
+            <wp:docPr id="6" name="圖片 6"/>
+            <wp:cNvGraphicFramePr>
+              <a:graphicFrameLocks xmlns:a="http://purl.oclc.org/ooxml/drawingml/main" noChangeAspect="1"/>
+            </wp:cNvGraphicFramePr>
+            <a:graphic xmlns:a="http://purl.oclc.org/ooxml/drawingml/main">
+              <a:graphicData uri="http://purl.oclc.org/ooxml/drawingml/picture">
+                <pic:pic xmlns:pic="http://purl.oclc.org/ooxml/drawingml/picture">
+                  <pic:nvPicPr>
+                    <pic:cNvPr id="1" name=""/>
+                    <pic:cNvPicPr/>
+                  </pic:nvPicPr>
+                  <pic:blipFill>
+                    <a:blip r:embed="rId16"/>
+                    <a:stretch>
+                      <a:fillRect/>
+                    </a:stretch>
+                  </pic:blipFill>
+                  <pic:spPr>
+                    <a:xfrm>
+                      <a:off x="0" y="0"/>
+                      <a:ext cx="2870921" cy="1609509"/>
+                    </a:xfrm>
+                    <a:prstGeom prst="rect">
+                      <a:avLst/>
+                    </a:prstGeom>
+                  </pic:spPr>
+                </pic:pic>
+              </a:graphicData>
+            </a:graphic>
+          </wp:inline>
+        </w:drawing>
+      </w:r>
+    </w:p>
+    <w:p>
+      <w:pPr>
+        <w:pStyle w:val="figurecaption"/>
+      </w:pPr>
+      <w:r>
+        <w:t xml:space="preserve">Abnomal Fall data in </w:t>
+      </w:r>
+      <w:r>
+        <w:t>ADLs</w:t>
+      </w:r>
+      <w:r>
+        <w:t>.</w:t>
+      </w:r>
+    </w:p>
+    <w:p>
+      <w:pPr>
+        <w:pStyle w:val="a3"/>
+        <w:rPr>
+          <w:lang w:val="en-US"/>
+        </w:rPr>
+      </w:pPr>
+      <w:r>
+        <w:rPr>
+          <w:lang w:val="en-US" w:eastAsia="zh-CN"/>
+        </w:rPr>
+        <w:t xml:space="preserve">Finally, totally 373 files met the </w:t>
+      </w:r>
+      <w:r>
+        <w:rPr>
+          <w:lang w:val="en-US" w:eastAsia="zh-CN"/>
+        </w:rPr>
+        <w:t>requirements</w:t>
+      </w:r>
+      <w:r>
+        <w:rPr>
+          <w:lang w:val="en-US" w:eastAsia="zh-CN"/>
+        </w:rPr>
+        <w:t xml:space="preserve"> for </w:t>
+      </w:r>
+      <w:r>
+        <w:rPr>
+          <w:lang w:val="en-US" w:eastAsia="zh-CN"/>
+        </w:rPr>
+        <w:t xml:space="preserve">ADL (not Fall), they are labelled as 0. So total qualified files for our project is 343+373=716, although Fall and ADL are not absolutely </w:t>
+      </w:r>
+      <w:r>
+        <w:rPr>
+          <w:lang w:val="en-US" w:eastAsia="zh-CN"/>
+        </w:rPr>
+        <w:t>balance, it</w:t>
+      </w:r>
+      <w:r>
+        <w:rPr>
+          <w:lang w:val="en-US" w:eastAsia="zh-CN"/>
+        </w:rPr>
+        <w:t xml:space="preserve"> is feasible for the algorithm.</w:t>
+      </w:r>
+    </w:p>
+    <w:p>
+      <w:pPr>
         <w:pStyle w:val="1"/>
       </w:pPr>
       <w:r>
@@ -2302,21 +2549,9 @@
     <w:p>
       <w:pPr>
         <w:pStyle w:val="a3"/>
-        <w:rPr>
-          <w:lang w:val="en-US"/>
-        </w:rPr>
-      </w:pPr>
-      <w:r>
-        <w:t>Before</w:t>
-      </w:r>
-      <w:r>
-        <w:t xml:space="preserve"> you begin to format your paper, first write and save the content as a separate text file. </w:t>
-      </w:r>
-      <w:r>
-        <w:rPr>
-          <w:lang w:val="en-US"/>
-        </w:rPr>
-        <w:t>Complete all content and organizational editing before formatting. Please note sections A-D below for more information on proofreading, spelling and grammar.</w:t>
+      </w:pPr>
+      <w:r>
+        <w:t xml:space="preserve">The main task of this project can be describe as employing 716 labeled datasets to train a fall detection model by 1D-CNN algorithm. As 2 seconds data before and after maximum acceleration are used, and sample rate is 10Hz, so totally 2*10*2+1=41 numbers in every file. </w:t>
       </w:r>
     </w:p>
     <w:p>
@@ -2324,7 +2559,151 @@
         <w:pStyle w:val="a3"/>
       </w:pPr>
       <w:r>
-        <w:t>Keep your text and graphic files separate until after the text has been formatted and styled. Do not use hard tabs, and limit use of hard returns to only one return at the end of a paragraph. Do not add any kind of pagination anywhere in the paper. Do not number text heads-the template will do that for you.</w:t>
+        <w:t>The algorithm is based on TensorFlow [</w:t>
+      </w:r>
+      <w:r>
+        <w:t>12</w:t>
+      </w:r>
+      <w:r>
+        <w:t xml:space="preserve">] and </w:t>
+      </w:r>
+      <w:proofErr w:type="spellStart"/>
+      <w:r>
+        <w:t>S</w:t>
+      </w:r>
+      <w:r>
+        <w:t>cikit</w:t>
+      </w:r>
+      <w:proofErr w:type="spellEnd"/>
+      <w:r>
+        <w:t>-learn</w:t>
+      </w:r>
+      <w:r>
+        <w:t xml:space="preserve"> [</w:t>
+      </w:r>
+      <w:r>
+        <w:t>13</w:t>
+      </w:r>
+      <w:r>
+        <w:t xml:space="preserve">], the flow of 1D-CNN is shown in Figure 9. First of all, 716 files are all the </w:t>
+      </w:r>
+      <w:r>
+        <w:t xml:space="preserve">attained </w:t>
+      </w:r>
+      <w:r>
+        <w:t>data</w:t>
+      </w:r>
+      <w:r>
+        <w:t>, they are divided into training and testing set by general 8:2 mode</w:t>
+      </w:r>
+      <w:r>
+        <w:t xml:space="preserve"> randomly</w:t>
+      </w:r>
+      <w:r>
+        <w:t>.</w:t>
+      </w:r>
+      <w:r>
+        <w:t xml:space="preserve"> </w:t>
+      </w:r>
+    </w:p>
+    <w:p>
+      <w:pPr>
+        <w:pStyle w:val="a3"/>
+      </w:pPr>
+    </w:p>
+    <w:p>
+      <w:pPr>
+        <w:pStyle w:val="a3"/>
+      </w:pPr>
+      <w:r>
+        <w:rPr>
+          <w:noProof/>
+        </w:rPr>
+        <w:drawing>
+          <wp:inline distT="0" distB="0" distL="0" distR="0" wp14:anchorId="5BB06AEE" wp14:editId="03F132E8">
+            <wp:extent cx="2808353" cy="1312694"/>
+            <wp:effectExtent l="0" t="0" r="0" b="1905"/>
+            <wp:docPr id="13" name="圖片 13"/>
+            <wp:cNvGraphicFramePr>
+              <a:graphicFrameLocks xmlns:a="http://purl.oclc.org/ooxml/drawingml/main" noChangeAspect="1"/>
+            </wp:cNvGraphicFramePr>
+            <a:graphic xmlns:a="http://purl.oclc.org/ooxml/drawingml/main">
+              <a:graphicData uri="http://purl.oclc.org/ooxml/drawingml/picture">
+                <pic:pic xmlns:pic="http://purl.oclc.org/ooxml/drawingml/picture">
+                  <pic:nvPicPr>
+                    <pic:cNvPr id="0" name="Picture 4"/>
+                    <pic:cNvPicPr>
+                      <a:picLocks noChangeAspect="1" noChangeArrowheads="1"/>
+                    </pic:cNvPicPr>
+                  </pic:nvPicPr>
+                  <pic:blipFill>
+                    <a:blip r:embed="rId17" cstate="print">
+                      <a:extLst>
+                        <a:ext uri="{28A0092B-C50C-407E-A947-70E740481C1C}">
+                          <a14:useLocalDpi xmlns:a14="http://schemas.microsoft.com/office/drawing/2010/main" val="0"/>
+                        </a:ext>
+                      </a:extLst>
+                    </a:blip>
+                    <a:srcRect/>
+                    <a:stretch>
+                      <a:fillRect/>
+                    </a:stretch>
+                  </pic:blipFill>
+                  <pic:spPr bwMode="auto">
+                    <a:xfrm>
+                      <a:off x="0" y="0"/>
+                      <a:ext cx="2888048" cy="1349945"/>
+                    </a:xfrm>
+                    <a:prstGeom prst="rect">
+                      <a:avLst/>
+                    </a:prstGeom>
+                    <a:noFill/>
+                  </pic:spPr>
+                </pic:pic>
+              </a:graphicData>
+            </a:graphic>
+          </wp:inline>
+        </w:drawing>
+      </w:r>
+    </w:p>
+    <w:p>
+      <w:pPr>
+        <w:pStyle w:val="figurecaption"/>
+      </w:pPr>
+      <w:r>
+        <w:t>Flow of 1D-CNN</w:t>
+      </w:r>
+      <w:r>
+        <w:t>.</w:t>
+      </w:r>
+    </w:p>
+    <w:p>
+      <w:pPr>
+        <w:pStyle w:val="a3"/>
+      </w:pPr>
+      <w:r>
+        <w:t xml:space="preserve">The next step is </w:t>
+      </w:r>
+      <w:r>
+        <w:t>Standardization</w:t>
+      </w:r>
+      <w:r>
+        <w:t xml:space="preserve">, which </w:t>
+      </w:r>
+      <w:r>
+        <w:t>scal</w:t>
+      </w:r>
+      <w:r>
+        <w:t>e</w:t>
+      </w:r>
+      <w:r>
+        <w:t>s</w:t>
+      </w:r>
+      <w:r>
+        <w:t xml:space="preserve"> the dataset to  mean of zero and standard deviation of one.</w:t>
+      </w:r>
+      <w:r>
+        <w:t xml:space="preserve"> </w:t>
       </w:r>
     </w:p>
     <w:p>
@@ -2332,10 +2711,7 @@
         <w:pStyle w:val="2"/>
       </w:pPr>
       <w:r>
-        <w:t>S</w:t>
-      </w:r>
-      <w:r>
-        <w:t>tandardize</w:t>
+        <w:t>Standardization</w:t>
       </w:r>
     </w:p>
     <w:p>
@@ -2343,15 +2719,1110 @@
         <w:pStyle w:val="a3"/>
       </w:pPr>
       <w:r>
-        <w:t xml:space="preserve">Define abbreviations and acronyms the first time they are used in the text, even after they have been defined in the abstract. Abbreviations such as IEEE, SI, MKS, CGS, </w:t>
-      </w:r>
-      <w:proofErr w:type="spellStart"/>
-      <w:r>
-        <w:t>sc</w:t>
-      </w:r>
-      <w:proofErr w:type="spellEnd"/>
-      <w:r>
-        <w:t>, dc, and rms do not have to be defined. Do not use abbreviations in the title or heads unless they are unavoidable.</w:t>
+        <w:t xml:space="preserve">The importance of Standardization is </w:t>
+      </w:r>
+      <w:r>
+        <w:t>incontrovertible</w:t>
+      </w:r>
+      <w:r>
+        <w:t>, at first thought, as all the data in this case is between 0 to 10</w:t>
+      </w:r>
+      <w:r>
+        <w:rPr>
+          <w:i/>
+        </w:rPr>
+        <w:t>g</w:t>
+      </w:r>
+      <w:r>
+        <w:t xml:space="preserve">,  the impact could be ignored. 10 </w:t>
+      </w:r>
+      <w:r>
+        <w:t>epochs</w:t>
+      </w:r>
+      <w:r>
+        <w:t xml:space="preserve"> are tried</w:t>
+      </w:r>
+      <w:r>
+        <w:t>, the results are shown in Table I.</w:t>
+      </w:r>
+    </w:p>
+    <w:p>
+      <w:pPr>
+        <w:pStyle w:val="tablehead"/>
+      </w:pPr>
+      <w:r>
+        <w:t>with/without Standardization</w:t>
+      </w:r>
+    </w:p>
+    <w:tbl>
+      <w:tblPr>
+        <w:tblW w:w="243pt" w:type="dxa"/>
+        <w:jc w:val="center"/>
+        <w:tblBorders>
+          <w:top w:val="single" w:sz="2" w:space="0" w:color="auto"/>
+          <w:start w:val="single" w:sz="2" w:space="0" w:color="auto"/>
+          <w:bottom w:val="single" w:sz="2" w:space="0" w:color="auto"/>
+          <w:end w:val="single" w:sz="2" w:space="0" w:color="auto"/>
+          <w:insideH w:val="single" w:sz="2" w:space="0" w:color="auto"/>
+          <w:insideV w:val="single" w:sz="2" w:space="0" w:color="auto"/>
+        </w:tblBorders>
+        <w:tblLayout w:type="fixed"/>
+        <w:tblLook w:firstRow="0" w:lastRow="0" w:firstColumn="0" w:lastColumn="0" w:noHBand="0" w:noVBand="0"/>
+      </w:tblPr>
+      <w:tblGrid>
+        <w:gridCol w:w="564"/>
+        <w:gridCol w:w="429"/>
+        <w:gridCol w:w="430"/>
+        <w:gridCol w:w="429"/>
+        <w:gridCol w:w="430"/>
+        <w:gridCol w:w="430"/>
+        <w:gridCol w:w="429"/>
+        <w:gridCol w:w="430"/>
+        <w:gridCol w:w="429"/>
+        <w:gridCol w:w="430"/>
+        <w:gridCol w:w="430"/>
+      </w:tblGrid>
+      <w:tr>
+        <w:trPr>
+          <w:cantSplit/>
+          <w:trHeight w:val="240"/>
+          <w:tblHeader/>
+          <w:jc w:val="center"/>
+        </w:trPr>
+        <w:tc>
+          <w:tcPr>
+            <w:tcW w:w="28.20pt" w:type="dxa"/>
+          </w:tcPr>
+          <w:p>
+            <w:pPr>
+              <w:rPr>
+                <w:rFonts w:hint="eastAsia"/>
+                <w:sz w:val="16"/>
+                <w:szCs w:val="16"/>
+                <w:lang w:eastAsia="zh-CN"/>
+              </w:rPr>
+            </w:pPr>
+            <w:r>
+              <w:rPr>
+                <w:rFonts w:hint="eastAsia"/>
+                <w:sz w:val="16"/>
+                <w:szCs w:val="16"/>
+                <w:lang w:eastAsia="zh-CN"/>
+              </w:rPr>
+              <w:t>a</w:t>
+            </w:r>
+            <w:r>
+              <w:rPr>
+                <w:sz w:val="16"/>
+                <w:szCs w:val="16"/>
+                <w:lang w:eastAsia="zh-CN"/>
+              </w:rPr>
+              <w:t>ccuracy</w:t>
+            </w:r>
+          </w:p>
+        </w:tc>
+        <w:tc>
+          <w:tcPr>
+            <w:tcW w:w="21.45pt" w:type="dxa"/>
+            <w:vAlign w:val="center"/>
+          </w:tcPr>
+          <w:p>
+            <w:pPr>
+              <w:pStyle w:val="tablecolsubhead"/>
+              <w:rPr>
+                <w:rFonts w:hint="eastAsia"/>
+                <w:lang w:eastAsia="zh-CN"/>
+              </w:rPr>
+            </w:pPr>
+            <w:r>
+              <w:rPr>
+                <w:rFonts w:hint="eastAsia"/>
+                <w:lang w:eastAsia="zh-CN"/>
+              </w:rPr>
+              <w:t>1</w:t>
+            </w:r>
+          </w:p>
+        </w:tc>
+        <w:tc>
+          <w:tcPr>
+            <w:tcW w:w="21.50pt" w:type="dxa"/>
+            <w:vAlign w:val="center"/>
+          </w:tcPr>
+          <w:p>
+            <w:pPr>
+              <w:pStyle w:val="tablecolsubhead"/>
+              <w:rPr>
+                <w:rFonts w:hint="eastAsia"/>
+                <w:lang w:eastAsia="zh-CN"/>
+              </w:rPr>
+            </w:pPr>
+            <w:r>
+              <w:rPr>
+                <w:rFonts w:hint="eastAsia"/>
+                <w:lang w:eastAsia="zh-CN"/>
+              </w:rPr>
+              <w:t>2</w:t>
+            </w:r>
+          </w:p>
+        </w:tc>
+        <w:tc>
+          <w:tcPr>
+            <w:tcW w:w="21.45pt" w:type="dxa"/>
+            <w:vAlign w:val="center"/>
+          </w:tcPr>
+          <w:p>
+            <w:pPr>
+              <w:pStyle w:val="tablecolsubhead"/>
+              <w:rPr>
+                <w:rFonts w:hint="eastAsia"/>
+                <w:lang w:eastAsia="zh-CN"/>
+              </w:rPr>
+            </w:pPr>
+            <w:r>
+              <w:rPr>
+                <w:rFonts w:hint="eastAsia"/>
+                <w:lang w:eastAsia="zh-CN"/>
+              </w:rPr>
+              <w:t>3</w:t>
+            </w:r>
+          </w:p>
+        </w:tc>
+        <w:tc>
+          <w:tcPr>
+            <w:tcW w:w="21.50pt" w:type="dxa"/>
+            <w:vAlign w:val="center"/>
+          </w:tcPr>
+          <w:p>
+            <w:pPr>
+              <w:pStyle w:val="tablecolsubhead"/>
+              <w:rPr>
+                <w:rFonts w:hint="eastAsia"/>
+                <w:lang w:eastAsia="zh-CN"/>
+              </w:rPr>
+            </w:pPr>
+            <w:r>
+              <w:rPr>
+                <w:rFonts w:hint="eastAsia"/>
+                <w:lang w:eastAsia="zh-CN"/>
+              </w:rPr>
+              <w:t>4</w:t>
+            </w:r>
+          </w:p>
+        </w:tc>
+        <w:tc>
+          <w:tcPr>
+            <w:tcW w:w="21.50pt" w:type="dxa"/>
+            <w:vAlign w:val="center"/>
+          </w:tcPr>
+          <w:p>
+            <w:pPr>
+              <w:pStyle w:val="tablecolsubhead"/>
+              <w:rPr>
+                <w:rFonts w:hint="eastAsia"/>
+                <w:lang w:eastAsia="zh-CN"/>
+              </w:rPr>
+            </w:pPr>
+            <w:r>
+              <w:rPr>
+                <w:rFonts w:hint="eastAsia"/>
+                <w:lang w:eastAsia="zh-CN"/>
+              </w:rPr>
+              <w:t>5</w:t>
+            </w:r>
+          </w:p>
+        </w:tc>
+        <w:tc>
+          <w:tcPr>
+            <w:tcW w:w="21.45pt" w:type="dxa"/>
+            <w:vAlign w:val="center"/>
+          </w:tcPr>
+          <w:p>
+            <w:pPr>
+              <w:pStyle w:val="tablecolsubhead"/>
+              <w:rPr>
+                <w:rFonts w:hint="eastAsia"/>
+                <w:lang w:eastAsia="zh-CN"/>
+              </w:rPr>
+            </w:pPr>
+            <w:r>
+              <w:rPr>
+                <w:rFonts w:hint="eastAsia"/>
+                <w:lang w:eastAsia="zh-CN"/>
+              </w:rPr>
+              <w:t>6</w:t>
+            </w:r>
+          </w:p>
+        </w:tc>
+        <w:tc>
+          <w:tcPr>
+            <w:tcW w:w="21.50pt" w:type="dxa"/>
+            <w:vAlign w:val="center"/>
+          </w:tcPr>
+          <w:p>
+            <w:pPr>
+              <w:pStyle w:val="tablecolsubhead"/>
+              <w:rPr>
+                <w:rFonts w:hint="eastAsia"/>
+                <w:lang w:eastAsia="zh-CN"/>
+              </w:rPr>
+            </w:pPr>
+            <w:r>
+              <w:rPr>
+                <w:rFonts w:hint="eastAsia"/>
+                <w:lang w:eastAsia="zh-CN"/>
+              </w:rPr>
+              <w:t>7</w:t>
+            </w:r>
+          </w:p>
+        </w:tc>
+        <w:tc>
+          <w:tcPr>
+            <w:tcW w:w="21.45pt" w:type="dxa"/>
+            <w:vAlign w:val="center"/>
+          </w:tcPr>
+          <w:p>
+            <w:pPr>
+              <w:pStyle w:val="tablecolsubhead"/>
+              <w:rPr>
+                <w:rFonts w:hint="eastAsia"/>
+                <w:lang w:eastAsia="zh-CN"/>
+              </w:rPr>
+            </w:pPr>
+            <w:r>
+              <w:rPr>
+                <w:rFonts w:hint="eastAsia"/>
+                <w:lang w:eastAsia="zh-CN"/>
+              </w:rPr>
+              <w:t>8</w:t>
+            </w:r>
+          </w:p>
+        </w:tc>
+        <w:tc>
+          <w:tcPr>
+            <w:tcW w:w="21.50pt" w:type="dxa"/>
+            <w:vAlign w:val="center"/>
+          </w:tcPr>
+          <w:p>
+            <w:pPr>
+              <w:pStyle w:val="tablecolsubhead"/>
+              <w:rPr>
+                <w:rFonts w:hint="eastAsia"/>
+                <w:lang w:eastAsia="zh-CN"/>
+              </w:rPr>
+            </w:pPr>
+            <w:r>
+              <w:rPr>
+                <w:rFonts w:hint="eastAsia"/>
+                <w:lang w:eastAsia="zh-CN"/>
+              </w:rPr>
+              <w:t>9</w:t>
+            </w:r>
+          </w:p>
+        </w:tc>
+        <w:tc>
+          <w:tcPr>
+            <w:tcW w:w="21.50pt" w:type="dxa"/>
+            <w:vAlign w:val="center"/>
+          </w:tcPr>
+          <w:p>
+            <w:pPr>
+              <w:pStyle w:val="tablecolsubhead"/>
+              <w:rPr>
+                <w:rFonts w:hint="eastAsia"/>
+                <w:lang w:eastAsia="zh-CN"/>
+              </w:rPr>
+            </w:pPr>
+            <w:r>
+              <w:rPr>
+                <w:rFonts w:hint="eastAsia"/>
+                <w:lang w:eastAsia="zh-CN"/>
+              </w:rPr>
+              <w:t>1</w:t>
+            </w:r>
+            <w:r>
+              <w:rPr>
+                <w:lang w:eastAsia="zh-CN"/>
+              </w:rPr>
+              <w:t>0</w:t>
+            </w:r>
+          </w:p>
+        </w:tc>
+      </w:tr>
+      <w:tr>
+        <w:trPr>
+          <w:trHeight w:val="320"/>
+          <w:jc w:val="center"/>
+        </w:trPr>
+        <w:tc>
+          <w:tcPr>
+            <w:tcW w:w="28.20pt" w:type="dxa"/>
+            <w:vAlign w:val="center"/>
+          </w:tcPr>
+          <w:p>
+            <w:pPr>
+              <w:pStyle w:val="tablecopy"/>
+              <w:rPr>
+                <w:rFonts w:hint="eastAsia"/>
+                <w:sz w:val="8"/>
+                <w:szCs w:val="8"/>
+                <w:lang w:eastAsia="zh-CN"/>
+              </w:rPr>
+            </w:pPr>
+            <w:r>
+              <w:rPr>
+                <w:lang w:eastAsia="zh-CN"/>
+              </w:rPr>
+              <w:t>without</w:t>
+            </w:r>
+          </w:p>
+        </w:tc>
+        <w:tc>
+          <w:tcPr>
+            <w:tcW w:w="21.45pt" w:type="dxa"/>
+            <w:vAlign w:val="center"/>
+          </w:tcPr>
+          <w:p>
+            <w:pPr>
+              <w:pStyle w:val="tablecopy"/>
+              <w:rPr>
+                <w:rFonts w:hint="eastAsia"/>
+                <w:sz w:val="12"/>
+                <w:lang w:eastAsia="zh-CN"/>
+              </w:rPr>
+            </w:pPr>
+            <w:r>
+              <w:rPr>
+                <w:rFonts w:hint="eastAsia"/>
+                <w:sz w:val="12"/>
+                <w:lang w:eastAsia="zh-CN"/>
+              </w:rPr>
+              <w:t>9</w:t>
+            </w:r>
+            <w:r>
+              <w:rPr>
+                <w:sz w:val="12"/>
+                <w:lang w:eastAsia="zh-CN"/>
+              </w:rPr>
+              <w:t>0.9</w:t>
+            </w:r>
+          </w:p>
+        </w:tc>
+        <w:tc>
+          <w:tcPr>
+            <w:tcW w:w="21.50pt" w:type="dxa"/>
+            <w:vAlign w:val="center"/>
+          </w:tcPr>
+          <w:p>
+            <w:pPr>
+              <w:pStyle w:val="tablecopy"/>
+              <w:rPr>
+                <w:rFonts w:hint="eastAsia"/>
+                <w:sz w:val="12"/>
+                <w:lang w:eastAsia="zh-CN"/>
+              </w:rPr>
+            </w:pPr>
+            <w:r>
+              <w:rPr>
+                <w:rFonts w:hint="eastAsia"/>
+                <w:sz w:val="12"/>
+                <w:lang w:eastAsia="zh-CN"/>
+              </w:rPr>
+              <w:t>8</w:t>
+            </w:r>
+            <w:r>
+              <w:rPr>
+                <w:sz w:val="12"/>
+                <w:lang w:eastAsia="zh-CN"/>
+              </w:rPr>
+              <w:t>8.2</w:t>
+            </w:r>
+          </w:p>
+        </w:tc>
+        <w:tc>
+          <w:tcPr>
+            <w:tcW w:w="21.45pt" w:type="dxa"/>
+            <w:vAlign w:val="center"/>
+          </w:tcPr>
+          <w:p>
+            <w:pPr>
+              <w:pStyle w:val="tablecopy"/>
+              <w:rPr>
+                <w:rFonts w:hint="eastAsia"/>
+                <w:sz w:val="12"/>
+                <w:lang w:eastAsia="zh-CN"/>
+              </w:rPr>
+            </w:pPr>
+            <w:r>
+              <w:rPr>
+                <w:rFonts w:hint="eastAsia"/>
+                <w:sz w:val="12"/>
+                <w:lang w:eastAsia="zh-CN"/>
+              </w:rPr>
+              <w:t>9</w:t>
+            </w:r>
+            <w:r>
+              <w:rPr>
+                <w:sz w:val="12"/>
+                <w:lang w:eastAsia="zh-CN"/>
+              </w:rPr>
+              <w:t>0.3</w:t>
+            </w:r>
+          </w:p>
+        </w:tc>
+        <w:tc>
+          <w:tcPr>
+            <w:tcW w:w="21.50pt" w:type="dxa"/>
+            <w:vAlign w:val="center"/>
+          </w:tcPr>
+          <w:p>
+            <w:pPr>
+              <w:pStyle w:val="tablecopy"/>
+              <w:rPr>
+                <w:rFonts w:hint="eastAsia"/>
+                <w:sz w:val="12"/>
+                <w:lang w:eastAsia="zh-CN"/>
+              </w:rPr>
+            </w:pPr>
+            <w:r>
+              <w:rPr>
+                <w:rFonts w:hint="eastAsia"/>
+                <w:sz w:val="12"/>
+                <w:lang w:eastAsia="zh-CN"/>
+              </w:rPr>
+              <w:t>8</w:t>
+            </w:r>
+            <w:r>
+              <w:rPr>
+                <w:sz w:val="12"/>
+                <w:lang w:eastAsia="zh-CN"/>
+              </w:rPr>
+              <w:t>4.7</w:t>
+            </w:r>
+          </w:p>
+        </w:tc>
+        <w:tc>
+          <w:tcPr>
+            <w:tcW w:w="21.50pt" w:type="dxa"/>
+            <w:vAlign w:val="center"/>
+          </w:tcPr>
+          <w:p>
+            <w:pPr>
+              <w:pStyle w:val="tablecopy"/>
+              <w:rPr>
+                <w:rFonts w:hint="eastAsia"/>
+                <w:sz w:val="12"/>
+                <w:lang w:eastAsia="zh-CN"/>
+              </w:rPr>
+            </w:pPr>
+            <w:r>
+              <w:rPr>
+                <w:rFonts w:hint="eastAsia"/>
+                <w:sz w:val="12"/>
+                <w:lang w:eastAsia="zh-CN"/>
+              </w:rPr>
+              <w:t>9</w:t>
+            </w:r>
+            <w:r>
+              <w:rPr>
+                <w:sz w:val="12"/>
+                <w:lang w:eastAsia="zh-CN"/>
+              </w:rPr>
+              <w:t>0.3</w:t>
+            </w:r>
+          </w:p>
+        </w:tc>
+        <w:tc>
+          <w:tcPr>
+            <w:tcW w:w="21.45pt" w:type="dxa"/>
+            <w:vAlign w:val="center"/>
+          </w:tcPr>
+          <w:p>
+            <w:pPr>
+              <w:pStyle w:val="tablecopy"/>
+              <w:rPr>
+                <w:rFonts w:hint="eastAsia"/>
+                <w:sz w:val="12"/>
+                <w:lang w:eastAsia="zh-CN"/>
+              </w:rPr>
+            </w:pPr>
+            <w:r>
+              <w:rPr>
+                <w:rFonts w:hint="eastAsia"/>
+                <w:sz w:val="12"/>
+                <w:lang w:eastAsia="zh-CN"/>
+              </w:rPr>
+              <w:t>8</w:t>
+            </w:r>
+            <w:r>
+              <w:rPr>
+                <w:sz w:val="12"/>
+                <w:lang w:eastAsia="zh-CN"/>
+              </w:rPr>
+              <w:t>8.9</w:t>
+            </w:r>
+          </w:p>
+        </w:tc>
+        <w:tc>
+          <w:tcPr>
+            <w:tcW w:w="21.50pt" w:type="dxa"/>
+            <w:vAlign w:val="center"/>
+          </w:tcPr>
+          <w:p>
+            <w:pPr>
+              <w:rPr>
+                <w:rFonts w:hint="eastAsia"/>
+                <w:sz w:val="12"/>
+                <w:szCs w:val="16"/>
+                <w:lang w:eastAsia="zh-CN"/>
+              </w:rPr>
+            </w:pPr>
+            <w:r>
+              <w:rPr>
+                <w:rFonts w:hint="eastAsia"/>
+                <w:sz w:val="12"/>
+                <w:szCs w:val="16"/>
+                <w:lang w:eastAsia="zh-CN"/>
+              </w:rPr>
+              <w:t>8</w:t>
+            </w:r>
+            <w:r>
+              <w:rPr>
+                <w:sz w:val="12"/>
+                <w:szCs w:val="16"/>
+                <w:lang w:eastAsia="zh-CN"/>
+              </w:rPr>
+              <w:t>6.8</w:t>
+            </w:r>
+          </w:p>
+        </w:tc>
+        <w:tc>
+          <w:tcPr>
+            <w:tcW w:w="21.45pt" w:type="dxa"/>
+            <w:vAlign w:val="center"/>
+          </w:tcPr>
+          <w:p>
+            <w:pPr>
+              <w:rPr>
+                <w:rFonts w:hint="eastAsia"/>
+                <w:sz w:val="12"/>
+                <w:szCs w:val="16"/>
+                <w:lang w:eastAsia="zh-CN"/>
+              </w:rPr>
+            </w:pPr>
+            <w:r>
+              <w:rPr>
+                <w:rFonts w:hint="eastAsia"/>
+                <w:sz w:val="12"/>
+                <w:szCs w:val="16"/>
+                <w:lang w:eastAsia="zh-CN"/>
+              </w:rPr>
+              <w:t>8</w:t>
+            </w:r>
+            <w:r>
+              <w:rPr>
+                <w:sz w:val="12"/>
+                <w:szCs w:val="16"/>
+                <w:lang w:eastAsia="zh-CN"/>
+              </w:rPr>
+              <w:t>8.2</w:t>
+            </w:r>
+          </w:p>
+        </w:tc>
+        <w:tc>
+          <w:tcPr>
+            <w:tcW w:w="21.50pt" w:type="dxa"/>
+            <w:vAlign w:val="center"/>
+          </w:tcPr>
+          <w:p>
+            <w:pPr>
+              <w:rPr>
+                <w:rFonts w:hint="eastAsia"/>
+                <w:sz w:val="12"/>
+                <w:szCs w:val="16"/>
+                <w:lang w:eastAsia="zh-CN"/>
+              </w:rPr>
+            </w:pPr>
+            <w:r>
+              <w:rPr>
+                <w:rFonts w:hint="eastAsia"/>
+                <w:sz w:val="12"/>
+                <w:szCs w:val="16"/>
+                <w:lang w:eastAsia="zh-CN"/>
+              </w:rPr>
+              <w:t>8</w:t>
+            </w:r>
+            <w:r>
+              <w:rPr>
+                <w:sz w:val="12"/>
+                <w:szCs w:val="16"/>
+                <w:lang w:eastAsia="zh-CN"/>
+              </w:rPr>
+              <w:t>7.5</w:t>
+            </w:r>
+          </w:p>
+        </w:tc>
+        <w:tc>
+          <w:tcPr>
+            <w:tcW w:w="21.50pt" w:type="dxa"/>
+            <w:vAlign w:val="center"/>
+          </w:tcPr>
+          <w:p>
+            <w:pPr>
+              <w:rPr>
+                <w:rFonts w:hint="eastAsia"/>
+                <w:sz w:val="12"/>
+                <w:szCs w:val="16"/>
+                <w:lang w:eastAsia="zh-CN"/>
+              </w:rPr>
+            </w:pPr>
+            <w:r>
+              <w:rPr>
+                <w:rFonts w:hint="eastAsia"/>
+                <w:sz w:val="12"/>
+                <w:szCs w:val="16"/>
+                <w:lang w:eastAsia="zh-CN"/>
+              </w:rPr>
+              <w:t>8</w:t>
+            </w:r>
+            <w:r>
+              <w:rPr>
+                <w:sz w:val="12"/>
+                <w:szCs w:val="16"/>
+                <w:lang w:eastAsia="zh-CN"/>
+              </w:rPr>
+              <w:t>8.2</w:t>
+            </w:r>
+          </w:p>
+        </w:tc>
+      </w:tr>
+      <w:tr>
+        <w:trPr>
+          <w:trHeight w:val="320"/>
+          <w:jc w:val="center"/>
+        </w:trPr>
+        <w:tc>
+          <w:tcPr>
+            <w:tcW w:w="28.20pt" w:type="dxa"/>
+            <w:vAlign w:val="center"/>
+          </w:tcPr>
+          <w:p>
+            <w:pPr>
+              <w:pStyle w:val="tablecopy"/>
+              <w:rPr>
+                <w:rFonts w:hint="eastAsia"/>
+                <w:lang w:eastAsia="zh-CN"/>
+              </w:rPr>
+            </w:pPr>
+            <w:r>
+              <w:rPr>
+                <w:rFonts w:hint="eastAsia"/>
+                <w:lang w:eastAsia="zh-CN"/>
+              </w:rPr>
+              <w:t>w</w:t>
+            </w:r>
+            <w:r>
+              <w:rPr>
+                <w:lang w:eastAsia="zh-CN"/>
+              </w:rPr>
+              <w:t>ith</w:t>
+            </w:r>
+          </w:p>
+        </w:tc>
+        <w:tc>
+          <w:tcPr>
+            <w:tcW w:w="21.45pt" w:type="dxa"/>
+            <w:vAlign w:val="center"/>
+          </w:tcPr>
+          <w:p>
+            <w:pPr>
+              <w:pStyle w:val="tablecopy"/>
+              <w:rPr>
+                <w:rFonts w:hint="eastAsia"/>
+                <w:sz w:val="12"/>
+                <w:lang w:eastAsia="zh-CN"/>
+              </w:rPr>
+            </w:pPr>
+            <w:r>
+              <w:rPr>
+                <w:rFonts w:hint="eastAsia"/>
+                <w:sz w:val="12"/>
+                <w:lang w:eastAsia="zh-CN"/>
+              </w:rPr>
+              <w:t>9</w:t>
+            </w:r>
+            <w:r>
+              <w:rPr>
+                <w:sz w:val="12"/>
+                <w:lang w:eastAsia="zh-CN"/>
+              </w:rPr>
+              <w:t>3.8</w:t>
+            </w:r>
+          </w:p>
+        </w:tc>
+        <w:tc>
+          <w:tcPr>
+            <w:tcW w:w="21.50pt" w:type="dxa"/>
+            <w:vAlign w:val="center"/>
+          </w:tcPr>
+          <w:p>
+            <w:pPr>
+              <w:pStyle w:val="tablecopy"/>
+              <w:rPr>
+                <w:rFonts w:hint="eastAsia"/>
+                <w:sz w:val="12"/>
+                <w:lang w:eastAsia="zh-CN"/>
+              </w:rPr>
+            </w:pPr>
+            <w:r>
+              <w:rPr>
+                <w:rFonts w:hint="eastAsia"/>
+                <w:sz w:val="12"/>
+                <w:lang w:eastAsia="zh-CN"/>
+              </w:rPr>
+              <w:t>9</w:t>
+            </w:r>
+            <w:r>
+              <w:rPr>
+                <w:sz w:val="12"/>
+                <w:lang w:eastAsia="zh-CN"/>
+              </w:rPr>
+              <w:t>4.4</w:t>
+            </w:r>
+          </w:p>
+        </w:tc>
+        <w:tc>
+          <w:tcPr>
+            <w:tcW w:w="21.45pt" w:type="dxa"/>
+            <w:vAlign w:val="center"/>
+          </w:tcPr>
+          <w:p>
+            <w:pPr>
+              <w:pStyle w:val="tablecopy"/>
+              <w:rPr>
+                <w:rFonts w:hint="eastAsia"/>
+                <w:sz w:val="12"/>
+                <w:lang w:eastAsia="zh-CN"/>
+              </w:rPr>
+            </w:pPr>
+            <w:r>
+              <w:rPr>
+                <w:rFonts w:hint="eastAsia"/>
+                <w:sz w:val="12"/>
+                <w:lang w:eastAsia="zh-CN"/>
+              </w:rPr>
+              <w:t>9</w:t>
+            </w:r>
+            <w:r>
+              <w:rPr>
+                <w:sz w:val="12"/>
+                <w:lang w:eastAsia="zh-CN"/>
+              </w:rPr>
+              <w:t>3.8</w:t>
+            </w:r>
+          </w:p>
+        </w:tc>
+        <w:tc>
+          <w:tcPr>
+            <w:tcW w:w="21.50pt" w:type="dxa"/>
+            <w:vAlign w:val="center"/>
+          </w:tcPr>
+          <w:p>
+            <w:pPr>
+              <w:pStyle w:val="tablecopy"/>
+              <w:rPr>
+                <w:rFonts w:hint="eastAsia"/>
+                <w:sz w:val="12"/>
+                <w:lang w:eastAsia="zh-CN"/>
+              </w:rPr>
+            </w:pPr>
+            <w:r>
+              <w:rPr>
+                <w:rFonts w:hint="eastAsia"/>
+                <w:sz w:val="12"/>
+                <w:lang w:eastAsia="zh-CN"/>
+              </w:rPr>
+              <w:t>9</w:t>
+            </w:r>
+            <w:r>
+              <w:rPr>
+                <w:sz w:val="12"/>
+                <w:lang w:eastAsia="zh-CN"/>
+              </w:rPr>
+              <w:t>3</w:t>
+            </w:r>
+          </w:p>
+        </w:tc>
+        <w:tc>
+          <w:tcPr>
+            <w:tcW w:w="21.50pt" w:type="dxa"/>
+            <w:vAlign w:val="center"/>
+          </w:tcPr>
+          <w:p>
+            <w:pPr>
+              <w:pStyle w:val="tablecopy"/>
+              <w:rPr>
+                <w:rFonts w:hint="eastAsia"/>
+                <w:sz w:val="12"/>
+                <w:lang w:eastAsia="zh-CN"/>
+              </w:rPr>
+            </w:pPr>
+            <w:r>
+              <w:rPr>
+                <w:rFonts w:hint="eastAsia"/>
+                <w:sz w:val="12"/>
+                <w:lang w:eastAsia="zh-CN"/>
+              </w:rPr>
+              <w:t>9</w:t>
+            </w:r>
+            <w:r>
+              <w:rPr>
+                <w:sz w:val="12"/>
+                <w:lang w:eastAsia="zh-CN"/>
+              </w:rPr>
+              <w:t>3.8</w:t>
+            </w:r>
+          </w:p>
+        </w:tc>
+        <w:tc>
+          <w:tcPr>
+            <w:tcW w:w="21.45pt" w:type="dxa"/>
+            <w:vAlign w:val="center"/>
+          </w:tcPr>
+          <w:p>
+            <w:pPr>
+              <w:pStyle w:val="tablecopy"/>
+              <w:rPr>
+                <w:rFonts w:hint="eastAsia"/>
+                <w:sz w:val="12"/>
+                <w:lang w:eastAsia="zh-CN"/>
+              </w:rPr>
+            </w:pPr>
+            <w:r>
+              <w:rPr>
+                <w:rFonts w:hint="eastAsia"/>
+                <w:sz w:val="12"/>
+                <w:lang w:eastAsia="zh-CN"/>
+              </w:rPr>
+              <w:t>9</w:t>
+            </w:r>
+            <w:r>
+              <w:rPr>
+                <w:sz w:val="12"/>
+                <w:lang w:eastAsia="zh-CN"/>
+              </w:rPr>
+              <w:t>3.7</w:t>
+            </w:r>
+          </w:p>
+        </w:tc>
+        <w:tc>
+          <w:tcPr>
+            <w:tcW w:w="21.50pt" w:type="dxa"/>
+            <w:vAlign w:val="center"/>
+          </w:tcPr>
+          <w:p>
+            <w:pPr>
+              <w:rPr>
+                <w:rFonts w:hint="eastAsia"/>
+                <w:sz w:val="12"/>
+                <w:szCs w:val="16"/>
+                <w:lang w:eastAsia="zh-CN"/>
+              </w:rPr>
+            </w:pPr>
+            <w:r>
+              <w:rPr>
+                <w:rFonts w:hint="eastAsia"/>
+                <w:sz w:val="12"/>
+                <w:szCs w:val="16"/>
+                <w:lang w:eastAsia="zh-CN"/>
+              </w:rPr>
+              <w:t>9</w:t>
+            </w:r>
+            <w:r>
+              <w:rPr>
+                <w:sz w:val="12"/>
+                <w:szCs w:val="16"/>
+                <w:lang w:eastAsia="zh-CN"/>
+              </w:rPr>
+              <w:t>3.8</w:t>
+            </w:r>
+          </w:p>
+        </w:tc>
+        <w:tc>
+          <w:tcPr>
+            <w:tcW w:w="21.45pt" w:type="dxa"/>
+            <w:vAlign w:val="center"/>
+          </w:tcPr>
+          <w:p>
+            <w:pPr>
+              <w:rPr>
+                <w:rFonts w:hint="eastAsia"/>
+                <w:sz w:val="12"/>
+                <w:szCs w:val="16"/>
+                <w:lang w:eastAsia="zh-CN"/>
+              </w:rPr>
+            </w:pPr>
+            <w:r>
+              <w:rPr>
+                <w:rFonts w:hint="eastAsia"/>
+                <w:sz w:val="12"/>
+                <w:szCs w:val="16"/>
+                <w:lang w:eastAsia="zh-CN"/>
+              </w:rPr>
+              <w:t>9</w:t>
+            </w:r>
+            <w:r>
+              <w:rPr>
+                <w:sz w:val="12"/>
+                <w:szCs w:val="16"/>
+                <w:lang w:eastAsia="zh-CN"/>
+              </w:rPr>
+              <w:t>2.4</w:t>
+            </w:r>
+          </w:p>
+        </w:tc>
+        <w:tc>
+          <w:tcPr>
+            <w:tcW w:w="21.50pt" w:type="dxa"/>
+            <w:vAlign w:val="center"/>
+          </w:tcPr>
+          <w:p>
+            <w:pPr>
+              <w:rPr>
+                <w:rFonts w:hint="eastAsia"/>
+                <w:sz w:val="12"/>
+                <w:szCs w:val="16"/>
+                <w:lang w:eastAsia="zh-CN"/>
+              </w:rPr>
+            </w:pPr>
+            <w:r>
+              <w:rPr>
+                <w:rFonts w:hint="eastAsia"/>
+                <w:sz w:val="12"/>
+                <w:szCs w:val="16"/>
+                <w:lang w:eastAsia="zh-CN"/>
+              </w:rPr>
+              <w:t>9</w:t>
+            </w:r>
+            <w:r>
+              <w:rPr>
+                <w:sz w:val="12"/>
+                <w:szCs w:val="16"/>
+                <w:lang w:eastAsia="zh-CN"/>
+              </w:rPr>
+              <w:t>4.4</w:t>
+            </w:r>
+          </w:p>
+        </w:tc>
+        <w:tc>
+          <w:tcPr>
+            <w:tcW w:w="21.50pt" w:type="dxa"/>
+            <w:vAlign w:val="center"/>
+          </w:tcPr>
+          <w:p>
+            <w:pPr>
+              <w:rPr>
+                <w:rFonts w:hint="eastAsia"/>
+                <w:sz w:val="12"/>
+                <w:szCs w:val="16"/>
+                <w:lang w:eastAsia="zh-CN"/>
+              </w:rPr>
+            </w:pPr>
+            <w:r>
+              <w:rPr>
+                <w:rFonts w:hint="eastAsia"/>
+                <w:sz w:val="12"/>
+                <w:szCs w:val="16"/>
+                <w:lang w:eastAsia="zh-CN"/>
+              </w:rPr>
+              <w:t>9</w:t>
+            </w:r>
+            <w:r>
+              <w:rPr>
+                <w:sz w:val="12"/>
+                <w:szCs w:val="16"/>
+                <w:lang w:eastAsia="zh-CN"/>
+              </w:rPr>
+              <w:t>2.4</w:t>
+            </w:r>
+          </w:p>
+        </w:tc>
+      </w:tr>
+    </w:tbl>
+    <w:p>
+      <w:pPr>
+        <w:pStyle w:val="a3"/>
+        <w:rPr>
+          <w:lang w:eastAsia="zh-CN"/>
+        </w:rPr>
+      </w:pPr>
+    </w:p>
+    <w:p>
+      <w:pPr>
+        <w:pStyle w:val="a3"/>
+      </w:pPr>
+      <w:r>
+        <w:rPr>
+          <w:lang w:eastAsia="zh-CN"/>
+        </w:rPr>
+        <w:t xml:space="preserve">The average accuracy of without </w:t>
+      </w:r>
+      <w:r>
+        <w:t>Standardization</w:t>
+      </w:r>
+      <w:r>
+        <w:t xml:space="preserve"> is:</w:t>
+      </w:r>
+    </w:p>
+    <w:p>
+      <w:pPr>
+        <w:pStyle w:val="a3"/>
+      </w:pPr>
+      <w:r>
+        <w:t xml:space="preserve"> </w:t>
+      </w:r>
+      <w:r>
+        <w:t>88.403% (+/-1.758)</w:t>
+      </w:r>
+    </w:p>
+    <w:p>
+      <w:pPr>
+        <w:pStyle w:val="a3"/>
+      </w:pPr>
+      <w:r>
+        <w:rPr>
+          <w:lang w:eastAsia="zh-CN"/>
+        </w:rPr>
+        <w:lastRenderedPageBreak/>
+        <w:t xml:space="preserve">The average accuracy of with </w:t>
+      </w:r>
+      <w:r>
+        <w:t>Standardization is:</w:t>
+      </w:r>
+    </w:p>
+    <w:p>
+      <w:pPr>
+        <w:pStyle w:val="a3"/>
+      </w:pPr>
+      <w:r>
+        <w:t xml:space="preserve"> </w:t>
+      </w:r>
+      <w:r>
+        <w:t>93.542% (+/-0.698)</w:t>
+      </w:r>
+    </w:p>
+    <w:p>
+      <w:pPr>
+        <w:pStyle w:val="a3"/>
+        <w:rPr>
+          <w:rFonts w:hint="eastAsia"/>
+          <w:lang w:eastAsia="zh-CN"/>
+        </w:rPr>
+      </w:pPr>
+      <w:r>
+        <w:rPr>
+          <w:lang w:eastAsia="zh-CN"/>
+        </w:rPr>
+        <w:t>The boxplot of those results is compared in Figure 10.</w:t>
       </w:r>
     </w:p>
     <w:p>
@@ -2380,7 +3851,7 @@
                     </pic:cNvPicPr>
                   </pic:nvPicPr>
                   <pic:blipFill>
-                    <a:blip r:embed="rId15">
+                    <a:blip r:embed="rId18">
                       <a:extLst>
                         <a:ext uri="{28A0092B-C50C-407E-A947-70E740481C1C}">
                           <a14:useLocalDpi xmlns:a14="http://schemas.microsoft.com/office/drawing/2010/main" val="0"/>
@@ -2411,6 +3882,86 @@
     </w:p>
     <w:p>
       <w:pPr>
+        <w:pStyle w:val="figurecaption"/>
+      </w:pPr>
+      <w:r>
+        <w:t>Boxplot of with/without standardization</w:t>
+      </w:r>
+      <w:r>
+        <w:t>.</w:t>
+      </w:r>
+    </w:p>
+    <w:p>
+      <w:pPr>
+        <w:pStyle w:val="a3"/>
+        <w:rPr>
+          <w:rFonts w:hint="eastAsia"/>
+          <w:lang w:val="en-US"/>
+        </w:rPr>
+      </w:pPr>
+      <w:r>
+        <w:t xml:space="preserve">The improvement of </w:t>
+      </w:r>
+      <w:r>
+        <w:t xml:space="preserve">accuracy after standardization is </w:t>
+      </w:r>
+      <w:r>
+        <w:t>distinct</w:t>
+      </w:r>
+      <w:r>
+        <w:t xml:space="preserve"> as </w:t>
+      </w:r>
+      <w:r>
+        <w:t>standardization</w:t>
+      </w:r>
+      <w:r>
+        <w:t xml:space="preserve"> ensur</w:t>
+      </w:r>
+      <w:r>
+        <w:t>e</w:t>
+      </w:r>
+      <w:r>
+        <w:t>s</w:t>
+      </w:r>
+      <w:r>
+        <w:t xml:space="preserve"> that all features contribute equally</w:t>
+      </w:r>
+      <w:r>
+        <w:t>.</w:t>
+      </w:r>
+      <w:r>
+        <w:t xml:space="preserve"> </w:t>
+      </w:r>
+      <w:r>
+        <w:t xml:space="preserve">Then the real CNN starts, Conv1D </w:t>
+      </w:r>
+      <w:r>
+        <w:t xml:space="preserve">applies convolution operations over </w:t>
+      </w:r>
+      <w:r>
+        <w:t xml:space="preserve">the </w:t>
+      </w:r>
+      <w:r>
+        <w:t>one-dimensional inputs</w:t>
+      </w:r>
+      <w:r>
+        <w:t xml:space="preserve"> </w:t>
+      </w:r>
+      <w:r>
+        <w:t>through filters that capture local patterns.</w:t>
+      </w:r>
+      <w:r>
+        <w:t xml:space="preserve"> The input shape is </w:t>
+      </w:r>
+      <w:r>
+        <w:t>(41,1)</w:t>
+      </w:r>
+      <w:r>
+        <w:t xml:space="preserve"> as every input is a one-dimension with 41 items. The filters are key factors in this step, two related hyperparameters are crucial. The first one is number of filters. </w:t>
+      </w:r>
+    </w:p>
+    <w:p>
+      <w:pPr>
         <w:pStyle w:val="2"/>
       </w:pPr>
       <w:r>
@@ -2419,86 +3970,475 @@
     </w:p>
     <w:p>
       <w:pPr>
-        <w:pStyle w:val="bulletlist"/>
-      </w:pPr>
-      <w:r>
-        <w:t xml:space="preserve">Use </w:t>
-      </w:r>
-      <w:r>
-        <w:t>either</w:t>
-      </w:r>
-      <w:r>
-        <w:t xml:space="preserve"> SI (MKS) or CGS as primary units. (SI units are encouraged.) English units may be used as secondary units (in parentheses). An exception would be the use of English units as identifiers in trade, such as “3.5-inch disk drive”.</w:t>
-      </w:r>
-    </w:p>
-    <w:p>
-      <w:pPr>
-        <w:pStyle w:val="bulletlist"/>
-      </w:pPr>
-      <w:r>
-        <w:t xml:space="preserve">Avoid combining SI and CGS units, such as current in amperes and magnetic field in </w:t>
-      </w:r>
-      <w:proofErr w:type="spellStart"/>
-      <w:r>
-        <w:t>oersteds</w:t>
-      </w:r>
-      <w:proofErr w:type="spellEnd"/>
-      <w:r>
-        <w:t>. This often leads to confusion because equations do not balance dimensionally. If you must use mixed units, clearly state the units for each quantity that you use in an equation.</w:t>
-      </w:r>
-    </w:p>
-    <w:p>
-      <w:pPr>
-        <w:pStyle w:val="bulletlist"/>
-      </w:pPr>
-      <w:r>
-        <w:t>Do not mix complete spellings and abbreviations of units: “Wb/m2” or “</w:t>
-      </w:r>
-      <w:proofErr w:type="spellStart"/>
-      <w:r>
-        <w:t>webers</w:t>
-      </w:r>
-      <w:proofErr w:type="spellEnd"/>
-      <w:r>
-        <w:t xml:space="preserve"> per square meter”, not “</w:t>
-      </w:r>
-      <w:proofErr w:type="spellStart"/>
-      <w:r>
-        <w:t>webers</w:t>
-      </w:r>
-      <w:proofErr w:type="spellEnd"/>
-      <w:r>
-        <w:t xml:space="preserve">/m2”.  Spell out units when they appear in text: “. . . a few </w:t>
-      </w:r>
-      <w:proofErr w:type="spellStart"/>
-      <w:r>
-        <w:t>henries</w:t>
-      </w:r>
-      <w:proofErr w:type="spellEnd"/>
-      <w:r>
-        <w:t>”, not “. . . a few H”.</w:t>
-      </w:r>
-    </w:p>
-    <w:p>
-      <w:pPr>
-        <w:pStyle w:val="bulletlist"/>
-      </w:pPr>
-      <w:r>
-        <w:t xml:space="preserve">Use a zero before decimal points: “0.25”, not “.25”. Use “cm3”, not “cc”. </w:t>
-      </w:r>
-      <w:r>
-        <w:t>(</w:t>
-      </w:r>
-      <w:r>
-        <w:rPr>
-          <w:i/>
-          <w:iCs/>
-        </w:rPr>
-        <w:t>bullet list</w:t>
-      </w:r>
-      <w:r>
-        <w:t>)</w:t>
-      </w:r>
+        <w:pStyle w:val="a3"/>
+      </w:pPr>
+      <w:r>
+        <w:t xml:space="preserve">The number of filters in a convolutional layer is a crucial hyperparameter that affects the model's ability to learn and generalize from the data. </w:t>
+      </w:r>
+      <w:r>
+        <w:t>Six values from 6 to 256 are tried in this case. The results are shown in Table II and Figure 11. It turns out that 64 is the best choice of number of filters.</w:t>
+      </w:r>
+    </w:p>
+    <w:p>
+      <w:pPr>
+        <w:pStyle w:val="tablehead"/>
+      </w:pPr>
+      <w:r>
+        <w:t>accuracy on number of filters</w:t>
+      </w:r>
+    </w:p>
+    <w:tbl>
+      <w:tblPr>
+        <w:tblW w:w="219.60pt" w:type="dxa"/>
+        <w:jc w:val="center"/>
+        <w:tblBorders>
+          <w:top w:val="single" w:sz="2" w:space="0" w:color="auto"/>
+          <w:start w:val="single" w:sz="2" w:space="0" w:color="auto"/>
+          <w:bottom w:val="single" w:sz="2" w:space="0" w:color="auto"/>
+          <w:end w:val="single" w:sz="2" w:space="0" w:color="auto"/>
+          <w:insideH w:val="single" w:sz="2" w:space="0" w:color="auto"/>
+          <w:insideV w:val="single" w:sz="2" w:space="0" w:color="auto"/>
+        </w:tblBorders>
+        <w:tblLayout w:type="fixed"/>
+        <w:tblLook w:firstRow="0" w:lastRow="0" w:firstColumn="0" w:lastColumn="0" w:noHBand="0" w:noVBand="0"/>
+      </w:tblPr>
+      <w:tblGrid>
+        <w:gridCol w:w="1131"/>
+        <w:gridCol w:w="567"/>
+        <w:gridCol w:w="567"/>
+        <w:gridCol w:w="567"/>
+        <w:gridCol w:w="426"/>
+        <w:gridCol w:w="567"/>
+        <w:gridCol w:w="567"/>
+      </w:tblGrid>
+      <w:tr>
+        <w:trPr>
+          <w:cantSplit/>
+          <w:trHeight w:val="240"/>
+          <w:tblHeader/>
+          <w:jc w:val="center"/>
+        </w:trPr>
+        <w:tc>
+          <w:tcPr>
+            <w:tcW w:w="56.55pt" w:type="dxa"/>
+          </w:tcPr>
+          <w:p>
+            <w:pPr>
+              <w:rPr>
+                <w:rFonts w:hint="eastAsia"/>
+                <w:sz w:val="16"/>
+                <w:szCs w:val="16"/>
+                <w:lang w:eastAsia="zh-CN"/>
+              </w:rPr>
+            </w:pPr>
+            <w:r>
+              <w:rPr>
+                <w:sz w:val="16"/>
+                <w:szCs w:val="16"/>
+                <w:lang w:eastAsia="zh-CN"/>
+              </w:rPr>
+              <w:t>Number of filters</w:t>
+            </w:r>
+          </w:p>
+        </w:tc>
+        <w:tc>
+          <w:tcPr>
+            <w:tcW w:w="28.35pt" w:type="dxa"/>
+            <w:vAlign w:val="center"/>
+          </w:tcPr>
+          <w:p>
+            <w:pPr>
+              <w:pStyle w:val="tablecolsubhead"/>
+              <w:rPr>
+                <w:rFonts w:hint="eastAsia"/>
+                <w:lang w:eastAsia="zh-CN"/>
+              </w:rPr>
+            </w:pPr>
+            <w:r>
+              <w:rPr>
+                <w:lang w:eastAsia="zh-CN"/>
+              </w:rPr>
+              <w:t>8</w:t>
+            </w:r>
+          </w:p>
+        </w:tc>
+        <w:tc>
+          <w:tcPr>
+            <w:tcW w:w="28.35pt" w:type="dxa"/>
+            <w:vAlign w:val="center"/>
+          </w:tcPr>
+          <w:p>
+            <w:pPr>
+              <w:pStyle w:val="tablecolsubhead"/>
+              <w:rPr>
+                <w:rFonts w:hint="eastAsia"/>
+                <w:lang w:eastAsia="zh-CN"/>
+              </w:rPr>
+            </w:pPr>
+            <w:r>
+              <w:rPr>
+                <w:rFonts w:hint="eastAsia"/>
+                <w:lang w:eastAsia="zh-CN"/>
+              </w:rPr>
+              <w:t>1</w:t>
+            </w:r>
+            <w:r>
+              <w:rPr>
+                <w:lang w:eastAsia="zh-CN"/>
+              </w:rPr>
+              <w:t>6</w:t>
+            </w:r>
+          </w:p>
+        </w:tc>
+        <w:tc>
+          <w:tcPr>
+            <w:tcW w:w="28.35pt" w:type="dxa"/>
+            <w:vAlign w:val="center"/>
+          </w:tcPr>
+          <w:p>
+            <w:pPr>
+              <w:pStyle w:val="tablecolsubhead"/>
+              <w:rPr>
+                <w:rFonts w:hint="eastAsia"/>
+                <w:lang w:eastAsia="zh-CN"/>
+              </w:rPr>
+            </w:pPr>
+            <w:r>
+              <w:rPr>
+                <w:rFonts w:hint="eastAsia"/>
+                <w:lang w:eastAsia="zh-CN"/>
+              </w:rPr>
+              <w:t>3</w:t>
+            </w:r>
+            <w:r>
+              <w:rPr>
+                <w:lang w:eastAsia="zh-CN"/>
+              </w:rPr>
+              <w:t>2</w:t>
+            </w:r>
+          </w:p>
+        </w:tc>
+        <w:tc>
+          <w:tcPr>
+            <w:tcW w:w="21.30pt" w:type="dxa"/>
+            <w:vAlign w:val="center"/>
+          </w:tcPr>
+          <w:p>
+            <w:pPr>
+              <w:pStyle w:val="tablecolsubhead"/>
+              <w:rPr>
+                <w:rFonts w:hint="eastAsia"/>
+                <w:lang w:eastAsia="zh-CN"/>
+              </w:rPr>
+            </w:pPr>
+            <w:r>
+              <w:rPr>
+                <w:lang w:eastAsia="zh-CN"/>
+              </w:rPr>
+              <w:t>6</w:t>
+            </w:r>
+            <w:r>
+              <w:rPr>
+                <w:rFonts w:hint="eastAsia"/>
+                <w:lang w:eastAsia="zh-CN"/>
+              </w:rPr>
+              <w:t>4</w:t>
+            </w:r>
+          </w:p>
+        </w:tc>
+        <w:tc>
+          <w:tcPr>
+            <w:tcW w:w="28.35pt" w:type="dxa"/>
+            <w:vAlign w:val="center"/>
+          </w:tcPr>
+          <w:p>
+            <w:pPr>
+              <w:pStyle w:val="tablecolsubhead"/>
+              <w:rPr>
+                <w:rFonts w:hint="eastAsia"/>
+                <w:lang w:eastAsia="zh-CN"/>
+              </w:rPr>
+            </w:pPr>
+            <w:r>
+              <w:rPr>
+                <w:rFonts w:hint="eastAsia"/>
+                <w:lang w:eastAsia="zh-CN"/>
+              </w:rPr>
+              <w:t>1</w:t>
+            </w:r>
+            <w:r>
+              <w:rPr>
+                <w:lang w:eastAsia="zh-CN"/>
+              </w:rPr>
+              <w:t>28</w:t>
+            </w:r>
+          </w:p>
+        </w:tc>
+        <w:tc>
+          <w:tcPr>
+            <w:tcW w:w="28.35pt" w:type="dxa"/>
+            <w:vAlign w:val="center"/>
+          </w:tcPr>
+          <w:p>
+            <w:pPr>
+              <w:pStyle w:val="tablecolsubhead"/>
+              <w:rPr>
+                <w:rFonts w:hint="eastAsia"/>
+                <w:lang w:eastAsia="zh-CN"/>
+              </w:rPr>
+            </w:pPr>
+            <w:r>
+              <w:rPr>
+                <w:lang w:eastAsia="zh-CN"/>
+              </w:rPr>
+              <w:t>25</w:t>
+            </w:r>
+            <w:r>
+              <w:rPr>
+                <w:rFonts w:hint="eastAsia"/>
+                <w:lang w:eastAsia="zh-CN"/>
+              </w:rPr>
+              <w:t>6</w:t>
+            </w:r>
+          </w:p>
+        </w:tc>
+      </w:tr>
+      <w:tr>
+        <w:trPr>
+          <w:trHeight w:val="320"/>
+          <w:jc w:val="center"/>
+        </w:trPr>
+        <w:tc>
+          <w:tcPr>
+            <w:tcW w:w="56.55pt" w:type="dxa"/>
+            <w:vAlign w:val="center"/>
+          </w:tcPr>
+          <w:p>
+            <w:pPr>
+              <w:rPr>
+                <w:rFonts w:hint="eastAsia"/>
+                <w:sz w:val="16"/>
+                <w:szCs w:val="16"/>
+                <w:lang w:eastAsia="zh-CN"/>
+              </w:rPr>
+            </w:pPr>
+            <w:r>
+              <w:rPr>
+                <w:sz w:val="16"/>
+                <w:szCs w:val="16"/>
+                <w:lang w:eastAsia="zh-CN"/>
+              </w:rPr>
+              <w:t>Accuracy</w:t>
+            </w:r>
+          </w:p>
+        </w:tc>
+        <w:tc>
+          <w:tcPr>
+            <w:tcW w:w="28.35pt" w:type="dxa"/>
+            <w:vAlign w:val="center"/>
+          </w:tcPr>
+          <w:p>
+            <w:pPr>
+              <w:pStyle w:val="tablecopy"/>
+              <w:rPr>
+                <w:rFonts w:hint="eastAsia"/>
+                <w:sz w:val="12"/>
+                <w:lang w:eastAsia="zh-CN"/>
+              </w:rPr>
+            </w:pPr>
+            <w:r>
+              <w:rPr>
+                <w:sz w:val="12"/>
+                <w:lang w:eastAsia="zh-CN"/>
+              </w:rPr>
+              <w:t>89.0</w:t>
+            </w:r>
+          </w:p>
+        </w:tc>
+        <w:tc>
+          <w:tcPr>
+            <w:tcW w:w="28.35pt" w:type="dxa"/>
+            <w:vAlign w:val="center"/>
+          </w:tcPr>
+          <w:p>
+            <w:pPr>
+              <w:pStyle w:val="tablecopy"/>
+              <w:rPr>
+                <w:rFonts w:hint="eastAsia"/>
+                <w:sz w:val="12"/>
+                <w:lang w:eastAsia="zh-CN"/>
+              </w:rPr>
+            </w:pPr>
+            <w:r>
+              <w:rPr>
+                <w:rFonts w:hint="eastAsia"/>
+                <w:sz w:val="12"/>
+                <w:lang w:eastAsia="zh-CN"/>
+              </w:rPr>
+              <w:t>9</w:t>
+            </w:r>
+            <w:r>
+              <w:rPr>
+                <w:sz w:val="12"/>
+                <w:lang w:eastAsia="zh-CN"/>
+              </w:rPr>
+              <w:t>1.7</w:t>
+            </w:r>
+          </w:p>
+        </w:tc>
+        <w:tc>
+          <w:tcPr>
+            <w:tcW w:w="28.35pt" w:type="dxa"/>
+            <w:vAlign w:val="center"/>
+          </w:tcPr>
+          <w:p>
+            <w:pPr>
+              <w:pStyle w:val="tablecopy"/>
+              <w:rPr>
+                <w:rFonts w:hint="eastAsia"/>
+                <w:sz w:val="12"/>
+                <w:lang w:eastAsia="zh-CN"/>
+              </w:rPr>
+            </w:pPr>
+            <w:r>
+              <w:rPr>
+                <w:rFonts w:hint="eastAsia"/>
+                <w:sz w:val="12"/>
+                <w:lang w:eastAsia="zh-CN"/>
+              </w:rPr>
+              <w:t>9</w:t>
+            </w:r>
+            <w:r>
+              <w:rPr>
+                <w:sz w:val="12"/>
+                <w:lang w:eastAsia="zh-CN"/>
+              </w:rPr>
+              <w:t>2</w:t>
+            </w:r>
+            <w:r>
+              <w:rPr>
+                <w:sz w:val="12"/>
+                <w:lang w:eastAsia="zh-CN"/>
+              </w:rPr>
+              <w:t>.</w:t>
+            </w:r>
+            <w:r>
+              <w:rPr>
+                <w:sz w:val="12"/>
+                <w:lang w:eastAsia="zh-CN"/>
+              </w:rPr>
+              <w:t>6</w:t>
+            </w:r>
+          </w:p>
+        </w:tc>
+        <w:tc>
+          <w:tcPr>
+            <w:tcW w:w="21.30pt" w:type="dxa"/>
+            <w:vAlign w:val="center"/>
+          </w:tcPr>
+          <w:p>
+            <w:pPr>
+              <w:pStyle w:val="tablecopy"/>
+              <w:rPr>
+                <w:rFonts w:hint="eastAsia"/>
+                <w:sz w:val="12"/>
+                <w:lang w:eastAsia="zh-CN"/>
+              </w:rPr>
+            </w:pPr>
+            <w:r>
+              <w:rPr>
+                <w:sz w:val="12"/>
+                <w:lang w:eastAsia="zh-CN"/>
+              </w:rPr>
+              <w:t>93</w:t>
+            </w:r>
+            <w:r>
+              <w:rPr>
+                <w:sz w:val="12"/>
+                <w:lang w:eastAsia="zh-CN"/>
+              </w:rPr>
+              <w:t>.</w:t>
+            </w:r>
+            <w:r>
+              <w:rPr>
+                <w:sz w:val="12"/>
+                <w:lang w:eastAsia="zh-CN"/>
+              </w:rPr>
+              <w:t>6</w:t>
+            </w:r>
+          </w:p>
+        </w:tc>
+        <w:tc>
+          <w:tcPr>
+            <w:tcW w:w="28.35pt" w:type="dxa"/>
+            <w:vAlign w:val="center"/>
+          </w:tcPr>
+          <w:p>
+            <w:pPr>
+              <w:pStyle w:val="tablecopy"/>
+              <w:rPr>
+                <w:rFonts w:hint="eastAsia"/>
+                <w:sz w:val="12"/>
+                <w:lang w:eastAsia="zh-CN"/>
+              </w:rPr>
+            </w:pPr>
+            <w:r>
+              <w:rPr>
+                <w:rFonts w:hint="eastAsia"/>
+                <w:sz w:val="12"/>
+                <w:lang w:eastAsia="zh-CN"/>
+              </w:rPr>
+              <w:t>9</w:t>
+            </w:r>
+            <w:r>
+              <w:rPr>
+                <w:sz w:val="12"/>
+                <w:lang w:eastAsia="zh-CN"/>
+              </w:rPr>
+              <w:t>2.9</w:t>
+            </w:r>
+          </w:p>
+        </w:tc>
+        <w:tc>
+          <w:tcPr>
+            <w:tcW w:w="28.35pt" w:type="dxa"/>
+            <w:vAlign w:val="center"/>
+          </w:tcPr>
+          <w:p>
+            <w:pPr>
+              <w:pStyle w:val="tablecopy"/>
+              <w:rPr>
+                <w:rFonts w:hint="eastAsia"/>
+                <w:sz w:val="12"/>
+                <w:lang w:eastAsia="zh-CN"/>
+              </w:rPr>
+            </w:pPr>
+            <w:r>
+              <w:rPr>
+                <w:rFonts w:hint="eastAsia"/>
+                <w:sz w:val="12"/>
+                <w:lang w:eastAsia="zh-CN"/>
+              </w:rPr>
+              <w:t>9</w:t>
+            </w:r>
+            <w:r>
+              <w:rPr>
+                <w:sz w:val="12"/>
+                <w:lang w:eastAsia="zh-CN"/>
+              </w:rPr>
+              <w:t>2.9</w:t>
+            </w:r>
+          </w:p>
+        </w:tc>
+      </w:tr>
+    </w:tbl>
+    <w:p>
+      <w:pPr>
+        <w:pStyle w:val="a3"/>
+        <w:rPr>
+          <w:lang w:eastAsia="zh-CN"/>
+        </w:rPr>
+      </w:pPr>
     </w:p>
     <w:p>
       <w:pPr>
@@ -2531,7 +4471,7 @@
                     </pic:cNvPicPr>
                   </pic:nvPicPr>
                   <pic:blipFill>
-                    <a:blip r:embed="rId16">
+                    <a:blip r:embed="rId19">
                       <a:extLst>
                         <a:ext uri="{28A0092B-C50C-407E-A947-70E740481C1C}">
                           <a14:useLocalDpi xmlns:a14="http://schemas.microsoft.com/office/drawing/2010/main" val="0"/>
@@ -2562,6 +4502,43 @@
     </w:p>
     <w:p>
       <w:pPr>
+        <w:pStyle w:val="figurecaption"/>
+      </w:pPr>
+      <w:r>
+        <w:t xml:space="preserve">Boxplot of </w:t>
+      </w:r>
+      <w:r>
+        <w:t>different number of filters</w:t>
+      </w:r>
+      <w:r>
+        <w:t>.</w:t>
+      </w:r>
+    </w:p>
+    <w:p>
+      <w:pPr>
+        <w:pStyle w:val="a3"/>
+      </w:pPr>
+      <w:r>
+        <w:t>W</w:t>
+      </w:r>
+      <w:r>
+        <w:t xml:space="preserve">hile increasing the number of filters can enhance the model's capacity to detect complex patterns, it also raises the </w:t>
+      </w:r>
+      <w:r>
+        <w:t xml:space="preserve">computational cost and the risk of overfitting. </w:t>
+      </w:r>
+      <w:r>
+        <w:t>The results are aligned with theory,</w:t>
+      </w:r>
+      <w:r>
+        <w:t xml:space="preserve"> the middle number 64 is a better choice, it balances</w:t>
+      </w:r>
+      <w:r>
+        <w:t xml:space="preserve"> these factors to build effective convolutional neural networks.</w:t>
+      </w:r>
+    </w:p>
+    <w:p>
+      <w:pPr>
         <w:pStyle w:val="2"/>
       </w:pPr>
       <w:r>
@@ -2573,95 +4550,396 @@
         <w:pStyle w:val="a3"/>
       </w:pPr>
       <w:r>
-        <w:t>The equations are an exception to the prescribed specifications of this template. You will need to determine whether or not your equation should be typed using either the Times New Roman or the Symbol font (please no other font). To create multileveled equations, it may be necessary to treat the equation as a graphic and insert it into the text after your paper is styled.</w:t>
-      </w:r>
-    </w:p>
+        <w:t>Kernel size (or filter size) refers to the dimensions of the filter (or kernel) applied during the convolution operation in Convolutional Neural Networks (CNNs).</w:t>
+      </w:r>
+      <w:r>
+        <w:t xml:space="preserve"> For 1D, it is a length. </w:t>
+      </w:r>
+      <w:r>
+        <w:t xml:space="preserve">Smaller kernels are typically better for capturing local features, while larger kernels can capture more extensive patterns. </w:t>
+      </w:r>
+      <w:r>
+        <w:t>Five values, 2, 3, 5, 7, and 9 are tried in this case, the results are shown in Table III and Figure 12.</w:t>
+      </w:r>
+    </w:p>
+    <w:p>
+      <w:pPr>
+        <w:pStyle w:val="tablehead"/>
+      </w:pPr>
+      <w:r>
+        <w:t xml:space="preserve">accuracy on </w:t>
+      </w:r>
+      <w:r>
+        <w:t>kernel size</w:t>
+      </w:r>
+    </w:p>
+    <w:tbl>
+      <w:tblPr>
+        <w:tblW w:w="191.25pt" w:type="dxa"/>
+        <w:jc w:val="center"/>
+        <w:tblBorders>
+          <w:top w:val="single" w:sz="2" w:space="0" w:color="auto"/>
+          <w:start w:val="single" w:sz="2" w:space="0" w:color="auto"/>
+          <w:bottom w:val="single" w:sz="2" w:space="0" w:color="auto"/>
+          <w:end w:val="single" w:sz="2" w:space="0" w:color="auto"/>
+          <w:insideH w:val="single" w:sz="2" w:space="0" w:color="auto"/>
+          <w:insideV w:val="single" w:sz="2" w:space="0" w:color="auto"/>
+        </w:tblBorders>
+        <w:tblLayout w:type="fixed"/>
+        <w:tblLook w:firstRow="0" w:lastRow="0" w:firstColumn="0" w:lastColumn="0" w:noHBand="0" w:noVBand="0"/>
+      </w:tblPr>
+      <w:tblGrid>
+        <w:gridCol w:w="1131"/>
+        <w:gridCol w:w="567"/>
+        <w:gridCol w:w="567"/>
+        <w:gridCol w:w="567"/>
+        <w:gridCol w:w="426"/>
+        <w:gridCol w:w="567"/>
+      </w:tblGrid>
+      <w:tr>
+        <w:trPr>
+          <w:cantSplit/>
+          <w:trHeight w:val="240"/>
+          <w:tblHeader/>
+          <w:jc w:val="center"/>
+        </w:trPr>
+        <w:tc>
+          <w:tcPr>
+            <w:tcW w:w="56.55pt" w:type="dxa"/>
+          </w:tcPr>
+          <w:p>
+            <w:pPr>
+              <w:rPr>
+                <w:rFonts w:hint="eastAsia"/>
+                <w:sz w:val="16"/>
+                <w:szCs w:val="16"/>
+                <w:lang w:eastAsia="zh-CN"/>
+              </w:rPr>
+            </w:pPr>
+            <w:r>
+              <w:rPr>
+                <w:rFonts w:hint="eastAsia"/>
+                <w:sz w:val="16"/>
+                <w:szCs w:val="16"/>
+                <w:lang w:eastAsia="zh-CN"/>
+              </w:rPr>
+              <w:t>K</w:t>
+            </w:r>
+            <w:r>
+              <w:rPr>
+                <w:sz w:val="16"/>
+                <w:szCs w:val="16"/>
+                <w:lang w:eastAsia="zh-CN"/>
+              </w:rPr>
+              <w:t>ernel size</w:t>
+            </w:r>
+          </w:p>
+        </w:tc>
+        <w:tc>
+          <w:tcPr>
+            <w:tcW w:w="28.35pt" w:type="dxa"/>
+            <w:vAlign w:val="center"/>
+          </w:tcPr>
+          <w:p>
+            <w:pPr>
+              <w:pStyle w:val="tablecolsubhead"/>
+              <w:rPr>
+                <w:rFonts w:hint="eastAsia"/>
+                <w:lang w:eastAsia="zh-CN"/>
+              </w:rPr>
+            </w:pPr>
+            <w:r>
+              <w:rPr>
+                <w:rFonts w:hint="eastAsia"/>
+                <w:lang w:eastAsia="zh-CN"/>
+              </w:rPr>
+              <w:t>2</w:t>
+            </w:r>
+          </w:p>
+        </w:tc>
+        <w:tc>
+          <w:tcPr>
+            <w:tcW w:w="28.35pt" w:type="dxa"/>
+            <w:vAlign w:val="center"/>
+          </w:tcPr>
+          <w:p>
+            <w:pPr>
+              <w:pStyle w:val="tablecolsubhead"/>
+              <w:rPr>
+                <w:rFonts w:hint="eastAsia"/>
+                <w:lang w:eastAsia="zh-CN"/>
+              </w:rPr>
+            </w:pPr>
+            <w:r>
+              <w:rPr>
+                <w:rFonts w:hint="eastAsia"/>
+                <w:lang w:eastAsia="zh-CN"/>
+              </w:rPr>
+              <w:t>3</w:t>
+            </w:r>
+          </w:p>
+        </w:tc>
+        <w:tc>
+          <w:tcPr>
+            <w:tcW w:w="28.35pt" w:type="dxa"/>
+            <w:vAlign w:val="center"/>
+          </w:tcPr>
+          <w:p>
+            <w:pPr>
+              <w:pStyle w:val="tablecolsubhead"/>
+              <w:rPr>
+                <w:rFonts w:hint="eastAsia"/>
+                <w:lang w:eastAsia="zh-CN"/>
+              </w:rPr>
+            </w:pPr>
+            <w:r>
+              <w:rPr>
+                <w:rFonts w:hint="eastAsia"/>
+                <w:lang w:eastAsia="zh-CN"/>
+              </w:rPr>
+              <w:t>5</w:t>
+            </w:r>
+          </w:p>
+        </w:tc>
+        <w:tc>
+          <w:tcPr>
+            <w:tcW w:w="21.30pt" w:type="dxa"/>
+            <w:vAlign w:val="center"/>
+          </w:tcPr>
+          <w:p>
+            <w:pPr>
+              <w:pStyle w:val="tablecolsubhead"/>
+              <w:rPr>
+                <w:rFonts w:hint="eastAsia"/>
+                <w:lang w:eastAsia="zh-CN"/>
+              </w:rPr>
+            </w:pPr>
+            <w:r>
+              <w:rPr>
+                <w:rFonts w:hint="eastAsia"/>
+                <w:lang w:eastAsia="zh-CN"/>
+              </w:rPr>
+              <w:t>7</w:t>
+            </w:r>
+          </w:p>
+        </w:tc>
+        <w:tc>
+          <w:tcPr>
+            <w:tcW w:w="28.35pt" w:type="dxa"/>
+            <w:vAlign w:val="center"/>
+          </w:tcPr>
+          <w:p>
+            <w:pPr>
+              <w:pStyle w:val="tablecolsubhead"/>
+              <w:rPr>
+                <w:rFonts w:hint="eastAsia"/>
+                <w:lang w:eastAsia="zh-CN"/>
+              </w:rPr>
+            </w:pPr>
+            <w:r>
+              <w:rPr>
+                <w:lang w:eastAsia="zh-CN"/>
+              </w:rPr>
+              <w:t>11</w:t>
+            </w:r>
+          </w:p>
+        </w:tc>
+      </w:tr>
+      <w:tr>
+        <w:trPr>
+          <w:trHeight w:val="320"/>
+          <w:jc w:val="center"/>
+        </w:trPr>
+        <w:tc>
+          <w:tcPr>
+            <w:tcW w:w="56.55pt" w:type="dxa"/>
+            <w:vAlign w:val="center"/>
+          </w:tcPr>
+          <w:p>
+            <w:pPr>
+              <w:rPr>
+                <w:rFonts w:hint="eastAsia"/>
+                <w:sz w:val="16"/>
+                <w:szCs w:val="16"/>
+                <w:lang w:eastAsia="zh-CN"/>
+              </w:rPr>
+            </w:pPr>
+            <w:r>
+              <w:rPr>
+                <w:sz w:val="16"/>
+                <w:szCs w:val="16"/>
+                <w:lang w:eastAsia="zh-CN"/>
+              </w:rPr>
+              <w:t>Accuracy</w:t>
+            </w:r>
+          </w:p>
+        </w:tc>
+        <w:tc>
+          <w:tcPr>
+            <w:tcW w:w="28.35pt" w:type="dxa"/>
+            <w:vAlign w:val="center"/>
+          </w:tcPr>
+          <w:p>
+            <w:pPr>
+              <w:pStyle w:val="tablecopy"/>
+              <w:rPr>
+                <w:rFonts w:hint="eastAsia"/>
+                <w:sz w:val="12"/>
+                <w:lang w:eastAsia="zh-CN"/>
+              </w:rPr>
+            </w:pPr>
+            <w:r>
+              <w:rPr>
+                <w:sz w:val="12"/>
+                <w:lang w:eastAsia="zh-CN"/>
+              </w:rPr>
+              <w:t>92.3</w:t>
+            </w:r>
+          </w:p>
+        </w:tc>
+        <w:tc>
+          <w:tcPr>
+            <w:tcW w:w="28.35pt" w:type="dxa"/>
+            <w:vAlign w:val="center"/>
+          </w:tcPr>
+          <w:p>
+            <w:pPr>
+              <w:pStyle w:val="tablecopy"/>
+              <w:rPr>
+                <w:rFonts w:hint="eastAsia"/>
+                <w:sz w:val="12"/>
+                <w:lang w:eastAsia="zh-CN"/>
+              </w:rPr>
+            </w:pPr>
+            <w:r>
+              <w:rPr>
+                <w:rFonts w:hint="eastAsia"/>
+                <w:sz w:val="12"/>
+                <w:lang w:eastAsia="zh-CN"/>
+              </w:rPr>
+              <w:t>9</w:t>
+            </w:r>
+            <w:r>
+              <w:rPr>
+                <w:sz w:val="12"/>
+                <w:lang w:eastAsia="zh-CN"/>
+              </w:rPr>
+              <w:t>3.1</w:t>
+            </w:r>
+          </w:p>
+        </w:tc>
+        <w:tc>
+          <w:tcPr>
+            <w:tcW w:w="28.35pt" w:type="dxa"/>
+            <w:vAlign w:val="center"/>
+          </w:tcPr>
+          <w:p>
+            <w:pPr>
+              <w:pStyle w:val="tablecopy"/>
+              <w:rPr>
+                <w:rFonts w:hint="eastAsia"/>
+                <w:sz w:val="12"/>
+                <w:lang w:eastAsia="zh-CN"/>
+              </w:rPr>
+            </w:pPr>
+            <w:r>
+              <w:rPr>
+                <w:rFonts w:hint="eastAsia"/>
+                <w:sz w:val="12"/>
+                <w:lang w:eastAsia="zh-CN"/>
+              </w:rPr>
+              <w:t>9</w:t>
+            </w:r>
+            <w:r>
+              <w:rPr>
+                <w:sz w:val="12"/>
+                <w:lang w:eastAsia="zh-CN"/>
+              </w:rPr>
+              <w:t>3.0</w:t>
+            </w:r>
+          </w:p>
+        </w:tc>
+        <w:tc>
+          <w:tcPr>
+            <w:tcW w:w="21.30pt" w:type="dxa"/>
+            <w:vAlign w:val="center"/>
+          </w:tcPr>
+          <w:p>
+            <w:pPr>
+              <w:pStyle w:val="tablecopy"/>
+              <w:rPr>
+                <w:rFonts w:hint="eastAsia"/>
+                <w:sz w:val="12"/>
+                <w:lang w:eastAsia="zh-CN"/>
+              </w:rPr>
+            </w:pPr>
+            <w:r>
+              <w:rPr>
+                <w:sz w:val="12"/>
+                <w:lang w:eastAsia="zh-CN"/>
+              </w:rPr>
+              <w:t>93</w:t>
+            </w:r>
+            <w:r>
+              <w:rPr>
+                <w:sz w:val="12"/>
+                <w:lang w:eastAsia="zh-CN"/>
+              </w:rPr>
+              <w:t>.</w:t>
+            </w:r>
+            <w:r>
+              <w:rPr>
+                <w:sz w:val="12"/>
+                <w:lang w:eastAsia="zh-CN"/>
+              </w:rPr>
+              <w:t>4</w:t>
+            </w:r>
+          </w:p>
+        </w:tc>
+        <w:tc>
+          <w:tcPr>
+            <w:tcW w:w="28.35pt" w:type="dxa"/>
+            <w:vAlign w:val="center"/>
+          </w:tcPr>
+          <w:p>
+            <w:pPr>
+              <w:pStyle w:val="tablecopy"/>
+              <w:rPr>
+                <w:rFonts w:hint="eastAsia"/>
+                <w:sz w:val="12"/>
+                <w:lang w:eastAsia="zh-CN"/>
+              </w:rPr>
+            </w:pPr>
+            <w:r>
+              <w:rPr>
+                <w:rFonts w:hint="eastAsia"/>
+                <w:sz w:val="12"/>
+                <w:lang w:eastAsia="zh-CN"/>
+              </w:rPr>
+              <w:t>9</w:t>
+            </w:r>
+            <w:r>
+              <w:rPr>
+                <w:sz w:val="12"/>
+                <w:lang w:eastAsia="zh-CN"/>
+              </w:rPr>
+              <w:t>2.</w:t>
+            </w:r>
+            <w:r>
+              <w:rPr>
+                <w:sz w:val="12"/>
+                <w:lang w:eastAsia="zh-CN"/>
+              </w:rPr>
+              <w:t>2</w:t>
+            </w:r>
+          </w:p>
+        </w:tc>
+      </w:tr>
+    </w:tbl>
     <w:p>
       <w:pPr>
         <w:pStyle w:val="a3"/>
-        <w:rPr>
-          <w:lang w:val="en-US"/>
-        </w:rPr>
-      </w:pPr>
-      <w:r>
-        <w:t xml:space="preserve">Number equations consecutively. Equation numbers, within parentheses, are to position flush right, as in (1), using a right tab stop. To make your equations more compact, you </w:t>
-      </w:r>
-      <w:r>
-        <w:lastRenderedPageBreak/>
-        <w:t>may use the solidus ( / ), the exp function, or appropriate exponents. Italicize Roman symbols for quantities and variables, but not Greek symbols. Use a long dash rather than a hyphen for a minus sign. Punctuate equations with commas or periods when they are part of a sentence, as in</w:t>
-      </w:r>
-      <w:r>
-        <w:rPr>
-          <w:lang w:val="en-US"/>
-        </w:rPr>
-        <w:t>:</w:t>
-      </w:r>
-    </w:p>
-    <w:p>
-      <w:pPr>
-        <w:pStyle w:val="equation"/>
-      </w:pPr>
-      <w:r>
-        <w:tab/>
-      </w:r>
-      <w:r>
-        <w:rPr>
-          <w:rFonts w:ascii="Times New Roman" w:hAnsi="Times New Roman" w:cs="Times New Roman"/>
-          <w:i/>
-        </w:rPr>
-        <w:t>a</w:t>
-      </w:r>
-      <w:r>
-        <w:t></w:t>
-      </w:r>
-      <w:r>
-        <w:t></w:t>
-      </w:r>
-      <w:r>
-        <w:t></w:t>
-      </w:r>
-      <w:r>
-        <w:rPr>
-          <w:rFonts w:ascii="Times New Roman" w:hAnsi="Times New Roman" w:cs="Times New Roman"/>
-          <w:i/>
-        </w:rPr>
-        <w:t>b</w:t>
-      </w:r>
-      <w:r>
-        <w:t></w:t>
-      </w:r>
-      <w:r>
-        <w:t></w:t>
-      </w:r>
-      <w:r>
-        <w:t></w:t>
-      </w:r>
-      <w:r>
-        <w:t></w:t>
-      </w:r>
-      <w:r>
-        <w:t></w:t>
-      </w:r>
-      <w:r>
-        <w:tab/>
-      </w:r>
-      <w:r>
-        <w:t></w:t>
-      </w:r>
-      <w:r>
-        <w:t></w:t>
-      </w:r>
-      <w:r>
-        <w:t></w:t>
-      </w:r>
-    </w:p>
-    <w:p>
-      <w:pPr>
-        <w:pStyle w:val="a3"/>
-      </w:pPr>
-      <w:r>
-        <w:t>Note that the equation is centered using a center tab stop. Be sure that the symbols in your equation have been defined before or immediately following the equation. Use “(1)”, not “Eq. (1)” or “equation (1)”, except at the beginning of a sentence: “Equation (1) is . . .”</w:t>
-      </w:r>
+      </w:pPr>
     </w:p>
     <w:p>
       <w:pPr>
@@ -2689,7 +4967,7 @@
                     </pic:cNvPicPr>
                   </pic:nvPicPr>
                   <pic:blipFill>
-                    <a:blip r:embed="rId17">
+                    <a:blip r:embed="rId20">
                       <a:extLst>
                         <a:ext uri="{28A0092B-C50C-407E-A947-70E740481C1C}">
                           <a14:useLocalDpi xmlns:a14="http://schemas.microsoft.com/office/drawing/2010/main" val="0"/>
@@ -2720,6 +4998,186 @@
     </w:p>
     <w:p>
       <w:pPr>
+        <w:pStyle w:val="figurecaption"/>
+      </w:pPr>
+      <w:r>
+        <w:t xml:space="preserve">Boxplot of different </w:t>
+      </w:r>
+      <w:r>
+        <w:t>kernel sizes</w:t>
+      </w:r>
+      <w:r>
+        <w:t>.</w:t>
+      </w:r>
+    </w:p>
+    <w:p>
+      <w:pPr>
+        <w:pStyle w:val="a3"/>
+      </w:pPr>
+      <w:r>
+        <w:t>The choice of kernel size should be balanced with the model's complexity, computational resources, and the specific characteristics of the data.</w:t>
+      </w:r>
+      <w:r>
+        <w:t xml:space="preserve"> For 1D-CNN, 2 is obvious too small</w:t>
+      </w:r>
+      <w:r>
+        <w:t>, and  11 is too big to get enough details. The results of 3, 5, and 7 are similar, 7 is a relative better choice.</w:t>
+      </w:r>
+    </w:p>
+    <w:p>
+      <w:pPr>
+        <w:pStyle w:val="a3"/>
+        <w:rPr>
+          <w:lang w:val="en-US"/>
+        </w:rPr>
+      </w:pPr>
+      <w:r>
+        <w:rPr>
+          <w:lang w:val="en-US"/>
+        </w:rPr>
+        <w:t>Stacking multiple convolutional layers increases the capacity of the model to learn more complex representations. This allows the network to understand intricate patterns in the data,</w:t>
+      </w:r>
+      <w:r>
+        <w:rPr>
+          <w:lang w:val="en-US"/>
+        </w:rPr>
+        <w:t xml:space="preserve"> so two Conv1D are employed to get deeper feature of the data, and avoid the complexity of computation.</w:t>
+      </w:r>
+    </w:p>
+    <w:p>
+      <w:pPr>
+        <w:pStyle w:val="a3"/>
+        <w:rPr>
+          <w:lang w:val="en-US"/>
+        </w:rPr>
+      </w:pPr>
+      <w:r>
+        <w:rPr>
+          <w:lang w:val="en-US"/>
+        </w:rPr>
+        <w:t>Dropout is a regularization technique used in neural networks</w:t>
+      </w:r>
+      <w:r>
+        <w:rPr>
+          <w:lang w:val="en-US"/>
+        </w:rPr>
+        <w:t xml:space="preserve"> </w:t>
+      </w:r>
+      <w:r>
+        <w:rPr>
+          <w:lang w:val="en-US"/>
+        </w:rPr>
+        <w:t>to prevent overfitting.</w:t>
+      </w:r>
+      <w:r>
+        <w:rPr>
+          <w:lang w:val="en-US"/>
+        </w:rPr>
+        <w:t xml:space="preserve"> </w:t>
+      </w:r>
+      <w:r>
+        <w:rPr>
+          <w:lang w:val="en-US"/>
+        </w:rPr>
+        <w:t>D</w:t>
+      </w:r>
+      <w:r>
+        <w:rPr>
+          <w:lang w:val="en-US"/>
+        </w:rPr>
+        <w:t>uring each training iteration, a specified percentage of neurons (units) are randomly "dropped out" or deactivated</w:t>
+      </w:r>
+      <w:r>
+        <w:rPr>
+          <w:lang w:val="en-US"/>
+        </w:rPr>
+        <w:t xml:space="preserve">, </w:t>
+      </w:r>
+      <w:r>
+        <w:rPr>
+          <w:lang w:val="en-US"/>
+        </w:rPr>
+        <w:t>their output is ignored</w:t>
+      </w:r>
+      <w:r>
+        <w:rPr>
+          <w:lang w:val="en-US"/>
+        </w:rPr>
+        <w:t xml:space="preserve">, this force </w:t>
+      </w:r>
+      <w:r>
+        <w:rPr>
+          <w:lang w:val="en-US"/>
+        </w:rPr>
+        <w:t>the model to learn more generalized features.</w:t>
+      </w:r>
+      <w:r>
+        <w:rPr>
+          <w:lang w:val="en-US"/>
+        </w:rPr>
+        <w:t xml:space="preserve"> 50% of d</w:t>
+      </w:r>
+      <w:r>
+        <w:rPr>
+          <w:lang w:val="en-US"/>
+        </w:rPr>
+        <w:t>ropout</w:t>
+      </w:r>
+      <w:r>
+        <w:rPr>
+          <w:lang w:val="en-US"/>
+        </w:rPr>
+        <w:t xml:space="preserve"> is set in the training section in our algorithm to </w:t>
+      </w:r>
+      <w:r>
+        <w:rPr>
+          <w:lang w:val="en-US"/>
+        </w:rPr>
+        <w:t>ensur</w:t>
+      </w:r>
+      <w:r>
+        <w:rPr>
+          <w:lang w:val="en-US"/>
+        </w:rPr>
+        <w:t>e</w:t>
+      </w:r>
+      <w:r>
+        <w:rPr>
+          <w:lang w:val="en-US"/>
+        </w:rPr>
+        <w:t xml:space="preserve"> that the model does not become too reliant on any particular neuron.</w:t>
+      </w:r>
+    </w:p>
+    <w:p>
+      <w:pPr>
+        <w:pStyle w:val="a3"/>
+        <w:rPr>
+          <w:lang w:val="en-US"/>
+        </w:rPr>
+      </w:pPr>
+      <w:proofErr w:type="gramStart"/>
+      <w:r>
+        <w:rPr>
+          <w:lang w:val="en-US"/>
+        </w:rPr>
+        <w:t>So</w:t>
+      </w:r>
+      <w:proofErr w:type="gramEnd"/>
+      <w:r>
+        <w:rPr>
+          <w:lang w:val="en-US"/>
+        </w:rPr>
+        <w:t xml:space="preserve"> with standardization, number of filters is </w:t>
+      </w:r>
+      <w:r>
+        <w:rPr>
+          <w:lang w:val="en-US"/>
+        </w:rPr>
+        <w:t>64, and kernel size of 7, the designed 1D-CNN can attain an accuracy of about 94%.</w:t>
+      </w:r>
+    </w:p>
+    <w:p>
+      <w:pPr>
         <w:pStyle w:val="2"/>
       </w:pPr>
       <w:r>
@@ -2728,123 +5186,585 @@
     </w:p>
     <w:p>
       <w:pPr>
-        <w:pStyle w:val="bulletlist"/>
-      </w:pPr>
-      <w:r>
-        <w:t>The word “data” is plural, not singular.</w:t>
-      </w:r>
-    </w:p>
-    <w:p>
-      <w:pPr>
-        <w:pStyle w:val="bulletlist"/>
-      </w:pPr>
-      <w:r>
-        <w:t xml:space="preserve">The subscript for the permeability of vacuum </w:t>
-      </w:r>
-      <w:r>
-        <w:rPr>
-          <w:rFonts w:ascii="Symbol" w:hAnsi="Symbol" w:cs="Symbol"/>
-          <w:i/>
-          <w:iCs/>
-          <w:snapToGrid w:val="0"/>
-        </w:rPr>
-        <w:t></w:t>
-      </w:r>
-      <w:r>
-        <w:rPr>
-          <w:vertAlign w:val="subscript"/>
-        </w:rPr>
-        <w:t>0</w:t>
-      </w:r>
-      <w:r>
-        <w:t>, and other common scientific constants, is zero with subscript formatting, not a lowercase letter “o”.</w:t>
-      </w:r>
-    </w:p>
-    <w:p>
-      <w:pPr>
-        <w:pStyle w:val="bulletlist"/>
-      </w:pPr>
-      <w:r>
-        <w:t xml:space="preserve">In American </w:t>
-      </w:r>
-      <w:r>
-        <w:t>English, commas, semi</w:t>
-      </w:r>
-      <w:r>
-        <w:t>colons, periods, question and exclamation marks are located within quotation marks only when a complete thought or name is cited, such as a title or full quotation. When quotation marks are used, instead of a bold or italic typeface, to highlight a word or phrase, punctuation should appear outside of the quotation marks. A parenthetical phrase or statement at the end of a sentence is punctuated outside of the closing parenthesis (like this). (A parenthetical sentence is punctuated within the parentheses.)</w:t>
-      </w:r>
-    </w:p>
-    <w:p>
-      <w:pPr>
-        <w:pStyle w:val="bulletlist"/>
-      </w:pPr>
-      <w:r>
-        <w:t>A graph within a graph is an “inset”, not an “insert”. The word alternatively is preferred to the word “alternately” (unless you really mean something that alternates).</w:t>
-      </w:r>
-    </w:p>
-    <w:p>
-      <w:pPr>
-        <w:pStyle w:val="bulletlist"/>
-      </w:pPr>
-      <w:r>
-        <w:t>Do not use the word “essentially” to mean “approximately” or “effectively”.</w:t>
-      </w:r>
-    </w:p>
-    <w:p>
-      <w:pPr>
-        <w:pStyle w:val="bulletlist"/>
-      </w:pPr>
-      <w:r>
-        <w:t>In your paper title, if the words “that uses” can accurately replace the word “using”, capitalize the “u”; if not, keep using lower-cased.</w:t>
-      </w:r>
-    </w:p>
-    <w:p>
-      <w:pPr>
-        <w:pStyle w:val="bulletlist"/>
-      </w:pPr>
-      <w:r>
-        <w:t>Be aware of the different meanings of the homophones “affect” and “effect”, “complement” and “compliment”, “discreet” and “discrete”, “principal” and “principle”.</w:t>
-      </w:r>
-    </w:p>
-    <w:p>
-      <w:pPr>
-        <w:pStyle w:val="bulletlist"/>
-      </w:pPr>
-      <w:r>
-        <w:t>Do not confuse “imply” and “infer”.</w:t>
-      </w:r>
-    </w:p>
-    <w:p>
-      <w:pPr>
-        <w:pStyle w:val="bulletlist"/>
-      </w:pPr>
-      <w:r>
-        <w:t>The prefix “non” is not a word; it should be joined to the word it modifies, usually without a hyphen.</w:t>
-      </w:r>
-    </w:p>
-    <w:p>
-      <w:pPr>
-        <w:pStyle w:val="bulletlist"/>
-      </w:pPr>
-      <w:r>
-        <w:t>There is no period after the “et” in the Latin abbreviation “et al.”.</w:t>
-      </w:r>
-    </w:p>
-    <w:p>
-      <w:pPr>
-        <w:pStyle w:val="bulletlist"/>
-      </w:pPr>
-      <w:r>
-        <w:t>The abbreviation “i.e.” means “that is”, and the abbreviation “e.g.” means “for example”.</w:t>
-      </w:r>
-    </w:p>
-    <w:p>
-      <w:pPr>
         <w:pStyle w:val="a3"/>
       </w:pPr>
       <w:r>
-        <w:t>An excellent style manual for science writers is [7].</w:t>
-      </w:r>
+        <w:t xml:space="preserve">Authors of </w:t>
+      </w:r>
+      <w:r>
+        <w:rPr>
+          <w:lang w:val="en-AU"/>
+        </w:rPr>
+        <w:t>WEDA-FALL</w:t>
+      </w:r>
+      <w:r>
+        <w:t xml:space="preserve"> </w:t>
+      </w:r>
+      <w:r>
+        <w:t xml:space="preserve">do not just provide the original data, they also feed the data to various Machine Learning algorithms, such as  </w:t>
+      </w:r>
+      <w:proofErr w:type="spellStart"/>
+      <w:r>
+        <w:t>kNN</w:t>
+      </w:r>
+      <w:proofErr w:type="spellEnd"/>
+      <w:r>
+        <w:t xml:space="preserve"> (with </w:t>
+      </w:r>
+      <w:proofErr w:type="spellStart"/>
+      <w:r>
+        <w:t>euclidean</w:t>
+      </w:r>
+      <w:proofErr w:type="spellEnd"/>
+      <w:r>
+        <w:t xml:space="preserve"> distance, varying the </w:t>
+      </w:r>
+      <w:r>
+        <w:lastRenderedPageBreak/>
+        <w:t xml:space="preserve">number of </w:t>
+      </w:r>
+      <w:r>
+        <w:t>neighbors</w:t>
+      </w:r>
+      <w:r>
+        <w:t xml:space="preserve"> from 1 to 10), SVM  and DT</w:t>
+      </w:r>
+      <w:r>
+        <w:t>.</w:t>
+      </w:r>
+      <w:r>
+        <w:t xml:space="preserve"> The comparison of their results and 1D-CNN is shown in Table IV.</w:t>
+      </w:r>
+    </w:p>
+    <w:p>
+      <w:pPr>
+        <w:pStyle w:val="tablehead"/>
+      </w:pPr>
+      <w:r>
+        <w:t xml:space="preserve">accuracy on </w:t>
+      </w:r>
+      <w:r>
+        <w:t>algorithms</w:t>
+      </w:r>
+    </w:p>
+    <w:tbl>
+      <w:tblPr>
+        <w:tblW w:w="219.60pt" w:type="dxa"/>
+        <w:jc w:val="center"/>
+        <w:tblBorders>
+          <w:top w:val="single" w:sz="2" w:space="0" w:color="auto"/>
+          <w:start w:val="single" w:sz="2" w:space="0" w:color="auto"/>
+          <w:bottom w:val="single" w:sz="2" w:space="0" w:color="auto"/>
+          <w:end w:val="single" w:sz="2" w:space="0" w:color="auto"/>
+          <w:insideH w:val="single" w:sz="2" w:space="0" w:color="auto"/>
+          <w:insideV w:val="single" w:sz="2" w:space="0" w:color="auto"/>
+        </w:tblBorders>
+        <w:tblLayout w:type="fixed"/>
+        <w:tblLook w:firstRow="0" w:lastRow="0" w:firstColumn="0" w:lastColumn="0" w:noHBand="0" w:noVBand="0"/>
+      </w:tblPr>
+      <w:tblGrid>
+        <w:gridCol w:w="1131"/>
+        <w:gridCol w:w="567"/>
+        <w:gridCol w:w="709"/>
+        <w:gridCol w:w="567"/>
+        <w:gridCol w:w="567"/>
+        <w:gridCol w:w="851"/>
+      </w:tblGrid>
+      <w:tr>
+        <w:trPr>
+          <w:cantSplit/>
+          <w:trHeight w:val="240"/>
+          <w:tblHeader/>
+          <w:jc w:val="center"/>
+        </w:trPr>
+        <w:tc>
+          <w:tcPr>
+            <w:tcW w:w="56.55pt" w:type="dxa"/>
+          </w:tcPr>
+          <w:p>
+            <w:pPr>
+              <w:rPr>
+                <w:rFonts w:hint="eastAsia"/>
+                <w:sz w:val="16"/>
+                <w:szCs w:val="16"/>
+                <w:lang w:eastAsia="zh-CN"/>
+              </w:rPr>
+            </w:pPr>
+            <w:r>
+              <w:rPr>
+                <w:rFonts w:hint="eastAsia"/>
+                <w:sz w:val="16"/>
+                <w:szCs w:val="16"/>
+                <w:lang w:eastAsia="zh-CN"/>
+              </w:rPr>
+              <w:t>A</w:t>
+            </w:r>
+            <w:r>
+              <w:rPr>
+                <w:sz w:val="16"/>
+                <w:szCs w:val="16"/>
+                <w:lang w:eastAsia="zh-CN"/>
+              </w:rPr>
+              <w:t>lgorithm</w:t>
+            </w:r>
+          </w:p>
+        </w:tc>
+        <w:tc>
+          <w:tcPr>
+            <w:tcW w:w="28.35pt" w:type="dxa"/>
+            <w:vAlign w:val="center"/>
+          </w:tcPr>
+          <w:p>
+            <w:pPr>
+              <w:pStyle w:val="tablecolsubhead"/>
+              <w:rPr>
+                <w:rFonts w:hint="eastAsia"/>
+                <w:lang w:eastAsia="zh-CN"/>
+              </w:rPr>
+            </w:pPr>
+            <w:r>
+              <w:rPr>
+                <w:lang w:eastAsia="zh-CN"/>
+              </w:rPr>
+              <w:t>3NN</w:t>
+            </w:r>
+          </w:p>
+        </w:tc>
+        <w:tc>
+          <w:tcPr>
+            <w:tcW w:w="35.45pt" w:type="dxa"/>
+            <w:vAlign w:val="center"/>
+          </w:tcPr>
+          <w:p>
+            <w:pPr>
+              <w:pStyle w:val="tablecolsubhead"/>
+              <w:rPr>
+                <w:rFonts w:hint="eastAsia"/>
+                <w:lang w:eastAsia="zh-CN"/>
+              </w:rPr>
+            </w:pPr>
+            <w:r>
+              <w:rPr>
+                <w:lang w:eastAsia="zh-CN"/>
+              </w:rPr>
+              <w:t>10NN</w:t>
+            </w:r>
+          </w:p>
+        </w:tc>
+        <w:tc>
+          <w:tcPr>
+            <w:tcW w:w="28.35pt" w:type="dxa"/>
+            <w:vAlign w:val="center"/>
+          </w:tcPr>
+          <w:p>
+            <w:pPr>
+              <w:pStyle w:val="tablecolsubhead"/>
+              <w:rPr>
+                <w:rFonts w:hint="eastAsia"/>
+                <w:lang w:eastAsia="zh-CN"/>
+              </w:rPr>
+            </w:pPr>
+            <w:r>
+              <w:rPr>
+                <w:lang w:eastAsia="zh-CN"/>
+              </w:rPr>
+              <w:t>SVM</w:t>
+            </w:r>
+          </w:p>
+        </w:tc>
+        <w:tc>
+          <w:tcPr>
+            <w:tcW w:w="28.35pt" w:type="dxa"/>
+            <w:vAlign w:val="center"/>
+          </w:tcPr>
+          <w:p>
+            <w:pPr>
+              <w:pStyle w:val="tablecolsubhead"/>
+              <w:rPr>
+                <w:rFonts w:hint="eastAsia"/>
+                <w:lang w:eastAsia="zh-CN"/>
+              </w:rPr>
+            </w:pPr>
+            <w:r>
+              <w:rPr>
+                <w:rFonts w:hint="eastAsia"/>
+                <w:lang w:eastAsia="zh-CN"/>
+              </w:rPr>
+              <w:t>D</w:t>
+            </w:r>
+            <w:r>
+              <w:rPr>
+                <w:lang w:eastAsia="zh-CN"/>
+              </w:rPr>
+              <w:t>T</w:t>
+            </w:r>
+          </w:p>
+        </w:tc>
+        <w:tc>
+          <w:tcPr>
+            <w:tcW w:w="42.55pt" w:type="dxa"/>
+            <w:vAlign w:val="center"/>
+          </w:tcPr>
+          <w:p>
+            <w:pPr>
+              <w:pStyle w:val="tablecolsubhead"/>
+              <w:rPr>
+                <w:rFonts w:hint="eastAsia"/>
+                <w:lang w:eastAsia="zh-CN"/>
+              </w:rPr>
+            </w:pPr>
+            <w:r>
+              <w:rPr>
+                <w:lang w:eastAsia="zh-CN"/>
+              </w:rPr>
+              <w:t>1</w:t>
+            </w:r>
+            <w:r>
+              <w:rPr>
+                <w:lang w:eastAsia="zh-CN"/>
+              </w:rPr>
+              <w:t>D-CNN</w:t>
+            </w:r>
+          </w:p>
+        </w:tc>
+      </w:tr>
+      <w:tr>
+        <w:trPr>
+          <w:trHeight w:val="320"/>
+          <w:jc w:val="center"/>
+        </w:trPr>
+        <w:tc>
+          <w:tcPr>
+            <w:tcW w:w="56.55pt" w:type="dxa"/>
+            <w:vAlign w:val="center"/>
+          </w:tcPr>
+          <w:p>
+            <w:pPr>
+              <w:rPr>
+                <w:rFonts w:hint="eastAsia"/>
+                <w:sz w:val="16"/>
+                <w:szCs w:val="16"/>
+                <w:lang w:eastAsia="zh-CN"/>
+              </w:rPr>
+            </w:pPr>
+            <w:r>
+              <w:rPr>
+                <w:sz w:val="16"/>
+                <w:szCs w:val="16"/>
+                <w:lang w:eastAsia="zh-CN"/>
+              </w:rPr>
+              <w:t>Accuracy</w:t>
+            </w:r>
+          </w:p>
+        </w:tc>
+        <w:tc>
+          <w:tcPr>
+            <w:tcW w:w="28.35pt" w:type="dxa"/>
+            <w:vAlign w:val="center"/>
+          </w:tcPr>
+          <w:p>
+            <w:pPr>
+              <w:pStyle w:val="tablecopy"/>
+              <w:rPr>
+                <w:rFonts w:hint="eastAsia"/>
+                <w:sz w:val="12"/>
+                <w:lang w:eastAsia="zh-CN"/>
+              </w:rPr>
+            </w:pPr>
+            <w:r>
+              <w:rPr>
+                <w:sz w:val="12"/>
+                <w:lang w:eastAsia="zh-CN"/>
+              </w:rPr>
+              <w:t>9</w:t>
+            </w:r>
+            <w:r>
+              <w:rPr>
+                <w:sz w:val="12"/>
+                <w:lang w:eastAsia="zh-CN"/>
+              </w:rPr>
+              <w:t>4</w:t>
+            </w:r>
+            <w:r>
+              <w:rPr>
+                <w:sz w:val="12"/>
+                <w:lang w:eastAsia="zh-CN"/>
+              </w:rPr>
+              <w:t>.3</w:t>
+            </w:r>
+          </w:p>
+        </w:tc>
+        <w:tc>
+          <w:tcPr>
+            <w:tcW w:w="35.45pt" w:type="dxa"/>
+            <w:vAlign w:val="center"/>
+          </w:tcPr>
+          <w:p>
+            <w:pPr>
+              <w:pStyle w:val="tablecopy"/>
+              <w:rPr>
+                <w:rFonts w:hint="eastAsia"/>
+                <w:sz w:val="12"/>
+                <w:lang w:eastAsia="zh-CN"/>
+              </w:rPr>
+            </w:pPr>
+            <w:r>
+              <w:rPr>
+                <w:rFonts w:hint="eastAsia"/>
+                <w:sz w:val="12"/>
+                <w:lang w:eastAsia="zh-CN"/>
+              </w:rPr>
+              <w:t>9</w:t>
+            </w:r>
+            <w:r>
+              <w:rPr>
+                <w:sz w:val="12"/>
+                <w:lang w:eastAsia="zh-CN"/>
+              </w:rPr>
+              <w:t>2</w:t>
+            </w:r>
+            <w:r>
+              <w:rPr>
+                <w:sz w:val="12"/>
+                <w:lang w:eastAsia="zh-CN"/>
+              </w:rPr>
+              <w:t>.</w:t>
+            </w:r>
+            <w:r>
+              <w:rPr>
+                <w:sz w:val="12"/>
+                <w:lang w:eastAsia="zh-CN"/>
+              </w:rPr>
+              <w:t>5</w:t>
+            </w:r>
+          </w:p>
+        </w:tc>
+        <w:tc>
+          <w:tcPr>
+            <w:tcW w:w="28.35pt" w:type="dxa"/>
+            <w:vAlign w:val="center"/>
+          </w:tcPr>
+          <w:p>
+            <w:pPr>
+              <w:pStyle w:val="tablecopy"/>
+              <w:rPr>
+                <w:rFonts w:hint="eastAsia"/>
+                <w:sz w:val="12"/>
+                <w:lang w:eastAsia="zh-CN"/>
+              </w:rPr>
+            </w:pPr>
+            <w:r>
+              <w:rPr>
+                <w:rFonts w:hint="eastAsia"/>
+                <w:sz w:val="12"/>
+                <w:lang w:eastAsia="zh-CN"/>
+              </w:rPr>
+              <w:t>9</w:t>
+            </w:r>
+            <w:r>
+              <w:rPr>
+                <w:sz w:val="12"/>
+                <w:lang w:eastAsia="zh-CN"/>
+              </w:rPr>
+              <w:t>2.0</w:t>
+            </w:r>
+          </w:p>
+        </w:tc>
+        <w:tc>
+          <w:tcPr>
+            <w:tcW w:w="28.35pt" w:type="dxa"/>
+            <w:vAlign w:val="center"/>
+          </w:tcPr>
+          <w:p>
+            <w:pPr>
+              <w:pStyle w:val="tablecopy"/>
+              <w:rPr>
+                <w:rFonts w:hint="eastAsia"/>
+                <w:sz w:val="12"/>
+                <w:lang w:eastAsia="zh-CN"/>
+              </w:rPr>
+            </w:pPr>
+            <w:r>
+              <w:rPr>
+                <w:sz w:val="12"/>
+                <w:lang w:eastAsia="zh-CN"/>
+              </w:rPr>
+              <w:t>88</w:t>
+            </w:r>
+            <w:r>
+              <w:rPr>
+                <w:sz w:val="12"/>
+                <w:lang w:eastAsia="zh-CN"/>
+              </w:rPr>
+              <w:t>.</w:t>
+            </w:r>
+            <w:r>
+              <w:rPr>
+                <w:sz w:val="12"/>
+                <w:lang w:eastAsia="zh-CN"/>
+              </w:rPr>
+              <w:t>6</w:t>
+            </w:r>
+          </w:p>
+        </w:tc>
+        <w:tc>
+          <w:tcPr>
+            <w:tcW w:w="42.55pt" w:type="dxa"/>
+            <w:vAlign w:val="center"/>
+          </w:tcPr>
+          <w:p>
+            <w:pPr>
+              <w:pStyle w:val="tablecopy"/>
+              <w:rPr>
+                <w:rFonts w:hint="eastAsia"/>
+                <w:sz w:val="12"/>
+                <w:lang w:eastAsia="zh-CN"/>
+              </w:rPr>
+            </w:pPr>
+            <w:r>
+              <w:rPr>
+                <w:rFonts w:hint="eastAsia"/>
+                <w:sz w:val="12"/>
+                <w:lang w:eastAsia="zh-CN"/>
+              </w:rPr>
+              <w:t>9</w:t>
+            </w:r>
+            <w:r>
+              <w:rPr>
+                <w:sz w:val="12"/>
+                <w:lang w:eastAsia="zh-CN"/>
+              </w:rPr>
+              <w:t>4</w:t>
+            </w:r>
+            <w:r>
+              <w:rPr>
+                <w:sz w:val="12"/>
+                <w:lang w:eastAsia="zh-CN"/>
+              </w:rPr>
+              <w:t>.</w:t>
+            </w:r>
+            <w:r>
+              <w:rPr>
+                <w:sz w:val="12"/>
+                <w:lang w:eastAsia="zh-CN"/>
+              </w:rPr>
+              <w:t>0</w:t>
+            </w:r>
+          </w:p>
+        </w:tc>
+      </w:tr>
+    </w:tbl>
+    <w:p>
+      <w:pPr>
+        <w:pStyle w:val="a3"/>
+      </w:pPr>
+    </w:p>
+    <w:p>
+      <w:pPr>
+        <w:pStyle w:val="a3"/>
+      </w:pPr>
+      <w:r>
+        <w:rPr>
+          <w:lang w:eastAsia="zh-CN"/>
+        </w:rPr>
+        <w:t xml:space="preserve">It is more intuitive in </w:t>
+      </w:r>
+      <w:r>
+        <w:t>Figure 13</w:t>
+      </w:r>
+      <w:r>
+        <w:t>.</w:t>
+      </w:r>
+    </w:p>
+    <w:p>
+      <w:pPr>
+        <w:pStyle w:val="a3"/>
+        <w:rPr>
+          <w:lang w:eastAsia="zh-CN"/>
+        </w:rPr>
+      </w:pPr>
+      <w:r>
+        <w:rPr>
+          <w:noProof/>
+          <w:lang w:eastAsia="zh-CN"/>
+        </w:rPr>
+        <w:drawing>
+          <wp:inline distT="0" distB="0" distL="0" distR="0" wp14:anchorId="2BAEFD4D" wp14:editId="409DF141">
+            <wp:extent cx="2513330" cy="1674834"/>
+            <wp:effectExtent l="0" t="0" r="1270" b="1905"/>
+            <wp:docPr id="14" name="圖片 14"/>
+            <wp:cNvGraphicFramePr>
+              <a:graphicFrameLocks xmlns:a="http://purl.oclc.org/ooxml/drawingml/main" noChangeAspect="1"/>
+            </wp:cNvGraphicFramePr>
+            <a:graphic xmlns:a="http://purl.oclc.org/ooxml/drawingml/main">
+              <a:graphicData uri="http://purl.oclc.org/ooxml/drawingml/picture">
+                <pic:pic xmlns:pic="http://purl.oclc.org/ooxml/drawingml/picture">
+                  <pic:nvPicPr>
+                    <pic:cNvPr id="0" name="Picture 5"/>
+                    <pic:cNvPicPr>
+                      <a:picLocks noChangeAspect="1" noChangeArrowheads="1"/>
+                    </pic:cNvPicPr>
+                  </pic:nvPicPr>
+                  <pic:blipFill>
+                    <a:blip r:embed="rId21" cstate="print">
+                      <a:extLst>
+                        <a:ext uri="{28A0092B-C50C-407E-A947-70E740481C1C}">
+                          <a14:useLocalDpi xmlns:a14="http://schemas.microsoft.com/office/drawing/2010/main" val="0"/>
+                        </a:ext>
+                      </a:extLst>
+                    </a:blip>
+                    <a:srcRect/>
+                    <a:stretch>
+                      <a:fillRect/>
+                    </a:stretch>
+                  </pic:blipFill>
+                  <pic:spPr bwMode="auto">
+                    <a:xfrm>
+                      <a:off x="0" y="0"/>
+                      <a:ext cx="2545518" cy="1696283"/>
+                    </a:xfrm>
+                    <a:prstGeom prst="rect">
+                      <a:avLst/>
+                    </a:prstGeom>
+                    <a:noFill/>
+                  </pic:spPr>
+                </pic:pic>
+              </a:graphicData>
+            </a:graphic>
+          </wp:inline>
+        </w:drawing>
+      </w:r>
+    </w:p>
+    <w:p>
+      <w:pPr>
+        <w:pStyle w:val="figurecaption"/>
+      </w:pPr>
+      <w:r>
+        <w:t>Accuracy of various algorithms</w:t>
+      </w:r>
+      <w:r>
+        <w:t>.</w:t>
+      </w:r>
+    </w:p>
+    <w:p>
+      <w:pPr>
+        <w:pStyle w:val="a3"/>
+      </w:pPr>
+      <w:r>
+        <w:t xml:space="preserve">The proposed algorithm 1D-CNN is very close to the best of authors. </w:t>
+      </w:r>
+    </w:p>
+    <w:p>
+      <w:pPr>
+        <w:pStyle w:val="figurecaption"/>
+        <w:numPr>
+          <w:ilvl w:val="0"/>
+          <w:numId w:val="0"/>
+        </w:numPr>
+        <w:rPr>
+          <w:rFonts w:hint="eastAsia"/>
+        </w:rPr>
+      </w:pPr>
     </w:p>
     <w:p>
       <w:pPr>
@@ -3112,11 +6032,7 @@
         <w:pStyle w:val="a3"/>
       </w:pPr>
       <w:r>
-        <w:t xml:space="preserve">Text heads organize the topics on a relational, hierarchical basis. For example, the paper title is the primary text head because all subsequent material relates and elaborates on this one topic. If there are two or more sub-topics, the next level head (uppercase Roman numerals) should be used and, conversely, if there are not at least two sub-topics, then no </w:t>
-      </w:r>
-      <w:r>
-        <w:lastRenderedPageBreak/>
-        <w:t>subheads should be introduced. Styles named “Heading 1”, “Heading 2”, “Heading 3”, and “Heading 4” are prescribed.</w:t>
+        <w:t>Text heads organize the topics on a relational, hierarchical basis. For example, the paper title is the primary text head because all subsequent material relates and elaborates on this one topic. If there are two or more sub-topics, the next level head (uppercase Roman numerals) should be used and, conversely, if there are not at least two sub-topics, then no subheads should be introduced. Styles named “Heading 1”, “Heading 2”, “Heading 3”, and “Heading 4” are prescribed.</w:t>
       </w:r>
     </w:p>
     <w:p>
@@ -3435,84 +6351,25 @@
     </w:p>
     <w:p>
       <w:pPr>
+        <w:pStyle w:val="a3"/>
+        <w:rPr>
+          <w:rFonts w:hint="eastAsia"/>
+          <w:lang w:eastAsia="zh-CN"/>
+        </w:rPr>
+      </w:pPr>
+      <w:r>
+        <w:rPr>
+          <w:lang w:eastAsia="zh-CN"/>
+        </w:rPr>
+        <w:t>We are concentrating on smart home, especially nursing home, using new technology and IoT for elderly’s wellbeing, already research on various area related [14], with more mature fall detection algorithm, this is a small step close to our goal.</w:t>
+      </w:r>
+    </w:p>
+    <w:p>
+      <w:pPr>
         <w:pStyle w:val="5"/>
       </w:pPr>
       <w:r>
         <w:t>References</w:t>
-      </w:r>
-    </w:p>
-    <w:p>
-      <w:pPr>
-        <w:pStyle w:val="a3"/>
-      </w:pPr>
-      <w:r>
-        <w:t>The template will number citations consecutively within brackets [1]. The sentence punctuation follows the bracket [2]. Refer simply to the reference number, as in [3]—do not use “Ref. [3]” or “reference [3]” except at the beginning of a sentence: “Reference [3] was the first</w:t>
-      </w:r>
-      <w:r>
-        <w:rPr>
-          <w:lang w:val="en-US"/>
-        </w:rPr>
-        <w:t xml:space="preserve"> </w:t>
-      </w:r>
-      <w:r>
-        <w:t>...</w:t>
-      </w:r>
-      <w:r>
-        <w:t>”</w:t>
-      </w:r>
-    </w:p>
-    <w:p>
-      <w:pPr>
-        <w:pStyle w:val="a3"/>
-      </w:pPr>
-      <w:r>
-        <w:t>Number footnotes separately in superscripts. Place the actual footnote at the bottom of the column in which it was cited. Do not put footnotes in the</w:t>
-      </w:r>
-      <w:r>
-        <w:rPr>
-          <w:lang w:val="en-US"/>
-        </w:rPr>
-        <w:t xml:space="preserve"> abstract or</w:t>
-      </w:r>
-      <w:r>
-        <w:t xml:space="preserve"> reference list. Use letters for table footnotes.</w:t>
-      </w:r>
-    </w:p>
-    <w:p>
-      <w:pPr>
-        <w:pStyle w:val="a3"/>
-      </w:pPr>
-      <w:r>
-        <w:t>Unless there are six au</w:t>
-      </w:r>
-      <w:r>
-        <w:t>thors or more give all authors</w:t>
-      </w:r>
-      <w:r>
-        <w:rPr>
-          <w:lang w:val="en-US"/>
-        </w:rPr>
-        <w:t xml:space="preserve">’ </w:t>
-      </w:r>
-      <w:r>
-        <w:t xml:space="preserve">names; do not use “et al.”. Papers that have not been published, even if they have been submitted for publication, should be cited as “unpublished” [4]. Papers that have been accepted for publication should be cited as “in press” [5]. Capitalize only </w:t>
-      </w:r>
-      <w:r>
-        <w:t>the first word in a paper title, except for proper nouns and element symbols.</w:t>
-      </w:r>
-    </w:p>
-    <w:p>
-      <w:pPr>
-        <w:pStyle w:val="a3"/>
-      </w:pPr>
-      <w:r>
-        <w:t xml:space="preserve">For </w:t>
-      </w:r>
-      <w:r>
-        <w:t>papers</w:t>
-      </w:r>
-      <w:r>
-        <w:t xml:space="preserve"> published in translation journals, please give the English citation first, followed by the original foreign-language citation [6].</w:t>
       </w:r>
     </w:p>
     <w:p/>
@@ -3555,6 +6412,7 @@
         <w:pStyle w:val="references"/>
       </w:pPr>
       <w:r>
+        <w:lastRenderedPageBreak/>
         <w:t>S. Li, "Fall Detection With Wrist-Worn Watch by Observations in Statistics of Acceleration," in IEEE Access, vol. 11, pp. 19567-19578, 2023, doi: 10.1109/ACCESS.2023.3249191.</w:t>
       </w:r>
     </w:p>
@@ -3593,7 +6451,7 @@
         </w:rPr>
         <w:t xml:space="preserve">, vol. 193, p. 110945, Apr. 2022, doi: </w:t>
       </w:r>
-      <w:hyperlink r:id="rId18" w:history="1">
+      <w:hyperlink r:id="rId22" w:history="1">
         <w:r>
           <w:rPr>
             <w:color w:val="0000FF"/>
@@ -3677,12 +6535,19 @@
           <w:i/>
           <w:iCs/>
         </w:rPr>
-        <w:t>IEEE Journal of Biomedical and Health Informatics</w:t>
+        <w:t xml:space="preserve">IEEE Journal </w:t>
+      </w:r>
+      <w:r>
+        <w:rPr>
+          <w:i/>
+          <w:iCs/>
+        </w:rPr>
+        <w:t>of Biomedical and Health Informatics</w:t>
       </w:r>
       <w:r>
         <w:t xml:space="preserve">, vol. 24, no. 2, pp. 524–532, Feb. 2020, doi: </w:t>
       </w:r>
-      <w:hyperlink r:id="rId19" w:history="1">
+      <w:hyperlink r:id="rId23" w:history="1">
         <w:r>
           <w:rPr>
             <w:rStyle w:val="a9"/>
@@ -3714,7 +6579,7 @@
       <w:r>
         <w:t xml:space="preserve">, vol. 110, pp. 199–210, May 2015, doi: </w:t>
       </w:r>
-      <w:hyperlink r:id="rId20" w:history="1">
+      <w:hyperlink r:id="rId24" w:history="1">
         <w:r>
           <w:rPr>
             <w:rStyle w:val="a9"/>
@@ -3746,7 +6611,7 @@
       <w:r>
         <w:t xml:space="preserve">, vol. 20, no. 20, Art. no. 20, Jan. 2020, doi: </w:t>
       </w:r>
-      <w:hyperlink r:id="rId21" w:history="1">
+      <w:hyperlink r:id="rId25" w:history="1">
         <w:r>
           <w:rPr>
             <w:rStyle w:val="a9"/>
@@ -3804,6 +6669,96 @@
           <w:lang w:eastAsia="zh-CN"/>
         </w:rPr>
         <w:t>J. Marques and P. Moreno, “Online Fall Detection Using Wrist Devices,” Sensors, vol. 23, no. 3, p. 1146, Jan. 2023, doi: 10.3390/s23031146.</w:t>
+      </w:r>
+    </w:p>
+    <w:p>
+      <w:pPr>
+        <w:pStyle w:val="references"/>
+        <w:rPr>
+          <w:lang w:eastAsia="zh-CN"/>
+        </w:rPr>
+      </w:pPr>
+      <w:r>
+        <w:rPr>
+          <w:lang w:eastAsia="zh-CN"/>
+        </w:rPr>
+        <w:t>Abadi</w:t>
+      </w:r>
+      <w:r>
+        <w:rPr>
+          <w:lang w:eastAsia="zh-CN"/>
+        </w:rPr>
+        <w:t xml:space="preserve"> et al., “</w:t>
+      </w:r>
+      <w:r>
+        <w:rPr>
+          <w:lang w:eastAsia="zh-CN"/>
+        </w:rPr>
+        <w:t>TensorFlow: Large-scale machine learning on heterogeneous systems,</w:t>
+      </w:r>
+      <w:r>
+        <w:rPr>
+          <w:lang w:eastAsia="zh-CN"/>
+        </w:rPr>
+        <w:t xml:space="preserve">” </w:t>
+      </w:r>
+      <w:r>
+        <w:rPr>
+          <w:lang w:eastAsia="zh-CN"/>
+        </w:rPr>
+        <w:t>2015.</w:t>
+      </w:r>
+    </w:p>
+    <w:p>
+      <w:pPr>
+        <w:pStyle w:val="references"/>
+        <w:rPr>
+          <w:lang w:eastAsia="zh-CN"/>
+        </w:rPr>
+      </w:pPr>
+      <w:r>
+        <w:rPr>
+          <w:lang w:eastAsia="zh-CN"/>
+        </w:rPr>
+        <w:t>Pedregosa et al.,</w:t>
+      </w:r>
+      <w:r>
+        <w:rPr>
+          <w:lang w:eastAsia="zh-CN"/>
+        </w:rPr>
+        <w:t xml:space="preserve"> “</w:t>
+      </w:r>
+      <w:r>
+        <w:rPr>
+          <w:lang w:eastAsia="zh-CN"/>
+        </w:rPr>
+        <w:t>Scikit-learn: Machine Learning in Python,</w:t>
+      </w:r>
+      <w:r>
+        <w:rPr>
+          <w:lang w:eastAsia="zh-CN"/>
+        </w:rPr>
+        <w:t>”</w:t>
+      </w:r>
+      <w:r>
+        <w:rPr>
+          <w:lang w:eastAsia="zh-CN"/>
+        </w:rPr>
+        <w:t xml:space="preserve"> JMLR 12, pp. 2825-2830, 2011.</w:t>
+      </w:r>
+    </w:p>
+    <w:p>
+      <w:pPr>
+        <w:pStyle w:val="references"/>
+        <w:rPr>
+          <w:lang w:eastAsia="zh-CN"/>
+        </w:rPr>
+      </w:pPr>
+      <w:r>
+        <w:rPr>
+          <w:lang w:eastAsia="zh-CN"/>
+        </w:rPr>
+        <w:t>S. Li and C. Chiu, “A Smart Pillow for Health Sensing System Based on Temperature and Humidity Sensors,” Sensors, vol. 18, no. 11, 2018, doi: 10.3390/s18113664.</w:t>
       </w:r>
     </w:p>
     <w:p>
@@ -3857,95 +6812,11 @@
       </w:pPr>
     </w:p>
     <w:p>
-      <w:r>
-        <w:rPr>
-          <w:noProof/>
-        </w:rPr>
-        <w:drawing>
-          <wp:anchor distT="0" distB="0" distL="114300" distR="114300" simplePos="0" relativeHeight="251657728" behindDoc="1" locked="0" layoutInCell="1" allowOverlap="1" wp14:anchorId="6F75FADA" wp14:editId="1C256606">
-            <wp:simplePos x="0" y="0"/>
-            <wp:positionH relativeFrom="margin">
-              <wp:align>left</wp:align>
-            </wp:positionH>
-            <wp:positionV relativeFrom="paragraph">
-              <wp:posOffset>251460</wp:posOffset>
-            </wp:positionV>
-            <wp:extent cx="3200400" cy="1143000"/>
-            <wp:effectExtent l="10795" t="5080" r="8255" b="13970"/>
-            <wp:wrapTight wrapText="bothSides">
-              <wp:wrapPolygon edited="0">
-                <wp:start x="-64" y="0"/>
-                <wp:lineTo x="-64" y="21600"/>
-                <wp:lineTo x="21664" y="21600"/>
-                <wp:lineTo x="21664" y="0"/>
-                <wp:lineTo x="-64" y="0"/>
-              </wp:wrapPolygon>
-            </wp:wrapTight>
-            <wp:docPr id="1" name="Text Box 8"/>
-            <wp:cNvGraphicFramePr>
-              <a:graphicFrameLocks xmlns:a="http://purl.oclc.org/ooxml/drawingml/main"/>
-            </wp:cNvGraphicFramePr>
-            <a:graphic xmlns:a="http://purl.oclc.org/ooxml/drawingml/main">
-              <a:graphicData uri="http://schemas.microsoft.com/office/word/2010/wordprocessingShape">
-                <wp:wsp>
-                  <wp:cNvSpPr txBox="1">
-                    <a:spLocks noChangeArrowheads="1"/>
-                  </wp:cNvSpPr>
-                  <wp:spPr bwMode="auto">
-                    <a:xfrm>
-                      <a:off x="0" y="0"/>
-                      <a:ext cx="3200400" cy="1143000"/>
-                    </a:xfrm>
-                    <a:prstGeom prst="rect">
-                      <a:avLst/>
-                    </a:prstGeom>
-                    <a:solidFill>
-                      <a:srgbClr val="FFFFFF"/>
-                    </a:solidFill>
-                    <a:ln w="9525">
-                      <a:solidFill>
-                        <a:srgbClr val="000000"/>
-                      </a:solidFill>
-                      <a:miter lim="800%"/>
-                      <a:headEnd/>
-                      <a:tailEnd/>
-                    </a:ln>
-                  </wp:spPr>
-                  <wp:txbx>
-                    <wne:txbxContent>
-                      <w:p>
-                        <w:pPr>
-                          <w:pStyle w:val="a3"/>
-                        </w:pPr>
-                        <w:r>
-                          <w:t>We suggest that you use a text box to insert a graphic (which is ideally a 300 dpi TIFF or EPS file, with all fonts embedded) because, in an MSW document, this method is somewhat more stable than directly inserting a picture.</w:t>
-                        </w:r>
-                      </w:p>
-                      <w:p>
-                        <w:pPr>
-                          <w:pStyle w:val="a3"/>
-                        </w:pPr>
-                        <w:r>
-                          <w:t>To have non-visible rules on your frame, use the MSWord “Format” pull-down menu, select Text Box &gt; Colors and Lines to choose No Fill and No Line.</w:t>
-                        </w:r>
-                      </w:p>
-                    </wne:txbxContent>
-                  </wp:txbx>
-                  <wp:bodyPr rot="0" vert="horz" wrap="square" lIns="91440" tIns="45720" rIns="91440" bIns="45720" anchor="t" anchorCtr="0" upright="1">
-                    <a:noAutofit/>
-                  </wp:bodyPr>
-                </wp:wsp>
-              </a:graphicData>
-            </a:graphic>
-            <wp14:sizeRelH relativeFrom="page">
-              <wp14:pctWidth>0%</wp14:pctWidth>
-            </wp14:sizeRelH>
-            <wp14:sizeRelV relativeFrom="page">
-              <wp14:pctHeight>0%</wp14:pctHeight>
-            </wp14:sizeRelV>
-          </wp:anchor>
-        </w:drawing>
-      </w:r>
+      <w:pPr>
+        <w:rPr>
+          <w:lang w:val="x-none"/>
+        </w:rPr>
+      </w:pPr>
     </w:p>
     <w:sectPr>
       <w:type w:val="continuous"/>
@@ -5237,7 +8108,7 @@
   <w:abstractNum w:abstractNumId="19" w15:restartNumberingAfterBreak="0">
     <w:nsid w:val="4189603E"/>
     <w:multiLevelType w:val="multilevel"/>
-    <w:tmpl w:val="34482214"/>
+    <w:tmpl w:val="DF72D81C"/>
     <w:lvl w:ilvl="0">
       <w:start w:val="1"/>
       <w:numFmt w:val="upperRoman"/>
@@ -5297,6 +8168,7 @@
         <w:sz w:val="20"/>
         <w:szCs w:val="20"/>
         <w:vertAlign w:val="baseline"/>
+        <w:lang w:val="en-US"/>
         <w14:shadow w14:blurRad="0" w14:dist="0" w14:dir="0" w14:sx="0" w14:sy="0" w14:kx="0" w14:ky="0" w14:algn="none">
           <w14:srgbClr w14:val="000000"/>
         </w14:shadow>
@@ -6861,7 +9733,7 @@
 </file>
 
 <file path=customXml/itemProps1.xml><?xml version="1.0" encoding="utf-8"?>
-<ds:datastoreItem xmlns:ds="http://purl.oclc.org/ooxml/officeDocument/customXml" ds:itemID="{945DD494-4C6F-4F55-9BC0-B36A84848D0D}">
+<ds:datastoreItem xmlns:ds="http://purl.oclc.org/ooxml/officeDocument/customXml" ds:itemID="{3FBDC657-AC52-4711-B1A7-45163137EB35}">
   <ds:schemaRefs>
     <ds:schemaRef ds:uri="http://schemas.openxmlformats.org/officeDocument/2006/bibliography"/>
   </ds:schemaRefs>

--- a/1dcnn_ieee.docx
+++ b/1dcnn_ieee.docx
@@ -1,6 +1,6 @@
 
 <file path=word/document.xml><?xml version="1.0" encoding="utf-8"?>
-<w:document xmlns:cx="http://schemas.microsoft.com/office/drawing/2014/chartex" xmlns:cx1="http://schemas.microsoft.com/office/drawing/2015/9/8/chartex" xmlns:cx2="http://schemas.microsoft.com/office/drawing/2015/10/21/chartex" xmlns:cx3="http://schemas.microsoft.com/office/drawing/2016/5/9/chartex" xmlns:cx4="http://schemas.microsoft.com/office/drawing/2016/5/10/chartex" xmlns:cx5="http://schemas.microsoft.com/office/drawing/2016/5/11/chartex" xmlns:cx6="http://schemas.microsoft.com/office/drawing/2016/5/12/chartex" xmlns:cx7="http://schemas.microsoft.com/office/drawing/2016/5/13/chartex" xmlns:cx8="http://schemas.microsoft.com/office/drawing/2016/5/14/chartex" xmlns:mc="http://schemas.openxmlformats.org/markup-compatibility/2006" xmlns:aink="http://schemas.microsoft.com/office/drawing/2016/ink" xmlns:am3d="http://schemas.microsoft.com/office/drawing/2017/model3d" xmlns:o="urn:schemas-microsoft-com:office:office" xmlns:r="http://purl.oclc.org/ooxml/officeDocument/relationships" xmlns:m="http://purl.oclc.org/ooxml/officeDocument/math" xmlns:v="urn:schemas-microsoft-com:vml" xmlns:wp14="http://schemas.microsoft.com/office/word/2010/wordprocessingDrawing" xmlns:wp="http://purl.oclc.org/ooxml/drawingml/wordprocessingDrawing" xmlns:w10="urn:schemas-microsoft-com:office:word" xmlns:w="http://purl.oclc.org/ooxml/wordprocessingml/main" xmlns:w14="http://schemas.microsoft.com/office/word/2010/wordml" xmlns:w15="http://schemas.microsoft.com/office/word/2012/wordml" xmlns:w16cid="http://schemas.microsoft.com/office/word/2016/wordml/cid" xmlns:w16se="http://schemas.microsoft.com/office/word/2015/wordml/symex" xmlns:wpi="http://schemas.microsoft.com/office/word/2010/wordprocessingInk" xmlns:wne="http://schemas.microsoft.com/office/word/2006/wordml" mc:Ignorable="w14 w15 w16se w16cid wne wp14" w:conformance="strict">
+<w:document xmlns:cx="http://schemas.microsoft.com/office/drawing/2014/chartex" xmlns:cx1="http://schemas.microsoft.com/office/drawing/2015/9/8/chartex" xmlns:cx2="http://schemas.microsoft.com/office/drawing/2015/10/21/chartex" xmlns:cx3="http://schemas.microsoft.com/office/drawing/2016/5/9/chartex" xmlns:cx4="http://schemas.microsoft.com/office/drawing/2016/5/10/chartex" xmlns:cx5="http://schemas.microsoft.com/office/drawing/2016/5/11/chartex" xmlns:cx6="http://schemas.microsoft.com/office/drawing/2016/5/12/chartex" xmlns:cx7="http://schemas.microsoft.com/office/drawing/2016/5/13/chartex" xmlns:cx8="http://schemas.microsoft.com/office/drawing/2016/5/14/chartex" xmlns:mc="http://schemas.openxmlformats.org/markup-compatibility/2006" xmlns:aink="http://schemas.microsoft.com/office/drawing/2016/ink" xmlns:am3d="http://schemas.microsoft.com/office/drawing/2017/model3d" xmlns:o="urn:schemas-microsoft-com:office:office" xmlns:oel="http://schemas.microsoft.com/office/2019/extlst" xmlns:r="http://purl.oclc.org/ooxml/officeDocument/relationships" xmlns:m="http://purl.oclc.org/ooxml/officeDocument/math" xmlns:v="urn:schemas-microsoft-com:vml" xmlns:wp14="http://schemas.microsoft.com/office/word/2010/wordprocessingDrawing" xmlns:wp="http://purl.oclc.org/ooxml/drawingml/wordprocessingDrawing" xmlns:w10="urn:schemas-microsoft-com:office:word" xmlns:w="http://purl.oclc.org/ooxml/wordprocessingml/main" xmlns:w14="http://schemas.microsoft.com/office/word/2010/wordml" xmlns:w15="http://schemas.microsoft.com/office/word/2012/wordml" xmlns:w16cex="http://schemas.microsoft.com/office/word/2018/wordml/cex" xmlns:w16cid="http://schemas.microsoft.com/office/word/2016/wordml/cid" xmlns:w16="http://schemas.microsoft.com/office/word/2018/wordml" xmlns:w16du="http://schemas.microsoft.com/office/word/2023/wordml/word16du" xmlns:w16sdtdh="http://schemas.microsoft.com/office/word/2020/wordml/sdtdatahash" xmlns:w16se="http://schemas.microsoft.com/office/word/2015/wordml/symex" xmlns:wpi="http://schemas.microsoft.com/office/word/2010/wordprocessingInk" xmlns:wne="http://schemas.microsoft.com/office/word/2006/wordml" mc:Ignorable="w14 w15 w16se w16cid w16 w16cex w16sdtdh w16du wne wp14" w:conformance="strict">
   <w:body>
     <w:p>
       <w:pPr>
@@ -301,7 +301,7 @@
     </w:p>
     <w:p>
       <w:pPr>
-        <w:pStyle w:val="1"/>
+        <w:pStyle w:val="Heading1"/>
       </w:pPr>
       <w:r>
         <w:t>Introduction</w:t>
@@ -309,7 +309,7 @@
     </w:p>
     <w:p>
       <w:pPr>
-        <w:pStyle w:val="a3"/>
+        <w:pStyle w:val="BodyText"/>
       </w:pPr>
       <w:r>
         <w:t>Falls are a serious concern for individuals of all ages, but they pose a particular risk to older adults. The consequences of a fall can range from minor injuries to life-threatening complications.</w:t>
@@ -389,7 +389,7 @@
     </w:p>
     <w:p>
       <w:pPr>
-        <w:pStyle w:val="a3"/>
+        <w:pStyle w:val="BodyText"/>
         <w:rPr>
           <w:lang w:val="en-AU"/>
         </w:rPr>
@@ -421,7 +421,7 @@
     </w:p>
     <w:p>
       <w:pPr>
-        <w:pStyle w:val="2"/>
+        <w:pStyle w:val="Heading2"/>
         <w:tabs>
           <w:tab w:val="clear" w:pos="18pt"/>
           <w:tab w:val="num" w:pos="14.40pt"/>
@@ -433,7 +433,7 @@
     </w:p>
     <w:p>
       <w:pPr>
-        <w:pStyle w:val="a3"/>
+        <w:pStyle w:val="BodyText"/>
       </w:pPr>
       <w:r>
         <w:rPr>
@@ -637,7 +637,7 @@
     </w:p>
     <w:p>
       <w:pPr>
-        <w:pStyle w:val="2"/>
+        <w:pStyle w:val="Heading2"/>
         <w:tabs>
           <w:tab w:val="clear" w:pos="18pt"/>
           <w:tab w:val="num" w:pos="14.40pt"/>
@@ -649,7 +649,7 @@
     </w:p>
     <w:p>
       <w:pPr>
-        <w:pStyle w:val="a3"/>
+        <w:pStyle w:val="BodyText"/>
       </w:pPr>
       <w:r>
         <w:rPr>
@@ -780,7 +780,7 @@
     </w:p>
     <w:p>
       <w:pPr>
-        <w:pStyle w:val="2"/>
+        <w:pStyle w:val="Heading2"/>
         <w:tabs>
           <w:tab w:val="clear" w:pos="18pt"/>
           <w:tab w:val="num" w:pos="14.40pt"/>
@@ -792,7 +792,7 @@
     </w:p>
     <w:p>
       <w:pPr>
-        <w:pStyle w:val="a3"/>
+        <w:pStyle w:val="BodyText"/>
         <w:rPr>
           <w:lang w:val="en-AU"/>
         </w:rPr>
@@ -926,7 +926,7 @@
     </w:p>
     <w:p>
       <w:pPr>
-        <w:pStyle w:val="a3"/>
+        <w:pStyle w:val="BodyText"/>
         <w:rPr>
           <w:lang w:val="en-AU"/>
         </w:rPr>
@@ -935,19 +935,19 @@
         <w:rPr>
           <w:lang w:val="en-AU"/>
         </w:rPr>
-        <w:t xml:space="preserve">It's important to note that the choice of algorithm depends on factors such as desired accuracy, computational resources, user preferences, and the specific environment where the </w:t>
+        <w:t xml:space="preserve">It's important to note that the choice of algorithm depends on factors such as desired accuracy, computational resources, </w:t>
       </w:r>
       <w:r>
         <w:rPr>
           <w:lang w:val="en-AU"/>
         </w:rPr>
         <w:lastRenderedPageBreak/>
-        <w:t>system will be deployed. Additionally, many systems combine multiple algorithm types to improve overall performance and robustness.</w:t>
-      </w:r>
-    </w:p>
-    <w:p>
-      <w:pPr>
-        <w:pStyle w:val="a3"/>
+        <w:t>user preferences, and the specific environment where the system will be deployed. Additionally, many systems combine multiple algorithm types to improve overall performance and robustness.</w:t>
+      </w:r>
+    </w:p>
+    <w:p>
+      <w:pPr>
+        <w:pStyle w:val="BodyText"/>
         <w:rPr>
           <w:lang w:val="en-AU"/>
         </w:rPr>
@@ -1323,7 +1323,7 @@
     </w:p>
     <w:p>
       <w:pPr>
-        <w:pStyle w:val="a3"/>
+        <w:pStyle w:val="BodyText"/>
         <w:rPr>
           <w:lang w:val="en-AU"/>
         </w:rPr>
@@ -1363,7 +1363,7 @@
     </w:p>
     <w:p>
       <w:pPr>
-        <w:pStyle w:val="1"/>
+        <w:pStyle w:val="Heading1"/>
       </w:pPr>
       <w:r>
         <w:t>M</w:t>
@@ -1374,7 +1374,7 @@
     </w:p>
     <w:p>
       <w:pPr>
-        <w:pStyle w:val="a3"/>
+        <w:pStyle w:val="BodyText"/>
         <w:rPr>
           <w:lang w:val="en-US"/>
         </w:rPr>
@@ -1409,7 +1409,7 @@
     </w:p>
     <w:p>
       <w:pPr>
-        <w:pStyle w:val="2"/>
+        <w:pStyle w:val="Heading2"/>
         <w:tabs>
           <w:tab w:val="clear" w:pos="18pt"/>
           <w:tab w:val="num" w:pos="14.40pt"/>
@@ -1421,7 +1421,7 @@
     </w:p>
     <w:p>
       <w:pPr>
-        <w:pStyle w:val="a3"/>
+        <w:pStyle w:val="BodyText"/>
         <w:rPr>
           <w:lang w:val="en-US" w:eastAsia="zh-CN"/>
         </w:rPr>
@@ -1499,7 +1499,7 @@
     </w:p>
     <w:p>
       <w:pPr>
-        <w:pStyle w:val="a3"/>
+        <w:pStyle w:val="BodyText"/>
       </w:pPr>
       <w:r>
         <w:rPr>
@@ -1552,7 +1552,7 @@
     </w:p>
     <w:p>
       <w:pPr>
-        <w:pStyle w:val="a3"/>
+        <w:pStyle w:val="BodyText"/>
         <w:rPr>
           <w:lang w:val="en-US" w:eastAsia="zh-CN"/>
         </w:rPr>
@@ -1610,14 +1610,7 @@
           <w:rFonts w:hint="eastAsia"/>
           <w:lang w:val="en-US" w:eastAsia="zh-CN"/>
         </w:rPr>
-        <w:t xml:space="preserve">he red line in Figure 1 is the standard </w:t>
-      </w:r>
-      <w:r>
-        <w:rPr>
-          <w:rFonts w:hint="eastAsia"/>
-          <w:lang w:val="en-US" w:eastAsia="zh-CN"/>
-        </w:rPr>
-        <w:t xml:space="preserve">gravity acceleration, when people are walking normally or standing still the CA is around </w:t>
+        <w:t xml:space="preserve">he red line in Figure 1 is the standard gravity acceleration, when people are walking normally or standing still the CA is around </w:t>
       </w:r>
       <w:r>
         <w:rPr>
@@ -1684,7 +1677,7 @@
     </w:p>
     <w:p>
       <w:pPr>
-        <w:pStyle w:val="2"/>
+        <w:pStyle w:val="Heading2"/>
       </w:pPr>
       <w:r>
         <w:t>CNN</w:t>
@@ -1692,7 +1685,7 @@
     </w:p>
     <w:p>
       <w:pPr>
-        <w:pStyle w:val="a3"/>
+        <w:pStyle w:val="BodyText"/>
       </w:pPr>
       <w:r>
         <w:t xml:space="preserve">Convolutional neural networks (CNNs) are a type of deep learning architecture particularly well-suited for processing and analyzing spatial data, such as images. CNNs consist of multiple layers that perform convolution, pooling, and fully connected operations to extract relevant features from the input data. </w:t>
@@ -1706,7 +1699,7 @@
     </w:p>
     <w:p>
       <w:pPr>
-        <w:pStyle w:val="a3"/>
+        <w:pStyle w:val="BodyText"/>
       </w:pPr>
       <w:r>
         <w:rPr>
@@ -1769,7 +1762,7 @@
     </w:p>
     <w:p>
       <w:pPr>
-        <w:pStyle w:val="a3"/>
+        <w:pStyle w:val="BodyText"/>
       </w:pPr>
       <w:r>
         <w:rPr>
@@ -1822,7 +1815,7 @@
     </w:p>
     <w:p>
       <w:pPr>
-        <w:pStyle w:val="a3"/>
+        <w:pStyle w:val="BodyText"/>
         <w:rPr>
           <w:lang w:eastAsia="zh-CN"/>
         </w:rPr>
@@ -1833,7 +1826,7 @@
           <w:lang w:eastAsia="zh-CN"/>
         </w:rPr>
         <w:drawing>
-          <wp:inline distT="0" distB="0" distL="0" distR="0" wp14:anchorId="125B5CE7" wp14:editId="3062F3CE">
+          <wp:inline distT="0" distB="0" distL="0" distR="0" wp14:anchorId="125B5CE7" wp14:editId="714339EE">
             <wp:extent cx="2712995" cy="947139"/>
             <wp:effectExtent l="0" t="0" r="0" b="0"/>
             <wp:docPr id="2" name="圖片 2"/>
@@ -1889,7 +1882,7 @@
     </w:p>
     <w:p>
       <w:pPr>
-        <w:pStyle w:val="a3"/>
+        <w:pStyle w:val="BodyText"/>
       </w:pPr>
       <w:r>
         <w:t xml:space="preserve">It is not suitable for our 1D-data, but the way it extracts features is effective, so 1D-CNN is introduced. </w:t>
@@ -1897,7 +1890,7 @@
     </w:p>
     <w:p>
       <w:pPr>
-        <w:pStyle w:val="2"/>
+        <w:pStyle w:val="Heading2"/>
       </w:pPr>
       <w:r>
         <w:t>1D-CNN</w:t>
@@ -1905,7 +1898,7 @@
     </w:p>
     <w:p>
       <w:pPr>
-        <w:pStyle w:val="a3"/>
+        <w:pStyle w:val="BodyText"/>
       </w:pPr>
       <w:r>
         <w:t>For time-series data like sensor readings, a 1D-CNN architecture is more appropriate, as it operates on 1-dimensional sequences rather than 2D images. 1D-CNNs are able to effectively capture the temporal patterns in sensor data, making them a suitable choice for the fall detection task at hand, where the sensor readings exhibit characteristic patterns associated with fall events.</w:t>
@@ -1916,7 +1909,7 @@
     </w:p>
     <w:p>
       <w:pPr>
-        <w:pStyle w:val="a3"/>
+        <w:pStyle w:val="BodyText"/>
         <w:jc w:val="center"/>
         <w:rPr>
           <w:lang w:val="en-US"/>
@@ -1928,7 +1921,7 @@
           <w:lang w:val="en-US"/>
         </w:rPr>
         <w:drawing>
-          <wp:inline distT="0" distB="0" distL="0" distR="0" wp14:anchorId="6313C7C0" wp14:editId="5EAC04BD">
+          <wp:inline distT="0" distB="0" distL="0" distR="0" wp14:anchorId="6313C7C0" wp14:editId="12701786">
             <wp:extent cx="2881630" cy="968266"/>
             <wp:effectExtent l="0" t="0" r="0" b="3810"/>
             <wp:docPr id="44" name="圖片 44"/>
@@ -1990,7 +1983,7 @@
     </w:p>
     <w:p>
       <w:pPr>
-        <w:pStyle w:val="a3"/>
+        <w:pStyle w:val="BodyText"/>
         <w:rPr>
           <w:lang w:val="en-US" w:eastAsia="zh-CN"/>
         </w:rPr>
@@ -2000,6 +1993,7 @@
           <w:rFonts w:hint="eastAsia"/>
           <w:lang w:val="en-US" w:eastAsia="zh-CN"/>
         </w:rPr>
+        <w:lastRenderedPageBreak/>
         <w:t>1</w:t>
       </w:r>
       <w:r>
@@ -2017,20 +2011,19 @@
     </w:p>
     <w:p>
       <w:pPr>
-        <w:pStyle w:val="2"/>
+        <w:pStyle w:val="Heading2"/>
         <w:tabs>
           <w:tab w:val="clear" w:pos="18pt"/>
           <w:tab w:val="num" w:pos="14.40pt"/>
         </w:tabs>
       </w:pPr>
       <w:r>
-        <w:lastRenderedPageBreak/>
         <w:t>Dataset selection</w:t>
       </w:r>
     </w:p>
     <w:p>
       <w:pPr>
-        <w:pStyle w:val="a3"/>
+        <w:pStyle w:val="BodyText"/>
       </w:pPr>
       <w:r>
         <w:rPr>
@@ -2074,7 +2067,7 @@
     </w:p>
     <w:p>
       <w:pPr>
-        <w:pStyle w:val="a3"/>
+        <w:pStyle w:val="BodyText"/>
         <w:rPr>
           <w:lang w:val="en-US"/>
         </w:rPr>
@@ -2141,7 +2134,7 @@
     </w:p>
     <w:p>
       <w:pPr>
-        <w:pStyle w:val="a3"/>
+        <w:pStyle w:val="BodyText"/>
         <w:rPr>
           <w:lang w:val="en-US" w:eastAsia="zh-CN"/>
         </w:rPr>
@@ -2161,7 +2154,7 @@
     </w:p>
     <w:p>
       <w:pPr>
-        <w:pStyle w:val="2"/>
+        <w:pStyle w:val="Heading2"/>
         <w:tabs>
           <w:tab w:val="clear" w:pos="18pt"/>
           <w:tab w:val="num" w:pos="14.40pt"/>
@@ -2173,7 +2166,7 @@
     </w:p>
     <w:p>
       <w:pPr>
-        <w:pStyle w:val="a3"/>
+        <w:pStyle w:val="BodyText"/>
       </w:pPr>
       <w:r>
         <w:rPr>
@@ -2223,7 +2216,7 @@
     </w:p>
     <w:p>
       <w:pPr>
-        <w:pStyle w:val="a3"/>
+        <w:pStyle w:val="BodyText"/>
         <w:rPr>
           <w:lang w:val="en-US"/>
         </w:rPr>
@@ -2290,7 +2283,7 @@
     </w:p>
     <w:p>
       <w:pPr>
-        <w:pStyle w:val="a3"/>
+        <w:pStyle w:val="BodyText"/>
         <w:rPr>
           <w:lang w:val="en-US"/>
         </w:rPr>
@@ -2335,13 +2328,14 @@
     <w:bookmarkEnd w:id="1"/>
     <w:p>
       <w:pPr>
-        <w:pStyle w:val="a3"/>
+        <w:pStyle w:val="BodyText"/>
         <w:rPr>
           <w:lang w:val="en-US"/>
         </w:rPr>
       </w:pPr>
       <w:r>
         <w:rPr>
+          <w:noProof/>
           <w:lang w:val="en-US"/>
         </w:rPr>
         <w:drawing>
@@ -2386,13 +2380,7 @@
         <w:pStyle w:val="figurecaption"/>
       </w:pPr>
       <w:r>
-        <w:t>Abnomal</w:t>
-      </w:r>
-      <w:r>
-        <w:t xml:space="preserve"> </w:t>
-      </w:r>
-      <w:r>
-        <w:t>Fall data</w:t>
+        <w:t>Abnomal Fall data</w:t>
       </w:r>
       <w:r>
         <w:t xml:space="preserve"> in Fall</w:t>
@@ -2403,7 +2391,7 @@
     </w:p>
     <w:p>
       <w:pPr>
-        <w:pStyle w:val="a3"/>
+        <w:pStyle w:val="BodyText"/>
       </w:pPr>
       <w:r>
         <w:t>Finally, totally 343 files meet the standard and are labelled as 1(true fall).</w:t>
@@ -2411,7 +2399,7 @@
     </w:p>
     <w:p>
       <w:pPr>
-        <w:pStyle w:val="a3"/>
+        <w:pStyle w:val="BodyText"/>
         <w:rPr>
           <w:lang w:val="en-US"/>
         </w:rPr>
@@ -2426,21 +2414,19 @@
         <w:t>D01/U02_R02_accel.csv</w:t>
       </w:r>
       <w:r>
-        <w:t xml:space="preserve">, which is from ADLs group 1 </w:t>
-      </w:r>
-      <w:r>
-        <w:t xml:space="preserve">(walking), is shown in Figure 8. There is not 2 seconds data before the maximum acceleration, so this file is given up too. </w:t>
-      </w:r>
-    </w:p>
-    <w:p>
-      <w:pPr>
-        <w:pStyle w:val="a3"/>
+        <w:t xml:space="preserve">, which is from ADLs group 1 (walking), is shown in Figure 8. There is not 2 seconds data before the maximum acceleration, so this file is given up too. </w:t>
+      </w:r>
+    </w:p>
+    <w:p>
+      <w:pPr>
+        <w:pStyle w:val="BodyText"/>
         <w:rPr>
           <w:lang w:val="en-US"/>
         </w:rPr>
       </w:pPr>
       <w:r>
         <w:rPr>
+          <w:noProof/>
           <w:lang w:val="en-US"/>
         </w:rPr>
         <w:drawing>
@@ -2485,142 +2471,128 @@
         <w:pStyle w:val="figurecaption"/>
       </w:pPr>
       <w:r>
-        <w:t xml:space="preserve">Abnomal Fall data in </w:t>
-      </w:r>
-      <w:r>
-        <w:t>ADLs</w:t>
+        <w:t>Abnomal Fall data in ADLs.</w:t>
+      </w:r>
+    </w:p>
+    <w:p>
+      <w:pPr>
+        <w:pStyle w:val="BodyText"/>
+        <w:rPr>
+          <w:lang w:val="en-US"/>
+        </w:rPr>
+      </w:pPr>
+      <w:r>
+        <w:rPr>
+          <w:lang w:val="en-US" w:eastAsia="zh-CN"/>
+        </w:rPr>
+        <w:t xml:space="preserve">Finally, totally 373 files met the </w:t>
+      </w:r>
+      <w:r>
+        <w:rPr>
+          <w:lang w:val="en-US" w:eastAsia="zh-CN"/>
+        </w:rPr>
+        <w:t>requirements</w:t>
+      </w:r>
+      <w:r>
+        <w:rPr>
+          <w:lang w:val="en-US" w:eastAsia="zh-CN"/>
+        </w:rPr>
+        <w:t xml:space="preserve"> for </w:t>
+      </w:r>
+      <w:r>
+        <w:rPr>
+          <w:lang w:val="en-US" w:eastAsia="zh-CN"/>
+        </w:rPr>
+        <w:t xml:space="preserve">ADL (not Fall), they are labelled as 0. So total qualified files for our project is 343+373=716, although Fall and ADL are not absolutely </w:t>
+      </w:r>
+      <w:r>
+        <w:rPr>
+          <w:lang w:val="en-US" w:eastAsia="zh-CN"/>
+        </w:rPr>
+        <w:t>balance, it</w:t>
+      </w:r>
+      <w:r>
+        <w:rPr>
+          <w:lang w:val="en-US" w:eastAsia="zh-CN"/>
+        </w:rPr>
+        <w:t xml:space="preserve"> is feasible for the algorithm.</w:t>
+      </w:r>
+    </w:p>
+    <w:p>
+      <w:pPr>
+        <w:pStyle w:val="Heading1"/>
+      </w:pPr>
+      <w:r>
+        <w:t>Results</w:t>
+      </w:r>
+    </w:p>
+    <w:p>
+      <w:pPr>
+        <w:pStyle w:val="BodyText"/>
+      </w:pPr>
+      <w:r>
+        <w:t xml:space="preserve">The main task of this project can be describe as employing 716 labeled datasets to train a fall detection model by 1D-CNN algorithm. As 2 seconds data before and after maximum acceleration are used, and sample rate is 10Hz, so totally 2*10*2+1=41 numbers in every file. </w:t>
+      </w:r>
+    </w:p>
+    <w:p>
+      <w:pPr>
+        <w:pStyle w:val="BodyText"/>
+      </w:pPr>
+      <w:r>
+        <w:t>The algorithm is based on TensorFlow [</w:t>
+      </w:r>
+      <w:r>
+        <w:t>12</w:t>
+      </w:r>
+      <w:r>
+        <w:t>] and S</w:t>
+      </w:r>
+      <w:r>
+        <w:t>cikit-learn</w:t>
+      </w:r>
+      <w:r>
+        <w:t xml:space="preserve"> [</w:t>
+      </w:r>
+      <w:r>
+        <w:t>13</w:t>
+      </w:r>
+      <w:r>
+        <w:t xml:space="preserve">], the flow of 1D-CNN is shown in Figure 9. First of all, 716 files are all the </w:t>
+      </w:r>
+      <w:r>
+        <w:t xml:space="preserve">attained </w:t>
+      </w:r>
+      <w:r>
+        <w:t>data</w:t>
+      </w:r>
+      <w:r>
+        <w:t>, they are divided into training and testing set by general 8:2 mode</w:t>
+      </w:r>
+      <w:r>
+        <w:t xml:space="preserve"> randomly</w:t>
       </w:r>
       <w:r>
         <w:t>.</w:t>
       </w:r>
-    </w:p>
-    <w:p>
-      <w:pPr>
-        <w:pStyle w:val="a3"/>
-        <w:rPr>
-          <w:lang w:val="en-US"/>
-        </w:rPr>
-      </w:pPr>
-      <w:r>
-        <w:rPr>
-          <w:lang w:val="en-US" w:eastAsia="zh-CN"/>
-        </w:rPr>
-        <w:t xml:space="preserve">Finally, totally 373 files met the </w:t>
-      </w:r>
-      <w:r>
-        <w:rPr>
-          <w:lang w:val="en-US" w:eastAsia="zh-CN"/>
-        </w:rPr>
-        <w:t>requirements</w:t>
-      </w:r>
-      <w:r>
-        <w:rPr>
-          <w:lang w:val="en-US" w:eastAsia="zh-CN"/>
-        </w:rPr>
-        <w:t xml:space="preserve"> for </w:t>
-      </w:r>
-      <w:r>
-        <w:rPr>
-          <w:lang w:val="en-US" w:eastAsia="zh-CN"/>
-        </w:rPr>
-        <w:t xml:space="preserve">ADL (not Fall), they are labelled as 0. So total qualified files for our project is 343+373=716, although Fall and ADL are not absolutely </w:t>
-      </w:r>
-      <w:r>
-        <w:rPr>
-          <w:lang w:val="en-US" w:eastAsia="zh-CN"/>
-        </w:rPr>
-        <w:t>balance, it</w:t>
-      </w:r>
-      <w:r>
-        <w:rPr>
-          <w:lang w:val="en-US" w:eastAsia="zh-CN"/>
-        </w:rPr>
-        <w:t xml:space="preserve"> is feasible for the algorithm.</w:t>
-      </w:r>
-    </w:p>
-    <w:p>
-      <w:pPr>
-        <w:pStyle w:val="1"/>
-      </w:pPr>
-      <w:r>
-        <w:t>Results</w:t>
-      </w:r>
-    </w:p>
-    <w:p>
-      <w:pPr>
-        <w:pStyle w:val="a3"/>
-      </w:pPr>
-      <w:r>
-        <w:t xml:space="preserve">The main task of this project can be describe as employing 716 labeled datasets to train a fall detection model by 1D-CNN algorithm. As 2 seconds data before and after maximum acceleration are used, and sample rate is 10Hz, so totally 2*10*2+1=41 numbers in every file. </w:t>
-      </w:r>
-    </w:p>
-    <w:p>
-      <w:pPr>
-        <w:pStyle w:val="a3"/>
-      </w:pPr>
-      <w:r>
-        <w:t>The algorithm is based on TensorFlow [</w:t>
-      </w:r>
-      <w:r>
-        <w:t>12</w:t>
-      </w:r>
-      <w:r>
-        <w:t xml:space="preserve">] and </w:t>
-      </w:r>
-      <w:proofErr w:type="spellStart"/>
-      <w:r>
-        <w:t>S</w:t>
-      </w:r>
-      <w:r>
-        <w:t>cikit</w:t>
-      </w:r>
-      <w:proofErr w:type="spellEnd"/>
-      <w:r>
-        <w:t>-learn</w:t>
-      </w:r>
-      <w:r>
-        <w:t xml:space="preserve"> [</w:t>
-      </w:r>
-      <w:r>
-        <w:t>13</w:t>
-      </w:r>
-      <w:r>
-        <w:t xml:space="preserve">], the flow of 1D-CNN is shown in Figure 9. First of all, 716 files are all the </w:t>
-      </w:r>
-      <w:r>
-        <w:t xml:space="preserve">attained </w:t>
-      </w:r>
-      <w:r>
-        <w:t>data</w:t>
-      </w:r>
-      <w:r>
-        <w:t>, they are divided into training and testing set by general 8:2 mode</w:t>
-      </w:r>
-      <w:r>
-        <w:t xml:space="preserve"> randomly</w:t>
-      </w:r>
-      <w:r>
-        <w:t>.</w:t>
-      </w:r>
       <w:r>
         <w:t xml:space="preserve"> </w:t>
       </w:r>
     </w:p>
     <w:p>
       <w:pPr>
-        <w:pStyle w:val="a3"/>
-      </w:pPr>
-    </w:p>
-    <w:p>
-      <w:pPr>
-        <w:pStyle w:val="a3"/>
+        <w:pStyle w:val="BodyText"/>
+      </w:pPr>
+    </w:p>
+    <w:p>
+      <w:pPr>
+        <w:pStyle w:val="BodyText"/>
       </w:pPr>
       <w:r>
         <w:rPr>
           <w:noProof/>
         </w:rPr>
         <w:drawing>
-          <wp:inline distT="0" distB="0" distL="0" distR="0" wp14:anchorId="5BB06AEE" wp14:editId="03F132E8">
+          <wp:inline distT="0" distB="0" distL="0" distR="0" wp14:anchorId="5BB06AEE" wp14:editId="48D0EF10">
             <wp:extent cx="2808353" cy="1312694"/>
             <wp:effectExtent l="0" t="0" r="0" b="1905"/>
             <wp:docPr id="13" name="圖片 13"/>
@@ -2671,15 +2643,12 @@
         <w:pStyle w:val="figurecaption"/>
       </w:pPr>
       <w:r>
-        <w:t>Flow of 1D-CNN</w:t>
-      </w:r>
-      <w:r>
-        <w:t>.</w:t>
-      </w:r>
-    </w:p>
-    <w:p>
-      <w:pPr>
-        <w:pStyle w:val="a3"/>
+        <w:t>Flow of 1D-CNN.</w:t>
+      </w:r>
+    </w:p>
+    <w:p>
+      <w:pPr>
+        <w:pStyle w:val="BodyText"/>
       </w:pPr>
       <w:r>
         <w:t xml:space="preserve">The next step is </w:t>
@@ -2708,7 +2677,7 @@
     </w:p>
     <w:p>
       <w:pPr>
-        <w:pStyle w:val="2"/>
+        <w:pStyle w:val="Heading2"/>
       </w:pPr>
       <w:r>
         <w:t>Standardization</w:t>
@@ -2716,7 +2685,7 @@
     </w:p>
     <w:p>
       <w:pPr>
-        <w:pStyle w:val="a3"/>
+        <w:pStyle w:val="BodyText"/>
       </w:pPr>
       <w:r>
         <w:t xml:space="preserve">The importance of Standardization is </w:t>
@@ -2796,7 +2765,6 @@
           <w:p>
             <w:pPr>
               <w:rPr>
-                <w:rFonts w:hint="eastAsia"/>
                 <w:sz w:val="16"/>
                 <w:szCs w:val="16"/>
                 <w:lang w:eastAsia="zh-CN"/>
@@ -2830,7 +2798,6 @@
             <w:pPr>
               <w:pStyle w:val="tablecolsubhead"/>
               <w:rPr>
-                <w:rFonts w:hint="eastAsia"/>
                 <w:lang w:eastAsia="zh-CN"/>
               </w:rPr>
             </w:pPr>
@@ -2852,7 +2819,6 @@
             <w:pPr>
               <w:pStyle w:val="tablecolsubhead"/>
               <w:rPr>
-                <w:rFonts w:hint="eastAsia"/>
                 <w:lang w:eastAsia="zh-CN"/>
               </w:rPr>
             </w:pPr>
@@ -2874,7 +2840,6 @@
             <w:pPr>
               <w:pStyle w:val="tablecolsubhead"/>
               <w:rPr>
-                <w:rFonts w:hint="eastAsia"/>
                 <w:lang w:eastAsia="zh-CN"/>
               </w:rPr>
             </w:pPr>
@@ -2896,7 +2861,6 @@
             <w:pPr>
               <w:pStyle w:val="tablecolsubhead"/>
               <w:rPr>
-                <w:rFonts w:hint="eastAsia"/>
                 <w:lang w:eastAsia="zh-CN"/>
               </w:rPr>
             </w:pPr>
@@ -2918,7 +2882,6 @@
             <w:pPr>
               <w:pStyle w:val="tablecolsubhead"/>
               <w:rPr>
-                <w:rFonts w:hint="eastAsia"/>
                 <w:lang w:eastAsia="zh-CN"/>
               </w:rPr>
             </w:pPr>
@@ -2940,7 +2903,6 @@
             <w:pPr>
               <w:pStyle w:val="tablecolsubhead"/>
               <w:rPr>
-                <w:rFonts w:hint="eastAsia"/>
                 <w:lang w:eastAsia="zh-CN"/>
               </w:rPr>
             </w:pPr>
@@ -2962,7 +2924,6 @@
             <w:pPr>
               <w:pStyle w:val="tablecolsubhead"/>
               <w:rPr>
-                <w:rFonts w:hint="eastAsia"/>
                 <w:lang w:eastAsia="zh-CN"/>
               </w:rPr>
             </w:pPr>
@@ -2984,7 +2945,6 @@
             <w:pPr>
               <w:pStyle w:val="tablecolsubhead"/>
               <w:rPr>
-                <w:rFonts w:hint="eastAsia"/>
                 <w:lang w:eastAsia="zh-CN"/>
               </w:rPr>
             </w:pPr>
@@ -3006,7 +2966,6 @@
             <w:pPr>
               <w:pStyle w:val="tablecolsubhead"/>
               <w:rPr>
-                <w:rFonts w:hint="eastAsia"/>
                 <w:lang w:eastAsia="zh-CN"/>
               </w:rPr>
             </w:pPr>
@@ -3028,7 +2987,6 @@
             <w:pPr>
               <w:pStyle w:val="tablecolsubhead"/>
               <w:rPr>
-                <w:rFonts w:hint="eastAsia"/>
                 <w:lang w:eastAsia="zh-CN"/>
               </w:rPr>
             </w:pPr>
@@ -3062,7 +3020,6 @@
             <w:pPr>
               <w:pStyle w:val="tablecopy"/>
               <w:rPr>
-                <w:rFonts w:hint="eastAsia"/>
                 <w:sz w:val="8"/>
                 <w:szCs w:val="8"/>
                 <w:lang w:eastAsia="zh-CN"/>
@@ -3085,7 +3042,6 @@
             <w:pPr>
               <w:pStyle w:val="tablecopy"/>
               <w:rPr>
-                <w:rFonts w:hint="eastAsia"/>
                 <w:sz w:val="12"/>
                 <w:lang w:eastAsia="zh-CN"/>
               </w:rPr>
@@ -3116,7 +3072,6 @@
             <w:pPr>
               <w:pStyle w:val="tablecopy"/>
               <w:rPr>
-                <w:rFonts w:hint="eastAsia"/>
                 <w:sz w:val="12"/>
                 <w:lang w:eastAsia="zh-CN"/>
               </w:rPr>
@@ -3147,7 +3102,6 @@
             <w:pPr>
               <w:pStyle w:val="tablecopy"/>
               <w:rPr>
-                <w:rFonts w:hint="eastAsia"/>
                 <w:sz w:val="12"/>
                 <w:lang w:eastAsia="zh-CN"/>
               </w:rPr>
@@ -3178,7 +3132,6 @@
             <w:pPr>
               <w:pStyle w:val="tablecopy"/>
               <w:rPr>
-                <w:rFonts w:hint="eastAsia"/>
                 <w:sz w:val="12"/>
                 <w:lang w:eastAsia="zh-CN"/>
               </w:rPr>
@@ -3209,7 +3162,6 @@
             <w:pPr>
               <w:pStyle w:val="tablecopy"/>
               <w:rPr>
-                <w:rFonts w:hint="eastAsia"/>
                 <w:sz w:val="12"/>
                 <w:lang w:eastAsia="zh-CN"/>
               </w:rPr>
@@ -3240,7 +3192,6 @@
             <w:pPr>
               <w:pStyle w:val="tablecopy"/>
               <w:rPr>
-                <w:rFonts w:hint="eastAsia"/>
                 <w:sz w:val="12"/>
                 <w:lang w:eastAsia="zh-CN"/>
               </w:rPr>
@@ -3270,7 +3221,6 @@
           <w:p>
             <w:pPr>
               <w:rPr>
-                <w:rFonts w:hint="eastAsia"/>
                 <w:sz w:val="12"/>
                 <w:szCs w:val="16"/>
                 <w:lang w:eastAsia="zh-CN"/>
@@ -3303,7 +3253,6 @@
           <w:p>
             <w:pPr>
               <w:rPr>
-                <w:rFonts w:hint="eastAsia"/>
                 <w:sz w:val="12"/>
                 <w:szCs w:val="16"/>
                 <w:lang w:eastAsia="zh-CN"/>
@@ -3336,7 +3285,6 @@
           <w:p>
             <w:pPr>
               <w:rPr>
-                <w:rFonts w:hint="eastAsia"/>
                 <w:sz w:val="12"/>
                 <w:szCs w:val="16"/>
                 <w:lang w:eastAsia="zh-CN"/>
@@ -3369,7 +3317,6 @@
           <w:p>
             <w:pPr>
               <w:rPr>
-                <w:rFonts w:hint="eastAsia"/>
                 <w:sz w:val="12"/>
                 <w:szCs w:val="16"/>
                 <w:lang w:eastAsia="zh-CN"/>
@@ -3409,7 +3356,6 @@
             <w:pPr>
               <w:pStyle w:val="tablecopy"/>
               <w:rPr>
-                <w:rFonts w:hint="eastAsia"/>
                 <w:lang w:eastAsia="zh-CN"/>
               </w:rPr>
             </w:pPr>
@@ -3437,7 +3383,6 @@
             <w:pPr>
               <w:pStyle w:val="tablecopy"/>
               <w:rPr>
-                <w:rFonts w:hint="eastAsia"/>
                 <w:sz w:val="12"/>
                 <w:lang w:eastAsia="zh-CN"/>
               </w:rPr>
@@ -3468,7 +3413,6 @@
             <w:pPr>
               <w:pStyle w:val="tablecopy"/>
               <w:rPr>
-                <w:rFonts w:hint="eastAsia"/>
                 <w:sz w:val="12"/>
                 <w:lang w:eastAsia="zh-CN"/>
               </w:rPr>
@@ -3499,7 +3443,6 @@
             <w:pPr>
               <w:pStyle w:val="tablecopy"/>
               <w:rPr>
-                <w:rFonts w:hint="eastAsia"/>
                 <w:sz w:val="12"/>
                 <w:lang w:eastAsia="zh-CN"/>
               </w:rPr>
@@ -3530,7 +3473,6 @@
             <w:pPr>
               <w:pStyle w:val="tablecopy"/>
               <w:rPr>
-                <w:rFonts w:hint="eastAsia"/>
                 <w:sz w:val="12"/>
                 <w:lang w:eastAsia="zh-CN"/>
               </w:rPr>
@@ -3561,7 +3503,6 @@
             <w:pPr>
               <w:pStyle w:val="tablecopy"/>
               <w:rPr>
-                <w:rFonts w:hint="eastAsia"/>
                 <w:sz w:val="12"/>
                 <w:lang w:eastAsia="zh-CN"/>
               </w:rPr>
@@ -3592,7 +3533,6 @@
             <w:pPr>
               <w:pStyle w:val="tablecopy"/>
               <w:rPr>
-                <w:rFonts w:hint="eastAsia"/>
                 <w:sz w:val="12"/>
                 <w:lang w:eastAsia="zh-CN"/>
               </w:rPr>
@@ -3622,7 +3562,6 @@
           <w:p>
             <w:pPr>
               <w:rPr>
-                <w:rFonts w:hint="eastAsia"/>
                 <w:sz w:val="12"/>
                 <w:szCs w:val="16"/>
                 <w:lang w:eastAsia="zh-CN"/>
@@ -3655,7 +3594,6 @@
           <w:p>
             <w:pPr>
               <w:rPr>
-                <w:rFonts w:hint="eastAsia"/>
                 <w:sz w:val="12"/>
                 <w:szCs w:val="16"/>
                 <w:lang w:eastAsia="zh-CN"/>
@@ -3688,7 +3626,6 @@
           <w:p>
             <w:pPr>
               <w:rPr>
-                <w:rFonts w:hint="eastAsia"/>
                 <w:sz w:val="12"/>
                 <w:szCs w:val="16"/>
                 <w:lang w:eastAsia="zh-CN"/>
@@ -3721,7 +3658,6 @@
           <w:p>
             <w:pPr>
               <w:rPr>
-                <w:rFonts w:hint="eastAsia"/>
                 <w:sz w:val="12"/>
                 <w:szCs w:val="16"/>
                 <w:lang w:eastAsia="zh-CN"/>
@@ -3750,7 +3686,7 @@
     </w:tbl>
     <w:p>
       <w:pPr>
-        <w:pStyle w:val="a3"/>
+        <w:pStyle w:val="BodyText"/>
         <w:rPr>
           <w:lang w:eastAsia="zh-CN"/>
         </w:rPr>
@@ -3758,24 +3694,22 @@
     </w:p>
     <w:p>
       <w:pPr>
-        <w:pStyle w:val="a3"/>
+        <w:pStyle w:val="BodyText"/>
       </w:pPr>
       <w:r>
         <w:rPr>
           <w:lang w:eastAsia="zh-CN"/>
         </w:rPr>
+        <w:lastRenderedPageBreak/>
         <w:t xml:space="preserve">The average accuracy of without </w:t>
       </w:r>
       <w:r>
-        <w:t>Standardization</w:t>
-      </w:r>
-      <w:r>
-        <w:t xml:space="preserve"> is:</w:t>
-      </w:r>
-    </w:p>
-    <w:p>
-      <w:pPr>
-        <w:pStyle w:val="a3"/>
+        <w:t>Standardization is:</w:t>
+      </w:r>
+    </w:p>
+    <w:p>
+      <w:pPr>
+        <w:pStyle w:val="BodyText"/>
       </w:pPr>
       <w:r>
         <w:t xml:space="preserve"> </w:t>
@@ -3786,13 +3720,12 @@
     </w:p>
     <w:p>
       <w:pPr>
-        <w:pStyle w:val="a3"/>
+        <w:pStyle w:val="BodyText"/>
       </w:pPr>
       <w:r>
         <w:rPr>
           <w:lang w:eastAsia="zh-CN"/>
         </w:rPr>
-        <w:lastRenderedPageBreak/>
         <w:t xml:space="preserve">The average accuracy of with </w:t>
       </w:r>
       <w:r>
@@ -3801,7 +3734,7 @@
     </w:p>
     <w:p>
       <w:pPr>
-        <w:pStyle w:val="a3"/>
+        <w:pStyle w:val="BodyText"/>
       </w:pPr>
       <w:r>
         <w:t xml:space="preserve"> </w:t>
@@ -3812,9 +3745,8 @@
     </w:p>
     <w:p>
       <w:pPr>
-        <w:pStyle w:val="a3"/>
-        <w:rPr>
-          <w:rFonts w:hint="eastAsia"/>
+        <w:pStyle w:val="BodyText"/>
+        <w:rPr>
           <w:lang w:eastAsia="zh-CN"/>
         </w:rPr>
       </w:pPr>
@@ -3827,7 +3759,7 @@
     </w:p>
     <w:p>
       <w:pPr>
-        <w:pStyle w:val="a3"/>
+        <w:pStyle w:val="BodyText"/>
       </w:pPr>
       <w:r>
         <w:rPr>
@@ -3885,50 +3817,43 @@
         <w:pStyle w:val="figurecaption"/>
       </w:pPr>
       <w:r>
-        <w:t>Boxplot of with/without standardization</w:t>
+        <w:t>Boxplot of with/without standardization.</w:t>
+      </w:r>
+    </w:p>
+    <w:p>
+      <w:pPr>
+        <w:pStyle w:val="BodyText"/>
+        <w:rPr>
+          <w:lang w:val="en-US"/>
+        </w:rPr>
+      </w:pPr>
+      <w:r>
+        <w:t xml:space="preserve">The improvement of </w:t>
+      </w:r>
+      <w:r>
+        <w:t xml:space="preserve">accuracy after standardization is </w:t>
+      </w:r>
+      <w:r>
+        <w:t>distinct</w:t>
+      </w:r>
+      <w:r>
+        <w:t xml:space="preserve"> as standardization</w:t>
+      </w:r>
+      <w:r>
+        <w:t xml:space="preserve"> ensur</w:t>
+      </w:r>
+      <w:r>
+        <w:t>e</w:t>
+      </w:r>
+      <w:r>
+        <w:t>s</w:t>
+      </w:r>
+      <w:r>
+        <w:t xml:space="preserve"> that all features contribute equally</w:t>
       </w:r>
       <w:r>
         <w:t>.</w:t>
       </w:r>
-    </w:p>
-    <w:p>
-      <w:pPr>
-        <w:pStyle w:val="a3"/>
-        <w:rPr>
-          <w:rFonts w:hint="eastAsia"/>
-          <w:lang w:val="en-US"/>
-        </w:rPr>
-      </w:pPr>
-      <w:r>
-        <w:t xml:space="preserve">The improvement of </w:t>
-      </w:r>
-      <w:r>
-        <w:t xml:space="preserve">accuracy after standardization is </w:t>
-      </w:r>
-      <w:r>
-        <w:t>distinct</w:t>
-      </w:r>
-      <w:r>
-        <w:t xml:space="preserve"> as </w:t>
-      </w:r>
-      <w:r>
-        <w:t>standardization</w:t>
-      </w:r>
-      <w:r>
-        <w:t xml:space="preserve"> ensur</w:t>
-      </w:r>
-      <w:r>
-        <w:t>e</w:t>
-      </w:r>
-      <w:r>
-        <w:t>s</w:t>
-      </w:r>
-      <w:r>
-        <w:t xml:space="preserve"> that all features contribute equally</w:t>
-      </w:r>
-      <w:r>
-        <w:t>.</w:t>
-      </w:r>
       <w:r>
         <w:t xml:space="preserve"> </w:t>
       </w:r>
@@ -3962,7 +3887,7 @@
     </w:p>
     <w:p>
       <w:pPr>
-        <w:pStyle w:val="2"/>
+        <w:pStyle w:val="Heading2"/>
       </w:pPr>
       <w:r>
         <w:t>Number of filters</w:t>
@@ -3970,7 +3895,7 @@
     </w:p>
     <w:p>
       <w:pPr>
-        <w:pStyle w:val="a3"/>
+        <w:pStyle w:val="BodyText"/>
       </w:pPr>
       <w:r>
         <w:t xml:space="preserve">The number of filters in a convolutional layer is a crucial hyperparameter that affects the model's ability to learn and generalize from the data. </w:t>
@@ -4025,7 +3950,6 @@
           <w:p>
             <w:pPr>
               <w:rPr>
-                <w:rFonts w:hint="eastAsia"/>
                 <w:sz w:val="16"/>
                 <w:szCs w:val="16"/>
                 <w:lang w:eastAsia="zh-CN"/>
@@ -4050,7 +3974,6 @@
             <w:pPr>
               <w:pStyle w:val="tablecolsubhead"/>
               <w:rPr>
-                <w:rFonts w:hint="eastAsia"/>
                 <w:lang w:eastAsia="zh-CN"/>
               </w:rPr>
             </w:pPr>
@@ -4071,7 +3994,6 @@
             <w:pPr>
               <w:pStyle w:val="tablecolsubhead"/>
               <w:rPr>
-                <w:rFonts w:hint="eastAsia"/>
                 <w:lang w:eastAsia="zh-CN"/>
               </w:rPr>
             </w:pPr>
@@ -4099,7 +4021,6 @@
             <w:pPr>
               <w:pStyle w:val="tablecolsubhead"/>
               <w:rPr>
-                <w:rFonts w:hint="eastAsia"/>
                 <w:lang w:eastAsia="zh-CN"/>
               </w:rPr>
             </w:pPr>
@@ -4127,7 +4048,6 @@
             <w:pPr>
               <w:pStyle w:val="tablecolsubhead"/>
               <w:rPr>
-                <w:rFonts w:hint="eastAsia"/>
                 <w:lang w:eastAsia="zh-CN"/>
               </w:rPr>
             </w:pPr>
@@ -4155,7 +4075,6 @@
             <w:pPr>
               <w:pStyle w:val="tablecolsubhead"/>
               <w:rPr>
-                <w:rFonts w:hint="eastAsia"/>
                 <w:lang w:eastAsia="zh-CN"/>
               </w:rPr>
             </w:pPr>
@@ -4183,7 +4102,6 @@
             <w:pPr>
               <w:pStyle w:val="tablecolsubhead"/>
               <w:rPr>
-                <w:rFonts w:hint="eastAsia"/>
                 <w:lang w:eastAsia="zh-CN"/>
               </w:rPr>
             </w:pPr>
@@ -4216,7 +4134,6 @@
           <w:p>
             <w:pPr>
               <w:rPr>
-                <w:rFonts w:hint="eastAsia"/>
                 <w:sz w:val="16"/>
                 <w:szCs w:val="16"/>
                 <w:lang w:eastAsia="zh-CN"/>
@@ -4241,7 +4158,6 @@
             <w:pPr>
               <w:pStyle w:val="tablecopy"/>
               <w:rPr>
-                <w:rFonts w:hint="eastAsia"/>
                 <w:sz w:val="12"/>
                 <w:lang w:eastAsia="zh-CN"/>
               </w:rPr>
@@ -4264,7 +4180,6 @@
             <w:pPr>
               <w:pStyle w:val="tablecopy"/>
               <w:rPr>
-                <w:rFonts w:hint="eastAsia"/>
                 <w:sz w:val="12"/>
                 <w:lang w:eastAsia="zh-CN"/>
               </w:rPr>
@@ -4295,7 +4210,6 @@
             <w:pPr>
               <w:pStyle w:val="tablecopy"/>
               <w:rPr>
-                <w:rFonts w:hint="eastAsia"/>
                 <w:sz w:val="12"/>
                 <w:lang w:eastAsia="zh-CN"/>
               </w:rPr>
@@ -4340,7 +4254,6 @@
             <w:pPr>
               <w:pStyle w:val="tablecopy"/>
               <w:rPr>
-                <w:rFonts w:hint="eastAsia"/>
                 <w:sz w:val="12"/>
                 <w:lang w:eastAsia="zh-CN"/>
               </w:rPr>
@@ -4377,7 +4290,6 @@
             <w:pPr>
               <w:pStyle w:val="tablecopy"/>
               <w:rPr>
-                <w:rFonts w:hint="eastAsia"/>
                 <w:sz w:val="12"/>
                 <w:lang w:eastAsia="zh-CN"/>
               </w:rPr>
@@ -4408,7 +4320,6 @@
             <w:pPr>
               <w:pStyle w:val="tablecopy"/>
               <w:rPr>
-                <w:rFonts w:hint="eastAsia"/>
                 <w:sz w:val="12"/>
                 <w:lang w:eastAsia="zh-CN"/>
               </w:rPr>
@@ -4434,7 +4345,7 @@
     </w:tbl>
     <w:p>
       <w:pPr>
-        <w:pStyle w:val="a3"/>
+        <w:pStyle w:val="BodyText"/>
         <w:rPr>
           <w:lang w:eastAsia="zh-CN"/>
         </w:rPr>
@@ -4516,22 +4427,16 @@
     </w:p>
     <w:p>
       <w:pPr>
-        <w:pStyle w:val="a3"/>
+        <w:pStyle w:val="BodyText"/>
       </w:pPr>
       <w:r>
         <w:t>W</w:t>
       </w:r>
       <w:r>
-        <w:t xml:space="preserve">hile increasing the number of filters can enhance the model's capacity to detect complex patterns, it also raises the </w:t>
-      </w:r>
-      <w:r>
-        <w:t xml:space="preserve">computational cost and the risk of overfitting. </w:t>
-      </w:r>
-      <w:r>
-        <w:t>The results are aligned with theory,</w:t>
-      </w:r>
-      <w:r>
-        <w:t xml:space="preserve"> the middle number 64 is a better choice, it balances</w:t>
+        <w:t xml:space="preserve">hile increasing the number of filters can enhance the model's capacity to detect complex patterns, it also raises the computational cost and the risk of overfitting. </w:t>
+      </w:r>
+      <w:r>
+        <w:t>The results are aligned with theory, the middle number 64 is a better choice, it balances</w:t>
       </w:r>
       <w:r>
         <w:t xml:space="preserve"> these factors to build effective convolutional neural networks.</w:t>
@@ -4539,7 +4444,7 @@
     </w:p>
     <w:p>
       <w:pPr>
-        <w:pStyle w:val="2"/>
+        <w:pStyle w:val="Heading2"/>
       </w:pPr>
       <w:r>
         <w:t>Kernel size</w:t>
@@ -4547,7 +4452,7 @@
     </w:p>
     <w:p>
       <w:pPr>
-        <w:pStyle w:val="a3"/>
+        <w:pStyle w:val="BodyText"/>
       </w:pPr>
       <w:r>
         <w:t>Kernel size (or filter size) refers to the dimensions of the filter (or kernel) applied during the convolution operation in Convolutional Neural Networks (CNNs).</w:t>
@@ -4567,10 +4472,7 @@
         <w:pStyle w:val="tablehead"/>
       </w:pPr>
       <w:r>
-        <w:t xml:space="preserve">accuracy on </w:t>
-      </w:r>
-      <w:r>
-        <w:t>kernel size</w:t>
+        <w:t>accuracy on kernel size</w:t>
       </w:r>
     </w:p>
     <w:tbl>
@@ -4610,7 +4512,6 @@
           <w:p>
             <w:pPr>
               <w:rPr>
-                <w:rFonts w:hint="eastAsia"/>
                 <w:sz w:val="16"/>
                 <w:szCs w:val="16"/>
                 <w:lang w:eastAsia="zh-CN"/>
@@ -4644,7 +4545,6 @@
             <w:pPr>
               <w:pStyle w:val="tablecolsubhead"/>
               <w:rPr>
-                <w:rFonts w:hint="eastAsia"/>
                 <w:lang w:eastAsia="zh-CN"/>
               </w:rPr>
             </w:pPr>
@@ -4666,7 +4566,6 @@
             <w:pPr>
               <w:pStyle w:val="tablecolsubhead"/>
               <w:rPr>
-                <w:rFonts w:hint="eastAsia"/>
                 <w:lang w:eastAsia="zh-CN"/>
               </w:rPr>
             </w:pPr>
@@ -4688,7 +4587,6 @@
             <w:pPr>
               <w:pStyle w:val="tablecolsubhead"/>
               <w:rPr>
-                <w:rFonts w:hint="eastAsia"/>
                 <w:lang w:eastAsia="zh-CN"/>
               </w:rPr>
             </w:pPr>
@@ -4710,7 +4608,6 @@
             <w:pPr>
               <w:pStyle w:val="tablecolsubhead"/>
               <w:rPr>
-                <w:rFonts w:hint="eastAsia"/>
                 <w:lang w:eastAsia="zh-CN"/>
               </w:rPr>
             </w:pPr>
@@ -4732,7 +4629,6 @@
             <w:pPr>
               <w:pStyle w:val="tablecolsubhead"/>
               <w:rPr>
-                <w:rFonts w:hint="eastAsia"/>
                 <w:lang w:eastAsia="zh-CN"/>
               </w:rPr>
             </w:pPr>
@@ -4758,7 +4654,6 @@
           <w:p>
             <w:pPr>
               <w:rPr>
-                <w:rFonts w:hint="eastAsia"/>
                 <w:sz w:val="16"/>
                 <w:szCs w:val="16"/>
                 <w:lang w:eastAsia="zh-CN"/>
@@ -4783,7 +4678,6 @@
             <w:pPr>
               <w:pStyle w:val="tablecopy"/>
               <w:rPr>
-                <w:rFonts w:hint="eastAsia"/>
                 <w:sz w:val="12"/>
                 <w:lang w:eastAsia="zh-CN"/>
               </w:rPr>
@@ -4806,7 +4700,6 @@
             <w:pPr>
               <w:pStyle w:val="tablecopy"/>
               <w:rPr>
-                <w:rFonts w:hint="eastAsia"/>
                 <w:sz w:val="12"/>
                 <w:lang w:eastAsia="zh-CN"/>
               </w:rPr>
@@ -4837,7 +4730,6 @@
             <w:pPr>
               <w:pStyle w:val="tablecopy"/>
               <w:rPr>
-                <w:rFonts w:hint="eastAsia"/>
                 <w:sz w:val="12"/>
                 <w:lang w:eastAsia="zh-CN"/>
               </w:rPr>
@@ -4868,7 +4760,6 @@
             <w:pPr>
               <w:pStyle w:val="tablecopy"/>
               <w:rPr>
-                <w:rFonts w:hint="eastAsia"/>
                 <w:sz w:val="12"/>
                 <w:lang w:eastAsia="zh-CN"/>
               </w:rPr>
@@ -4905,17 +4796,16 @@
             <w:pPr>
               <w:pStyle w:val="tablecopy"/>
               <w:rPr>
+                <w:sz w:val="12"/>
+                <w:lang w:eastAsia="zh-CN"/>
+              </w:rPr>
+            </w:pPr>
+            <w:r>
+              <w:rPr>
                 <w:rFonts w:hint="eastAsia"/>
                 <w:sz w:val="12"/>
                 <w:lang w:eastAsia="zh-CN"/>
               </w:rPr>
-            </w:pPr>
-            <w:r>
-              <w:rPr>
-                <w:rFonts w:hint="eastAsia"/>
-                <w:sz w:val="12"/>
-                <w:lang w:eastAsia="zh-CN"/>
-              </w:rPr>
               <w:t>9</w:t>
             </w:r>
             <w:r>
@@ -4923,14 +4813,7 @@
                 <w:sz w:val="12"/>
                 <w:lang w:eastAsia="zh-CN"/>
               </w:rPr>
-              <w:t>2.</w:t>
-            </w:r>
-            <w:r>
-              <w:rPr>
-                <w:sz w:val="12"/>
-                <w:lang w:eastAsia="zh-CN"/>
-              </w:rPr>
-              <w:t>2</w:t>
+              <w:t>2.2</w:t>
             </w:r>
           </w:p>
         </w:tc>
@@ -4938,12 +4821,12 @@
     </w:tbl>
     <w:p>
       <w:pPr>
-        <w:pStyle w:val="a3"/>
-      </w:pPr>
-    </w:p>
-    <w:p>
-      <w:pPr>
-        <w:pStyle w:val="a3"/>
+        <w:pStyle w:val="BodyText"/>
+      </w:pPr>
+    </w:p>
+    <w:p>
+      <w:pPr>
+        <w:pStyle w:val="BodyText"/>
       </w:pPr>
       <w:r>
         <w:rPr>
@@ -5012,7 +4895,7 @@
     </w:p>
     <w:p>
       <w:pPr>
-        <w:pStyle w:val="a3"/>
+        <w:pStyle w:val="BodyText"/>
       </w:pPr>
       <w:r>
         <w:t>The choice of kernel size should be balanced with the model's complexity, computational resources, and the specific characteristics of the data.</w:t>
@@ -5026,7 +4909,7 @@
     </w:p>
     <w:p>
       <w:pPr>
-        <w:pStyle w:val="a3"/>
+        <w:pStyle w:val="BodyText"/>
         <w:rPr>
           <w:lang w:val="en-US"/>
         </w:rPr>
@@ -5046,7 +4929,7 @@
     </w:p>
     <w:p>
       <w:pPr>
-        <w:pStyle w:val="a3"/>
+        <w:pStyle w:val="BodyText"/>
         <w:rPr>
           <w:lang w:val="en-US"/>
         </w:rPr>
@@ -5150,7 +5033,7 @@
     </w:p>
     <w:p>
       <w:pPr>
-        <w:pStyle w:val="a3"/>
+        <w:pStyle w:val="BodyText"/>
         <w:rPr>
           <w:lang w:val="en-US"/>
         </w:rPr>
@@ -5178,7 +5061,7 @@
     </w:p>
     <w:p>
       <w:pPr>
-        <w:pStyle w:val="2"/>
+        <w:pStyle w:val="Heading2"/>
       </w:pPr>
       <w:r>
         <w:t>Comparison with other algorthms</w:t>
@@ -5186,7 +5069,7 @@
     </w:p>
     <w:p>
       <w:pPr>
-        <w:pStyle w:val="a3"/>
+        <w:pStyle w:val="BodyText"/>
       </w:pPr>
       <w:r>
         <w:t xml:space="preserve">Authors of </w:t>
@@ -5201,7 +5084,11 @@
         <w:t xml:space="preserve"> </w:t>
       </w:r>
       <w:r>
-        <w:t xml:space="preserve">do not just provide the original data, they also feed the data to various Machine Learning algorithms, such as  </w:t>
+        <w:t xml:space="preserve">do not just provide the original data, they also feed the data to various Machine Learning </w:t>
+      </w:r>
+      <w:r>
+        <w:lastRenderedPageBreak/>
+        <w:t xml:space="preserve">algorithms, such as  </w:t>
       </w:r>
       <w:proofErr w:type="spellStart"/>
       <w:r>
@@ -5217,11 +5104,7 @@
       </w:r>
       <w:proofErr w:type="spellEnd"/>
       <w:r>
-        <w:t xml:space="preserve"> distance, varying the </w:t>
-      </w:r>
-      <w:r>
-        <w:lastRenderedPageBreak/>
-        <w:t xml:space="preserve">number of </w:t>
+        <w:t xml:space="preserve"> distance, varying the number of </w:t>
       </w:r>
       <w:r>
         <w:t>neighbors</w:t>
@@ -5241,10 +5124,7 @@
         <w:pStyle w:val="tablehead"/>
       </w:pPr>
       <w:r>
-        <w:t xml:space="preserve">accuracy on </w:t>
-      </w:r>
-      <w:r>
-        <w:t>algorithms</w:t>
+        <w:t>accuracy on algorithms</w:t>
       </w:r>
     </w:p>
     <w:tbl>
@@ -5284,7 +5164,6 @@
           <w:p>
             <w:pPr>
               <w:rPr>
-                <w:rFonts w:hint="eastAsia"/>
                 <w:sz w:val="16"/>
                 <w:szCs w:val="16"/>
                 <w:lang w:eastAsia="zh-CN"/>
@@ -5318,7 +5197,6 @@
             <w:pPr>
               <w:pStyle w:val="tablecolsubhead"/>
               <w:rPr>
-                <w:rFonts w:hint="eastAsia"/>
                 <w:lang w:eastAsia="zh-CN"/>
               </w:rPr>
             </w:pPr>
@@ -5339,7 +5217,6 @@
             <w:pPr>
               <w:pStyle w:val="tablecolsubhead"/>
               <w:rPr>
-                <w:rFonts w:hint="eastAsia"/>
                 <w:lang w:eastAsia="zh-CN"/>
               </w:rPr>
             </w:pPr>
@@ -5360,7 +5237,6 @@
             <w:pPr>
               <w:pStyle w:val="tablecolsubhead"/>
               <w:rPr>
-                <w:rFonts w:hint="eastAsia"/>
                 <w:lang w:eastAsia="zh-CN"/>
               </w:rPr>
             </w:pPr>
@@ -5381,7 +5257,6 @@
             <w:pPr>
               <w:pStyle w:val="tablecolsubhead"/>
               <w:rPr>
-                <w:rFonts w:hint="eastAsia"/>
                 <w:lang w:eastAsia="zh-CN"/>
               </w:rPr>
             </w:pPr>
@@ -5409,7 +5284,6 @@
             <w:pPr>
               <w:pStyle w:val="tablecolsubhead"/>
               <w:rPr>
-                <w:rFonts w:hint="eastAsia"/>
                 <w:lang w:eastAsia="zh-CN"/>
               </w:rPr>
             </w:pPr>
@@ -5417,13 +5291,7 @@
               <w:rPr>
                 <w:lang w:eastAsia="zh-CN"/>
               </w:rPr>
-              <w:t>1</w:t>
-            </w:r>
-            <w:r>
-              <w:rPr>
-                <w:lang w:eastAsia="zh-CN"/>
-              </w:rPr>
-              <w:t>D-CNN</w:t>
+              <w:t>1D-CNN</w:t>
             </w:r>
           </w:p>
         </w:tc>
@@ -5441,7 +5309,6 @@
           <w:p>
             <w:pPr>
               <w:rPr>
-                <w:rFonts w:hint="eastAsia"/>
                 <w:sz w:val="16"/>
                 <w:szCs w:val="16"/>
                 <w:lang w:eastAsia="zh-CN"/>
@@ -5466,7 +5333,6 @@
             <w:pPr>
               <w:pStyle w:val="tablecopy"/>
               <w:rPr>
-                <w:rFonts w:hint="eastAsia"/>
                 <w:sz w:val="12"/>
                 <w:lang w:eastAsia="zh-CN"/>
               </w:rPr>
@@ -5476,21 +5342,7 @@
                 <w:sz w:val="12"/>
                 <w:lang w:eastAsia="zh-CN"/>
               </w:rPr>
-              <w:t>9</w:t>
-            </w:r>
-            <w:r>
-              <w:rPr>
-                <w:sz w:val="12"/>
-                <w:lang w:eastAsia="zh-CN"/>
-              </w:rPr>
-              <w:t>4</w:t>
-            </w:r>
-            <w:r>
-              <w:rPr>
-                <w:sz w:val="12"/>
-                <w:lang w:eastAsia="zh-CN"/>
-              </w:rPr>
-              <w:t>.3</w:t>
+              <w:t>94.3</w:t>
             </w:r>
           </w:p>
         </w:tc>
@@ -5503,17 +5355,16 @@
             <w:pPr>
               <w:pStyle w:val="tablecopy"/>
               <w:rPr>
+                <w:sz w:val="12"/>
+                <w:lang w:eastAsia="zh-CN"/>
+              </w:rPr>
+            </w:pPr>
+            <w:r>
+              <w:rPr>
                 <w:rFonts w:hint="eastAsia"/>
                 <w:sz w:val="12"/>
                 <w:lang w:eastAsia="zh-CN"/>
               </w:rPr>
-            </w:pPr>
-            <w:r>
-              <w:rPr>
-                <w:rFonts w:hint="eastAsia"/>
-                <w:sz w:val="12"/>
-                <w:lang w:eastAsia="zh-CN"/>
-              </w:rPr>
               <w:t>9</w:t>
             </w:r>
             <w:r>
@@ -5521,21 +5372,7 @@
                 <w:sz w:val="12"/>
                 <w:lang w:eastAsia="zh-CN"/>
               </w:rPr>
-              <w:t>2</w:t>
-            </w:r>
-            <w:r>
-              <w:rPr>
-                <w:sz w:val="12"/>
-                <w:lang w:eastAsia="zh-CN"/>
-              </w:rPr>
-              <w:t>.</w:t>
-            </w:r>
-            <w:r>
-              <w:rPr>
-                <w:sz w:val="12"/>
-                <w:lang w:eastAsia="zh-CN"/>
-              </w:rPr>
-              <w:t>5</w:t>
+              <w:t>2.5</w:t>
             </w:r>
           </w:p>
         </w:tc>
@@ -5548,7 +5385,6 @@
             <w:pPr>
               <w:pStyle w:val="tablecopy"/>
               <w:rPr>
-                <w:rFonts w:hint="eastAsia"/>
                 <w:sz w:val="12"/>
                 <w:lang w:eastAsia="zh-CN"/>
               </w:rPr>
@@ -5579,7 +5415,6 @@
             <w:pPr>
               <w:pStyle w:val="tablecopy"/>
               <w:rPr>
-                <w:rFonts w:hint="eastAsia"/>
                 <w:sz w:val="12"/>
                 <w:lang w:eastAsia="zh-CN"/>
               </w:rPr>
@@ -5616,17 +5451,16 @@
             <w:pPr>
               <w:pStyle w:val="tablecopy"/>
               <w:rPr>
+                <w:sz w:val="12"/>
+                <w:lang w:eastAsia="zh-CN"/>
+              </w:rPr>
+            </w:pPr>
+            <w:r>
+              <w:rPr>
                 <w:rFonts w:hint="eastAsia"/>
                 <w:sz w:val="12"/>
                 <w:lang w:eastAsia="zh-CN"/>
               </w:rPr>
-            </w:pPr>
-            <w:r>
-              <w:rPr>
-                <w:rFonts w:hint="eastAsia"/>
-                <w:sz w:val="12"/>
-                <w:lang w:eastAsia="zh-CN"/>
-              </w:rPr>
               <w:t>9</w:t>
             </w:r>
             <w:r>
@@ -5634,21 +5468,7 @@
                 <w:sz w:val="12"/>
                 <w:lang w:eastAsia="zh-CN"/>
               </w:rPr>
-              <w:t>4</w:t>
-            </w:r>
-            <w:r>
-              <w:rPr>
-                <w:sz w:val="12"/>
-                <w:lang w:eastAsia="zh-CN"/>
-              </w:rPr>
-              <w:t>.</w:t>
-            </w:r>
-            <w:r>
-              <w:rPr>
-                <w:sz w:val="12"/>
-                <w:lang w:eastAsia="zh-CN"/>
-              </w:rPr>
-              <w:t>0</w:t>
+              <w:t>4.0</w:t>
             </w:r>
           </w:p>
         </w:tc>
@@ -5656,12 +5476,12 @@
     </w:tbl>
     <w:p>
       <w:pPr>
-        <w:pStyle w:val="a3"/>
-      </w:pPr>
-    </w:p>
-    <w:p>
-      <w:pPr>
-        <w:pStyle w:val="a3"/>
+        <w:pStyle w:val="BodyText"/>
+      </w:pPr>
+    </w:p>
+    <w:p>
+      <w:pPr>
+        <w:pStyle w:val="BodyText"/>
       </w:pPr>
       <w:r>
         <w:rPr>
@@ -5670,15 +5490,12 @@
         <w:t xml:space="preserve">It is more intuitive in </w:t>
       </w:r>
       <w:r>
-        <w:t>Figure 13</w:t>
-      </w:r>
-      <w:r>
-        <w:t>.</w:t>
-      </w:r>
-    </w:p>
-    <w:p>
-      <w:pPr>
-        <w:pStyle w:val="a3"/>
+        <w:t>Figure 13.</w:t>
+      </w:r>
+    </w:p>
+    <w:p>
+      <w:pPr>
+        <w:pStyle w:val="BodyText"/>
         <w:rPr>
           <w:lang w:eastAsia="zh-CN"/>
         </w:rPr>
@@ -5689,7 +5506,7 @@
           <w:lang w:eastAsia="zh-CN"/>
         </w:rPr>
         <w:drawing>
-          <wp:inline distT="0" distB="0" distL="0" distR="0" wp14:anchorId="2BAEFD4D" wp14:editId="409DF141">
+          <wp:inline distT="0" distB="0" distL="0" distR="0" wp14:anchorId="2BAEFD4D" wp14:editId="1B9546FC">
             <wp:extent cx="2513330" cy="1674834"/>
             <wp:effectExtent l="0" t="0" r="1270" b="1905"/>
             <wp:docPr id="14" name="圖片 14"/>
@@ -5740,18 +5557,34 @@
         <w:pStyle w:val="figurecaption"/>
       </w:pPr>
       <w:r>
-        <w:t>Accuracy of various algorithms</w:t>
-      </w:r>
-      <w:r>
-        <w:t>.</w:t>
-      </w:r>
-    </w:p>
-    <w:p>
-      <w:pPr>
-        <w:pStyle w:val="a3"/>
-      </w:pPr>
-      <w:r>
-        <w:t xml:space="preserve">The proposed algorithm 1D-CNN is very close to the best of authors. </w:t>
+        <w:t>Accuracy of various algorithms.</w:t>
+      </w:r>
+    </w:p>
+    <w:p>
+      <w:pPr>
+        <w:pStyle w:val="BodyText"/>
+      </w:pPr>
+      <w:r>
+        <w:t xml:space="preserve">The proposed algorithm 1D-CNN is very close to the best </w:t>
+      </w:r>
+      <w:r>
+        <w:rPr>
+          <w:rFonts w:hint="eastAsia"/>
+          <w:lang w:eastAsia="zh-CN"/>
+        </w:rPr>
+        <w:t xml:space="preserve">experimental results </w:t>
+      </w:r>
+      <w:r>
+        <w:t xml:space="preserve">of </w:t>
+      </w:r>
+      <w:r>
+        <w:rPr>
+          <w:lang w:eastAsia="zh-CN"/>
+        </w:rPr>
+        <w:t>the original dataset creator</w:t>
+      </w:r>
+      <w:r>
+        <w:t xml:space="preserve">. </w:t>
       </w:r>
     </w:p>
     <w:p>
@@ -5761,14 +5594,11 @@
           <w:ilvl w:val="0"/>
           <w:numId w:val="0"/>
         </w:numPr>
-        <w:rPr>
-          <w:rFonts w:hint="eastAsia"/>
-        </w:rPr>
-      </w:pPr>
-    </w:p>
-    <w:p>
-      <w:pPr>
-        <w:pStyle w:val="1"/>
+      </w:pPr>
+    </w:p>
+    <w:p>
+      <w:pPr>
+        <w:pStyle w:val="Heading1"/>
       </w:pPr>
       <w:r>
         <w:t>Conclusions</w:t>
@@ -5776,597 +5606,239 @@
     </w:p>
     <w:p>
       <w:pPr>
-        <w:pStyle w:val="a3"/>
-      </w:pPr>
-      <w:r>
-        <w:t>After the text edit has been completed, the paper is ready for the template. Duplicate the template file by using the Save As command, and use the naming convention prescribed by your conference for the name of your paper. In this newly created file, highlight all of the contents and import your prepared text file. You are now ready to style your paper; use the scroll down window on the left of the MS Word Formatting toolbar.</w:t>
-      </w:r>
-    </w:p>
-    <w:p>
-      <w:pPr>
-        <w:pStyle w:val="2"/>
-      </w:pPr>
-      <w:r>
-        <w:t>Authors</w:t>
-      </w:r>
-      <w:r>
-        <w:t xml:space="preserve"> and Affiliations</w:t>
-      </w:r>
-    </w:p>
-    <w:p>
-      <w:pPr>
-        <w:pStyle w:val="a3"/>
-      </w:pPr>
-      <w:r>
-        <w:rPr>
-          <w:b/>
-        </w:rPr>
-        <w:t xml:space="preserve">The template is </w:t>
-      </w:r>
-      <w:r>
-        <w:rPr>
-          <w:b/>
-        </w:rPr>
-        <w:t>designed</w:t>
-      </w:r>
-      <w:r>
-        <w:rPr>
-          <w:b/>
-          <w:lang w:val="en-US"/>
-        </w:rPr>
-        <w:t xml:space="preserve"> for,</w:t>
-      </w:r>
-      <w:r>
-        <w:rPr>
-          <w:b/>
-        </w:rPr>
-        <w:t xml:space="preserve"> but not limited to</w:t>
-      </w:r>
-      <w:r>
-        <w:rPr>
-          <w:b/>
-          <w:lang w:val="en-US"/>
-        </w:rPr>
-        <w:t>,</w:t>
-      </w:r>
-      <w:r>
-        <w:rPr>
-          <w:b/>
-          <w:lang w:val="en-US"/>
-        </w:rPr>
-        <w:t xml:space="preserve"> </w:t>
-      </w:r>
-      <w:r>
-        <w:rPr>
-          <w:b/>
-          <w:lang w:val="en-US"/>
-        </w:rPr>
-        <w:t>six</w:t>
-      </w:r>
-      <w:r>
-        <w:rPr>
-          <w:b/>
-          <w:lang w:val="en-US"/>
-        </w:rPr>
-        <w:t xml:space="preserve"> authors.</w:t>
-      </w:r>
-      <w:r>
-        <w:rPr>
-          <w:lang w:val="en-US"/>
-        </w:rPr>
-        <w:t xml:space="preserve"> </w:t>
-      </w:r>
-      <w:r>
-        <w:rPr>
-          <w:lang w:val="en-US"/>
-        </w:rPr>
-        <w:t xml:space="preserve">A minimum of one author is required for all conference articles. </w:t>
-      </w:r>
-      <w:r>
-        <w:t>Author names should be listed starting from left to right and then moving down to the next line. This is the author sequence that will be used in future citations and by indexing services.</w:t>
-      </w:r>
-      <w:r>
-        <w:t xml:space="preserve"> </w:t>
-      </w:r>
-      <w:r>
-        <w:t>Names should not be listed in columns nor group by affiliation.</w:t>
-      </w:r>
-      <w:r>
-        <w:rPr>
-          <w:lang w:val="en-US"/>
-        </w:rPr>
-        <w:t xml:space="preserve"> </w:t>
-      </w:r>
-      <w:r>
-        <w:t>Please keep your affiliations as succinct as possible (for example, do not differentiate among departments of the same organization).</w:t>
-      </w:r>
-    </w:p>
-    <w:p>
-      <w:pPr>
-        <w:pStyle w:val="3"/>
-      </w:pPr>
-      <w:r>
-        <w:t xml:space="preserve">For papers with more than six authors: </w:t>
-      </w:r>
-      <w:r>
-        <w:rPr>
-          <w:i w:val="0"/>
-        </w:rPr>
-        <w:t>Add author names horizontally, moving to a third row if needed for more than 8 authors.</w:t>
-      </w:r>
-    </w:p>
-    <w:p>
-      <w:pPr>
-        <w:pStyle w:val="3"/>
-      </w:pPr>
-      <w:r>
-        <w:t xml:space="preserve">For </w:t>
-      </w:r>
-      <w:r>
-        <w:t xml:space="preserve">papers with less than </w:t>
-      </w:r>
-      <w:r>
-        <w:t>six</w:t>
-      </w:r>
-      <w:r>
-        <w:t xml:space="preserve"> authors</w:t>
-      </w:r>
-      <w:r>
-        <w:t xml:space="preserve">: </w:t>
-      </w:r>
-      <w:r>
-        <w:rPr>
-          <w:i w:val="0"/>
-        </w:rPr>
-        <w:t>To change the default, adjust the template as follows.</w:t>
-      </w:r>
-    </w:p>
-    <w:p>
-      <w:pPr>
-        <w:pStyle w:val="4"/>
-      </w:pPr>
-      <w:r>
-        <w:t>Selection</w:t>
-      </w:r>
-      <w:r>
-        <w:t xml:space="preserve">: </w:t>
-      </w:r>
-      <w:r>
-        <w:rPr>
-          <w:i w:val="0"/>
-        </w:rPr>
-        <w:t>Highlight all author and affiliation lines.</w:t>
-      </w:r>
-    </w:p>
-    <w:p>
-      <w:pPr>
-        <w:pStyle w:val="4"/>
-      </w:pPr>
-      <w:r>
-        <w:t>Change number of columns:</w:t>
-      </w:r>
-      <w:r>
-        <w:t xml:space="preserve"> </w:t>
-      </w:r>
-      <w:r>
-        <w:rPr>
-          <w:i w:val="0"/>
-        </w:rPr>
-        <w:t xml:space="preserve">Select the Columns icon from the MS Word Standard toolbar and then select </w:t>
-      </w:r>
-      <w:r>
-        <w:rPr>
-          <w:i w:val="0"/>
-        </w:rPr>
-        <w:t>the correct number of columns</w:t>
-      </w:r>
-      <w:r>
-        <w:rPr>
-          <w:i w:val="0"/>
-        </w:rPr>
-        <w:t xml:space="preserve"> from the selection palette.</w:t>
-      </w:r>
-    </w:p>
-    <w:p>
-      <w:pPr>
-        <w:pStyle w:val="4"/>
-        <w:rPr>
-          <w:i w:val="0"/>
-        </w:rPr>
-      </w:pPr>
-      <w:r>
-        <w:t xml:space="preserve">Deletion: </w:t>
-      </w:r>
-      <w:r>
-        <w:rPr>
-          <w:i w:val="0"/>
-        </w:rPr>
-        <w:t xml:space="preserve">Delete the author and affiliation lines for the </w:t>
-      </w:r>
-      <w:r>
-        <w:rPr>
-          <w:i w:val="0"/>
-        </w:rPr>
-        <w:t>extra authors.</w:t>
-      </w:r>
-    </w:p>
-    <w:p>
-      <w:pPr>
-        <w:jc w:val="start"/>
-        <w:rPr>
-          <w:i/>
-          <w:iCs/>
-          <w:noProof/>
-        </w:rPr>
-      </w:pPr>
-    </w:p>
-    <w:p>
-      <w:pPr>
-        <w:pStyle w:val="2"/>
-      </w:pPr>
-      <w:r>
-        <w:t>Identify</w:t>
-      </w:r>
-      <w:r>
-        <w:t xml:space="preserve"> the Headings</w:t>
-      </w:r>
-    </w:p>
-    <w:p>
-      <w:pPr>
-        <w:pStyle w:val="a3"/>
-      </w:pPr>
-      <w:r>
-        <w:t>Headings, or heads, are organizational devices that guide the reader through your paper. There are two types: component heads and text heads.</w:t>
-      </w:r>
-    </w:p>
-    <w:p>
-      <w:pPr>
-        <w:pStyle w:val="a3"/>
-      </w:pPr>
-      <w:r>
-        <w:t>Component heads identify the different components of your paper and are not topically subordinate to each other. Examples include Acknowledgments and References and, for these, the correct style to use is “Heading 5”. Use “figure caption” for your Figure captions, and “table head” for your table title. Run-in heads, such as “Abstract”, will require you to apply a style (in this case, italic) in addition to the style provided by the drop down menu to differentiate the head from the text.</w:t>
-      </w:r>
-    </w:p>
-    <w:p>
-      <w:pPr>
-        <w:pStyle w:val="a3"/>
-      </w:pPr>
-      <w:r>
-        <w:t>Text heads organize the topics on a relational, hierarchical basis. For example, the paper title is the primary text head because all subsequent material relates and elaborates on this one topic. If there are two or more sub-topics, the next level head (uppercase Roman numerals) should be used and, conversely, if there are not at least two sub-topics, then no subheads should be introduced. Styles named “Heading 1”, “Heading 2”, “Heading 3”, and “Heading 4” are prescribed.</w:t>
-      </w:r>
-    </w:p>
-    <w:p>
-      <w:pPr>
-        <w:pStyle w:val="2"/>
-      </w:pPr>
-      <w:r>
-        <w:t>Figures and Tables</w:t>
-      </w:r>
-    </w:p>
-    <w:p>
-      <w:pPr>
-        <w:pStyle w:val="4"/>
-      </w:pPr>
-      <w:r>
-        <w:t xml:space="preserve"> </w:t>
-      </w:r>
-      <w:r>
-        <w:t xml:space="preserve">Positioning Figures and Tables: </w:t>
-      </w:r>
-      <w:r>
-        <w:rPr>
-          <w:i w:val="0"/>
-        </w:rPr>
-        <w:t>Place figures and tables at the top and bottom of columns. Avoid placing them in the middle of columns. Large figures and tables may span across both columns. Figure captions should be below the figures; table heads should appear above the tables. Insert figures and tables after they are cited in the text. Use the abbreviation “Fig. 1”, even at the beginning of a sentence.</w:t>
-      </w:r>
-    </w:p>
-    <w:p>
-      <w:pPr>
-        <w:pStyle w:val="tablehead"/>
-      </w:pPr>
-      <w:r>
-        <w:t>Table Type Styles</w:t>
-      </w:r>
-    </w:p>
-    <w:tbl>
-      <w:tblPr>
-        <w:tblW w:w="0pt" w:type="dxa"/>
-        <w:jc w:val="center"/>
-        <w:tblBorders>
-          <w:top w:val="single" w:sz="2" w:space="0" w:color="auto"/>
-          <w:start w:val="single" w:sz="2" w:space="0" w:color="auto"/>
-          <w:bottom w:val="single" w:sz="2" w:space="0" w:color="auto"/>
-          <w:end w:val="single" w:sz="2" w:space="0" w:color="auto"/>
-          <w:insideH w:val="single" w:sz="2" w:space="0" w:color="auto"/>
-          <w:insideV w:val="single" w:sz="2" w:space="0" w:color="auto"/>
-        </w:tblBorders>
-        <w:tblLayout w:type="fixed"/>
-        <w:tblLook w:firstRow="0" w:lastRow="0" w:firstColumn="0" w:lastColumn="0" w:noHBand="0" w:noVBand="0"/>
-      </w:tblPr>
-      <w:tblGrid>
-        <w:gridCol w:w="720"/>
-        <w:gridCol w:w="2340"/>
-        <w:gridCol w:w="900"/>
-        <w:gridCol w:w="900"/>
-      </w:tblGrid>
-      <w:tr>
-        <w:trPr>
-          <w:cantSplit/>
-          <w:trHeight w:val="240"/>
-          <w:tblHeader/>
-          <w:jc w:val="center"/>
-        </w:trPr>
-        <w:tc>
-          <w:tcPr>
-            <w:tcW w:w="36pt" w:type="dxa"/>
-            <w:vMerge w:val="restart"/>
-            <w:vAlign w:val="center"/>
-          </w:tcPr>
-          <w:p>
-            <w:pPr>
-              <w:pStyle w:val="tablecolhead"/>
-            </w:pPr>
-            <w:r>
-              <w:t>Table Head</w:t>
-            </w:r>
-          </w:p>
-        </w:tc>
-        <w:tc>
-          <w:tcPr>
-            <w:tcW w:w="207pt" w:type="dxa"/>
-            <w:gridSpan w:val="3"/>
-            <w:vAlign w:val="center"/>
-          </w:tcPr>
-          <w:p>
-            <w:pPr>
-              <w:pStyle w:val="tablecolhead"/>
-            </w:pPr>
-            <w:r>
-              <w:t>Table Column Head</w:t>
-            </w:r>
-          </w:p>
-        </w:tc>
-      </w:tr>
-      <w:tr>
-        <w:trPr>
-          <w:cantSplit/>
-          <w:trHeight w:val="240"/>
-          <w:tblHeader/>
-          <w:jc w:val="center"/>
-        </w:trPr>
-        <w:tc>
-          <w:tcPr>
-            <w:tcW w:w="36pt" w:type="dxa"/>
-            <w:vMerge/>
-          </w:tcPr>
-          <w:p>
-            <w:pPr>
-              <w:rPr>
-                <w:sz w:val="16"/>
-                <w:szCs w:val="16"/>
-              </w:rPr>
-            </w:pPr>
-          </w:p>
-        </w:tc>
-        <w:tc>
-          <w:tcPr>
-            <w:tcW w:w="117pt" w:type="dxa"/>
-            <w:vAlign w:val="center"/>
-          </w:tcPr>
-          <w:p>
-            <w:pPr>
-              <w:pStyle w:val="tablecolsubhead"/>
-            </w:pPr>
-            <w:r>
-              <w:t>Table column subhead</w:t>
-            </w:r>
-          </w:p>
-        </w:tc>
-        <w:tc>
-          <w:tcPr>
-            <w:tcW w:w="45pt" w:type="dxa"/>
-            <w:vAlign w:val="center"/>
-          </w:tcPr>
-          <w:p>
-            <w:pPr>
-              <w:pStyle w:val="tablecolsubhead"/>
-            </w:pPr>
-            <w:r>
-              <w:t>Subhead</w:t>
-            </w:r>
-          </w:p>
-        </w:tc>
-        <w:tc>
-          <w:tcPr>
-            <w:tcW w:w="45pt" w:type="dxa"/>
-            <w:vAlign w:val="center"/>
-          </w:tcPr>
-          <w:p>
-            <w:pPr>
-              <w:pStyle w:val="tablecolsubhead"/>
-            </w:pPr>
-            <w:r>
-              <w:t>Subhead</w:t>
-            </w:r>
-          </w:p>
-        </w:tc>
-      </w:tr>
-      <w:tr>
-        <w:trPr>
-          <w:trHeight w:val="320"/>
-          <w:jc w:val="center"/>
-        </w:trPr>
-        <w:tc>
-          <w:tcPr>
-            <w:tcW w:w="36pt" w:type="dxa"/>
-            <w:vAlign w:val="center"/>
-          </w:tcPr>
-          <w:p>
-            <w:pPr>
-              <w:pStyle w:val="tablecopy"/>
-              <w:rPr>
-                <w:sz w:val="8"/>
-                <w:szCs w:val="8"/>
-              </w:rPr>
-            </w:pPr>
-            <w:r>
-              <w:t>copy</w:t>
-            </w:r>
-          </w:p>
-        </w:tc>
-        <w:tc>
-          <w:tcPr>
-            <w:tcW w:w="117pt" w:type="dxa"/>
-            <w:vAlign w:val="center"/>
-          </w:tcPr>
-          <w:p>
-            <w:pPr>
-              <w:pStyle w:val="tablecopy"/>
-            </w:pPr>
-            <w:r>
-              <w:t>More table copy</w:t>
-            </w:r>
-            <w:r>
-              <w:rPr>
-                <w:vertAlign w:val="superscript"/>
-              </w:rPr>
-              <w:t>a</w:t>
-            </w:r>
-          </w:p>
-        </w:tc>
-        <w:tc>
-          <w:tcPr>
-            <w:tcW w:w="45pt" w:type="dxa"/>
-            <w:vAlign w:val="center"/>
-          </w:tcPr>
-          <w:p>
-            <w:pPr>
-              <w:rPr>
-                <w:sz w:val="16"/>
-                <w:szCs w:val="16"/>
-              </w:rPr>
-            </w:pPr>
-          </w:p>
-        </w:tc>
-        <w:tc>
-          <w:tcPr>
-            <w:tcW w:w="45pt" w:type="dxa"/>
-            <w:vAlign w:val="center"/>
-          </w:tcPr>
-          <w:p>
-            <w:pPr>
-              <w:rPr>
-                <w:sz w:val="16"/>
-                <w:szCs w:val="16"/>
-              </w:rPr>
-            </w:pPr>
-          </w:p>
-        </w:tc>
-      </w:tr>
-    </w:tbl>
-    <w:p>
-      <w:pPr>
-        <w:pStyle w:val="tablefootnote"/>
-      </w:pPr>
-      <w:r>
-        <w:t xml:space="preserve">Sample </w:t>
-      </w:r>
-      <w:r>
-        <w:t>of</w:t>
-      </w:r>
-      <w:r>
-        <w:t xml:space="preserve"> a </w:t>
-      </w:r>
-      <w:r>
-        <w:t>Table</w:t>
-      </w:r>
-      <w:r>
-        <w:t xml:space="preserve"> </w:t>
-      </w:r>
-      <w:r>
-        <w:t>footnote</w:t>
-      </w:r>
-      <w:r>
-        <w:t xml:space="preserve">. </w:t>
-      </w:r>
-      <w:r>
-        <w:t>(</w:t>
-      </w:r>
-      <w:r>
-        <w:rPr>
-          <w:i/>
-        </w:rPr>
-        <w:t>Table footnote</w:t>
-      </w:r>
-      <w:r>
-        <w:t>)</w:t>
-      </w:r>
-    </w:p>
-    <w:p>
-      <w:pPr>
-        <w:pStyle w:val="figurecaption"/>
-      </w:pPr>
-      <w:r>
-        <w:t xml:space="preserve">Example of a figure </w:t>
-      </w:r>
-      <w:r>
-        <w:t>caption</w:t>
-      </w:r>
-      <w:r>
-        <w:t xml:space="preserve">. </w:t>
-      </w:r>
-      <w:r>
-        <w:rPr>
-          <w:iCs/>
-        </w:rPr>
-        <w:t>(</w:t>
-      </w:r>
-      <w:r>
-        <w:rPr>
-          <w:i/>
-          <w:iCs/>
-        </w:rPr>
-        <w:t>figure caption</w:t>
-      </w:r>
-      <w:r>
-        <w:rPr>
-          <w:iCs/>
-        </w:rPr>
-        <w:t>)</w:t>
-      </w:r>
-    </w:p>
-    <w:p>
-      <w:pPr>
-        <w:pStyle w:val="a3"/>
-      </w:pPr>
-      <w:r>
-        <w:t>Figure Labels: Use 8 point Times New Roman for Figure labels. Use words rather than symbols or abbreviations when writing Figure axis labels to avoid confusing the reader. As an example, write the quantity “Magnetization”, or “Magnetization, M”, not just “M”. If including units in the label, present them within parentheses. Do not label axes only with units. In the example, write “Magnetization (A/m)” or “Magnetization {A[m(1)]}”, not just “A/m”. Do not label axes</w:t>
-      </w:r>
-      <w:r>
-        <w:t xml:space="preserve"> </w:t>
-      </w:r>
-      <w:r>
-        <w:t>with a ratio of quantities and units. For example, write “Temperature (K)”, not “Temperature/K”.</w:t>
-      </w:r>
-    </w:p>
-    <w:p>
-      <w:pPr>
-        <w:pStyle w:val="a3"/>
+        <w:pStyle w:val="BodyText"/>
+        <w:rPr>
+          <w:lang w:eastAsia="zh-CN"/>
+        </w:rPr>
+      </w:pPr>
+      <w:r>
+        <w:t>A</w:t>
+      </w:r>
+      <w:r>
         <w:rPr>
           <w:rFonts w:hint="eastAsia"/>
           <w:lang w:eastAsia="zh-CN"/>
         </w:rPr>
-      </w:pPr>
+        <w:t xml:space="preserve">n algorithm employed  </w:t>
+      </w:r>
       <w:r>
         <w:rPr>
           <w:lang w:eastAsia="zh-CN"/>
         </w:rPr>
-        <w:t>We are concentrating on smart home, especially nursing home, using new technology and IoT for elderly’s wellbeing, already research on various area related [14], with more mature fall detection algorithm, this is a small step close to our goal.</w:t>
-      </w:r>
-    </w:p>
-    <w:p>
-      <w:pPr>
-        <w:pStyle w:val="5"/>
+        <w:t xml:space="preserve">1D-CNN </w:t>
+      </w:r>
+      <w:r>
+        <w:rPr>
+          <w:rFonts w:hint="eastAsia"/>
+          <w:lang w:eastAsia="zh-CN"/>
+        </w:rPr>
+        <w:t xml:space="preserve">for </w:t>
+      </w:r>
+      <w:r>
+        <w:rPr>
+          <w:lang w:eastAsia="zh-CN"/>
+        </w:rPr>
+        <w:t xml:space="preserve">Fall </w:t>
+      </w:r>
+      <w:r>
+        <w:rPr>
+          <w:rFonts w:hint="eastAsia"/>
+          <w:lang w:eastAsia="zh-CN"/>
+        </w:rPr>
+        <w:t>d</w:t>
+      </w:r>
+      <w:r>
+        <w:rPr>
+          <w:lang w:eastAsia="zh-CN"/>
+        </w:rPr>
+        <w:t xml:space="preserve">etection based on </w:t>
+      </w:r>
+      <w:r>
+        <w:rPr>
+          <w:rFonts w:hint="eastAsia"/>
+          <w:lang w:eastAsia="zh-CN"/>
+        </w:rPr>
+        <w:t>p</w:t>
+      </w:r>
+      <w:r>
+        <w:rPr>
+          <w:lang w:eastAsia="zh-CN"/>
+        </w:rPr>
+        <w:t xml:space="preserve">ublic </w:t>
+      </w:r>
+      <w:r>
+        <w:rPr>
+          <w:rFonts w:hint="eastAsia"/>
+          <w:lang w:eastAsia="zh-CN"/>
+        </w:rPr>
+        <w:t>d</w:t>
+      </w:r>
+      <w:r>
+        <w:rPr>
+          <w:lang w:eastAsia="zh-CN"/>
+        </w:rPr>
+        <w:t>ataset</w:t>
+      </w:r>
+      <w:r>
+        <w:rPr>
+          <w:rFonts w:hint="eastAsia"/>
+          <w:lang w:eastAsia="zh-CN"/>
+        </w:rPr>
+        <w:t xml:space="preserve"> from</w:t>
+      </w:r>
+      <w:r>
+        <w:rPr>
+          <w:lang w:eastAsia="zh-CN"/>
+        </w:rPr>
+        <w:t xml:space="preserve"> </w:t>
+      </w:r>
+      <w:r>
+        <w:rPr>
+          <w:rFonts w:hint="eastAsia"/>
+          <w:lang w:eastAsia="zh-CN"/>
+        </w:rPr>
+        <w:t>w</w:t>
+      </w:r>
+      <w:r>
+        <w:rPr>
+          <w:lang w:eastAsia="zh-CN"/>
+        </w:rPr>
+        <w:t xml:space="preserve">rist-worn </w:t>
+      </w:r>
+      <w:r>
+        <w:rPr>
+          <w:rFonts w:hint="eastAsia"/>
+          <w:lang w:eastAsia="zh-CN"/>
+        </w:rPr>
+        <w:t>s</w:t>
+      </w:r>
+      <w:r>
+        <w:rPr>
+          <w:lang w:eastAsia="zh-CN"/>
+        </w:rPr>
+        <w:t>martwatch</w:t>
+      </w:r>
+      <w:r>
+        <w:rPr>
+          <w:rFonts w:hint="eastAsia"/>
+          <w:lang w:eastAsia="zh-CN"/>
+        </w:rPr>
+        <w:t xml:space="preserve"> is proposed and tested in this paper. </w:t>
+      </w:r>
+      <w:r>
+        <w:rPr>
+          <w:lang w:eastAsia="zh-CN"/>
+        </w:rPr>
+        <w:t>The fall pattern, specifically, comprises four distinct stages of a fall event. These four stages are the key features that will be extracted from the data by the algorithm to identify fall signals.</w:t>
+      </w:r>
+      <w:r>
+        <w:rPr>
+          <w:rFonts w:hint="eastAsia"/>
+          <w:lang w:eastAsia="zh-CN"/>
+        </w:rPr>
+        <w:t xml:space="preserve"> </w:t>
+      </w:r>
+      <w:r>
+        <w:rPr>
+          <w:lang w:eastAsia="zh-CN"/>
+        </w:rPr>
+        <w:t>The original dataset consisted of 350 fall signals (in 8 groups) and 462 ADL signals (in 11 groups). However, the D05 pattern from the ADL signals was found to be very similar to the fall pattern, so it was excluded. Additionally, some other data files were eliminated as they did not meet the standard requirement of having 2 seconds of data before and after the maximum acceleration. After these exclusions, the final dataset comprised 716 files, including 343 fall signals and 373 ADL signals.</w:t>
+      </w:r>
+      <w:r>
+        <w:rPr>
+          <w:rFonts w:hint="eastAsia"/>
+          <w:lang w:eastAsia="zh-CN"/>
+        </w:rPr>
+        <w:t xml:space="preserve"> </w:t>
+      </w:r>
+      <w:r>
+        <w:rPr>
+          <w:lang w:eastAsia="zh-CN"/>
+        </w:rPr>
+        <w:t>In the processing of the 1D-CNN, the 716 files were randomly split into training and testing datasets in an 8:2 ratio. The data was then scaled to ensure that all features contributed equally. Various combinations of filter counts and kernel sizes were tested, and it was determined that 64 filters with a kernel size of 7 provided the best performance. With a 50% dropout rate applied, the algorithm achieved an accuracy of 94%, which is close to the best results reported by the original dataset creator</w:t>
+      </w:r>
+      <w:r>
+        <w:rPr>
+          <w:rFonts w:hint="eastAsia"/>
+          <w:lang w:eastAsia="zh-CN"/>
+        </w:rPr>
+        <w:t>.</w:t>
+      </w:r>
+    </w:p>
+    <w:p>
+      <w:pPr>
+        <w:pStyle w:val="BodyText"/>
+        <w:rPr>
+          <w:lang w:eastAsia="zh-CN"/>
+        </w:rPr>
+      </w:pPr>
+      <w:r>
+        <w:rPr>
+          <w:lang w:eastAsia="zh-CN"/>
+        </w:rPr>
+        <w:t>With the 1D-CNN achieving such high accuracy, the next step is to implement the algorithm on real equipment. This requires at least 4 seconds of data—2 seconds before a fall and 2 seconds afterward. Fortunately, a lightweight version of TensorFlow is already available for smartwatches, and the performance of this 1D-CNN on real devices will be explored in future studies.</w:t>
+      </w:r>
+    </w:p>
+    <w:p>
+      <w:pPr>
+        <w:pStyle w:val="BodyText"/>
+        <w:rPr>
+          <w:rFonts w:hint="eastAsia"/>
+          <w:lang w:eastAsia="zh-CN"/>
+        </w:rPr>
+      </w:pPr>
+      <w:r>
+        <w:rPr>
+          <w:lang w:eastAsia="zh-CN"/>
+        </w:rPr>
+        <w:t xml:space="preserve">As mentioned earlier, some data files were excluded because they did not meet the requirement of having 2 seconds </w:t>
+      </w:r>
+      <w:r>
+        <w:rPr>
+          <w:lang w:eastAsia="zh-CN"/>
+        </w:rPr>
+        <w:t>of data before and after the maximum acceleration. While this standard is essential for identifying falls, it may not be as suitable for activities of daily living (ADLs). If the data from ADLs can be processed more effectively, the algorithm's accuracy could be enhanced by leveraging a more comprehensive dataset</w:t>
+      </w:r>
+      <w:r>
+        <w:rPr>
+          <w:rFonts w:hint="eastAsia"/>
+          <w:lang w:eastAsia="zh-CN"/>
+        </w:rPr>
+        <w:t>.</w:t>
+      </w:r>
+      <w:r>
+        <w:rPr>
+          <w:rFonts w:hint="eastAsia"/>
+          <w:lang w:eastAsia="zh-CN"/>
+        </w:rPr>
+        <w:t xml:space="preserve">   </w:t>
+      </w:r>
+    </w:p>
+    <w:p>
+      <w:pPr>
+        <w:pStyle w:val="BodyText"/>
+        <w:rPr>
+          <w:lang w:eastAsia="zh-CN"/>
+        </w:rPr>
+      </w:pPr>
+      <w:r>
+        <w:rPr>
+          <w:lang w:eastAsia="zh-CN"/>
+        </w:rPr>
+        <w:t>Our team is focused on smart home technologies, particularly in nursing homes, to enhance the well-being of the elderly through innovative IoT solutions. We have conducted research in various related areas [14], and with the development of more advanced fall detection algorithms, we aim to integrate this functionality into our evolving smart home health system as a significant step toward achieving our goal.</w:t>
+      </w:r>
+    </w:p>
+    <w:p>
+      <w:pPr>
+        <w:pStyle w:val="Heading5"/>
+        <w:rPr>
+          <w:lang w:val="x-none" w:eastAsia="zh-CN"/>
+        </w:rPr>
+      </w:pPr>
+    </w:p>
+    <w:p>
+      <w:pPr>
+        <w:pStyle w:val="Heading5"/>
       </w:pPr>
       <w:r>
         <w:t>References</w:t>
@@ -6412,7 +5884,6 @@
         <w:pStyle w:val="references"/>
       </w:pPr>
       <w:r>
-        <w:lastRenderedPageBreak/>
         <w:t>S. Li, "Fall Detection With Wrist-Worn Watch by Observations in Statistics of Acceleration," in IEEE Access, vol. 11, pp. 19567-19578, 2023, doi: 10.1109/ACCESS.2023.3249191.</w:t>
       </w:r>
     </w:p>
@@ -6535,14 +6006,7 @@
           <w:i/>
           <w:iCs/>
         </w:rPr>
-        <w:t xml:space="preserve">IEEE Journal </w:t>
-      </w:r>
-      <w:r>
-        <w:rPr>
-          <w:i/>
-          <w:iCs/>
-        </w:rPr>
-        <w:t>of Biomedical and Health Informatics</w:t>
+        <w:t>IEEE Journal of Biomedical and Health Informatics</w:t>
       </w:r>
       <w:r>
         <w:t xml:space="preserve">, vol. 24, no. 2, pp. 524–532, Feb. 2020, doi: </w:t>
@@ -6550,7 +6014,7 @@
       <w:hyperlink r:id="rId23" w:history="1">
         <w:r>
           <w:rPr>
-            <w:rStyle w:val="a9"/>
+            <w:rStyle w:val="Hyperlink"/>
           </w:rPr>
           <w:t>10.1109/JBHI.2019.2907498</w:t>
         </w:r>
@@ -6582,7 +6046,7 @@
       <w:hyperlink r:id="rId24" w:history="1">
         <w:r>
           <w:rPr>
-            <w:rStyle w:val="a9"/>
+            <w:rStyle w:val="Hyperlink"/>
           </w:rPr>
           <w:t>10.1016/j.sigpro.2014.08.021</w:t>
         </w:r>
@@ -6614,7 +6078,7 @@
       <w:hyperlink r:id="rId25" w:history="1">
         <w:r>
           <w:rPr>
-            <w:rStyle w:val="a9"/>
+            <w:rStyle w:val="Hyperlink"/>
           </w:rPr>
           <w:t>10.3390/s20205948</w:t>
         </w:r>
@@ -6751,56 +6215,8 @@
       <w:pPr>
         <w:pStyle w:val="references"/>
         <w:rPr>
+          <w:rFonts w:hint="eastAsia"/>
           <w:lang w:eastAsia="zh-CN"/>
-        </w:rPr>
-      </w:pPr>
-      <w:r>
-        <w:rPr>
-          <w:lang w:eastAsia="zh-CN"/>
-        </w:rPr>
-        <w:t>S. Li and C. Chiu, “A Smart Pillow for Health Sensing System Based on Temperature and Humidity Sensors,” Sensors, vol. 18, no. 11, 2018, doi: 10.3390/s18113664.</w:t>
-      </w:r>
-    </w:p>
-    <w:p>
-      <w:pPr>
-        <w:pStyle w:val="references"/>
-        <w:numPr>
-          <w:ilvl w:val="0"/>
-          <w:numId w:val="0"/>
-        </w:numPr>
-        <w:spacing w:line="12pt" w:lineRule="auto"/>
-        <w:ind w:start="18pt" w:hanging="18pt"/>
-        <w:rPr>
-          <w:rFonts w:eastAsia="SimSun"/>
-          <w:b/>
-          <w:noProof w:val="0"/>
-          <w:color w:val="FF0000"/>
-          <w:spacing w:val="-1"/>
-          <w:sz w:val="20"/>
-          <w:szCs w:val="20"/>
-          <w:lang w:eastAsia="x-none"/>
-        </w:rPr>
-      </w:pPr>
-    </w:p>
-    <w:p>
-      <w:pPr>
-        <w:pStyle w:val="references"/>
-        <w:numPr>
-          <w:ilvl w:val="0"/>
-          <w:numId w:val="0"/>
-        </w:numPr>
-        <w:spacing w:line="12pt" w:lineRule="auto"/>
-        <w:ind w:start="18pt" w:hanging="18pt"/>
-        <w:jc w:val="center"/>
-        <w:rPr>
-          <w:rFonts w:eastAsia="SimSun"/>
-          <w:b/>
-          <w:noProof w:val="0"/>
-          <w:color w:val="FF0000"/>
-          <w:spacing w:val="-1"/>
-          <w:sz w:val="20"/>
-          <w:szCs w:val="20"/>
-          <w:lang w:val="x-none" w:eastAsia="x-none"/>
         </w:rPr>
         <w:sectPr>
           <w:type w:val="continuous"/>
@@ -6810,11 +6226,19 @@
           <w:docGrid w:linePitch="360"/>
         </w:sectPr>
       </w:pPr>
-    </w:p>
-    <w:p>
-      <w:pPr>
-        <w:rPr>
-          <w:lang w:val="x-none"/>
+      <w:r>
+        <w:rPr>
+          <w:lang w:eastAsia="zh-CN"/>
+        </w:rPr>
+        <w:t>S. Li and C. Chiu, “A Smart Pillow for Health Sensing System Based on Temperature and Humidity Sensors,” Sensors, vol. 18, no. 11, 2018, doi: 10.3390/s18113664.</w:t>
+      </w:r>
+    </w:p>
+    <w:p>
+      <w:pPr>
+        <w:jc w:val="both"/>
+        <w:rPr>
+          <w:rFonts w:hint="eastAsia"/>
+          <w:lang w:eastAsia="zh-CN"/>
         </w:rPr>
       </w:pPr>
     </w:p>
@@ -6830,7 +6254,7 @@
 </file>
 
 <file path=word/endnotes.xml><?xml version="1.0" encoding="utf-8"?>
-<w:endnotes xmlns:cx="http://schemas.microsoft.com/office/drawing/2014/chartex" xmlns:cx1="http://schemas.microsoft.com/office/drawing/2015/9/8/chartex" xmlns:cx2="http://schemas.microsoft.com/office/drawing/2015/10/21/chartex" xmlns:cx3="http://schemas.microsoft.com/office/drawing/2016/5/9/chartex" xmlns:cx4="http://schemas.microsoft.com/office/drawing/2016/5/10/chartex" xmlns:cx5="http://schemas.microsoft.com/office/drawing/2016/5/11/chartex" xmlns:cx6="http://schemas.microsoft.com/office/drawing/2016/5/12/chartex" xmlns:cx7="http://schemas.microsoft.com/office/drawing/2016/5/13/chartex" xmlns:cx8="http://schemas.microsoft.com/office/drawing/2016/5/14/chartex" xmlns:mc="http://schemas.openxmlformats.org/markup-compatibility/2006" xmlns:aink="http://schemas.microsoft.com/office/drawing/2016/ink" xmlns:am3d="http://schemas.microsoft.com/office/drawing/2017/model3d" xmlns:o="urn:schemas-microsoft-com:office:office" xmlns:r="http://purl.oclc.org/ooxml/officeDocument/relationships" xmlns:m="http://purl.oclc.org/ooxml/officeDocument/math" xmlns:v="urn:schemas-microsoft-com:vml" xmlns:wp14="http://schemas.microsoft.com/office/word/2010/wordprocessingDrawing" xmlns:wp="http://purl.oclc.org/ooxml/drawingml/wordprocessingDrawing" xmlns:w10="urn:schemas-microsoft-com:office:word" xmlns:w="http://purl.oclc.org/ooxml/wordprocessingml/main" xmlns:w14="http://schemas.microsoft.com/office/word/2010/wordml" xmlns:w15="http://schemas.microsoft.com/office/word/2012/wordml" xmlns:w16cid="http://schemas.microsoft.com/office/word/2016/wordml/cid" xmlns:w16se="http://schemas.microsoft.com/office/word/2015/wordml/symex" xmlns:wpi="http://schemas.microsoft.com/office/word/2010/wordprocessingInk" xmlns:wne="http://schemas.microsoft.com/office/word/2006/wordml" mc:Ignorable="w14 w15 w16se w16cid wne wp14">
+<w:endnotes xmlns:cx="http://schemas.microsoft.com/office/drawing/2014/chartex" xmlns:cx1="http://schemas.microsoft.com/office/drawing/2015/9/8/chartex" xmlns:cx2="http://schemas.microsoft.com/office/drawing/2015/10/21/chartex" xmlns:cx3="http://schemas.microsoft.com/office/drawing/2016/5/9/chartex" xmlns:cx4="http://schemas.microsoft.com/office/drawing/2016/5/10/chartex" xmlns:cx5="http://schemas.microsoft.com/office/drawing/2016/5/11/chartex" xmlns:cx6="http://schemas.microsoft.com/office/drawing/2016/5/12/chartex" xmlns:cx7="http://schemas.microsoft.com/office/drawing/2016/5/13/chartex" xmlns:cx8="http://schemas.microsoft.com/office/drawing/2016/5/14/chartex" xmlns:mc="http://schemas.openxmlformats.org/markup-compatibility/2006" xmlns:aink="http://schemas.microsoft.com/office/drawing/2016/ink" xmlns:am3d="http://schemas.microsoft.com/office/drawing/2017/model3d" xmlns:o="urn:schemas-microsoft-com:office:office" xmlns:oel="http://schemas.microsoft.com/office/2019/extlst" xmlns:r="http://purl.oclc.org/ooxml/officeDocument/relationships" xmlns:m="http://purl.oclc.org/ooxml/officeDocument/math" xmlns:v="urn:schemas-microsoft-com:vml" xmlns:wp14="http://schemas.microsoft.com/office/word/2010/wordprocessingDrawing" xmlns:wp="http://purl.oclc.org/ooxml/drawingml/wordprocessingDrawing" xmlns:w10="urn:schemas-microsoft-com:office:word" xmlns:w="http://purl.oclc.org/ooxml/wordprocessingml/main" xmlns:w14="http://schemas.microsoft.com/office/word/2010/wordml" xmlns:w15="http://schemas.microsoft.com/office/word/2012/wordml" xmlns:w16cex="http://schemas.microsoft.com/office/word/2018/wordml/cex" xmlns:w16cid="http://schemas.microsoft.com/office/word/2016/wordml/cid" xmlns:w16="http://schemas.microsoft.com/office/word/2018/wordml" xmlns:w16du="http://schemas.microsoft.com/office/word/2023/wordml/word16du" xmlns:w16sdtdh="http://schemas.microsoft.com/office/word/2020/wordml/sdtdatahash" xmlns:w16se="http://schemas.microsoft.com/office/word/2015/wordml/symex" xmlns:wpi="http://schemas.microsoft.com/office/word/2010/wordprocessingInk" xmlns:wne="http://schemas.microsoft.com/office/word/2006/wordml" mc:Ignorable="w14 w15 w16se w16cid w16 w16cex w16sdtdh w16du wne wp14">
   <w:endnote w:type="separator" w:id="-1">
     <w:p>
       <w:r>
@@ -6849,10 +6273,10 @@
 </file>
 
 <file path=word/footer1.xml><?xml version="1.0" encoding="utf-8"?>
-<w:ftr xmlns:cx="http://schemas.microsoft.com/office/drawing/2014/chartex" xmlns:cx1="http://schemas.microsoft.com/office/drawing/2015/9/8/chartex" xmlns:cx2="http://schemas.microsoft.com/office/drawing/2015/10/21/chartex" xmlns:cx3="http://schemas.microsoft.com/office/drawing/2016/5/9/chartex" xmlns:cx4="http://schemas.microsoft.com/office/drawing/2016/5/10/chartex" xmlns:cx5="http://schemas.microsoft.com/office/drawing/2016/5/11/chartex" xmlns:cx6="http://schemas.microsoft.com/office/drawing/2016/5/12/chartex" xmlns:cx7="http://schemas.microsoft.com/office/drawing/2016/5/13/chartex" xmlns:cx8="http://schemas.microsoft.com/office/drawing/2016/5/14/chartex" xmlns:mc="http://schemas.openxmlformats.org/markup-compatibility/2006" xmlns:aink="http://schemas.microsoft.com/office/drawing/2016/ink" xmlns:am3d="http://schemas.microsoft.com/office/drawing/2017/model3d" xmlns:o="urn:schemas-microsoft-com:office:office" xmlns:r="http://purl.oclc.org/ooxml/officeDocument/relationships" xmlns:m="http://purl.oclc.org/ooxml/officeDocument/math" xmlns:v="urn:schemas-microsoft-com:vml" xmlns:wp14="http://schemas.microsoft.com/office/word/2010/wordprocessingDrawing" xmlns:wp="http://purl.oclc.org/ooxml/drawingml/wordprocessingDrawing" xmlns:w10="urn:schemas-microsoft-com:office:word" xmlns:w="http://purl.oclc.org/ooxml/wordprocessingml/main" xmlns:w14="http://schemas.microsoft.com/office/word/2010/wordml" xmlns:w15="http://schemas.microsoft.com/office/word/2012/wordml" xmlns:w16cid="http://schemas.microsoft.com/office/word/2016/wordml/cid" xmlns:w16se="http://schemas.microsoft.com/office/word/2015/wordml/symex" xmlns:wpi="http://schemas.microsoft.com/office/word/2010/wordprocessingInk" xmlns:wne="http://schemas.microsoft.com/office/word/2006/wordml" mc:Ignorable="w14 w15 w16se w16cid wne wp14">
+<w:ftr xmlns:cx="http://schemas.microsoft.com/office/drawing/2014/chartex" xmlns:cx1="http://schemas.microsoft.com/office/drawing/2015/9/8/chartex" xmlns:cx2="http://schemas.microsoft.com/office/drawing/2015/10/21/chartex" xmlns:cx3="http://schemas.microsoft.com/office/drawing/2016/5/9/chartex" xmlns:cx4="http://schemas.microsoft.com/office/drawing/2016/5/10/chartex" xmlns:cx5="http://schemas.microsoft.com/office/drawing/2016/5/11/chartex" xmlns:cx6="http://schemas.microsoft.com/office/drawing/2016/5/12/chartex" xmlns:cx7="http://schemas.microsoft.com/office/drawing/2016/5/13/chartex" xmlns:cx8="http://schemas.microsoft.com/office/drawing/2016/5/14/chartex" xmlns:mc="http://schemas.openxmlformats.org/markup-compatibility/2006" xmlns:aink="http://schemas.microsoft.com/office/drawing/2016/ink" xmlns:am3d="http://schemas.microsoft.com/office/drawing/2017/model3d" xmlns:o="urn:schemas-microsoft-com:office:office" xmlns:oel="http://schemas.microsoft.com/office/2019/extlst" xmlns:r="http://purl.oclc.org/ooxml/officeDocument/relationships" xmlns:m="http://purl.oclc.org/ooxml/officeDocument/math" xmlns:v="urn:schemas-microsoft-com:vml" xmlns:wp14="http://schemas.microsoft.com/office/word/2010/wordprocessingDrawing" xmlns:wp="http://purl.oclc.org/ooxml/drawingml/wordprocessingDrawing" xmlns:w10="urn:schemas-microsoft-com:office:word" xmlns:w="http://purl.oclc.org/ooxml/wordprocessingml/main" xmlns:w14="http://schemas.microsoft.com/office/word/2010/wordml" xmlns:w15="http://schemas.microsoft.com/office/word/2012/wordml" xmlns:w16cex="http://schemas.microsoft.com/office/word/2018/wordml/cex" xmlns:w16cid="http://schemas.microsoft.com/office/word/2016/wordml/cid" xmlns:w16="http://schemas.microsoft.com/office/word/2018/wordml" xmlns:w16du="http://schemas.microsoft.com/office/word/2023/wordml/word16du" xmlns:w16sdtdh="http://schemas.microsoft.com/office/word/2020/wordml/sdtdatahash" xmlns:w16se="http://schemas.microsoft.com/office/word/2015/wordml/symex" xmlns:wpi="http://schemas.microsoft.com/office/word/2010/wordprocessingInk" xmlns:wne="http://schemas.microsoft.com/office/word/2006/wordml" mc:Ignorable="w14 w15 w16se w16cid w16 w16cex w16sdtdh w16du wne wp14">
   <w:p>
     <w:pPr>
-      <w:pStyle w:val="a7"/>
+      <w:pStyle w:val="Footer"/>
       <w:jc w:val="start"/>
       <w:rPr>
         <w:sz w:val="16"/>
@@ -6871,7 +6295,7 @@
 </file>
 
 <file path=word/footnotes.xml><?xml version="1.0" encoding="utf-8"?>
-<w:footnotes xmlns:cx="http://schemas.microsoft.com/office/drawing/2014/chartex" xmlns:cx1="http://schemas.microsoft.com/office/drawing/2015/9/8/chartex" xmlns:cx2="http://schemas.microsoft.com/office/drawing/2015/10/21/chartex" xmlns:cx3="http://schemas.microsoft.com/office/drawing/2016/5/9/chartex" xmlns:cx4="http://schemas.microsoft.com/office/drawing/2016/5/10/chartex" xmlns:cx5="http://schemas.microsoft.com/office/drawing/2016/5/11/chartex" xmlns:cx6="http://schemas.microsoft.com/office/drawing/2016/5/12/chartex" xmlns:cx7="http://schemas.microsoft.com/office/drawing/2016/5/13/chartex" xmlns:cx8="http://schemas.microsoft.com/office/drawing/2016/5/14/chartex" xmlns:mc="http://schemas.openxmlformats.org/markup-compatibility/2006" xmlns:aink="http://schemas.microsoft.com/office/drawing/2016/ink" xmlns:am3d="http://schemas.microsoft.com/office/drawing/2017/model3d" xmlns:o="urn:schemas-microsoft-com:office:office" xmlns:r="http://purl.oclc.org/ooxml/officeDocument/relationships" xmlns:m="http://purl.oclc.org/ooxml/officeDocument/math" xmlns:v="urn:schemas-microsoft-com:vml" xmlns:wp14="http://schemas.microsoft.com/office/word/2010/wordprocessingDrawing" xmlns:wp="http://purl.oclc.org/ooxml/drawingml/wordprocessingDrawing" xmlns:w10="urn:schemas-microsoft-com:office:word" xmlns:w="http://purl.oclc.org/ooxml/wordprocessingml/main" xmlns:w14="http://schemas.microsoft.com/office/word/2010/wordml" xmlns:w15="http://schemas.microsoft.com/office/word/2012/wordml" xmlns:w16cid="http://schemas.microsoft.com/office/word/2016/wordml/cid" xmlns:w16se="http://schemas.microsoft.com/office/word/2015/wordml/symex" xmlns:wpi="http://schemas.microsoft.com/office/word/2010/wordprocessingInk" xmlns:wne="http://schemas.microsoft.com/office/word/2006/wordml" mc:Ignorable="w14 w15 w16se w16cid wne wp14">
+<w:footnotes xmlns:cx="http://schemas.microsoft.com/office/drawing/2014/chartex" xmlns:cx1="http://schemas.microsoft.com/office/drawing/2015/9/8/chartex" xmlns:cx2="http://schemas.microsoft.com/office/drawing/2015/10/21/chartex" xmlns:cx3="http://schemas.microsoft.com/office/drawing/2016/5/9/chartex" xmlns:cx4="http://schemas.microsoft.com/office/drawing/2016/5/10/chartex" xmlns:cx5="http://schemas.microsoft.com/office/drawing/2016/5/11/chartex" xmlns:cx6="http://schemas.microsoft.com/office/drawing/2016/5/12/chartex" xmlns:cx7="http://schemas.microsoft.com/office/drawing/2016/5/13/chartex" xmlns:cx8="http://schemas.microsoft.com/office/drawing/2016/5/14/chartex" xmlns:mc="http://schemas.openxmlformats.org/markup-compatibility/2006" xmlns:aink="http://schemas.microsoft.com/office/drawing/2016/ink" xmlns:am3d="http://schemas.microsoft.com/office/drawing/2017/model3d" xmlns:o="urn:schemas-microsoft-com:office:office" xmlns:oel="http://schemas.microsoft.com/office/2019/extlst" xmlns:r="http://purl.oclc.org/ooxml/officeDocument/relationships" xmlns:m="http://purl.oclc.org/ooxml/officeDocument/math" xmlns:v="urn:schemas-microsoft-com:vml" xmlns:wp14="http://schemas.microsoft.com/office/word/2010/wordprocessingDrawing" xmlns:wp="http://purl.oclc.org/ooxml/drawingml/wordprocessingDrawing" xmlns:w10="urn:schemas-microsoft-com:office:word" xmlns:w="http://purl.oclc.org/ooxml/wordprocessingml/main" xmlns:w14="http://schemas.microsoft.com/office/word/2010/wordml" xmlns:w15="http://schemas.microsoft.com/office/word/2012/wordml" xmlns:w16cex="http://schemas.microsoft.com/office/word/2018/wordml/cex" xmlns:w16cid="http://schemas.microsoft.com/office/word/2016/wordml/cid" xmlns:w16="http://schemas.microsoft.com/office/word/2018/wordml" xmlns:w16du="http://schemas.microsoft.com/office/word/2023/wordml/word16du" xmlns:w16sdtdh="http://schemas.microsoft.com/office/word/2020/wordml/sdtdatahash" xmlns:w16se="http://schemas.microsoft.com/office/word/2015/wordml/symex" xmlns:wpi="http://schemas.microsoft.com/office/word/2010/wordprocessingInk" xmlns:wne="http://schemas.microsoft.com/office/word/2006/wordml" mc:Ignorable="w14 w15 w16se w16cid w16 w16cex w16sdtdh w16du wne wp14">
   <w:footnote w:type="separator" w:id="-1">
     <w:p>
       <w:r>
@@ -6890,7 +6314,7 @@
 </file>
 
 <file path=word/numbering.xml><?xml version="1.0" encoding="utf-8"?>
-<w:numbering xmlns:cx="http://schemas.microsoft.com/office/drawing/2014/chartex" xmlns:cx1="http://schemas.microsoft.com/office/drawing/2015/9/8/chartex" xmlns:cx2="http://schemas.microsoft.com/office/drawing/2015/10/21/chartex" xmlns:cx3="http://schemas.microsoft.com/office/drawing/2016/5/9/chartex" xmlns:cx4="http://schemas.microsoft.com/office/drawing/2016/5/10/chartex" xmlns:cx5="http://schemas.microsoft.com/office/drawing/2016/5/11/chartex" xmlns:cx6="http://schemas.microsoft.com/office/drawing/2016/5/12/chartex" xmlns:cx7="http://schemas.microsoft.com/office/drawing/2016/5/13/chartex" xmlns:cx8="http://schemas.microsoft.com/office/drawing/2016/5/14/chartex" xmlns:mc="http://schemas.openxmlformats.org/markup-compatibility/2006" xmlns:aink="http://schemas.microsoft.com/office/drawing/2016/ink" xmlns:am3d="http://schemas.microsoft.com/office/drawing/2017/model3d" xmlns:o="urn:schemas-microsoft-com:office:office" xmlns:r="http://purl.oclc.org/ooxml/officeDocument/relationships" xmlns:m="http://purl.oclc.org/ooxml/officeDocument/math" xmlns:v="urn:schemas-microsoft-com:vml" xmlns:wp14="http://schemas.microsoft.com/office/word/2010/wordprocessingDrawing" xmlns:wp="http://purl.oclc.org/ooxml/drawingml/wordprocessingDrawing" xmlns:w10="urn:schemas-microsoft-com:office:word" xmlns:w="http://purl.oclc.org/ooxml/wordprocessingml/main" xmlns:w14="http://schemas.microsoft.com/office/word/2010/wordml" xmlns:w15="http://schemas.microsoft.com/office/word/2012/wordml" xmlns:w16cid="http://schemas.microsoft.com/office/word/2016/wordml/cid" xmlns:w16se="http://schemas.microsoft.com/office/word/2015/wordml/symex" xmlns:wpi="http://schemas.microsoft.com/office/word/2010/wordprocessingInk" xmlns:wne="http://schemas.microsoft.com/office/word/2006/wordml" mc:Ignorable="w14 w15 w16se w16cid wne wp14">
+<w:numbering xmlns:cx="http://schemas.microsoft.com/office/drawing/2014/chartex" xmlns:cx1="http://schemas.microsoft.com/office/drawing/2015/9/8/chartex" xmlns:cx2="http://schemas.microsoft.com/office/drawing/2015/10/21/chartex" xmlns:cx3="http://schemas.microsoft.com/office/drawing/2016/5/9/chartex" xmlns:cx4="http://schemas.microsoft.com/office/drawing/2016/5/10/chartex" xmlns:cx5="http://schemas.microsoft.com/office/drawing/2016/5/11/chartex" xmlns:cx6="http://schemas.microsoft.com/office/drawing/2016/5/12/chartex" xmlns:cx7="http://schemas.microsoft.com/office/drawing/2016/5/13/chartex" xmlns:cx8="http://schemas.microsoft.com/office/drawing/2016/5/14/chartex" xmlns:mc="http://schemas.openxmlformats.org/markup-compatibility/2006" xmlns:aink="http://schemas.microsoft.com/office/drawing/2016/ink" xmlns:am3d="http://schemas.microsoft.com/office/drawing/2017/model3d" xmlns:o="urn:schemas-microsoft-com:office:office" xmlns:oel="http://schemas.microsoft.com/office/2019/extlst" xmlns:r="http://purl.oclc.org/ooxml/officeDocument/relationships" xmlns:m="http://purl.oclc.org/ooxml/officeDocument/math" xmlns:v="urn:schemas-microsoft-com:vml" xmlns:wp14="http://schemas.microsoft.com/office/word/2010/wordprocessingDrawing" xmlns:wp="http://purl.oclc.org/ooxml/drawingml/wordprocessingDrawing" xmlns:w10="urn:schemas-microsoft-com:office:word" xmlns:w="http://purl.oclc.org/ooxml/wordprocessingml/main" xmlns:w14="http://schemas.microsoft.com/office/word/2010/wordml" xmlns:w15="http://schemas.microsoft.com/office/word/2012/wordml" xmlns:w16cex="http://schemas.microsoft.com/office/word/2018/wordml/cex" xmlns:w16cid="http://schemas.microsoft.com/office/word/2016/wordml/cid" xmlns:w16="http://schemas.microsoft.com/office/word/2018/wordml" xmlns:w16du="http://schemas.microsoft.com/office/word/2023/wordml/word16du" xmlns:w16sdtdh="http://schemas.microsoft.com/office/word/2020/wordml/sdtdatahash" xmlns:w16se="http://schemas.microsoft.com/office/word/2015/wordml/symex" xmlns:wpi="http://schemas.microsoft.com/office/word/2010/wordprocessingInk" xmlns:wne="http://schemas.microsoft.com/office/word/2006/wordml" mc:Ignorable="w14 w15 w16se w16cid w16 w16cex w16sdtdh w16du wne wp14">
   <w:abstractNum w:abstractNumId="0" w15:restartNumberingAfterBreak="0">
     <w:nsid w:val="FFFFFF1D"/>
     <w:multiLevelType w:val="multilevel"/>
@@ -8108,11 +7532,11 @@
   <w:abstractNum w:abstractNumId="19" w15:restartNumberingAfterBreak="0">
     <w:nsid w:val="4189603E"/>
     <w:multiLevelType w:val="multilevel"/>
-    <w:tmpl w:val="DF72D81C"/>
+    <w:tmpl w:val="B7C211AA"/>
     <w:lvl w:ilvl="0">
       <w:start w:val="1"/>
       <w:numFmt w:val="upperRoman"/>
-      <w:pStyle w:val="1"/>
+      <w:pStyle w:val="Heading1"/>
       <w:lvlText w:val="%1."/>
       <w:lvlJc w:val="center"/>
       <w:pPr>
@@ -8145,14 +7569,14 @@
     <w:lvl w:ilvl="1">
       <w:start w:val="1"/>
       <w:numFmt w:val="upperLetter"/>
-      <w:pStyle w:val="2"/>
+      <w:pStyle w:val="Heading2"/>
       <w:lvlText w:val="%2."/>
       <w:lvlJc w:val="start"/>
       <w:pPr>
         <w:tabs>
-          <w:tab w:val="num" w:pos="18pt"/>
+          <w:tab w:val="num" w:pos="259pt"/>
         </w:tabs>
-        <w:ind w:start="14.40pt" w:hanging="14.40pt"/>
+        <w:ind w:start="255.40pt" w:hanging="14.40pt"/>
       </w:pPr>
       <w:rPr>
         <w:rFonts w:ascii="Times New Roman" w:hAnsi="Times New Roman" w:cs="Times New Roman" w:hint="default"/>
@@ -8168,7 +7592,7 @@
         <w:sz w:val="20"/>
         <w:szCs w:val="20"/>
         <w:vertAlign w:val="baseline"/>
-        <w:lang w:val="en-US"/>
+        <w:lang w:val="x-none"/>
         <w14:shadow w14:blurRad="0" w14:dist="0" w14:dir="0" w14:sx="0" w14:sy="0" w14:kx="0" w14:ky="0" w14:algn="none">
           <w14:srgbClr w14:val="000000"/>
         </w14:shadow>
@@ -8182,7 +7606,7 @@
     <w:lvl w:ilvl="2">
       <w:start w:val="1"/>
       <w:numFmt w:val="decimal"/>
-      <w:pStyle w:val="3"/>
+      <w:pStyle w:val="Heading3"/>
       <w:lvlText w:val="%3)"/>
       <w:lvlJc w:val="start"/>
       <w:pPr>
@@ -8218,7 +7642,7 @@
     <w:lvl w:ilvl="3">
       <w:start w:val="1"/>
       <w:numFmt w:val="lowerLetter"/>
-      <w:pStyle w:val="4"/>
+      <w:pStyle w:val="Heading4"/>
       <w:lvlText w:val="%4)"/>
       <w:lvlJc w:val="start"/>
       <w:pPr>
@@ -8623,113 +8047,113 @@
       </w:rPr>
     </w:lvl>
   </w:abstractNum>
-  <w:num w:numId="1">
+  <w:num w:numId="1" w16cid:durableId="1564944023">
     <w:abstractNumId w:val="17"/>
   </w:num>
-  <w:num w:numId="2">
+  <w:num w:numId="2" w16cid:durableId="84230145">
     <w:abstractNumId w:val="22"/>
   </w:num>
-  <w:num w:numId="3">
+  <w:num w:numId="3" w16cid:durableId="1967150829">
     <w:abstractNumId w:val="14"/>
   </w:num>
-  <w:num w:numId="4">
+  <w:num w:numId="4" w16cid:durableId="1848597117">
     <w:abstractNumId w:val="19"/>
   </w:num>
-  <w:num w:numId="5">
+  <w:num w:numId="5" w16cid:durableId="1157305593">
     <w:abstractNumId w:val="19"/>
   </w:num>
-  <w:num w:numId="6">
+  <w:num w:numId="6" w16cid:durableId="483667414">
     <w:abstractNumId w:val="19"/>
   </w:num>
-  <w:num w:numId="7">
+  <w:num w:numId="7" w16cid:durableId="1166475462">
     <w:abstractNumId w:val="19"/>
   </w:num>
-  <w:num w:numId="8">
+  <w:num w:numId="8" w16cid:durableId="1509907204">
     <w:abstractNumId w:val="21"/>
   </w:num>
-  <w:num w:numId="9">
+  <w:num w:numId="9" w16cid:durableId="199318635">
     <w:abstractNumId w:val="23"/>
   </w:num>
-  <w:num w:numId="10">
+  <w:num w:numId="10" w16cid:durableId="340593563">
     <w:abstractNumId w:val="18"/>
   </w:num>
-  <w:num w:numId="11">
+  <w:num w:numId="11" w16cid:durableId="1818104965">
     <w:abstractNumId w:val="13"/>
   </w:num>
-  <w:num w:numId="12">
+  <w:num w:numId="12" w16cid:durableId="525872040">
     <w:abstractNumId w:val="12"/>
   </w:num>
-  <w:num w:numId="13">
+  <w:num w:numId="13" w16cid:durableId="1056708460">
     <w:abstractNumId w:val="0"/>
   </w:num>
-  <w:num w:numId="14">
+  <w:num w:numId="14" w16cid:durableId="900099335">
     <w:abstractNumId w:val="10"/>
   </w:num>
-  <w:num w:numId="15">
+  <w:num w:numId="15" w16cid:durableId="671418187">
     <w:abstractNumId w:val="8"/>
   </w:num>
-  <w:num w:numId="16">
+  <w:num w:numId="16" w16cid:durableId="1821850875">
     <w:abstractNumId w:val="7"/>
   </w:num>
-  <w:num w:numId="17">
+  <w:num w:numId="17" w16cid:durableId="215775852">
     <w:abstractNumId w:val="6"/>
   </w:num>
-  <w:num w:numId="18">
+  <w:num w:numId="18" w16cid:durableId="1345329263">
     <w:abstractNumId w:val="5"/>
   </w:num>
-  <w:num w:numId="19">
+  <w:num w:numId="19" w16cid:durableId="327027535">
     <w:abstractNumId w:val="9"/>
   </w:num>
-  <w:num w:numId="20">
+  <w:num w:numId="20" w16cid:durableId="124855551">
     <w:abstractNumId w:val="4"/>
   </w:num>
-  <w:num w:numId="21">
+  <w:num w:numId="21" w16cid:durableId="289212695">
     <w:abstractNumId w:val="3"/>
   </w:num>
-  <w:num w:numId="22">
+  <w:num w:numId="22" w16cid:durableId="556361306">
     <w:abstractNumId w:val="2"/>
   </w:num>
-  <w:num w:numId="23">
+  <w:num w:numId="23" w16cid:durableId="1024984840">
     <w:abstractNumId w:val="1"/>
   </w:num>
-  <w:num w:numId="24">
+  <w:num w:numId="24" w16cid:durableId="903295299">
     <w:abstractNumId w:val="20"/>
   </w:num>
-  <w:num w:numId="25">
+  <w:num w:numId="25" w16cid:durableId="207649045">
     <w:abstractNumId w:val="19"/>
   </w:num>
-  <w:num w:numId="26">
+  <w:num w:numId="26" w16cid:durableId="1907494442">
     <w:abstractNumId w:val="19"/>
   </w:num>
-  <w:num w:numId="27">
+  <w:num w:numId="27" w16cid:durableId="372341121">
     <w:abstractNumId w:val="19"/>
   </w:num>
-  <w:num w:numId="28">
+  <w:num w:numId="28" w16cid:durableId="400757798">
     <w:abstractNumId w:val="19"/>
   </w:num>
-  <w:num w:numId="29">
+  <w:num w:numId="29" w16cid:durableId="1275821281">
     <w:abstractNumId w:val="11"/>
   </w:num>
-  <w:num w:numId="30">
+  <w:num w:numId="30" w16cid:durableId="375739094">
     <w:abstractNumId w:val="15"/>
   </w:num>
-  <w:num w:numId="31">
+  <w:num w:numId="31" w16cid:durableId="1264923271">
     <w:abstractNumId w:val="16"/>
   </w:num>
-  <w:num w:numId="32">
+  <w:num w:numId="32" w16cid:durableId="270824405">
     <w:abstractNumId w:val="17"/>
   </w:num>
-  <w:num w:numId="33">
+  <w:num w:numId="33" w16cid:durableId="630981131">
     <w:abstractNumId w:val="17"/>
   </w:num>
-  <w:num w:numId="34">
+  <w:num w:numId="34" w16cid:durableId="924656799">
     <w:abstractNumId w:val="17"/>
   </w:num>
 </w:numbering>
 </file>
 
 <file path=word/styles.xml><?xml version="1.0" encoding="utf-8"?>
-<w:styles xmlns:mc="http://schemas.openxmlformats.org/markup-compatibility/2006" xmlns:r="http://purl.oclc.org/ooxml/officeDocument/relationships" xmlns:w="http://purl.oclc.org/ooxml/wordprocessingml/main" xmlns:w14="http://schemas.microsoft.com/office/word/2010/wordml" xmlns:w15="http://schemas.microsoft.com/office/word/2012/wordml" xmlns:w16cid="http://schemas.microsoft.com/office/word/2016/wordml/cid" xmlns:w16se="http://schemas.microsoft.com/office/word/2015/wordml/symex" mc:Ignorable="w14 w15 w16se w16cid">
+<w:styles xmlns:mc="http://schemas.openxmlformats.org/markup-compatibility/2006" xmlns:r="http://purl.oclc.org/ooxml/officeDocument/relationships" xmlns:w="http://purl.oclc.org/ooxml/wordprocessingml/main" xmlns:w14="http://schemas.microsoft.com/office/word/2010/wordml" xmlns:w15="http://schemas.microsoft.com/office/word/2012/wordml" xmlns:w16cex="http://schemas.microsoft.com/office/word/2018/wordml/cex" xmlns:w16cid="http://schemas.microsoft.com/office/word/2016/wordml/cid" xmlns:w16="http://schemas.microsoft.com/office/word/2018/wordml" xmlns:w16du="http://schemas.microsoft.com/office/word/2023/wordml/word16du" xmlns:w16sdtdh="http://schemas.microsoft.com/office/word/2020/wordml/sdtdatahash" xmlns:w16se="http://schemas.microsoft.com/office/word/2015/wordml/symex" mc:Ignorable="w14 w15 w16se w16cid w16 w16cex w16sdtdh w16du">
   <w:docDefaults>
     <w:rPrDefault>
       <w:rPr>
@@ -8739,7 +8163,7 @@
     </w:rPrDefault>
     <w:pPrDefault/>
   </w:docDefaults>
-  <w:latentStyles w:defLockedState="0" w:defUIPriority="0" w:defSemiHidden="0" w:defUnhideWhenUsed="0" w:defQFormat="0" w:count="375">
+  <w:latentStyles w:defLockedState="0" w:defUIPriority="0" w:defSemiHidden="0" w:defUnhideWhenUsed="0" w:defQFormat="0" w:count="376">
     <w:lsdException w:name="Normal" w:qFormat="1"/>
     <w:lsdException w:name="heading 1" w:qFormat="1"/>
     <w:lsdException w:name="heading 2" w:qFormat="1"/>
@@ -9019,18 +8443,19 @@
     <w:lsdException w:name="Smart Hyperlink" w:semiHidden="1" w:uiPriority="99" w:unhideWhenUsed="1"/>
     <w:lsdException w:name="Hashtag" w:semiHidden="1" w:uiPriority="99" w:unhideWhenUsed="1"/>
     <w:lsdException w:name="Unresolved Mention" w:semiHidden="1" w:uiPriority="99" w:unhideWhenUsed="1"/>
+    <w:lsdException w:name="Smart Link" w:semiHidden="1" w:uiPriority="99" w:unhideWhenUsed="1"/>
   </w:latentStyles>
-  <w:style w:type="paragraph" w:default="1" w:styleId="a">
+  <w:style w:type="paragraph" w:default="1" w:styleId="Normal">
     <w:name w:val="Normal"/>
     <w:qFormat/>
     <w:pPr>
       <w:jc w:val="center"/>
     </w:pPr>
   </w:style>
-  <w:style w:type="paragraph" w:styleId="1">
+  <w:style w:type="paragraph" w:styleId="Heading1">
     <w:name w:val="heading 1"/>
-    <w:basedOn w:val="a"/>
-    <w:next w:val="a"/>
+    <w:basedOn w:val="Normal"/>
+    <w:next w:val="Normal"/>
     <w:qFormat/>
     <w:rsid w:val="006B6B66"/>
     <w:pPr>
@@ -9051,10 +8476,10 @@
       <w:noProof/>
     </w:rPr>
   </w:style>
-  <w:style w:type="paragraph" w:styleId="2">
+  <w:style w:type="paragraph" w:styleId="Heading2">
     <w:name w:val="heading 2"/>
-    <w:basedOn w:val="a"/>
-    <w:next w:val="a"/>
+    <w:basedOn w:val="Normal"/>
+    <w:next w:val="Normal"/>
     <w:qFormat/>
     <w:rsid w:val="00ED0149"/>
     <w:pPr>
@@ -9064,7 +8489,12 @@
         <w:ilvl w:val="1"/>
         <w:numId w:val="4"/>
       </w:numPr>
+      <w:tabs>
+        <w:tab w:val="clear" w:pos="259pt"/>
+        <w:tab w:val="num" w:pos="18pt"/>
+      </w:tabs>
       <w:spacing w:before="6pt" w:after="3pt"/>
+      <w:ind w:start="14.40pt"/>
       <w:jc w:val="start"/>
       <w:outlineLvl w:val="1"/>
     </w:pPr>
@@ -9074,10 +8504,10 @@
       <w:noProof/>
     </w:rPr>
   </w:style>
-  <w:style w:type="paragraph" w:styleId="3">
+  <w:style w:type="paragraph" w:styleId="Heading3">
     <w:name w:val="heading 3"/>
-    <w:basedOn w:val="a"/>
-    <w:next w:val="a"/>
+    <w:basedOn w:val="Normal"/>
+    <w:next w:val="Normal"/>
     <w:qFormat/>
     <w:rsid w:val="00794804"/>
     <w:pPr>
@@ -9096,10 +8526,10 @@
       <w:noProof/>
     </w:rPr>
   </w:style>
-  <w:style w:type="paragraph" w:styleId="4">
+  <w:style w:type="paragraph" w:styleId="Heading4">
     <w:name w:val="heading 4"/>
-    <w:basedOn w:val="a"/>
-    <w:next w:val="a"/>
+    <w:basedOn w:val="Normal"/>
+    <w:next w:val="Normal"/>
     <w:qFormat/>
     <w:rsid w:val="00794804"/>
     <w:pPr>
@@ -9122,10 +8552,10 @@
       <w:noProof/>
     </w:rPr>
   </w:style>
-  <w:style w:type="paragraph" w:styleId="5">
+  <w:style w:type="paragraph" w:styleId="Heading5">
     <w:name w:val="heading 5"/>
-    <w:basedOn w:val="a"/>
-    <w:next w:val="a"/>
+    <w:basedOn w:val="Normal"/>
+    <w:next w:val="Normal"/>
     <w:qFormat/>
     <w:pPr>
       <w:tabs>
@@ -9139,13 +8569,12 @@
       <w:noProof/>
     </w:rPr>
   </w:style>
-  <w:style w:type="character" w:default="1" w:styleId="a0">
+  <w:style w:type="character" w:default="1" w:styleId="DefaultParagraphFont">
     <w:name w:val="Default Paragraph Font"/>
     <w:uiPriority w:val="1"/>
-    <w:semiHidden/>
     <w:unhideWhenUsed/>
   </w:style>
-  <w:style w:type="table" w:default="1" w:styleId="a1">
+  <w:style w:type="table" w:default="1" w:styleId="TableNormal">
     <w:name w:val="Normal Table"/>
     <w:uiPriority w:val="99"/>
     <w:semiHidden/>
@@ -9160,7 +8589,7 @@
       </w:tblCellMar>
     </w:tblPr>
   </w:style>
-  <w:style w:type="numbering" w:default="1" w:styleId="a2">
+  <w:style w:type="numbering" w:default="1" w:styleId="NoList">
     <w:name w:val="No List"/>
     <w:uiPriority w:val="99"/>
     <w:semiHidden/>
@@ -9199,10 +8628,10 @@
       <w:szCs w:val="22"/>
     </w:rPr>
   </w:style>
-  <w:style w:type="paragraph" w:styleId="a3">
+  <w:style w:type="paragraph" w:styleId="BodyText">
     <w:name w:val="Body Text"/>
-    <w:basedOn w:val="a"/>
-    <w:link w:val="a4"/>
+    <w:basedOn w:val="Normal"/>
+    <w:link w:val="BodyTextChar"/>
     <w:rsid w:val="00E7596C"/>
     <w:pPr>
       <w:tabs>
@@ -9217,9 +8646,9 @@
       <w:lang w:val="x-none" w:eastAsia="x-none"/>
     </w:rPr>
   </w:style>
-  <w:style w:type="character" w:customStyle="1" w:styleId="a4">
-    <w:name w:val="本文 字元"/>
-    <w:link w:val="a3"/>
+  <w:style w:type="character" w:customStyle="1" w:styleId="BodyTextChar">
+    <w:name w:val="Body Text Char"/>
+    <w:link w:val="BodyText"/>
     <w:rsid w:val="00E7596C"/>
     <w:rPr>
       <w:spacing w:val="-1"/>
@@ -9228,7 +8657,7 @@
   </w:style>
   <w:style w:type="paragraph" w:customStyle="1" w:styleId="bulletlist">
     <w:name w:val="bullet list"/>
-    <w:basedOn w:val="a3"/>
+    <w:basedOn w:val="BodyText"/>
     <w:rsid w:val="001B67DC"/>
     <w:pPr>
       <w:numPr>
@@ -9238,7 +8667,7 @@
   </w:style>
   <w:style w:type="paragraph" w:customStyle="1" w:styleId="equation">
     <w:name w:val="equation"/>
-    <w:basedOn w:val="a"/>
+    <w:basedOn w:val="Normal"/>
     <w:rsid w:val="008A2C7D"/>
     <w:pPr>
       <w:tabs>
@@ -9343,7 +8772,7 @@
   </w:style>
   <w:style w:type="paragraph" w:customStyle="1" w:styleId="tablecolhead">
     <w:name w:val="table col head"/>
-    <w:basedOn w:val="a"/>
+    <w:basedOn w:val="Normal"/>
     <w:rPr>
       <w:b/>
       <w:bCs/>
@@ -9417,10 +8846,10 @@
       <w:i/>
     </w:rPr>
   </w:style>
-  <w:style w:type="paragraph" w:styleId="a5">
+  <w:style w:type="paragraph" w:styleId="Header">
     <w:name w:val="header"/>
-    <w:basedOn w:val="a"/>
-    <w:link w:val="a6"/>
+    <w:basedOn w:val="Normal"/>
+    <w:link w:val="HeaderChar"/>
     <w:rsid w:val="001A3B3D"/>
     <w:pPr>
       <w:tabs>
@@ -9429,16 +8858,16 @@
       </w:tabs>
     </w:pPr>
   </w:style>
-  <w:style w:type="character" w:customStyle="1" w:styleId="a6">
-    <w:name w:val="頁首 字元"/>
-    <w:basedOn w:val="a0"/>
-    <w:link w:val="a5"/>
+  <w:style w:type="character" w:customStyle="1" w:styleId="HeaderChar">
+    <w:name w:val="Header Char"/>
+    <w:basedOn w:val="DefaultParagraphFont"/>
+    <w:link w:val="Header"/>
     <w:rsid w:val="001A3B3D"/>
   </w:style>
-  <w:style w:type="paragraph" w:styleId="a7">
+  <w:style w:type="paragraph" w:styleId="Footer">
     <w:name w:val="footer"/>
-    <w:basedOn w:val="a"/>
-    <w:link w:val="a8"/>
+    <w:basedOn w:val="Normal"/>
+    <w:link w:val="FooterChar"/>
     <w:rsid w:val="001A3B3D"/>
     <w:pPr>
       <w:tabs>
@@ -9447,15 +8876,15 @@
       </w:tabs>
     </w:pPr>
   </w:style>
-  <w:style w:type="character" w:customStyle="1" w:styleId="a8">
-    <w:name w:val="頁尾 字元"/>
-    <w:basedOn w:val="a0"/>
-    <w:link w:val="a7"/>
+  <w:style w:type="character" w:customStyle="1" w:styleId="FooterChar">
+    <w:name w:val="Footer Char"/>
+    <w:basedOn w:val="DefaultParagraphFont"/>
+    <w:link w:val="Footer"/>
     <w:rsid w:val="001A3B3D"/>
   </w:style>
-  <w:style w:type="character" w:styleId="a9">
+  <w:style w:type="character" w:styleId="Hyperlink">
     <w:name w:val="Hyperlink"/>
-    <w:basedOn w:val="a0"/>
+    <w:basedOn w:val="DefaultParagraphFont"/>
     <w:uiPriority w:val="99"/>
     <w:unhideWhenUsed/>
     <w:rsid w:val="00C61D30"/>

--- a/1dcnn_ieee.docx
+++ b/1dcnn_ieee.docx
@@ -1,6 +1,6 @@
 
 <file path=word/document.xml><?xml version="1.0" encoding="utf-8"?>
-<w:document xmlns:cx="http://schemas.microsoft.com/office/drawing/2014/chartex" xmlns:cx1="http://schemas.microsoft.com/office/drawing/2015/9/8/chartex" xmlns:cx2="http://schemas.microsoft.com/office/drawing/2015/10/21/chartex" xmlns:cx3="http://schemas.microsoft.com/office/drawing/2016/5/9/chartex" xmlns:cx4="http://schemas.microsoft.com/office/drawing/2016/5/10/chartex" xmlns:cx5="http://schemas.microsoft.com/office/drawing/2016/5/11/chartex" xmlns:cx6="http://schemas.microsoft.com/office/drawing/2016/5/12/chartex" xmlns:cx7="http://schemas.microsoft.com/office/drawing/2016/5/13/chartex" xmlns:cx8="http://schemas.microsoft.com/office/drawing/2016/5/14/chartex" xmlns:mc="http://schemas.openxmlformats.org/markup-compatibility/2006" xmlns:aink="http://schemas.microsoft.com/office/drawing/2016/ink" xmlns:am3d="http://schemas.microsoft.com/office/drawing/2017/model3d" xmlns:o="urn:schemas-microsoft-com:office:office" xmlns:oel="http://schemas.microsoft.com/office/2019/extlst" xmlns:r="http://purl.oclc.org/ooxml/officeDocument/relationships" xmlns:m="http://purl.oclc.org/ooxml/officeDocument/math" xmlns:v="urn:schemas-microsoft-com:vml" xmlns:wp14="http://schemas.microsoft.com/office/word/2010/wordprocessingDrawing" xmlns:wp="http://purl.oclc.org/ooxml/drawingml/wordprocessingDrawing" xmlns:w10="urn:schemas-microsoft-com:office:word" xmlns:w="http://purl.oclc.org/ooxml/wordprocessingml/main" xmlns:w14="http://schemas.microsoft.com/office/word/2010/wordml" xmlns:w15="http://schemas.microsoft.com/office/word/2012/wordml" xmlns:w16cex="http://schemas.microsoft.com/office/word/2018/wordml/cex" xmlns:w16cid="http://schemas.microsoft.com/office/word/2016/wordml/cid" xmlns:w16="http://schemas.microsoft.com/office/word/2018/wordml" xmlns:w16du="http://schemas.microsoft.com/office/word/2023/wordml/word16du" xmlns:w16sdtdh="http://schemas.microsoft.com/office/word/2020/wordml/sdtdatahash" xmlns:w16se="http://schemas.microsoft.com/office/word/2015/wordml/symex" xmlns:wpi="http://schemas.microsoft.com/office/word/2010/wordprocessingInk" xmlns:wne="http://schemas.microsoft.com/office/word/2006/wordml" mc:Ignorable="w14 w15 w16se w16cid w16 w16cex w16sdtdh w16du wne wp14" w:conformance="strict">
+<w:document xmlns:cx="http://schemas.microsoft.com/office/drawing/2014/chartex" xmlns:cx1="http://schemas.microsoft.com/office/drawing/2015/9/8/chartex" xmlns:cx2="http://schemas.microsoft.com/office/drawing/2015/10/21/chartex" xmlns:cx3="http://schemas.microsoft.com/office/drawing/2016/5/9/chartex" xmlns:cx4="http://schemas.microsoft.com/office/drawing/2016/5/10/chartex" xmlns:cx5="http://schemas.microsoft.com/office/drawing/2016/5/11/chartex" xmlns:cx6="http://schemas.microsoft.com/office/drawing/2016/5/12/chartex" xmlns:cx7="http://schemas.microsoft.com/office/drawing/2016/5/13/chartex" xmlns:cx8="http://schemas.microsoft.com/office/drawing/2016/5/14/chartex" xmlns:mc="http://schemas.openxmlformats.org/markup-compatibility/2006" xmlns:aink="http://schemas.microsoft.com/office/drawing/2016/ink" xmlns:am3d="http://schemas.microsoft.com/office/drawing/2017/model3d" xmlns:o="urn:schemas-microsoft-com:office:office" xmlns:r="http://purl.oclc.org/ooxml/officeDocument/relationships" xmlns:m="http://purl.oclc.org/ooxml/officeDocument/math" xmlns:v="urn:schemas-microsoft-com:vml" xmlns:wp14="http://schemas.microsoft.com/office/word/2010/wordprocessingDrawing" xmlns:wp="http://purl.oclc.org/ooxml/drawingml/wordprocessingDrawing" xmlns:w10="urn:schemas-microsoft-com:office:word" xmlns:w="http://purl.oclc.org/ooxml/wordprocessingml/main" xmlns:w14="http://schemas.microsoft.com/office/word/2010/wordml" xmlns:w15="http://schemas.microsoft.com/office/word/2012/wordml" xmlns:w16cid="http://schemas.microsoft.com/office/word/2016/wordml/cid" xmlns:w16se="http://schemas.microsoft.com/office/word/2015/wordml/symex" xmlns:wpi="http://schemas.microsoft.com/office/word/2010/wordprocessingInk" xmlns:wne="http://schemas.microsoft.com/office/word/2006/wordml" mc:Ignorable="w14 w15 w16se w16cid wne wp14" w:conformance="strict">
   <w:body>
     <w:p>
       <w:pPr>
@@ -126,21 +126,6 @@
           <w:szCs w:val="18"/>
         </w:rPr>
         <w:t xml:space="preserve"> </w:t>
-      </w:r>
-      <w:r>
-        <w:rPr>
-          <w:i/>
-          <w:sz w:val="18"/>
-          <w:szCs w:val="18"/>
-        </w:rPr>
-        <w:t>Institute of Higher Education</w:t>
-      </w:r>
-      <w:r>
-        <w:rPr>
-          <w:sz w:val="18"/>
-          <w:szCs w:val="18"/>
-        </w:rPr>
-        <w:br/>
       </w:r>
       <w:r>
         <w:rPr>
@@ -296,12 +281,21 @@
         <w:t>Keywords—</w:t>
       </w:r>
       <w:r>
-        <w:t xml:space="preserve"> Fall Detection, gyroscope, 1D-CNN, WEDA-FALL</w:t>
-      </w:r>
-    </w:p>
-    <w:p>
-      <w:pPr>
-        <w:pStyle w:val="Heading1"/>
+        <w:t xml:space="preserve"> Fall Detection, </w:t>
+      </w:r>
+      <w:r>
+        <w:t>A</w:t>
+      </w:r>
+      <w:r>
+        <w:t>ccelerometer</w:t>
+      </w:r>
+      <w:r>
+        <w:t>, 1D-CNN, WEDA-FALL</w:t>
+      </w:r>
+    </w:p>
+    <w:p>
+      <w:pPr>
+        <w:pStyle w:val="1"/>
       </w:pPr>
       <w:r>
         <w:t>Introduction</w:t>
@@ -309,7 +303,7 @@
     </w:p>
     <w:p>
       <w:pPr>
-        <w:pStyle w:val="BodyText"/>
+        <w:pStyle w:val="a3"/>
       </w:pPr>
       <w:r>
         <w:t>Falls are a serious concern for individuals of all ages, but they pose a particular risk to older adults. The consequences of a fall can range from minor injuries to life-threatening complications.</w:t>
@@ -333,7 +327,16 @@
         <w:t xml:space="preserve">: (1) </w:t>
       </w:r>
       <w:r>
-        <w:t>Reduced risk of serious injury</w:t>
+        <w:t>r</w:t>
+      </w:r>
+      <w:r>
+        <w:t>educ</w:t>
+      </w:r>
+      <w:r>
+        <w:t>ing</w:t>
+      </w:r>
+      <w:r>
+        <w:t xml:space="preserve"> risk of serious injury</w:t>
       </w:r>
       <w:r>
         <w:t xml:space="preserve"> as f</w:t>
@@ -345,7 +348,10 @@
         <w:t xml:space="preserve">, (2) </w:t>
       </w:r>
       <w:r>
-        <w:t>Maintaining independence because f</w:t>
+        <w:t>m</w:t>
+      </w:r>
+      <w:r>
+        <w:t>aintaining independence because f</w:t>
       </w:r>
       <w:r>
         <w:t>all detection empowers individuals to remain active and engaged in their daily lives without fear of falling.</w:t>
@@ -357,7 +363,10 @@
         <w:t xml:space="preserve">(3) </w:t>
       </w:r>
       <w:r>
-        <w:t>Peace of mind for caregivers by k</w:t>
+        <w:t>p</w:t>
+      </w:r>
+      <w:r>
+        <w:t>eace of mind for caregivers by k</w:t>
       </w:r>
       <w:r>
         <w:t>nowing that a loved one is protected by fall detection technology</w:t>
@@ -375,7 +384,10 @@
         <w:t xml:space="preserve">) </w:t>
       </w:r>
       <w:r>
-        <w:t>Early intervention and prevention</w:t>
+        <w:t>e</w:t>
+      </w:r>
+      <w:r>
+        <w:t>arly intervention and prevention</w:t>
       </w:r>
       <w:r>
         <w:t xml:space="preserve">. </w:t>
@@ -389,7 +401,7 @@
     </w:p>
     <w:p>
       <w:pPr>
-        <w:pStyle w:val="BodyText"/>
+        <w:pStyle w:val="a3"/>
         <w:rPr>
           <w:lang w:val="en-AU"/>
         </w:rPr>
@@ -421,7 +433,7 @@
     </w:p>
     <w:p>
       <w:pPr>
-        <w:pStyle w:val="Heading2"/>
+        <w:pStyle w:val="2"/>
         <w:tabs>
           <w:tab w:val="clear" w:pos="18pt"/>
           <w:tab w:val="num" w:pos="14.40pt"/>
@@ -433,7 +445,7 @@
     </w:p>
     <w:p>
       <w:pPr>
-        <w:pStyle w:val="BodyText"/>
+        <w:pStyle w:val="a3"/>
       </w:pPr>
       <w:r>
         <w:rPr>
@@ -451,19 +463,19 @@
         <w:rPr>
           <w:lang w:val="en-AU"/>
         </w:rPr>
-        <w:t xml:space="preserve">There are 3 popular </w:t>
-      </w:r>
-      <w:r>
-        <w:rPr>
-          <w:lang w:val="en-AU"/>
-        </w:rPr>
-        <w:t>methods</w:t>
-      </w:r>
-      <w:r>
-        <w:rPr>
-          <w:lang w:val="en-AU"/>
-        </w:rPr>
-        <w:t>: (1) T</w:t>
+        <w:t>There are 3 popular methods</w:t>
+      </w:r>
+      <w:r>
+        <w:rPr>
+          <w:lang w:val="en-AU"/>
+        </w:rPr>
+        <w:t xml:space="preserve">: (1) </w:t>
+      </w:r>
+      <w:r>
+        <w:rPr>
+          <w:lang w:val="en-AU"/>
+        </w:rPr>
+        <w:t>t</w:t>
       </w:r>
       <w:proofErr w:type="spellStart"/>
       <w:r>
@@ -540,10 +552,13 @@
         <w:t xml:space="preserve"> during a specific time frame, a fall is detected.</w:t>
       </w:r>
       <w:r>
-        <w:t xml:space="preserve"> (2) </w:t>
-      </w:r>
-      <w:r>
-        <w:t>Machine learning-based methods</w:t>
+        <w:t xml:space="preserve"> (2</w:t>
+      </w:r>
+      <w:r>
+        <w:t>) M</w:t>
+      </w:r>
+      <w:r>
+        <w:t>achine learning-based methods</w:t>
       </w:r>
       <w:r>
         <w:t xml:space="preserve">. </w:t>
@@ -637,7 +652,7 @@
     </w:p>
     <w:p>
       <w:pPr>
-        <w:pStyle w:val="Heading2"/>
+        <w:pStyle w:val="2"/>
         <w:tabs>
           <w:tab w:val="clear" w:pos="18pt"/>
           <w:tab w:val="num" w:pos="14.40pt"/>
@@ -649,7 +664,7 @@
     </w:p>
     <w:p>
       <w:pPr>
-        <w:pStyle w:val="BodyText"/>
+        <w:pStyle w:val="a3"/>
       </w:pPr>
       <w:r>
         <w:rPr>
@@ -780,7 +795,7 @@
     </w:p>
     <w:p>
       <w:pPr>
-        <w:pStyle w:val="Heading2"/>
+        <w:pStyle w:val="2"/>
         <w:tabs>
           <w:tab w:val="clear" w:pos="18pt"/>
           <w:tab w:val="num" w:pos="14.40pt"/>
@@ -792,7 +807,7 @@
     </w:p>
     <w:p>
       <w:pPr>
-        <w:pStyle w:val="BodyText"/>
+        <w:pStyle w:val="a3"/>
         <w:rPr>
           <w:lang w:val="en-AU"/>
         </w:rPr>
@@ -879,10 +894,10 @@
         <w:t>which will be trained by</w:t>
       </w:r>
       <w:r>
-        <w:t xml:space="preserve"> support vector machine</w:t>
-      </w:r>
-      <w:r>
-        <w:t xml:space="preserve"> (SVM) </w:t>
+        <w:t xml:space="preserve"> </w:t>
+      </w:r>
+      <w:r>
+        <w:t>SVM</w:t>
       </w:r>
       <w:r>
         <w:t>, a binary result of fall or not will be obtained by the algorithm.</w:t>
@@ -909,10 +924,22 @@
         <w:t xml:space="preserve">]  </w:t>
       </w:r>
       <w:r>
-        <w:t>collected signal data containing the motion information of objects was using a impulse-radio ultra-wideband (IR-UWB) radar</w:t>
-      </w:r>
-      <w:r>
-        <w:t>, then feed the</w:t>
+        <w:t>collected signal data containing the motion information of objects</w:t>
+      </w:r>
+      <w:r>
+        <w:t xml:space="preserve"> </w:t>
+      </w:r>
+      <w:r>
+        <w:t>using a</w:t>
+      </w:r>
+      <w:r>
+        <w:t>n</w:t>
+      </w:r>
+      <w:r>
+        <w:t xml:space="preserve"> impulse-radio ultra-wideband (IR-UWB) radar</w:t>
+      </w:r>
+      <w:r>
+        <w:t>, then fed the</w:t>
       </w:r>
       <w:r>
         <w:t xml:space="preserve"> data to a CNN algorithm to classify “Fall” </w:t>
@@ -926,28 +953,28 @@
     </w:p>
     <w:p>
       <w:pPr>
-        <w:pStyle w:val="BodyText"/>
-        <w:rPr>
-          <w:lang w:val="en-AU"/>
-        </w:rPr>
-      </w:pPr>
-      <w:r>
-        <w:rPr>
-          <w:lang w:val="en-AU"/>
-        </w:rPr>
-        <w:t xml:space="preserve">It's important to note that the choice of algorithm depends on factors such as desired accuracy, computational resources, </w:t>
+        <w:pStyle w:val="a3"/>
+        <w:rPr>
+          <w:lang w:val="en-AU"/>
+        </w:rPr>
+      </w:pPr>
+      <w:r>
+        <w:rPr>
+          <w:lang w:val="en-AU"/>
+        </w:rPr>
+        <w:t xml:space="preserve">It's important to note that the choice of algorithm depends on factors such as desired accuracy, computational resources, user preferences, and the specific environment where the system will be deployed. Additionally, many systems </w:t>
       </w:r>
       <w:r>
         <w:rPr>
           <w:lang w:val="en-AU"/>
         </w:rPr>
         <w:lastRenderedPageBreak/>
-        <w:t>user preferences, and the specific environment where the system will be deployed. Additionally, many systems combine multiple algorithm types to improve overall performance and robustness.</w:t>
-      </w:r>
-    </w:p>
-    <w:p>
-      <w:pPr>
-        <w:pStyle w:val="BodyText"/>
+        <w:t>combine multiple algorithm types to improve overall performance and robustness.</w:t>
+      </w:r>
+    </w:p>
+    <w:p>
+      <w:pPr>
+        <w:pStyle w:val="a3"/>
         <w:rPr>
           <w:lang w:val="en-AU"/>
         </w:rPr>
@@ -962,6 +989,311 @@
         <w:rPr>
           <w:lang w:val="en-AU"/>
         </w:rPr>
+        <w:t xml:space="preserve">, </w:t>
+      </w:r>
+      <w:r>
+        <w:rPr>
+          <w:lang w:val="en-AU"/>
+        </w:rPr>
+        <w:t>k</w:t>
+      </w:r>
+      <w:r>
+        <w:rPr>
+          <w:lang w:val="en-AU"/>
+        </w:rPr>
+        <w:t xml:space="preserve">ey </w:t>
+      </w:r>
+      <w:r>
+        <w:rPr>
+          <w:lang w:val="en-AU"/>
+        </w:rPr>
+        <w:t>c</w:t>
+      </w:r>
+      <w:r>
+        <w:rPr>
+          <w:lang w:val="en-AU"/>
+        </w:rPr>
+        <w:t xml:space="preserve">onsiderations for </w:t>
+      </w:r>
+      <w:r>
+        <w:rPr>
+          <w:lang w:val="en-AU"/>
+        </w:rPr>
+        <w:t>f</w:t>
+      </w:r>
+      <w:r>
+        <w:rPr>
+          <w:lang w:val="en-AU"/>
+        </w:rPr>
+        <w:t xml:space="preserve">all </w:t>
+      </w:r>
+      <w:r>
+        <w:rPr>
+          <w:lang w:val="en-AU"/>
+        </w:rPr>
+        <w:t>d</w:t>
+      </w:r>
+      <w:r>
+        <w:rPr>
+          <w:lang w:val="en-AU"/>
+        </w:rPr>
+        <w:t xml:space="preserve">etection </w:t>
+      </w:r>
+      <w:r>
+        <w:rPr>
+          <w:lang w:val="en-AU"/>
+        </w:rPr>
+        <w:t>d</w:t>
+      </w:r>
+      <w:r>
+        <w:rPr>
+          <w:lang w:val="en-AU"/>
+        </w:rPr>
+        <w:t>atasets</w:t>
+      </w:r>
+      <w:r>
+        <w:rPr>
+          <w:lang w:val="en-AU"/>
+        </w:rPr>
+        <w:t xml:space="preserve"> include</w:t>
+      </w:r>
+      <w:r>
+        <w:rPr>
+          <w:lang w:val="en-AU"/>
+        </w:rPr>
+        <w:t>: (1)</w:t>
+      </w:r>
+      <w:r>
+        <w:rPr>
+          <w:lang w:val="en-AU"/>
+        </w:rPr>
+        <w:t xml:space="preserve"> s</w:t>
+      </w:r>
+      <w:r>
+        <w:rPr>
+          <w:lang w:val="en-AU"/>
+        </w:rPr>
+        <w:t>ensor</w:t>
+      </w:r>
+      <w:r>
+        <w:rPr>
+          <w:lang w:val="en-AU"/>
+        </w:rPr>
+        <w:t>s such as a</w:t>
+      </w:r>
+      <w:r>
+        <w:rPr>
+          <w:lang w:val="en-AU"/>
+        </w:rPr>
+        <w:t>ccelerometer, gyroscope, and magnetometer</w:t>
+      </w:r>
+      <w:r>
+        <w:rPr>
+          <w:lang w:val="en-AU"/>
+        </w:rPr>
+        <w:t xml:space="preserve">; </w:t>
+      </w:r>
+      <w:r>
+        <w:rPr>
+          <w:lang w:val="en-AU"/>
+        </w:rPr>
+        <w:t xml:space="preserve">(2) </w:t>
+      </w:r>
+      <w:r>
+        <w:rPr>
+          <w:lang w:val="en-AU"/>
+        </w:rPr>
+        <w:t>f</w:t>
+      </w:r>
+      <w:r>
+        <w:rPr>
+          <w:lang w:val="en-AU"/>
+        </w:rPr>
+        <w:t>all scenarios, such as forward falls, backward falls, and side falls</w:t>
+      </w:r>
+      <w:r>
+        <w:rPr>
+          <w:lang w:val="en-AU"/>
+        </w:rPr>
+        <w:t xml:space="preserve">; </w:t>
+      </w:r>
+      <w:r>
+        <w:rPr>
+          <w:lang w:val="en-AU"/>
+        </w:rPr>
+        <w:t xml:space="preserve">(3) </w:t>
+      </w:r>
+      <w:r>
+        <w:rPr>
+          <w:lang w:val="en-AU"/>
+        </w:rPr>
+        <w:t>Activities of Daily Living (ADLs)</w:t>
+      </w:r>
+      <w:r>
+        <w:rPr>
+          <w:lang w:val="en-AU"/>
+        </w:rPr>
+        <w:t xml:space="preserve">, and </w:t>
+      </w:r>
+      <w:r>
+        <w:rPr>
+          <w:lang w:val="en-AU"/>
+        </w:rPr>
+        <w:t xml:space="preserve">(4) </w:t>
+      </w:r>
+      <w:r>
+        <w:rPr>
+          <w:lang w:val="en-AU"/>
+        </w:rPr>
+        <w:t>s</w:t>
+      </w:r>
+      <w:r>
+        <w:rPr>
+          <w:lang w:val="en-AU"/>
+        </w:rPr>
+        <w:t>ubject diversity.</w:t>
+      </w:r>
+      <w:r>
+        <w:rPr>
+          <w:lang w:val="en-AU"/>
+        </w:rPr>
+        <w:t xml:space="preserve"> </w:t>
+      </w:r>
+      <w:r>
+        <w:rPr>
+          <w:lang w:val="en-AU"/>
+        </w:rPr>
+        <w:t>Several public datasets have been made available to facilitate research in this area.</w:t>
+      </w:r>
+      <w:r>
+        <w:rPr>
+          <w:lang w:val="en-AU"/>
+        </w:rPr>
+        <w:t xml:space="preserve"> </w:t>
+      </w:r>
+      <w:proofErr w:type="spellStart"/>
+      <w:r>
+        <w:rPr>
+          <w:lang w:val="en-AU"/>
+        </w:rPr>
+        <w:t>FallAllD</w:t>
+      </w:r>
+      <w:proofErr w:type="spellEnd"/>
+      <w:r>
+        <w:rPr>
+          <w:lang w:val="en-AU"/>
+        </w:rPr>
+        <w:t xml:space="preserve"> [3]</w:t>
+      </w:r>
+      <w:r>
+        <w:rPr>
+          <w:lang w:val="en-AU"/>
+        </w:rPr>
+        <w:t xml:space="preserve"> collected data from three data loggers worn on the waist, wrist, and neck of subjects using accelerometers, gyroscopes, magnetometers</w:t>
+      </w:r>
+      <w:r>
+        <w:rPr>
+          <w:lang w:val="en-AU"/>
+        </w:rPr>
+        <w:t>,</w:t>
+      </w:r>
+      <w:r>
+        <w:t xml:space="preserve"> </w:t>
+      </w:r>
+      <w:r>
+        <w:rPr>
+          <w:lang w:val="en-AU"/>
+        </w:rPr>
+        <w:t>and barometers</w:t>
+      </w:r>
+      <w:r>
+        <w:rPr>
+          <w:lang w:val="en-AU"/>
+        </w:rPr>
+        <w:t xml:space="preserve">, the dataset separates fall to 35 conditions and ADLs to 42 types. The other datasets </w:t>
+      </w:r>
+      <w:r>
+        <w:rPr>
+          <w:lang w:val="en-AU"/>
+        </w:rPr>
+        <w:t>UP-Fall</w:t>
+      </w:r>
+      <w:r>
+        <w:rPr>
+          <w:lang w:val="en-AU"/>
+        </w:rPr>
+        <w:t xml:space="preserve"> [10], which attained data from multi-sensors include </w:t>
+      </w:r>
+      <w:r>
+        <w:rPr>
+          <w:lang w:val="en-AU"/>
+        </w:rPr>
+        <w:t>wearable sensors, ambient sensors, and vision equipment</w:t>
+      </w:r>
+      <w:r>
+        <w:rPr>
+          <w:lang w:val="en-AU"/>
+        </w:rPr>
+        <w:t xml:space="preserve">, but subjects are </w:t>
+      </w:r>
+      <w:r>
+        <w:rPr>
+          <w:lang w:val="en-AU"/>
+        </w:rPr>
+        <w:t>young and healthy individuals</w:t>
+      </w:r>
+      <w:r>
+        <w:rPr>
+          <w:lang w:val="en-AU"/>
+        </w:rPr>
+        <w:t>, so t</w:t>
+      </w:r>
+      <w:r>
+        <w:rPr>
+          <w:lang w:val="en-AU"/>
+        </w:rPr>
+        <w:t>he data is limited in representativeness.</w:t>
+      </w:r>
+      <w:r>
+        <w:rPr>
+          <w:lang w:val="en-AU"/>
+        </w:rPr>
+        <w:t xml:space="preserve"> </w:t>
+      </w:r>
+      <w:r>
+        <w:rPr>
+          <w:lang w:val="en-AU"/>
+        </w:rPr>
+        <w:t>Wrist Elderly Daily Activity and Fall Dataset</w:t>
+      </w:r>
+      <w:r>
+        <w:rPr>
+          <w:lang w:val="en-AU"/>
+        </w:rPr>
+        <w:t xml:space="preserve"> (WEDA-FALL)</w:t>
+      </w:r>
+      <w:r>
+        <w:rPr>
+          <w:lang w:val="en-AU"/>
+        </w:rPr>
+        <w:t xml:space="preserve"> [11]</w:t>
+      </w:r>
+      <w:r>
+        <w:rPr>
+          <w:lang w:val="en-AU"/>
+        </w:rPr>
+        <w:t xml:space="preserve"> applied</w:t>
+      </w:r>
+      <w:r>
+        <w:rPr>
+          <w:lang w:val="en-AU"/>
+        </w:rPr>
+        <w:t xml:space="preserve"> a smartwatch on the wrist</w:t>
+      </w:r>
+      <w:r>
+        <w:rPr>
+          <w:lang w:val="en-AU"/>
+        </w:rPr>
         <w:t xml:space="preserve"> and</w:t>
       </w:r>
       <w:r>
@@ -974,121 +1306,13 @@
         <w:rPr>
           <w:lang w:val="en-AU"/>
         </w:rPr>
-        <w:t>k</w:t>
-      </w:r>
-      <w:r>
-        <w:rPr>
-          <w:lang w:val="en-AU"/>
-        </w:rPr>
-        <w:t xml:space="preserve">ey </w:t>
-      </w:r>
-      <w:r>
-        <w:rPr>
-          <w:lang w:val="en-AU"/>
-        </w:rPr>
-        <w:t>c</w:t>
-      </w:r>
-      <w:r>
-        <w:rPr>
-          <w:lang w:val="en-AU"/>
-        </w:rPr>
-        <w:t xml:space="preserve">onsiderations for </w:t>
-      </w:r>
-      <w:r>
-        <w:rPr>
-          <w:lang w:val="en-AU"/>
-        </w:rPr>
-        <w:t>f</w:t>
-      </w:r>
-      <w:r>
-        <w:rPr>
-          <w:lang w:val="en-AU"/>
-        </w:rPr>
-        <w:t xml:space="preserve">all </w:t>
-      </w:r>
-      <w:r>
-        <w:rPr>
-          <w:lang w:val="en-AU"/>
-        </w:rPr>
-        <w:t>d</w:t>
-      </w:r>
-      <w:r>
-        <w:rPr>
-          <w:lang w:val="en-AU"/>
-        </w:rPr>
-        <w:t xml:space="preserve">etection </w:t>
-      </w:r>
-      <w:r>
-        <w:rPr>
-          <w:lang w:val="en-AU"/>
-        </w:rPr>
-        <w:t>d</w:t>
-      </w:r>
-      <w:r>
-        <w:rPr>
-          <w:lang w:val="en-AU"/>
-        </w:rPr>
-        <w:t>atasets</w:t>
-      </w:r>
-      <w:r>
-        <w:rPr>
-          <w:lang w:val="en-AU"/>
-        </w:rPr>
-        <w:t xml:space="preserve"> include s</w:t>
-      </w:r>
-      <w:r>
-        <w:rPr>
-          <w:lang w:val="en-AU"/>
-        </w:rPr>
-        <w:t>ensor</w:t>
-      </w:r>
-      <w:r>
-        <w:rPr>
-          <w:lang w:val="en-AU"/>
-        </w:rPr>
-        <w:t>s such as a</w:t>
-      </w:r>
-      <w:r>
-        <w:rPr>
-          <w:lang w:val="en-AU"/>
-        </w:rPr>
-        <w:t>ccelerometer, gyroscope, and magnetometer</w:t>
-      </w:r>
-      <w:r>
-        <w:rPr>
-          <w:lang w:val="en-AU"/>
-        </w:rPr>
-        <w:t>; f</w:t>
-      </w:r>
-      <w:r>
-        <w:rPr>
-          <w:lang w:val="en-AU"/>
-        </w:rPr>
-        <w:t>all scenarios, such as forward falls, backward falls, and side falls</w:t>
-      </w:r>
-      <w:r>
-        <w:rPr>
-          <w:lang w:val="en-AU"/>
-        </w:rPr>
-        <w:t xml:space="preserve">; </w:t>
-      </w:r>
-      <w:r>
-        <w:rPr>
-          <w:lang w:val="en-AU"/>
-        </w:rPr>
-        <w:t>Activities of Daily Living (ADLs)</w:t>
-      </w:r>
-      <w:r>
-        <w:rPr>
-          <w:lang w:val="en-AU"/>
-        </w:rPr>
-        <w:t>, and s</w:t>
-      </w:r>
-      <w:r>
-        <w:rPr>
-          <w:lang w:val="en-AU"/>
-        </w:rPr>
-        <w:t>ubject diversity.</w:t>
+        <w:t>employ</w:t>
+      </w:r>
+      <w:r>
+        <w:rPr>
+          <w:lang w:val="en-AU"/>
+        </w:rPr>
+        <w:t>ed</w:t>
       </w:r>
       <w:r>
         <w:rPr>
@@ -1100,316 +1324,161 @@
         <w:rPr>
           <w:lang w:val="en-AU"/>
         </w:rPr>
-        <w:t>Several public datasets have been made available to facilitate research in this area.</w:t>
-      </w:r>
-      <w:r>
-        <w:rPr>
-          <w:lang w:val="en-AU"/>
-        </w:rPr>
+        <w:t>e</w:t>
+      </w:r>
+      <w:r>
+        <w:rPr>
+          <w:lang w:val="en-AU"/>
+        </w:rPr>
+        <w:t xml:space="preserve">lderly </w:t>
+      </w:r>
+      <w:r>
+        <w:rPr>
+          <w:lang w:val="en-AU"/>
+        </w:rPr>
+        <w:t>p</w:t>
+      </w:r>
+      <w:r>
+        <w:rPr>
+          <w:lang w:val="en-AU"/>
+        </w:rPr>
+        <w:t xml:space="preserve">eople </w:t>
+      </w:r>
+      <w:r>
+        <w:rPr>
+          <w:lang w:val="en-AU"/>
+        </w:rPr>
+        <w:t>with t</w:t>
+      </w:r>
+      <w:r>
+        <w:rPr>
+          <w:lang w:val="en-AU"/>
+        </w:rPr>
+        <w:t>horough security measures</w:t>
+      </w:r>
+      <w:r>
+        <w:rPr>
+          <w:lang w:val="en-AU"/>
+        </w:rPr>
+        <w:t>, it covers 8 t</w:t>
+      </w:r>
+      <w:r>
+        <w:rPr>
+          <w:lang w:val="en-AU"/>
+        </w:rPr>
+        <w:t>ypes of Falls</w:t>
+      </w:r>
+      <w:r>
+        <w:rPr>
+          <w:lang w:val="en-AU"/>
+        </w:rPr>
+        <w:t xml:space="preserve"> and 11</w:t>
+      </w:r>
+      <w:r>
         <w:t xml:space="preserve"> </w:t>
       </w:r>
+      <w:r>
+        <w:rPr>
+          <w:lang w:val="en-AU"/>
+        </w:rPr>
+        <w:t>Types of ADLs</w:t>
+      </w:r>
+      <w:r>
+        <w:rPr>
+          <w:lang w:val="en-AU"/>
+        </w:rPr>
+        <w:t>.</w:t>
+      </w:r>
+    </w:p>
+    <w:p>
+      <w:pPr>
+        <w:pStyle w:val="a3"/>
+        <w:rPr>
+          <w:lang w:val="en-AU"/>
+        </w:rPr>
+      </w:pPr>
+      <w:r>
+        <w:rPr>
+          <w:lang w:val="en-AU" w:eastAsia="zh-CN"/>
+        </w:rPr>
+        <w:t>The paper proposes an algorithm that utilizes a 1D-CNN based on the WEDA-FALL dataset, as WEDA-FALL collects data from wrist-worn devices and includes a diverse group of participants.</w:t>
+      </w:r>
+      <w:r>
+        <w:rPr>
+          <w:lang w:val="en-AU" w:eastAsia="zh-CN"/>
+        </w:rPr>
+        <w:t xml:space="preserve"> </w:t>
+      </w:r>
+      <w:r>
+        <w:rPr>
+          <w:lang w:val="en-AU" w:eastAsia="zh-CN"/>
+        </w:rPr>
+        <w:t xml:space="preserve">The following section will detail the application of 1D-CNN, while Section III will present and </w:t>
+      </w:r>
       <w:proofErr w:type="spellStart"/>
       <w:r>
         <w:rPr>
-          <w:lang w:val="en-AU"/>
-        </w:rPr>
-        <w:t>FallAllD</w:t>
+          <w:lang w:val="en-AU" w:eastAsia="zh-CN"/>
+        </w:rPr>
+        <w:t>analyze</w:t>
       </w:r>
       <w:proofErr w:type="spellEnd"/>
       <w:r>
         <w:rPr>
-          <w:lang w:val="en-AU"/>
-        </w:rPr>
-        <w:t xml:space="preserve"> [3]</w:t>
-      </w:r>
-      <w:r>
-        <w:rPr>
-          <w:lang w:val="en-AU"/>
-        </w:rPr>
-        <w:t xml:space="preserve"> collected data from three data loggers worn on the waist, wrist, and neck of subjects using accelerometers, gyroscopes, magnetometers</w:t>
-      </w:r>
-      <w:r>
-        <w:rPr>
-          <w:lang w:val="en-AU"/>
-        </w:rPr>
-        <w:t>,</w:t>
-      </w:r>
-      <w:r>
-        <w:t xml:space="preserve"> </w:t>
-      </w:r>
-      <w:r>
-        <w:rPr>
-          <w:lang w:val="en-AU"/>
-        </w:rPr>
-        <w:t>and barometers</w:t>
-      </w:r>
-      <w:r>
-        <w:rPr>
-          <w:lang w:val="en-AU"/>
-        </w:rPr>
-        <w:t xml:space="preserve">, the dataset separates fall to 35 conditions and ADLs to 42 types. The other datasets </w:t>
-      </w:r>
-      <w:r>
-        <w:rPr>
-          <w:lang w:val="en-AU"/>
-        </w:rPr>
-        <w:t>UP-Fall</w:t>
-      </w:r>
-      <w:r>
-        <w:rPr>
-          <w:lang w:val="en-AU"/>
-        </w:rPr>
-        <w:t xml:space="preserve"> [10], which attained data from multi-sensors include </w:t>
-      </w:r>
-      <w:r>
-        <w:rPr>
-          <w:lang w:val="en-AU"/>
-        </w:rPr>
-        <w:t>wearable sensors, ambient sensors, and vision equipment</w:t>
-      </w:r>
-      <w:r>
-        <w:rPr>
-          <w:lang w:val="en-AU"/>
-        </w:rPr>
-        <w:t xml:space="preserve">, but subjects are </w:t>
-      </w:r>
-      <w:r>
-        <w:rPr>
-          <w:lang w:val="en-AU"/>
-        </w:rPr>
-        <w:t>young and healthy individuals</w:t>
-      </w:r>
-      <w:r>
-        <w:rPr>
-          <w:lang w:val="en-AU"/>
-        </w:rPr>
-        <w:t>, so t</w:t>
-      </w:r>
-      <w:r>
-        <w:rPr>
-          <w:lang w:val="en-AU"/>
-        </w:rPr>
-        <w:t>he data is limited in representativeness.</w:t>
-      </w:r>
-      <w:r>
-        <w:rPr>
-          <w:lang w:val="en-AU"/>
-        </w:rPr>
-        <w:t xml:space="preserve"> </w:t>
-      </w:r>
-      <w:r>
-        <w:rPr>
-          <w:lang w:val="en-AU"/>
-        </w:rPr>
-        <w:t>Wrist Elderly Daily Activity and Fall Dataset</w:t>
-      </w:r>
-      <w:r>
-        <w:rPr>
-          <w:lang w:val="en-AU"/>
-        </w:rPr>
-        <w:t xml:space="preserve"> (WEDA-FALL)</w:t>
-      </w:r>
-      <w:r>
-        <w:rPr>
-          <w:lang w:val="en-AU"/>
-        </w:rPr>
-        <w:t xml:space="preserve"> [11]</w:t>
-      </w:r>
-      <w:r>
-        <w:rPr>
-          <w:lang w:val="en-AU"/>
-        </w:rPr>
-        <w:t xml:space="preserve"> applied</w:t>
-      </w:r>
-      <w:r>
-        <w:rPr>
-          <w:lang w:val="en-AU"/>
-        </w:rPr>
-        <w:t xml:space="preserve"> a smartwatch on the wrist</w:t>
-      </w:r>
-      <w:r>
-        <w:rPr>
-          <w:lang w:val="en-AU"/>
-        </w:rPr>
-        <w:t xml:space="preserve"> and</w:t>
-      </w:r>
-      <w:r>
-        <w:rPr>
-          <w:lang w:val="en-AU"/>
-        </w:rPr>
-        <w:t xml:space="preserve"> </w:t>
-      </w:r>
-      <w:r>
-        <w:rPr>
-          <w:lang w:val="en-AU"/>
-        </w:rPr>
-        <w:t>employ</w:t>
-      </w:r>
-      <w:r>
-        <w:rPr>
-          <w:lang w:val="en-AU"/>
-        </w:rPr>
-        <w:t xml:space="preserve"> </w:t>
-      </w:r>
-      <w:r>
-        <w:rPr>
-          <w:lang w:val="en-AU"/>
-        </w:rPr>
-        <w:t>e</w:t>
-      </w:r>
-      <w:r>
-        <w:rPr>
-          <w:lang w:val="en-AU"/>
-        </w:rPr>
-        <w:t xml:space="preserve">lderly </w:t>
-      </w:r>
-      <w:r>
-        <w:rPr>
-          <w:lang w:val="en-AU"/>
-        </w:rPr>
-        <w:t>p</w:t>
-      </w:r>
-      <w:r>
-        <w:rPr>
-          <w:lang w:val="en-AU"/>
-        </w:rPr>
-        <w:t xml:space="preserve">eople </w:t>
-      </w:r>
-      <w:r>
-        <w:rPr>
-          <w:lang w:val="en-AU"/>
-        </w:rPr>
-        <w:t>with t</w:t>
-      </w:r>
-      <w:r>
-        <w:rPr>
-          <w:lang w:val="en-AU"/>
-        </w:rPr>
-        <w:t>horough security measures</w:t>
-      </w:r>
-      <w:r>
-        <w:rPr>
-          <w:lang w:val="en-AU"/>
-        </w:rPr>
-        <w:t>, it covers 8 t</w:t>
-      </w:r>
-      <w:r>
-        <w:rPr>
-          <w:lang w:val="en-AU"/>
-        </w:rPr>
-        <w:t>ypes of Falls</w:t>
-      </w:r>
-      <w:r>
-        <w:rPr>
-          <w:lang w:val="en-AU"/>
-        </w:rPr>
-        <w:t xml:space="preserve"> and 11</w:t>
-      </w:r>
-      <w:r>
-        <w:t xml:space="preserve"> </w:t>
-      </w:r>
-      <w:r>
-        <w:rPr>
-          <w:lang w:val="en-AU"/>
-        </w:rPr>
-        <w:t>Types of ADLs</w:t>
-      </w:r>
-      <w:r>
-        <w:rPr>
-          <w:lang w:val="en-AU"/>
-        </w:rPr>
-        <w:t>.</w:t>
-      </w:r>
-    </w:p>
-    <w:p>
-      <w:pPr>
-        <w:pStyle w:val="BodyText"/>
-        <w:rPr>
-          <w:lang w:val="en-AU"/>
-        </w:rPr>
-      </w:pPr>
-      <w:r>
-        <w:rPr>
           <w:lang w:val="en-AU" w:eastAsia="zh-CN"/>
         </w:rPr>
-        <w:t>The paper proposes an algorithm that utilizes a 1D-CNN based on the WEDA-FALL dataset, as WEDA-FALL collects data from wrist-worn devices and includes a diverse group of participants.</w:t>
+        <w:t xml:space="preserve"> the results. Finally, Section IV will conclude with insights and suggestions for further research.</w:t>
+      </w:r>
+    </w:p>
+    <w:p>
+      <w:pPr>
+        <w:pStyle w:val="1"/>
+      </w:pPr>
+      <w:r>
+        <w:t>M</w:t>
+      </w:r>
+      <w:r>
+        <w:t>ethods</w:t>
+      </w:r>
+    </w:p>
+    <w:p>
+      <w:pPr>
+        <w:pStyle w:val="a3"/>
+        <w:rPr>
+          <w:lang w:val="en-US"/>
+        </w:rPr>
+      </w:pPr>
+      <w:r>
+        <w:t xml:space="preserve">In this section we will start with the dataset, although </w:t>
       </w:r>
       <w:r>
         <w:rPr>
           <w:lang w:val="en-AU" w:eastAsia="zh-CN"/>
         </w:rPr>
-        <w:t xml:space="preserve"> </w:t>
+        <w:t xml:space="preserve">WEDA-FALL </w:t>
       </w:r>
       <w:r>
         <w:rPr>
           <w:lang w:val="en-AU" w:eastAsia="zh-CN"/>
         </w:rPr>
-        <w:t xml:space="preserve">The following section will detail the application of 1D-CNN, while Section III will present and </w:t>
-      </w:r>
-      <w:proofErr w:type="spellStart"/>
-      <w:r>
-        <w:rPr>
-          <w:lang w:val="en-AU" w:eastAsia="zh-CN"/>
-        </w:rPr>
-        <w:t>analyze</w:t>
-      </w:r>
-      <w:proofErr w:type="spellEnd"/>
-      <w:r>
-        <w:rPr>
-          <w:lang w:val="en-AU" w:eastAsia="zh-CN"/>
-        </w:rPr>
-        <w:t xml:space="preserve"> the results. Finally, Section IV will conclude with insights and suggestions for further research.</w:t>
-      </w:r>
-    </w:p>
-    <w:p>
-      <w:pPr>
-        <w:pStyle w:val="Heading1"/>
-      </w:pPr>
-      <w:r>
-        <w:t>M</w:t>
-      </w:r>
-      <w:r>
-        <w:t>ethods</w:t>
-      </w:r>
-    </w:p>
-    <w:p>
-      <w:pPr>
-        <w:pStyle w:val="BodyText"/>
+        <w:t>is ideal comparing to other datasets, the diversity of movements make some data very similar to fall, such as D05, ‘attempt to get up and collapse into a chair’</w:t>
+      </w:r>
+      <w:r>
         <w:rPr>
           <w:lang w:val="en-US"/>
         </w:rPr>
-      </w:pPr>
-      <w:r>
-        <w:t xml:space="preserve">In this section we will start with the dataset, although </w:t>
-      </w:r>
-      <w:r>
-        <w:rPr>
-          <w:lang w:val="en-AU" w:eastAsia="zh-CN"/>
-        </w:rPr>
-        <w:t xml:space="preserve">WEDA-FALL </w:t>
-      </w:r>
-      <w:r>
-        <w:rPr>
-          <w:lang w:val="en-AU" w:eastAsia="zh-CN"/>
-        </w:rPr>
-        <w:t>is ideal comparing to other datasets, the diversity of movements make some data very similar to fall, such as D05, ‘attempt to get up and collapse into a chair’</w:t>
+        <w:t>, so training data for 1D-CNN should be chosen carefully</w:t>
       </w:r>
       <w:r>
         <w:rPr>
           <w:lang w:val="en-US"/>
         </w:rPr>
-        <w:t>, so training data for 1D-CNN should be chosen carefully</w:t>
-      </w:r>
-      <w:r>
-        <w:rPr>
-          <w:lang w:val="en-US"/>
-        </w:rPr>
         <w:t xml:space="preserve">, then how the data are fed to the algorithm is elaborated.  </w:t>
       </w:r>
     </w:p>
     <w:p>
       <w:pPr>
-        <w:pStyle w:val="Heading2"/>
+        <w:pStyle w:val="2"/>
         <w:tabs>
           <w:tab w:val="clear" w:pos="18pt"/>
           <w:tab w:val="num" w:pos="14.40pt"/>
@@ -1421,7 +1490,7 @@
     </w:p>
     <w:p>
       <w:pPr>
-        <w:pStyle w:val="BodyText"/>
+        <w:pStyle w:val="a3"/>
         <w:rPr>
           <w:lang w:val="en-US" w:eastAsia="zh-CN"/>
         </w:rPr>
@@ -1499,7 +1568,7 @@
     </w:p>
     <w:p>
       <w:pPr>
-        <w:pStyle w:val="BodyText"/>
+        <w:pStyle w:val="a3"/>
       </w:pPr>
       <w:r>
         <w:rPr>
@@ -1552,7 +1621,7 @@
     </w:p>
     <w:p>
       <w:pPr>
-        <w:pStyle w:val="BodyText"/>
+        <w:pStyle w:val="a3"/>
         <w:rPr>
           <w:lang w:val="en-US" w:eastAsia="zh-CN"/>
         </w:rPr>
@@ -1610,7 +1679,14 @@
           <w:rFonts w:hint="eastAsia"/>
           <w:lang w:val="en-US" w:eastAsia="zh-CN"/>
         </w:rPr>
-        <w:t xml:space="preserve">he red line in Figure 1 is the standard gravity acceleration, when people are walking normally or standing still the CA is around </w:t>
+        <w:t xml:space="preserve">he red line in Figure 1 is the standard gravity acceleration, when people are walking normally or </w:t>
+      </w:r>
+      <w:r>
+        <w:rPr>
+          <w:rFonts w:hint="eastAsia"/>
+          <w:lang w:val="en-US" w:eastAsia="zh-CN"/>
+        </w:rPr>
+        <w:t xml:space="preserve">standing still the CA is around </w:t>
       </w:r>
       <w:r>
         <w:rPr>
@@ -1677,7 +1753,7 @@
     </w:p>
     <w:p>
       <w:pPr>
-        <w:pStyle w:val="Heading2"/>
+        <w:pStyle w:val="2"/>
       </w:pPr>
       <w:r>
         <w:t>CNN</w:t>
@@ -1685,7 +1761,7 @@
     </w:p>
     <w:p>
       <w:pPr>
-        <w:pStyle w:val="BodyText"/>
+        <w:pStyle w:val="a3"/>
       </w:pPr>
       <w:r>
         <w:t xml:space="preserve">Convolutional neural networks (CNNs) are a type of deep learning architecture particularly well-suited for processing and analyzing spatial data, such as images. CNNs consist of multiple layers that perform convolution, pooling, and fully connected operations to extract relevant features from the input data. </w:t>
@@ -1699,7 +1775,12 @@
     </w:p>
     <w:p>
       <w:pPr>
-        <w:pStyle w:val="BodyText"/>
+        <w:pStyle w:val="a3"/>
+      </w:pPr>
+    </w:p>
+    <w:p>
+      <w:pPr>
+        <w:pStyle w:val="a3"/>
       </w:pPr>
       <w:r>
         <w:rPr>
@@ -1762,7 +1843,7 @@
     </w:p>
     <w:p>
       <w:pPr>
-        <w:pStyle w:val="BodyText"/>
+        <w:pStyle w:val="a3"/>
       </w:pPr>
       <w:r>
         <w:rPr>
@@ -1815,7 +1896,7 @@
     </w:p>
     <w:p>
       <w:pPr>
-        <w:pStyle w:val="BodyText"/>
+        <w:pStyle w:val="a3"/>
         <w:rPr>
           <w:lang w:eastAsia="zh-CN"/>
         </w:rPr>
@@ -1882,7 +1963,7 @@
     </w:p>
     <w:p>
       <w:pPr>
-        <w:pStyle w:val="BodyText"/>
+        <w:pStyle w:val="a3"/>
       </w:pPr>
       <w:r>
         <w:t xml:space="preserve">It is not suitable for our 1D-data, but the way it extracts features is effective, so 1D-CNN is introduced. </w:t>
@@ -1890,7 +1971,7 @@
     </w:p>
     <w:p>
       <w:pPr>
-        <w:pStyle w:val="Heading2"/>
+        <w:pStyle w:val="2"/>
       </w:pPr>
       <w:r>
         <w:t>1D-CNN</w:t>
@@ -1898,7 +1979,7 @@
     </w:p>
     <w:p>
       <w:pPr>
-        <w:pStyle w:val="BodyText"/>
+        <w:pStyle w:val="a3"/>
       </w:pPr>
       <w:r>
         <w:t>For time-series data like sensor readings, a 1D-CNN architecture is more appropriate, as it operates on 1-dimensional sequences rather than 2D images. 1D-CNNs are able to effectively capture the temporal patterns in sensor data, making them a suitable choice for the fall detection task at hand, where the sensor readings exhibit characteristic patterns associated with fall events.</w:t>
@@ -1909,7 +1990,12 @@
     </w:p>
     <w:p>
       <w:pPr>
-        <w:pStyle w:val="BodyText"/>
+        <w:pStyle w:val="a3"/>
+      </w:pPr>
+    </w:p>
+    <w:p>
+      <w:pPr>
+        <w:pStyle w:val="a3"/>
         <w:jc w:val="center"/>
         <w:rPr>
           <w:lang w:val="en-US"/>
@@ -1983,7 +2069,7 @@
     </w:p>
     <w:p>
       <w:pPr>
-        <w:pStyle w:val="BodyText"/>
+        <w:pStyle w:val="a3"/>
         <w:rPr>
           <w:lang w:val="en-US" w:eastAsia="zh-CN"/>
         </w:rPr>
@@ -2011,7 +2097,7 @@
     </w:p>
     <w:p>
       <w:pPr>
-        <w:pStyle w:val="Heading2"/>
+        <w:pStyle w:val="2"/>
         <w:tabs>
           <w:tab w:val="clear" w:pos="18pt"/>
           <w:tab w:val="num" w:pos="14.40pt"/>
@@ -2023,7 +2109,7 @@
     </w:p>
     <w:p>
       <w:pPr>
-        <w:pStyle w:val="BodyText"/>
+        <w:pStyle w:val="a3"/>
       </w:pPr>
       <w:r>
         <w:rPr>
@@ -2067,7 +2153,7 @@
     </w:p>
     <w:p>
       <w:pPr>
-        <w:pStyle w:val="BodyText"/>
+        <w:pStyle w:val="a3"/>
         <w:rPr>
           <w:lang w:val="en-US"/>
         </w:rPr>
@@ -2134,7 +2220,7 @@
     </w:p>
     <w:p>
       <w:pPr>
-        <w:pStyle w:val="BodyText"/>
+        <w:pStyle w:val="a3"/>
         <w:rPr>
           <w:lang w:val="en-US" w:eastAsia="zh-CN"/>
         </w:rPr>
@@ -2154,7 +2240,7 @@
     </w:p>
     <w:p>
       <w:pPr>
-        <w:pStyle w:val="Heading2"/>
+        <w:pStyle w:val="2"/>
         <w:tabs>
           <w:tab w:val="clear" w:pos="18pt"/>
           <w:tab w:val="num" w:pos="14.40pt"/>
@@ -2166,7 +2252,7 @@
     </w:p>
     <w:p>
       <w:pPr>
-        <w:pStyle w:val="BodyText"/>
+        <w:pStyle w:val="a3"/>
       </w:pPr>
       <w:r>
         <w:rPr>
@@ -2216,7 +2302,7 @@
     </w:p>
     <w:p>
       <w:pPr>
-        <w:pStyle w:val="BodyText"/>
+        <w:pStyle w:val="a3"/>
         <w:rPr>
           <w:lang w:val="en-US"/>
         </w:rPr>
@@ -2283,7 +2369,7 @@
     </w:p>
     <w:p>
       <w:pPr>
-        <w:pStyle w:val="BodyText"/>
+        <w:pStyle w:val="a3"/>
         <w:rPr>
           <w:lang w:val="en-US"/>
         </w:rPr>
@@ -2328,7 +2414,7 @@
     <w:bookmarkEnd w:id="1"/>
     <w:p>
       <w:pPr>
-        <w:pStyle w:val="BodyText"/>
+        <w:pStyle w:val="a3"/>
         <w:rPr>
           <w:lang w:val="en-US"/>
         </w:rPr>
@@ -2391,15 +2477,18 @@
     </w:p>
     <w:p>
       <w:pPr>
-        <w:pStyle w:val="BodyText"/>
+        <w:pStyle w:val="a3"/>
       </w:pPr>
       <w:r>
         <w:t>Finally, totally 343 files meet the standard and are labelled as 1(true fall).</w:t>
       </w:r>
-    </w:p>
-    <w:p>
-      <w:pPr>
-        <w:pStyle w:val="BodyText"/>
+      <w:r>
+        <w:t xml:space="preserve"> </w:t>
+      </w:r>
+    </w:p>
+    <w:p>
+      <w:pPr>
+        <w:pStyle w:val="a3"/>
         <w:rPr>
           <w:lang w:val="en-US"/>
         </w:rPr>
@@ -2419,7 +2508,7 @@
     </w:p>
     <w:p>
       <w:pPr>
-        <w:pStyle w:val="BodyText"/>
+        <w:pStyle w:val="a3"/>
         <w:rPr>
           <w:lang w:val="en-US"/>
         </w:rPr>
@@ -2476,7 +2565,7 @@
     </w:p>
     <w:p>
       <w:pPr>
-        <w:pStyle w:val="BodyText"/>
+        <w:pStyle w:val="a3"/>
         <w:rPr>
           <w:lang w:val="en-US"/>
         </w:rPr>
@@ -2520,7 +2609,7 @@
     </w:p>
     <w:p>
       <w:pPr>
-        <w:pStyle w:val="Heading1"/>
+        <w:pStyle w:val="1"/>
       </w:pPr>
       <w:r>
         <w:t>Results</w:t>
@@ -2528,7 +2617,7 @@
     </w:p>
     <w:p>
       <w:pPr>
-        <w:pStyle w:val="BodyText"/>
+        <w:pStyle w:val="a3"/>
       </w:pPr>
       <w:r>
         <w:t xml:space="preserve">The main task of this project can be describe as employing 716 labeled datasets to train a fall detection model by 1D-CNN algorithm. As 2 seconds data before and after maximum acceleration are used, and sample rate is 10Hz, so totally 2*10*2+1=41 numbers in every file. </w:t>
@@ -2536,7 +2625,7 @@
     </w:p>
     <w:p>
       <w:pPr>
-        <w:pStyle w:val="BodyText"/>
+        <w:pStyle w:val="a3"/>
       </w:pPr>
       <w:r>
         <w:t>The algorithm is based on TensorFlow [</w:t>
@@ -2580,12 +2669,12 @@
     </w:p>
     <w:p>
       <w:pPr>
-        <w:pStyle w:val="BodyText"/>
-      </w:pPr>
-    </w:p>
-    <w:p>
-      <w:pPr>
-        <w:pStyle w:val="BodyText"/>
+        <w:pStyle w:val="a3"/>
+      </w:pPr>
+    </w:p>
+    <w:p>
+      <w:pPr>
+        <w:pStyle w:val="a3"/>
       </w:pPr>
       <w:r>
         <w:rPr>
@@ -2648,7 +2737,7 @@
     </w:p>
     <w:p>
       <w:pPr>
-        <w:pStyle w:val="BodyText"/>
+        <w:pStyle w:val="a3"/>
       </w:pPr>
       <w:r>
         <w:t xml:space="preserve">The next step is </w:t>
@@ -2677,7 +2766,7 @@
     </w:p>
     <w:p>
       <w:pPr>
-        <w:pStyle w:val="Heading2"/>
+        <w:pStyle w:val="2"/>
       </w:pPr>
       <w:r>
         <w:t>Standardization</w:t>
@@ -2685,7 +2774,7 @@
     </w:p>
     <w:p>
       <w:pPr>
-        <w:pStyle w:val="BodyText"/>
+        <w:pStyle w:val="a3"/>
       </w:pPr>
       <w:r>
         <w:t xml:space="preserve">The importance of Standardization is </w:t>
@@ -3686,15 +3775,15 @@
     </w:tbl>
     <w:p>
       <w:pPr>
-        <w:pStyle w:val="BodyText"/>
-        <w:rPr>
-          <w:lang w:eastAsia="zh-CN"/>
-        </w:rPr>
-      </w:pPr>
-    </w:p>
-    <w:p>
-      <w:pPr>
-        <w:pStyle w:val="BodyText"/>
+        <w:pStyle w:val="a3"/>
+        <w:rPr>
+          <w:lang w:eastAsia="zh-CN"/>
+        </w:rPr>
+      </w:pPr>
+    </w:p>
+    <w:p>
+      <w:pPr>
+        <w:pStyle w:val="a3"/>
       </w:pPr>
       <w:r>
         <w:rPr>
@@ -3709,7 +3798,7 @@
     </w:p>
     <w:p>
       <w:pPr>
-        <w:pStyle w:val="BodyText"/>
+        <w:pStyle w:val="a3"/>
       </w:pPr>
       <w:r>
         <w:t xml:space="preserve"> </w:t>
@@ -3720,7 +3809,7 @@
     </w:p>
     <w:p>
       <w:pPr>
-        <w:pStyle w:val="BodyText"/>
+        <w:pStyle w:val="a3"/>
       </w:pPr>
       <w:r>
         <w:rPr>
@@ -3734,7 +3823,7 @@
     </w:p>
     <w:p>
       <w:pPr>
-        <w:pStyle w:val="BodyText"/>
+        <w:pStyle w:val="a3"/>
       </w:pPr>
       <w:r>
         <w:t xml:space="preserve"> </w:t>
@@ -3745,7 +3834,7 @@
     </w:p>
     <w:p>
       <w:pPr>
-        <w:pStyle w:val="BodyText"/>
+        <w:pStyle w:val="a3"/>
         <w:rPr>
           <w:lang w:eastAsia="zh-CN"/>
         </w:rPr>
@@ -3759,7 +3848,7 @@
     </w:p>
     <w:p>
       <w:pPr>
-        <w:pStyle w:val="BodyText"/>
+        <w:pStyle w:val="a3"/>
       </w:pPr>
       <w:r>
         <w:rPr>
@@ -3822,7 +3911,7 @@
     </w:p>
     <w:p>
       <w:pPr>
-        <w:pStyle w:val="BodyText"/>
+        <w:pStyle w:val="a3"/>
         <w:rPr>
           <w:lang w:val="en-US"/>
         </w:rPr>
@@ -3887,7 +3976,7 @@
     </w:p>
     <w:p>
       <w:pPr>
-        <w:pStyle w:val="Heading2"/>
+        <w:pStyle w:val="2"/>
       </w:pPr>
       <w:r>
         <w:t>Number of filters</w:t>
@@ -3895,7 +3984,7 @@
     </w:p>
     <w:p>
       <w:pPr>
-        <w:pStyle w:val="BodyText"/>
+        <w:pStyle w:val="a3"/>
       </w:pPr>
       <w:r>
         <w:t xml:space="preserve">The number of filters in a convolutional layer is a crucial hyperparameter that affects the model's ability to learn and generalize from the data. </w:t>
@@ -4345,7 +4434,7 @@
     </w:tbl>
     <w:p>
       <w:pPr>
-        <w:pStyle w:val="BodyText"/>
+        <w:pStyle w:val="a3"/>
         <w:rPr>
           <w:lang w:eastAsia="zh-CN"/>
         </w:rPr>
@@ -4427,7 +4516,7 @@
     </w:p>
     <w:p>
       <w:pPr>
-        <w:pStyle w:val="BodyText"/>
+        <w:pStyle w:val="a3"/>
       </w:pPr>
       <w:r>
         <w:t>W</w:t>
@@ -4444,7 +4533,7 @@
     </w:p>
     <w:p>
       <w:pPr>
-        <w:pStyle w:val="Heading2"/>
+        <w:pStyle w:val="2"/>
       </w:pPr>
       <w:r>
         <w:t>Kernel size</w:t>
@@ -4452,7 +4541,7 @@
     </w:p>
     <w:p>
       <w:pPr>
-        <w:pStyle w:val="BodyText"/>
+        <w:pStyle w:val="a3"/>
       </w:pPr>
       <w:r>
         <w:t>Kernel size (or filter size) refers to the dimensions of the filter (or kernel) applied during the convolution operation in Convolutional Neural Networks (CNNs).</w:t>
@@ -4821,12 +4910,12 @@
     </w:tbl>
     <w:p>
       <w:pPr>
-        <w:pStyle w:val="BodyText"/>
-      </w:pPr>
-    </w:p>
-    <w:p>
-      <w:pPr>
-        <w:pStyle w:val="BodyText"/>
+        <w:pStyle w:val="a3"/>
+      </w:pPr>
+    </w:p>
+    <w:p>
+      <w:pPr>
+        <w:pStyle w:val="a3"/>
       </w:pPr>
       <w:r>
         <w:rPr>
@@ -4895,7 +4984,7 @@
     </w:p>
     <w:p>
       <w:pPr>
-        <w:pStyle w:val="BodyText"/>
+        <w:pStyle w:val="a3"/>
       </w:pPr>
       <w:r>
         <w:t>The choice of kernel size should be balanced with the model's complexity, computational resources, and the specific characteristics of the data.</w:t>
@@ -4909,7 +4998,7 @@
     </w:p>
     <w:p>
       <w:pPr>
-        <w:pStyle w:val="BodyText"/>
+        <w:pStyle w:val="a3"/>
         <w:rPr>
           <w:lang w:val="en-US"/>
         </w:rPr>
@@ -4929,7 +5018,7 @@
     </w:p>
     <w:p>
       <w:pPr>
-        <w:pStyle w:val="BodyText"/>
+        <w:pStyle w:val="a3"/>
         <w:rPr>
           <w:lang w:val="en-US"/>
         </w:rPr>
@@ -5033,7 +5122,7 @@
     </w:p>
     <w:p>
       <w:pPr>
-        <w:pStyle w:val="BodyText"/>
+        <w:pStyle w:val="a3"/>
         <w:rPr>
           <w:lang w:val="en-US"/>
         </w:rPr>
@@ -5061,7 +5150,7 @@
     </w:p>
     <w:p>
       <w:pPr>
-        <w:pStyle w:val="Heading2"/>
+        <w:pStyle w:val="2"/>
       </w:pPr>
       <w:r>
         <w:t>Comparison with other algorthms</w:t>
@@ -5069,7 +5158,7 @@
     </w:p>
     <w:p>
       <w:pPr>
-        <w:pStyle w:val="BodyText"/>
+        <w:pStyle w:val="a3"/>
       </w:pPr>
       <w:r>
         <w:t xml:space="preserve">Authors of </w:t>
@@ -5098,11 +5187,9 @@
       <w:r>
         <w:t xml:space="preserve"> (with </w:t>
       </w:r>
-      <w:proofErr w:type="spellStart"/>
-      <w:r>
-        <w:t>euclidean</w:t>
-      </w:r>
-      <w:proofErr w:type="spellEnd"/>
+      <w:r>
+        <w:t>Euclidean</w:t>
+      </w:r>
       <w:r>
         <w:t xml:space="preserve"> distance, varying the number of </w:t>
       </w:r>
@@ -5476,12 +5563,12 @@
     </w:tbl>
     <w:p>
       <w:pPr>
-        <w:pStyle w:val="BodyText"/>
-      </w:pPr>
-    </w:p>
-    <w:p>
-      <w:pPr>
-        <w:pStyle w:val="BodyText"/>
+        <w:pStyle w:val="a3"/>
+      </w:pPr>
+    </w:p>
+    <w:p>
+      <w:pPr>
+        <w:pStyle w:val="a3"/>
       </w:pPr>
       <w:r>
         <w:rPr>
@@ -5495,7 +5582,7 @@
     </w:p>
     <w:p>
       <w:pPr>
-        <w:pStyle w:val="BodyText"/>
+        <w:pStyle w:val="a3"/>
         <w:rPr>
           <w:lang w:eastAsia="zh-CN"/>
         </w:rPr>
@@ -5562,7 +5649,7 @@
     </w:p>
     <w:p>
       <w:pPr>
-        <w:pStyle w:val="BodyText"/>
+        <w:pStyle w:val="a3"/>
       </w:pPr>
       <w:r>
         <w:t xml:space="preserve">The proposed algorithm 1D-CNN is very close to the best </w:t>
@@ -5589,16 +5676,7 @@
     </w:p>
     <w:p>
       <w:pPr>
-        <w:pStyle w:val="figurecaption"/>
-        <w:numPr>
-          <w:ilvl w:val="0"/>
-          <w:numId w:val="0"/>
-        </w:numPr>
-      </w:pPr>
-    </w:p>
-    <w:p>
-      <w:pPr>
-        <w:pStyle w:val="Heading1"/>
+        <w:pStyle w:val="1"/>
       </w:pPr>
       <w:r>
         <w:t>Conclusions</w:t>
@@ -5606,7 +5684,7 @@
     </w:p>
     <w:p>
       <w:pPr>
-        <w:pStyle w:val="BodyText"/>
+        <w:pStyle w:val="a3"/>
         <w:rPr>
           <w:lang w:eastAsia="zh-CN"/>
         </w:rPr>
@@ -5767,7 +5845,7 @@
     </w:p>
     <w:p>
       <w:pPr>
-        <w:pStyle w:val="BodyText"/>
+        <w:pStyle w:val="a3"/>
         <w:rPr>
           <w:lang w:eastAsia="zh-CN"/>
         </w:rPr>
@@ -5781,64 +5859,67 @@
     </w:p>
     <w:p>
       <w:pPr>
-        <w:pStyle w:val="BodyText"/>
+        <w:pStyle w:val="a3"/>
+        <w:rPr>
+          <w:lang w:eastAsia="zh-CN"/>
+        </w:rPr>
+      </w:pPr>
+      <w:r>
+        <w:rPr>
+          <w:lang w:eastAsia="zh-CN"/>
+        </w:rPr>
+        <w:t xml:space="preserve">As mentioned earlier, some data files were excluded because they did not meet the requirement of having 2 seconds of data before and after the maximum acceleration. While this </w:t>
+      </w:r>
+      <w:r>
+        <w:rPr>
+          <w:lang w:eastAsia="zh-CN"/>
+        </w:rPr>
+        <w:t>standard is essential for identifying falls, it may not be as suitable for activities of daily living (ADLs). If the data from ADLs can be processed more effectively, the algorithm's accuracy could be enhanced by leveraging a more comprehensive dataset</w:t>
+      </w:r>
+      <w:r>
         <w:rPr>
           <w:rFonts w:hint="eastAsia"/>
           <w:lang w:eastAsia="zh-CN"/>
         </w:rPr>
-      </w:pPr>
-      <w:r>
-        <w:rPr>
-          <w:lang w:eastAsia="zh-CN"/>
-        </w:rPr>
-        <w:t xml:space="preserve">As mentioned earlier, some data files were excluded because they did not meet the requirement of having 2 seconds </w:t>
-      </w:r>
-      <w:r>
-        <w:rPr>
-          <w:lang w:eastAsia="zh-CN"/>
-        </w:rPr>
-        <w:t>of data before and after the maximum acceleration. While this standard is essential for identifying falls, it may not be as suitable for activities of daily living (ADLs). If the data from ADLs can be processed more effectively, the algorithm's accuracy could be enhanced by leveraging a more comprehensive dataset</w:t>
+        <w:t>.</w:t>
       </w:r>
       <w:r>
         <w:rPr>
           <w:rFonts w:hint="eastAsia"/>
           <w:lang w:eastAsia="zh-CN"/>
         </w:rPr>
-        <w:t>.</w:t>
-      </w:r>
-      <w:r>
-        <w:rPr>
-          <w:rFonts w:hint="eastAsia"/>
-          <w:lang w:eastAsia="zh-CN"/>
-        </w:rPr>
         <w:t xml:space="preserve">   </w:t>
       </w:r>
     </w:p>
     <w:p>
       <w:pPr>
-        <w:pStyle w:val="BodyText"/>
-        <w:rPr>
-          <w:lang w:eastAsia="zh-CN"/>
-        </w:rPr>
-      </w:pPr>
-      <w:r>
-        <w:rPr>
-          <w:lang w:eastAsia="zh-CN"/>
-        </w:rPr>
-        <w:t>Our team is focused on smart home technologies, particularly in nursing homes, to enhance the well-being of the elderly through innovative IoT solutions. We have conducted research in various related areas [14], and with the development of more advanced fall detection algorithms, we aim to integrate this functionality into our evolving smart home health system as a significant step toward achieving our goal.</w:t>
-      </w:r>
-    </w:p>
-    <w:p>
-      <w:pPr>
-        <w:pStyle w:val="Heading5"/>
-        <w:rPr>
-          <w:lang w:val="x-none" w:eastAsia="zh-CN"/>
-        </w:rPr>
-      </w:pPr>
-    </w:p>
-    <w:p>
-      <w:pPr>
-        <w:pStyle w:val="Heading5"/>
+        <w:pStyle w:val="a3"/>
+        <w:rPr>
+          <w:lang w:eastAsia="zh-CN"/>
+        </w:rPr>
+      </w:pPr>
+      <w:r>
+        <w:rPr>
+          <w:lang w:eastAsia="zh-CN"/>
+        </w:rPr>
+        <w:t>Our team is focused on smart home technologies, particularly in nursing homes, to enhance the well-being of the elderly through innovative IoT solutions. We have conducted research in various related areas [14</w:t>
+      </w:r>
+      <w:r>
+        <w:rPr>
+          <w:lang w:eastAsia="zh-CN"/>
+        </w:rPr>
+        <w:t>-15</w:t>
+      </w:r>
+      <w:r>
+        <w:rPr>
+          <w:lang w:eastAsia="zh-CN"/>
+        </w:rPr>
+        <w:t>], and with the development of more advanced fall detection algorithms, we aim to integrate this functionality into our evolving smart home health system as a significant step toward achieving our goal.</w:t>
+      </w:r>
+    </w:p>
+    <w:p>
+      <w:pPr>
+        <w:pStyle w:val="5"/>
       </w:pPr>
       <w:r>
         <w:t>References</w:t>
@@ -6014,7 +6095,7 @@
       <w:hyperlink r:id="rId23" w:history="1">
         <w:r>
           <w:rPr>
-            <w:rStyle w:val="Hyperlink"/>
+            <w:rStyle w:val="a9"/>
           </w:rPr>
           <w:t>10.1109/JBHI.2019.2907498</w:t>
         </w:r>
@@ -6046,7 +6127,7 @@
       <w:hyperlink r:id="rId24" w:history="1">
         <w:r>
           <w:rPr>
-            <w:rStyle w:val="Hyperlink"/>
+            <w:rStyle w:val="a9"/>
           </w:rPr>
           <w:t>10.1016/j.sigpro.2014.08.021</w:t>
         </w:r>
@@ -6078,7 +6159,7 @@
       <w:hyperlink r:id="rId25" w:history="1">
         <w:r>
           <w:rPr>
-            <w:rStyle w:val="Hyperlink"/>
+            <w:rStyle w:val="a9"/>
           </w:rPr>
           <w:t>10.3390/s20205948</w:t>
         </w:r>
@@ -6215,7 +6296,20 @@
       <w:pPr>
         <w:pStyle w:val="references"/>
         <w:rPr>
-          <w:rFonts w:hint="eastAsia"/>
+          <w:lang w:eastAsia="zh-CN"/>
+        </w:rPr>
+      </w:pPr>
+      <w:r>
+        <w:rPr>
+          <w:lang w:eastAsia="zh-CN"/>
+        </w:rPr>
+        <w:t>S. Li and C. Chiu, “A Smart Pillow for Health Sensing System Based on Temperature and Humidity Sensors,” Sensors, vol. 18, no. 11, 2018, doi: 10.3390/s18113664.</w:t>
+      </w:r>
+    </w:p>
+    <w:p>
+      <w:pPr>
+        <w:pStyle w:val="references"/>
+        <w:rPr>
           <w:lang w:eastAsia="zh-CN"/>
         </w:rPr>
         <w:sectPr>
@@ -6227,17 +6321,23 @@
         </w:sectPr>
       </w:pPr>
       <w:r>
-        <w:rPr>
-          <w:lang w:eastAsia="zh-CN"/>
-        </w:rPr>
-        <w:t>S. Li and C. Chiu, “A Smart Pillow for Health Sensing System Based on Temperature and Humidity Sensors,” Sensors, vol. 18, no. 11, 2018, doi: 10.3390/s18113664.</w:t>
+        <w:t xml:space="preserve">S. Li, “Prediction of Body Temperature from Smart Pillow by Machine Learning,” in </w:t>
+      </w:r>
+      <w:r>
+        <w:rPr>
+          <w:i/>
+          <w:iCs/>
+        </w:rPr>
+        <w:t>2019 IEEE International Conference on Mechatronics and Automation (ICMA)</w:t>
+      </w:r>
+      <w:r>
+        <w:t>, Aug. 2019, pp. 421–426.</w:t>
       </w:r>
     </w:p>
     <w:p>
       <w:pPr>
         <w:jc w:val="both"/>
         <w:rPr>
-          <w:rFonts w:hint="eastAsia"/>
           <w:lang w:eastAsia="zh-CN"/>
         </w:rPr>
       </w:pPr>
@@ -6254,7 +6354,7 @@
 </file>
 
 <file path=word/endnotes.xml><?xml version="1.0" encoding="utf-8"?>
-<w:endnotes xmlns:cx="http://schemas.microsoft.com/office/drawing/2014/chartex" xmlns:cx1="http://schemas.microsoft.com/office/drawing/2015/9/8/chartex" xmlns:cx2="http://schemas.microsoft.com/office/drawing/2015/10/21/chartex" xmlns:cx3="http://schemas.microsoft.com/office/drawing/2016/5/9/chartex" xmlns:cx4="http://schemas.microsoft.com/office/drawing/2016/5/10/chartex" xmlns:cx5="http://schemas.microsoft.com/office/drawing/2016/5/11/chartex" xmlns:cx6="http://schemas.microsoft.com/office/drawing/2016/5/12/chartex" xmlns:cx7="http://schemas.microsoft.com/office/drawing/2016/5/13/chartex" xmlns:cx8="http://schemas.microsoft.com/office/drawing/2016/5/14/chartex" xmlns:mc="http://schemas.openxmlformats.org/markup-compatibility/2006" xmlns:aink="http://schemas.microsoft.com/office/drawing/2016/ink" xmlns:am3d="http://schemas.microsoft.com/office/drawing/2017/model3d" xmlns:o="urn:schemas-microsoft-com:office:office" xmlns:oel="http://schemas.microsoft.com/office/2019/extlst" xmlns:r="http://purl.oclc.org/ooxml/officeDocument/relationships" xmlns:m="http://purl.oclc.org/ooxml/officeDocument/math" xmlns:v="urn:schemas-microsoft-com:vml" xmlns:wp14="http://schemas.microsoft.com/office/word/2010/wordprocessingDrawing" xmlns:wp="http://purl.oclc.org/ooxml/drawingml/wordprocessingDrawing" xmlns:w10="urn:schemas-microsoft-com:office:word" xmlns:w="http://purl.oclc.org/ooxml/wordprocessingml/main" xmlns:w14="http://schemas.microsoft.com/office/word/2010/wordml" xmlns:w15="http://schemas.microsoft.com/office/word/2012/wordml" xmlns:w16cex="http://schemas.microsoft.com/office/word/2018/wordml/cex" xmlns:w16cid="http://schemas.microsoft.com/office/word/2016/wordml/cid" xmlns:w16="http://schemas.microsoft.com/office/word/2018/wordml" xmlns:w16du="http://schemas.microsoft.com/office/word/2023/wordml/word16du" xmlns:w16sdtdh="http://schemas.microsoft.com/office/word/2020/wordml/sdtdatahash" xmlns:w16se="http://schemas.microsoft.com/office/word/2015/wordml/symex" xmlns:wpi="http://schemas.microsoft.com/office/word/2010/wordprocessingInk" xmlns:wne="http://schemas.microsoft.com/office/word/2006/wordml" mc:Ignorable="w14 w15 w16se w16cid w16 w16cex w16sdtdh w16du wne wp14">
+<w:endnotes xmlns:cx="http://schemas.microsoft.com/office/drawing/2014/chartex" xmlns:cx1="http://schemas.microsoft.com/office/drawing/2015/9/8/chartex" xmlns:cx2="http://schemas.microsoft.com/office/drawing/2015/10/21/chartex" xmlns:cx3="http://schemas.microsoft.com/office/drawing/2016/5/9/chartex" xmlns:cx4="http://schemas.microsoft.com/office/drawing/2016/5/10/chartex" xmlns:cx5="http://schemas.microsoft.com/office/drawing/2016/5/11/chartex" xmlns:cx6="http://schemas.microsoft.com/office/drawing/2016/5/12/chartex" xmlns:cx7="http://schemas.microsoft.com/office/drawing/2016/5/13/chartex" xmlns:cx8="http://schemas.microsoft.com/office/drawing/2016/5/14/chartex" xmlns:mc="http://schemas.openxmlformats.org/markup-compatibility/2006" xmlns:aink="http://schemas.microsoft.com/office/drawing/2016/ink" xmlns:am3d="http://schemas.microsoft.com/office/drawing/2017/model3d" xmlns:o="urn:schemas-microsoft-com:office:office" xmlns:r="http://purl.oclc.org/ooxml/officeDocument/relationships" xmlns:m="http://purl.oclc.org/ooxml/officeDocument/math" xmlns:v="urn:schemas-microsoft-com:vml" xmlns:wp14="http://schemas.microsoft.com/office/word/2010/wordprocessingDrawing" xmlns:wp="http://purl.oclc.org/ooxml/drawingml/wordprocessingDrawing" xmlns:w10="urn:schemas-microsoft-com:office:word" xmlns:w="http://purl.oclc.org/ooxml/wordprocessingml/main" xmlns:w14="http://schemas.microsoft.com/office/word/2010/wordml" xmlns:w15="http://schemas.microsoft.com/office/word/2012/wordml" xmlns:w16cid="http://schemas.microsoft.com/office/word/2016/wordml/cid" xmlns:w16se="http://schemas.microsoft.com/office/word/2015/wordml/symex" xmlns:wpi="http://schemas.microsoft.com/office/word/2010/wordprocessingInk" xmlns:wne="http://schemas.microsoft.com/office/word/2006/wordml" mc:Ignorable="w14 w15 w16se w16cid wne wp14">
   <w:endnote w:type="separator" w:id="-1">
     <w:p>
       <w:r>
@@ -6273,10 +6373,10 @@
 </file>
 
 <file path=word/footer1.xml><?xml version="1.0" encoding="utf-8"?>
-<w:ftr xmlns:cx="http://schemas.microsoft.com/office/drawing/2014/chartex" xmlns:cx1="http://schemas.microsoft.com/office/drawing/2015/9/8/chartex" xmlns:cx2="http://schemas.microsoft.com/office/drawing/2015/10/21/chartex" xmlns:cx3="http://schemas.microsoft.com/office/drawing/2016/5/9/chartex" xmlns:cx4="http://schemas.microsoft.com/office/drawing/2016/5/10/chartex" xmlns:cx5="http://schemas.microsoft.com/office/drawing/2016/5/11/chartex" xmlns:cx6="http://schemas.microsoft.com/office/drawing/2016/5/12/chartex" xmlns:cx7="http://schemas.microsoft.com/office/drawing/2016/5/13/chartex" xmlns:cx8="http://schemas.microsoft.com/office/drawing/2016/5/14/chartex" xmlns:mc="http://schemas.openxmlformats.org/markup-compatibility/2006" xmlns:aink="http://schemas.microsoft.com/office/drawing/2016/ink" xmlns:am3d="http://schemas.microsoft.com/office/drawing/2017/model3d" xmlns:o="urn:schemas-microsoft-com:office:office" xmlns:oel="http://schemas.microsoft.com/office/2019/extlst" xmlns:r="http://purl.oclc.org/ooxml/officeDocument/relationships" xmlns:m="http://purl.oclc.org/ooxml/officeDocument/math" xmlns:v="urn:schemas-microsoft-com:vml" xmlns:wp14="http://schemas.microsoft.com/office/word/2010/wordprocessingDrawing" xmlns:wp="http://purl.oclc.org/ooxml/drawingml/wordprocessingDrawing" xmlns:w10="urn:schemas-microsoft-com:office:word" xmlns:w="http://purl.oclc.org/ooxml/wordprocessingml/main" xmlns:w14="http://schemas.microsoft.com/office/word/2010/wordml" xmlns:w15="http://schemas.microsoft.com/office/word/2012/wordml" xmlns:w16cex="http://schemas.microsoft.com/office/word/2018/wordml/cex" xmlns:w16cid="http://schemas.microsoft.com/office/word/2016/wordml/cid" xmlns:w16="http://schemas.microsoft.com/office/word/2018/wordml" xmlns:w16du="http://schemas.microsoft.com/office/word/2023/wordml/word16du" xmlns:w16sdtdh="http://schemas.microsoft.com/office/word/2020/wordml/sdtdatahash" xmlns:w16se="http://schemas.microsoft.com/office/word/2015/wordml/symex" xmlns:wpi="http://schemas.microsoft.com/office/word/2010/wordprocessingInk" xmlns:wne="http://schemas.microsoft.com/office/word/2006/wordml" mc:Ignorable="w14 w15 w16se w16cid w16 w16cex w16sdtdh w16du wne wp14">
+<w:ftr xmlns:cx="http://schemas.microsoft.com/office/drawing/2014/chartex" xmlns:cx1="http://schemas.microsoft.com/office/drawing/2015/9/8/chartex" xmlns:cx2="http://schemas.microsoft.com/office/drawing/2015/10/21/chartex" xmlns:cx3="http://schemas.microsoft.com/office/drawing/2016/5/9/chartex" xmlns:cx4="http://schemas.microsoft.com/office/drawing/2016/5/10/chartex" xmlns:cx5="http://schemas.microsoft.com/office/drawing/2016/5/11/chartex" xmlns:cx6="http://schemas.microsoft.com/office/drawing/2016/5/12/chartex" xmlns:cx7="http://schemas.microsoft.com/office/drawing/2016/5/13/chartex" xmlns:cx8="http://schemas.microsoft.com/office/drawing/2016/5/14/chartex" xmlns:mc="http://schemas.openxmlformats.org/markup-compatibility/2006" xmlns:aink="http://schemas.microsoft.com/office/drawing/2016/ink" xmlns:am3d="http://schemas.microsoft.com/office/drawing/2017/model3d" xmlns:o="urn:schemas-microsoft-com:office:office" xmlns:r="http://purl.oclc.org/ooxml/officeDocument/relationships" xmlns:m="http://purl.oclc.org/ooxml/officeDocument/math" xmlns:v="urn:schemas-microsoft-com:vml" xmlns:wp14="http://schemas.microsoft.com/office/word/2010/wordprocessingDrawing" xmlns:wp="http://purl.oclc.org/ooxml/drawingml/wordprocessingDrawing" xmlns:w10="urn:schemas-microsoft-com:office:word" xmlns:w="http://purl.oclc.org/ooxml/wordprocessingml/main" xmlns:w14="http://schemas.microsoft.com/office/word/2010/wordml" xmlns:w15="http://schemas.microsoft.com/office/word/2012/wordml" xmlns:w16cid="http://schemas.microsoft.com/office/word/2016/wordml/cid" xmlns:w16se="http://schemas.microsoft.com/office/word/2015/wordml/symex" xmlns:wpi="http://schemas.microsoft.com/office/word/2010/wordprocessingInk" xmlns:wne="http://schemas.microsoft.com/office/word/2006/wordml" mc:Ignorable="w14 w15 w16se w16cid wne wp14">
   <w:p>
     <w:pPr>
-      <w:pStyle w:val="Footer"/>
+      <w:pStyle w:val="a7"/>
       <w:jc w:val="start"/>
       <w:rPr>
         <w:sz w:val="16"/>
@@ -6295,7 +6395,7 @@
 </file>
 
 <file path=word/footnotes.xml><?xml version="1.0" encoding="utf-8"?>
-<w:footnotes xmlns:cx="http://schemas.microsoft.com/office/drawing/2014/chartex" xmlns:cx1="http://schemas.microsoft.com/office/drawing/2015/9/8/chartex" xmlns:cx2="http://schemas.microsoft.com/office/drawing/2015/10/21/chartex" xmlns:cx3="http://schemas.microsoft.com/office/drawing/2016/5/9/chartex" xmlns:cx4="http://schemas.microsoft.com/office/drawing/2016/5/10/chartex" xmlns:cx5="http://schemas.microsoft.com/office/drawing/2016/5/11/chartex" xmlns:cx6="http://schemas.microsoft.com/office/drawing/2016/5/12/chartex" xmlns:cx7="http://schemas.microsoft.com/office/drawing/2016/5/13/chartex" xmlns:cx8="http://schemas.microsoft.com/office/drawing/2016/5/14/chartex" xmlns:mc="http://schemas.openxmlformats.org/markup-compatibility/2006" xmlns:aink="http://schemas.microsoft.com/office/drawing/2016/ink" xmlns:am3d="http://schemas.microsoft.com/office/drawing/2017/model3d" xmlns:o="urn:schemas-microsoft-com:office:office" xmlns:oel="http://schemas.microsoft.com/office/2019/extlst" xmlns:r="http://purl.oclc.org/ooxml/officeDocument/relationships" xmlns:m="http://purl.oclc.org/ooxml/officeDocument/math" xmlns:v="urn:schemas-microsoft-com:vml" xmlns:wp14="http://schemas.microsoft.com/office/word/2010/wordprocessingDrawing" xmlns:wp="http://purl.oclc.org/ooxml/drawingml/wordprocessingDrawing" xmlns:w10="urn:schemas-microsoft-com:office:word" xmlns:w="http://purl.oclc.org/ooxml/wordprocessingml/main" xmlns:w14="http://schemas.microsoft.com/office/word/2010/wordml" xmlns:w15="http://schemas.microsoft.com/office/word/2012/wordml" xmlns:w16cex="http://schemas.microsoft.com/office/word/2018/wordml/cex" xmlns:w16cid="http://schemas.microsoft.com/office/word/2016/wordml/cid" xmlns:w16="http://schemas.microsoft.com/office/word/2018/wordml" xmlns:w16du="http://schemas.microsoft.com/office/word/2023/wordml/word16du" xmlns:w16sdtdh="http://schemas.microsoft.com/office/word/2020/wordml/sdtdatahash" xmlns:w16se="http://schemas.microsoft.com/office/word/2015/wordml/symex" xmlns:wpi="http://schemas.microsoft.com/office/word/2010/wordprocessingInk" xmlns:wne="http://schemas.microsoft.com/office/word/2006/wordml" mc:Ignorable="w14 w15 w16se w16cid w16 w16cex w16sdtdh w16du wne wp14">
+<w:footnotes xmlns:cx="http://schemas.microsoft.com/office/drawing/2014/chartex" xmlns:cx1="http://schemas.microsoft.com/office/drawing/2015/9/8/chartex" xmlns:cx2="http://schemas.microsoft.com/office/drawing/2015/10/21/chartex" xmlns:cx3="http://schemas.microsoft.com/office/drawing/2016/5/9/chartex" xmlns:cx4="http://schemas.microsoft.com/office/drawing/2016/5/10/chartex" xmlns:cx5="http://schemas.microsoft.com/office/drawing/2016/5/11/chartex" xmlns:cx6="http://schemas.microsoft.com/office/drawing/2016/5/12/chartex" xmlns:cx7="http://schemas.microsoft.com/office/drawing/2016/5/13/chartex" xmlns:cx8="http://schemas.microsoft.com/office/drawing/2016/5/14/chartex" xmlns:mc="http://schemas.openxmlformats.org/markup-compatibility/2006" xmlns:aink="http://schemas.microsoft.com/office/drawing/2016/ink" xmlns:am3d="http://schemas.microsoft.com/office/drawing/2017/model3d" xmlns:o="urn:schemas-microsoft-com:office:office" xmlns:r="http://purl.oclc.org/ooxml/officeDocument/relationships" xmlns:m="http://purl.oclc.org/ooxml/officeDocument/math" xmlns:v="urn:schemas-microsoft-com:vml" xmlns:wp14="http://schemas.microsoft.com/office/word/2010/wordprocessingDrawing" xmlns:wp="http://purl.oclc.org/ooxml/drawingml/wordprocessingDrawing" xmlns:w10="urn:schemas-microsoft-com:office:word" xmlns:w="http://purl.oclc.org/ooxml/wordprocessingml/main" xmlns:w14="http://schemas.microsoft.com/office/word/2010/wordml" xmlns:w15="http://schemas.microsoft.com/office/word/2012/wordml" xmlns:w16cid="http://schemas.microsoft.com/office/word/2016/wordml/cid" xmlns:w16se="http://schemas.microsoft.com/office/word/2015/wordml/symex" xmlns:wpi="http://schemas.microsoft.com/office/word/2010/wordprocessingInk" xmlns:wne="http://schemas.microsoft.com/office/word/2006/wordml" mc:Ignorable="w14 w15 w16se w16cid wne wp14">
   <w:footnote w:type="separator" w:id="-1">
     <w:p>
       <w:r>
@@ -6314,7 +6414,7 @@
 </file>
 
 <file path=word/numbering.xml><?xml version="1.0" encoding="utf-8"?>
-<w:numbering xmlns:cx="http://schemas.microsoft.com/office/drawing/2014/chartex" xmlns:cx1="http://schemas.microsoft.com/office/drawing/2015/9/8/chartex" xmlns:cx2="http://schemas.microsoft.com/office/drawing/2015/10/21/chartex" xmlns:cx3="http://schemas.microsoft.com/office/drawing/2016/5/9/chartex" xmlns:cx4="http://schemas.microsoft.com/office/drawing/2016/5/10/chartex" xmlns:cx5="http://schemas.microsoft.com/office/drawing/2016/5/11/chartex" xmlns:cx6="http://schemas.microsoft.com/office/drawing/2016/5/12/chartex" xmlns:cx7="http://schemas.microsoft.com/office/drawing/2016/5/13/chartex" xmlns:cx8="http://schemas.microsoft.com/office/drawing/2016/5/14/chartex" xmlns:mc="http://schemas.openxmlformats.org/markup-compatibility/2006" xmlns:aink="http://schemas.microsoft.com/office/drawing/2016/ink" xmlns:am3d="http://schemas.microsoft.com/office/drawing/2017/model3d" xmlns:o="urn:schemas-microsoft-com:office:office" xmlns:oel="http://schemas.microsoft.com/office/2019/extlst" xmlns:r="http://purl.oclc.org/ooxml/officeDocument/relationships" xmlns:m="http://purl.oclc.org/ooxml/officeDocument/math" xmlns:v="urn:schemas-microsoft-com:vml" xmlns:wp14="http://schemas.microsoft.com/office/word/2010/wordprocessingDrawing" xmlns:wp="http://purl.oclc.org/ooxml/drawingml/wordprocessingDrawing" xmlns:w10="urn:schemas-microsoft-com:office:word" xmlns:w="http://purl.oclc.org/ooxml/wordprocessingml/main" xmlns:w14="http://schemas.microsoft.com/office/word/2010/wordml" xmlns:w15="http://schemas.microsoft.com/office/word/2012/wordml" xmlns:w16cex="http://schemas.microsoft.com/office/word/2018/wordml/cex" xmlns:w16cid="http://schemas.microsoft.com/office/word/2016/wordml/cid" xmlns:w16="http://schemas.microsoft.com/office/word/2018/wordml" xmlns:w16du="http://schemas.microsoft.com/office/word/2023/wordml/word16du" xmlns:w16sdtdh="http://schemas.microsoft.com/office/word/2020/wordml/sdtdatahash" xmlns:w16se="http://schemas.microsoft.com/office/word/2015/wordml/symex" xmlns:wpi="http://schemas.microsoft.com/office/word/2010/wordprocessingInk" xmlns:wne="http://schemas.microsoft.com/office/word/2006/wordml" mc:Ignorable="w14 w15 w16se w16cid w16 w16cex w16sdtdh w16du wne wp14">
+<w:numbering xmlns:cx="http://schemas.microsoft.com/office/drawing/2014/chartex" xmlns:cx1="http://schemas.microsoft.com/office/drawing/2015/9/8/chartex" xmlns:cx2="http://schemas.microsoft.com/office/drawing/2015/10/21/chartex" xmlns:cx3="http://schemas.microsoft.com/office/drawing/2016/5/9/chartex" xmlns:cx4="http://schemas.microsoft.com/office/drawing/2016/5/10/chartex" xmlns:cx5="http://schemas.microsoft.com/office/drawing/2016/5/11/chartex" xmlns:cx6="http://schemas.microsoft.com/office/drawing/2016/5/12/chartex" xmlns:cx7="http://schemas.microsoft.com/office/drawing/2016/5/13/chartex" xmlns:cx8="http://schemas.microsoft.com/office/drawing/2016/5/14/chartex" xmlns:mc="http://schemas.openxmlformats.org/markup-compatibility/2006" xmlns:aink="http://schemas.microsoft.com/office/drawing/2016/ink" xmlns:am3d="http://schemas.microsoft.com/office/drawing/2017/model3d" xmlns:o="urn:schemas-microsoft-com:office:office" xmlns:r="http://purl.oclc.org/ooxml/officeDocument/relationships" xmlns:m="http://purl.oclc.org/ooxml/officeDocument/math" xmlns:v="urn:schemas-microsoft-com:vml" xmlns:wp14="http://schemas.microsoft.com/office/word/2010/wordprocessingDrawing" xmlns:wp="http://purl.oclc.org/ooxml/drawingml/wordprocessingDrawing" xmlns:w10="urn:schemas-microsoft-com:office:word" xmlns:w="http://purl.oclc.org/ooxml/wordprocessingml/main" xmlns:w14="http://schemas.microsoft.com/office/word/2010/wordml" xmlns:w15="http://schemas.microsoft.com/office/word/2012/wordml" xmlns:w16cid="http://schemas.microsoft.com/office/word/2016/wordml/cid" xmlns:w16se="http://schemas.microsoft.com/office/word/2015/wordml/symex" xmlns:wpi="http://schemas.microsoft.com/office/word/2010/wordprocessingInk" xmlns:wne="http://schemas.microsoft.com/office/word/2006/wordml" mc:Ignorable="w14 w15 w16se w16cid wne wp14">
   <w:abstractNum w:abstractNumId="0" w15:restartNumberingAfterBreak="0">
     <w:nsid w:val="FFFFFF1D"/>
     <w:multiLevelType w:val="multilevel"/>
@@ -7536,7 +7636,7 @@
     <w:lvl w:ilvl="0">
       <w:start w:val="1"/>
       <w:numFmt w:val="upperRoman"/>
-      <w:pStyle w:val="Heading1"/>
+      <w:pStyle w:val="1"/>
       <w:lvlText w:val="%1."/>
       <w:lvlJc w:val="center"/>
       <w:pPr>
@@ -7569,7 +7669,7 @@
     <w:lvl w:ilvl="1">
       <w:start w:val="1"/>
       <w:numFmt w:val="upperLetter"/>
-      <w:pStyle w:val="Heading2"/>
+      <w:pStyle w:val="2"/>
       <w:lvlText w:val="%2."/>
       <w:lvlJc w:val="start"/>
       <w:pPr>
@@ -7606,7 +7706,7 @@
     <w:lvl w:ilvl="2">
       <w:start w:val="1"/>
       <w:numFmt w:val="decimal"/>
-      <w:pStyle w:val="Heading3"/>
+      <w:pStyle w:val="3"/>
       <w:lvlText w:val="%3)"/>
       <w:lvlJc w:val="start"/>
       <w:pPr>
@@ -7642,7 +7742,7 @@
     <w:lvl w:ilvl="3">
       <w:start w:val="1"/>
       <w:numFmt w:val="lowerLetter"/>
-      <w:pStyle w:val="Heading4"/>
+      <w:pStyle w:val="4"/>
       <w:lvlText w:val="%4)"/>
       <w:lvlJc w:val="start"/>
       <w:pPr>
@@ -8047,113 +8147,113 @@
       </w:rPr>
     </w:lvl>
   </w:abstractNum>
-  <w:num w:numId="1" w16cid:durableId="1564944023">
+  <w:num w:numId="1">
     <w:abstractNumId w:val="17"/>
   </w:num>
-  <w:num w:numId="2" w16cid:durableId="84230145">
+  <w:num w:numId="2">
     <w:abstractNumId w:val="22"/>
   </w:num>
-  <w:num w:numId="3" w16cid:durableId="1967150829">
+  <w:num w:numId="3">
     <w:abstractNumId w:val="14"/>
   </w:num>
-  <w:num w:numId="4" w16cid:durableId="1848597117">
+  <w:num w:numId="4">
     <w:abstractNumId w:val="19"/>
   </w:num>
-  <w:num w:numId="5" w16cid:durableId="1157305593">
+  <w:num w:numId="5">
     <w:abstractNumId w:val="19"/>
   </w:num>
-  <w:num w:numId="6" w16cid:durableId="483667414">
+  <w:num w:numId="6">
     <w:abstractNumId w:val="19"/>
   </w:num>
-  <w:num w:numId="7" w16cid:durableId="1166475462">
+  <w:num w:numId="7">
     <w:abstractNumId w:val="19"/>
   </w:num>
-  <w:num w:numId="8" w16cid:durableId="1509907204">
+  <w:num w:numId="8">
     <w:abstractNumId w:val="21"/>
   </w:num>
-  <w:num w:numId="9" w16cid:durableId="199318635">
+  <w:num w:numId="9">
     <w:abstractNumId w:val="23"/>
   </w:num>
-  <w:num w:numId="10" w16cid:durableId="340593563">
+  <w:num w:numId="10">
     <w:abstractNumId w:val="18"/>
   </w:num>
-  <w:num w:numId="11" w16cid:durableId="1818104965">
+  <w:num w:numId="11">
     <w:abstractNumId w:val="13"/>
   </w:num>
-  <w:num w:numId="12" w16cid:durableId="525872040">
+  <w:num w:numId="12">
     <w:abstractNumId w:val="12"/>
   </w:num>
-  <w:num w:numId="13" w16cid:durableId="1056708460">
+  <w:num w:numId="13">
     <w:abstractNumId w:val="0"/>
   </w:num>
-  <w:num w:numId="14" w16cid:durableId="900099335">
+  <w:num w:numId="14">
     <w:abstractNumId w:val="10"/>
   </w:num>
-  <w:num w:numId="15" w16cid:durableId="671418187">
+  <w:num w:numId="15">
     <w:abstractNumId w:val="8"/>
   </w:num>
-  <w:num w:numId="16" w16cid:durableId="1821850875">
+  <w:num w:numId="16">
     <w:abstractNumId w:val="7"/>
   </w:num>
-  <w:num w:numId="17" w16cid:durableId="215775852">
+  <w:num w:numId="17">
     <w:abstractNumId w:val="6"/>
   </w:num>
-  <w:num w:numId="18" w16cid:durableId="1345329263">
+  <w:num w:numId="18">
     <w:abstractNumId w:val="5"/>
   </w:num>
-  <w:num w:numId="19" w16cid:durableId="327027535">
+  <w:num w:numId="19">
     <w:abstractNumId w:val="9"/>
   </w:num>
-  <w:num w:numId="20" w16cid:durableId="124855551">
+  <w:num w:numId="20">
     <w:abstractNumId w:val="4"/>
   </w:num>
-  <w:num w:numId="21" w16cid:durableId="289212695">
+  <w:num w:numId="21">
     <w:abstractNumId w:val="3"/>
   </w:num>
-  <w:num w:numId="22" w16cid:durableId="556361306">
+  <w:num w:numId="22">
     <w:abstractNumId w:val="2"/>
   </w:num>
-  <w:num w:numId="23" w16cid:durableId="1024984840">
+  <w:num w:numId="23">
     <w:abstractNumId w:val="1"/>
   </w:num>
-  <w:num w:numId="24" w16cid:durableId="903295299">
+  <w:num w:numId="24">
     <w:abstractNumId w:val="20"/>
   </w:num>
-  <w:num w:numId="25" w16cid:durableId="207649045">
+  <w:num w:numId="25">
     <w:abstractNumId w:val="19"/>
   </w:num>
-  <w:num w:numId="26" w16cid:durableId="1907494442">
+  <w:num w:numId="26">
     <w:abstractNumId w:val="19"/>
   </w:num>
-  <w:num w:numId="27" w16cid:durableId="372341121">
+  <w:num w:numId="27">
     <w:abstractNumId w:val="19"/>
   </w:num>
-  <w:num w:numId="28" w16cid:durableId="400757798">
+  <w:num w:numId="28">
     <w:abstractNumId w:val="19"/>
   </w:num>
-  <w:num w:numId="29" w16cid:durableId="1275821281">
+  <w:num w:numId="29">
     <w:abstractNumId w:val="11"/>
   </w:num>
-  <w:num w:numId="30" w16cid:durableId="375739094">
+  <w:num w:numId="30">
     <w:abstractNumId w:val="15"/>
   </w:num>
-  <w:num w:numId="31" w16cid:durableId="1264923271">
+  <w:num w:numId="31">
     <w:abstractNumId w:val="16"/>
   </w:num>
-  <w:num w:numId="32" w16cid:durableId="270824405">
+  <w:num w:numId="32">
     <w:abstractNumId w:val="17"/>
   </w:num>
-  <w:num w:numId="33" w16cid:durableId="630981131">
+  <w:num w:numId="33">
     <w:abstractNumId w:val="17"/>
   </w:num>
-  <w:num w:numId="34" w16cid:durableId="924656799">
+  <w:num w:numId="34">
     <w:abstractNumId w:val="17"/>
   </w:num>
 </w:numbering>
 </file>
 
 <file path=word/styles.xml><?xml version="1.0" encoding="utf-8"?>
-<w:styles xmlns:mc="http://schemas.openxmlformats.org/markup-compatibility/2006" xmlns:r="http://purl.oclc.org/ooxml/officeDocument/relationships" xmlns:w="http://purl.oclc.org/ooxml/wordprocessingml/main" xmlns:w14="http://schemas.microsoft.com/office/word/2010/wordml" xmlns:w15="http://schemas.microsoft.com/office/word/2012/wordml" xmlns:w16cex="http://schemas.microsoft.com/office/word/2018/wordml/cex" xmlns:w16cid="http://schemas.microsoft.com/office/word/2016/wordml/cid" xmlns:w16="http://schemas.microsoft.com/office/word/2018/wordml" xmlns:w16du="http://schemas.microsoft.com/office/word/2023/wordml/word16du" xmlns:w16sdtdh="http://schemas.microsoft.com/office/word/2020/wordml/sdtdatahash" xmlns:w16se="http://schemas.microsoft.com/office/word/2015/wordml/symex" mc:Ignorable="w14 w15 w16se w16cid w16 w16cex w16sdtdh w16du">
+<w:styles xmlns:mc="http://schemas.openxmlformats.org/markup-compatibility/2006" xmlns:r="http://purl.oclc.org/ooxml/officeDocument/relationships" xmlns:w="http://purl.oclc.org/ooxml/wordprocessingml/main" xmlns:w14="http://schemas.microsoft.com/office/word/2010/wordml" xmlns:w15="http://schemas.microsoft.com/office/word/2012/wordml" xmlns:w16cid="http://schemas.microsoft.com/office/word/2016/wordml/cid" xmlns:w16se="http://schemas.microsoft.com/office/word/2015/wordml/symex" mc:Ignorable="w14 w15 w16se w16cid">
   <w:docDefaults>
     <w:rPrDefault>
       <w:rPr>
@@ -8163,7 +8263,7 @@
     </w:rPrDefault>
     <w:pPrDefault/>
   </w:docDefaults>
-  <w:latentStyles w:defLockedState="0" w:defUIPriority="0" w:defSemiHidden="0" w:defUnhideWhenUsed="0" w:defQFormat="0" w:count="376">
+  <w:latentStyles w:defLockedState="0" w:defUIPriority="0" w:defSemiHidden="0" w:defUnhideWhenUsed="0" w:defQFormat="0" w:count="375">
     <w:lsdException w:name="Normal" w:qFormat="1"/>
     <w:lsdException w:name="heading 1" w:qFormat="1"/>
     <w:lsdException w:name="heading 2" w:qFormat="1"/>
@@ -8443,19 +8543,18 @@
     <w:lsdException w:name="Smart Hyperlink" w:semiHidden="1" w:uiPriority="99" w:unhideWhenUsed="1"/>
     <w:lsdException w:name="Hashtag" w:semiHidden="1" w:uiPriority="99" w:unhideWhenUsed="1"/>
     <w:lsdException w:name="Unresolved Mention" w:semiHidden="1" w:uiPriority="99" w:unhideWhenUsed="1"/>
-    <w:lsdException w:name="Smart Link" w:semiHidden="1" w:uiPriority="99" w:unhideWhenUsed="1"/>
   </w:latentStyles>
-  <w:style w:type="paragraph" w:default="1" w:styleId="Normal">
+  <w:style w:type="paragraph" w:default="1" w:styleId="a">
     <w:name w:val="Normal"/>
     <w:qFormat/>
     <w:pPr>
       <w:jc w:val="center"/>
     </w:pPr>
   </w:style>
-  <w:style w:type="paragraph" w:styleId="Heading1">
+  <w:style w:type="paragraph" w:styleId="1">
     <w:name w:val="heading 1"/>
-    <w:basedOn w:val="Normal"/>
-    <w:next w:val="Normal"/>
+    <w:basedOn w:val="a"/>
+    <w:next w:val="a"/>
     <w:qFormat/>
     <w:rsid w:val="006B6B66"/>
     <w:pPr>
@@ -8476,10 +8575,10 @@
       <w:noProof/>
     </w:rPr>
   </w:style>
-  <w:style w:type="paragraph" w:styleId="Heading2">
+  <w:style w:type="paragraph" w:styleId="2">
     <w:name w:val="heading 2"/>
-    <w:basedOn w:val="Normal"/>
-    <w:next w:val="Normal"/>
+    <w:basedOn w:val="a"/>
+    <w:next w:val="a"/>
     <w:qFormat/>
     <w:rsid w:val="00ED0149"/>
     <w:pPr>
@@ -8504,10 +8603,10 @@
       <w:noProof/>
     </w:rPr>
   </w:style>
-  <w:style w:type="paragraph" w:styleId="Heading3">
+  <w:style w:type="paragraph" w:styleId="3">
     <w:name w:val="heading 3"/>
-    <w:basedOn w:val="Normal"/>
-    <w:next w:val="Normal"/>
+    <w:basedOn w:val="a"/>
+    <w:next w:val="a"/>
     <w:qFormat/>
     <w:rsid w:val="00794804"/>
     <w:pPr>
@@ -8526,10 +8625,10 @@
       <w:noProof/>
     </w:rPr>
   </w:style>
-  <w:style w:type="paragraph" w:styleId="Heading4">
+  <w:style w:type="paragraph" w:styleId="4">
     <w:name w:val="heading 4"/>
-    <w:basedOn w:val="Normal"/>
-    <w:next w:val="Normal"/>
+    <w:basedOn w:val="a"/>
+    <w:next w:val="a"/>
     <w:qFormat/>
     <w:rsid w:val="00794804"/>
     <w:pPr>
@@ -8552,10 +8651,10 @@
       <w:noProof/>
     </w:rPr>
   </w:style>
-  <w:style w:type="paragraph" w:styleId="Heading5">
+  <w:style w:type="paragraph" w:styleId="5">
     <w:name w:val="heading 5"/>
-    <w:basedOn w:val="Normal"/>
-    <w:next w:val="Normal"/>
+    <w:basedOn w:val="a"/>
+    <w:next w:val="a"/>
     <w:qFormat/>
     <w:pPr>
       <w:tabs>
@@ -8569,12 +8668,13 @@
       <w:noProof/>
     </w:rPr>
   </w:style>
-  <w:style w:type="character" w:default="1" w:styleId="DefaultParagraphFont">
+  <w:style w:type="character" w:default="1" w:styleId="a0">
     <w:name w:val="Default Paragraph Font"/>
     <w:uiPriority w:val="1"/>
+    <w:semiHidden/>
     <w:unhideWhenUsed/>
   </w:style>
-  <w:style w:type="table" w:default="1" w:styleId="TableNormal">
+  <w:style w:type="table" w:default="1" w:styleId="a1">
     <w:name w:val="Normal Table"/>
     <w:uiPriority w:val="99"/>
     <w:semiHidden/>
@@ -8589,7 +8689,7 @@
       </w:tblCellMar>
     </w:tblPr>
   </w:style>
-  <w:style w:type="numbering" w:default="1" w:styleId="NoList">
+  <w:style w:type="numbering" w:default="1" w:styleId="a2">
     <w:name w:val="No List"/>
     <w:uiPriority w:val="99"/>
     <w:semiHidden/>
@@ -8628,10 +8728,10 @@
       <w:szCs w:val="22"/>
     </w:rPr>
   </w:style>
-  <w:style w:type="paragraph" w:styleId="BodyText">
+  <w:style w:type="paragraph" w:styleId="a3">
     <w:name w:val="Body Text"/>
-    <w:basedOn w:val="Normal"/>
-    <w:link w:val="BodyTextChar"/>
+    <w:basedOn w:val="a"/>
+    <w:link w:val="a4"/>
     <w:rsid w:val="00E7596C"/>
     <w:pPr>
       <w:tabs>
@@ -8646,9 +8746,9 @@
       <w:lang w:val="x-none" w:eastAsia="x-none"/>
     </w:rPr>
   </w:style>
-  <w:style w:type="character" w:customStyle="1" w:styleId="BodyTextChar">
-    <w:name w:val="Body Text Char"/>
-    <w:link w:val="BodyText"/>
+  <w:style w:type="character" w:customStyle="1" w:styleId="a4">
+    <w:name w:val="本文 字元"/>
+    <w:link w:val="a3"/>
     <w:rsid w:val="00E7596C"/>
     <w:rPr>
       <w:spacing w:val="-1"/>
@@ -8657,7 +8757,7 @@
   </w:style>
   <w:style w:type="paragraph" w:customStyle="1" w:styleId="bulletlist">
     <w:name w:val="bullet list"/>
-    <w:basedOn w:val="BodyText"/>
+    <w:basedOn w:val="a3"/>
     <w:rsid w:val="001B67DC"/>
     <w:pPr>
       <w:numPr>
@@ -8667,7 +8767,7 @@
   </w:style>
   <w:style w:type="paragraph" w:customStyle="1" w:styleId="equation">
     <w:name w:val="equation"/>
-    <w:basedOn w:val="Normal"/>
+    <w:basedOn w:val="a"/>
     <w:rsid w:val="008A2C7D"/>
     <w:pPr>
       <w:tabs>
@@ -8772,7 +8872,7 @@
   </w:style>
   <w:style w:type="paragraph" w:customStyle="1" w:styleId="tablecolhead">
     <w:name w:val="table col head"/>
-    <w:basedOn w:val="Normal"/>
+    <w:basedOn w:val="a"/>
     <w:rPr>
       <w:b/>
       <w:bCs/>
@@ -8846,10 +8946,10 @@
       <w:i/>
     </w:rPr>
   </w:style>
-  <w:style w:type="paragraph" w:styleId="Header">
+  <w:style w:type="paragraph" w:styleId="a5">
     <w:name w:val="header"/>
-    <w:basedOn w:val="Normal"/>
-    <w:link w:val="HeaderChar"/>
+    <w:basedOn w:val="a"/>
+    <w:link w:val="a6"/>
     <w:rsid w:val="001A3B3D"/>
     <w:pPr>
       <w:tabs>
@@ -8858,16 +8958,16 @@
       </w:tabs>
     </w:pPr>
   </w:style>
-  <w:style w:type="character" w:customStyle="1" w:styleId="HeaderChar">
-    <w:name w:val="Header Char"/>
-    <w:basedOn w:val="DefaultParagraphFont"/>
-    <w:link w:val="Header"/>
+  <w:style w:type="character" w:customStyle="1" w:styleId="a6">
+    <w:name w:val="頁首 字元"/>
+    <w:basedOn w:val="a0"/>
+    <w:link w:val="a5"/>
     <w:rsid w:val="001A3B3D"/>
   </w:style>
-  <w:style w:type="paragraph" w:styleId="Footer">
+  <w:style w:type="paragraph" w:styleId="a7">
     <w:name w:val="footer"/>
-    <w:basedOn w:val="Normal"/>
-    <w:link w:val="FooterChar"/>
+    <w:basedOn w:val="a"/>
+    <w:link w:val="a8"/>
     <w:rsid w:val="001A3B3D"/>
     <w:pPr>
       <w:tabs>
@@ -8876,15 +8976,15 @@
       </w:tabs>
     </w:pPr>
   </w:style>
-  <w:style w:type="character" w:customStyle="1" w:styleId="FooterChar">
-    <w:name w:val="Footer Char"/>
-    <w:basedOn w:val="DefaultParagraphFont"/>
-    <w:link w:val="Footer"/>
+  <w:style w:type="character" w:customStyle="1" w:styleId="a8">
+    <w:name w:val="頁尾 字元"/>
+    <w:basedOn w:val="a0"/>
+    <w:link w:val="a7"/>
     <w:rsid w:val="001A3B3D"/>
   </w:style>
-  <w:style w:type="character" w:styleId="Hyperlink">
+  <w:style w:type="character" w:styleId="a9">
     <w:name w:val="Hyperlink"/>
-    <w:basedOn w:val="DefaultParagraphFont"/>
+    <w:basedOn w:val="a0"/>
     <w:uiPriority w:val="99"/>
     <w:unhideWhenUsed/>
     <w:rsid w:val="00C61D30"/>
@@ -9162,7 +9262,7 @@
 </file>
 
 <file path=customXml/itemProps1.xml><?xml version="1.0" encoding="utf-8"?>
-<ds:datastoreItem xmlns:ds="http://purl.oclc.org/ooxml/officeDocument/customXml" ds:itemID="{3FBDC657-AC52-4711-B1A7-45163137EB35}">
+<ds:datastoreItem xmlns:ds="http://purl.oclc.org/ooxml/officeDocument/customXml" ds:itemID="{E80D5730-309F-49E0-9BE9-5AD0B17B5ED6}">
   <ds:schemaRefs>
     <ds:schemaRef ds:uri="http://schemas.openxmlformats.org/officeDocument/2006/bibliography"/>
   </ds:schemaRefs>

--- a/1dcnn_ieee.docx
+++ b/1dcnn_ieee.docx
@@ -1563,22 +1563,39 @@
           <w:rFonts w:hint="eastAsia"/>
           <w:lang w:val="en-US" w:eastAsia="zh-CN"/>
         </w:rPr>
-        <w:t xml:space="preserve">, the data resolution is 10kz, 10 times a second. </w:t>
+        <w:t>, the data resolution is 10</w:t>
+      </w:r>
+      <w:r>
+        <w:rPr>
+          <w:lang w:val="en-US" w:eastAsia="zh-CN"/>
+        </w:rPr>
+        <w:t>H</w:t>
+      </w:r>
+      <w:r>
+        <w:rPr>
+          <w:rFonts w:hint="eastAsia"/>
+          <w:lang w:val="en-US" w:eastAsia="zh-CN"/>
+        </w:rPr>
+        <w:t xml:space="preserve">z, 10 times a second. </w:t>
       </w:r>
     </w:p>
     <w:p>
       <w:pPr>
         <w:pStyle w:val="a3"/>
+        <w:rPr>
+          <w:lang w:val="en-US"/>
+        </w:rPr>
       </w:pPr>
       <w:r>
         <w:rPr>
           <w:noProof/>
+          <w:lang w:val="en-US"/>
         </w:rPr>
         <w:drawing>
-          <wp:inline distT="0" distB="0" distL="0" distR="0" wp14:anchorId="36FCBB51" wp14:editId="3644DE68">
-            <wp:extent cx="2827583" cy="1607875"/>
-            <wp:effectExtent l="0" t="0" r="5080" b="5080"/>
-            <wp:docPr id="481849505" name="Picture 1"/>
+          <wp:inline distT="0" distB="0" distL="0" distR="0" wp14:anchorId="558A76F9" wp14:editId="72CEF89B">
+            <wp:extent cx="2626155" cy="1378585"/>
+            <wp:effectExtent l="0" t="0" r="3175" b="0"/>
+            <wp:docPr id="1" name="圖片 1"/>
             <wp:cNvGraphicFramePr>
               <a:graphicFrameLocks xmlns:a="http://purl.oclc.org/ooxml/drawingml/main" noChangeAspect="1"/>
             </wp:cNvGraphicFramePr>
@@ -1586,23 +1603,39 @@
               <a:graphicData uri="http://purl.oclc.org/ooxml/drawingml/picture">
                 <pic:pic xmlns:pic="http://purl.oclc.org/ooxml/drawingml/picture">
                   <pic:nvPicPr>
-                    <pic:cNvPr id="481849505" name=""/>
-                    <pic:cNvPicPr/>
+                    <pic:cNvPr id="0" name="Picture 2"/>
+                    <pic:cNvPicPr>
+                      <a:picLocks noChangeAspect="1" noChangeArrowheads="1"/>
+                    </pic:cNvPicPr>
                   </pic:nvPicPr>
-                  <pic:blipFill>
-                    <a:blip r:embed="rId9"/>
-                    <a:stretch>
-                      <a:fillRect/>
-                    </a:stretch>
+                  <pic:blipFill rotWithShape="1">
+                    <a:blip r:embed="rId9" cstate="print">
+                      <a:extLst>
+                        <a:ext uri="{28A0092B-C50C-407E-A947-70E740481C1C}">
+                          <a14:useLocalDpi xmlns:a14="http://schemas.microsoft.com/office/drawing/2010/main" val="0"/>
+                        </a:ext>
+                      </a:extLst>
+                    </a:blip>
+                    <a:srcRect t="7.657%"/>
+                    <a:stretch/>
                   </pic:blipFill>
-                  <pic:spPr>
+                  <pic:spPr bwMode="auto">
                     <a:xfrm>
                       <a:off x="0" y="0"/>
-                      <a:ext cx="2847910" cy="1619434"/>
+                      <a:ext cx="2644821" cy="1388384"/>
                     </a:xfrm>
                     <a:prstGeom prst="rect">
                       <a:avLst/>
                     </a:prstGeom>
+                    <a:noFill/>
+                    <a:ln>
+                      <a:noFill/>
+                    </a:ln>
+                    <a:extLst>
+                      <a:ext uri="{53640926-AAD7-44D8-BBD7-CCE9431645EC}">
+                        <a14:shadowObscured xmlns:a14="http://schemas.microsoft.com/office/drawing/2010/main"/>
+                      </a:ext>
+                    </a:extLst>
                   </pic:spPr>
                 </pic:pic>
               </a:graphicData>
@@ -1679,14 +1712,7 @@
           <w:rFonts w:hint="eastAsia"/>
           <w:lang w:val="en-US" w:eastAsia="zh-CN"/>
         </w:rPr>
-        <w:t xml:space="preserve">he red line in Figure 1 is the standard gravity acceleration, when people are walking normally or </w:t>
-      </w:r>
-      <w:r>
-        <w:rPr>
-          <w:rFonts w:hint="eastAsia"/>
-          <w:lang w:val="en-US" w:eastAsia="zh-CN"/>
-        </w:rPr>
-        <w:t xml:space="preserve">standing still the CA is around </w:t>
+        <w:t xml:space="preserve">he red line in Figure 1 is the standard gravity acceleration, when people are walking normally or standing still the CA is around </w:t>
       </w:r>
       <w:r>
         <w:rPr>
@@ -1721,7 +1747,13 @@
         <w:rPr>
           <w:lang w:val="en-US" w:eastAsia="zh-CN"/>
         </w:rPr>
-        <w:t>in a state of near weightlessness</w:t>
+        <w:t xml:space="preserve">in a state of </w:t>
+      </w:r>
+      <w:r>
+        <w:rPr>
+          <w:lang w:val="en-US" w:eastAsia="zh-CN"/>
+        </w:rPr>
+        <w:t>near weightlessness</w:t>
       </w:r>
       <w:r>
         <w:rPr>
@@ -1985,13 +2017,20 @@
         <w:t>For time-series data like sensor readings, a 1D-CNN architecture is more appropriate, as it operates on 1-dimensional sequences rather than 2D images. 1D-CNNs are able to effectively capture the temporal patterns in sensor data, making them a suitable choice for the fall detection task at hand, where the sensor readings exhibit characteristic patterns associated with fall events.</w:t>
       </w:r>
       <w:r>
-        <w:t xml:space="preserve"> The principle is shown in Figure 3.</w:t>
-      </w:r>
-    </w:p>
-    <w:p>
-      <w:pPr>
-        <w:pStyle w:val="a3"/>
-      </w:pPr>
+        <w:t xml:space="preserve"> The principle </w:t>
+      </w:r>
+      <w:r>
+        <w:t xml:space="preserve">of 1D-CNN </w:t>
+      </w:r>
+      <w:r>
+        <w:t xml:space="preserve">is shown in Figure </w:t>
+      </w:r>
+      <w:r>
+        <w:t>4</w:t>
+      </w:r>
+      <w:r>
+        <w:t>.</w:t>
+      </w:r>
     </w:p>
     <w:p>
       <w:pPr>
@@ -2064,6 +2103,9 @@
         <w:t>1D</w:t>
       </w:r>
       <w:r>
+        <w:t>-</w:t>
+      </w:r>
+      <w:r>
         <w:t>CNN.</w:t>
       </w:r>
     </w:p>
@@ -2079,7 +2121,6 @@
           <w:rFonts w:hint="eastAsia"/>
           <w:lang w:val="en-US" w:eastAsia="zh-CN"/>
         </w:rPr>
-        <w:lastRenderedPageBreak/>
         <w:t>1</w:t>
       </w:r>
       <w:r>
@@ -2104,6 +2145,7 @@
         </w:tabs>
       </w:pPr>
       <w:r>
+        <w:lastRenderedPageBreak/>
         <w:t>Dataset selection</w:t>
       </w:r>
     </w:p>
@@ -2215,7 +2257,13 @@
         <w:pStyle w:val="figurecaption"/>
       </w:pPr>
       <w:r>
-        <w:t>Samples of D05.</w:t>
+        <w:t xml:space="preserve">Samples </w:t>
+      </w:r>
+      <w:r>
+        <w:t>from</w:t>
+      </w:r>
+      <w:r>
+        <w:t xml:space="preserve"> D05.</w:t>
       </w:r>
     </w:p>
     <w:p>
@@ -2235,7 +2283,19 @@
         <w:rPr>
           <w:lang w:val="en-AU"/>
         </w:rPr>
-        <w:t>WEDA-FALL, D05 belongs to ADLs, should be labelled as 0 (false, not fall), as some looks like falls, the whole D05 is exclusive, they are not used in this project.</w:t>
+        <w:t>WEDA-FALL, D05 belongs to ADLs, should be labelled as 0 (false, not fall), as some</w:t>
+      </w:r>
+      <w:r>
+        <w:rPr>
+          <w:lang w:val="en-AU"/>
+        </w:rPr>
+        <w:t xml:space="preserve"> data</w:t>
+      </w:r>
+      <w:r>
+        <w:rPr>
+          <w:lang w:val="en-AU"/>
+        </w:rPr>
+        <w:t xml:space="preserve"> look like falls, the whole D05 is exclusive, they are not used in this project.</w:t>
       </w:r>
     </w:p>
     <w:p>
@@ -2297,7 +2357,13 @@
         <w:t>, and computing power is saved because the algorithm only handles small parts of the data. Figure 6 are 5 samples from fall group, F01</w:t>
       </w:r>
       <w:r>
-        <w:t>, the touch group acceleration is in the middle of the data and the whole process of fall are reserved and clear in the figure.</w:t>
+        <w:t xml:space="preserve">, the touch </w:t>
+      </w:r>
+      <w:r>
+        <w:t>ground</w:t>
+      </w:r>
+      <w:r>
+        <w:t xml:space="preserve"> acceleration is in the middle of the data and the whole process of fall are reserved and clear in the figure.</w:t>
       </w:r>
     </w:p>
     <w:p>
@@ -2364,7 +2430,19 @@
         <w:pStyle w:val="figurecaption"/>
       </w:pPr>
       <w:r>
-        <w:t>Samples of D05.</w:t>
+        <w:t>Samples f</w:t>
+      </w:r>
+      <w:r>
+        <w:t>rom</w:t>
+      </w:r>
+      <w:r>
+        <w:t xml:space="preserve"> </w:t>
+      </w:r>
+      <w:r>
+        <w:t>F01</w:t>
+      </w:r>
+      <w:r>
+        <w:t>.</w:t>
       </w:r>
     </w:p>
     <w:p>
@@ -2402,7 +2480,19 @@
         <w:rPr>
           <w:lang w:val="en-US"/>
         </w:rPr>
-        <w:t xml:space="preserve">, is shown in Figure 7. The maximum acceleration of the dataset is not the touch down action, so this type of data is given up, </w:t>
+        <w:t>, is shown in Figure 7. The maximum acceleration of the dataset is not the touch</w:t>
+      </w:r>
+      <w:r>
+        <w:rPr>
+          <w:lang w:val="en-US"/>
+        </w:rPr>
+        <w:t>ing</w:t>
+      </w:r>
+      <w:r>
+        <w:rPr>
+          <w:lang w:val="en-US"/>
+        </w:rPr>
+        <w:t xml:space="preserve"> down action, so this type of data is given up, </w:t>
       </w:r>
       <w:r>
         <w:rPr>
@@ -2425,8 +2515,8 @@
           <w:lang w:val="en-US"/>
         </w:rPr>
         <w:drawing>
-          <wp:inline distT="0" distB="0" distL="0" distR="0" wp14:anchorId="7ECFB48C" wp14:editId="2127B861">
-            <wp:extent cx="2708910" cy="1489733"/>
+          <wp:inline distT="0" distB="0" distL="0" distR="0" wp14:anchorId="7ECFB48C" wp14:editId="51645E93">
+            <wp:extent cx="2708868" cy="1375410"/>
             <wp:effectExtent l="0" t="0" r="0" b="0"/>
             <wp:docPr id="3" name="圖片 3"/>
             <wp:cNvGraphicFramePr>
@@ -2439,20 +2529,27 @@
                     <pic:cNvPr id="1" name=""/>
                     <pic:cNvPicPr/>
                   </pic:nvPicPr>
-                  <pic:blipFill>
+                  <pic:blipFill rotWithShape="1">
                     <a:blip r:embed="rId15"/>
-                    <a:stretch>
-                      <a:fillRect/>
-                    </a:stretch>
+                    <a:srcRect t="7.672%"/>
+                    <a:stretch/>
                   </pic:blipFill>
-                  <pic:spPr>
+                  <pic:spPr bwMode="auto">
                     <a:xfrm>
                       <a:off x="0" y="0"/>
-                      <a:ext cx="2715076" cy="1493124"/>
+                      <a:ext cx="2715076" cy="1378562"/>
                     </a:xfrm>
                     <a:prstGeom prst="rect">
                       <a:avLst/>
                     </a:prstGeom>
+                    <a:ln>
+                      <a:noFill/>
+                    </a:ln>
+                    <a:extLst>
+                      <a:ext uri="{53640926-AAD7-44D8-BBD7-CCE9431645EC}">
+                        <a14:shadowObscured xmlns:a14="http://schemas.microsoft.com/office/drawing/2010/main"/>
+                      </a:ext>
+                    </a:extLst>
                   </pic:spPr>
                 </pic:pic>
               </a:graphicData>
@@ -2480,7 +2577,13 @@
         <w:pStyle w:val="a3"/>
       </w:pPr>
       <w:r>
-        <w:t>Finally, totally 343 files meet the standard and are labelled as 1(true fall).</w:t>
+        <w:t xml:space="preserve">Finally, totally 343 files </w:t>
+      </w:r>
+      <w:r>
+        <w:t xml:space="preserve">of Fall </w:t>
+      </w:r>
+      <w:r>
+        <w:t>meet the standard and are labelled as 1(true fall).</w:t>
       </w:r>
       <w:r>
         <w:t xml:space="preserve"> </w:t>
@@ -2503,7 +2606,10 @@
         <w:t>D01/U02_R02_accel.csv</w:t>
       </w:r>
       <w:r>
-        <w:t xml:space="preserve">, which is from ADLs group 1 (walking), is shown in Figure 8. There is not 2 seconds data before the maximum acceleration, so this file is given up too. </w:t>
+        <w:t xml:space="preserve">, which is from ADLs group 1 </w:t>
+      </w:r>
+      <w:r>
+        <w:t xml:space="preserve">(walking), is shown in Figure 8. There is not 2 seconds data before the maximum acceleration, so this file is given up too. </w:t>
       </w:r>
     </w:p>
     <w:p>
@@ -2519,9 +2625,9 @@
           <w:lang w:val="en-US"/>
         </w:rPr>
         <w:drawing>
-          <wp:inline distT="0" distB="0" distL="0" distR="0" wp14:anchorId="590830C3" wp14:editId="07C9A725">
-            <wp:extent cx="2854960" cy="1600561"/>
-            <wp:effectExtent l="0" t="0" r="2540" b="0"/>
+          <wp:inline distT="0" distB="0" distL="0" distR="0" wp14:anchorId="590830C3" wp14:editId="58FF6EBB">
+            <wp:extent cx="2854316" cy="1473200"/>
+            <wp:effectExtent l="0" t="0" r="3810" b="0"/>
             <wp:docPr id="6" name="圖片 6"/>
             <wp:cNvGraphicFramePr>
               <a:graphicFrameLocks xmlns:a="http://purl.oclc.org/ooxml/drawingml/main" noChangeAspect="1"/>
@@ -2533,20 +2639,27 @@
                     <pic:cNvPr id="1" name=""/>
                     <pic:cNvPicPr/>
                   </pic:nvPicPr>
-                  <pic:blipFill>
+                  <pic:blipFill rotWithShape="1">
                     <a:blip r:embed="rId16"/>
-                    <a:stretch>
-                      <a:fillRect/>
-                    </a:stretch>
+                    <a:srcRect t="7.936%"/>
+                    <a:stretch/>
                   </pic:blipFill>
-                  <pic:spPr>
+                  <pic:spPr bwMode="auto">
                     <a:xfrm>
                       <a:off x="0" y="0"/>
-                      <a:ext cx="2870921" cy="1609509"/>
+                      <a:ext cx="2870921" cy="1481770"/>
                     </a:xfrm>
                     <a:prstGeom prst="rect">
                       <a:avLst/>
                     </a:prstGeom>
+                    <a:ln>
+                      <a:noFill/>
+                    </a:ln>
+                    <a:extLst>
+                      <a:ext uri="{53640926-AAD7-44D8-BBD7-CCE9431645EC}">
+                        <a14:shadowObscured xmlns:a14="http://schemas.microsoft.com/office/drawing/2010/main"/>
+                      </a:ext>
+                    </a:extLst>
                   </pic:spPr>
                 </pic:pic>
               </a:graphicData>
@@ -2560,7 +2673,7 @@
         <w:pStyle w:val="figurecaption"/>
       </w:pPr>
       <w:r>
-        <w:t>Abnomal Fall data in ADLs.</w:t>
+        <w:t>Abnomal data in ADLs.</w:t>
       </w:r>
     </w:p>
     <w:p>
@@ -2574,12 +2687,24 @@
         <w:rPr>
           <w:lang w:val="en-US" w:eastAsia="zh-CN"/>
         </w:rPr>
-        <w:t xml:space="preserve">Finally, totally 373 files met the </w:t>
+        <w:t>Finally, totally 373 files me</w:t>
       </w:r>
       <w:r>
         <w:rPr>
           <w:lang w:val="en-US" w:eastAsia="zh-CN"/>
         </w:rPr>
+        <w:t>e</w:t>
+      </w:r>
+      <w:r>
+        <w:rPr>
+          <w:lang w:val="en-US" w:eastAsia="zh-CN"/>
+        </w:rPr>
+        <w:t xml:space="preserve">t the </w:t>
+      </w:r>
+      <w:r>
+        <w:rPr>
+          <w:lang w:val="en-US" w:eastAsia="zh-CN"/>
+        </w:rPr>
         <w:t>requirements</w:t>
       </w:r>
       <w:r>
@@ -2592,18 +2717,42 @@
         <w:rPr>
           <w:lang w:val="en-US" w:eastAsia="zh-CN"/>
         </w:rPr>
-        <w:t xml:space="preserve">ADL (not Fall), they are labelled as 0. So total qualified files for our project is 343+373=716, although Fall and ADL are not absolutely </w:t>
+        <w:t xml:space="preserve">ADL (not Fall), they are labelled as 0. So total qualified files for our project is 343+373=716, although </w:t>
       </w:r>
       <w:r>
         <w:rPr>
           <w:lang w:val="en-US" w:eastAsia="zh-CN"/>
         </w:rPr>
-        <w:t>balance, it</w:t>
+        <w:t xml:space="preserve">numbers of </w:t>
       </w:r>
       <w:r>
         <w:rPr>
           <w:lang w:val="en-US" w:eastAsia="zh-CN"/>
         </w:rPr>
+        <w:t xml:space="preserve">Fall and ADL are not absolutely </w:t>
+      </w:r>
+      <w:r>
+        <w:rPr>
+          <w:lang w:val="en-US" w:eastAsia="zh-CN"/>
+        </w:rPr>
+        <w:t>balance</w:t>
+      </w:r>
+      <w:r>
+        <w:rPr>
+          <w:lang w:val="en-US" w:eastAsia="zh-CN"/>
+        </w:rPr>
+        <w:t>d</w:t>
+      </w:r>
+      <w:r>
+        <w:rPr>
+          <w:lang w:val="en-US" w:eastAsia="zh-CN"/>
+        </w:rPr>
+        <w:t>, it</w:t>
+      </w:r>
+      <w:r>
+        <w:rPr>
+          <w:lang w:val="en-US" w:eastAsia="zh-CN"/>
+        </w:rPr>
         <w:t xml:space="preserve"> is feasible for the algorithm.</w:t>
       </w:r>
     </w:p>
@@ -2620,7 +2769,13 @@
         <w:pStyle w:val="a3"/>
       </w:pPr>
       <w:r>
-        <w:t xml:space="preserve">The main task of this project can be describe as employing 716 labeled datasets to train a fall detection model by 1D-CNN algorithm. As 2 seconds data before and after maximum acceleration are used, and sample rate is 10Hz, so totally 2*10*2+1=41 numbers in every file. </w:t>
+        <w:t xml:space="preserve">The main task of this project can be describe as employing 716 labeled datasets to train </w:t>
+      </w:r>
+      <w:r>
+        <w:t xml:space="preserve">and test </w:t>
+      </w:r>
+      <w:r>
+        <w:t xml:space="preserve">a fall detection model by 1D-CNN algorithm. As 2 seconds data before and after maximum acceleration are used, and sample rate is 10Hz, so totally 2*10*2+1=41 numbers in every file. </w:t>
       </w:r>
     </w:p>
     <w:p>
@@ -2628,7 +2783,13 @@
         <w:pStyle w:val="a3"/>
       </w:pPr>
       <w:r>
-        <w:t>The algorithm is based on TensorFlow [</w:t>
+        <w:t xml:space="preserve">The algorithm is </w:t>
+      </w:r>
+      <w:r>
+        <w:t>implemented</w:t>
+      </w:r>
+      <w:r>
+        <w:t xml:space="preserve"> on TensorFlow [</w:t>
       </w:r>
       <w:r>
         <w:t>12</w:t>
@@ -2646,16 +2807,10 @@
         <w:t>13</w:t>
       </w:r>
       <w:r>
-        <w:t xml:space="preserve">], the flow of 1D-CNN is shown in Figure 9. First of all, 716 files are all the </w:t>
-      </w:r>
-      <w:r>
-        <w:t xml:space="preserve">attained </w:t>
-      </w:r>
-      <w:r>
-        <w:t>data</w:t>
-      </w:r>
-      <w:r>
-        <w:t>, they are divided into training and testing set by general 8:2 mode</w:t>
+        <w:t xml:space="preserve">], the flow of 1D-CNN is shown in Figure 9. First of all, 716 files are </w:t>
+      </w:r>
+      <w:r>
+        <w:t>divided into training and testing set by general 8:2 mode</w:t>
       </w:r>
       <w:r>
         <w:t xml:space="preserve"> randomly</w:t>
@@ -2792,7 +2947,19 @@
         <w:t>g</w:t>
       </w:r>
       <w:r>
-        <w:t xml:space="preserve">,  the impact could be ignored. 10 </w:t>
+        <w:t xml:space="preserve">,  the impact </w:t>
+      </w:r>
+      <w:r>
+        <w:t xml:space="preserve">of scale </w:t>
+      </w:r>
+      <w:r>
+        <w:t>could be ignored</w:t>
+      </w:r>
+      <w:r>
+        <w:t xml:space="preserve">, but this should be verified, </w:t>
+      </w:r>
+      <w:r>
+        <w:t xml:space="preserve">10 </w:t>
       </w:r>
       <w:r>
         <w:t>epochs</w:t>
@@ -3789,32 +3956,32 @@
         <w:rPr>
           <w:lang w:eastAsia="zh-CN"/>
         </w:rPr>
+        <w:t xml:space="preserve">The average accuracy of without </w:t>
+      </w:r>
+      <w:r>
+        <w:t>Standardization is:</w:t>
+      </w:r>
+    </w:p>
+    <w:p>
+      <w:pPr>
+        <w:pStyle w:val="a3"/>
+      </w:pPr>
+      <w:r>
+        <w:t xml:space="preserve"> </w:t>
+      </w:r>
+      <w:r>
+        <w:t>88.403% (+/-1.758)</w:t>
+      </w:r>
+    </w:p>
+    <w:p>
+      <w:pPr>
+        <w:pStyle w:val="a3"/>
+      </w:pPr>
+      <w:r>
+        <w:rPr>
+          <w:lang w:eastAsia="zh-CN"/>
+        </w:rPr>
         <w:lastRenderedPageBreak/>
-        <w:t xml:space="preserve">The average accuracy of without </w:t>
-      </w:r>
-      <w:r>
-        <w:t>Standardization is:</w:t>
-      </w:r>
-    </w:p>
-    <w:p>
-      <w:pPr>
-        <w:pStyle w:val="a3"/>
-      </w:pPr>
-      <w:r>
-        <w:t xml:space="preserve"> </w:t>
-      </w:r>
-      <w:r>
-        <w:t>88.403% (+/-1.758)</w:t>
-      </w:r>
-    </w:p>
-    <w:p>
-      <w:pPr>
-        <w:pStyle w:val="a3"/>
-      </w:pPr>
-      <w:r>
-        <w:rPr>
-          <w:lang w:eastAsia="zh-CN"/>
-        </w:rPr>
         <w:t xml:space="preserve">The average accuracy of with </w:t>
       </w:r>
       <w:r>
@@ -3971,7 +4138,13 @@
         <w:t>(41,1)</w:t>
       </w:r>
       <w:r>
-        <w:t xml:space="preserve"> as every input is a one-dimension with 41 items. The filters are key factors in this step, two related hyperparameters are crucial. The first one is number of filters. </w:t>
+        <w:t xml:space="preserve"> as every input is a one-dimension with 41 items. The filters are key factors in this step, two related hyperparameters are crucial</w:t>
+      </w:r>
+      <w:r>
+        <w:t>, t</w:t>
+      </w:r>
+      <w:r>
+        <w:t xml:space="preserve">he first one is number of filters. </w:t>
       </w:r>
     </w:p>
     <w:p>
@@ -4522,10 +4695,19 @@
         <w:t>W</w:t>
       </w:r>
       <w:r>
-        <w:t xml:space="preserve">hile increasing the number of filters can enhance the model's capacity to detect complex patterns, it also raises the computational cost and the risk of overfitting. </w:t>
-      </w:r>
-      <w:r>
-        <w:t>The results are aligned with theory, the middle number 64 is a better choice, it balances</w:t>
+        <w:t xml:space="preserve">hile increasing the number of filters can enhance the model's capacity to detect complex patterns, it also raises the </w:t>
+      </w:r>
+      <w:r>
+        <w:t xml:space="preserve">computational cost and the risk of overfitting. </w:t>
+      </w:r>
+      <w:r>
+        <w:t>The results</w:t>
+      </w:r>
+      <w:r>
+        <w:t xml:space="preserve"> in Table II</w:t>
+      </w:r>
+      <w:r>
+        <w:t xml:space="preserve"> are aligned with theory, the middle number 64 is a better choice, it balances</w:t>
       </w:r>
       <w:r>
         <w:t xml:space="preserve"> these factors to build effective convolutional neural networks.</w:t>
@@ -4544,10 +4726,16 @@
         <w:pStyle w:val="a3"/>
       </w:pPr>
       <w:r>
-        <w:t>Kernel size (or filter size) refers to the dimensions of the filter (or kernel) applied during the convolution operation in Convolutional Neural Networks (CNNs).</w:t>
-      </w:r>
-      <w:r>
-        <w:t xml:space="preserve"> For 1D, it is a length. </w:t>
+        <w:t>Kernel size (or filter size) refers to the dimensions of the filter (or kernel) applied during the convolution operation in CNNs.</w:t>
+      </w:r>
+      <w:r>
+        <w:t xml:space="preserve"> For 1D</w:t>
+      </w:r>
+      <w:r>
+        <w:t>-CNN</w:t>
+      </w:r>
+      <w:r>
+        <w:t xml:space="preserve">, it is a length. </w:t>
       </w:r>
       <w:r>
         <w:t xml:space="preserve">Smaller kernels are typically better for capturing local features, while larger kernels can capture more extensive patterns. </w:t>
@@ -5013,7 +5201,19 @@
         <w:rPr>
           <w:lang w:val="en-US"/>
         </w:rPr>
-        <w:t xml:space="preserve"> so two Conv1D are employed to get deeper feature of the data, and avoid the complexity of computation.</w:t>
+        <w:t xml:space="preserve"> so </w:t>
+      </w:r>
+      <w:r>
+        <w:rPr>
+          <w:lang w:val="en-US"/>
+        </w:rPr>
+        <w:t>2</w:t>
+      </w:r>
+      <w:r>
+        <w:rPr>
+          <w:lang w:val="en-US"/>
+        </w:rPr>
+        <w:t xml:space="preserve"> Conv1D are employed to get deeper feature of the data, and avoid the complexity of computation.</w:t>
       </w:r>
     </w:p>
     <w:p>
@@ -5127,24 +5327,34 @@
           <w:lang w:val="en-US"/>
         </w:rPr>
       </w:pPr>
-      <w:proofErr w:type="gramStart"/>
       <w:r>
         <w:rPr>
           <w:lang w:val="en-US"/>
         </w:rPr>
-        <w:t>So</w:t>
-      </w:r>
-      <w:proofErr w:type="gramEnd"/>
+        <w:t>W</w:t>
+      </w:r>
       <w:r>
         <w:rPr>
           <w:lang w:val="en-US"/>
         </w:rPr>
-        <w:t xml:space="preserve"> with standardization, number of filters is </w:t>
+        <w:t xml:space="preserve">ith standardization, number of filters </w:t>
       </w:r>
       <w:r>
         <w:rPr>
           <w:lang w:val="en-US"/>
         </w:rPr>
+        <w:t>in</w:t>
+      </w:r>
+      <w:r>
+        <w:rPr>
+          <w:lang w:val="en-US"/>
+        </w:rPr>
+        <w:t xml:space="preserve"> </w:t>
+      </w:r>
+      <w:r>
+        <w:rPr>
+          <w:lang w:val="en-US"/>
+        </w:rPr>
         <w:t>64, and kernel size of 7, the designed 1D-CNN can attain an accuracy of about 94%.</w:t>
       </w:r>
     </w:p>
@@ -5173,31 +5383,40 @@
         <w:t xml:space="preserve"> </w:t>
       </w:r>
       <w:r>
-        <w:t xml:space="preserve">do not just provide the original data, they also feed the data to various Machine Learning </w:t>
+        <w:t xml:space="preserve">do not just provide the original data, they also feed the data to various Machine Learning algorithms, such as  </w:t>
+      </w:r>
+      <w:proofErr w:type="spellStart"/>
+      <w:r>
+        <w:t>kNN</w:t>
+      </w:r>
+      <w:proofErr w:type="spellEnd"/>
+      <w:r>
+        <w:t xml:space="preserve"> (with </w:t>
+      </w:r>
+      <w:r>
+        <w:t>Euclidean</w:t>
+      </w:r>
+      <w:r>
+        <w:t xml:space="preserve"> distance, varying the number of </w:t>
+      </w:r>
+      <w:r>
+        <w:t>neighbors</w:t>
+      </w:r>
+      <w:r>
+        <w:t xml:space="preserve"> from 1 to 10), SVM  and </w:t>
+      </w:r>
+      <w:r>
+        <w:t xml:space="preserve">Decision </w:t>
       </w:r>
       <w:r>
         <w:lastRenderedPageBreak/>
-        <w:t xml:space="preserve">algorithms, such as  </w:t>
-      </w:r>
-      <w:proofErr w:type="spellStart"/>
-      <w:r>
-        <w:t>kNN</w:t>
-      </w:r>
-      <w:proofErr w:type="spellEnd"/>
-      <w:r>
-        <w:t xml:space="preserve"> (with </w:t>
-      </w:r>
-      <w:r>
-        <w:t>Euclidean</w:t>
-      </w:r>
-      <w:r>
-        <w:t xml:space="preserve"> distance, varying the number of </w:t>
-      </w:r>
-      <w:r>
-        <w:t>neighbors</w:t>
-      </w:r>
-      <w:r>
-        <w:t xml:space="preserve"> from 1 to 10), SVM  and DT</w:t>
+        <w:t>Tree (</w:t>
+      </w:r>
+      <w:r>
+        <w:t>DT</w:t>
+      </w:r>
+      <w:r>
+        <w:t>)</w:t>
       </w:r>
       <w:r>
         <w:t>.</w:t>
@@ -5652,7 +5871,13 @@
         <w:pStyle w:val="a3"/>
       </w:pPr>
       <w:r>
-        <w:t xml:space="preserve">The proposed algorithm 1D-CNN is very close to the best </w:t>
+        <w:t xml:space="preserve">The </w:t>
+      </w:r>
+      <w:r>
+        <w:t xml:space="preserve">accuracy of </w:t>
+      </w:r>
+      <w:r>
+        <w:t xml:space="preserve">proposed algorithm 1D-CNN is very close to the best </w:t>
       </w:r>
       <w:r>
         <w:rPr>
@@ -5662,7 +5887,10 @@
         <w:t xml:space="preserve">experimental results </w:t>
       </w:r>
       <w:r>
-        <w:t xml:space="preserve">of </w:t>
+        <w:t>from</w:t>
+      </w:r>
+      <w:r>
+        <w:t xml:space="preserve"> </w:t>
       </w:r>
       <w:r>
         <w:rPr>
@@ -5807,7 +6035,7 @@
         <w:rPr>
           <w:lang w:eastAsia="zh-CN"/>
         </w:rPr>
-        <w:t>The fall pattern, specifically, comprises four distinct stages of a fall event. These four stages are the key features that will be extracted from the data by the algorithm to identify fall signals.</w:t>
+        <w:t>The fall pattern comprises four distinct stages that define the progression of a fall event. These stages are crucial features that the algorithm will extract from the data to identify fall signals effectively.</w:t>
       </w:r>
       <w:r>
         <w:rPr>
@@ -5820,7 +6048,19 @@
         <w:rPr>
           <w:lang w:eastAsia="zh-CN"/>
         </w:rPr>
-        <w:t>The original dataset consisted of 350 fall signals (in 8 groups) and 462 ADL signals (in 11 groups). However, the D05 pattern from the ADL signals was found to be very similar to the fall pattern, so it was excluded. Additionally, some other data files were eliminated as they did not meet the standard requirement of having 2 seconds of data before and after the maximum acceleration. After these exclusions, the final dataset comprised 716 files, including 343 fall signals and 373 ADL signals.</w:t>
+        <w:t>The original dataset consist</w:t>
+      </w:r>
+      <w:r>
+        <w:rPr>
+          <w:lang w:eastAsia="zh-CN"/>
+        </w:rPr>
+        <w:t>s</w:t>
+      </w:r>
+      <w:r>
+        <w:rPr>
+          <w:lang w:eastAsia="zh-CN"/>
+        </w:rPr>
+        <w:t xml:space="preserve"> of 350 fall signals (in 8 groups) and 462 ADL signals (in 11 groups). However, the D05 pattern from the ADL signals was found to be very similar to the fall pattern, so it was excluded. Additionally, some other data files were eliminated as they did not meet the standard requirement of having 2 seconds of data before and after the maximum acceleration. After these exclusions, the final dataset comprised 716 files, including 343 fall signals and 373 ADL signals.</w:t>
       </w:r>
       <w:r>
         <w:rPr>
@@ -5868,13 +6108,13 @@
         <w:rPr>
           <w:lang w:eastAsia="zh-CN"/>
         </w:rPr>
-        <w:t xml:space="preserve">As mentioned earlier, some data files were excluded because they did not meet the requirement of having 2 seconds of data before and after the maximum acceleration. While this </w:t>
+        <w:t xml:space="preserve">As mentioned earlier, some data files were excluded because they did not meet the requirement of having 2 seconds </w:t>
       </w:r>
       <w:r>
         <w:rPr>
           <w:lang w:eastAsia="zh-CN"/>
         </w:rPr>
-        <w:t>standard is essential for identifying falls, it may not be as suitable for activities of daily living (ADLs). If the data from ADLs can be processed more effectively, the algorithm's accuracy could be enhanced by leveraging a more comprehensive dataset</w:t>
+        <w:t>of data before and after the maximum acceleration. While this standard is essential for identifying falls, it may not be as suitable for ADLs. If the data from ADLs can be processed more effectively, the algorithm's accuracy could be enhanced by leveraging a more comprehensive dataset</w:t>
       </w:r>
       <w:r>
         <w:rPr>
@@ -9262,7 +9502,7 @@
 </file>
 
 <file path=customXml/itemProps1.xml><?xml version="1.0" encoding="utf-8"?>
-<ds:datastoreItem xmlns:ds="http://purl.oclc.org/ooxml/officeDocument/customXml" ds:itemID="{E80D5730-309F-49E0-9BE9-5AD0B17B5ED6}">
+<ds:datastoreItem xmlns:ds="http://purl.oclc.org/ooxml/officeDocument/customXml" ds:itemID="{AA8A6254-B064-4009-B183-E2DDEA97464C}">
   <ds:schemaRefs>
     <ds:schemaRef ds:uri="http://schemas.openxmlformats.org/officeDocument/2006/bibliography"/>
   </ds:schemaRefs>

--- a/1dcnn_ieee.docx
+++ b/1dcnn_ieee.docx
@@ -312,85 +312,10 @@
         <w:t xml:space="preserve"> </w:t>
       </w:r>
       <w:r>
-        <w:t xml:space="preserve">The </w:t>
-      </w:r>
-      <w:r>
-        <w:t xml:space="preserve">benefits of </w:t>
-      </w:r>
-      <w:r>
-        <w:t xml:space="preserve">successful </w:t>
-      </w:r>
-      <w:r>
-        <w:t>fall detection</w:t>
-      </w:r>
-      <w:r>
-        <w:t xml:space="preserve">: (1) </w:t>
-      </w:r>
-      <w:r>
-        <w:t>r</w:t>
-      </w:r>
-      <w:r>
-        <w:t>educ</w:t>
-      </w:r>
-      <w:r>
-        <w:t>ing</w:t>
-      </w:r>
-      <w:r>
-        <w:t xml:space="preserve"> risk of serious injury</w:t>
-      </w:r>
-      <w:r>
-        <w:t xml:space="preserve"> as f</w:t>
-      </w:r>
-      <w:r>
-        <w:t>all detection systems can alert caregivers or emergency services immediately</w:t>
-      </w:r>
-      <w:r>
-        <w:t xml:space="preserve">, (2) </w:t>
-      </w:r>
-      <w:r>
-        <w:t>m</w:t>
-      </w:r>
-      <w:r>
-        <w:t>aintaining independence because f</w:t>
-      </w:r>
-      <w:r>
-        <w:t>all detection empowers individuals to remain active and engaged in their daily lives without fear of falling.</w:t>
+        <w:t>One key benefit is the significant reduction in the risk of serious injury, as fall detection systems can immediately alert caregivers or emergency services. Additionally, these systems help maintain independence by empowering individuals to remain active and engaged in their daily lives without the fear of falling. For caregivers, there is the peace of mind that comes from knowing their loved ones are protected by fall detection technology. Finally, successful fall detection enables early intervention and prevention, allowing for timely assistance and potentially reducing the likelihood of future falls.</w:t>
       </w:r>
       <w:r>
         <w:t xml:space="preserve"> </w:t>
-      </w:r>
-      <w:r>
-        <w:t xml:space="preserve">(3) </w:t>
-      </w:r>
-      <w:r>
-        <w:t>p</w:t>
-      </w:r>
-      <w:r>
-        <w:t>eace of mind for caregivers by k</w:t>
-      </w:r>
-      <w:r>
-        <w:t>nowing that a loved one is protected by fall detection technology</w:t>
-      </w:r>
-      <w:r>
-        <w:t>,</w:t>
-      </w:r>
-      <w:r>
-        <w:t xml:space="preserve"> and (</w:t>
-      </w:r>
-      <w:r>
-        <w:t>4</w:t>
-      </w:r>
-      <w:r>
-        <w:t xml:space="preserve">) </w:t>
-      </w:r>
-      <w:r>
-        <w:t>e</w:t>
-      </w:r>
-      <w:r>
-        <w:t>arly intervention and prevention</w:t>
-      </w:r>
-      <w:r>
-        <w:t xml:space="preserve">. </w:t>
       </w:r>
       <w:r>
         <w:t>In conclusion, fall detection is an essential tool for promoting safety, independence, and overall well-being, especially for older adults.</w:t>
@@ -451,7 +376,13 @@
         <w:rPr>
           <w:lang w:val="en-AU"/>
         </w:rPr>
-        <w:t>These algorithms utilize data from sensors embedded in wearable devices such as smartwatches, accelerometers, gyroscopes, and heart rate monitors.</w:t>
+        <w:t xml:space="preserve">These algorithms utilize data from sensors embedded in wearable devices such as smartwatches, accelerometers, </w:t>
+      </w:r>
+      <w:r>
+        <w:rPr>
+          <w:lang w:val="en-AU"/>
+        </w:rPr>
+        <w:t>gyroscopes, and heart rate monitors.</w:t>
       </w:r>
       <w:r>
         <w:rPr>
@@ -469,13 +400,19 @@
         <w:rPr>
           <w:lang w:val="en-AU"/>
         </w:rPr>
-        <w:t xml:space="preserve">: (1) </w:t>
-      </w:r>
-      <w:r>
-        <w:rPr>
-          <w:lang w:val="en-AU"/>
-        </w:rPr>
-        <w:t>t</w:t>
+        <w:t>, the first is</w:t>
+      </w:r>
+      <w:r>
+        <w:rPr>
+          <w:lang w:val="en-AU"/>
+        </w:rPr>
+        <w:t xml:space="preserve"> </w:t>
+      </w:r>
+      <w:r>
+        <w:rPr>
+          <w:lang w:val="en-AU"/>
+        </w:rPr>
+        <w:t>T</w:t>
       </w:r>
       <w:proofErr w:type="spellStart"/>
       <w:r>
@@ -486,13 +423,19 @@
         <w:t>-based methods</w:t>
       </w:r>
       <w:r>
-        <w:t>, p</w:t>
-      </w:r>
-      <w:r>
-        <w:t>aper</w:t>
-      </w:r>
-      <w:r>
-        <w:t xml:space="preserve"> [</w:t>
+        <w:t xml:space="preserve">, </w:t>
+      </w:r>
+      <w:r>
+        <w:t xml:space="preserve">Hsieh </w:t>
+      </w:r>
+      <w:r>
+        <w:rPr>
+          <w:lang w:val="en-US"/>
+        </w:rPr>
+        <w:t xml:space="preserve">et al. </w:t>
+      </w:r>
+      <w:r>
+        <w:t>[</w:t>
       </w:r>
       <w:r>
         <w:t>1</w:t>
@@ -501,7 +444,16 @@
         <w:t>]</w:t>
       </w:r>
       <w:r>
-        <w:t xml:space="preserve"> and [2</w:t>
+        <w:t xml:space="preserve"> and </w:t>
+      </w:r>
+      <w:r>
+        <w:rPr>
+          <w:lang w:val="en-US"/>
+        </w:rPr>
+        <w:t xml:space="preserve">Li </w:t>
+      </w:r>
+      <w:r>
+        <w:t>[2</w:t>
       </w:r>
       <w:r>
         <w:t>]</w:t>
@@ -552,10 +504,28 @@
         <w:t xml:space="preserve"> during a specific time frame, a fall is detected.</w:t>
       </w:r>
       <w:r>
-        <w:t xml:space="preserve"> (2</w:t>
-      </w:r>
-      <w:r>
-        <w:t>) M</w:t>
+        <w:t xml:space="preserve"> </w:t>
+      </w:r>
+      <w:r>
+        <w:rPr>
+          <w:lang w:val="en-US"/>
+        </w:rPr>
+        <w:t xml:space="preserve">The </w:t>
+      </w:r>
+      <w:r>
+        <w:rPr>
+          <w:lang w:val="en-US"/>
+        </w:rPr>
+        <w:t>other</w:t>
+      </w:r>
+      <w:r>
+        <w:rPr>
+          <w:lang w:val="en-US"/>
+        </w:rPr>
+        <w:t xml:space="preserve"> is </w:t>
+      </w:r>
+      <w:r>
+        <w:t>M</w:t>
       </w:r>
       <w:r>
         <w:t>achine learning-based methods</w:t>
@@ -605,7 +575,28 @@
         <w:t xml:space="preserve"> They applied deep learning for higher accuracy.</w:t>
       </w:r>
       <w:r>
-        <w:t xml:space="preserve"> (3) D</w:t>
+        <w:t xml:space="preserve"> </w:t>
+      </w:r>
+      <w:r>
+        <w:rPr>
+          <w:lang w:val="en-US"/>
+        </w:rPr>
+        <w:t xml:space="preserve">The third </w:t>
+      </w:r>
+      <w:r>
+        <w:rPr>
+          <w:lang w:val="en-US"/>
+        </w:rPr>
+        <w:t xml:space="preserve">kind </w:t>
+      </w:r>
+      <w:r>
+        <w:rPr>
+          <w:lang w:val="en-US"/>
+        </w:rPr>
+        <w:t>is</w:t>
+      </w:r>
+      <w:r>
+        <w:t xml:space="preserve"> D</w:t>
       </w:r>
       <w:r>
         <w:t>eep learning-based methods</w:t>
@@ -962,14 +953,14 @@
         <w:rPr>
           <w:lang w:val="en-AU"/>
         </w:rPr>
-        <w:t xml:space="preserve">It's important to note that the choice of algorithm depends on factors such as desired accuracy, computational resources, user preferences, and the specific environment where the system will be deployed. Additionally, many systems </w:t>
+        <w:t xml:space="preserve">It's important to note that the choice of algorithm depends on factors such as desired accuracy, computational resources, user preferences, and the specific environment where the </w:t>
       </w:r>
       <w:r>
         <w:rPr>
           <w:lang w:val="en-AU"/>
         </w:rPr>
         <w:lastRenderedPageBreak/>
-        <w:t>combine multiple algorithm types to improve overall performance and robustness.</w:t>
+        <w:t>system will be deployed. Additionally, many systems combine multiple algorithm types to improve overall performance and robustness.</w:t>
       </w:r>
     </w:p>
     <w:p>
@@ -990,6 +981,12 @@
           <w:lang w:val="en-AU"/>
         </w:rPr>
         <w:t xml:space="preserve">, </w:t>
+      </w:r>
+      <w:r>
+        <w:rPr>
+          <w:lang w:val="en-AU"/>
+        </w:rPr>
+        <w:t xml:space="preserve">the </w:t>
       </w:r>
       <w:r>
         <w:rPr>
@@ -1592,10 +1589,10 @@
           <w:lang w:val="en-US"/>
         </w:rPr>
         <w:drawing>
-          <wp:inline distT="0" distB="0" distL="0" distR="0" wp14:anchorId="558A76F9" wp14:editId="72CEF89B">
-            <wp:extent cx="2626155" cy="1378585"/>
-            <wp:effectExtent l="0" t="0" r="3175" b="0"/>
-            <wp:docPr id="1" name="圖片 1"/>
+          <wp:inline distT="0" distB="0" distL="0" distR="0" wp14:anchorId="4418C306" wp14:editId="0D1822FE">
+            <wp:extent cx="2793332" cy="1512171"/>
+            <wp:effectExtent l="0" t="0" r="7620" b="0"/>
+            <wp:docPr id="38" name="圖片 38"/>
             <wp:cNvGraphicFramePr>
               <a:graphicFrameLocks xmlns:a="http://purl.oclc.org/ooxml/drawingml/main" noChangeAspect="1"/>
             </wp:cNvGraphicFramePr>
@@ -1603,12 +1600,12 @@
               <a:graphicData uri="http://purl.oclc.org/ooxml/drawingml/picture">
                 <pic:pic xmlns:pic="http://purl.oclc.org/ooxml/drawingml/picture">
                   <pic:nvPicPr>
-                    <pic:cNvPr id="0" name="Picture 2"/>
+                    <pic:cNvPr id="0" name="Picture 9"/>
                     <pic:cNvPicPr>
                       <a:picLocks noChangeAspect="1" noChangeArrowheads="1"/>
                     </pic:cNvPicPr>
                   </pic:nvPicPr>
-                  <pic:blipFill rotWithShape="1">
+                  <pic:blipFill>
                     <a:blip r:embed="rId9" cstate="print">
                       <a:extLst>
                         <a:ext uri="{28A0092B-C50C-407E-A947-70E740481C1C}">
@@ -1616,26 +1613,20 @@
                         </a:ext>
                       </a:extLst>
                     </a:blip>
-                    <a:srcRect t="7.657%"/>
-                    <a:stretch/>
+                    <a:srcRect/>
+                    <a:stretch>
+                      <a:fillRect/>
+                    </a:stretch>
                   </pic:blipFill>
                   <pic:spPr bwMode="auto">
                     <a:xfrm>
                       <a:off x="0" y="0"/>
-                      <a:ext cx="2644821" cy="1388384"/>
+                      <a:ext cx="2837101" cy="1535866"/>
                     </a:xfrm>
                     <a:prstGeom prst="rect">
                       <a:avLst/>
                     </a:prstGeom>
                     <a:noFill/>
-                    <a:ln>
-                      <a:noFill/>
-                    </a:ln>
-                    <a:extLst>
-                      <a:ext uri="{53640926-AAD7-44D8-BBD7-CCE9431645EC}">
-                        <a14:shadowObscured xmlns:a14="http://schemas.microsoft.com/office/drawing/2010/main"/>
-                      </a:ext>
-                    </a:extLst>
                   </pic:spPr>
                 </pic:pic>
               </a:graphicData>
@@ -1712,7 +1703,14 @@
           <w:rFonts w:hint="eastAsia"/>
           <w:lang w:val="en-US" w:eastAsia="zh-CN"/>
         </w:rPr>
-        <w:t xml:space="preserve">he red line in Figure 1 is the standard gravity acceleration, when people are walking normally or standing still the CA is around </w:t>
+        <w:t xml:space="preserve">he red line in Figure 1 is the standard gravity acceleration, when people are walking normally or </w:t>
+      </w:r>
+      <w:r>
+        <w:rPr>
+          <w:rFonts w:hint="eastAsia"/>
+          <w:lang w:val="en-US" w:eastAsia="zh-CN"/>
+        </w:rPr>
+        <w:t xml:space="preserve">standing still the CA is around </w:t>
       </w:r>
       <w:r>
         <w:rPr>
@@ -1747,13 +1745,7 @@
         <w:rPr>
           <w:lang w:val="en-US" w:eastAsia="zh-CN"/>
         </w:rPr>
-        <w:t xml:space="preserve">in a state of </w:t>
-      </w:r>
-      <w:r>
-        <w:rPr>
-          <w:lang w:val="en-US" w:eastAsia="zh-CN"/>
-        </w:rPr>
-        <w:t>near weightlessness</w:t>
+        <w:t>in a state of near weightlessness</w:t>
       </w:r>
       <w:r>
         <w:rPr>
@@ -2515,10 +2507,10 @@
           <w:lang w:val="en-US"/>
         </w:rPr>
         <w:drawing>
-          <wp:inline distT="0" distB="0" distL="0" distR="0" wp14:anchorId="7ECFB48C" wp14:editId="51645E93">
-            <wp:extent cx="2708868" cy="1375410"/>
-            <wp:effectExtent l="0" t="0" r="0" b="0"/>
-            <wp:docPr id="3" name="圖片 3"/>
+          <wp:inline distT="0" distB="0" distL="0" distR="0" wp14:anchorId="7472A192" wp14:editId="58AFAEF1">
+            <wp:extent cx="2816492" cy="1508167"/>
+            <wp:effectExtent l="0" t="0" r="3175" b="0"/>
+            <wp:docPr id="23" name="圖片 23"/>
             <wp:cNvGraphicFramePr>
               <a:graphicFrameLocks xmlns:a="http://purl.oclc.org/ooxml/drawingml/main" noChangeAspect="1"/>
             </wp:cNvGraphicFramePr>
@@ -2526,30 +2518,33 @@
               <a:graphicData uri="http://purl.oclc.org/ooxml/drawingml/picture">
                 <pic:pic xmlns:pic="http://purl.oclc.org/ooxml/drawingml/picture">
                   <pic:nvPicPr>
-                    <pic:cNvPr id="1" name=""/>
-                    <pic:cNvPicPr/>
+                    <pic:cNvPr id="0" name="Picture 5"/>
+                    <pic:cNvPicPr>
+                      <a:picLocks noChangeAspect="1" noChangeArrowheads="1"/>
+                    </pic:cNvPicPr>
                   </pic:nvPicPr>
-                  <pic:blipFill rotWithShape="1">
-                    <a:blip r:embed="rId15"/>
-                    <a:srcRect t="7.672%"/>
-                    <a:stretch/>
+                  <pic:blipFill>
+                    <a:blip r:embed="rId15" cstate="print">
+                      <a:extLst>
+                        <a:ext uri="{28A0092B-C50C-407E-A947-70E740481C1C}">
+                          <a14:useLocalDpi xmlns:a14="http://schemas.microsoft.com/office/drawing/2010/main" val="0"/>
+                        </a:ext>
+                      </a:extLst>
+                    </a:blip>
+                    <a:srcRect/>
+                    <a:stretch>
+                      <a:fillRect/>
+                    </a:stretch>
                   </pic:blipFill>
                   <pic:spPr bwMode="auto">
                     <a:xfrm>
                       <a:off x="0" y="0"/>
-                      <a:ext cx="2715076" cy="1378562"/>
+                      <a:ext cx="2853207" cy="1527827"/>
                     </a:xfrm>
                     <a:prstGeom prst="rect">
                       <a:avLst/>
                     </a:prstGeom>
-                    <a:ln>
-                      <a:noFill/>
-                    </a:ln>
-                    <a:extLst>
-                      <a:ext uri="{53640926-AAD7-44D8-BBD7-CCE9431645EC}">
-                        <a14:shadowObscured xmlns:a14="http://schemas.microsoft.com/office/drawing/2010/main"/>
-                      </a:ext>
-                    </a:extLst>
+                    <a:noFill/>
                   </pic:spPr>
                 </pic:pic>
               </a:graphicData>
@@ -2625,10 +2620,10 @@
           <w:lang w:val="en-US"/>
         </w:rPr>
         <w:drawing>
-          <wp:inline distT="0" distB="0" distL="0" distR="0" wp14:anchorId="590830C3" wp14:editId="58FF6EBB">
-            <wp:extent cx="2854316" cy="1473200"/>
-            <wp:effectExtent l="0" t="0" r="3810" b="0"/>
-            <wp:docPr id="6" name="圖片 6"/>
+          <wp:inline distT="0" distB="0" distL="0" distR="0" wp14:anchorId="4C08CF60" wp14:editId="21BC544E">
+            <wp:extent cx="2873758" cy="1520042"/>
+            <wp:effectExtent l="0" t="0" r="3175" b="4445"/>
+            <wp:docPr id="18" name="圖片 18"/>
             <wp:cNvGraphicFramePr>
               <a:graphicFrameLocks xmlns:a="http://purl.oclc.org/ooxml/drawingml/main" noChangeAspect="1"/>
             </wp:cNvGraphicFramePr>
@@ -2636,30 +2631,33 @@
               <a:graphicData uri="http://purl.oclc.org/ooxml/drawingml/picture">
                 <pic:pic xmlns:pic="http://purl.oclc.org/ooxml/drawingml/picture">
                   <pic:nvPicPr>
-                    <pic:cNvPr id="1" name=""/>
-                    <pic:cNvPicPr/>
+                    <pic:cNvPr id="0" name="Picture 4"/>
+                    <pic:cNvPicPr>
+                      <a:picLocks noChangeAspect="1" noChangeArrowheads="1"/>
+                    </pic:cNvPicPr>
                   </pic:nvPicPr>
-                  <pic:blipFill rotWithShape="1">
-                    <a:blip r:embed="rId16"/>
-                    <a:srcRect t="7.936%"/>
-                    <a:stretch/>
+                  <pic:blipFill>
+                    <a:blip r:embed="rId16" cstate="print">
+                      <a:extLst>
+                        <a:ext uri="{28A0092B-C50C-407E-A947-70E740481C1C}">
+                          <a14:useLocalDpi xmlns:a14="http://schemas.microsoft.com/office/drawing/2010/main" val="0"/>
+                        </a:ext>
+                      </a:extLst>
+                    </a:blip>
+                    <a:srcRect/>
+                    <a:stretch>
+                      <a:fillRect/>
+                    </a:stretch>
                   </pic:blipFill>
                   <pic:spPr bwMode="auto">
                     <a:xfrm>
                       <a:off x="0" y="0"/>
-                      <a:ext cx="2870921" cy="1481770"/>
+                      <a:ext cx="2921353" cy="1545217"/>
                     </a:xfrm>
                     <a:prstGeom prst="rect">
                       <a:avLst/>
                     </a:prstGeom>
-                    <a:ln>
-                      <a:noFill/>
-                    </a:ln>
-                    <a:extLst>
-                      <a:ext uri="{53640926-AAD7-44D8-BBD7-CCE9431645EC}">
-                        <a14:shadowObscured xmlns:a14="http://schemas.microsoft.com/office/drawing/2010/main"/>
-                      </a:ext>
-                    </a:extLst>
+                    <a:noFill/>
                   </pic:spPr>
                 </pic:pic>
               </a:graphicData>
@@ -2965,6 +2963,12 @@
         <w:t>epochs</w:t>
       </w:r>
       <w:r>
+        <w:rPr>
+          <w:lang w:val="en-US"/>
+        </w:rPr>
+        <w:t xml:space="preserve"> (e1-e10)</w:t>
+      </w:r>
+      <w:r>
         <w:t xml:space="preserve"> are tried</w:t>
       </w:r>
       <w:r>
@@ -2981,7 +2985,7 @@
     </w:p>
     <w:tbl>
       <w:tblPr>
-        <w:tblW w:w="243pt" w:type="dxa"/>
+        <w:tblW w:w="255pt" w:type="dxa"/>
         <w:jc w:val="center"/>
         <w:tblBorders>
           <w:top w:val="single" w:sz="2" w:space="0" w:color="auto"/>
@@ -2995,7 +2999,7 @@
         <w:tblLook w:firstRow="0" w:lastRow="0" w:firstColumn="0" w:lastColumn="0" w:noHBand="0" w:noVBand="0"/>
       </w:tblPr>
       <w:tblGrid>
-        <w:gridCol w:w="564"/>
+        <w:gridCol w:w="709"/>
         <w:gridCol w:w="429"/>
         <w:gridCol w:w="430"/>
         <w:gridCol w:w="429"/>
@@ -3005,7 +3009,7 @@
         <w:gridCol w:w="430"/>
         <w:gridCol w:w="429"/>
         <w:gridCol w:w="430"/>
-        <w:gridCol w:w="430"/>
+        <w:gridCol w:w="525"/>
       </w:tblGrid>
       <w:tr>
         <w:trPr>
@@ -3016,7 +3020,7 @@
         </w:trPr>
         <w:tc>
           <w:tcPr>
-            <w:tcW w:w="28.20pt" w:type="dxa"/>
+            <w:tcW w:w="35.45pt" w:type="dxa"/>
           </w:tcPr>
           <w:p>
             <w:pPr>
@@ -3028,12 +3032,11 @@
             </w:pPr>
             <w:r>
               <w:rPr>
-                <w:rFonts w:hint="eastAsia"/>
                 <w:sz w:val="16"/>
                 <w:szCs w:val="16"/>
                 <w:lang w:eastAsia="zh-CN"/>
               </w:rPr>
-              <w:t>a</w:t>
+              <w:t>A</w:t>
             </w:r>
             <w:r>
               <w:rPr>
@@ -3042,6 +3045,22 @@
                 <w:lang w:eastAsia="zh-CN"/>
               </w:rPr>
               <w:t>ccuracy</w:t>
+            </w:r>
+            <w:r>
+              <w:rPr>
+                <w:sz w:val="16"/>
+                <w:szCs w:val="16"/>
+                <w:lang w:eastAsia="zh-CN"/>
+              </w:rPr>
+              <w:t xml:space="preserve"> </w:t>
+            </w:r>
+            <w:r>
+              <w:rPr>
+                <w:sz w:val="16"/>
+                <w:szCs w:val="16"/>
+                <w:lang w:eastAsia="zh-CN"/>
+              </w:rPr>
+              <w:t>(%)</w:t>
             </w:r>
           </w:p>
         </w:tc>
@@ -3059,6 +3078,12 @@
             </w:pPr>
             <w:r>
               <w:rPr>
+                <w:lang w:eastAsia="zh-CN"/>
+              </w:rPr>
+              <w:t>e</w:t>
+            </w:r>
+            <w:r>
+              <w:rPr>
                 <w:rFonts w:hint="eastAsia"/>
                 <w:lang w:eastAsia="zh-CN"/>
               </w:rPr>
@@ -3080,6 +3105,12 @@
             </w:pPr>
             <w:r>
               <w:rPr>
+                <w:lang w:eastAsia="zh-CN"/>
+              </w:rPr>
+              <w:t>e</w:t>
+            </w:r>
+            <w:r>
+              <w:rPr>
                 <w:rFonts w:hint="eastAsia"/>
                 <w:lang w:eastAsia="zh-CN"/>
               </w:rPr>
@@ -3101,6 +3132,12 @@
             </w:pPr>
             <w:r>
               <w:rPr>
+                <w:lang w:eastAsia="zh-CN"/>
+              </w:rPr>
+              <w:t>e</w:t>
+            </w:r>
+            <w:r>
+              <w:rPr>
                 <w:rFonts w:hint="eastAsia"/>
                 <w:lang w:eastAsia="zh-CN"/>
               </w:rPr>
@@ -3122,6 +3159,12 @@
             </w:pPr>
             <w:r>
               <w:rPr>
+                <w:lang w:eastAsia="zh-CN"/>
+              </w:rPr>
+              <w:t>e</w:t>
+            </w:r>
+            <w:r>
+              <w:rPr>
                 <w:rFonts w:hint="eastAsia"/>
                 <w:lang w:eastAsia="zh-CN"/>
               </w:rPr>
@@ -3143,6 +3186,12 @@
             </w:pPr>
             <w:r>
               <w:rPr>
+                <w:lang w:eastAsia="zh-CN"/>
+              </w:rPr>
+              <w:t>e</w:t>
+            </w:r>
+            <w:r>
+              <w:rPr>
                 <w:rFonts w:hint="eastAsia"/>
                 <w:lang w:eastAsia="zh-CN"/>
               </w:rPr>
@@ -3164,6 +3213,12 @@
             </w:pPr>
             <w:r>
               <w:rPr>
+                <w:lang w:eastAsia="zh-CN"/>
+              </w:rPr>
+              <w:t>e</w:t>
+            </w:r>
+            <w:r>
+              <w:rPr>
                 <w:rFonts w:hint="eastAsia"/>
                 <w:lang w:eastAsia="zh-CN"/>
               </w:rPr>
@@ -3185,6 +3240,12 @@
             </w:pPr>
             <w:r>
               <w:rPr>
+                <w:lang w:eastAsia="zh-CN"/>
+              </w:rPr>
+              <w:t>e</w:t>
+            </w:r>
+            <w:r>
+              <w:rPr>
                 <w:rFonts w:hint="eastAsia"/>
                 <w:lang w:eastAsia="zh-CN"/>
               </w:rPr>
@@ -3206,6 +3267,12 @@
             </w:pPr>
             <w:r>
               <w:rPr>
+                <w:lang w:eastAsia="zh-CN"/>
+              </w:rPr>
+              <w:t>e</w:t>
+            </w:r>
+            <w:r>
+              <w:rPr>
                 <w:rFonts w:hint="eastAsia"/>
                 <w:lang w:eastAsia="zh-CN"/>
               </w:rPr>
@@ -3227,6 +3294,12 @@
             </w:pPr>
             <w:r>
               <w:rPr>
+                <w:lang w:eastAsia="zh-CN"/>
+              </w:rPr>
+              <w:t>e</w:t>
+            </w:r>
+            <w:r>
+              <w:rPr>
                 <w:rFonts w:hint="eastAsia"/>
                 <w:lang w:eastAsia="zh-CN"/>
               </w:rPr>
@@ -3236,7 +3309,7 @@
         </w:tc>
         <w:tc>
           <w:tcPr>
-            <w:tcW w:w="21.50pt" w:type="dxa"/>
+            <w:tcW w:w="26.25pt" w:type="dxa"/>
             <w:vAlign w:val="center"/>
           </w:tcPr>
           <w:p>
@@ -3246,6 +3319,12 @@
                 <w:lang w:eastAsia="zh-CN"/>
               </w:rPr>
             </w:pPr>
+            <w:r>
+              <w:rPr>
+                <w:lang w:eastAsia="zh-CN"/>
+              </w:rPr>
+              <w:t>e</w:t>
+            </w:r>
             <w:r>
               <w:rPr>
                 <w:rFonts w:hint="eastAsia"/>
@@ -3269,7 +3348,7 @@
         </w:trPr>
         <w:tc>
           <w:tcPr>
-            <w:tcW w:w="28.20pt" w:type="dxa"/>
+            <w:tcW w:w="35.45pt" w:type="dxa"/>
             <w:vAlign w:val="center"/>
           </w:tcPr>
           <w:p>
@@ -3567,7 +3646,7 @@
         </w:tc>
         <w:tc>
           <w:tcPr>
-            <w:tcW w:w="21.50pt" w:type="dxa"/>
+            <w:tcW w:w="26.25pt" w:type="dxa"/>
             <w:vAlign w:val="center"/>
           </w:tcPr>
           <w:p>
@@ -3605,7 +3684,7 @@
         </w:trPr>
         <w:tc>
           <w:tcPr>
-            <w:tcW w:w="28.20pt" w:type="dxa"/>
+            <w:tcW w:w="35.45pt" w:type="dxa"/>
             <w:vAlign w:val="center"/>
           </w:tcPr>
           <w:p>
@@ -3908,7 +3987,7 @@
         </w:tc>
         <w:tc>
           <w:tcPr>
-            <w:tcW w:w="21.50pt" w:type="dxa"/>
+            <w:tcW w:w="26.25pt" w:type="dxa"/>
             <w:vAlign w:val="center"/>
           </w:tcPr>
           <w:p>
@@ -4022,10 +4101,10 @@
           <w:noProof/>
         </w:rPr>
         <w:drawing>
-          <wp:inline distT="0" distB="0" distL="0" distR="0" wp14:anchorId="52D20244" wp14:editId="77278997">
-            <wp:extent cx="2905125" cy="2209607"/>
-            <wp:effectExtent l="0" t="0" r="0" b="635"/>
-            <wp:docPr id="9" name="圖片 9"/>
+          <wp:inline distT="0" distB="0" distL="0" distR="0" wp14:anchorId="7FA632D9" wp14:editId="1BFA1FD0">
+            <wp:extent cx="2563168" cy="1959083"/>
+            <wp:effectExtent l="0" t="0" r="8890" b="0"/>
+            <wp:docPr id="25" name="圖片 25"/>
             <wp:cNvGraphicFramePr>
               <a:graphicFrameLocks xmlns:a="http://purl.oclc.org/ooxml/drawingml/main" noChangeAspect="1"/>
             </wp:cNvGraphicFramePr>
@@ -4033,13 +4112,13 @@
               <a:graphicData uri="http://purl.oclc.org/ooxml/drawingml/picture">
                 <pic:pic xmlns:pic="http://purl.oclc.org/ooxml/drawingml/picture">
                   <pic:nvPicPr>
-                    <pic:cNvPr id="0" name="Picture 6"/>
+                    <pic:cNvPr id="0" name="Picture 7"/>
                     <pic:cNvPicPr>
                       <a:picLocks noChangeAspect="1" noChangeArrowheads="1"/>
                     </pic:cNvPicPr>
                   </pic:nvPicPr>
                   <pic:blipFill>
-                    <a:blip r:embed="rId18">
+                    <a:blip r:embed="rId18" cstate="print">
                       <a:extLst>
                         <a:ext uri="{28A0092B-C50C-407E-A947-70E740481C1C}">
                           <a14:useLocalDpi xmlns:a14="http://schemas.microsoft.com/office/drawing/2010/main" val="0"/>
@@ -4054,7 +4133,7 @@
                   <pic:spPr bwMode="auto">
                     <a:xfrm>
                       <a:off x="0" y="0"/>
-                      <a:ext cx="2924614" cy="2224430"/>
+                      <a:ext cx="2584187" cy="1975148"/>
                     </a:xfrm>
                     <a:prstGeom prst="rect">
                       <a:avLst/>
@@ -4409,6 +4488,22 @@
               </w:rPr>
               <w:t>Accuracy</w:t>
             </w:r>
+            <w:r>
+              <w:rPr>
+                <w:sz w:val="16"/>
+                <w:szCs w:val="16"/>
+                <w:lang w:eastAsia="zh-CN"/>
+              </w:rPr>
+              <w:t xml:space="preserve"> </w:t>
+            </w:r>
+            <w:r>
+              <w:rPr>
+                <w:sz w:val="16"/>
+                <w:szCs w:val="16"/>
+                <w:lang w:eastAsia="zh-CN"/>
+              </w:rPr>
+              <w:t>(%)</w:t>
+            </w:r>
           </w:p>
         </w:tc>
         <w:tc>
@@ -4627,10 +4722,10 @@
           <w:noProof/>
         </w:rPr>
         <w:drawing>
-          <wp:inline distT="0" distB="0" distL="0" distR="0" wp14:anchorId="3634AA0B" wp14:editId="798C8D51">
-            <wp:extent cx="2867025" cy="2180629"/>
+          <wp:inline distT="0" distB="0" distL="0" distR="0" wp14:anchorId="3B8E9024" wp14:editId="53FB606F">
+            <wp:extent cx="2656844" cy="2046065"/>
             <wp:effectExtent l="0" t="0" r="0" b="0"/>
-            <wp:docPr id="10" name="圖片 10"/>
+            <wp:docPr id="24" name="圖片 24"/>
             <wp:cNvGraphicFramePr>
               <a:graphicFrameLocks xmlns:a="http://purl.oclc.org/ooxml/drawingml/main" noChangeAspect="1"/>
             </wp:cNvGraphicFramePr>
@@ -4638,13 +4733,13 @@
               <a:graphicData uri="http://purl.oclc.org/ooxml/drawingml/picture">
                 <pic:pic xmlns:pic="http://purl.oclc.org/ooxml/drawingml/picture">
                   <pic:nvPicPr>
-                    <pic:cNvPr id="0" name="Picture 7"/>
+                    <pic:cNvPr id="0" name="Picture 6"/>
                     <pic:cNvPicPr>
                       <a:picLocks noChangeAspect="1" noChangeArrowheads="1"/>
                     </pic:cNvPicPr>
                   </pic:nvPicPr>
                   <pic:blipFill>
-                    <a:blip r:embed="rId19">
+                    <a:blip r:embed="rId19" cstate="print">
                       <a:extLst>
                         <a:ext uri="{28A0092B-C50C-407E-A947-70E740481C1C}">
                           <a14:useLocalDpi xmlns:a14="http://schemas.microsoft.com/office/drawing/2010/main" val="0"/>
@@ -4659,7 +4754,7 @@
                   <pic:spPr bwMode="auto">
                     <a:xfrm>
                       <a:off x="0" y="0"/>
-                      <a:ext cx="2877128" cy="2188313"/>
+                      <a:ext cx="2691439" cy="2072707"/>
                     </a:xfrm>
                     <a:prstGeom prst="rect">
                       <a:avLst/>
@@ -4695,10 +4790,7 @@
         <w:t>W</w:t>
       </w:r>
       <w:r>
-        <w:t xml:space="preserve">hile increasing the number of filters can enhance the model's capacity to detect complex patterns, it also raises the </w:t>
-      </w:r>
-      <w:r>
-        <w:t xml:space="preserve">computational cost and the risk of overfitting. </w:t>
+        <w:t xml:space="preserve">hile increasing the number of filters can enhance the model's capacity to detect complex patterns, it also raises the computational cost and the risk of overfitting. </w:t>
       </w:r>
       <w:r>
         <w:t>The results</w:t>
@@ -4707,7 +4799,10 @@
         <w:t xml:space="preserve"> in Table II</w:t>
       </w:r>
       <w:r>
-        <w:t xml:space="preserve"> are aligned with theory, the middle number 64 is a better choice, it balances</w:t>
+        <w:t xml:space="preserve"> are aligned with theory, the middle number 64 is a </w:t>
+      </w:r>
+      <w:r>
+        <w:t>better choice, it balances</w:t>
       </w:r>
       <w:r>
         <w:t xml:space="preserve"> these factors to build effective convolutional neural networks.</w:t>
@@ -4944,6 +5039,22 @@
               </w:rPr>
               <w:t>Accuracy</w:t>
             </w:r>
+            <w:r>
+              <w:rPr>
+                <w:sz w:val="16"/>
+                <w:szCs w:val="16"/>
+                <w:lang w:eastAsia="zh-CN"/>
+              </w:rPr>
+              <w:t xml:space="preserve"> </w:t>
+            </w:r>
+            <w:r>
+              <w:rPr>
+                <w:sz w:val="16"/>
+                <w:szCs w:val="16"/>
+                <w:lang w:eastAsia="zh-CN"/>
+              </w:rPr>
+              <w:t>(%)</w:t>
+            </w:r>
           </w:p>
         </w:tc>
         <w:tc>
@@ -5110,10 +5221,10 @@
           <w:noProof/>
         </w:rPr>
         <w:drawing>
-          <wp:inline distT="0" distB="0" distL="0" distR="0" wp14:anchorId="6E1D8127" wp14:editId="092EAF2C">
-            <wp:extent cx="2797175" cy="2127501"/>
-            <wp:effectExtent l="0" t="0" r="3175" b="6350"/>
-            <wp:docPr id="12" name="圖片 12"/>
+          <wp:inline distT="0" distB="0" distL="0" distR="0" wp14:anchorId="75FD0D42" wp14:editId="754FA0EC">
+            <wp:extent cx="2552560" cy="1930908"/>
+            <wp:effectExtent l="0" t="0" r="635" b="0"/>
+            <wp:docPr id="30" name="圖片 30"/>
             <wp:cNvGraphicFramePr>
               <a:graphicFrameLocks xmlns:a="http://purl.oclc.org/ooxml/drawingml/main" noChangeAspect="1"/>
             </wp:cNvGraphicFramePr>
@@ -5127,7 +5238,7 @@
                     </pic:cNvPicPr>
                   </pic:nvPicPr>
                   <pic:blipFill>
-                    <a:blip r:embed="rId20">
+                    <a:blip r:embed="rId20" cstate="print">
                       <a:extLst>
                         <a:ext uri="{28A0092B-C50C-407E-A947-70E740481C1C}">
                           <a14:useLocalDpi xmlns:a14="http://schemas.microsoft.com/office/drawing/2010/main" val="0"/>
@@ -5142,7 +5253,7 @@
                   <pic:spPr bwMode="auto">
                     <a:xfrm>
                       <a:off x="0" y="0"/>
-                      <a:ext cx="2819291" cy="2144322"/>
+                      <a:ext cx="2579169" cy="1951036"/>
                     </a:xfrm>
                     <a:prstGeom prst="rect">
                       <a:avLst/>
@@ -5406,30 +5517,32 @@
         <w:t xml:space="preserve"> from 1 to 10), SVM  and </w:t>
       </w:r>
       <w:r>
-        <w:t xml:space="preserve">Decision </w:t>
-      </w:r>
+        <w:t>Decision Tree (</w:t>
+      </w:r>
+      <w:r>
+        <w:t>DT</w:t>
+      </w:r>
+      <w:r>
+        <w:t>)</w:t>
+      </w:r>
+      <w:r>
+        <w:t>.</w:t>
+      </w:r>
+      <w:r>
+        <w:t xml:space="preserve"> The comparison of their results and 1D-CNN is shown in Table IV.</w:t>
+      </w:r>
+    </w:p>
+    <w:p>
+      <w:pPr>
+        <w:pStyle w:val="a3"/>
+      </w:pPr>
+    </w:p>
+    <w:p>
+      <w:pPr>
+        <w:pStyle w:val="tablehead"/>
+      </w:pPr>
       <w:r>
         <w:lastRenderedPageBreak/>
-        <w:t>Tree (</w:t>
-      </w:r>
-      <w:r>
-        <w:t>DT</w:t>
-      </w:r>
-      <w:r>
-        <w:t>)</w:t>
-      </w:r>
-      <w:r>
-        <w:t>.</w:t>
-      </w:r>
-      <w:r>
-        <w:t xml:space="preserve"> The comparison of their results and 1D-CNN is shown in Table IV.</w:t>
-      </w:r>
-    </w:p>
-    <w:p>
-      <w:pPr>
-        <w:pStyle w:val="tablehead"/>
-      </w:pPr>
-      <w:r>
         <w:t>accuracy on algorithms</w:t>
       </w:r>
     </w:p>
@@ -5628,6 +5741,22 @@
               </w:rPr>
               <w:t>Accuracy</w:t>
             </w:r>
+            <w:r>
+              <w:rPr>
+                <w:sz w:val="16"/>
+                <w:szCs w:val="16"/>
+                <w:lang w:eastAsia="zh-CN"/>
+              </w:rPr>
+              <w:t xml:space="preserve"> </w:t>
+            </w:r>
+            <w:r>
+              <w:rPr>
+                <w:sz w:val="16"/>
+                <w:szCs w:val="16"/>
+                <w:lang w:eastAsia="zh-CN"/>
+              </w:rPr>
+              <w:t>(%)</w:t>
+            </w:r>
           </w:p>
         </w:tc>
         <w:tc>
@@ -5812,10 +5941,10 @@
           <w:lang w:eastAsia="zh-CN"/>
         </w:rPr>
         <w:drawing>
-          <wp:inline distT="0" distB="0" distL="0" distR="0" wp14:anchorId="2BAEFD4D" wp14:editId="1B9546FC">
-            <wp:extent cx="2513330" cy="1674834"/>
-            <wp:effectExtent l="0" t="0" r="1270" b="1905"/>
-            <wp:docPr id="14" name="圖片 14"/>
+          <wp:inline distT="0" distB="0" distL="0" distR="0" wp14:anchorId="3A61244A" wp14:editId="24FAC470">
+            <wp:extent cx="2652329" cy="1805042"/>
+            <wp:effectExtent l="0" t="0" r="0" b="5080"/>
+            <wp:docPr id="17" name="圖片 17"/>
             <wp:cNvGraphicFramePr>
               <a:graphicFrameLocks xmlns:a="http://purl.oclc.org/ooxml/drawingml/main" noChangeAspect="1"/>
             </wp:cNvGraphicFramePr>
@@ -5823,7 +5952,7 @@
               <a:graphicData uri="http://purl.oclc.org/ooxml/drawingml/picture">
                 <pic:pic xmlns:pic="http://purl.oclc.org/ooxml/drawingml/picture">
                   <pic:nvPicPr>
-                    <pic:cNvPr id="0" name="Picture 5"/>
+                    <pic:cNvPr id="0" name="Picture 3"/>
                     <pic:cNvPicPr>
                       <a:picLocks noChangeAspect="1" noChangeArrowheads="1"/>
                     </pic:cNvPicPr>
@@ -5844,7 +5973,7 @@
                   <pic:spPr bwMode="auto">
                     <a:xfrm>
                       <a:off x="0" y="0"/>
-                      <a:ext cx="2545518" cy="1696283"/>
+                      <a:ext cx="2693808" cy="1833270"/>
                     </a:xfrm>
                     <a:prstGeom prst="rect">
                       <a:avLst/>
@@ -6108,13 +6237,13 @@
         <w:rPr>
           <w:lang w:eastAsia="zh-CN"/>
         </w:rPr>
-        <w:t xml:space="preserve">As mentioned earlier, some data files were excluded because they did not meet the requirement of having 2 seconds </w:t>
+        <w:t xml:space="preserve">As mentioned earlier, some data files were excluded because they did not meet the requirement of having 2 seconds of data before and after the maximum acceleration. While this standard is essential for identifying falls, it may not be as </w:t>
       </w:r>
       <w:r>
         <w:rPr>
           <w:lang w:eastAsia="zh-CN"/>
         </w:rPr>
-        <w:t>of data before and after the maximum acceleration. While this standard is essential for identifying falls, it may not be as suitable for ADLs. If the data from ADLs can be processed more effectively, the algorithm's accuracy could be enhanced by leveraging a more comprehensive dataset</w:t>
+        <w:t>suitable for ADLs. If the data from ADLs can be processed more effectively, the algorithm's accuracy could be enhanced by leveraging a more comprehensive dataset</w:t>
       </w:r>
       <w:r>
         <w:rPr>
@@ -9502,7 +9631,7 @@
 </file>
 
 <file path=customXml/itemProps1.xml><?xml version="1.0" encoding="utf-8"?>
-<ds:datastoreItem xmlns:ds="http://purl.oclc.org/ooxml/officeDocument/customXml" ds:itemID="{AA8A6254-B064-4009-B183-E2DDEA97464C}">
+<ds:datastoreItem xmlns:ds="http://purl.oclc.org/ooxml/officeDocument/customXml" ds:itemID="{8EEDA2BC-5F6A-44BF-94EB-A2B91F7698EE}">
   <ds:schemaRefs>
     <ds:schemaRef ds:uri="http://schemas.openxmlformats.org/officeDocument/2006/bibliography"/>
   </ds:schemaRefs>

--- a/1dcnn_ieee.docx
+++ b/1dcnn_ieee.docx
@@ -2671,7 +2671,13 @@
         <w:pStyle w:val="figurecaption"/>
       </w:pPr>
       <w:r>
-        <w:t>Abnomal data in ADLs.</w:t>
+        <w:t>Abno</w:t>
+      </w:r>
+      <w:r>
+        <w:t>r</w:t>
+      </w:r>
+      <w:r>
+        <w:t>mal data in ADLs.</w:t>
       </w:r>
     </w:p>
     <w:p>
@@ -9631,7 +9637,7 @@
 </file>
 
 <file path=customXml/itemProps1.xml><?xml version="1.0" encoding="utf-8"?>
-<ds:datastoreItem xmlns:ds="http://purl.oclc.org/ooxml/officeDocument/customXml" ds:itemID="{8EEDA2BC-5F6A-44BF-94EB-A2B91F7698EE}">
+<ds:datastoreItem xmlns:ds="http://purl.oclc.org/ooxml/officeDocument/customXml" ds:itemID="{09B63315-7E13-45F3-A204-85DAACE7017C}">
   <ds:schemaRefs>
     <ds:schemaRef ds:uri="http://schemas.openxmlformats.org/officeDocument/2006/bibliography"/>
   </ds:schemaRefs>
